--- a/WebContent/docx/肠癌11基因报告-重庆分子.docx
+++ b/WebContent/docx/肠癌11基因报告-重庆分子.docx
@@ -2539,14 +2539,14 @@
           <w:docGrid w:linePitch="299" w:charSpace="0"/>
         </w:sectPr>
       </w:pPr>
-      <w:bookmarkStart w:id="0" w:name="_Toc21009_WPSOffice_Level1"/>
-      <w:bookmarkStart w:id="1" w:name="_Toc32054"/>
+      <w:bookmarkStart w:id="0" w:name="_Toc30143_WPSOffice_Level1"/>
+      <w:bookmarkStart w:id="1" w:name="_Toc27500"/>
       <w:bookmarkStart w:id="2" w:name="_Toc24397"/>
-      <w:bookmarkStart w:id="3" w:name="_Toc13806"/>
-      <w:bookmarkStart w:id="4" w:name="_Toc21669"/>
-      <w:bookmarkStart w:id="5" w:name="_Toc30143_WPSOffice_Level1"/>
-      <w:bookmarkStart w:id="6" w:name="_Toc27500"/>
-      <w:bookmarkStart w:id="7" w:name="_Toc24178_WPSOffice_Level1"/>
+      <w:bookmarkStart w:id="3" w:name="_Toc32054"/>
+      <w:bookmarkStart w:id="4" w:name="_Toc21009_WPSOffice_Level1"/>
+      <w:bookmarkStart w:id="5" w:name="_Toc24178_WPSOffice_Level1"/>
+      <w:bookmarkStart w:id="6" w:name="_Toc13806"/>
+      <w:bookmarkStart w:id="7" w:name="_Toc21669"/>
     </w:p>
     <w:p>
       <w:pPr>
@@ -2906,14 +2906,54 @@
             </w:pPr>
             <w:r>
               <w:rPr>
-                <w:rFonts w:hint="eastAsia" w:ascii="Times New Roman" w:hAnsi="Times New Roman" w:eastAsia="微软雅黑" w:cs="Times New Roman"/>
-                <w:bCs/>
-                <w:color w:val="000000"/>
-                <w:sz w:val="21"/>
-                <w:szCs w:val="21"/>
-                <w:lang w:val="en-US" w:eastAsia="zh-CN"/>
-              </w:rPr>
-              <w:t>病理编号：{{ patientid }}</w:t>
+                <w:rFonts w:ascii="Times New Roman" w:hAnsi="Times New Roman" w:eastAsia="微软雅黑" w:cs="Times New Roman"/>
+                <w:color w:val="000000"/>
+                <w:sz w:val="21"/>
+                <w:szCs w:val="21"/>
+                <w:lang w:eastAsia="zh-CN"/>
+              </w:rPr>
+              <w:t>标本类型：</w:t>
+            </w:r>
+            <w:r>
+              <w:rPr>
+                <w:rFonts w:hint="eastAsia" w:ascii="Times New Roman" w:hAnsi="Times New Roman" w:eastAsia="微软雅黑" w:cs="黑体"/>
+                <w:sz w:val="21"/>
+                <w:lang w:eastAsia="zh-CN"/>
+              </w:rPr>
+              <w:t xml:space="preserve">{% if summaryOfRresults.type == </w:t>
+            </w:r>
+            <w:r>
+              <w:rPr>
+                <w:rFonts w:ascii="Times New Roman" w:hAnsi="Times New Roman" w:eastAsia="微软雅黑" w:cs="黑体"/>
+                <w:sz w:val="21"/>
+                <w:lang w:eastAsia="zh-CN"/>
+              </w:rPr>
+              <w:t>“tissue”</w:t>
+            </w:r>
+            <w:r>
+              <w:rPr>
+                <w:rFonts w:hint="eastAsia" w:ascii="Times New Roman" w:hAnsi="Times New Roman" w:eastAsia="微软雅黑" w:cs="黑体"/>
+                <w:sz w:val="21"/>
+                <w:lang w:eastAsia="zh-CN"/>
+              </w:rPr>
+              <w:t xml:space="preserve"> %}石蜡样本{% else %}</w:t>
+            </w:r>
+            <w:r>
+              <w:rPr>
+                <w:rFonts w:hint="eastAsia" w:ascii="微软雅黑" w:hAnsi="微软雅黑" w:eastAsia="微软雅黑" w:cs="微软雅黑"/>
+                <w:sz w:val="21"/>
+                <w:szCs w:val="21"/>
+                <w:lang w:val="en-US" w:eastAsia="zh-CN" w:bidi="ar"/>
+              </w:rPr>
+              <w:t>血液</w:t>
+            </w:r>
+            <w:r>
+              <w:rPr>
+                <w:rFonts w:hint="eastAsia" w:ascii="Times New Roman" w:hAnsi="Times New Roman" w:eastAsia="微软雅黑" w:cs="黑体"/>
+                <w:sz w:val="21"/>
+                <w:lang w:eastAsia="zh-CN"/>
+              </w:rPr>
+              <w:t>{% endif %}</w:t>
             </w:r>
           </w:p>
         </w:tc>
@@ -2928,6 +2968,7 @@
             <w:insideH w:val="single" w:color="BEBEBE" w:themeColor="background1" w:themeShade="BF" w:sz="4" w:space="0"/>
             <w:insideV w:val="single" w:color="BEBEBE" w:themeColor="background1" w:themeShade="BF" w:sz="4" w:space="0"/>
           </w:tblBorders>
+          <w:shd w:val="clear" w:color="auto" w:fill="FFFFFF" w:themeFill="background1"/>
           <w:tblCellMar>
             <w:top w:w="0" w:type="dxa"/>
             <w:left w:w="108" w:type="dxa"/>
@@ -3052,57 +3093,15 @@
             </w:pPr>
             <w:r>
               <w:rPr>
-                <w:rFonts w:ascii="Times New Roman" w:hAnsi="Times New Roman" w:eastAsia="微软雅黑" w:cs="Times New Roman"/>
-                <w:color w:val="000000"/>
-                <w:sz w:val="21"/>
-                <w:szCs w:val="21"/>
-                <w:lang w:eastAsia="zh-CN"/>
-              </w:rPr>
-              <w:t>标本类型：</w:t>
-            </w:r>
-            <w:r>
-              <w:rPr>
-                <w:rFonts w:hint="eastAsia" w:ascii="Times New Roman" w:hAnsi="Times New Roman" w:eastAsia="微软雅黑" w:cs="黑体"/>
-                <w:sz w:val="21"/>
-                <w:lang w:eastAsia="zh-CN"/>
-              </w:rPr>
-              <w:t xml:space="preserve">{% if summaryOfRresults.type == </w:t>
-            </w:r>
-            <w:r>
-              <w:rPr>
-                <w:rFonts w:ascii="Times New Roman" w:hAnsi="Times New Roman" w:eastAsia="微软雅黑" w:cs="黑体"/>
-                <w:sz w:val="21"/>
-                <w:lang w:eastAsia="zh-CN"/>
-              </w:rPr>
-              <w:t>“tissue”</w:t>
-            </w:r>
-            <w:r>
-              <w:rPr>
-                <w:rFonts w:hint="eastAsia" w:ascii="Times New Roman" w:hAnsi="Times New Roman" w:eastAsia="微软雅黑" w:cs="黑体"/>
-                <w:sz w:val="21"/>
-                <w:lang w:eastAsia="zh-CN"/>
-              </w:rPr>
-              <w:t xml:space="preserve"> %}石蜡样本{% else %}</w:t>
-            </w:r>
-            <w:r>
-              <w:rPr>
-                <w:rFonts w:hint="eastAsia" w:ascii="微软雅黑" w:hAnsi="微软雅黑" w:eastAsia="微软雅黑" w:cs="微软雅黑"/>
-                <w:sz w:val="21"/>
-                <w:szCs w:val="21"/>
-                <w:lang w:val="en-US" w:eastAsia="zh-CN" w:bidi="ar"/>
-              </w:rPr>
-              <w:t>血液</w:t>
-            </w:r>
-            <w:r>
-              <w:rPr>
-                <w:rFonts w:hint="eastAsia" w:ascii="Times New Roman" w:hAnsi="Times New Roman" w:eastAsia="微软雅黑" w:cs="黑体"/>
-                <w:sz w:val="21"/>
-                <w:lang w:eastAsia="zh-CN"/>
-              </w:rPr>
-              <w:t>{% endif %}</w:t>
-            </w:r>
-            <w:bookmarkStart w:id="114" w:name="_GoBack"/>
-            <w:bookmarkEnd w:id="114"/>
+                <w:rFonts w:hint="eastAsia" w:ascii="Times New Roman" w:hAnsi="Times New Roman" w:eastAsia="微软雅黑" w:cs="Times New Roman"/>
+                <w:bCs/>
+                <w:color w:val="000000"/>
+                <w:sz w:val="21"/>
+                <w:szCs w:val="21"/>
+                <w:lang w:val="en-US" w:eastAsia="zh-CN"/>
+              </w:rPr>
+              <w:t>病理编号：{{ patientid }}</w:t>
+            </w:r>
           </w:p>
         </w:tc>
       </w:tr>
@@ -3116,6 +3115,7 @@
             <w:insideH w:val="single" w:color="BEBEBE" w:themeColor="background1" w:themeShade="BF" w:sz="4" w:space="0"/>
             <w:insideV w:val="single" w:color="BEBEBE" w:themeColor="background1" w:themeShade="BF" w:sz="4" w:space="0"/>
           </w:tblBorders>
+          <w:shd w:val="clear" w:color="auto" w:fill="FFFFFF" w:themeFill="background1"/>
           <w:tblCellMar>
             <w:top w:w="0" w:type="dxa"/>
             <w:left w:w="108" w:type="dxa"/>
@@ -3307,11 +3307,11 @@
       <w:bookmarkStart w:id="9" w:name="_Toc11015_WPSOffice_Level1"/>
       <w:bookmarkStart w:id="10" w:name="_Toc7021_WPSOffice_Level1"/>
       <w:bookmarkStart w:id="11" w:name="_Toc18062_WPSOffice_Level1"/>
-      <w:bookmarkStart w:id="12" w:name="_Toc17451"/>
-      <w:bookmarkStart w:id="13" w:name="_Toc11465"/>
+      <w:bookmarkStart w:id="12" w:name="_Toc19594"/>
+      <w:bookmarkStart w:id="13" w:name="_Toc10518"/>
       <w:bookmarkStart w:id="14" w:name="_Toc32729"/>
-      <w:bookmarkStart w:id="15" w:name="_Toc10518"/>
-      <w:bookmarkStart w:id="16" w:name="_Toc19594"/>
+      <w:bookmarkStart w:id="15" w:name="_Toc11465"/>
+      <w:bookmarkStart w:id="16" w:name="_Toc17451"/>
       <w:bookmarkStart w:id="17" w:name="_Toc3823"/>
       <w:r>
         <w:t>检测项目</w:t>
@@ -3981,9 +3981,9 @@
         <w:textAlignment w:val="auto"/>
       </w:pPr>
       <w:bookmarkStart w:id="20" w:name="_Toc16576"/>
-      <w:bookmarkStart w:id="21" w:name="_Toc149832727"/>
-      <w:bookmarkStart w:id="22" w:name="_Toc7110"/>
-      <w:bookmarkStart w:id="23" w:name="_Toc149826002"/>
+      <w:bookmarkStart w:id="21" w:name="_Toc149826002"/>
+      <w:bookmarkStart w:id="22" w:name="_Toc149832727"/>
+      <w:bookmarkStart w:id="23" w:name="_Toc7110"/>
       <w:bookmarkStart w:id="24" w:name="_Toc11859"/>
       <w:r>
         <w:rPr>
@@ -4032,10 +4032,10 @@
           <w:lang w:eastAsia="zh-CN"/>
         </w:rPr>
       </w:pPr>
-      <w:bookmarkStart w:id="25" w:name="_Toc11674"/>
-      <w:bookmarkStart w:id="26" w:name="_Toc149832728"/>
-      <w:bookmarkStart w:id="27" w:name="_Toc149826003"/>
-      <w:bookmarkStart w:id="28" w:name="_Toc30197"/>
+      <w:bookmarkStart w:id="25" w:name="_Toc149832728"/>
+      <w:bookmarkStart w:id="26" w:name="_Toc30197"/>
+      <w:bookmarkStart w:id="27" w:name="_Toc11674"/>
+      <w:bookmarkStart w:id="28" w:name="_Toc149826003"/>
       <w:r>
         <w:rPr>
           <w:rFonts w:hint="eastAsia"/>
@@ -4086,6 +4086,12 @@
             <w:insideH w:val="single" w:color="A4A4A4" w:sz="4" w:space="0"/>
             <w:insideV w:val="single" w:color="A4A4A4" w:sz="4" w:space="0"/>
           </w:tblBorders>
+          <w:tblCellMar>
+            <w:top w:w="0" w:type="dxa"/>
+            <w:left w:w="0" w:type="dxa"/>
+            <w:bottom w:w="0" w:type="dxa"/>
+            <w:right w:w="0" w:type="dxa"/>
+          </w:tblCellMar>
         </w:tblPrEx>
         <w:trPr>
           <w:trHeight w:val="510" w:hRule="atLeast"/>
@@ -4948,9 +4954,9 @@
           <w:lang w:eastAsia="zh-CN"/>
         </w:rPr>
       </w:pPr>
-      <w:bookmarkStart w:id="29" w:name="_Toc149832729"/>
-      <w:bookmarkStart w:id="30" w:name="_Toc31425"/>
-      <w:bookmarkStart w:id="31" w:name="_Toc6230"/>
+      <w:bookmarkStart w:id="29" w:name="_Toc6230"/>
+      <w:bookmarkStart w:id="30" w:name="_Toc149832729"/>
+      <w:bookmarkStart w:id="31" w:name="_Toc31425"/>
       <w:r>
         <w:rPr>
           <w:rFonts w:hint="eastAsia"/>
@@ -6584,6 +6590,417 @@
           <w:lang w:eastAsia="zh-CN"/>
         </w:rPr>
       </w:pPr>
+    </w:p>
+    <w:tbl>
+      <w:tblPr>
+        <w:tblStyle w:val="16"/>
+        <w:tblpPr w:leftFromText="181" w:rightFromText="181" w:tblpXSpec="left" w:tblpYSpec="bottom"/>
+        <w:tblOverlap w:val="never"/>
+        <w:tblW w:w="10296" w:type="dxa"/>
+        <w:tblInd w:w="108" w:type="dxa"/>
+        <w:tblBorders>
+          <w:top w:val="none" w:color="auto" w:sz="0" w:space="0"/>
+          <w:left w:val="none" w:color="auto" w:sz="0" w:space="0"/>
+          <w:bottom w:val="none" w:color="auto" w:sz="0" w:space="0"/>
+          <w:right w:val="none" w:color="auto" w:sz="0" w:space="0"/>
+          <w:insideH w:val="single" w:color="auto" w:sz="4" w:space="0"/>
+          <w:insideV w:val="none" w:color="auto" w:sz="0" w:space="0"/>
+        </w:tblBorders>
+        <w:tblLayout w:type="fixed"/>
+        <w:tblCellMar>
+          <w:top w:w="0" w:type="dxa"/>
+          <w:left w:w="108" w:type="dxa"/>
+          <w:bottom w:w="0" w:type="dxa"/>
+          <w:right w:w="108" w:type="dxa"/>
+        </w:tblCellMar>
+      </w:tblPr>
+      <w:tblGrid>
+        <w:gridCol w:w="3969"/>
+        <w:gridCol w:w="6327"/>
+      </w:tblGrid>
+      <w:tr>
+        <w:tblPrEx>
+          <w:tblBorders>
+            <w:top w:val="none" w:color="auto" w:sz="0" w:space="0"/>
+            <w:left w:val="none" w:color="auto" w:sz="0" w:space="0"/>
+            <w:bottom w:val="none" w:color="auto" w:sz="0" w:space="0"/>
+            <w:right w:val="none" w:color="auto" w:sz="0" w:space="0"/>
+            <w:insideH w:val="single" w:color="auto" w:sz="4" w:space="0"/>
+            <w:insideV w:val="none" w:color="auto" w:sz="0" w:space="0"/>
+          </w:tblBorders>
+          <w:tblCellMar>
+            <w:top w:w="0" w:type="dxa"/>
+            <w:left w:w="108" w:type="dxa"/>
+            <w:bottom w:w="0" w:type="dxa"/>
+            <w:right w:w="108" w:type="dxa"/>
+          </w:tblCellMar>
+        </w:tblPrEx>
+        <w:tc>
+          <w:tcPr>
+            <w:tcW w:w="10296" w:type="dxa"/>
+            <w:gridSpan w:val="2"/>
+            <w:vAlign w:val="top"/>
+          </w:tcPr>
+          <w:p>
+            <w:pPr>
+              <w:keepNext w:val="0"/>
+              <w:keepLines w:val="0"/>
+              <w:pageBreakBefore w:val="0"/>
+              <w:kinsoku/>
+              <w:wordWrap/>
+              <w:overflowPunct/>
+              <w:topLinePunct w:val="0"/>
+              <w:autoSpaceDE/>
+              <w:autoSpaceDN/>
+              <w:bidi w:val="0"/>
+              <w:adjustRightInd/>
+              <w:snapToGrid/>
+              <w:spacing w:after="157" w:afterLines="50" w:line="240" w:lineRule="auto"/>
+              <w:ind w:left="621" w:leftChars="155" w:hanging="280" w:hangingChars="100"/>
+              <w:textAlignment w:val="auto"/>
+              <w:rPr>
+                <w:rFonts w:eastAsia="微软雅黑"/>
+                <w:b/>
+                <w:color w:val="00B050"/>
+                <w:sz w:val="28"/>
+                <w:szCs w:val="28"/>
+              </w:rPr>
+            </w:pPr>
+            <w:r>
+              <w:rPr>
+                <w:rFonts w:eastAsia="微软雅黑"/>
+                <w:b/>
+                <w:color w:val="00B050"/>
+                <w:sz w:val="28"/>
+                <w:szCs w:val="28"/>
+                <w:lang w:eastAsia="zh-CN"/>
+              </w:rPr>
+              <w:drawing>
+                <wp:anchor distT="0" distB="0" distL="114300" distR="114300" simplePos="0" relativeHeight="251661312" behindDoc="0" locked="0" layoutInCell="1" allowOverlap="1">
+                  <wp:simplePos x="0" y="0"/>
+                  <wp:positionH relativeFrom="column">
+                    <wp:posOffset>-34290</wp:posOffset>
+                  </wp:positionH>
+                  <wp:positionV relativeFrom="paragraph">
+                    <wp:posOffset>66040</wp:posOffset>
+                  </wp:positionV>
+                  <wp:extent cx="196215" cy="197485"/>
+                  <wp:effectExtent l="0" t="0" r="1905" b="635"/>
+                  <wp:wrapNone/>
+                  <wp:docPr id="5" name="图片 5" descr="1"/>
+                  <wp:cNvGraphicFramePr>
+                    <a:graphicFrameLocks xmlns:a="http://schemas.openxmlformats.org/drawingml/2006/main" noChangeAspect="1"/>
+                  </wp:cNvGraphicFramePr>
+                  <a:graphic xmlns:a="http://schemas.openxmlformats.org/drawingml/2006/main">
+                    <a:graphicData uri="http://schemas.openxmlformats.org/drawingml/2006/picture">
+                      <pic:pic xmlns:pic="http://schemas.openxmlformats.org/drawingml/2006/picture">
+                        <pic:nvPicPr>
+                          <pic:cNvPr id="5" name="图片 5" descr="1"/>
+                          <pic:cNvPicPr>
+                            <a:picLocks noChangeAspect="1" noChangeArrowheads="1"/>
+                          </pic:cNvPicPr>
+                        </pic:nvPicPr>
+                        <pic:blipFill>
+                          <a:blip r:embed="rId12">
+                            <a:extLst>
+                              <a:ext uri="{28A0092B-C50C-407E-A947-70E740481C1C}">
+                                <a14:useLocalDpi xmlns:a14="http://schemas.microsoft.com/office/drawing/2010/main" val="0"/>
+                              </a:ext>
+                            </a:extLst>
+                          </a:blip>
+                          <a:srcRect/>
+                          <a:stretch>
+                            <a:fillRect/>
+                          </a:stretch>
+                        </pic:blipFill>
+                        <pic:spPr>
+                          <a:xfrm>
+                            <a:off x="0" y="0"/>
+                            <a:ext cx="196215" cy="197485"/>
+                          </a:xfrm>
+                          <a:prstGeom prst="rect">
+                            <a:avLst/>
+                          </a:prstGeom>
+                          <a:noFill/>
+                          <a:ln>
+                            <a:noFill/>
+                          </a:ln>
+                          <a:effectLst/>
+                        </pic:spPr>
+                      </pic:pic>
+                    </a:graphicData>
+                  </a:graphic>
+                </wp:anchor>
+              </w:drawing>
+            </w:r>
+            <w:r>
+              <w:rPr>
+                <w:rFonts w:eastAsia="微软雅黑"/>
+                <w:b/>
+                <w:color w:val="00B050"/>
+                <w:sz w:val="28"/>
+                <w:szCs w:val="28"/>
+              </w:rPr>
+              <w:t>说明</w:t>
+            </w:r>
+          </w:p>
+          <w:p>
+            <w:pPr>
+              <w:keepNext w:val="0"/>
+              <w:keepLines w:val="0"/>
+              <w:pageBreakBefore w:val="0"/>
+              <w:widowControl/>
+              <w:numPr>
+                <w:ilvl w:val="0"/>
+                <w:numId w:val="8"/>
+              </w:numPr>
+              <w:kinsoku/>
+              <w:wordWrap/>
+              <w:overflowPunct/>
+              <w:topLinePunct w:val="0"/>
+              <w:autoSpaceDE/>
+              <w:autoSpaceDN/>
+              <w:bidi w:val="0"/>
+              <w:adjustRightInd/>
+              <w:snapToGrid/>
+              <w:spacing w:after="157" w:afterLines="50" w:line="240" w:lineRule="auto"/>
+              <w:ind w:left="425" w:hanging="420"/>
+              <w:textAlignment w:val="auto"/>
+              <w:rPr>
+                <w:rFonts w:eastAsia="微软雅黑"/>
+                <w:b/>
+                <w:sz w:val="21"/>
+                <w:szCs w:val="21"/>
+                <w:lang w:eastAsia="zh-CN"/>
+              </w:rPr>
+            </w:pPr>
+            <w:r>
+              <w:rPr>
+                <w:rFonts w:eastAsia="微软雅黑"/>
+                <w:b/>
+                <w:sz w:val="21"/>
+                <w:szCs w:val="21"/>
+                <w:lang w:eastAsia="zh-CN"/>
+              </w:rPr>
+              <w:t>本报告为基因检测结果，基因、药物等信息列举未按照重要性排序。</w:t>
+            </w:r>
+          </w:p>
+          <w:p>
+            <w:pPr>
+              <w:keepNext w:val="0"/>
+              <w:keepLines w:val="0"/>
+              <w:pageBreakBefore w:val="0"/>
+              <w:widowControl/>
+              <w:numPr>
+                <w:ilvl w:val="0"/>
+                <w:numId w:val="8"/>
+              </w:numPr>
+              <w:kinsoku/>
+              <w:wordWrap/>
+              <w:overflowPunct/>
+              <w:topLinePunct w:val="0"/>
+              <w:autoSpaceDE/>
+              <w:autoSpaceDN/>
+              <w:bidi w:val="0"/>
+              <w:adjustRightInd/>
+              <w:snapToGrid/>
+              <w:spacing w:after="157" w:afterLines="50" w:line="240" w:lineRule="auto"/>
+              <w:ind w:left="425" w:hanging="420"/>
+              <w:textAlignment w:val="auto"/>
+              <w:rPr>
+                <w:rFonts w:eastAsia="微软雅黑"/>
+                <w:b/>
+                <w:sz w:val="21"/>
+                <w:szCs w:val="21"/>
+                <w:lang w:eastAsia="zh-CN"/>
+              </w:rPr>
+            </w:pPr>
+            <w:r>
+              <w:rPr>
+                <w:rFonts w:eastAsia="微软雅黑"/>
+                <w:b/>
+                <w:sz w:val="21"/>
+                <w:szCs w:val="21"/>
+                <w:lang w:eastAsia="zh-CN"/>
+              </w:rPr>
+              <w:t>检测结果仅供科学研究和临床用药参考，具体治疗方案请咨询主治医生。</w:t>
+            </w:r>
+          </w:p>
+          <w:p>
+            <w:pPr>
+              <w:keepNext w:val="0"/>
+              <w:keepLines w:val="0"/>
+              <w:pageBreakBefore w:val="0"/>
+              <w:widowControl/>
+              <w:numPr>
+                <w:ilvl w:val="0"/>
+                <w:numId w:val="8"/>
+              </w:numPr>
+              <w:kinsoku/>
+              <w:wordWrap/>
+              <w:overflowPunct/>
+              <w:topLinePunct w:val="0"/>
+              <w:autoSpaceDE/>
+              <w:autoSpaceDN/>
+              <w:bidi w:val="0"/>
+              <w:adjustRightInd/>
+              <w:snapToGrid/>
+              <w:spacing w:after="157" w:afterLines="50" w:line="240" w:lineRule="auto"/>
+              <w:ind w:left="425" w:hanging="420"/>
+              <w:textAlignment w:val="auto"/>
+              <w:rPr>
+                <w:rFonts w:hint="eastAsia"/>
+                <w:b/>
+              </w:rPr>
+            </w:pPr>
+            <w:r>
+              <w:rPr>
+                <w:rFonts w:eastAsia="微软雅黑"/>
+                <w:b/>
+                <w:sz w:val="21"/>
+                <w:szCs w:val="21"/>
+                <w:lang w:eastAsia="zh-CN"/>
+              </w:rPr>
+              <w:t>本报告只对本次采集样本负责，如有疑问，请在15个工作日内与我们联系</w:t>
+            </w:r>
+            <w:r>
+              <w:rPr>
+                <w:rFonts w:hint="eastAsia" w:eastAsia="微软雅黑"/>
+                <w:b/>
+                <w:sz w:val="21"/>
+                <w:szCs w:val="21"/>
+                <w:lang w:eastAsia="zh-CN"/>
+              </w:rPr>
+              <w:t>023-</w:t>
+            </w:r>
+            <w:r>
+              <w:rPr>
+                <w:rFonts w:eastAsia="微软雅黑"/>
+                <w:b/>
+                <w:sz w:val="21"/>
+                <w:szCs w:val="21"/>
+                <w:lang w:eastAsia="zh-CN"/>
+              </w:rPr>
+              <w:t>68</w:t>
+            </w:r>
+            <w:r>
+              <w:rPr>
+                <w:rFonts w:hint="eastAsia" w:eastAsia="微软雅黑"/>
+                <w:b/>
+                <w:sz w:val="21"/>
+                <w:szCs w:val="21"/>
+                <w:lang w:eastAsia="zh-CN"/>
+              </w:rPr>
+              <w:t>815186</w:t>
+            </w:r>
+            <w:r>
+              <w:rPr>
+                <w:rFonts w:eastAsia="微软雅黑"/>
+                <w:b/>
+                <w:sz w:val="21"/>
+                <w:szCs w:val="21"/>
+                <w:lang w:eastAsia="zh-CN"/>
+              </w:rPr>
+              <w:t>。</w:t>
+            </w:r>
+          </w:p>
+        </w:tc>
+      </w:tr>
+      <w:tr>
+        <w:tblPrEx>
+          <w:tblBorders>
+            <w:top w:val="none" w:color="auto" w:sz="0" w:space="0"/>
+            <w:left w:val="none" w:color="auto" w:sz="0" w:space="0"/>
+            <w:bottom w:val="none" w:color="auto" w:sz="0" w:space="0"/>
+            <w:right w:val="none" w:color="auto" w:sz="0" w:space="0"/>
+            <w:insideH w:val="single" w:color="auto" w:sz="4" w:space="0"/>
+            <w:insideV w:val="none" w:color="auto" w:sz="0" w:space="0"/>
+          </w:tblBorders>
+          <w:tblCellMar>
+            <w:top w:w="0" w:type="dxa"/>
+            <w:left w:w="108" w:type="dxa"/>
+            <w:bottom w:w="0" w:type="dxa"/>
+            <w:right w:w="108" w:type="dxa"/>
+          </w:tblCellMar>
+        </w:tblPrEx>
+        <w:tc>
+          <w:tcPr>
+            <w:tcW w:w="3969" w:type="dxa"/>
+            <w:tcBorders>
+              <w:top w:val="single" w:color="auto" w:sz="12" w:space="0"/>
+            </w:tcBorders>
+          </w:tcPr>
+          <w:p>
+            <w:pPr>
+              <w:snapToGrid w:val="0"/>
+              <w:spacing w:before="120" w:beforeLines="50"/>
+              <w:rPr>
+                <w:b/>
+                <w:szCs w:val="21"/>
+              </w:rPr>
+            </w:pPr>
+            <w:r>
+              <w:rPr>
+                <w:rFonts w:hint="eastAsia"/>
+                <w:b/>
+              </w:rPr>
+              <w:t>样本处理与分析：</w:t>
+            </w:r>
+          </w:p>
+        </w:tc>
+        <w:tc>
+          <w:tcPr>
+            <w:tcW w:w="6327" w:type="dxa"/>
+            <w:tcBorders>
+              <w:top w:val="single" w:color="auto" w:sz="12" w:space="0"/>
+            </w:tcBorders>
+          </w:tcPr>
+          <w:p>
+            <w:pPr>
+              <w:snapToGrid w:val="0"/>
+              <w:spacing w:before="120" w:beforeLines="50"/>
+              <w:rPr>
+                <w:b/>
+                <w:lang w:eastAsia="zh-CN"/>
+              </w:rPr>
+            </w:pPr>
+            <w:r>
+              <w:rPr>
+                <w:rFonts w:hint="eastAsia"/>
+                <w:b/>
+              </w:rPr>
+              <w:t xml:space="preserve">复核： </w:t>
+            </w:r>
+            <w:r>
+              <w:rPr>
+                <w:b/>
+              </w:rPr>
+              <w:t xml:space="preserve">                </w:t>
+            </w:r>
+            <w:r>
+              <w:rPr>
+                <w:rFonts w:hint="eastAsia"/>
+                <w:b/>
+              </w:rPr>
+              <w:t>报告时间：</w:t>
+            </w:r>
+            <w:r>
+              <w:rPr>
+                <w:rFonts w:hint="eastAsia" w:ascii="宋体" w:hAnsi="宋体" w:eastAsia="宋体" w:cs="宋体"/>
+                <w:b/>
+              </w:rPr>
+              <w:t>{{ reportdate }}</w:t>
+            </w:r>
+          </w:p>
+        </w:tc>
+      </w:tr>
+    </w:tbl>
+    <w:p>
+      <w:pPr>
+        <w:rPr>
+          <w:lang w:eastAsia="zh-CN"/>
+        </w:rPr>
+      </w:pPr>
       <w:r>
         <w:rPr>
           <w:lang w:eastAsia="zh-CN"/>
@@ -6618,14 +7035,14 @@
           <w:rFonts w:hint="eastAsia"/>
         </w:rPr>
       </w:pPr>
-      <w:bookmarkStart w:id="32" w:name="_Toc19184"/>
-      <w:bookmarkStart w:id="33" w:name="_Toc22132"/>
-      <w:bookmarkStart w:id="34" w:name="_Toc14062"/>
-      <w:bookmarkStart w:id="35" w:name="_Toc20136_WPSOffice_Level1"/>
-      <w:bookmarkStart w:id="36" w:name="_Toc19898_WPSOffice_Level1"/>
-      <w:bookmarkStart w:id="37" w:name="_Toc12381"/>
-      <w:bookmarkStart w:id="38" w:name="_Toc2781"/>
-      <w:bookmarkStart w:id="39" w:name="_Toc11417"/>
+      <w:bookmarkStart w:id="32" w:name="_Toc2781"/>
+      <w:bookmarkStart w:id="33" w:name="_Toc20136_WPSOffice_Level1"/>
+      <w:bookmarkStart w:id="34" w:name="_Toc11417"/>
+      <w:bookmarkStart w:id="35" w:name="_Toc14062"/>
+      <w:bookmarkStart w:id="36" w:name="_Toc19184"/>
+      <w:bookmarkStart w:id="37" w:name="_Toc19898_WPSOffice_Level1"/>
+      <w:bookmarkStart w:id="38" w:name="_Toc22132"/>
+      <w:bookmarkStart w:id="39" w:name="_Toc12381"/>
       <w:r>
         <w:rPr>
           <w:rFonts w:hint="eastAsia"/>
@@ -6655,14 +7072,14 @@
           <w:lang w:eastAsia="zh-CN"/>
         </w:rPr>
       </w:pPr>
-      <w:bookmarkStart w:id="40" w:name="_Toc11015_WPSOffice_Level2"/>
-      <w:bookmarkStart w:id="41" w:name="_Toc30265"/>
-      <w:bookmarkStart w:id="42" w:name="_Toc9088"/>
-      <w:bookmarkStart w:id="43" w:name="_Toc24979"/>
-      <w:bookmarkStart w:id="44" w:name="_Toc23375"/>
-      <w:bookmarkStart w:id="45" w:name="_Toc4875"/>
+      <w:bookmarkStart w:id="40" w:name="_Toc18062_WPSOffice_Level2"/>
+      <w:bookmarkStart w:id="41" w:name="_Toc4875"/>
+      <w:bookmarkStart w:id="42" w:name="_Toc23375"/>
+      <w:bookmarkStart w:id="43" w:name="_Toc9088"/>
+      <w:bookmarkStart w:id="44" w:name="_Toc24979"/>
+      <w:bookmarkStart w:id="45" w:name="_Toc11015_WPSOffice_Level2"/>
       <w:bookmarkStart w:id="46" w:name="_Toc22976"/>
-      <w:bookmarkStart w:id="47" w:name="_Toc18062_WPSOffice_Level2"/>
+      <w:bookmarkStart w:id="47" w:name="_Toc30265"/>
       <w:r>
         <w:rPr>
           <w:color w:val="auto"/>
@@ -11063,7 +11480,7 @@
         <w:pStyle w:val="8"/>
         <w:numPr>
           <w:ilvl w:val="0"/>
-          <w:numId w:val="8"/>
+          <w:numId w:val="9"/>
         </w:numPr>
         <w:rPr>
           <w:rFonts w:ascii="Times New Roman" w:hAnsi="Times New Roman" w:eastAsia="微软雅黑" w:cs="Times New Roman"/>
@@ -11085,7 +11502,7 @@
         <w:pStyle w:val="8"/>
         <w:numPr>
           <w:ilvl w:val="0"/>
-          <w:numId w:val="8"/>
+          <w:numId w:val="9"/>
         </w:numPr>
         <w:rPr>
           <w:rFonts w:ascii="Times New Roman" w:hAnsi="Times New Roman" w:eastAsia="微软雅黑" w:cs="Times New Roman"/>
@@ -11123,7 +11540,7 @@
         <w:pStyle w:val="8"/>
         <w:numPr>
           <w:ilvl w:val="0"/>
-          <w:numId w:val="8"/>
+          <w:numId w:val="9"/>
         </w:numPr>
         <w:rPr>
           <w:rFonts w:ascii="Times New Roman" w:hAnsi="Times New Roman" w:eastAsia="微软雅黑" w:cs="Times New Roman"/>
@@ -11160,7 +11577,7 @@
         <w:pStyle w:val="8"/>
         <w:numPr>
           <w:ilvl w:val="0"/>
-          <w:numId w:val="8"/>
+          <w:numId w:val="9"/>
         </w:numPr>
         <w:rPr>
           <w:rFonts w:ascii="Times New Roman" w:hAnsi="Times New Roman" w:eastAsia="微软雅黑" w:cs="Times New Roman"/>
@@ -11182,7 +11599,7 @@
         <w:pStyle w:val="8"/>
         <w:numPr>
           <w:ilvl w:val="0"/>
-          <w:numId w:val="8"/>
+          <w:numId w:val="9"/>
         </w:numPr>
         <w:rPr>
           <w:rFonts w:ascii="Times New Roman" w:hAnsi="Times New Roman" w:eastAsia="微软雅黑" w:cs="Times New Roman"/>
@@ -11204,7 +11621,7 @@
         <w:pStyle w:val="8"/>
         <w:numPr>
           <w:ilvl w:val="0"/>
-          <w:numId w:val="8"/>
+          <w:numId w:val="9"/>
         </w:numPr>
         <w:rPr>
           <w:rFonts w:ascii="Times New Roman" w:hAnsi="Times New Roman" w:eastAsia="微软雅黑" w:cs="Times New Roman"/>
@@ -11226,7 +11643,7 @@
         <w:pStyle w:val="8"/>
         <w:numPr>
           <w:ilvl w:val="0"/>
-          <w:numId w:val="8"/>
+          <w:numId w:val="9"/>
         </w:numPr>
         <w:rPr>
           <w:rFonts w:ascii="Times New Roman" w:hAnsi="Times New Roman" w:eastAsia="微软雅黑" w:cs="Times New Roman"/>
@@ -11248,7 +11665,7 @@
         <w:pStyle w:val="8"/>
         <w:numPr>
           <w:ilvl w:val="0"/>
-          <w:numId w:val="8"/>
+          <w:numId w:val="9"/>
         </w:numPr>
         <w:rPr>
           <w:rFonts w:ascii="Times New Roman" w:hAnsi="Times New Roman" w:eastAsia="微软雅黑" w:cs="Times New Roman"/>
@@ -11270,7 +11687,7 @@
         <w:pStyle w:val="8"/>
         <w:numPr>
           <w:ilvl w:val="0"/>
-          <w:numId w:val="8"/>
+          <w:numId w:val="9"/>
         </w:numPr>
         <w:rPr>
           <w:rFonts w:ascii="Times New Roman" w:hAnsi="Times New Roman" w:eastAsia="微软雅黑" w:cs="Times New Roman"/>
@@ -11292,7 +11709,7 @@
         <w:pStyle w:val="8"/>
         <w:numPr>
           <w:ilvl w:val="0"/>
-          <w:numId w:val="8"/>
+          <w:numId w:val="9"/>
         </w:numPr>
         <w:rPr>
           <w:rFonts w:ascii="Times New Roman" w:hAnsi="Times New Roman" w:eastAsia="微软雅黑" w:cs="Times New Roman"/>
@@ -11330,7 +11747,7 @@
         <w:pStyle w:val="8"/>
         <w:numPr>
           <w:ilvl w:val="0"/>
-          <w:numId w:val="8"/>
+          <w:numId w:val="9"/>
         </w:numPr>
         <w:rPr>
           <w:rFonts w:ascii="Times New Roman" w:hAnsi="Times New Roman" w:eastAsia="微软雅黑" w:cs="Times New Roman"/>
@@ -11352,7 +11769,7 @@
         <w:pStyle w:val="8"/>
         <w:numPr>
           <w:ilvl w:val="0"/>
-          <w:numId w:val="8"/>
+          <w:numId w:val="9"/>
         </w:numPr>
         <w:rPr>
           <w:rFonts w:ascii="Times New Roman" w:hAnsi="Times New Roman" w:eastAsia="微软雅黑" w:cs="Times New Roman"/>
@@ -11428,7 +11845,7 @@
         <w:pStyle w:val="8"/>
         <w:numPr>
           <w:ilvl w:val="0"/>
-          <w:numId w:val="8"/>
+          <w:numId w:val="9"/>
         </w:numPr>
         <w:rPr>
           <w:rFonts w:ascii="Times New Roman" w:hAnsi="Times New Roman" w:eastAsia="微软雅黑" w:cs="Times New Roman"/>
@@ -11454,7 +11871,7 @@
       <w:pPr>
         <w:numPr>
           <w:ilvl w:val="0"/>
-          <w:numId w:val="9"/>
+          <w:numId w:val="10"/>
         </w:numPr>
         <w:rPr>
           <w:rFonts w:ascii="Times New Roman" w:hAnsi="Times New Roman" w:eastAsia="微软雅黑" w:cs="Times New Roman"/>
@@ -11488,9 +11905,9 @@
         </w:rPr>
       </w:pPr>
       <w:bookmarkStart w:id="48" w:name="_Toc30129"/>
-      <w:bookmarkStart w:id="49" w:name="_Toc149826009"/>
+      <w:bookmarkStart w:id="49" w:name="_Toc22117"/>
       <w:bookmarkStart w:id="50" w:name="_Toc149832733"/>
-      <w:bookmarkStart w:id="51" w:name="_Toc22117"/>
+      <w:bookmarkStart w:id="51" w:name="_Toc149826009"/>
       <w:r>
         <w:rPr>
           <w:rFonts w:hint="eastAsia"/>
@@ -12021,14 +12438,14 @@
           <w:lang w:eastAsia="zh-CN"/>
         </w:rPr>
       </w:pPr>
-      <w:bookmarkStart w:id="52" w:name="_Toc32661"/>
-      <w:bookmarkStart w:id="53" w:name="_Toc32443_WPSOffice_Level1"/>
+      <w:bookmarkStart w:id="52" w:name="_Toc23846_WPSOffice_Level1"/>
+      <w:bookmarkStart w:id="53" w:name="_Toc25727"/>
       <w:bookmarkStart w:id="54" w:name="_Toc28194"/>
-      <w:bookmarkStart w:id="55" w:name="_Toc25727"/>
-      <w:bookmarkStart w:id="56" w:name="_Toc4331_WPSOffice_Level1"/>
-      <w:bookmarkStart w:id="57" w:name="_Toc23903"/>
-      <w:bookmarkStart w:id="58" w:name="_Toc23846_WPSOffice_Level1"/>
-      <w:bookmarkStart w:id="59" w:name="_Toc5598"/>
+      <w:bookmarkStart w:id="55" w:name="_Toc23903"/>
+      <w:bookmarkStart w:id="56" w:name="_Toc32661"/>
+      <w:bookmarkStart w:id="57" w:name="_Toc5598"/>
+      <w:bookmarkStart w:id="58" w:name="_Toc4331_WPSOffice_Level1"/>
+      <w:bookmarkStart w:id="59" w:name="_Toc32443_WPSOffice_Level1"/>
       <w:r>
         <w:rPr>
           <w:rFonts w:hint="eastAsia" w:ascii="Times New Roman" w:hAnsi="Times New Roman" w:eastAsia="微软雅黑" w:cs="Times New Roman"/>
@@ -12088,9 +12505,9 @@
           <w:lang w:eastAsia="zh-CN"/>
         </w:rPr>
       </w:pPr>
-      <w:bookmarkStart w:id="60" w:name="_Toc19645"/>
-      <w:bookmarkStart w:id="61" w:name="_Toc106719764"/>
-      <w:bookmarkStart w:id="62" w:name="_Toc20034"/>
+      <w:bookmarkStart w:id="60" w:name="_Toc106719764"/>
+      <w:bookmarkStart w:id="61" w:name="_Toc20034"/>
+      <w:bookmarkStart w:id="62" w:name="_Toc19645"/>
       <w:bookmarkStart w:id="63" w:name="_Toc10223"/>
       <w:r>
         <w:rPr>
@@ -15277,13 +15694,13 @@
           <w:lang w:eastAsia="zh-CN"/>
         </w:rPr>
       </w:pPr>
-      <w:bookmarkStart w:id="65" w:name="_Toc12505"/>
-      <w:bookmarkStart w:id="66" w:name="_Toc28240"/>
-      <w:bookmarkStart w:id="67" w:name="_Toc21764_WPSOffice_Level1"/>
-      <w:bookmarkStart w:id="68" w:name="_Toc16594"/>
-      <w:bookmarkStart w:id="69" w:name="_Toc2409"/>
-      <w:bookmarkStart w:id="70" w:name="_Toc13196_WPSOffice_Level1"/>
-      <w:bookmarkStart w:id="71" w:name="_Toc1707_WPSOffice_Level1"/>
+      <w:bookmarkStart w:id="65" w:name="_Toc13196_WPSOffice_Level1"/>
+      <w:bookmarkStart w:id="66" w:name="_Toc1707_WPSOffice_Level1"/>
+      <w:bookmarkStart w:id="67" w:name="_Toc16594"/>
+      <w:bookmarkStart w:id="68" w:name="_Toc12505"/>
+      <w:bookmarkStart w:id="69" w:name="_Toc21764_WPSOffice_Level1"/>
+      <w:bookmarkStart w:id="70" w:name="_Toc28240"/>
+      <w:bookmarkStart w:id="71" w:name="_Toc2409"/>
       <w:bookmarkStart w:id="72" w:name="_Toc27302"/>
       <w:r>
         <w:rPr>
@@ -15312,9 +15729,9 @@
       </w:pPr>
       <w:bookmarkStart w:id="73" w:name="_Toc7780"/>
       <w:bookmarkStart w:id="74" w:name="_Toc32302"/>
-      <w:bookmarkStart w:id="75" w:name="_Toc149832737"/>
-      <w:bookmarkStart w:id="76" w:name="_Toc8516"/>
-      <w:bookmarkStart w:id="77" w:name="_Toc149826013"/>
+      <w:bookmarkStart w:id="75" w:name="_Toc8516"/>
+      <w:bookmarkStart w:id="76" w:name="_Toc149826013"/>
+      <w:bookmarkStart w:id="77" w:name="_Toc149832737"/>
       <w:r>
         <w:rPr>
           <w:rFonts w:hint="eastAsia"/>
@@ -24834,7 +25251,7 @@
       <w:pPr>
         <w:numPr>
           <w:ilvl w:val="0"/>
-          <w:numId w:val="10"/>
+          <w:numId w:val="11"/>
         </w:numPr>
         <w:rPr>
           <w:rFonts w:ascii="Times New Roman" w:hAnsi="Times New Roman" w:eastAsia="微软雅黑" w:cs="Times New Roman"/>
@@ -24855,7 +25272,7 @@
       <w:pPr>
         <w:numPr>
           <w:ilvl w:val="0"/>
-          <w:numId w:val="10"/>
+          <w:numId w:val="11"/>
         </w:numPr>
         <w:rPr>
           <w:rFonts w:ascii="Times New Roman" w:hAnsi="Times New Roman" w:eastAsia="微软雅黑" w:cs="Times New Roman"/>
@@ -24908,7 +25325,7 @@
       <w:pPr>
         <w:numPr>
           <w:ilvl w:val="0"/>
-          <w:numId w:val="10"/>
+          <w:numId w:val="11"/>
         </w:numPr>
         <w:rPr>
           <w:rFonts w:ascii="Times New Roman" w:hAnsi="Times New Roman" w:eastAsia="微软雅黑" w:cs="Times New Roman"/>
@@ -25017,7 +25434,7 @@
       <w:pPr>
         <w:numPr>
           <w:ilvl w:val="0"/>
-          <w:numId w:val="10"/>
+          <w:numId w:val="11"/>
         </w:numPr>
         <w:rPr>
           <w:rFonts w:ascii="Times New Roman" w:hAnsi="Times New Roman" w:eastAsia="微软雅黑" w:cs="Times New Roman"/>
@@ -25038,7 +25455,7 @@
       <w:pPr>
         <w:numPr>
           <w:ilvl w:val="0"/>
-          <w:numId w:val="10"/>
+          <w:numId w:val="11"/>
         </w:numPr>
         <w:rPr>
           <w:rFonts w:ascii="Times New Roman" w:hAnsi="Times New Roman" w:eastAsia="微软雅黑" w:cs="Times New Roman"/>
@@ -25167,7 +25584,7 @@
       <w:pPr>
         <w:numPr>
           <w:ilvl w:val="0"/>
-          <w:numId w:val="10"/>
+          <w:numId w:val="11"/>
         </w:numPr>
         <w:rPr>
           <w:rFonts w:ascii="Times New Roman" w:hAnsi="Times New Roman" w:eastAsia="微软雅黑" w:cs="Times New Roman"/>
@@ -26248,7 +26665,7 @@
       <w:pPr>
         <w:numPr>
           <w:ilvl w:val="0"/>
-          <w:numId w:val="11"/>
+          <w:numId w:val="12"/>
         </w:numPr>
         <w:rPr>
           <w:rFonts w:ascii="Times New Roman" w:hAnsi="Times New Roman" w:eastAsia="微软雅黑" w:cs="Times New Roman"/>
@@ -26281,7 +26698,7 @@
       <w:pPr>
         <w:numPr>
           <w:ilvl w:val="0"/>
-          <w:numId w:val="11"/>
+          <w:numId w:val="12"/>
         </w:numPr>
         <w:rPr>
           <w:rFonts w:ascii="Times New Roman" w:hAnsi="Times New Roman" w:eastAsia="微软雅黑" w:cs="Times New Roman"/>
@@ -26428,12 +26845,12 @@
           <w:lang w:eastAsia="zh-CN"/>
         </w:rPr>
       </w:pPr>
-      <w:bookmarkStart w:id="83" w:name="_Toc14255_WPSOffice_Level1"/>
-      <w:bookmarkStart w:id="84" w:name="_Toc4168"/>
-      <w:bookmarkStart w:id="85" w:name="_Toc31490"/>
-      <w:bookmarkStart w:id="86" w:name="_Toc24085_WPSOffice_Level1"/>
+      <w:bookmarkStart w:id="83" w:name="_Toc15840_WPSOffice_Level1"/>
+      <w:bookmarkStart w:id="84" w:name="_Toc24085_WPSOffice_Level1"/>
+      <w:bookmarkStart w:id="85" w:name="_Toc14255_WPSOffice_Level1"/>
+      <w:bookmarkStart w:id="86" w:name="_Toc31490"/>
       <w:bookmarkStart w:id="87" w:name="_Toc27075"/>
-      <w:bookmarkStart w:id="88" w:name="_Toc15840_WPSOffice_Level1"/>
+      <w:bookmarkStart w:id="88" w:name="_Toc4168"/>
       <w:bookmarkStart w:id="89" w:name="_Toc13759"/>
       <w:r>
         <w:rPr>
@@ -28455,7 +28872,7 @@
       <w:pPr>
         <w:numPr>
           <w:ilvl w:val="0"/>
-          <w:numId w:val="12"/>
+          <w:numId w:val="13"/>
         </w:numPr>
         <w:spacing w:before="53" w:line="301" w:lineRule="exact"/>
         <w:ind w:left="133"/>
@@ -28476,60 +28893,6 @@
           <w:lang w:eastAsia="zh-CN"/>
         </w:rPr>
         <w:t>肿瘤细胞含量：送检样本经HE染色评估的肿瘤细胞含量。如送检样本不满足病理评估所需条件，则不进行此项评估。血浆cfDNA样本不做此项评估。</w:t>
-      </w:r>
-    </w:p>
-    <w:p>
-      <w:pPr>
-        <w:numPr>
-          <w:ilvl w:val="0"/>
-          <w:numId w:val="12"/>
-        </w:numPr>
-        <w:spacing w:before="53" w:line="301" w:lineRule="exact"/>
-        <w:ind w:left="133"/>
-        <w:rPr>
-          <w:rFonts w:ascii="Times New Roman" w:hAnsi="Times New Roman" w:eastAsia="微软雅黑" w:cs="Times New Roman"/>
-          <w:bCs/>
-          <w:sz w:val="18"/>
-          <w:szCs w:val="18"/>
-          <w:lang w:eastAsia="zh-CN"/>
-        </w:rPr>
-      </w:pPr>
-      <w:r>
-        <w:rPr>
-          <w:rFonts w:hint="eastAsia" w:ascii="Times New Roman" w:hAnsi="Times New Roman" w:eastAsia="微软雅黑" w:cs="Times New Roman"/>
-          <w:bCs/>
-          <w:sz w:val="18"/>
-          <w:szCs w:val="18"/>
-          <w:lang w:eastAsia="zh-CN"/>
-        </w:rPr>
-        <w:t>DNA总量：送检样本的DNA提取总量。</w:t>
-      </w:r>
-    </w:p>
-    <w:p>
-      <w:pPr>
-        <w:numPr>
-          <w:ilvl w:val="0"/>
-          <w:numId w:val="12"/>
-        </w:numPr>
-        <w:spacing w:before="53" w:line="301" w:lineRule="exact"/>
-        <w:ind w:left="133"/>
-        <w:rPr>
-          <w:rFonts w:ascii="Times New Roman" w:hAnsi="Times New Roman" w:eastAsia="微软雅黑" w:cs="Times New Roman"/>
-          <w:bCs/>
-          <w:sz w:val="18"/>
-          <w:szCs w:val="18"/>
-          <w:lang w:eastAsia="zh-CN"/>
-        </w:rPr>
-      </w:pPr>
-      <w:r>
-        <w:rPr>
-          <w:rFonts w:hint="eastAsia" w:ascii="Times New Roman" w:hAnsi="Times New Roman" w:eastAsia="微软雅黑" w:cs="Times New Roman"/>
-          <w:bCs/>
-          <w:sz w:val="18"/>
-          <w:szCs w:val="18"/>
-          <w:lang w:eastAsia="zh-CN"/>
-        </w:rPr>
-        <w:t>DNA降解程度：cfDNA样本不适用于此项评估。</w:t>
       </w:r>
     </w:p>
     <w:p>
@@ -28538,8 +28901,8 @@
           <w:ilvl w:val="0"/>
           <w:numId w:val="13"/>
         </w:numPr>
-        <w:spacing w:line="270" w:lineRule="exact"/>
-        <w:ind w:left="613" w:leftChars="150" w:hanging="283"/>
+        <w:spacing w:before="53" w:line="301" w:lineRule="exact"/>
+        <w:ind w:left="133"/>
         <w:rPr>
           <w:rFonts w:ascii="Times New Roman" w:hAnsi="Times New Roman" w:eastAsia="微软雅黑" w:cs="Times New Roman"/>
           <w:bCs/>
@@ -28550,23 +28913,13 @@
       </w:pPr>
       <w:r>
         <w:rPr>
-          <w:rFonts w:ascii="Times New Roman" w:hAnsi="Times New Roman" w:eastAsia="微软雅黑" w:cs="Times New Roman"/>
-          <w:bCs/>
-          <w:sz w:val="18"/>
-          <w:szCs w:val="18"/>
-          <w:lang w:eastAsia="zh-CN"/>
-        </w:rPr>
-        <w:t>A级：有主带，或降解均匀且降解区域主要集中在5000bp以上</w:t>
-      </w:r>
-      <w:r>
-        <w:rPr>
           <w:rFonts w:hint="eastAsia" w:ascii="Times New Roman" w:hAnsi="Times New Roman" w:eastAsia="微软雅黑" w:cs="Times New Roman"/>
           <w:bCs/>
           <w:sz w:val="18"/>
           <w:szCs w:val="18"/>
           <w:lang w:eastAsia="zh-CN"/>
         </w:rPr>
-        <w:t>；</w:t>
+        <w:t>DNA总量：送检样本的DNA提取总量。</w:t>
       </w:r>
     </w:p>
     <w:p>
@@ -28575,8 +28928,8 @@
           <w:ilvl w:val="0"/>
           <w:numId w:val="13"/>
         </w:numPr>
-        <w:spacing w:line="270" w:lineRule="exact"/>
-        <w:ind w:left="613" w:leftChars="150" w:hanging="283"/>
+        <w:spacing w:before="53" w:line="301" w:lineRule="exact"/>
+        <w:ind w:left="133"/>
         <w:rPr>
           <w:rFonts w:ascii="Times New Roman" w:hAnsi="Times New Roman" w:eastAsia="微软雅黑" w:cs="Times New Roman"/>
           <w:bCs/>
@@ -28587,13 +28940,40 @@
       </w:pPr>
       <w:r>
         <w:rPr>
+          <w:rFonts w:hint="eastAsia" w:ascii="Times New Roman" w:hAnsi="Times New Roman" w:eastAsia="微软雅黑" w:cs="Times New Roman"/>
+          <w:bCs/>
+          <w:sz w:val="18"/>
+          <w:szCs w:val="18"/>
+          <w:lang w:eastAsia="zh-CN"/>
+        </w:rPr>
+        <w:t>DNA降解程度：cfDNA样本不适用于此项评估。</w:t>
+      </w:r>
+    </w:p>
+    <w:p>
+      <w:pPr>
+        <w:numPr>
+          <w:ilvl w:val="0"/>
+          <w:numId w:val="14"/>
+        </w:numPr>
+        <w:spacing w:line="270" w:lineRule="exact"/>
+        <w:ind w:left="613" w:leftChars="150" w:hanging="283"/>
+        <w:rPr>
           <w:rFonts w:ascii="Times New Roman" w:hAnsi="Times New Roman" w:eastAsia="微软雅黑" w:cs="Times New Roman"/>
           <w:bCs/>
           <w:sz w:val="18"/>
           <w:szCs w:val="18"/>
           <w:lang w:eastAsia="zh-CN"/>
         </w:rPr>
-        <w:t>B级：无主带，降解均匀且降解区域主要集中在1500-5000bp之间</w:t>
+      </w:pPr>
+      <w:r>
+        <w:rPr>
+          <w:rFonts w:ascii="Times New Roman" w:hAnsi="Times New Roman" w:eastAsia="微软雅黑" w:cs="Times New Roman"/>
+          <w:bCs/>
+          <w:sz w:val="18"/>
+          <w:szCs w:val="18"/>
+          <w:lang w:eastAsia="zh-CN"/>
+        </w:rPr>
+        <w:t>A级：有主带，或降解均匀且降解区域主要集中在5000bp以上</w:t>
       </w:r>
       <w:r>
         <w:rPr>
@@ -28604,6 +28984,234 @@
           <w:lang w:eastAsia="zh-CN"/>
         </w:rPr>
         <w:t>；</w:t>
+      </w:r>
+    </w:p>
+    <w:p>
+      <w:pPr>
+        <w:numPr>
+          <w:ilvl w:val="0"/>
+          <w:numId w:val="14"/>
+        </w:numPr>
+        <w:spacing w:line="270" w:lineRule="exact"/>
+        <w:ind w:left="613" w:leftChars="150" w:hanging="283"/>
+        <w:rPr>
+          <w:rFonts w:ascii="Times New Roman" w:hAnsi="Times New Roman" w:eastAsia="微软雅黑" w:cs="Times New Roman"/>
+          <w:bCs/>
+          <w:sz w:val="18"/>
+          <w:szCs w:val="18"/>
+          <w:lang w:eastAsia="zh-CN"/>
+        </w:rPr>
+      </w:pPr>
+      <w:r>
+        <w:rPr>
+          <w:rFonts w:ascii="Times New Roman" w:hAnsi="Times New Roman" w:eastAsia="微软雅黑" w:cs="Times New Roman"/>
+          <w:bCs/>
+          <w:sz w:val="18"/>
+          <w:szCs w:val="18"/>
+          <w:lang w:eastAsia="zh-CN"/>
+        </w:rPr>
+        <w:t>B级：无主带，降解均匀且降解区域主要集中在1500-5000bp之间</w:t>
+      </w:r>
+      <w:r>
+        <w:rPr>
+          <w:rFonts w:hint="eastAsia" w:ascii="Times New Roman" w:hAnsi="Times New Roman" w:eastAsia="微软雅黑" w:cs="Times New Roman"/>
+          <w:bCs/>
+          <w:sz w:val="18"/>
+          <w:szCs w:val="18"/>
+          <w:lang w:eastAsia="zh-CN"/>
+        </w:rPr>
+        <w:t>；</w:t>
+      </w:r>
+    </w:p>
+    <w:p>
+      <w:pPr>
+        <w:numPr>
+          <w:ilvl w:val="0"/>
+          <w:numId w:val="14"/>
+        </w:numPr>
+        <w:spacing w:line="270" w:lineRule="exact"/>
+        <w:ind w:left="613" w:leftChars="150" w:hanging="283"/>
+        <w:rPr>
+          <w:rFonts w:ascii="Times New Roman" w:hAnsi="Times New Roman" w:eastAsia="微软雅黑" w:cs="Times New Roman"/>
+          <w:bCs/>
+          <w:sz w:val="18"/>
+          <w:szCs w:val="18"/>
+          <w:lang w:eastAsia="zh-CN"/>
+        </w:rPr>
+      </w:pPr>
+      <w:r>
+        <w:rPr>
+          <w:rFonts w:ascii="Times New Roman" w:hAnsi="Times New Roman" w:eastAsia="微软雅黑" w:cs="Times New Roman"/>
+          <w:bCs/>
+          <w:sz w:val="18"/>
+          <w:szCs w:val="18"/>
+          <w:lang w:eastAsia="zh-CN"/>
+        </w:rPr>
+        <w:t>C级：无主带，降解均匀且降解区域主要集中在500-1500bp之间</w:t>
+      </w:r>
+      <w:r>
+        <w:rPr>
+          <w:rFonts w:hint="eastAsia" w:ascii="Times New Roman" w:hAnsi="Times New Roman" w:eastAsia="微软雅黑" w:cs="Times New Roman"/>
+          <w:bCs/>
+          <w:sz w:val="18"/>
+          <w:szCs w:val="18"/>
+          <w:lang w:eastAsia="zh-CN"/>
+        </w:rPr>
+        <w:t>；</w:t>
+      </w:r>
+    </w:p>
+    <w:p>
+      <w:pPr>
+        <w:numPr>
+          <w:ilvl w:val="0"/>
+          <w:numId w:val="14"/>
+        </w:numPr>
+        <w:spacing w:line="270" w:lineRule="exact"/>
+        <w:ind w:left="613" w:leftChars="150" w:hanging="283"/>
+        <w:rPr>
+          <w:rFonts w:ascii="Times New Roman" w:hAnsi="Times New Roman" w:eastAsia="微软雅黑" w:cs="Times New Roman"/>
+          <w:bCs/>
+          <w:sz w:val="18"/>
+          <w:szCs w:val="18"/>
+          <w:lang w:eastAsia="zh-CN"/>
+        </w:rPr>
+      </w:pPr>
+      <w:r>
+        <w:rPr>
+          <w:rFonts w:ascii="Times New Roman" w:hAnsi="Times New Roman" w:eastAsia="微软雅黑" w:cs="Times New Roman"/>
+          <w:bCs/>
+          <w:spacing w:val="3"/>
+          <w:sz w:val="18"/>
+          <w:szCs w:val="18"/>
+          <w:lang w:eastAsia="zh-CN"/>
+        </w:rPr>
+        <w:t>D级</w:t>
+      </w:r>
+      <w:r>
+        <w:rPr>
+          <w:rFonts w:ascii="Times New Roman" w:hAnsi="Times New Roman" w:eastAsia="微软雅黑" w:cs="Times New Roman"/>
+          <w:bCs/>
+          <w:sz w:val="18"/>
+          <w:szCs w:val="18"/>
+          <w:lang w:eastAsia="zh-CN"/>
+        </w:rPr>
+        <w:t>（</w:t>
+      </w:r>
+      <w:r>
+        <w:rPr>
+          <w:rFonts w:ascii="Times New Roman" w:hAnsi="Times New Roman" w:eastAsia="微软雅黑" w:cs="Times New Roman"/>
+          <w:bCs/>
+          <w:spacing w:val="1"/>
+          <w:sz w:val="18"/>
+          <w:szCs w:val="18"/>
+          <w:lang w:eastAsia="zh-CN"/>
+        </w:rPr>
+        <w:t>不合格</w:t>
+      </w:r>
+      <w:r>
+        <w:rPr>
+          <w:rFonts w:ascii="Times New Roman" w:hAnsi="Times New Roman" w:eastAsia="微软雅黑" w:cs="Times New Roman"/>
+          <w:bCs/>
+          <w:spacing w:val="-90"/>
+          <w:sz w:val="18"/>
+          <w:szCs w:val="18"/>
+          <w:lang w:eastAsia="zh-CN"/>
+        </w:rPr>
+        <w:t>）</w:t>
+      </w:r>
+      <w:r>
+        <w:rPr>
+          <w:rFonts w:ascii="Times New Roman" w:hAnsi="Times New Roman" w:eastAsia="微软雅黑" w:cs="Times New Roman"/>
+          <w:bCs/>
+          <w:sz w:val="18"/>
+          <w:szCs w:val="18"/>
+          <w:lang w:eastAsia="zh-CN"/>
+        </w:rPr>
+        <w:t>）：无主带，降解均匀且降解区域主要集中在500-1500bp</w:t>
+      </w:r>
+      <w:r>
+        <w:rPr>
+          <w:rFonts w:ascii="Times New Roman" w:hAnsi="Times New Roman" w:eastAsia="微软雅黑" w:cs="Times New Roman"/>
+          <w:bCs/>
+          <w:spacing w:val="-1"/>
+          <w:sz w:val="18"/>
+          <w:szCs w:val="18"/>
+          <w:lang w:eastAsia="zh-CN"/>
+        </w:rPr>
+        <w:t>之间，但总量介于</w:t>
+      </w:r>
+      <w:r>
+        <w:rPr>
+          <w:rFonts w:ascii="Times New Roman" w:hAnsi="Times New Roman" w:eastAsia="微软雅黑" w:cs="Times New Roman"/>
+          <w:bCs/>
+          <w:sz w:val="18"/>
+          <w:szCs w:val="18"/>
+          <w:lang w:eastAsia="zh-CN"/>
+        </w:rPr>
+        <w:t>100ng</w:t>
+      </w:r>
+      <w:r>
+        <w:rPr>
+          <w:rFonts w:ascii="Times New Roman" w:hAnsi="Times New Roman" w:eastAsia="微软雅黑" w:cs="Times New Roman"/>
+          <w:bCs/>
+          <w:spacing w:val="-3"/>
+          <w:sz w:val="18"/>
+          <w:szCs w:val="18"/>
+          <w:lang w:eastAsia="zh-CN"/>
+        </w:rPr>
+        <w:t>到</w:t>
+      </w:r>
+      <w:r>
+        <w:rPr>
+          <w:rFonts w:ascii="Times New Roman" w:hAnsi="Times New Roman" w:eastAsia="微软雅黑" w:cs="Times New Roman"/>
+          <w:bCs/>
+          <w:sz w:val="18"/>
+          <w:szCs w:val="18"/>
+          <w:lang w:eastAsia="zh-CN"/>
+        </w:rPr>
+        <w:t>300ng之间；或降解区</w:t>
+      </w:r>
+      <w:r>
+        <w:rPr>
+          <w:rFonts w:ascii="Times New Roman" w:hAnsi="Times New Roman" w:eastAsia="微软雅黑" w:cs="Times New Roman"/>
+          <w:bCs/>
+          <w:spacing w:val="-2"/>
+          <w:sz w:val="18"/>
+          <w:szCs w:val="18"/>
+          <w:lang w:eastAsia="zh-CN"/>
+        </w:rPr>
+        <w:t>域弥散在</w:t>
+      </w:r>
+      <w:r>
+        <w:rPr>
+          <w:rFonts w:ascii="Times New Roman" w:hAnsi="Times New Roman" w:eastAsia="微软雅黑" w:cs="Times New Roman"/>
+          <w:bCs/>
+          <w:sz w:val="18"/>
+          <w:szCs w:val="18"/>
+          <w:lang w:eastAsia="zh-CN"/>
+        </w:rPr>
+        <w:t>150-1000bp</w:t>
+      </w:r>
+      <w:r>
+        <w:rPr>
+          <w:rFonts w:ascii="Times New Roman" w:hAnsi="Times New Roman" w:eastAsia="微软雅黑" w:cs="Times New Roman"/>
+          <w:bCs/>
+          <w:spacing w:val="-2"/>
+          <w:sz w:val="18"/>
+          <w:szCs w:val="18"/>
+          <w:lang w:eastAsia="zh-CN"/>
+        </w:rPr>
+        <w:t>，或集中在</w:t>
+      </w:r>
+      <w:r>
+        <w:rPr>
+          <w:rFonts w:ascii="Times New Roman" w:hAnsi="Times New Roman" w:eastAsia="微软雅黑" w:cs="Times New Roman"/>
+          <w:bCs/>
+          <w:sz w:val="18"/>
+          <w:szCs w:val="18"/>
+          <w:lang w:eastAsia="zh-CN"/>
+        </w:rPr>
+        <w:t>500bp以下。</w:t>
       </w:r>
     </w:p>
     <w:p>
@@ -28612,8 +29220,8 @@
           <w:ilvl w:val="0"/>
           <w:numId w:val="13"/>
         </w:numPr>
-        <w:spacing w:line="270" w:lineRule="exact"/>
-        <w:ind w:left="613" w:leftChars="150" w:hanging="283"/>
+        <w:spacing w:before="53" w:line="301" w:lineRule="exact"/>
+        <w:ind w:left="133"/>
         <w:rPr>
           <w:rFonts w:ascii="Times New Roman" w:hAnsi="Times New Roman" w:eastAsia="微软雅黑" w:cs="Times New Roman"/>
           <w:bCs/>
@@ -28624,23 +29232,13 @@
       </w:pPr>
       <w:r>
         <w:rPr>
-          <w:rFonts w:ascii="Times New Roman" w:hAnsi="Times New Roman" w:eastAsia="微软雅黑" w:cs="Times New Roman"/>
-          <w:bCs/>
-          <w:sz w:val="18"/>
-          <w:szCs w:val="18"/>
-          <w:lang w:eastAsia="zh-CN"/>
-        </w:rPr>
-        <w:t>C级：无主带，降解均匀且降解区域主要集中在500-1500bp之间</w:t>
-      </w:r>
-      <w:r>
-        <w:rPr>
           <w:rFonts w:hint="eastAsia" w:ascii="Times New Roman" w:hAnsi="Times New Roman" w:eastAsia="微软雅黑" w:cs="Times New Roman"/>
           <w:bCs/>
           <w:sz w:val="18"/>
           <w:szCs w:val="18"/>
           <w:lang w:eastAsia="zh-CN"/>
         </w:rPr>
-        <w:t>；</w:t>
+        <w:t>预文库总量：核酸片段经过接头连接和扩增纯化后中间产物的总量。</w:t>
       </w:r>
     </w:p>
     <w:p>
@@ -28649,8 +29247,8 @@
           <w:ilvl w:val="0"/>
           <w:numId w:val="13"/>
         </w:numPr>
-        <w:spacing w:line="270" w:lineRule="exact"/>
-        <w:ind w:left="613" w:leftChars="150" w:hanging="283"/>
+        <w:spacing w:before="53" w:line="301" w:lineRule="exact"/>
+        <w:ind w:left="133"/>
         <w:rPr>
           <w:rFonts w:ascii="Times New Roman" w:hAnsi="Times New Roman" w:eastAsia="微软雅黑" w:cs="Times New Roman"/>
           <w:bCs/>
@@ -28661,147 +29259,20 @@
       </w:pPr>
       <w:r>
         <w:rPr>
-          <w:rFonts w:ascii="Times New Roman" w:hAnsi="Times New Roman" w:eastAsia="微软雅黑" w:cs="Times New Roman"/>
-          <w:bCs/>
-          <w:spacing w:val="3"/>
-          <w:sz w:val="18"/>
-          <w:szCs w:val="18"/>
-          <w:lang w:eastAsia="zh-CN"/>
-        </w:rPr>
-        <w:t>D级</w:t>
-      </w:r>
-      <w:r>
-        <w:rPr>
-          <w:rFonts w:ascii="Times New Roman" w:hAnsi="Times New Roman" w:eastAsia="微软雅黑" w:cs="Times New Roman"/>
+          <w:rFonts w:hint="eastAsia" w:ascii="Times New Roman" w:hAnsi="Times New Roman" w:eastAsia="微软雅黑" w:cs="Times New Roman"/>
           <w:bCs/>
           <w:sz w:val="18"/>
           <w:szCs w:val="18"/>
           <w:lang w:eastAsia="zh-CN"/>
         </w:rPr>
-        <w:t>（</w:t>
-      </w:r>
-      <w:r>
-        <w:rPr>
-          <w:rFonts w:ascii="Times New Roman" w:hAnsi="Times New Roman" w:eastAsia="微软雅黑" w:cs="Times New Roman"/>
-          <w:bCs/>
-          <w:spacing w:val="1"/>
-          <w:sz w:val="18"/>
-          <w:szCs w:val="18"/>
-          <w:lang w:eastAsia="zh-CN"/>
-        </w:rPr>
-        <w:t>不合格</w:t>
-      </w:r>
-      <w:r>
-        <w:rPr>
-          <w:rFonts w:ascii="Times New Roman" w:hAnsi="Times New Roman" w:eastAsia="微软雅黑" w:cs="Times New Roman"/>
-          <w:bCs/>
-          <w:spacing w:val="-90"/>
-          <w:sz w:val="18"/>
-          <w:szCs w:val="18"/>
-          <w:lang w:eastAsia="zh-CN"/>
-        </w:rPr>
-        <w:t>）</w:t>
-      </w:r>
-      <w:r>
-        <w:rPr>
-          <w:rFonts w:ascii="Times New Roman" w:hAnsi="Times New Roman" w:eastAsia="微软雅黑" w:cs="Times New Roman"/>
-          <w:bCs/>
-          <w:sz w:val="18"/>
-          <w:szCs w:val="18"/>
-          <w:lang w:eastAsia="zh-CN"/>
-        </w:rPr>
-        <w:t>）：无主带，降解均匀且降解区域主要集中在500-1500bp</w:t>
-      </w:r>
-      <w:r>
-        <w:rPr>
-          <w:rFonts w:ascii="Times New Roman" w:hAnsi="Times New Roman" w:eastAsia="微软雅黑" w:cs="Times New Roman"/>
-          <w:bCs/>
-          <w:spacing w:val="-1"/>
-          <w:sz w:val="18"/>
-          <w:szCs w:val="18"/>
-          <w:lang w:eastAsia="zh-CN"/>
-        </w:rPr>
-        <w:t>之间，但总量介于</w:t>
-      </w:r>
-      <w:r>
-        <w:rPr>
-          <w:rFonts w:ascii="Times New Roman" w:hAnsi="Times New Roman" w:eastAsia="微软雅黑" w:cs="Times New Roman"/>
-          <w:bCs/>
-          <w:sz w:val="18"/>
-          <w:szCs w:val="18"/>
-          <w:lang w:eastAsia="zh-CN"/>
-        </w:rPr>
-        <w:t>100ng</w:t>
-      </w:r>
-      <w:r>
-        <w:rPr>
-          <w:rFonts w:ascii="Times New Roman" w:hAnsi="Times New Roman" w:eastAsia="微软雅黑" w:cs="Times New Roman"/>
-          <w:bCs/>
-          <w:spacing w:val="-3"/>
-          <w:sz w:val="18"/>
-          <w:szCs w:val="18"/>
-          <w:lang w:eastAsia="zh-CN"/>
-        </w:rPr>
-        <w:t>到</w:t>
-      </w:r>
-      <w:r>
-        <w:rPr>
-          <w:rFonts w:ascii="Times New Roman" w:hAnsi="Times New Roman" w:eastAsia="微软雅黑" w:cs="Times New Roman"/>
-          <w:bCs/>
-          <w:sz w:val="18"/>
-          <w:szCs w:val="18"/>
-          <w:lang w:eastAsia="zh-CN"/>
-        </w:rPr>
-        <w:t>300ng之间；或降解区</w:t>
-      </w:r>
-      <w:r>
-        <w:rPr>
-          <w:rFonts w:ascii="Times New Roman" w:hAnsi="Times New Roman" w:eastAsia="微软雅黑" w:cs="Times New Roman"/>
-          <w:bCs/>
-          <w:spacing w:val="-2"/>
-          <w:sz w:val="18"/>
-          <w:szCs w:val="18"/>
-          <w:lang w:eastAsia="zh-CN"/>
-        </w:rPr>
-        <w:t>域弥散在</w:t>
-      </w:r>
-      <w:r>
-        <w:rPr>
-          <w:rFonts w:ascii="Times New Roman" w:hAnsi="Times New Roman" w:eastAsia="微软雅黑" w:cs="Times New Roman"/>
-          <w:bCs/>
-          <w:sz w:val="18"/>
-          <w:szCs w:val="18"/>
-          <w:lang w:eastAsia="zh-CN"/>
-        </w:rPr>
-        <w:t>150-1000bp</w:t>
-      </w:r>
-      <w:r>
-        <w:rPr>
-          <w:rFonts w:ascii="Times New Roman" w:hAnsi="Times New Roman" w:eastAsia="微软雅黑" w:cs="Times New Roman"/>
-          <w:bCs/>
-          <w:spacing w:val="-2"/>
-          <w:sz w:val="18"/>
-          <w:szCs w:val="18"/>
-          <w:lang w:eastAsia="zh-CN"/>
-        </w:rPr>
-        <w:t>，或集中在</w:t>
-      </w:r>
-      <w:r>
-        <w:rPr>
-          <w:rFonts w:ascii="Times New Roman" w:hAnsi="Times New Roman" w:eastAsia="微软雅黑" w:cs="Times New Roman"/>
-          <w:bCs/>
-          <w:sz w:val="18"/>
-          <w:szCs w:val="18"/>
-          <w:lang w:eastAsia="zh-CN"/>
-        </w:rPr>
-        <w:t>500bp以下。</w:t>
+        <w:t>平均测序深度：目标区域每个碱基被测到的平均次数。</w:t>
       </w:r>
     </w:p>
     <w:p>
       <w:pPr>
         <w:numPr>
           <w:ilvl w:val="0"/>
-          <w:numId w:val="12"/>
+          <w:numId w:val="13"/>
         </w:numPr>
         <w:spacing w:before="53" w:line="301" w:lineRule="exact"/>
         <w:ind w:left="133"/>
@@ -28821,14 +29292,14 @@
           <w:szCs w:val="18"/>
           <w:lang w:eastAsia="zh-CN"/>
         </w:rPr>
-        <w:t>预文库总量：核酸片段经过接头连接和扩增纯化后中间产物的总量。</w:t>
+        <w:t>覆盖均一性：测序深度达到平均测序深度20%的碱基占比。</w:t>
       </w:r>
     </w:p>
     <w:p>
       <w:pPr>
         <w:numPr>
           <w:ilvl w:val="0"/>
-          <w:numId w:val="12"/>
+          <w:numId w:val="13"/>
         </w:numPr>
         <w:spacing w:before="53" w:line="301" w:lineRule="exact"/>
         <w:ind w:left="133"/>
@@ -28848,14 +29319,14 @@
           <w:szCs w:val="18"/>
           <w:lang w:eastAsia="zh-CN"/>
         </w:rPr>
-        <w:t>平均测序深度：目标区域每个碱基被测到的平均次数。</w:t>
+        <w:t>基因组比对率：比对到参考基因组上的reads数目占比。</w:t>
       </w:r>
     </w:p>
     <w:p>
       <w:pPr>
         <w:numPr>
           <w:ilvl w:val="0"/>
-          <w:numId w:val="12"/>
+          <w:numId w:val="13"/>
         </w:numPr>
         <w:spacing w:before="53" w:line="301" w:lineRule="exact"/>
         <w:ind w:left="133"/>
@@ -28875,68 +29346,14 @@
           <w:szCs w:val="18"/>
           <w:lang w:eastAsia="zh-CN"/>
         </w:rPr>
-        <w:t>覆盖均一性：测序深度达到平均测序深度20%的碱基占比。</w:t>
+        <w:t>碱基质量Q30占比：测序数据中碱基质量在Q30以上（即碱基识别错误率在千分之一以下）的占比。</w:t>
       </w:r>
     </w:p>
     <w:p>
       <w:pPr>
         <w:numPr>
           <w:ilvl w:val="0"/>
-          <w:numId w:val="12"/>
-        </w:numPr>
-        <w:spacing w:before="53" w:line="301" w:lineRule="exact"/>
-        <w:ind w:left="133"/>
-        <w:rPr>
-          <w:rFonts w:ascii="Times New Roman" w:hAnsi="Times New Roman" w:eastAsia="微软雅黑" w:cs="Times New Roman"/>
-          <w:bCs/>
-          <w:sz w:val="18"/>
-          <w:szCs w:val="18"/>
-          <w:lang w:eastAsia="zh-CN"/>
-        </w:rPr>
-      </w:pPr>
-      <w:r>
-        <w:rPr>
-          <w:rFonts w:hint="eastAsia" w:ascii="Times New Roman" w:hAnsi="Times New Roman" w:eastAsia="微软雅黑" w:cs="Times New Roman"/>
-          <w:bCs/>
-          <w:sz w:val="18"/>
-          <w:szCs w:val="18"/>
-          <w:lang w:eastAsia="zh-CN"/>
-        </w:rPr>
-        <w:t>基因组比对率：比对到参考基因组上的reads数目占比。</w:t>
-      </w:r>
-    </w:p>
-    <w:p>
-      <w:pPr>
-        <w:numPr>
-          <w:ilvl w:val="0"/>
-          <w:numId w:val="12"/>
-        </w:numPr>
-        <w:spacing w:before="53" w:line="301" w:lineRule="exact"/>
-        <w:ind w:left="133"/>
-        <w:rPr>
-          <w:rFonts w:ascii="Times New Roman" w:hAnsi="Times New Roman" w:eastAsia="微软雅黑" w:cs="Times New Roman"/>
-          <w:bCs/>
-          <w:sz w:val="18"/>
-          <w:szCs w:val="18"/>
-          <w:lang w:eastAsia="zh-CN"/>
-        </w:rPr>
-      </w:pPr>
-      <w:r>
-        <w:rPr>
-          <w:rFonts w:hint="eastAsia" w:ascii="Times New Roman" w:hAnsi="Times New Roman" w:eastAsia="微软雅黑" w:cs="Times New Roman"/>
-          <w:bCs/>
-          <w:sz w:val="18"/>
-          <w:szCs w:val="18"/>
-          <w:lang w:eastAsia="zh-CN"/>
-        </w:rPr>
-        <w:t>碱基质量Q30占比：测序数据中碱基质量在Q30以上（即碱基识别错误率在千分之一以下）的占比。</w:t>
-      </w:r>
-    </w:p>
-    <w:p>
-      <w:pPr>
-        <w:numPr>
-          <w:ilvl w:val="0"/>
-          <w:numId w:val="12"/>
+          <w:numId w:val="13"/>
         </w:numPr>
         <w:ind w:left="133"/>
         <w:rPr>
@@ -28998,8 +29415,8 @@
           <w:lang w:val="en-US" w:eastAsia="zh-CN"/>
         </w:rPr>
       </w:pPr>
-      <w:bookmarkStart w:id="90" w:name="_Toc26449"/>
-      <w:bookmarkStart w:id="91" w:name="_Toc10438"/>
+      <w:bookmarkStart w:id="90" w:name="_Toc10438"/>
+      <w:bookmarkStart w:id="91" w:name="_Toc26449"/>
       <w:bookmarkStart w:id="92" w:name="_Toc30346"/>
       <w:bookmarkStart w:id="93" w:name="_Toc11406"/>
       <w:r>
@@ -29998,6 +30415,7 @@
             <w:insideH w:val="none" w:color="auto" w:sz="0" w:space="0"/>
             <w:insideV w:val="none" w:color="auto" w:sz="0" w:space="0"/>
           </w:tblBorders>
+          <w:shd w:val="clear" w:color="auto" w:fill="auto"/>
           <w:tblCellMar>
             <w:top w:w="0" w:type="dxa"/>
             <w:left w:w="108" w:type="dxa"/>
@@ -31766,6 +32184,7 @@
             <w:insideH w:val="none" w:color="auto" w:sz="0" w:space="0"/>
             <w:insideV w:val="none" w:color="auto" w:sz="0" w:space="0"/>
           </w:tblBorders>
+          <w:shd w:val="clear" w:color="auto" w:fill="auto"/>
           <w:tblCellMar>
             <w:top w:w="0" w:type="dxa"/>
             <w:left w:w="108" w:type="dxa"/>
@@ -33534,6 +33953,7 @@
             <w:insideH w:val="none" w:color="auto" w:sz="0" w:space="0"/>
             <w:insideV w:val="none" w:color="auto" w:sz="0" w:space="0"/>
           </w:tblBorders>
+          <w:shd w:val="clear" w:color="auto" w:fill="auto"/>
           <w:tblCellMar>
             <w:top w:w="0" w:type="dxa"/>
             <w:left w:w="108" w:type="dxa"/>
@@ -34418,6 +34838,7 @@
             <w:insideH w:val="none" w:color="auto" w:sz="0" w:space="0"/>
             <w:insideV w:val="none" w:color="auto" w:sz="0" w:space="0"/>
           </w:tblBorders>
+          <w:shd w:val="clear" w:color="auto" w:fill="auto"/>
           <w:tblCellMar>
             <w:top w:w="0" w:type="dxa"/>
             <w:left w:w="108" w:type="dxa"/>
@@ -34860,6 +35281,7 @@
             <w:insideH w:val="none" w:color="auto" w:sz="0" w:space="0"/>
             <w:insideV w:val="none" w:color="auto" w:sz="0" w:space="0"/>
           </w:tblBorders>
+          <w:shd w:val="clear" w:color="auto" w:fill="auto"/>
           <w:tblCellMar>
             <w:top w:w="0" w:type="dxa"/>
             <w:left w:w="108" w:type="dxa"/>
@@ -35067,6 +35489,228 @@
                 <w:lang w:val="en-US" w:eastAsia="zh-CN" w:bidi="ar"/>
               </w:rPr>
               <w:t>p.G12V</w:t>
+            </w:r>
+          </w:p>
+        </w:tc>
+      </w:tr>
+      <w:tr>
+        <w:tblPrEx>
+          <w:tblBorders>
+            <w:top w:val="none" w:color="auto" w:sz="0" w:space="0"/>
+            <w:left w:val="none" w:color="auto" w:sz="0" w:space="0"/>
+            <w:bottom w:val="none" w:color="auto" w:sz="0" w:space="0"/>
+            <w:right w:val="none" w:color="auto" w:sz="0" w:space="0"/>
+            <w:insideH w:val="none" w:color="auto" w:sz="0" w:space="0"/>
+            <w:insideV w:val="none" w:color="auto" w:sz="0" w:space="0"/>
+          </w:tblBorders>
+          <w:shd w:val="clear" w:color="auto" w:fill="auto"/>
+          <w:tblCellMar>
+            <w:top w:w="0" w:type="dxa"/>
+            <w:left w:w="108" w:type="dxa"/>
+            <w:bottom w:w="0" w:type="dxa"/>
+            <w:right w:w="108" w:type="dxa"/>
+          </w:tblCellMar>
+        </w:tblPrEx>
+        <w:trPr>
+          <w:trHeight w:val="340" w:hRule="atLeast"/>
+        </w:trPr>
+        <w:tc>
+          <w:tcPr>
+            <w:tcW w:w="672" w:type="pct"/>
+            <w:tcBorders>
+              <w:top w:val="single" w:color="000000" w:sz="4" w:space="0"/>
+              <w:left w:val="single" w:color="000000" w:sz="4" w:space="0"/>
+              <w:bottom w:val="single" w:color="000000" w:sz="4" w:space="0"/>
+              <w:right w:val="single" w:color="000000" w:sz="4" w:space="0"/>
+            </w:tcBorders>
+            <w:shd w:val="clear" w:color="auto" w:fill="FFFFFF"/>
+            <w:vAlign w:val="center"/>
+          </w:tcPr>
+          <w:p>
+            <w:pPr>
+              <w:keepNext w:val="0"/>
+              <w:keepLines w:val="0"/>
+              <w:widowControl/>
+              <w:suppressLineNumbers w:val="0"/>
+              <w:jc w:val="left"/>
+              <w:textAlignment w:val="center"/>
+              <w:rPr>
+                <w:rFonts w:hint="default" w:ascii="Times New Roman" w:hAnsi="Times New Roman" w:eastAsia="宋体" w:cs="Times New Roman"/>
+                <w:b w:val="0"/>
+                <w:bCs w:val="0"/>
+                <w:i w:val="0"/>
+                <w:iCs w:val="0"/>
+                <w:color w:val="000000"/>
+                <w:sz w:val="20"/>
+                <w:szCs w:val="20"/>
+                <w:u w:val="none"/>
+              </w:rPr>
+            </w:pPr>
+            <w:r>
+              <w:rPr>
+                <w:rFonts w:hint="default" w:ascii="Times New Roman" w:hAnsi="Times New Roman" w:eastAsia="宋体" w:cs="Times New Roman"/>
+                <w:b w:val="0"/>
+                <w:bCs w:val="0"/>
+                <w:i w:val="0"/>
+                <w:iCs w:val="0"/>
+                <w:color w:val="000000"/>
+                <w:kern w:val="0"/>
+                <w:sz w:val="20"/>
+                <w:szCs w:val="20"/>
+                <w:u w:val="none"/>
+                <w:lang w:val="en-US" w:eastAsia="zh-CN" w:bidi="ar"/>
+              </w:rPr>
+              <w:t>KRAS</w:t>
+            </w:r>
+          </w:p>
+        </w:tc>
+        <w:tc>
+          <w:tcPr>
+            <w:tcW w:w="792" w:type="pct"/>
+            <w:tcBorders>
+              <w:top w:val="single" w:color="000000" w:sz="4" w:space="0"/>
+              <w:left w:val="single" w:color="000000" w:sz="4" w:space="0"/>
+              <w:bottom w:val="single" w:color="000000" w:sz="4" w:space="0"/>
+              <w:right w:val="single" w:color="000000" w:sz="4" w:space="0"/>
+            </w:tcBorders>
+            <w:shd w:val="clear" w:color="auto" w:fill="FFFFFF"/>
+            <w:vAlign w:val="center"/>
+          </w:tcPr>
+          <w:p>
+            <w:pPr>
+              <w:keepNext w:val="0"/>
+              <w:keepLines w:val="0"/>
+              <w:widowControl/>
+              <w:suppressLineNumbers w:val="0"/>
+              <w:jc w:val="left"/>
+              <w:textAlignment w:val="center"/>
+              <w:rPr>
+                <w:rFonts w:hint="default" w:ascii="Times New Roman" w:hAnsi="Times New Roman" w:eastAsia="宋体" w:cs="Times New Roman"/>
+                <w:b w:val="0"/>
+                <w:bCs w:val="0"/>
+                <w:i w:val="0"/>
+                <w:iCs w:val="0"/>
+                <w:color w:val="000000"/>
+                <w:sz w:val="20"/>
+                <w:szCs w:val="20"/>
+                <w:u w:val="none"/>
+              </w:rPr>
+            </w:pPr>
+            <w:r>
+              <w:rPr>
+                <w:rFonts w:hint="default" w:ascii="Times New Roman" w:hAnsi="Times New Roman" w:eastAsia="宋体" w:cs="Times New Roman"/>
+                <w:b w:val="0"/>
+                <w:bCs w:val="0"/>
+                <w:i w:val="0"/>
+                <w:iCs w:val="0"/>
+                <w:color w:val="000000"/>
+                <w:kern w:val="0"/>
+                <w:sz w:val="20"/>
+                <w:szCs w:val="20"/>
+                <w:u w:val="none"/>
+                <w:lang w:val="en-US" w:eastAsia="zh-CN" w:bidi="ar"/>
+              </w:rPr>
+              <w:t xml:space="preserve">2 </w:t>
+            </w:r>
+          </w:p>
+        </w:tc>
+        <w:tc>
+          <w:tcPr>
+            <w:tcW w:w="1842" w:type="pct"/>
+            <w:tcBorders>
+              <w:top w:val="single" w:color="000000" w:sz="4" w:space="0"/>
+              <w:left w:val="single" w:color="000000" w:sz="4" w:space="0"/>
+              <w:bottom w:val="single" w:color="000000" w:sz="4" w:space="0"/>
+              <w:right w:val="single" w:color="000000" w:sz="4" w:space="0"/>
+            </w:tcBorders>
+            <w:shd w:val="clear" w:color="auto" w:fill="FFFFFF"/>
+            <w:vAlign w:val="center"/>
+          </w:tcPr>
+          <w:p>
+            <w:pPr>
+              <w:keepNext w:val="0"/>
+              <w:keepLines w:val="0"/>
+              <w:widowControl/>
+              <w:suppressLineNumbers w:val="0"/>
+              <w:jc w:val="left"/>
+              <w:textAlignment w:val="center"/>
+              <w:rPr>
+                <w:rFonts w:hint="default" w:ascii="Times New Roman" w:hAnsi="Times New Roman" w:eastAsia="宋体" w:cs="Times New Roman"/>
+                <w:b w:val="0"/>
+                <w:bCs w:val="0"/>
+                <w:i w:val="0"/>
+                <w:iCs w:val="0"/>
+                <w:color w:val="000000"/>
+                <w:sz w:val="20"/>
+                <w:szCs w:val="20"/>
+                <w:u w:val="none"/>
+              </w:rPr>
+            </w:pPr>
+            <w:r>
+              <w:rPr>
+                <w:rFonts w:hint="default" w:ascii="Times New Roman" w:hAnsi="Times New Roman" w:eastAsia="宋体" w:cs="Times New Roman"/>
+                <w:b w:val="0"/>
+                <w:bCs w:val="0"/>
+                <w:i w:val="0"/>
+                <w:iCs w:val="0"/>
+                <w:color w:val="000000"/>
+                <w:kern w:val="0"/>
+                <w:sz w:val="20"/>
+                <w:szCs w:val="20"/>
+                <w:u w:val="none"/>
+                <w:lang w:val="en-US" w:eastAsia="zh-CN" w:bidi="ar"/>
+              </w:rPr>
+              <w:t>c.34G&gt;T</w:t>
+            </w:r>
+          </w:p>
+        </w:tc>
+        <w:tc>
+          <w:tcPr>
+            <w:tcW w:w="1692" w:type="pct"/>
+            <w:tcBorders>
+              <w:top w:val="single" w:color="000000" w:sz="4" w:space="0"/>
+              <w:left w:val="single" w:color="000000" w:sz="4" w:space="0"/>
+              <w:bottom w:val="single" w:color="000000" w:sz="4" w:space="0"/>
+              <w:right w:val="single" w:color="000000" w:sz="4" w:space="0"/>
+            </w:tcBorders>
+            <w:shd w:val="clear" w:color="auto" w:fill="FFFFFF"/>
+            <w:vAlign w:val="center"/>
+          </w:tcPr>
+          <w:p>
+            <w:pPr>
+              <w:keepNext w:val="0"/>
+              <w:keepLines w:val="0"/>
+              <w:widowControl/>
+              <w:suppressLineNumbers w:val="0"/>
+              <w:jc w:val="left"/>
+              <w:textAlignment w:val="center"/>
+              <w:rPr>
+                <w:rFonts w:hint="default" w:ascii="Times New Roman" w:hAnsi="Times New Roman" w:eastAsia="宋体" w:cs="Times New Roman"/>
+                <w:b w:val="0"/>
+                <w:bCs w:val="0"/>
+                <w:i w:val="0"/>
+                <w:iCs w:val="0"/>
+                <w:color w:val="000000"/>
+                <w:sz w:val="20"/>
+                <w:szCs w:val="20"/>
+                <w:u w:val="none"/>
+              </w:rPr>
+            </w:pPr>
+            <w:r>
+              <w:rPr>
+                <w:rFonts w:hint="default" w:ascii="Times New Roman" w:hAnsi="Times New Roman" w:eastAsia="宋体" w:cs="Times New Roman"/>
+                <w:b w:val="0"/>
+                <w:bCs w:val="0"/>
+                <w:i w:val="0"/>
+                <w:iCs w:val="0"/>
+                <w:color w:val="000000"/>
+                <w:kern w:val="0"/>
+                <w:sz w:val="20"/>
+                <w:szCs w:val="20"/>
+                <w:u w:val="none"/>
+                <w:lang w:val="en-US" w:eastAsia="zh-CN" w:bidi="ar"/>
+              </w:rPr>
+              <w:t>p.G12C</w:t>
             </w:r>
           </w:p>
         </w:tc>
@@ -35237,7 +35881,7 @@
                 <w:u w:val="none"/>
                 <w:lang w:val="en-US" w:eastAsia="zh-CN" w:bidi="ar"/>
               </w:rPr>
-              <w:t>c.34G&gt;T</w:t>
+              <w:t>c.34G&gt;A</w:t>
             </w:r>
           </w:p>
         </w:tc>
@@ -35287,7 +35931,673 @@
                 <w:u w:val="none"/>
                 <w:lang w:val="en-US" w:eastAsia="zh-CN" w:bidi="ar"/>
               </w:rPr>
-              <w:t>p.G12C</w:t>
+              <w:t>p.G12S</w:t>
+            </w:r>
+          </w:p>
+        </w:tc>
+      </w:tr>
+      <w:tr>
+        <w:tblPrEx>
+          <w:tblBorders>
+            <w:top w:val="none" w:color="auto" w:sz="0" w:space="0"/>
+            <w:left w:val="none" w:color="auto" w:sz="0" w:space="0"/>
+            <w:bottom w:val="none" w:color="auto" w:sz="0" w:space="0"/>
+            <w:right w:val="none" w:color="auto" w:sz="0" w:space="0"/>
+            <w:insideH w:val="none" w:color="auto" w:sz="0" w:space="0"/>
+            <w:insideV w:val="none" w:color="auto" w:sz="0" w:space="0"/>
+          </w:tblBorders>
+          <w:shd w:val="clear" w:color="auto" w:fill="auto"/>
+          <w:tblCellMar>
+            <w:top w:w="0" w:type="dxa"/>
+            <w:left w:w="108" w:type="dxa"/>
+            <w:bottom w:w="0" w:type="dxa"/>
+            <w:right w:w="108" w:type="dxa"/>
+          </w:tblCellMar>
+        </w:tblPrEx>
+        <w:trPr>
+          <w:trHeight w:val="340" w:hRule="atLeast"/>
+        </w:trPr>
+        <w:tc>
+          <w:tcPr>
+            <w:tcW w:w="672" w:type="pct"/>
+            <w:tcBorders>
+              <w:top w:val="single" w:color="000000" w:sz="4" w:space="0"/>
+              <w:left w:val="single" w:color="000000" w:sz="4" w:space="0"/>
+              <w:bottom w:val="single" w:color="000000" w:sz="4" w:space="0"/>
+              <w:right w:val="single" w:color="000000" w:sz="4" w:space="0"/>
+            </w:tcBorders>
+            <w:shd w:val="clear" w:color="auto" w:fill="FFFFFF"/>
+            <w:vAlign w:val="center"/>
+          </w:tcPr>
+          <w:p>
+            <w:pPr>
+              <w:keepNext w:val="0"/>
+              <w:keepLines w:val="0"/>
+              <w:widowControl/>
+              <w:suppressLineNumbers w:val="0"/>
+              <w:jc w:val="left"/>
+              <w:textAlignment w:val="center"/>
+              <w:rPr>
+                <w:rFonts w:hint="default" w:ascii="Times New Roman" w:hAnsi="Times New Roman" w:eastAsia="宋体" w:cs="Times New Roman"/>
+                <w:b w:val="0"/>
+                <w:bCs w:val="0"/>
+                <w:i w:val="0"/>
+                <w:iCs w:val="0"/>
+                <w:color w:val="000000"/>
+                <w:sz w:val="20"/>
+                <w:szCs w:val="20"/>
+                <w:u w:val="none"/>
+              </w:rPr>
+            </w:pPr>
+            <w:r>
+              <w:rPr>
+                <w:rFonts w:hint="default" w:ascii="Times New Roman" w:hAnsi="Times New Roman" w:eastAsia="宋体" w:cs="Times New Roman"/>
+                <w:b w:val="0"/>
+                <w:bCs w:val="0"/>
+                <w:i w:val="0"/>
+                <w:iCs w:val="0"/>
+                <w:color w:val="000000"/>
+                <w:kern w:val="0"/>
+                <w:sz w:val="20"/>
+                <w:szCs w:val="20"/>
+                <w:u w:val="none"/>
+                <w:lang w:val="en-US" w:eastAsia="zh-CN" w:bidi="ar"/>
+              </w:rPr>
+              <w:t>KRAS</w:t>
+            </w:r>
+          </w:p>
+        </w:tc>
+        <w:tc>
+          <w:tcPr>
+            <w:tcW w:w="792" w:type="pct"/>
+            <w:tcBorders>
+              <w:top w:val="single" w:color="000000" w:sz="4" w:space="0"/>
+              <w:left w:val="single" w:color="000000" w:sz="4" w:space="0"/>
+              <w:bottom w:val="single" w:color="000000" w:sz="4" w:space="0"/>
+              <w:right w:val="single" w:color="000000" w:sz="4" w:space="0"/>
+            </w:tcBorders>
+            <w:shd w:val="clear" w:color="auto" w:fill="FFFFFF"/>
+            <w:vAlign w:val="center"/>
+          </w:tcPr>
+          <w:p>
+            <w:pPr>
+              <w:keepNext w:val="0"/>
+              <w:keepLines w:val="0"/>
+              <w:widowControl/>
+              <w:suppressLineNumbers w:val="0"/>
+              <w:jc w:val="left"/>
+              <w:textAlignment w:val="center"/>
+              <w:rPr>
+                <w:rFonts w:hint="default" w:ascii="Times New Roman" w:hAnsi="Times New Roman" w:eastAsia="宋体" w:cs="Times New Roman"/>
+                <w:b w:val="0"/>
+                <w:bCs w:val="0"/>
+                <w:i w:val="0"/>
+                <w:iCs w:val="0"/>
+                <w:color w:val="000000"/>
+                <w:sz w:val="20"/>
+                <w:szCs w:val="20"/>
+                <w:u w:val="none"/>
+              </w:rPr>
+            </w:pPr>
+            <w:r>
+              <w:rPr>
+                <w:rFonts w:hint="default" w:ascii="Times New Roman" w:hAnsi="Times New Roman" w:eastAsia="宋体" w:cs="Times New Roman"/>
+                <w:b w:val="0"/>
+                <w:bCs w:val="0"/>
+                <w:i w:val="0"/>
+                <w:iCs w:val="0"/>
+                <w:color w:val="000000"/>
+                <w:kern w:val="0"/>
+                <w:sz w:val="20"/>
+                <w:szCs w:val="20"/>
+                <w:u w:val="none"/>
+                <w:lang w:val="en-US" w:eastAsia="zh-CN" w:bidi="ar"/>
+              </w:rPr>
+              <w:t xml:space="preserve">2 </w:t>
+            </w:r>
+          </w:p>
+        </w:tc>
+        <w:tc>
+          <w:tcPr>
+            <w:tcW w:w="1842" w:type="pct"/>
+            <w:tcBorders>
+              <w:top w:val="single" w:color="000000" w:sz="4" w:space="0"/>
+              <w:left w:val="single" w:color="000000" w:sz="4" w:space="0"/>
+              <w:bottom w:val="single" w:color="000000" w:sz="4" w:space="0"/>
+              <w:right w:val="single" w:color="000000" w:sz="4" w:space="0"/>
+            </w:tcBorders>
+            <w:shd w:val="clear" w:color="auto" w:fill="FFFFFF"/>
+            <w:vAlign w:val="center"/>
+          </w:tcPr>
+          <w:p>
+            <w:pPr>
+              <w:keepNext w:val="0"/>
+              <w:keepLines w:val="0"/>
+              <w:widowControl/>
+              <w:suppressLineNumbers w:val="0"/>
+              <w:jc w:val="left"/>
+              <w:textAlignment w:val="center"/>
+              <w:rPr>
+                <w:rFonts w:hint="default" w:ascii="Times New Roman" w:hAnsi="Times New Roman" w:eastAsia="宋体" w:cs="Times New Roman"/>
+                <w:b w:val="0"/>
+                <w:bCs w:val="0"/>
+                <w:i w:val="0"/>
+                <w:iCs w:val="0"/>
+                <w:color w:val="000000"/>
+                <w:sz w:val="20"/>
+                <w:szCs w:val="20"/>
+                <w:u w:val="none"/>
+              </w:rPr>
+            </w:pPr>
+            <w:r>
+              <w:rPr>
+                <w:rFonts w:hint="default" w:ascii="Times New Roman" w:hAnsi="Times New Roman" w:eastAsia="宋体" w:cs="Times New Roman"/>
+                <w:b w:val="0"/>
+                <w:bCs w:val="0"/>
+                <w:i w:val="0"/>
+                <w:iCs w:val="0"/>
+                <w:color w:val="000000"/>
+                <w:kern w:val="0"/>
+                <w:sz w:val="20"/>
+                <w:szCs w:val="20"/>
+                <w:u w:val="none"/>
+                <w:lang w:val="en-US" w:eastAsia="zh-CN" w:bidi="ar"/>
+              </w:rPr>
+              <w:t>c.38G&gt;A</w:t>
+            </w:r>
+          </w:p>
+        </w:tc>
+        <w:tc>
+          <w:tcPr>
+            <w:tcW w:w="1692" w:type="pct"/>
+            <w:tcBorders>
+              <w:top w:val="single" w:color="000000" w:sz="4" w:space="0"/>
+              <w:left w:val="single" w:color="000000" w:sz="4" w:space="0"/>
+              <w:bottom w:val="single" w:color="000000" w:sz="4" w:space="0"/>
+              <w:right w:val="single" w:color="000000" w:sz="4" w:space="0"/>
+            </w:tcBorders>
+            <w:shd w:val="clear" w:color="auto" w:fill="FFFFFF"/>
+            <w:vAlign w:val="center"/>
+          </w:tcPr>
+          <w:p>
+            <w:pPr>
+              <w:keepNext w:val="0"/>
+              <w:keepLines w:val="0"/>
+              <w:widowControl/>
+              <w:suppressLineNumbers w:val="0"/>
+              <w:jc w:val="left"/>
+              <w:textAlignment w:val="center"/>
+              <w:rPr>
+                <w:rFonts w:hint="default" w:ascii="Times New Roman" w:hAnsi="Times New Roman" w:eastAsia="宋体" w:cs="Times New Roman"/>
+                <w:b w:val="0"/>
+                <w:bCs w:val="0"/>
+                <w:i w:val="0"/>
+                <w:iCs w:val="0"/>
+                <w:color w:val="000000"/>
+                <w:sz w:val="20"/>
+                <w:szCs w:val="20"/>
+                <w:u w:val="none"/>
+              </w:rPr>
+            </w:pPr>
+            <w:r>
+              <w:rPr>
+                <w:rFonts w:hint="default" w:ascii="Times New Roman" w:hAnsi="Times New Roman" w:eastAsia="宋体" w:cs="Times New Roman"/>
+                <w:b w:val="0"/>
+                <w:bCs w:val="0"/>
+                <w:i w:val="0"/>
+                <w:iCs w:val="0"/>
+                <w:color w:val="000000"/>
+                <w:kern w:val="0"/>
+                <w:sz w:val="20"/>
+                <w:szCs w:val="20"/>
+                <w:u w:val="none"/>
+                <w:lang w:val="en-US" w:eastAsia="zh-CN" w:bidi="ar"/>
+              </w:rPr>
+              <w:t>p.G13D</w:t>
+            </w:r>
+          </w:p>
+        </w:tc>
+      </w:tr>
+      <w:tr>
+        <w:tblPrEx>
+          <w:tblBorders>
+            <w:top w:val="none" w:color="auto" w:sz="0" w:space="0"/>
+            <w:left w:val="none" w:color="auto" w:sz="0" w:space="0"/>
+            <w:bottom w:val="none" w:color="auto" w:sz="0" w:space="0"/>
+            <w:right w:val="none" w:color="auto" w:sz="0" w:space="0"/>
+            <w:insideH w:val="none" w:color="auto" w:sz="0" w:space="0"/>
+            <w:insideV w:val="none" w:color="auto" w:sz="0" w:space="0"/>
+          </w:tblBorders>
+          <w:shd w:val="clear" w:color="auto" w:fill="auto"/>
+          <w:tblCellMar>
+            <w:top w:w="0" w:type="dxa"/>
+            <w:left w:w="108" w:type="dxa"/>
+            <w:bottom w:w="0" w:type="dxa"/>
+            <w:right w:w="108" w:type="dxa"/>
+          </w:tblCellMar>
+        </w:tblPrEx>
+        <w:trPr>
+          <w:trHeight w:val="340" w:hRule="atLeast"/>
+        </w:trPr>
+        <w:tc>
+          <w:tcPr>
+            <w:tcW w:w="672" w:type="pct"/>
+            <w:tcBorders>
+              <w:top w:val="single" w:color="000000" w:sz="4" w:space="0"/>
+              <w:left w:val="single" w:color="000000" w:sz="4" w:space="0"/>
+              <w:bottom w:val="single" w:color="000000" w:sz="4" w:space="0"/>
+              <w:right w:val="single" w:color="000000" w:sz="4" w:space="0"/>
+            </w:tcBorders>
+            <w:shd w:val="clear" w:color="auto" w:fill="FFFFFF"/>
+            <w:vAlign w:val="center"/>
+          </w:tcPr>
+          <w:p>
+            <w:pPr>
+              <w:keepNext w:val="0"/>
+              <w:keepLines w:val="0"/>
+              <w:widowControl/>
+              <w:suppressLineNumbers w:val="0"/>
+              <w:jc w:val="left"/>
+              <w:textAlignment w:val="center"/>
+              <w:rPr>
+                <w:rFonts w:hint="default" w:ascii="Times New Roman" w:hAnsi="Times New Roman" w:eastAsia="宋体" w:cs="Times New Roman"/>
+                <w:b w:val="0"/>
+                <w:bCs w:val="0"/>
+                <w:i w:val="0"/>
+                <w:iCs w:val="0"/>
+                <w:color w:val="000000"/>
+                <w:sz w:val="20"/>
+                <w:szCs w:val="20"/>
+                <w:u w:val="none"/>
+              </w:rPr>
+            </w:pPr>
+            <w:r>
+              <w:rPr>
+                <w:rFonts w:hint="default" w:ascii="Times New Roman" w:hAnsi="Times New Roman" w:eastAsia="宋体" w:cs="Times New Roman"/>
+                <w:b w:val="0"/>
+                <w:bCs w:val="0"/>
+                <w:i w:val="0"/>
+                <w:iCs w:val="0"/>
+                <w:color w:val="000000"/>
+                <w:kern w:val="0"/>
+                <w:sz w:val="20"/>
+                <w:szCs w:val="20"/>
+                <w:u w:val="none"/>
+                <w:lang w:val="en-US" w:eastAsia="zh-CN" w:bidi="ar"/>
+              </w:rPr>
+              <w:t>KRAS</w:t>
+            </w:r>
+          </w:p>
+        </w:tc>
+        <w:tc>
+          <w:tcPr>
+            <w:tcW w:w="792" w:type="pct"/>
+            <w:tcBorders>
+              <w:top w:val="single" w:color="000000" w:sz="4" w:space="0"/>
+              <w:left w:val="single" w:color="000000" w:sz="4" w:space="0"/>
+              <w:bottom w:val="single" w:color="000000" w:sz="4" w:space="0"/>
+              <w:right w:val="single" w:color="000000" w:sz="4" w:space="0"/>
+            </w:tcBorders>
+            <w:shd w:val="clear" w:color="auto" w:fill="FFFFFF"/>
+            <w:vAlign w:val="center"/>
+          </w:tcPr>
+          <w:p>
+            <w:pPr>
+              <w:keepNext w:val="0"/>
+              <w:keepLines w:val="0"/>
+              <w:widowControl/>
+              <w:suppressLineNumbers w:val="0"/>
+              <w:jc w:val="left"/>
+              <w:textAlignment w:val="center"/>
+              <w:rPr>
+                <w:rFonts w:hint="default" w:ascii="Times New Roman" w:hAnsi="Times New Roman" w:eastAsia="宋体" w:cs="Times New Roman"/>
+                <w:b w:val="0"/>
+                <w:bCs w:val="0"/>
+                <w:i w:val="0"/>
+                <w:iCs w:val="0"/>
+                <w:color w:val="000000"/>
+                <w:sz w:val="20"/>
+                <w:szCs w:val="20"/>
+                <w:u w:val="none"/>
+              </w:rPr>
+            </w:pPr>
+            <w:r>
+              <w:rPr>
+                <w:rFonts w:hint="default" w:ascii="Times New Roman" w:hAnsi="Times New Roman" w:eastAsia="宋体" w:cs="Times New Roman"/>
+                <w:b w:val="0"/>
+                <w:bCs w:val="0"/>
+                <w:i w:val="0"/>
+                <w:iCs w:val="0"/>
+                <w:color w:val="000000"/>
+                <w:kern w:val="0"/>
+                <w:sz w:val="20"/>
+                <w:szCs w:val="20"/>
+                <w:u w:val="none"/>
+                <w:lang w:val="en-US" w:eastAsia="zh-CN" w:bidi="ar"/>
+              </w:rPr>
+              <w:t xml:space="preserve">2 </w:t>
+            </w:r>
+          </w:p>
+        </w:tc>
+        <w:tc>
+          <w:tcPr>
+            <w:tcW w:w="1842" w:type="pct"/>
+            <w:tcBorders>
+              <w:top w:val="single" w:color="000000" w:sz="4" w:space="0"/>
+              <w:left w:val="single" w:color="000000" w:sz="4" w:space="0"/>
+              <w:bottom w:val="single" w:color="000000" w:sz="4" w:space="0"/>
+              <w:right w:val="single" w:color="000000" w:sz="4" w:space="0"/>
+            </w:tcBorders>
+            <w:shd w:val="clear" w:color="auto" w:fill="FFFFFF"/>
+            <w:vAlign w:val="center"/>
+          </w:tcPr>
+          <w:p>
+            <w:pPr>
+              <w:keepNext w:val="0"/>
+              <w:keepLines w:val="0"/>
+              <w:widowControl/>
+              <w:suppressLineNumbers w:val="0"/>
+              <w:jc w:val="left"/>
+              <w:textAlignment w:val="center"/>
+              <w:rPr>
+                <w:rFonts w:hint="default" w:ascii="Times New Roman" w:hAnsi="Times New Roman" w:eastAsia="宋体" w:cs="Times New Roman"/>
+                <w:b w:val="0"/>
+                <w:bCs w:val="0"/>
+                <w:i w:val="0"/>
+                <w:iCs w:val="0"/>
+                <w:color w:val="000000"/>
+                <w:sz w:val="20"/>
+                <w:szCs w:val="20"/>
+                <w:u w:val="none"/>
+              </w:rPr>
+            </w:pPr>
+            <w:r>
+              <w:rPr>
+                <w:rFonts w:hint="default" w:ascii="Times New Roman" w:hAnsi="Times New Roman" w:eastAsia="宋体" w:cs="Times New Roman"/>
+                <w:b w:val="0"/>
+                <w:bCs w:val="0"/>
+                <w:i w:val="0"/>
+                <w:iCs w:val="0"/>
+                <w:color w:val="000000"/>
+                <w:kern w:val="0"/>
+                <w:sz w:val="20"/>
+                <w:szCs w:val="20"/>
+                <w:u w:val="none"/>
+                <w:lang w:val="en-US" w:eastAsia="zh-CN" w:bidi="ar"/>
+              </w:rPr>
+              <w:t>c.34G&gt;C</w:t>
+            </w:r>
+          </w:p>
+        </w:tc>
+        <w:tc>
+          <w:tcPr>
+            <w:tcW w:w="1692" w:type="pct"/>
+            <w:tcBorders>
+              <w:top w:val="single" w:color="000000" w:sz="4" w:space="0"/>
+              <w:left w:val="single" w:color="000000" w:sz="4" w:space="0"/>
+              <w:bottom w:val="single" w:color="000000" w:sz="4" w:space="0"/>
+              <w:right w:val="single" w:color="000000" w:sz="4" w:space="0"/>
+            </w:tcBorders>
+            <w:shd w:val="clear" w:color="auto" w:fill="FFFFFF"/>
+            <w:vAlign w:val="center"/>
+          </w:tcPr>
+          <w:p>
+            <w:pPr>
+              <w:keepNext w:val="0"/>
+              <w:keepLines w:val="0"/>
+              <w:widowControl/>
+              <w:suppressLineNumbers w:val="0"/>
+              <w:jc w:val="left"/>
+              <w:textAlignment w:val="center"/>
+              <w:rPr>
+                <w:rFonts w:hint="default" w:ascii="Times New Roman" w:hAnsi="Times New Roman" w:eastAsia="宋体" w:cs="Times New Roman"/>
+                <w:b w:val="0"/>
+                <w:bCs w:val="0"/>
+                <w:i w:val="0"/>
+                <w:iCs w:val="0"/>
+                <w:color w:val="000000"/>
+                <w:sz w:val="20"/>
+                <w:szCs w:val="20"/>
+                <w:u w:val="none"/>
+              </w:rPr>
+            </w:pPr>
+            <w:r>
+              <w:rPr>
+                <w:rFonts w:hint="default" w:ascii="Times New Roman" w:hAnsi="Times New Roman" w:eastAsia="宋体" w:cs="Times New Roman"/>
+                <w:b w:val="0"/>
+                <w:bCs w:val="0"/>
+                <w:i w:val="0"/>
+                <w:iCs w:val="0"/>
+                <w:color w:val="000000"/>
+                <w:kern w:val="0"/>
+                <w:sz w:val="20"/>
+                <w:szCs w:val="20"/>
+                <w:u w:val="none"/>
+                <w:lang w:val="en-US" w:eastAsia="zh-CN" w:bidi="ar"/>
+              </w:rPr>
+              <w:t>p.G12R</w:t>
+            </w:r>
+          </w:p>
+        </w:tc>
+      </w:tr>
+      <w:tr>
+        <w:tblPrEx>
+          <w:tblBorders>
+            <w:top w:val="none" w:color="auto" w:sz="0" w:space="0"/>
+            <w:left w:val="none" w:color="auto" w:sz="0" w:space="0"/>
+            <w:bottom w:val="none" w:color="auto" w:sz="0" w:space="0"/>
+            <w:right w:val="none" w:color="auto" w:sz="0" w:space="0"/>
+            <w:insideH w:val="none" w:color="auto" w:sz="0" w:space="0"/>
+            <w:insideV w:val="none" w:color="auto" w:sz="0" w:space="0"/>
+          </w:tblBorders>
+          <w:shd w:val="clear" w:color="auto" w:fill="auto"/>
+          <w:tblCellMar>
+            <w:top w:w="0" w:type="dxa"/>
+            <w:left w:w="108" w:type="dxa"/>
+            <w:bottom w:w="0" w:type="dxa"/>
+            <w:right w:w="108" w:type="dxa"/>
+          </w:tblCellMar>
+        </w:tblPrEx>
+        <w:trPr>
+          <w:trHeight w:val="340" w:hRule="atLeast"/>
+        </w:trPr>
+        <w:tc>
+          <w:tcPr>
+            <w:tcW w:w="672" w:type="pct"/>
+            <w:tcBorders>
+              <w:top w:val="single" w:color="000000" w:sz="4" w:space="0"/>
+              <w:left w:val="single" w:color="000000" w:sz="4" w:space="0"/>
+              <w:bottom w:val="single" w:color="000000" w:sz="4" w:space="0"/>
+              <w:right w:val="single" w:color="000000" w:sz="4" w:space="0"/>
+            </w:tcBorders>
+            <w:shd w:val="clear" w:color="auto" w:fill="FFFFFF"/>
+            <w:vAlign w:val="center"/>
+          </w:tcPr>
+          <w:p>
+            <w:pPr>
+              <w:keepNext w:val="0"/>
+              <w:keepLines w:val="0"/>
+              <w:widowControl/>
+              <w:suppressLineNumbers w:val="0"/>
+              <w:jc w:val="left"/>
+              <w:textAlignment w:val="center"/>
+              <w:rPr>
+                <w:rFonts w:hint="default" w:ascii="Times New Roman" w:hAnsi="Times New Roman" w:eastAsia="宋体" w:cs="Times New Roman"/>
+                <w:b w:val="0"/>
+                <w:bCs w:val="0"/>
+                <w:i w:val="0"/>
+                <w:iCs w:val="0"/>
+                <w:color w:val="000000"/>
+                <w:sz w:val="20"/>
+                <w:szCs w:val="20"/>
+                <w:u w:val="none"/>
+              </w:rPr>
+            </w:pPr>
+            <w:r>
+              <w:rPr>
+                <w:rFonts w:hint="default" w:ascii="Times New Roman" w:hAnsi="Times New Roman" w:eastAsia="宋体" w:cs="Times New Roman"/>
+                <w:b w:val="0"/>
+                <w:bCs w:val="0"/>
+                <w:i w:val="0"/>
+                <w:iCs w:val="0"/>
+                <w:color w:val="000000"/>
+                <w:kern w:val="0"/>
+                <w:sz w:val="20"/>
+                <w:szCs w:val="20"/>
+                <w:u w:val="none"/>
+                <w:lang w:val="en-US" w:eastAsia="zh-CN" w:bidi="ar"/>
+              </w:rPr>
+              <w:t>KRAS</w:t>
+            </w:r>
+          </w:p>
+        </w:tc>
+        <w:tc>
+          <w:tcPr>
+            <w:tcW w:w="792" w:type="pct"/>
+            <w:tcBorders>
+              <w:top w:val="single" w:color="000000" w:sz="4" w:space="0"/>
+              <w:left w:val="single" w:color="000000" w:sz="4" w:space="0"/>
+              <w:bottom w:val="single" w:color="000000" w:sz="4" w:space="0"/>
+              <w:right w:val="single" w:color="000000" w:sz="4" w:space="0"/>
+            </w:tcBorders>
+            <w:shd w:val="clear" w:color="auto" w:fill="FFFFFF"/>
+            <w:vAlign w:val="center"/>
+          </w:tcPr>
+          <w:p>
+            <w:pPr>
+              <w:keepNext w:val="0"/>
+              <w:keepLines w:val="0"/>
+              <w:widowControl/>
+              <w:suppressLineNumbers w:val="0"/>
+              <w:jc w:val="left"/>
+              <w:textAlignment w:val="center"/>
+              <w:rPr>
+                <w:rFonts w:hint="default" w:ascii="Times New Roman" w:hAnsi="Times New Roman" w:eastAsia="宋体" w:cs="Times New Roman"/>
+                <w:b w:val="0"/>
+                <w:bCs w:val="0"/>
+                <w:i w:val="0"/>
+                <w:iCs w:val="0"/>
+                <w:color w:val="000000"/>
+                <w:sz w:val="20"/>
+                <w:szCs w:val="20"/>
+                <w:u w:val="none"/>
+              </w:rPr>
+            </w:pPr>
+            <w:r>
+              <w:rPr>
+                <w:rFonts w:hint="default" w:ascii="Times New Roman" w:hAnsi="Times New Roman" w:eastAsia="宋体" w:cs="Times New Roman"/>
+                <w:b w:val="0"/>
+                <w:bCs w:val="0"/>
+                <w:i w:val="0"/>
+                <w:iCs w:val="0"/>
+                <w:color w:val="000000"/>
+                <w:kern w:val="0"/>
+                <w:sz w:val="20"/>
+                <w:szCs w:val="20"/>
+                <w:u w:val="none"/>
+                <w:lang w:val="en-US" w:eastAsia="zh-CN" w:bidi="ar"/>
+              </w:rPr>
+              <w:t xml:space="preserve">2 </w:t>
+            </w:r>
+          </w:p>
+        </w:tc>
+        <w:tc>
+          <w:tcPr>
+            <w:tcW w:w="1842" w:type="pct"/>
+            <w:tcBorders>
+              <w:top w:val="single" w:color="000000" w:sz="4" w:space="0"/>
+              <w:left w:val="single" w:color="000000" w:sz="4" w:space="0"/>
+              <w:bottom w:val="single" w:color="000000" w:sz="4" w:space="0"/>
+              <w:right w:val="single" w:color="000000" w:sz="4" w:space="0"/>
+            </w:tcBorders>
+            <w:shd w:val="clear" w:color="auto" w:fill="FFFFFF"/>
+            <w:vAlign w:val="center"/>
+          </w:tcPr>
+          <w:p>
+            <w:pPr>
+              <w:keepNext w:val="0"/>
+              <w:keepLines w:val="0"/>
+              <w:widowControl/>
+              <w:suppressLineNumbers w:val="0"/>
+              <w:jc w:val="left"/>
+              <w:textAlignment w:val="center"/>
+              <w:rPr>
+                <w:rFonts w:hint="default" w:ascii="Times New Roman" w:hAnsi="Times New Roman" w:eastAsia="宋体" w:cs="Times New Roman"/>
+                <w:b w:val="0"/>
+                <w:bCs w:val="0"/>
+                <w:i w:val="0"/>
+                <w:iCs w:val="0"/>
+                <w:color w:val="000000"/>
+                <w:sz w:val="20"/>
+                <w:szCs w:val="20"/>
+                <w:u w:val="none"/>
+              </w:rPr>
+            </w:pPr>
+            <w:r>
+              <w:rPr>
+                <w:rFonts w:hint="default" w:ascii="Times New Roman" w:hAnsi="Times New Roman" w:eastAsia="宋体" w:cs="Times New Roman"/>
+                <w:b w:val="0"/>
+                <w:bCs w:val="0"/>
+                <w:i w:val="0"/>
+                <w:iCs w:val="0"/>
+                <w:color w:val="000000"/>
+                <w:kern w:val="0"/>
+                <w:sz w:val="20"/>
+                <w:szCs w:val="20"/>
+                <w:u w:val="none"/>
+                <w:lang w:val="en-US" w:eastAsia="zh-CN" w:bidi="ar"/>
+              </w:rPr>
+              <w:t>c.35G&gt;C</w:t>
+            </w:r>
+          </w:p>
+        </w:tc>
+        <w:tc>
+          <w:tcPr>
+            <w:tcW w:w="1692" w:type="pct"/>
+            <w:tcBorders>
+              <w:top w:val="single" w:color="000000" w:sz="4" w:space="0"/>
+              <w:left w:val="single" w:color="000000" w:sz="4" w:space="0"/>
+              <w:bottom w:val="single" w:color="000000" w:sz="4" w:space="0"/>
+              <w:right w:val="single" w:color="000000" w:sz="4" w:space="0"/>
+            </w:tcBorders>
+            <w:shd w:val="clear" w:color="auto" w:fill="FFFFFF"/>
+            <w:vAlign w:val="center"/>
+          </w:tcPr>
+          <w:p>
+            <w:pPr>
+              <w:keepNext w:val="0"/>
+              <w:keepLines w:val="0"/>
+              <w:widowControl/>
+              <w:suppressLineNumbers w:val="0"/>
+              <w:jc w:val="left"/>
+              <w:textAlignment w:val="center"/>
+              <w:rPr>
+                <w:rFonts w:hint="default" w:ascii="Times New Roman" w:hAnsi="Times New Roman" w:eastAsia="宋体" w:cs="Times New Roman"/>
+                <w:b w:val="0"/>
+                <w:bCs w:val="0"/>
+                <w:i w:val="0"/>
+                <w:iCs w:val="0"/>
+                <w:color w:val="000000"/>
+                <w:sz w:val="20"/>
+                <w:szCs w:val="20"/>
+                <w:u w:val="none"/>
+              </w:rPr>
+            </w:pPr>
+            <w:r>
+              <w:rPr>
+                <w:rFonts w:hint="default" w:ascii="Times New Roman" w:hAnsi="Times New Roman" w:eastAsia="宋体" w:cs="Times New Roman"/>
+                <w:b w:val="0"/>
+                <w:bCs w:val="0"/>
+                <w:i w:val="0"/>
+                <w:iCs w:val="0"/>
+                <w:color w:val="000000"/>
+                <w:kern w:val="0"/>
+                <w:sz w:val="20"/>
+                <w:szCs w:val="20"/>
+                <w:u w:val="none"/>
+                <w:lang w:val="en-US" w:eastAsia="zh-CN" w:bidi="ar"/>
+              </w:rPr>
+              <w:t>p.G12A</w:t>
             </w:r>
           </w:p>
         </w:tc>
@@ -35358,7 +36668,7 @@
                 <w:u w:val="none"/>
                 <w:lang w:val="en-US" w:eastAsia="zh-CN" w:bidi="ar"/>
               </w:rPr>
-              <w:t>KRAS</w:t>
+              <w:t>BRAF</w:t>
             </w:r>
           </w:p>
         </w:tc>
@@ -35408,7 +36718,7 @@
                 <w:u w:val="none"/>
                 <w:lang w:val="en-US" w:eastAsia="zh-CN" w:bidi="ar"/>
               </w:rPr>
-              <w:t xml:space="preserve">2 </w:t>
+              <w:t xml:space="preserve">15 </w:t>
             </w:r>
           </w:p>
         </w:tc>
@@ -35458,7 +36768,7 @@
                 <w:u w:val="none"/>
                 <w:lang w:val="en-US" w:eastAsia="zh-CN" w:bidi="ar"/>
               </w:rPr>
-              <w:t>c.34G&gt;A</w:t>
+              <w:t>c.1799T&gt;A</w:t>
             </w:r>
           </w:p>
         </w:tc>
@@ -35508,7 +36818,237 @@
                 <w:u w:val="none"/>
                 <w:lang w:val="en-US" w:eastAsia="zh-CN" w:bidi="ar"/>
               </w:rPr>
-              <w:t>p.G12S</w:t>
+              <w:t>p.V600E</w:t>
+            </w:r>
+          </w:p>
+        </w:tc>
+      </w:tr>
+      <w:tr>
+        <w:tblPrEx>
+          <w:tblBorders>
+            <w:top w:val="none" w:color="auto" w:sz="0" w:space="0"/>
+            <w:left w:val="none" w:color="auto" w:sz="0" w:space="0"/>
+            <w:bottom w:val="none" w:color="auto" w:sz="0" w:space="0"/>
+            <w:right w:val="none" w:color="auto" w:sz="0" w:space="0"/>
+            <w:insideH w:val="none" w:color="auto" w:sz="0" w:space="0"/>
+            <w:insideV w:val="none" w:color="auto" w:sz="0" w:space="0"/>
+          </w:tblBorders>
+          <w:shd w:val="clear" w:color="auto" w:fill="auto"/>
+          <w:tblCellMar>
+            <w:top w:w="0" w:type="dxa"/>
+            <w:left w:w="108" w:type="dxa"/>
+            <w:bottom w:w="0" w:type="dxa"/>
+            <w:right w:w="108" w:type="dxa"/>
+          </w:tblCellMar>
+        </w:tblPrEx>
+        <w:trPr>
+          <w:trHeight w:val="340" w:hRule="atLeast"/>
+        </w:trPr>
+        <w:tc>
+          <w:tcPr>
+            <w:tcW w:w="672" w:type="pct"/>
+            <w:tcBorders>
+              <w:top w:val="single" w:color="000000" w:sz="4" w:space="0"/>
+              <w:left w:val="single" w:color="000000" w:sz="4" w:space="0"/>
+              <w:bottom w:val="single" w:color="000000" w:sz="4" w:space="0"/>
+              <w:right w:val="single" w:color="000000" w:sz="4" w:space="0"/>
+            </w:tcBorders>
+            <w:shd w:val="clear" w:color="auto" w:fill="FFFFFF"/>
+            <w:vAlign w:val="center"/>
+          </w:tcPr>
+          <w:p>
+            <w:pPr>
+              <w:keepNext w:val="0"/>
+              <w:keepLines w:val="0"/>
+              <w:widowControl/>
+              <w:suppressLineNumbers w:val="0"/>
+              <w:jc w:val="left"/>
+              <w:textAlignment w:val="center"/>
+              <w:rPr>
+                <w:rFonts w:hint="default" w:ascii="Times New Roman" w:hAnsi="Times New Roman" w:eastAsia="宋体" w:cs="Times New Roman"/>
+                <w:b w:val="0"/>
+                <w:bCs w:val="0"/>
+                <w:i w:val="0"/>
+                <w:iCs w:val="0"/>
+                <w:color w:val="000000"/>
+                <w:kern w:val="0"/>
+                <w:sz w:val="20"/>
+                <w:szCs w:val="20"/>
+                <w:u w:val="none"/>
+                <w:lang w:val="en-US" w:eastAsia="zh-CN" w:bidi="ar"/>
+              </w:rPr>
+            </w:pPr>
+            <w:r>
+              <w:rPr>
+                <w:rFonts w:hint="eastAsia" w:ascii="Times New Roman" w:hAnsi="Times New Roman" w:eastAsia="宋体" w:cs="Times New Roman"/>
+                <w:b w:val="0"/>
+                <w:bCs w:val="0"/>
+                <w:i w:val="0"/>
+                <w:iCs w:val="0"/>
+                <w:color w:val="000000"/>
+                <w:kern w:val="0"/>
+                <w:sz w:val="20"/>
+                <w:szCs w:val="20"/>
+                <w:u w:val="none"/>
+                <w:lang w:val="en-US" w:eastAsia="zh-CN" w:bidi="ar"/>
+              </w:rPr>
+              <w:t>ERBB2</w:t>
+            </w:r>
+          </w:p>
+        </w:tc>
+        <w:tc>
+          <w:tcPr>
+            <w:tcW w:w="792" w:type="pct"/>
+            <w:tcBorders>
+              <w:top w:val="single" w:color="000000" w:sz="4" w:space="0"/>
+              <w:left w:val="single" w:color="000000" w:sz="4" w:space="0"/>
+              <w:bottom w:val="single" w:color="000000" w:sz="4" w:space="0"/>
+              <w:right w:val="single" w:color="000000" w:sz="4" w:space="0"/>
+            </w:tcBorders>
+            <w:shd w:val="clear" w:color="auto" w:fill="FFFFFF"/>
+            <w:vAlign w:val="center"/>
+          </w:tcPr>
+          <w:p>
+            <w:pPr>
+              <w:keepNext w:val="0"/>
+              <w:keepLines w:val="0"/>
+              <w:widowControl/>
+              <w:suppressLineNumbers w:val="0"/>
+              <w:jc w:val="left"/>
+              <w:textAlignment w:val="center"/>
+              <w:rPr>
+                <w:rFonts w:hint="default" w:ascii="Times New Roman" w:hAnsi="Times New Roman" w:eastAsia="宋体" w:cs="Times New Roman"/>
+                <w:b w:val="0"/>
+                <w:bCs w:val="0"/>
+                <w:i w:val="0"/>
+                <w:iCs w:val="0"/>
+                <w:color w:val="000000"/>
+                <w:kern w:val="0"/>
+                <w:sz w:val="20"/>
+                <w:szCs w:val="20"/>
+                <w:u w:val="none"/>
+                <w:lang w:val="en-US" w:eastAsia="zh-CN" w:bidi="ar"/>
+              </w:rPr>
+            </w:pPr>
+            <w:r>
+              <w:rPr>
+                <w:rFonts w:hint="default" w:ascii="Times New Roman" w:hAnsi="Times New Roman" w:eastAsia="宋体" w:cs="Times New Roman"/>
+                <w:b w:val="0"/>
+                <w:bCs w:val="0"/>
+                <w:i w:val="0"/>
+                <w:iCs w:val="0"/>
+                <w:color w:val="000000"/>
+                <w:kern w:val="0"/>
+                <w:sz w:val="20"/>
+                <w:szCs w:val="20"/>
+                <w:u w:val="none"/>
+                <w:lang w:val="en-US" w:eastAsia="zh-CN" w:bidi="ar"/>
+              </w:rPr>
+              <w:t>20</w:t>
+            </w:r>
+          </w:p>
+        </w:tc>
+        <w:tc>
+          <w:tcPr>
+            <w:tcW w:w="1842" w:type="pct"/>
+            <w:tcBorders>
+              <w:top w:val="single" w:color="000000" w:sz="4" w:space="0"/>
+              <w:left w:val="single" w:color="000000" w:sz="4" w:space="0"/>
+              <w:bottom w:val="single" w:color="000000" w:sz="4" w:space="0"/>
+              <w:right w:val="single" w:color="000000" w:sz="4" w:space="0"/>
+            </w:tcBorders>
+            <w:shd w:val="clear" w:color="auto" w:fill="FFFFFF"/>
+            <w:vAlign w:val="center"/>
+          </w:tcPr>
+          <w:p>
+            <w:pPr>
+              <w:keepNext w:val="0"/>
+              <w:keepLines w:val="0"/>
+              <w:widowControl/>
+              <w:suppressLineNumbers w:val="0"/>
+              <w:jc w:val="left"/>
+              <w:textAlignment w:val="center"/>
+              <w:rPr>
+                <w:rFonts w:hint="default" w:ascii="Times New Roman" w:hAnsi="Times New Roman" w:eastAsia="宋体" w:cs="Times New Roman"/>
+                <w:b w:val="0"/>
+                <w:bCs w:val="0"/>
+                <w:i w:val="0"/>
+                <w:iCs w:val="0"/>
+                <w:color w:val="000000"/>
+                <w:kern w:val="0"/>
+                <w:sz w:val="20"/>
+                <w:szCs w:val="20"/>
+                <w:u w:val="none"/>
+                <w:lang w:val="en-US" w:eastAsia="zh-CN" w:bidi="ar"/>
+              </w:rPr>
+            </w:pPr>
+            <w:r>
+              <w:rPr>
+                <w:rFonts w:hint="default" w:ascii="Times New Roman" w:hAnsi="Times New Roman" w:eastAsia="宋体" w:cs="Times New Roman"/>
+                <w:b w:val="0"/>
+                <w:bCs w:val="0"/>
+                <w:i w:val="0"/>
+                <w:iCs w:val="0"/>
+                <w:color w:val="000000"/>
+                <w:kern w:val="0"/>
+                <w:sz w:val="20"/>
+                <w:szCs w:val="20"/>
+                <w:u w:val="none"/>
+                <w:lang w:val="en-US" w:eastAsia="zh-CN" w:bidi="ar"/>
+              </w:rPr>
+              <w:t>c.2313_2324dup</w:t>
+            </w:r>
+          </w:p>
+        </w:tc>
+        <w:tc>
+          <w:tcPr>
+            <w:tcW w:w="1692" w:type="pct"/>
+            <w:tcBorders>
+              <w:top w:val="single" w:color="000000" w:sz="4" w:space="0"/>
+              <w:left w:val="single" w:color="000000" w:sz="4" w:space="0"/>
+              <w:bottom w:val="single" w:color="000000" w:sz="4" w:space="0"/>
+              <w:right w:val="single" w:color="000000" w:sz="4" w:space="0"/>
+            </w:tcBorders>
+            <w:shd w:val="clear" w:color="auto" w:fill="FFFFFF"/>
+            <w:vAlign w:val="center"/>
+          </w:tcPr>
+          <w:p>
+            <w:pPr>
+              <w:keepNext w:val="0"/>
+              <w:keepLines w:val="0"/>
+              <w:widowControl/>
+              <w:suppressLineNumbers w:val="0"/>
+              <w:jc w:val="left"/>
+              <w:textAlignment w:val="center"/>
+              <w:rPr>
+                <w:rFonts w:hint="default" w:ascii="Times New Roman" w:hAnsi="Times New Roman" w:eastAsia="宋体" w:cs="Times New Roman"/>
+                <w:b w:val="0"/>
+                <w:bCs w:val="0"/>
+                <w:i w:val="0"/>
+                <w:iCs w:val="0"/>
+                <w:color w:val="000000"/>
+                <w:kern w:val="0"/>
+                <w:sz w:val="20"/>
+                <w:szCs w:val="20"/>
+                <w:u w:val="none"/>
+                <w:lang w:val="en-US" w:eastAsia="zh-CN" w:bidi="ar"/>
+              </w:rPr>
+            </w:pPr>
+            <w:r>
+              <w:rPr>
+                <w:rFonts w:hint="default" w:ascii="Times New Roman" w:hAnsi="Times New Roman" w:eastAsia="宋体" w:cs="Times New Roman"/>
+                <w:b w:val="0"/>
+                <w:bCs w:val="0"/>
+                <w:i w:val="0"/>
+                <w:iCs w:val="0"/>
+                <w:color w:val="000000"/>
+                <w:kern w:val="0"/>
+                <w:sz w:val="20"/>
+                <w:szCs w:val="20"/>
+                <w:u w:val="none"/>
+                <w:lang w:val="en-US" w:eastAsia="zh-CN" w:bidi="ar"/>
+              </w:rPr>
+              <w:t>A775_G776insYVMA</w:t>
             </w:r>
           </w:p>
         </w:tc>
@@ -35560,26 +37100,28 @@
                 <w:i w:val="0"/>
                 <w:iCs w:val="0"/>
                 <w:color w:val="000000"/>
-                <w:sz w:val="20"/>
-                <w:szCs w:val="20"/>
-                <w:u w:val="none"/>
-              </w:rPr>
-            </w:pPr>
-            <w:r>
-              <w:rPr>
-                <w:rFonts w:hint="default" w:ascii="Times New Roman" w:hAnsi="Times New Roman" w:eastAsia="宋体" w:cs="Times New Roman"/>
-                <w:b w:val="0"/>
-                <w:bCs w:val="0"/>
-                <w:i w:val="0"/>
-                <w:iCs w:val="0"/>
-                <w:color w:val="000000"/>
                 <w:kern w:val="0"/>
                 <w:sz w:val="20"/>
                 <w:szCs w:val="20"/>
                 <w:u w:val="none"/>
                 <w:lang w:val="en-US" w:eastAsia="zh-CN" w:bidi="ar"/>
               </w:rPr>
-              <w:t>KRAS</w:t>
+            </w:pPr>
+            <w:r>
+              <w:rPr>
+                <w:rFonts w:hint="eastAsia" w:ascii="Times New Roman" w:hAnsi="Times New Roman" w:eastAsia="宋体" w:cs="Times New Roman"/>
+                <w:b w:val="0"/>
+                <w:bCs w:val="0"/>
+                <w:i w:val="0"/>
+                <w:iCs w:val="0"/>
+                <w:color w:val="000000"/>
+                <w:kern w:val="0"/>
+                <w:sz w:val="20"/>
+                <w:szCs w:val="20"/>
+                <w:u w:val="none"/>
+                <w:lang w:val="en-US" w:eastAsia="zh-CN" w:bidi="ar"/>
+              </w:rPr>
+              <w:t>ERBB2</w:t>
             </w:r>
           </w:p>
         </w:tc>
@@ -35610,26 +37152,28 @@
                 <w:i w:val="0"/>
                 <w:iCs w:val="0"/>
                 <w:color w:val="000000"/>
-                <w:sz w:val="20"/>
-                <w:szCs w:val="20"/>
-                <w:u w:val="none"/>
-              </w:rPr>
-            </w:pPr>
-            <w:r>
-              <w:rPr>
-                <w:rFonts w:hint="default" w:ascii="Times New Roman" w:hAnsi="Times New Roman" w:eastAsia="宋体" w:cs="Times New Roman"/>
-                <w:b w:val="0"/>
-                <w:bCs w:val="0"/>
-                <w:i w:val="0"/>
-                <w:iCs w:val="0"/>
-                <w:color w:val="000000"/>
                 <w:kern w:val="0"/>
                 <w:sz w:val="20"/>
                 <w:szCs w:val="20"/>
                 <w:u w:val="none"/>
                 <w:lang w:val="en-US" w:eastAsia="zh-CN" w:bidi="ar"/>
               </w:rPr>
-              <w:t xml:space="preserve">2 </w:t>
+            </w:pPr>
+            <w:r>
+              <w:rPr>
+                <w:rFonts w:hint="eastAsia" w:ascii="Times New Roman" w:hAnsi="Times New Roman" w:eastAsia="宋体" w:cs="Times New Roman"/>
+                <w:b w:val="0"/>
+                <w:bCs w:val="0"/>
+                <w:i w:val="0"/>
+                <w:iCs w:val="0"/>
+                <w:color w:val="000000"/>
+                <w:kern w:val="0"/>
+                <w:sz w:val="20"/>
+                <w:szCs w:val="20"/>
+                <w:u w:val="none"/>
+                <w:lang w:val="en-US" w:eastAsia="zh-CN" w:bidi="ar"/>
+              </w:rPr>
+              <w:t>21</w:t>
             </w:r>
           </w:p>
         </w:tc>
@@ -35660,9 +37204,11 @@
                 <w:i w:val="0"/>
                 <w:iCs w:val="0"/>
                 <w:color w:val="000000"/>
+                <w:kern w:val="0"/>
                 <w:sz w:val="20"/>
                 <w:szCs w:val="20"/>
                 <w:u w:val="none"/>
+                <w:lang w:val="en-US" w:eastAsia="zh-CN" w:bidi="ar"/>
               </w:rPr>
             </w:pPr>
             <w:r>
@@ -35679,7 +37225,7 @@
                 <w:u w:val="none"/>
                 <w:lang w:val="en-US" w:eastAsia="zh-CN" w:bidi="ar"/>
               </w:rPr>
-              <w:t>c.38G&gt;A</w:t>
+              <w:t>c.2524G&gt;A</w:t>
             </w:r>
           </w:p>
         </w:tc>
@@ -35710,9 +37256,11 @@
                 <w:i w:val="0"/>
                 <w:iCs w:val="0"/>
                 <w:color w:val="000000"/>
+                <w:kern w:val="0"/>
                 <w:sz w:val="20"/>
                 <w:szCs w:val="20"/>
                 <w:u w:val="none"/>
+                <w:lang w:val="en-US" w:eastAsia="zh-CN" w:bidi="ar"/>
               </w:rPr>
             </w:pPr>
             <w:r>
@@ -35729,7 +37277,7 @@
                 <w:u w:val="none"/>
                 <w:lang w:val="en-US" w:eastAsia="zh-CN" w:bidi="ar"/>
               </w:rPr>
-              <w:t>p.G13D</w:t>
+              <w:t>p.V842I</w:t>
             </w:r>
           </w:p>
         </w:tc>
@@ -35781,26 +37329,28 @@
                 <w:i w:val="0"/>
                 <w:iCs w:val="0"/>
                 <w:color w:val="000000"/>
-                <w:sz w:val="20"/>
-                <w:szCs w:val="20"/>
-                <w:u w:val="none"/>
-              </w:rPr>
-            </w:pPr>
-            <w:r>
-              <w:rPr>
-                <w:rFonts w:hint="default" w:ascii="Times New Roman" w:hAnsi="Times New Roman" w:eastAsia="宋体" w:cs="Times New Roman"/>
-                <w:b w:val="0"/>
-                <w:bCs w:val="0"/>
-                <w:i w:val="0"/>
-                <w:iCs w:val="0"/>
-                <w:color w:val="000000"/>
                 <w:kern w:val="0"/>
                 <w:sz w:val="20"/>
                 <w:szCs w:val="20"/>
                 <w:u w:val="none"/>
                 <w:lang w:val="en-US" w:eastAsia="zh-CN" w:bidi="ar"/>
               </w:rPr>
-              <w:t>KRAS</w:t>
+            </w:pPr>
+            <w:r>
+              <w:rPr>
+                <w:rFonts w:hint="eastAsia" w:ascii="Times New Roman" w:hAnsi="Times New Roman" w:eastAsia="宋体" w:cs="Times New Roman"/>
+                <w:b w:val="0"/>
+                <w:bCs w:val="0"/>
+                <w:i w:val="0"/>
+                <w:iCs w:val="0"/>
+                <w:color w:val="000000"/>
+                <w:kern w:val="0"/>
+                <w:sz w:val="20"/>
+                <w:szCs w:val="20"/>
+                <w:u w:val="none"/>
+                <w:lang w:val="en-US" w:eastAsia="zh-CN" w:bidi="ar"/>
+              </w:rPr>
+              <w:t>ERBB2</w:t>
             </w:r>
           </w:p>
         </w:tc>
@@ -35831,9 +37381,11 @@
                 <w:i w:val="0"/>
                 <w:iCs w:val="0"/>
                 <w:color w:val="000000"/>
+                <w:kern w:val="0"/>
                 <w:sz w:val="20"/>
                 <w:szCs w:val="20"/>
                 <w:u w:val="none"/>
+                <w:lang w:val="en-US" w:eastAsia="zh-CN" w:bidi="ar"/>
               </w:rPr>
             </w:pPr>
             <w:r>
@@ -35850,7 +37402,7 @@
                 <w:u w:val="none"/>
                 <w:lang w:val="en-US" w:eastAsia="zh-CN" w:bidi="ar"/>
               </w:rPr>
-              <w:t xml:space="preserve">2 </w:t>
+              <w:t>Amplification</w:t>
             </w:r>
           </w:p>
         </w:tc>
@@ -35881,27 +37433,13 @@
                 <w:i w:val="0"/>
                 <w:iCs w:val="0"/>
                 <w:color w:val="000000"/>
-                <w:sz w:val="20"/>
-                <w:szCs w:val="20"/>
-                <w:u w:val="none"/>
-              </w:rPr>
-            </w:pPr>
-            <w:r>
-              <w:rPr>
-                <w:rFonts w:hint="default" w:ascii="Times New Roman" w:hAnsi="Times New Roman" w:eastAsia="宋体" w:cs="Times New Roman"/>
-                <w:b w:val="0"/>
-                <w:bCs w:val="0"/>
-                <w:i w:val="0"/>
-                <w:iCs w:val="0"/>
-                <w:color w:val="000000"/>
                 <w:kern w:val="0"/>
                 <w:sz w:val="20"/>
                 <w:szCs w:val="20"/>
                 <w:u w:val="none"/>
                 <w:lang w:val="en-US" w:eastAsia="zh-CN" w:bidi="ar"/>
               </w:rPr>
-              <w:t>c.34G&gt;C</w:t>
-            </w:r>
+            </w:pPr>
           </w:p>
         </w:tc>
         <w:tc>
@@ -35931,12 +37469,161 @@
                 <w:i w:val="0"/>
                 <w:iCs w:val="0"/>
                 <w:color w:val="000000"/>
+                <w:kern w:val="0"/>
                 <w:sz w:val="20"/>
                 <w:szCs w:val="20"/>
                 <w:u w:val="none"/>
-              </w:rPr>
-            </w:pPr>
-            <w:r>
+                <w:lang w:val="en-US" w:eastAsia="zh-CN" w:bidi="ar"/>
+              </w:rPr>
+            </w:pPr>
+          </w:p>
+        </w:tc>
+      </w:tr>
+      <w:tr>
+        <w:tblPrEx>
+          <w:tblBorders>
+            <w:top w:val="none" w:color="auto" w:sz="0" w:space="0"/>
+            <w:left w:val="none" w:color="auto" w:sz="0" w:space="0"/>
+            <w:bottom w:val="none" w:color="auto" w:sz="0" w:space="0"/>
+            <w:right w:val="none" w:color="auto" w:sz="0" w:space="0"/>
+            <w:insideH w:val="none" w:color="auto" w:sz="0" w:space="0"/>
+            <w:insideV w:val="none" w:color="auto" w:sz="0" w:space="0"/>
+          </w:tblBorders>
+          <w:shd w:val="clear" w:color="auto" w:fill="auto"/>
+          <w:tblCellMar>
+            <w:top w:w="0" w:type="dxa"/>
+            <w:left w:w="108" w:type="dxa"/>
+            <w:bottom w:w="0" w:type="dxa"/>
+            <w:right w:w="108" w:type="dxa"/>
+          </w:tblCellMar>
+        </w:tblPrEx>
+        <w:trPr>
+          <w:trHeight w:val="340" w:hRule="atLeast"/>
+        </w:trPr>
+        <w:tc>
+          <w:tcPr>
+            <w:tcW w:w="672" w:type="pct"/>
+            <w:tcBorders>
+              <w:top w:val="single" w:color="000000" w:sz="4" w:space="0"/>
+              <w:left w:val="single" w:color="000000" w:sz="4" w:space="0"/>
+              <w:bottom w:val="single" w:color="000000" w:sz="4" w:space="0"/>
+              <w:right w:val="single" w:color="000000" w:sz="4" w:space="0"/>
+            </w:tcBorders>
+            <w:shd w:val="clear" w:color="auto" w:fill="FFFFFF"/>
+            <w:vAlign w:val="center"/>
+          </w:tcPr>
+          <w:p>
+            <w:pPr>
+              <w:keepNext w:val="0"/>
+              <w:keepLines w:val="0"/>
+              <w:widowControl/>
+              <w:suppressLineNumbers w:val="0"/>
+              <w:jc w:val="left"/>
+              <w:textAlignment w:val="center"/>
+              <w:rPr>
+                <w:rFonts w:hint="eastAsia" w:ascii="Times New Roman" w:hAnsi="Times New Roman" w:eastAsia="宋体" w:cs="Times New Roman"/>
+                <w:b w:val="0"/>
+                <w:bCs w:val="0"/>
+                <w:i w:val="0"/>
+                <w:iCs w:val="0"/>
+                <w:color w:val="000000"/>
+                <w:kern w:val="0"/>
+                <w:sz w:val="20"/>
+                <w:szCs w:val="20"/>
+                <w:u w:val="none"/>
+                <w:lang w:val="en-US" w:eastAsia="zh-CN" w:bidi="ar"/>
+              </w:rPr>
+            </w:pPr>
+            <w:r>
+              <w:rPr>
+                <w:rFonts w:hint="eastAsia" w:ascii="Times New Roman" w:hAnsi="Times New Roman" w:eastAsia="宋体" w:cs="Times New Roman"/>
+                <w:b w:val="0"/>
+                <w:bCs w:val="0"/>
+                <w:i w:val="0"/>
+                <w:iCs w:val="0"/>
+                <w:color w:val="000000"/>
+                <w:kern w:val="0"/>
+                <w:sz w:val="20"/>
+                <w:szCs w:val="20"/>
+                <w:u w:val="none"/>
+                <w:lang w:val="en-US" w:eastAsia="zh-CN" w:bidi="ar"/>
+              </w:rPr>
+              <w:t>NRAS</w:t>
+            </w:r>
+          </w:p>
+        </w:tc>
+        <w:tc>
+          <w:tcPr>
+            <w:tcW w:w="792" w:type="pct"/>
+            <w:tcBorders>
+              <w:top w:val="single" w:color="000000" w:sz="4" w:space="0"/>
+              <w:left w:val="single" w:color="000000" w:sz="4" w:space="0"/>
+              <w:bottom w:val="single" w:color="000000" w:sz="4" w:space="0"/>
+              <w:right w:val="single" w:color="000000" w:sz="4" w:space="0"/>
+            </w:tcBorders>
+            <w:shd w:val="clear" w:color="auto" w:fill="FFFFFF"/>
+            <w:vAlign w:val="center"/>
+          </w:tcPr>
+          <w:p>
+            <w:pPr>
+              <w:keepNext w:val="0"/>
+              <w:keepLines w:val="0"/>
+              <w:widowControl/>
+              <w:suppressLineNumbers w:val="0"/>
+              <w:jc w:val="left"/>
+              <w:textAlignment w:val="center"/>
+              <w:rPr>
+                <w:rFonts w:hint="eastAsia" w:ascii="Times New Roman" w:hAnsi="Times New Roman" w:eastAsia="宋体" w:cs="Times New Roman"/>
+                <w:b w:val="0"/>
+                <w:bCs w:val="0"/>
+                <w:i w:val="0"/>
+                <w:iCs w:val="0"/>
+                <w:color w:val="000000"/>
+                <w:kern w:val="0"/>
+                <w:sz w:val="20"/>
+                <w:szCs w:val="20"/>
+                <w:u w:val="none"/>
+                <w:lang w:val="en-US" w:eastAsia="zh-CN" w:bidi="ar"/>
+              </w:rPr>
+            </w:pPr>
+            <w:r>
+              <w:rPr>
+                <w:rFonts w:hint="eastAsia" w:ascii="Times New Roman" w:hAnsi="Times New Roman" w:eastAsia="宋体" w:cs="Times New Roman"/>
+                <w:b w:val="0"/>
+                <w:bCs w:val="0"/>
+                <w:i w:val="0"/>
+                <w:iCs w:val="0"/>
+                <w:color w:val="000000"/>
+                <w:kern w:val="0"/>
+                <w:sz w:val="20"/>
+                <w:szCs w:val="20"/>
+                <w:u w:val="none"/>
+                <w:lang w:val="en-US" w:eastAsia="zh-CN" w:bidi="ar"/>
+              </w:rPr>
+              <w:t>2</w:t>
+            </w:r>
+          </w:p>
+        </w:tc>
+        <w:tc>
+          <w:tcPr>
+            <w:tcW w:w="1842" w:type="pct"/>
+            <w:tcBorders>
+              <w:top w:val="single" w:color="000000" w:sz="4" w:space="0"/>
+              <w:left w:val="single" w:color="000000" w:sz="4" w:space="0"/>
+              <w:bottom w:val="single" w:color="000000" w:sz="4" w:space="0"/>
+              <w:right w:val="single" w:color="000000" w:sz="4" w:space="0"/>
+            </w:tcBorders>
+            <w:shd w:val="clear" w:color="auto" w:fill="FFFFFF"/>
+            <w:vAlign w:val="center"/>
+          </w:tcPr>
+          <w:p>
+            <w:pPr>
+              <w:keepNext w:val="0"/>
+              <w:keepLines w:val="0"/>
+              <w:widowControl/>
+              <w:suppressLineNumbers w:val="0"/>
+              <w:jc w:val="left"/>
+              <w:textAlignment w:val="center"/>
               <w:rPr>
                 <w:rFonts w:hint="default" w:ascii="Times New Roman" w:hAnsi="Times New Roman" w:eastAsia="宋体" w:cs="Times New Roman"/>
                 <w:b w:val="0"/>
@@ -35950,7 +37637,74 @@
                 <w:u w:val="none"/>
                 <w:lang w:val="en-US" w:eastAsia="zh-CN" w:bidi="ar"/>
               </w:rPr>
-              <w:t>p.G12R</w:t>
+            </w:pPr>
+            <w:r>
+              <w:rPr>
+                <w:rFonts w:hint="default" w:ascii="Times New Roman" w:hAnsi="Times New Roman" w:eastAsia="宋体" w:cs="Times New Roman"/>
+                <w:b w:val="0"/>
+                <w:bCs w:val="0"/>
+                <w:i w:val="0"/>
+                <w:iCs w:val="0"/>
+                <w:color w:val="000000"/>
+                <w:kern w:val="0"/>
+                <w:sz w:val="20"/>
+                <w:szCs w:val="20"/>
+                <w:u w:val="none"/>
+                <w:lang w:val="en-US" w:eastAsia="zh-CN" w:bidi="ar"/>
+              </w:rPr>
+              <w:t>c.35G&gt;A</w:t>
+            </w:r>
+          </w:p>
+        </w:tc>
+        <w:tc>
+          <w:tcPr>
+            <w:tcW w:w="1692" w:type="pct"/>
+            <w:tcBorders>
+              <w:top w:val="single" w:color="000000" w:sz="4" w:space="0"/>
+              <w:left w:val="single" w:color="000000" w:sz="4" w:space="0"/>
+              <w:bottom w:val="single" w:color="000000" w:sz="4" w:space="0"/>
+              <w:right w:val="single" w:color="000000" w:sz="4" w:space="0"/>
+            </w:tcBorders>
+            <w:shd w:val="clear" w:color="auto" w:fill="FFFFFF"/>
+            <w:vAlign w:val="center"/>
+          </w:tcPr>
+          <w:p>
+            <w:pPr>
+              <w:keepNext w:val="0"/>
+              <w:keepLines w:val="0"/>
+              <w:widowControl/>
+              <w:suppressLineNumbers w:val="0"/>
+              <w:jc w:val="left"/>
+              <w:textAlignment w:val="center"/>
+              <w:rPr>
+                <w:rFonts w:hint="default" w:ascii="Times New Roman" w:hAnsi="Times New Roman" w:eastAsia="宋体" w:cs="Times New Roman"/>
+                <w:b w:val="0"/>
+                <w:bCs w:val="0"/>
+                <w:i w:val="0"/>
+                <w:iCs w:val="0"/>
+                <w:color w:val="000000"/>
+                <w:kern w:val="0"/>
+                <w:sz w:val="20"/>
+                <w:szCs w:val="20"/>
+                <w:u w:val="none"/>
+                <w:lang w:val="en-US" w:eastAsia="zh-CN" w:bidi="ar"/>
+              </w:rPr>
+            </w:pPr>
+            <w:r>
+              <w:rPr>
+                <w:rFonts w:hint="default" w:ascii="Times New Roman" w:hAnsi="Times New Roman" w:eastAsia="宋体" w:cs="Times New Roman"/>
+                <w:b w:val="0"/>
+                <w:bCs w:val="0"/>
+                <w:i w:val="0"/>
+                <w:iCs w:val="0"/>
+                <w:color w:val="000000"/>
+                <w:kern w:val="0"/>
+                <w:sz w:val="20"/>
+                <w:szCs w:val="20"/>
+                <w:u w:val="none"/>
+                <w:lang w:val="en-US" w:eastAsia="zh-CN" w:bidi="ar"/>
+              </w:rPr>
+              <w:t>p.G12D</w:t>
             </w:r>
           </w:p>
         </w:tc>
@@ -35996,20 +37750,7 @@
               <w:jc w:val="left"/>
               <w:textAlignment w:val="center"/>
               <w:rPr>
-                <w:rFonts w:hint="default" w:ascii="Times New Roman" w:hAnsi="Times New Roman" w:eastAsia="宋体" w:cs="Times New Roman"/>
-                <w:b w:val="0"/>
-                <w:bCs w:val="0"/>
-                <w:i w:val="0"/>
-                <w:iCs w:val="0"/>
-                <w:color w:val="000000"/>
-                <w:sz w:val="20"/>
-                <w:szCs w:val="20"/>
-                <w:u w:val="none"/>
-              </w:rPr>
-            </w:pPr>
-            <w:r>
-              <w:rPr>
-                <w:rFonts w:hint="default" w:ascii="Times New Roman" w:hAnsi="Times New Roman" w:eastAsia="宋体" w:cs="Times New Roman"/>
+                <w:rFonts w:hint="eastAsia" w:ascii="Times New Roman" w:hAnsi="Times New Roman" w:eastAsia="宋体" w:cs="Times New Roman"/>
                 <w:b w:val="0"/>
                 <w:bCs w:val="0"/>
                 <w:i w:val="0"/>
@@ -36021,7 +37762,22 @@
                 <w:u w:val="none"/>
                 <w:lang w:val="en-US" w:eastAsia="zh-CN" w:bidi="ar"/>
               </w:rPr>
-              <w:t>KRAS</w:t>
+            </w:pPr>
+            <w:r>
+              <w:rPr>
+                <w:rFonts w:hint="eastAsia" w:ascii="Times New Roman" w:hAnsi="Times New Roman" w:eastAsia="宋体" w:cs="Times New Roman"/>
+                <w:b w:val="0"/>
+                <w:bCs w:val="0"/>
+                <w:i w:val="0"/>
+                <w:iCs w:val="0"/>
+                <w:color w:val="000000"/>
+                <w:kern w:val="0"/>
+                <w:sz w:val="20"/>
+                <w:szCs w:val="20"/>
+                <w:u w:val="none"/>
+                <w:lang w:val="en-US" w:eastAsia="zh-CN" w:bidi="ar"/>
+              </w:rPr>
+              <w:t>NRAS</w:t>
             </w:r>
           </w:p>
         </w:tc>
@@ -36052,26 +37808,28 @@
                 <w:i w:val="0"/>
                 <w:iCs w:val="0"/>
                 <w:color w:val="000000"/>
-                <w:sz w:val="20"/>
-                <w:szCs w:val="20"/>
-                <w:u w:val="none"/>
-              </w:rPr>
-            </w:pPr>
-            <w:r>
-              <w:rPr>
-                <w:rFonts w:hint="default" w:ascii="Times New Roman" w:hAnsi="Times New Roman" w:eastAsia="宋体" w:cs="Times New Roman"/>
-                <w:b w:val="0"/>
-                <w:bCs w:val="0"/>
-                <w:i w:val="0"/>
-                <w:iCs w:val="0"/>
-                <w:color w:val="000000"/>
                 <w:kern w:val="0"/>
                 <w:sz w:val="20"/>
                 <w:szCs w:val="20"/>
                 <w:u w:val="none"/>
                 <w:lang w:val="en-US" w:eastAsia="zh-CN" w:bidi="ar"/>
               </w:rPr>
-              <w:t xml:space="preserve">2 </w:t>
+            </w:pPr>
+            <w:r>
+              <w:rPr>
+                <w:rFonts w:hint="eastAsia" w:ascii="Times New Roman" w:hAnsi="Times New Roman" w:eastAsia="宋体" w:cs="Times New Roman"/>
+                <w:b w:val="0"/>
+                <w:bCs w:val="0"/>
+                <w:i w:val="0"/>
+                <w:iCs w:val="0"/>
+                <w:color w:val="000000"/>
+                <w:kern w:val="0"/>
+                <w:sz w:val="20"/>
+                <w:szCs w:val="20"/>
+                <w:u w:val="none"/>
+                <w:lang w:val="en-US" w:eastAsia="zh-CN" w:bidi="ar"/>
+              </w:rPr>
+              <w:t>2</w:t>
             </w:r>
           </w:p>
         </w:tc>
@@ -36102,9 +37860,11 @@
                 <w:i w:val="0"/>
                 <w:iCs w:val="0"/>
                 <w:color w:val="000000"/>
+                <w:kern w:val="0"/>
                 <w:sz w:val="20"/>
                 <w:szCs w:val="20"/>
                 <w:u w:val="none"/>
+                <w:lang w:val="en-US" w:eastAsia="zh-CN" w:bidi="ar"/>
               </w:rPr>
             </w:pPr>
             <w:r>
@@ -36121,7 +37881,7 @@
                 <w:u w:val="none"/>
                 <w:lang w:val="en-US" w:eastAsia="zh-CN" w:bidi="ar"/>
               </w:rPr>
-              <w:t>c.35G&gt;C</w:t>
+              <w:t>c.38G&gt;A</w:t>
             </w:r>
           </w:p>
         </w:tc>
@@ -36152,9 +37912,11 @@
                 <w:i w:val="0"/>
                 <w:iCs w:val="0"/>
                 <w:color w:val="000000"/>
+                <w:kern w:val="0"/>
                 <w:sz w:val="20"/>
                 <w:szCs w:val="20"/>
                 <w:u w:val="none"/>
+                <w:lang w:val="en-US" w:eastAsia="zh-CN" w:bidi="ar"/>
               </w:rPr>
             </w:pPr>
             <w:r>
@@ -36171,7 +37933,39 @@
                 <w:u w:val="none"/>
                 <w:lang w:val="en-US" w:eastAsia="zh-CN" w:bidi="ar"/>
               </w:rPr>
-              <w:t>p.G12A</w:t>
+              <w:t>p.G1</w:t>
+            </w:r>
+            <w:r>
+              <w:rPr>
+                <w:rFonts w:hint="eastAsia" w:ascii="Times New Roman" w:hAnsi="Times New Roman" w:eastAsia="宋体" w:cs="Times New Roman"/>
+                <w:b w:val="0"/>
+                <w:bCs w:val="0"/>
+                <w:i w:val="0"/>
+                <w:iCs w:val="0"/>
+                <w:color w:val="000000"/>
+                <w:kern w:val="0"/>
+                <w:sz w:val="20"/>
+                <w:szCs w:val="20"/>
+                <w:u w:val="none"/>
+                <w:lang w:val="en-US" w:eastAsia="zh-CN" w:bidi="ar"/>
+              </w:rPr>
+              <w:t>3</w:t>
+            </w:r>
+            <w:r>
+              <w:rPr>
+                <w:rFonts w:hint="default" w:ascii="Times New Roman" w:hAnsi="Times New Roman" w:eastAsia="宋体" w:cs="Times New Roman"/>
+                <w:b w:val="0"/>
+                <w:bCs w:val="0"/>
+                <w:i w:val="0"/>
+                <w:iCs w:val="0"/>
+                <w:color w:val="000000"/>
+                <w:kern w:val="0"/>
+                <w:sz w:val="20"/>
+                <w:szCs w:val="20"/>
+                <w:u w:val="none"/>
+                <w:lang w:val="en-US" w:eastAsia="zh-CN" w:bidi="ar"/>
+              </w:rPr>
+              <w:t>D</w:t>
             </w:r>
           </w:p>
         </w:tc>
@@ -36217,20 +38011,7 @@
               <w:jc w:val="left"/>
               <w:textAlignment w:val="center"/>
               <w:rPr>
-                <w:rFonts w:hint="default" w:ascii="Times New Roman" w:hAnsi="Times New Roman" w:eastAsia="宋体" w:cs="Times New Roman"/>
-                <w:b w:val="0"/>
-                <w:bCs w:val="0"/>
-                <w:i w:val="0"/>
-                <w:iCs w:val="0"/>
-                <w:color w:val="000000"/>
-                <w:sz w:val="20"/>
-                <w:szCs w:val="20"/>
-                <w:u w:val="none"/>
-              </w:rPr>
-            </w:pPr>
-            <w:r>
-              <w:rPr>
-                <w:rFonts w:hint="default" w:ascii="Times New Roman" w:hAnsi="Times New Roman" w:eastAsia="宋体" w:cs="Times New Roman"/>
+                <w:rFonts w:hint="eastAsia" w:ascii="Times New Roman" w:hAnsi="Times New Roman" w:eastAsia="宋体" w:cs="Times New Roman"/>
                 <w:b w:val="0"/>
                 <w:bCs w:val="0"/>
                 <w:i w:val="0"/>
@@ -36242,7 +38023,22 @@
                 <w:u w:val="none"/>
                 <w:lang w:val="en-US" w:eastAsia="zh-CN" w:bidi="ar"/>
               </w:rPr>
-              <w:t>BRAF</w:t>
+            </w:pPr>
+            <w:r>
+              <w:rPr>
+                <w:rFonts w:hint="eastAsia" w:ascii="Times New Roman" w:hAnsi="Times New Roman" w:eastAsia="宋体" w:cs="Times New Roman"/>
+                <w:b w:val="0"/>
+                <w:bCs w:val="0"/>
+                <w:i w:val="0"/>
+                <w:iCs w:val="0"/>
+                <w:color w:val="000000"/>
+                <w:kern w:val="0"/>
+                <w:sz w:val="20"/>
+                <w:szCs w:val="20"/>
+                <w:u w:val="none"/>
+                <w:lang w:val="en-US" w:eastAsia="zh-CN" w:bidi="ar"/>
+              </w:rPr>
+              <w:t>NRAS</w:t>
             </w:r>
           </w:p>
         </w:tc>
@@ -36273,26 +38069,28 @@
                 <w:i w:val="0"/>
                 <w:iCs w:val="0"/>
                 <w:color w:val="000000"/>
-                <w:sz w:val="20"/>
-                <w:szCs w:val="20"/>
-                <w:u w:val="none"/>
-              </w:rPr>
-            </w:pPr>
-            <w:r>
-              <w:rPr>
-                <w:rFonts w:hint="default" w:ascii="Times New Roman" w:hAnsi="Times New Roman" w:eastAsia="宋体" w:cs="Times New Roman"/>
-                <w:b w:val="0"/>
-                <w:bCs w:val="0"/>
-                <w:i w:val="0"/>
-                <w:iCs w:val="0"/>
-                <w:color w:val="000000"/>
                 <w:kern w:val="0"/>
                 <w:sz w:val="20"/>
                 <w:szCs w:val="20"/>
                 <w:u w:val="none"/>
                 <w:lang w:val="en-US" w:eastAsia="zh-CN" w:bidi="ar"/>
               </w:rPr>
-              <w:t xml:space="preserve">15 </w:t>
+            </w:pPr>
+            <w:r>
+              <w:rPr>
+                <w:rFonts w:hint="eastAsia" w:ascii="Times New Roman" w:hAnsi="Times New Roman" w:eastAsia="宋体" w:cs="Times New Roman"/>
+                <w:b w:val="0"/>
+                <w:bCs w:val="0"/>
+                <w:i w:val="0"/>
+                <w:iCs w:val="0"/>
+                <w:color w:val="000000"/>
+                <w:kern w:val="0"/>
+                <w:sz w:val="20"/>
+                <w:szCs w:val="20"/>
+                <w:u w:val="none"/>
+                <w:lang w:val="en-US" w:eastAsia="zh-CN" w:bidi="ar"/>
+              </w:rPr>
+              <w:t>2</w:t>
             </w:r>
           </w:p>
         </w:tc>
@@ -36323,9 +38121,11 @@
                 <w:i w:val="0"/>
                 <w:iCs w:val="0"/>
                 <w:color w:val="000000"/>
+                <w:kern w:val="0"/>
                 <w:sz w:val="20"/>
                 <w:szCs w:val="20"/>
                 <w:u w:val="none"/>
+                <w:lang w:val="en-US" w:eastAsia="zh-CN" w:bidi="ar"/>
               </w:rPr>
             </w:pPr>
             <w:r>
@@ -36342,7 +38142,7 @@
                 <w:u w:val="none"/>
                 <w:lang w:val="en-US" w:eastAsia="zh-CN" w:bidi="ar"/>
               </w:rPr>
-              <w:t>c.1799T&gt;A</w:t>
+              <w:t>c.38G&gt;T</w:t>
             </w:r>
           </w:p>
         </w:tc>
@@ -36373,9 +38173,11 @@
                 <w:i w:val="0"/>
                 <w:iCs w:val="0"/>
                 <w:color w:val="000000"/>
+                <w:kern w:val="0"/>
                 <w:sz w:val="20"/>
                 <w:szCs w:val="20"/>
                 <w:u w:val="none"/>
+                <w:lang w:val="en-US" w:eastAsia="zh-CN" w:bidi="ar"/>
               </w:rPr>
             </w:pPr>
             <w:r>
@@ -36392,7 +38194,237 @@
                 <w:u w:val="none"/>
                 <w:lang w:val="en-US" w:eastAsia="zh-CN" w:bidi="ar"/>
               </w:rPr>
-              <w:t>p.V600E</w:t>
+              <w:t>p.G13V</w:t>
+            </w:r>
+          </w:p>
+        </w:tc>
+      </w:tr>
+      <w:tr>
+        <w:tblPrEx>
+          <w:tblBorders>
+            <w:top w:val="none" w:color="auto" w:sz="0" w:space="0"/>
+            <w:left w:val="none" w:color="auto" w:sz="0" w:space="0"/>
+            <w:bottom w:val="none" w:color="auto" w:sz="0" w:space="0"/>
+            <w:right w:val="none" w:color="auto" w:sz="0" w:space="0"/>
+            <w:insideH w:val="none" w:color="auto" w:sz="0" w:space="0"/>
+            <w:insideV w:val="none" w:color="auto" w:sz="0" w:space="0"/>
+          </w:tblBorders>
+          <w:shd w:val="clear" w:color="auto" w:fill="auto"/>
+          <w:tblCellMar>
+            <w:top w:w="0" w:type="dxa"/>
+            <w:left w:w="108" w:type="dxa"/>
+            <w:bottom w:w="0" w:type="dxa"/>
+            <w:right w:w="108" w:type="dxa"/>
+          </w:tblCellMar>
+        </w:tblPrEx>
+        <w:trPr>
+          <w:trHeight w:val="340" w:hRule="atLeast"/>
+        </w:trPr>
+        <w:tc>
+          <w:tcPr>
+            <w:tcW w:w="672" w:type="pct"/>
+            <w:tcBorders>
+              <w:top w:val="single" w:color="000000" w:sz="4" w:space="0"/>
+              <w:left w:val="single" w:color="000000" w:sz="4" w:space="0"/>
+              <w:bottom w:val="single" w:color="000000" w:sz="4" w:space="0"/>
+              <w:right w:val="single" w:color="000000" w:sz="4" w:space="0"/>
+            </w:tcBorders>
+            <w:shd w:val="clear" w:color="auto" w:fill="FFFFFF"/>
+            <w:vAlign w:val="center"/>
+          </w:tcPr>
+          <w:p>
+            <w:pPr>
+              <w:keepNext w:val="0"/>
+              <w:keepLines w:val="0"/>
+              <w:widowControl/>
+              <w:suppressLineNumbers w:val="0"/>
+              <w:jc w:val="left"/>
+              <w:textAlignment w:val="center"/>
+              <w:rPr>
+                <w:rFonts w:hint="eastAsia" w:ascii="Times New Roman" w:hAnsi="Times New Roman" w:eastAsia="宋体" w:cs="Times New Roman"/>
+                <w:b w:val="0"/>
+                <w:bCs w:val="0"/>
+                <w:i w:val="0"/>
+                <w:iCs w:val="0"/>
+                <w:color w:val="000000"/>
+                <w:kern w:val="0"/>
+                <w:sz w:val="20"/>
+                <w:szCs w:val="20"/>
+                <w:u w:val="none"/>
+                <w:lang w:val="en-US" w:eastAsia="zh-CN" w:bidi="ar"/>
+              </w:rPr>
+            </w:pPr>
+            <w:r>
+              <w:rPr>
+                <w:rFonts w:hint="eastAsia" w:ascii="Times New Roman" w:hAnsi="Times New Roman" w:eastAsia="宋体" w:cs="Times New Roman"/>
+                <w:b w:val="0"/>
+                <w:bCs w:val="0"/>
+                <w:i w:val="0"/>
+                <w:iCs w:val="0"/>
+                <w:color w:val="000000"/>
+                <w:kern w:val="0"/>
+                <w:sz w:val="20"/>
+                <w:szCs w:val="20"/>
+                <w:u w:val="none"/>
+                <w:lang w:val="en-US" w:eastAsia="zh-CN" w:bidi="ar"/>
+              </w:rPr>
+              <w:t>NRAS</w:t>
+            </w:r>
+          </w:p>
+        </w:tc>
+        <w:tc>
+          <w:tcPr>
+            <w:tcW w:w="792" w:type="pct"/>
+            <w:tcBorders>
+              <w:top w:val="single" w:color="000000" w:sz="4" w:space="0"/>
+              <w:left w:val="single" w:color="000000" w:sz="4" w:space="0"/>
+              <w:bottom w:val="single" w:color="000000" w:sz="4" w:space="0"/>
+              <w:right w:val="single" w:color="000000" w:sz="4" w:space="0"/>
+            </w:tcBorders>
+            <w:shd w:val="clear" w:color="auto" w:fill="FFFFFF"/>
+            <w:vAlign w:val="center"/>
+          </w:tcPr>
+          <w:p>
+            <w:pPr>
+              <w:keepNext w:val="0"/>
+              <w:keepLines w:val="0"/>
+              <w:widowControl/>
+              <w:suppressLineNumbers w:val="0"/>
+              <w:jc w:val="left"/>
+              <w:textAlignment w:val="center"/>
+              <w:rPr>
+                <w:rFonts w:hint="eastAsia" w:ascii="Times New Roman" w:hAnsi="Times New Roman" w:eastAsia="宋体" w:cs="Times New Roman"/>
+                <w:b w:val="0"/>
+                <w:bCs w:val="0"/>
+                <w:i w:val="0"/>
+                <w:iCs w:val="0"/>
+                <w:color w:val="000000"/>
+                <w:kern w:val="0"/>
+                <w:sz w:val="20"/>
+                <w:szCs w:val="20"/>
+                <w:u w:val="none"/>
+                <w:lang w:val="en-US" w:eastAsia="zh-CN" w:bidi="ar"/>
+              </w:rPr>
+            </w:pPr>
+            <w:r>
+              <w:rPr>
+                <w:rFonts w:hint="eastAsia" w:ascii="Times New Roman" w:hAnsi="Times New Roman" w:eastAsia="宋体" w:cs="Times New Roman"/>
+                <w:b w:val="0"/>
+                <w:bCs w:val="0"/>
+                <w:i w:val="0"/>
+                <w:iCs w:val="0"/>
+                <w:color w:val="000000"/>
+                <w:kern w:val="0"/>
+                <w:sz w:val="20"/>
+                <w:szCs w:val="20"/>
+                <w:u w:val="none"/>
+                <w:lang w:val="en-US" w:eastAsia="zh-CN" w:bidi="ar"/>
+              </w:rPr>
+              <w:t>3</w:t>
+            </w:r>
+          </w:p>
+        </w:tc>
+        <w:tc>
+          <w:tcPr>
+            <w:tcW w:w="1842" w:type="pct"/>
+            <w:tcBorders>
+              <w:top w:val="single" w:color="000000" w:sz="4" w:space="0"/>
+              <w:left w:val="single" w:color="000000" w:sz="4" w:space="0"/>
+              <w:bottom w:val="single" w:color="000000" w:sz="4" w:space="0"/>
+              <w:right w:val="single" w:color="000000" w:sz="4" w:space="0"/>
+            </w:tcBorders>
+            <w:shd w:val="clear" w:color="auto" w:fill="FFFFFF"/>
+            <w:vAlign w:val="center"/>
+          </w:tcPr>
+          <w:p>
+            <w:pPr>
+              <w:keepNext w:val="0"/>
+              <w:keepLines w:val="0"/>
+              <w:widowControl/>
+              <w:suppressLineNumbers w:val="0"/>
+              <w:jc w:val="left"/>
+              <w:textAlignment w:val="center"/>
+              <w:rPr>
+                <w:rFonts w:hint="default" w:ascii="Times New Roman" w:hAnsi="Times New Roman" w:eastAsia="宋体" w:cs="Times New Roman"/>
+                <w:b w:val="0"/>
+                <w:bCs w:val="0"/>
+                <w:i w:val="0"/>
+                <w:iCs w:val="0"/>
+                <w:color w:val="000000"/>
+                <w:kern w:val="0"/>
+                <w:sz w:val="20"/>
+                <w:szCs w:val="20"/>
+                <w:u w:val="none"/>
+                <w:lang w:val="en-US" w:eastAsia="zh-CN" w:bidi="ar"/>
+              </w:rPr>
+            </w:pPr>
+            <w:r>
+              <w:rPr>
+                <w:rFonts w:hint="default" w:ascii="Times New Roman" w:hAnsi="Times New Roman" w:eastAsia="宋体" w:cs="Times New Roman"/>
+                <w:b w:val="0"/>
+                <w:bCs w:val="0"/>
+                <w:i w:val="0"/>
+                <w:iCs w:val="0"/>
+                <w:color w:val="000000"/>
+                <w:kern w:val="0"/>
+                <w:sz w:val="20"/>
+                <w:szCs w:val="20"/>
+                <w:u w:val="none"/>
+                <w:lang w:val="en-US" w:eastAsia="zh-CN" w:bidi="ar"/>
+              </w:rPr>
+              <w:t>c.182A&gt;G</w:t>
+            </w:r>
+          </w:p>
+        </w:tc>
+        <w:tc>
+          <w:tcPr>
+            <w:tcW w:w="1692" w:type="pct"/>
+            <w:tcBorders>
+              <w:top w:val="single" w:color="000000" w:sz="4" w:space="0"/>
+              <w:left w:val="single" w:color="000000" w:sz="4" w:space="0"/>
+              <w:bottom w:val="single" w:color="000000" w:sz="4" w:space="0"/>
+              <w:right w:val="single" w:color="000000" w:sz="4" w:space="0"/>
+            </w:tcBorders>
+            <w:shd w:val="clear" w:color="auto" w:fill="FFFFFF"/>
+            <w:vAlign w:val="center"/>
+          </w:tcPr>
+          <w:p>
+            <w:pPr>
+              <w:keepNext w:val="0"/>
+              <w:keepLines w:val="0"/>
+              <w:widowControl/>
+              <w:suppressLineNumbers w:val="0"/>
+              <w:jc w:val="left"/>
+              <w:textAlignment w:val="center"/>
+              <w:rPr>
+                <w:rFonts w:hint="default" w:ascii="Times New Roman" w:hAnsi="Times New Roman" w:eastAsia="宋体" w:cs="Times New Roman"/>
+                <w:b w:val="0"/>
+                <w:bCs w:val="0"/>
+                <w:i w:val="0"/>
+                <w:iCs w:val="0"/>
+                <w:color w:val="000000"/>
+                <w:kern w:val="0"/>
+                <w:sz w:val="20"/>
+                <w:szCs w:val="20"/>
+                <w:u w:val="none"/>
+                <w:lang w:val="en-US" w:eastAsia="zh-CN" w:bidi="ar"/>
+              </w:rPr>
+            </w:pPr>
+            <w:r>
+              <w:rPr>
+                <w:rFonts w:hint="default" w:ascii="Times New Roman" w:hAnsi="Times New Roman" w:eastAsia="宋体" w:cs="Times New Roman"/>
+                <w:b w:val="0"/>
+                <w:bCs w:val="0"/>
+                <w:i w:val="0"/>
+                <w:iCs w:val="0"/>
+                <w:color w:val="000000"/>
+                <w:kern w:val="0"/>
+                <w:sz w:val="20"/>
+                <w:szCs w:val="20"/>
+                <w:u w:val="none"/>
+                <w:lang w:val="en-US" w:eastAsia="zh-CN" w:bidi="ar"/>
+              </w:rPr>
+              <w:t>p.Q61R</w:t>
             </w:r>
           </w:p>
         </w:tc>
@@ -36438,7 +38470,7 @@
               <w:jc w:val="left"/>
               <w:textAlignment w:val="center"/>
               <w:rPr>
-                <w:rFonts w:hint="default" w:ascii="Times New Roman" w:hAnsi="Times New Roman" w:eastAsia="宋体" w:cs="Times New Roman"/>
+                <w:rFonts w:hint="eastAsia" w:ascii="Times New Roman" w:hAnsi="Times New Roman" w:eastAsia="宋体" w:cs="Times New Roman"/>
                 <w:b w:val="0"/>
                 <w:bCs w:val="0"/>
                 <w:i w:val="0"/>
@@ -36465,7 +38497,7 @@
                 <w:u w:val="none"/>
                 <w:lang w:val="en-US" w:eastAsia="zh-CN" w:bidi="ar"/>
               </w:rPr>
-              <w:t>ERBB2</w:t>
+              <w:t>NRAS</w:t>
             </w:r>
           </w:p>
         </w:tc>
@@ -36490,7 +38522,7 @@
               <w:jc w:val="left"/>
               <w:textAlignment w:val="center"/>
               <w:rPr>
-                <w:rFonts w:hint="default" w:ascii="Times New Roman" w:hAnsi="Times New Roman" w:eastAsia="宋体" w:cs="Times New Roman"/>
+                <w:rFonts w:hint="eastAsia" w:ascii="Times New Roman" w:hAnsi="Times New Roman" w:eastAsia="宋体" w:cs="Times New Roman"/>
                 <w:b w:val="0"/>
                 <w:bCs w:val="0"/>
                 <w:i w:val="0"/>
@@ -36505,7 +38537,7 @@
             </w:pPr>
             <w:r>
               <w:rPr>
-                <w:rFonts w:hint="default" w:ascii="Times New Roman" w:hAnsi="Times New Roman" w:eastAsia="宋体" w:cs="Times New Roman"/>
+                <w:rFonts w:hint="eastAsia" w:ascii="Times New Roman" w:hAnsi="Times New Roman" w:eastAsia="宋体" w:cs="Times New Roman"/>
                 <w:b w:val="0"/>
                 <w:bCs w:val="0"/>
                 <w:i w:val="0"/>
@@ -36517,7 +38549,7 @@
                 <w:u w:val="none"/>
                 <w:lang w:val="en-US" w:eastAsia="zh-CN" w:bidi="ar"/>
               </w:rPr>
-              <w:t>20</w:t>
+              <w:t>3</w:t>
             </w:r>
           </w:p>
         </w:tc>
@@ -36569,7 +38601,7 @@
                 <w:u w:val="none"/>
                 <w:lang w:val="en-US" w:eastAsia="zh-CN" w:bidi="ar"/>
               </w:rPr>
-              <w:t>c.2313_2324dup</w:t>
+              <w:t>c.181C&gt;A</w:t>
             </w:r>
           </w:p>
         </w:tc>
@@ -36621,7 +38653,500 @@
                 <w:u w:val="none"/>
                 <w:lang w:val="en-US" w:eastAsia="zh-CN" w:bidi="ar"/>
               </w:rPr>
-              <w:t>A775_G776insYVMA</w:t>
+              <w:t>p.Q61K</w:t>
+            </w:r>
+          </w:p>
+        </w:tc>
+      </w:tr>
+      <w:tr>
+        <w:tblPrEx>
+          <w:tblBorders>
+            <w:top w:val="none" w:color="auto" w:sz="0" w:space="0"/>
+            <w:left w:val="none" w:color="auto" w:sz="0" w:space="0"/>
+            <w:bottom w:val="none" w:color="auto" w:sz="0" w:space="0"/>
+            <w:right w:val="none" w:color="auto" w:sz="0" w:space="0"/>
+            <w:insideH w:val="none" w:color="auto" w:sz="0" w:space="0"/>
+            <w:insideV w:val="none" w:color="auto" w:sz="0" w:space="0"/>
+          </w:tblBorders>
+          <w:shd w:val="clear" w:color="auto" w:fill="auto"/>
+          <w:tblCellMar>
+            <w:top w:w="0" w:type="dxa"/>
+            <w:left w:w="108" w:type="dxa"/>
+            <w:bottom w:w="0" w:type="dxa"/>
+            <w:right w:w="108" w:type="dxa"/>
+          </w:tblCellMar>
+        </w:tblPrEx>
+        <w:trPr>
+          <w:trHeight w:val="340" w:hRule="atLeast"/>
+        </w:trPr>
+        <w:tc>
+          <w:tcPr>
+            <w:tcW w:w="672" w:type="pct"/>
+            <w:tcBorders>
+              <w:top w:val="single" w:color="000000" w:sz="4" w:space="0"/>
+              <w:left w:val="single" w:color="000000" w:sz="4" w:space="0"/>
+              <w:bottom w:val="single" w:color="000000" w:sz="4" w:space="0"/>
+              <w:right w:val="single" w:color="000000" w:sz="4" w:space="0"/>
+            </w:tcBorders>
+            <w:shd w:val="clear" w:color="auto" w:fill="FFFFFF"/>
+            <w:vAlign w:val="center"/>
+          </w:tcPr>
+          <w:p>
+            <w:pPr>
+              <w:keepNext w:val="0"/>
+              <w:keepLines w:val="0"/>
+              <w:widowControl/>
+              <w:suppressLineNumbers w:val="0"/>
+              <w:jc w:val="left"/>
+              <w:textAlignment w:val="center"/>
+              <w:rPr>
+                <w:rFonts w:hint="eastAsia" w:ascii="Times New Roman" w:hAnsi="Times New Roman" w:eastAsia="宋体" w:cs="Times New Roman"/>
+                <w:b w:val="0"/>
+                <w:bCs w:val="0"/>
+                <w:i w:val="0"/>
+                <w:iCs w:val="0"/>
+                <w:color w:val="000000"/>
+                <w:kern w:val="0"/>
+                <w:sz w:val="20"/>
+                <w:szCs w:val="20"/>
+                <w:u w:val="none"/>
+                <w:lang w:val="en-US" w:eastAsia="zh-CN" w:bidi="ar"/>
+              </w:rPr>
+            </w:pPr>
+            <w:r>
+              <w:rPr>
+                <w:rFonts w:hint="eastAsia" w:ascii="Times New Roman" w:hAnsi="Times New Roman" w:eastAsia="宋体" w:cs="Times New Roman"/>
+                <w:b w:val="0"/>
+                <w:bCs w:val="0"/>
+                <w:i w:val="0"/>
+                <w:iCs w:val="0"/>
+                <w:color w:val="000000"/>
+                <w:kern w:val="0"/>
+                <w:sz w:val="20"/>
+                <w:szCs w:val="20"/>
+                <w:u w:val="none"/>
+                <w:lang w:val="en-US" w:eastAsia="zh-CN" w:bidi="ar"/>
+              </w:rPr>
+              <w:t>NRAS</w:t>
+            </w:r>
+          </w:p>
+        </w:tc>
+        <w:tc>
+          <w:tcPr>
+            <w:tcW w:w="792" w:type="pct"/>
+            <w:tcBorders>
+              <w:top w:val="single" w:color="000000" w:sz="4" w:space="0"/>
+              <w:left w:val="single" w:color="000000" w:sz="4" w:space="0"/>
+              <w:bottom w:val="single" w:color="000000" w:sz="4" w:space="0"/>
+              <w:right w:val="single" w:color="000000" w:sz="4" w:space="0"/>
+            </w:tcBorders>
+            <w:shd w:val="clear" w:color="auto" w:fill="FFFFFF"/>
+            <w:vAlign w:val="center"/>
+          </w:tcPr>
+          <w:p>
+            <w:pPr>
+              <w:keepNext w:val="0"/>
+              <w:keepLines w:val="0"/>
+              <w:widowControl/>
+              <w:suppressLineNumbers w:val="0"/>
+              <w:jc w:val="left"/>
+              <w:textAlignment w:val="center"/>
+              <w:rPr>
+                <w:rFonts w:hint="eastAsia" w:ascii="Times New Roman" w:hAnsi="Times New Roman" w:eastAsia="宋体" w:cs="Times New Roman"/>
+                <w:b w:val="0"/>
+                <w:bCs w:val="0"/>
+                <w:i w:val="0"/>
+                <w:iCs w:val="0"/>
+                <w:color w:val="000000"/>
+                <w:kern w:val="0"/>
+                <w:sz w:val="20"/>
+                <w:szCs w:val="20"/>
+                <w:u w:val="none"/>
+                <w:lang w:val="en-US" w:eastAsia="zh-CN" w:bidi="ar"/>
+              </w:rPr>
+            </w:pPr>
+            <w:r>
+              <w:rPr>
+                <w:rFonts w:hint="eastAsia" w:ascii="Times New Roman" w:hAnsi="Times New Roman" w:eastAsia="宋体" w:cs="Times New Roman"/>
+                <w:b w:val="0"/>
+                <w:bCs w:val="0"/>
+                <w:i w:val="0"/>
+                <w:iCs w:val="0"/>
+                <w:color w:val="000000"/>
+                <w:kern w:val="0"/>
+                <w:sz w:val="20"/>
+                <w:szCs w:val="20"/>
+                <w:u w:val="none"/>
+                <w:lang w:val="en-US" w:eastAsia="zh-CN" w:bidi="ar"/>
+              </w:rPr>
+              <w:t>4</w:t>
+            </w:r>
+          </w:p>
+        </w:tc>
+        <w:tc>
+          <w:tcPr>
+            <w:tcW w:w="1842" w:type="pct"/>
+            <w:tcBorders>
+              <w:top w:val="single" w:color="000000" w:sz="4" w:space="0"/>
+              <w:left w:val="single" w:color="000000" w:sz="4" w:space="0"/>
+              <w:bottom w:val="single" w:color="000000" w:sz="4" w:space="0"/>
+              <w:right w:val="single" w:color="000000" w:sz="4" w:space="0"/>
+            </w:tcBorders>
+            <w:shd w:val="clear" w:color="auto" w:fill="FFFFFF"/>
+            <w:vAlign w:val="center"/>
+          </w:tcPr>
+          <w:p>
+            <w:pPr>
+              <w:keepNext w:val="0"/>
+              <w:keepLines w:val="0"/>
+              <w:widowControl/>
+              <w:suppressLineNumbers w:val="0"/>
+              <w:jc w:val="left"/>
+              <w:textAlignment w:val="center"/>
+              <w:rPr>
+                <w:rFonts w:hint="default" w:ascii="Times New Roman" w:hAnsi="Times New Roman" w:eastAsia="宋体" w:cs="Times New Roman"/>
+                <w:b w:val="0"/>
+                <w:bCs w:val="0"/>
+                <w:i w:val="0"/>
+                <w:iCs w:val="0"/>
+                <w:color w:val="000000"/>
+                <w:kern w:val="0"/>
+                <w:sz w:val="20"/>
+                <w:szCs w:val="20"/>
+                <w:u w:val="none"/>
+                <w:lang w:val="en-US" w:eastAsia="zh-CN" w:bidi="ar"/>
+              </w:rPr>
+            </w:pPr>
+            <w:r>
+              <w:rPr>
+                <w:rFonts w:hint="default" w:ascii="Times New Roman" w:hAnsi="Times New Roman" w:eastAsia="宋体" w:cs="Times New Roman"/>
+                <w:b w:val="0"/>
+                <w:bCs w:val="0"/>
+                <w:i w:val="0"/>
+                <w:iCs w:val="0"/>
+                <w:color w:val="000000"/>
+                <w:kern w:val="0"/>
+                <w:sz w:val="20"/>
+                <w:szCs w:val="20"/>
+                <w:u w:val="none"/>
+                <w:lang w:val="en-US" w:eastAsia="zh-CN" w:bidi="ar"/>
+              </w:rPr>
+              <w:t>c.436G&gt;A</w:t>
+            </w:r>
+          </w:p>
+        </w:tc>
+        <w:tc>
+          <w:tcPr>
+            <w:tcW w:w="1692" w:type="pct"/>
+            <w:tcBorders>
+              <w:top w:val="single" w:color="000000" w:sz="4" w:space="0"/>
+              <w:left w:val="single" w:color="000000" w:sz="4" w:space="0"/>
+              <w:bottom w:val="single" w:color="000000" w:sz="4" w:space="0"/>
+              <w:right w:val="single" w:color="000000" w:sz="4" w:space="0"/>
+            </w:tcBorders>
+            <w:shd w:val="clear" w:color="auto" w:fill="FFFFFF"/>
+            <w:vAlign w:val="center"/>
+          </w:tcPr>
+          <w:p>
+            <w:pPr>
+              <w:keepNext w:val="0"/>
+              <w:keepLines w:val="0"/>
+              <w:widowControl/>
+              <w:suppressLineNumbers w:val="0"/>
+              <w:jc w:val="left"/>
+              <w:textAlignment w:val="center"/>
+              <w:rPr>
+                <w:rFonts w:hint="default" w:ascii="Times New Roman" w:hAnsi="Times New Roman" w:eastAsia="宋体" w:cs="Times New Roman"/>
+                <w:b w:val="0"/>
+                <w:bCs w:val="0"/>
+                <w:i w:val="0"/>
+                <w:iCs w:val="0"/>
+                <w:color w:val="000000"/>
+                <w:kern w:val="0"/>
+                <w:sz w:val="20"/>
+                <w:szCs w:val="20"/>
+                <w:u w:val="none"/>
+                <w:lang w:val="en-US" w:eastAsia="zh-CN" w:bidi="ar"/>
+              </w:rPr>
+            </w:pPr>
+            <w:r>
+              <w:rPr>
+                <w:rFonts w:hint="default" w:ascii="Times New Roman" w:hAnsi="Times New Roman" w:eastAsia="宋体" w:cs="Times New Roman"/>
+                <w:b w:val="0"/>
+                <w:bCs w:val="0"/>
+                <w:i w:val="0"/>
+                <w:iCs w:val="0"/>
+                <w:color w:val="000000"/>
+                <w:kern w:val="0"/>
+                <w:sz w:val="20"/>
+                <w:szCs w:val="20"/>
+                <w:u w:val="none"/>
+                <w:lang w:val="en-US" w:eastAsia="zh-CN" w:bidi="ar"/>
+              </w:rPr>
+              <w:t>p.A146T</w:t>
+            </w:r>
+          </w:p>
+        </w:tc>
+      </w:tr>
+      <w:tr>
+        <w:tblPrEx>
+          <w:tblBorders>
+            <w:top w:val="none" w:color="auto" w:sz="0" w:space="0"/>
+            <w:left w:val="none" w:color="auto" w:sz="0" w:space="0"/>
+            <w:bottom w:val="none" w:color="auto" w:sz="0" w:space="0"/>
+            <w:right w:val="none" w:color="auto" w:sz="0" w:space="0"/>
+            <w:insideH w:val="none" w:color="auto" w:sz="0" w:space="0"/>
+            <w:insideV w:val="none" w:color="auto" w:sz="0" w:space="0"/>
+          </w:tblBorders>
+          <w:shd w:val="clear" w:color="auto" w:fill="auto"/>
+          <w:tblCellMar>
+            <w:top w:w="0" w:type="dxa"/>
+            <w:left w:w="108" w:type="dxa"/>
+            <w:bottom w:w="0" w:type="dxa"/>
+            <w:right w:w="108" w:type="dxa"/>
+          </w:tblCellMar>
+        </w:tblPrEx>
+        <w:trPr>
+          <w:trHeight w:val="340" w:hRule="atLeast"/>
+        </w:trPr>
+        <w:tc>
+          <w:tcPr>
+            <w:tcW w:w="672" w:type="pct"/>
+            <w:tcBorders>
+              <w:top w:val="single" w:color="000000" w:sz="4" w:space="0"/>
+              <w:left w:val="single" w:color="000000" w:sz="4" w:space="0"/>
+              <w:bottom w:val="single" w:color="000000" w:sz="4" w:space="0"/>
+              <w:right w:val="single" w:color="000000" w:sz="4" w:space="0"/>
+            </w:tcBorders>
+            <w:shd w:val="clear" w:color="auto" w:fill="FFFFFF"/>
+            <w:vAlign w:val="center"/>
+          </w:tcPr>
+          <w:p>
+            <w:pPr>
+              <w:keepNext w:val="0"/>
+              <w:keepLines w:val="0"/>
+              <w:widowControl/>
+              <w:suppressLineNumbers w:val="0"/>
+              <w:jc w:val="left"/>
+              <w:textAlignment w:val="center"/>
+              <w:rPr>
+                <w:rFonts w:hint="default" w:ascii="Times New Roman" w:hAnsi="Times New Roman" w:eastAsia="宋体" w:cs="Times New Roman"/>
+                <w:b w:val="0"/>
+                <w:bCs w:val="0"/>
+                <w:i w:val="0"/>
+                <w:iCs w:val="0"/>
+                <w:color w:val="000000"/>
+                <w:kern w:val="0"/>
+                <w:sz w:val="20"/>
+                <w:szCs w:val="20"/>
+                <w:u w:val="none"/>
+                <w:lang w:val="en-US" w:eastAsia="zh-CN" w:bidi="ar"/>
+              </w:rPr>
+            </w:pPr>
+            <w:r>
+              <w:rPr>
+                <w:rFonts w:hint="eastAsia" w:ascii="Times New Roman" w:hAnsi="Times New Roman" w:eastAsia="宋体" w:cs="Times New Roman"/>
+                <w:b w:val="0"/>
+                <w:bCs w:val="0"/>
+                <w:i w:val="0"/>
+                <w:iCs w:val="0"/>
+                <w:color w:val="000000"/>
+                <w:kern w:val="0"/>
+                <w:sz w:val="20"/>
+                <w:szCs w:val="20"/>
+                <w:u w:val="none"/>
+                <w:lang w:val="en-US" w:eastAsia="zh-CN" w:bidi="ar"/>
+              </w:rPr>
+              <w:t>NTRK1</w:t>
+            </w:r>
+          </w:p>
+        </w:tc>
+        <w:tc>
+          <w:tcPr>
+            <w:tcW w:w="792" w:type="pct"/>
+            <w:tcBorders>
+              <w:top w:val="single" w:color="000000" w:sz="4" w:space="0"/>
+              <w:left w:val="single" w:color="000000" w:sz="4" w:space="0"/>
+              <w:bottom w:val="single" w:color="000000" w:sz="4" w:space="0"/>
+              <w:right w:val="single" w:color="000000" w:sz="4" w:space="0"/>
+            </w:tcBorders>
+            <w:shd w:val="clear" w:color="auto" w:fill="FFFFFF"/>
+            <w:vAlign w:val="center"/>
+          </w:tcPr>
+          <w:p>
+            <w:pPr>
+              <w:keepNext w:val="0"/>
+              <w:keepLines w:val="0"/>
+              <w:widowControl/>
+              <w:suppressLineNumbers w:val="0"/>
+              <w:jc w:val="left"/>
+              <w:textAlignment w:val="center"/>
+              <w:rPr>
+                <w:rFonts w:hint="default" w:ascii="Times New Roman" w:hAnsi="Times New Roman" w:eastAsia="宋体" w:cs="Times New Roman"/>
+                <w:b w:val="0"/>
+                <w:bCs w:val="0"/>
+                <w:i w:val="0"/>
+                <w:iCs w:val="0"/>
+                <w:color w:val="000000"/>
+                <w:kern w:val="0"/>
+                <w:sz w:val="20"/>
+                <w:szCs w:val="20"/>
+                <w:u w:val="none"/>
+                <w:lang w:val="en-US" w:eastAsia="zh-CN" w:bidi="ar"/>
+              </w:rPr>
+            </w:pPr>
+            <w:r>
+              <w:rPr>
+                <w:rFonts w:hint="default" w:ascii="Times New Roman" w:hAnsi="Times New Roman" w:eastAsia="宋体" w:cs="Times New Roman"/>
+                <w:b w:val="0"/>
+                <w:bCs w:val="0"/>
+                <w:i w:val="0"/>
+                <w:iCs w:val="0"/>
+                <w:color w:val="000000"/>
+                <w:kern w:val="0"/>
+                <w:sz w:val="20"/>
+                <w:szCs w:val="20"/>
+                <w:u w:val="none"/>
+                <w:lang w:val="en-US" w:eastAsia="zh-CN" w:bidi="ar"/>
+              </w:rPr>
+              <w:t>T21N10</w:t>
+            </w:r>
+          </w:p>
+        </w:tc>
+        <w:tc>
+          <w:tcPr>
+            <w:tcW w:w="1842" w:type="pct"/>
+            <w:tcBorders>
+              <w:top w:val="single" w:color="000000" w:sz="4" w:space="0"/>
+              <w:left w:val="single" w:color="000000" w:sz="4" w:space="0"/>
+              <w:bottom w:val="single" w:color="000000" w:sz="4" w:space="0"/>
+              <w:right w:val="single" w:color="000000" w:sz="4" w:space="0"/>
+            </w:tcBorders>
+            <w:shd w:val="clear" w:color="auto" w:fill="FFFFFF"/>
+            <w:vAlign w:val="center"/>
+          </w:tcPr>
+          <w:p>
+            <w:pPr>
+              <w:keepNext w:val="0"/>
+              <w:keepLines w:val="0"/>
+              <w:widowControl/>
+              <w:suppressLineNumbers w:val="0"/>
+              <w:jc w:val="left"/>
+              <w:textAlignment w:val="center"/>
+              <w:rPr>
+                <w:rFonts w:hint="default" w:ascii="Times New Roman" w:hAnsi="Times New Roman" w:eastAsia="宋体" w:cs="Times New Roman"/>
+                <w:b w:val="0"/>
+                <w:bCs w:val="0"/>
+                <w:i w:val="0"/>
+                <w:iCs w:val="0"/>
+                <w:color w:val="000000"/>
+                <w:kern w:val="0"/>
+                <w:sz w:val="20"/>
+                <w:szCs w:val="20"/>
+                <w:u w:val="none"/>
+                <w:lang w:val="en-US" w:eastAsia="zh-CN" w:bidi="ar"/>
+              </w:rPr>
+            </w:pPr>
+            <w:r>
+              <w:rPr>
+                <w:rFonts w:hint="default" w:ascii="Times New Roman" w:hAnsi="Times New Roman" w:eastAsia="宋体" w:cs="Times New Roman"/>
+                <w:b w:val="0"/>
+                <w:bCs w:val="0"/>
+                <w:i w:val="0"/>
+                <w:iCs w:val="0"/>
+                <w:color w:val="000000"/>
+                <w:kern w:val="0"/>
+                <w:sz w:val="20"/>
+                <w:szCs w:val="20"/>
+                <w:u w:val="none"/>
+                <w:lang w:val="en-US" w:eastAsia="zh-CN" w:bidi="ar"/>
+              </w:rPr>
+              <w:t>TPR-NTRK1</w:t>
+            </w:r>
+          </w:p>
+        </w:tc>
+        <w:tc>
+          <w:tcPr>
+            <w:tcW w:w="1692" w:type="pct"/>
+            <w:tcBorders>
+              <w:top w:val="single" w:color="000000" w:sz="4" w:space="0"/>
+              <w:left w:val="single" w:color="000000" w:sz="4" w:space="0"/>
+              <w:bottom w:val="single" w:color="000000" w:sz="4" w:space="0"/>
+              <w:right w:val="single" w:color="000000" w:sz="4" w:space="0"/>
+            </w:tcBorders>
+            <w:shd w:val="clear" w:color="auto" w:fill="FFFFFF"/>
+            <w:noWrap/>
+            <w:vAlign w:val="center"/>
+          </w:tcPr>
+          <w:p>
+            <w:pPr>
+              <w:keepNext w:val="0"/>
+              <w:keepLines w:val="0"/>
+              <w:widowControl/>
+              <w:suppressLineNumbers w:val="0"/>
+              <w:jc w:val="left"/>
+              <w:textAlignment w:val="center"/>
+              <w:rPr>
+                <w:rFonts w:hint="default" w:ascii="Times New Roman" w:hAnsi="Times New Roman" w:eastAsia="宋体" w:cs="Times New Roman"/>
+                <w:b w:val="0"/>
+                <w:bCs w:val="0"/>
+                <w:i w:val="0"/>
+                <w:iCs w:val="0"/>
+                <w:color w:val="000000"/>
+                <w:kern w:val="0"/>
+                <w:sz w:val="20"/>
+                <w:szCs w:val="20"/>
+                <w:u w:val="none"/>
+                <w:lang w:val="en-US" w:eastAsia="zh-CN" w:bidi="ar"/>
+              </w:rPr>
+            </w:pPr>
+            <w:r>
+              <w:rPr>
+                <w:rFonts w:hint="default" w:ascii="Times New Roman" w:hAnsi="Times New Roman" w:eastAsia="宋体" w:cs="Times New Roman"/>
+                <w:b w:val="0"/>
+                <w:bCs w:val="0"/>
+                <w:i w:val="0"/>
+                <w:iCs w:val="0"/>
+                <w:color w:val="000000"/>
+                <w:kern w:val="0"/>
+                <w:sz w:val="20"/>
+                <w:szCs w:val="20"/>
+                <w:u w:val="none"/>
+                <w:lang w:val="en-US" w:eastAsia="zh-CN" w:bidi="ar"/>
+              </w:rPr>
+              <w:t>TPR-NTRK1</w:t>
+            </w:r>
+            <w:r>
+              <w:rPr>
+                <w:rFonts w:hint="eastAsia" w:ascii="Times New Roman" w:hAnsi="Times New Roman" w:eastAsia="宋体" w:cs="Times New Roman"/>
+                <w:b w:val="0"/>
+                <w:bCs w:val="0"/>
+                <w:i w:val="0"/>
+                <w:iCs w:val="0"/>
+                <w:color w:val="000000"/>
+                <w:kern w:val="0"/>
+                <w:sz w:val="20"/>
+                <w:szCs w:val="20"/>
+                <w:u w:val="none"/>
+                <w:lang w:val="en-US" w:eastAsia="zh-CN" w:bidi="ar"/>
+              </w:rPr>
+              <w:t>.</w:t>
+            </w:r>
+            <w:r>
+              <w:rPr>
+                <w:rFonts w:hint="default" w:ascii="Times New Roman" w:hAnsi="Times New Roman" w:eastAsia="宋体" w:cs="Times New Roman"/>
+                <w:b w:val="0"/>
+                <w:bCs w:val="0"/>
+                <w:i w:val="0"/>
+                <w:iCs w:val="0"/>
+                <w:color w:val="000000"/>
+                <w:kern w:val="0"/>
+                <w:sz w:val="20"/>
+                <w:szCs w:val="20"/>
+                <w:u w:val="none"/>
+                <w:lang w:val="en-US" w:eastAsia="zh-CN" w:bidi="ar"/>
+              </w:rPr>
+              <w:t>T21N10</w:t>
             </w:r>
           </w:p>
         </w:tc>
@@ -36694,7 +39219,7 @@
                 <w:u w:val="none"/>
                 <w:lang w:val="en-US" w:eastAsia="zh-CN" w:bidi="ar"/>
               </w:rPr>
-              <w:t>ERBB2</w:t>
+              <w:t>NTRK2</w:t>
             </w:r>
           </w:p>
         </w:tc>
@@ -36734,7 +39259,7 @@
             </w:pPr>
             <w:r>
               <w:rPr>
-                <w:rFonts w:hint="eastAsia" w:ascii="Times New Roman" w:hAnsi="Times New Roman" w:eastAsia="宋体" w:cs="Times New Roman"/>
+                <w:rFonts w:hint="default" w:ascii="Times New Roman" w:hAnsi="Times New Roman" w:eastAsia="宋体" w:cs="Times New Roman"/>
                 <w:b w:val="0"/>
                 <w:bCs w:val="0"/>
                 <w:i w:val="0"/>
@@ -36746,7 +39271,7 @@
                 <w:u w:val="none"/>
                 <w:lang w:val="en-US" w:eastAsia="zh-CN" w:bidi="ar"/>
               </w:rPr>
-              <w:t>21</w:t>
+              <w:t>B2N16</w:t>
             </w:r>
           </w:p>
         </w:tc>
@@ -36798,7 +39323,7 @@
                 <w:u w:val="none"/>
                 <w:lang w:val="en-US" w:eastAsia="zh-CN" w:bidi="ar"/>
               </w:rPr>
-              <w:t>c.2524G&gt;A</w:t>
+              <w:t>B4GALT1-NTRK2</w:t>
             </w:r>
           </w:p>
         </w:tc>
@@ -36812,6 +39337,7 @@
               <w:right w:val="single" w:color="000000" w:sz="4" w:space="0"/>
             </w:tcBorders>
             <w:shd w:val="clear" w:color="auto" w:fill="FFFFFF"/>
+            <w:noWrap/>
             <w:vAlign w:val="center"/>
           </w:tcPr>
           <w:p>
@@ -36850,7 +39376,39 @@
                 <w:u w:val="none"/>
                 <w:lang w:val="en-US" w:eastAsia="zh-CN" w:bidi="ar"/>
               </w:rPr>
-              <w:t>p.V842I</w:t>
+              <w:t>B4GALT1-NTRK2</w:t>
+            </w:r>
+            <w:r>
+              <w:rPr>
+                <w:rFonts w:hint="eastAsia" w:ascii="Times New Roman" w:hAnsi="Times New Roman" w:eastAsia="宋体" w:cs="Times New Roman"/>
+                <w:b w:val="0"/>
+                <w:bCs w:val="0"/>
+                <w:i w:val="0"/>
+                <w:iCs w:val="0"/>
+                <w:color w:val="000000"/>
+                <w:kern w:val="0"/>
+                <w:sz w:val="20"/>
+                <w:szCs w:val="20"/>
+                <w:u w:val="none"/>
+                <w:lang w:val="en-US" w:eastAsia="zh-CN" w:bidi="ar"/>
+              </w:rPr>
+              <w:t>.</w:t>
+            </w:r>
+            <w:r>
+              <w:rPr>
+                <w:rFonts w:hint="default" w:ascii="Times New Roman" w:hAnsi="Times New Roman" w:eastAsia="宋体" w:cs="Times New Roman"/>
+                <w:b w:val="0"/>
+                <w:bCs w:val="0"/>
+                <w:i w:val="0"/>
+                <w:iCs w:val="0"/>
+                <w:color w:val="000000"/>
+                <w:kern w:val="0"/>
+                <w:sz w:val="20"/>
+                <w:szCs w:val="20"/>
+                <w:u w:val="none"/>
+                <w:lang w:val="en-US" w:eastAsia="zh-CN" w:bidi="ar"/>
+              </w:rPr>
+              <w:t>B2N16</w:t>
             </w:r>
           </w:p>
         </w:tc>
@@ -36923,7 +39481,7 @@
                 <w:u w:val="none"/>
                 <w:lang w:val="en-US" w:eastAsia="zh-CN" w:bidi="ar"/>
               </w:rPr>
-              <w:t>ERBB2</w:t>
+              <w:t>NTRK3</w:t>
             </w:r>
           </w:p>
         </w:tc>
@@ -36975,7 +39533,7 @@
                 <w:u w:val="none"/>
                 <w:lang w:val="en-US" w:eastAsia="zh-CN" w:bidi="ar"/>
               </w:rPr>
-              <w:t>Amplification</w:t>
+              <w:t>B4N14</w:t>
             </w:r>
           </w:p>
         </w:tc>
@@ -37013,6 +39571,22 @@
                 <w:lang w:val="en-US" w:eastAsia="zh-CN" w:bidi="ar"/>
               </w:rPr>
             </w:pPr>
+            <w:r>
+              <w:rPr>
+                <w:rFonts w:hint="default" w:ascii="Times New Roman" w:hAnsi="Times New Roman" w:eastAsia="宋体" w:cs="Times New Roman"/>
+                <w:b w:val="0"/>
+                <w:bCs w:val="0"/>
+                <w:i w:val="0"/>
+                <w:iCs w:val="0"/>
+                <w:color w:val="000000"/>
+                <w:kern w:val="0"/>
+                <w:sz w:val="20"/>
+                <w:szCs w:val="20"/>
+                <w:u w:val="none"/>
+                <w:lang w:val="en-US" w:eastAsia="zh-CN" w:bidi="ar"/>
+              </w:rPr>
+              <w:t>B4GALT6-NTRK3</w:t>
+            </w:r>
           </w:p>
         </w:tc>
         <w:tc>
@@ -37025,6 +39599,7 @@
               <w:right w:val="single" w:color="000000" w:sz="4" w:space="0"/>
             </w:tcBorders>
             <w:shd w:val="clear" w:color="auto" w:fill="FFFFFF"/>
+            <w:noWrap/>
             <w:vAlign w:val="center"/>
           </w:tcPr>
           <w:p>
@@ -37049,6 +39624,54 @@
                 <w:lang w:val="en-US" w:eastAsia="zh-CN" w:bidi="ar"/>
               </w:rPr>
             </w:pPr>
+            <w:r>
+              <w:rPr>
+                <w:rFonts w:hint="default" w:ascii="Times New Roman" w:hAnsi="Times New Roman" w:eastAsia="宋体" w:cs="Times New Roman"/>
+                <w:b w:val="0"/>
+                <w:bCs w:val="0"/>
+                <w:i w:val="0"/>
+                <w:iCs w:val="0"/>
+                <w:color w:val="000000"/>
+                <w:kern w:val="0"/>
+                <w:sz w:val="20"/>
+                <w:szCs w:val="20"/>
+                <w:u w:val="none"/>
+                <w:lang w:val="en-US" w:eastAsia="zh-CN" w:bidi="ar"/>
+              </w:rPr>
+              <w:t>B4GALT6-NTRK3</w:t>
+            </w:r>
+            <w:r>
+              <w:rPr>
+                <w:rFonts w:hint="eastAsia" w:ascii="Times New Roman" w:hAnsi="Times New Roman" w:eastAsia="宋体" w:cs="Times New Roman"/>
+                <w:b w:val="0"/>
+                <w:bCs w:val="0"/>
+                <w:i w:val="0"/>
+                <w:iCs w:val="0"/>
+                <w:color w:val="000000"/>
+                <w:kern w:val="0"/>
+                <w:sz w:val="20"/>
+                <w:szCs w:val="20"/>
+                <w:u w:val="none"/>
+                <w:lang w:val="en-US" w:eastAsia="zh-CN" w:bidi="ar"/>
+              </w:rPr>
+              <w:t>.</w:t>
+            </w:r>
+            <w:r>
+              <w:rPr>
+                <w:rFonts w:hint="default" w:ascii="Times New Roman" w:hAnsi="Times New Roman" w:eastAsia="宋体" w:cs="Times New Roman"/>
+                <w:b w:val="0"/>
+                <w:bCs w:val="0"/>
+                <w:i w:val="0"/>
+                <w:iCs w:val="0"/>
+                <w:color w:val="000000"/>
+                <w:kern w:val="0"/>
+                <w:sz w:val="20"/>
+                <w:szCs w:val="20"/>
+                <w:u w:val="none"/>
+                <w:lang w:val="en-US" w:eastAsia="zh-CN" w:bidi="ar"/>
+              </w:rPr>
+              <w:t>B4N14</w:t>
+            </w:r>
           </w:p>
         </w:tc>
       </w:tr>
@@ -37099,28 +39722,28 @@
                 <w:i w:val="0"/>
                 <w:iCs w:val="0"/>
                 <w:color w:val="000000"/>
+                <w:kern w:val="2"/>
+                <w:sz w:val="20"/>
+                <w:szCs w:val="20"/>
+                <w:u w:val="none"/>
+                <w:lang w:val="en-US" w:eastAsia="zh-CN" w:bidi="ar-SA"/>
+              </w:rPr>
+            </w:pPr>
+            <w:r>
+              <w:rPr>
+                <w:rFonts w:hint="default" w:ascii="Times New Roman" w:hAnsi="Times New Roman" w:eastAsia="宋体" w:cs="Times New Roman"/>
+                <w:b w:val="0"/>
+                <w:bCs w:val="0"/>
+                <w:i w:val="0"/>
+                <w:iCs w:val="0"/>
+                <w:color w:val="000000"/>
                 <w:kern w:val="0"/>
                 <w:sz w:val="20"/>
                 <w:szCs w:val="20"/>
                 <w:u w:val="none"/>
                 <w:lang w:val="en-US" w:eastAsia="zh-CN" w:bidi="ar"/>
               </w:rPr>
-            </w:pPr>
-            <w:r>
-              <w:rPr>
-                <w:rFonts w:hint="eastAsia" w:ascii="Times New Roman" w:hAnsi="Times New Roman" w:eastAsia="宋体" w:cs="Times New Roman"/>
-                <w:b w:val="0"/>
-                <w:bCs w:val="0"/>
-                <w:i w:val="0"/>
-                <w:iCs w:val="0"/>
-                <w:color w:val="000000"/>
-                <w:kern w:val="0"/>
-                <w:sz w:val="20"/>
-                <w:szCs w:val="20"/>
-                <w:u w:val="none"/>
-                <w:lang w:val="en-US" w:eastAsia="zh-CN" w:bidi="ar"/>
-              </w:rPr>
-              <w:t>NRAS</w:t>
+              <w:t>PIK3CA</w:t>
             </w:r>
           </w:p>
         </w:tc>
@@ -37145,7 +39768,22 @@
               <w:jc w:val="left"/>
               <w:textAlignment w:val="center"/>
               <w:rPr>
-                <w:rFonts w:hint="eastAsia" w:ascii="Times New Roman" w:hAnsi="Times New Roman" w:eastAsia="宋体" w:cs="Times New Roman"/>
+                <w:rFonts w:hint="default" w:ascii="Times New Roman" w:hAnsi="Times New Roman" w:eastAsia="宋体" w:cs="Times New Roman"/>
+                <w:b w:val="0"/>
+                <w:bCs w:val="0"/>
+                <w:i w:val="0"/>
+                <w:iCs w:val="0"/>
+                <w:color w:val="000000"/>
+                <w:kern w:val="2"/>
+                <w:sz w:val="20"/>
+                <w:szCs w:val="20"/>
+                <w:u w:val="none"/>
+                <w:lang w:val="en-US" w:eastAsia="zh-CN" w:bidi="ar-SA"/>
+              </w:rPr>
+            </w:pPr>
+            <w:r>
+              <w:rPr>
+                <w:rFonts w:hint="default" w:ascii="Times New Roman" w:hAnsi="Times New Roman" w:eastAsia="宋体" w:cs="Times New Roman"/>
                 <w:b w:val="0"/>
                 <w:bCs w:val="0"/>
                 <w:i w:val="0"/>
@@ -37157,22 +39795,7 @@
                 <w:u w:val="none"/>
                 <w:lang w:val="en-US" w:eastAsia="zh-CN" w:bidi="ar"/>
               </w:rPr>
-            </w:pPr>
-            <w:r>
-              <w:rPr>
-                <w:rFonts w:hint="eastAsia" w:ascii="Times New Roman" w:hAnsi="Times New Roman" w:eastAsia="宋体" w:cs="Times New Roman"/>
-                <w:b w:val="0"/>
-                <w:bCs w:val="0"/>
-                <w:i w:val="0"/>
-                <w:iCs w:val="0"/>
-                <w:color w:val="000000"/>
-                <w:kern w:val="0"/>
-                <w:sz w:val="20"/>
-                <w:szCs w:val="20"/>
-                <w:u w:val="none"/>
-                <w:lang w:val="en-US" w:eastAsia="zh-CN" w:bidi="ar"/>
-              </w:rPr>
-              <w:t>2</w:t>
+              <w:t xml:space="preserve">9 </w:t>
             </w:r>
           </w:p>
         </w:tc>
@@ -37203,28 +39826,28 @@
                 <w:i w:val="0"/>
                 <w:iCs w:val="0"/>
                 <w:color w:val="000000"/>
+                <w:kern w:val="2"/>
+                <w:sz w:val="20"/>
+                <w:szCs w:val="20"/>
+                <w:u w:val="none"/>
+                <w:lang w:val="en-US" w:eastAsia="zh-CN" w:bidi="ar-SA"/>
+              </w:rPr>
+            </w:pPr>
+            <w:r>
+              <w:rPr>
+                <w:rFonts w:hint="default" w:ascii="Times New Roman" w:hAnsi="Times New Roman" w:eastAsia="宋体" w:cs="Times New Roman"/>
+                <w:b w:val="0"/>
+                <w:bCs w:val="0"/>
+                <w:i w:val="0"/>
+                <w:iCs w:val="0"/>
+                <w:color w:val="000000"/>
                 <w:kern w:val="0"/>
                 <w:sz w:val="20"/>
                 <w:szCs w:val="20"/>
                 <w:u w:val="none"/>
                 <w:lang w:val="en-US" w:eastAsia="zh-CN" w:bidi="ar"/>
               </w:rPr>
-            </w:pPr>
-            <w:r>
-              <w:rPr>
-                <w:rFonts w:hint="default" w:ascii="Times New Roman" w:hAnsi="Times New Roman" w:eastAsia="宋体" w:cs="Times New Roman"/>
-                <w:b w:val="0"/>
-                <w:bCs w:val="0"/>
-                <w:i w:val="0"/>
-                <w:iCs w:val="0"/>
-                <w:color w:val="000000"/>
-                <w:kern w:val="0"/>
-                <w:sz w:val="20"/>
-                <w:szCs w:val="20"/>
-                <w:u w:val="none"/>
-                <w:lang w:val="en-US" w:eastAsia="zh-CN" w:bidi="ar"/>
-              </w:rPr>
-              <w:t>c.35G&gt;A</w:t>
+              <w:t>c.1624G&gt;A</w:t>
             </w:r>
           </w:p>
         </w:tc>
@@ -37238,6 +39861,7 @@
               <w:right w:val="single" w:color="000000" w:sz="4" w:space="0"/>
             </w:tcBorders>
             <w:shd w:val="clear" w:color="auto" w:fill="FFFFFF"/>
+            <w:noWrap/>
             <w:vAlign w:val="center"/>
           </w:tcPr>
           <w:p>
@@ -37255,28 +39879,28 @@
                 <w:i w:val="0"/>
                 <w:iCs w:val="0"/>
                 <w:color w:val="000000"/>
+                <w:kern w:val="2"/>
+                <w:sz w:val="20"/>
+                <w:szCs w:val="20"/>
+                <w:u w:val="none"/>
+                <w:lang w:val="en-US" w:eastAsia="zh-CN" w:bidi="ar-SA"/>
+              </w:rPr>
+            </w:pPr>
+            <w:r>
+              <w:rPr>
+                <w:rFonts w:hint="default" w:ascii="Times New Roman" w:hAnsi="Times New Roman" w:eastAsia="宋体" w:cs="Times New Roman"/>
+                <w:b w:val="0"/>
+                <w:bCs w:val="0"/>
+                <w:i w:val="0"/>
+                <w:iCs w:val="0"/>
+                <w:color w:val="000000"/>
                 <w:kern w:val="0"/>
                 <w:sz w:val="20"/>
                 <w:szCs w:val="20"/>
                 <w:u w:val="none"/>
                 <w:lang w:val="en-US" w:eastAsia="zh-CN" w:bidi="ar"/>
               </w:rPr>
-            </w:pPr>
-            <w:r>
-              <w:rPr>
-                <w:rFonts w:hint="default" w:ascii="Times New Roman" w:hAnsi="Times New Roman" w:eastAsia="宋体" w:cs="Times New Roman"/>
-                <w:b w:val="0"/>
-                <w:bCs w:val="0"/>
-                <w:i w:val="0"/>
-                <w:iCs w:val="0"/>
-                <w:color w:val="000000"/>
-                <w:kern w:val="0"/>
-                <w:sz w:val="20"/>
-                <w:szCs w:val="20"/>
-                <w:u w:val="none"/>
-                <w:lang w:val="en-US" w:eastAsia="zh-CN" w:bidi="ar"/>
-              </w:rPr>
-              <w:t>p.G12D</w:t>
+              <w:t>p.E542K</w:t>
             </w:r>
           </w:p>
         </w:tc>
@@ -37328,28 +39952,28 @@
                 <w:i w:val="0"/>
                 <w:iCs w:val="0"/>
                 <w:color w:val="000000"/>
+                <w:kern w:val="2"/>
+                <w:sz w:val="20"/>
+                <w:szCs w:val="20"/>
+                <w:u w:val="none"/>
+                <w:lang w:val="en-US" w:eastAsia="zh-CN" w:bidi="ar-SA"/>
+              </w:rPr>
+            </w:pPr>
+            <w:r>
+              <w:rPr>
+                <w:rFonts w:hint="default" w:ascii="Times New Roman" w:hAnsi="Times New Roman" w:eastAsia="宋体" w:cs="Times New Roman"/>
+                <w:b w:val="0"/>
+                <w:bCs w:val="0"/>
+                <w:i w:val="0"/>
+                <w:iCs w:val="0"/>
+                <w:color w:val="000000"/>
                 <w:kern w:val="0"/>
                 <w:sz w:val="20"/>
                 <w:szCs w:val="20"/>
                 <w:u w:val="none"/>
                 <w:lang w:val="en-US" w:eastAsia="zh-CN" w:bidi="ar"/>
               </w:rPr>
-            </w:pPr>
-            <w:r>
-              <w:rPr>
-                <w:rFonts w:hint="eastAsia" w:ascii="Times New Roman" w:hAnsi="Times New Roman" w:eastAsia="宋体" w:cs="Times New Roman"/>
-                <w:b w:val="0"/>
-                <w:bCs w:val="0"/>
-                <w:i w:val="0"/>
-                <w:iCs w:val="0"/>
-                <w:color w:val="000000"/>
-                <w:kern w:val="0"/>
-                <w:sz w:val="20"/>
-                <w:szCs w:val="20"/>
-                <w:u w:val="none"/>
-                <w:lang w:val="en-US" w:eastAsia="zh-CN" w:bidi="ar"/>
-              </w:rPr>
-              <w:t>NRAS</w:t>
+              <w:t>PIK3CA</w:t>
             </w:r>
           </w:p>
         </w:tc>
@@ -37380,28 +40004,28 @@
                 <w:i w:val="0"/>
                 <w:iCs w:val="0"/>
                 <w:color w:val="000000"/>
+                <w:kern w:val="2"/>
+                <w:sz w:val="20"/>
+                <w:szCs w:val="20"/>
+                <w:u w:val="none"/>
+                <w:lang w:val="en-US" w:eastAsia="zh-CN" w:bidi="ar-SA"/>
+              </w:rPr>
+            </w:pPr>
+            <w:r>
+              <w:rPr>
+                <w:rFonts w:hint="default" w:ascii="Times New Roman" w:hAnsi="Times New Roman" w:eastAsia="宋体" w:cs="Times New Roman"/>
+                <w:b w:val="0"/>
+                <w:bCs w:val="0"/>
+                <w:i w:val="0"/>
+                <w:iCs w:val="0"/>
+                <w:color w:val="000000"/>
                 <w:kern w:val="0"/>
                 <w:sz w:val="20"/>
                 <w:szCs w:val="20"/>
                 <w:u w:val="none"/>
                 <w:lang w:val="en-US" w:eastAsia="zh-CN" w:bidi="ar"/>
               </w:rPr>
-            </w:pPr>
-            <w:r>
-              <w:rPr>
-                <w:rFonts w:hint="eastAsia" w:ascii="Times New Roman" w:hAnsi="Times New Roman" w:eastAsia="宋体" w:cs="Times New Roman"/>
-                <w:b w:val="0"/>
-                <w:bCs w:val="0"/>
-                <w:i w:val="0"/>
-                <w:iCs w:val="0"/>
-                <w:color w:val="000000"/>
-                <w:kern w:val="0"/>
-                <w:sz w:val="20"/>
-                <w:szCs w:val="20"/>
-                <w:u w:val="none"/>
-                <w:lang w:val="en-US" w:eastAsia="zh-CN" w:bidi="ar"/>
-              </w:rPr>
-              <w:t>2</w:t>
+              <w:t xml:space="preserve">9 </w:t>
             </w:r>
           </w:p>
         </w:tc>
@@ -37432,28 +40056,28 @@
                 <w:i w:val="0"/>
                 <w:iCs w:val="0"/>
                 <w:color w:val="000000"/>
+                <w:kern w:val="2"/>
+                <w:sz w:val="20"/>
+                <w:szCs w:val="20"/>
+                <w:u w:val="none"/>
+                <w:lang w:val="en-US" w:eastAsia="zh-CN" w:bidi="ar-SA"/>
+              </w:rPr>
+            </w:pPr>
+            <w:r>
+              <w:rPr>
+                <w:rFonts w:hint="default" w:ascii="Times New Roman" w:hAnsi="Times New Roman" w:eastAsia="宋体" w:cs="Times New Roman"/>
+                <w:b w:val="0"/>
+                <w:bCs w:val="0"/>
+                <w:i w:val="0"/>
+                <w:iCs w:val="0"/>
+                <w:color w:val="000000"/>
                 <w:kern w:val="0"/>
                 <w:sz w:val="20"/>
                 <w:szCs w:val="20"/>
                 <w:u w:val="none"/>
                 <w:lang w:val="en-US" w:eastAsia="zh-CN" w:bidi="ar"/>
               </w:rPr>
-            </w:pPr>
-            <w:r>
-              <w:rPr>
-                <w:rFonts w:hint="default" w:ascii="Times New Roman" w:hAnsi="Times New Roman" w:eastAsia="宋体" w:cs="Times New Roman"/>
-                <w:b w:val="0"/>
-                <w:bCs w:val="0"/>
-                <w:i w:val="0"/>
-                <w:iCs w:val="0"/>
-                <w:color w:val="000000"/>
-                <w:kern w:val="0"/>
-                <w:sz w:val="20"/>
-                <w:szCs w:val="20"/>
-                <w:u w:val="none"/>
-                <w:lang w:val="en-US" w:eastAsia="zh-CN" w:bidi="ar"/>
-              </w:rPr>
-              <w:t>c.38G&gt;A</w:t>
+              <w:t>c.1633G&gt;A</w:t>
             </w:r>
           </w:p>
         </w:tc>
@@ -37467,6 +40091,7 @@
               <w:right w:val="single" w:color="000000" w:sz="4" w:space="0"/>
             </w:tcBorders>
             <w:shd w:val="clear" w:color="auto" w:fill="FFFFFF"/>
+            <w:noWrap/>
             <w:vAlign w:val="center"/>
           </w:tcPr>
           <w:p>
@@ -37484,12 +40109,86 @@
                 <w:i w:val="0"/>
                 <w:iCs w:val="0"/>
                 <w:color w:val="000000"/>
+                <w:kern w:val="2"/>
+                <w:sz w:val="20"/>
+                <w:szCs w:val="20"/>
+                <w:u w:val="none"/>
+                <w:lang w:val="en-US" w:eastAsia="zh-CN" w:bidi="ar-SA"/>
+              </w:rPr>
+            </w:pPr>
+            <w:r>
+              <w:rPr>
+                <w:rFonts w:hint="default" w:ascii="Times New Roman" w:hAnsi="Times New Roman" w:eastAsia="宋体" w:cs="Times New Roman"/>
+                <w:b w:val="0"/>
+                <w:bCs w:val="0"/>
+                <w:i w:val="0"/>
+                <w:iCs w:val="0"/>
+                <w:color w:val="000000"/>
                 <w:kern w:val="0"/>
                 <w:sz w:val="20"/>
                 <w:szCs w:val="20"/>
                 <w:u w:val="none"/>
                 <w:lang w:val="en-US" w:eastAsia="zh-CN" w:bidi="ar"/>
               </w:rPr>
+              <w:t>p.E545K</w:t>
+            </w:r>
+          </w:p>
+        </w:tc>
+      </w:tr>
+      <w:tr>
+        <w:tblPrEx>
+          <w:tblBorders>
+            <w:top w:val="none" w:color="auto" w:sz="0" w:space="0"/>
+            <w:left w:val="none" w:color="auto" w:sz="0" w:space="0"/>
+            <w:bottom w:val="none" w:color="auto" w:sz="0" w:space="0"/>
+            <w:right w:val="none" w:color="auto" w:sz="0" w:space="0"/>
+            <w:insideH w:val="none" w:color="auto" w:sz="0" w:space="0"/>
+            <w:insideV w:val="none" w:color="auto" w:sz="0" w:space="0"/>
+          </w:tblBorders>
+          <w:shd w:val="clear" w:color="auto" w:fill="auto"/>
+          <w:tblCellMar>
+            <w:top w:w="0" w:type="dxa"/>
+            <w:left w:w="108" w:type="dxa"/>
+            <w:bottom w:w="0" w:type="dxa"/>
+            <w:right w:w="108" w:type="dxa"/>
+          </w:tblCellMar>
+        </w:tblPrEx>
+        <w:trPr>
+          <w:trHeight w:val="340" w:hRule="atLeast"/>
+        </w:trPr>
+        <w:tc>
+          <w:tcPr>
+            <w:tcW w:w="672" w:type="pct"/>
+            <w:tcBorders>
+              <w:top w:val="single" w:color="000000" w:sz="4" w:space="0"/>
+              <w:left w:val="single" w:color="000000" w:sz="4" w:space="0"/>
+              <w:bottom w:val="single" w:color="000000" w:sz="4" w:space="0"/>
+              <w:right w:val="single" w:color="000000" w:sz="4" w:space="0"/>
+            </w:tcBorders>
+            <w:shd w:val="clear" w:color="auto" w:fill="FFFFFF"/>
+            <w:vAlign w:val="center"/>
+          </w:tcPr>
+          <w:p>
+            <w:pPr>
+              <w:keepNext w:val="0"/>
+              <w:keepLines w:val="0"/>
+              <w:widowControl/>
+              <w:suppressLineNumbers w:val="0"/>
+              <w:jc w:val="left"/>
+              <w:textAlignment w:val="center"/>
+              <w:rPr>
+                <w:rFonts w:hint="eastAsia" w:ascii="Times New Roman" w:hAnsi="Times New Roman" w:eastAsia="宋体" w:cs="Times New Roman"/>
+                <w:b w:val="0"/>
+                <w:bCs w:val="0"/>
+                <w:i w:val="0"/>
+                <w:iCs w:val="0"/>
+                <w:color w:val="000000"/>
+                <w:kern w:val="2"/>
+                <w:sz w:val="20"/>
+                <w:szCs w:val="20"/>
+                <w:u w:val="none"/>
+                <w:lang w:val="en-US" w:eastAsia="zh-CN" w:bidi="ar-SA"/>
+              </w:rPr>
             </w:pPr>
             <w:r>
               <w:rPr>
@@ -37505,9 +40204,209 @@
                 <w:u w:val="none"/>
                 <w:lang w:val="en-US" w:eastAsia="zh-CN" w:bidi="ar"/>
               </w:rPr>
-              <w:t>p.G1</w:t>
-            </w:r>
-            <w:r>
+              <w:t>PIK3CA</w:t>
+            </w:r>
+          </w:p>
+        </w:tc>
+        <w:tc>
+          <w:tcPr>
+            <w:tcW w:w="792" w:type="pct"/>
+            <w:tcBorders>
+              <w:top w:val="single" w:color="000000" w:sz="4" w:space="0"/>
+              <w:left w:val="single" w:color="000000" w:sz="4" w:space="0"/>
+              <w:bottom w:val="single" w:color="000000" w:sz="4" w:space="0"/>
+              <w:right w:val="single" w:color="000000" w:sz="4" w:space="0"/>
+            </w:tcBorders>
+            <w:shd w:val="clear" w:color="auto" w:fill="FFFFFF"/>
+            <w:vAlign w:val="center"/>
+          </w:tcPr>
+          <w:p>
+            <w:pPr>
+              <w:keepNext w:val="0"/>
+              <w:keepLines w:val="0"/>
+              <w:widowControl/>
+              <w:suppressLineNumbers w:val="0"/>
+              <w:jc w:val="left"/>
+              <w:textAlignment w:val="center"/>
+              <w:rPr>
+                <w:rFonts w:hint="default" w:ascii="Times New Roman" w:hAnsi="Times New Roman" w:eastAsia="宋体" w:cs="Times New Roman"/>
+                <w:b w:val="0"/>
+                <w:bCs w:val="0"/>
+                <w:i w:val="0"/>
+                <w:iCs w:val="0"/>
+                <w:color w:val="000000"/>
+                <w:kern w:val="2"/>
+                <w:sz w:val="20"/>
+                <w:szCs w:val="20"/>
+                <w:u w:val="none"/>
+                <w:lang w:val="en-US" w:eastAsia="zh-CN" w:bidi="ar-SA"/>
+              </w:rPr>
+            </w:pPr>
+            <w:r>
+              <w:rPr>
+                <w:rFonts w:hint="default" w:ascii="Times New Roman" w:hAnsi="Times New Roman" w:eastAsia="宋体" w:cs="Times New Roman"/>
+                <w:b w:val="0"/>
+                <w:bCs w:val="0"/>
+                <w:i w:val="0"/>
+                <w:iCs w:val="0"/>
+                <w:color w:val="000000"/>
+                <w:kern w:val="0"/>
+                <w:sz w:val="20"/>
+                <w:szCs w:val="20"/>
+                <w:u w:val="none"/>
+                <w:lang w:val="en-US" w:eastAsia="zh-CN" w:bidi="ar"/>
+              </w:rPr>
+              <w:t xml:space="preserve">20 </w:t>
+            </w:r>
+          </w:p>
+        </w:tc>
+        <w:tc>
+          <w:tcPr>
+            <w:tcW w:w="1842" w:type="pct"/>
+            <w:tcBorders>
+              <w:top w:val="single" w:color="000000" w:sz="4" w:space="0"/>
+              <w:left w:val="single" w:color="000000" w:sz="4" w:space="0"/>
+              <w:bottom w:val="single" w:color="000000" w:sz="4" w:space="0"/>
+              <w:right w:val="single" w:color="000000" w:sz="4" w:space="0"/>
+            </w:tcBorders>
+            <w:shd w:val="clear" w:color="auto" w:fill="FFFFFF"/>
+            <w:vAlign w:val="center"/>
+          </w:tcPr>
+          <w:p>
+            <w:pPr>
+              <w:keepNext w:val="0"/>
+              <w:keepLines w:val="0"/>
+              <w:widowControl/>
+              <w:suppressLineNumbers w:val="0"/>
+              <w:jc w:val="left"/>
+              <w:textAlignment w:val="center"/>
+              <w:rPr>
+                <w:rFonts w:hint="default" w:ascii="Times New Roman" w:hAnsi="Times New Roman" w:eastAsia="宋体" w:cs="Times New Roman"/>
+                <w:b w:val="0"/>
+                <w:bCs w:val="0"/>
+                <w:i w:val="0"/>
+                <w:iCs w:val="0"/>
+                <w:color w:val="000000"/>
+                <w:kern w:val="2"/>
+                <w:sz w:val="20"/>
+                <w:szCs w:val="20"/>
+                <w:u w:val="none"/>
+                <w:lang w:val="en-US" w:eastAsia="zh-CN" w:bidi="ar-SA"/>
+              </w:rPr>
+            </w:pPr>
+            <w:r>
+              <w:rPr>
+                <w:rFonts w:hint="default" w:ascii="Times New Roman" w:hAnsi="Times New Roman" w:eastAsia="宋体" w:cs="Times New Roman"/>
+                <w:b w:val="0"/>
+                <w:bCs w:val="0"/>
+                <w:i w:val="0"/>
+                <w:iCs w:val="0"/>
+                <w:color w:val="000000"/>
+                <w:kern w:val="0"/>
+                <w:sz w:val="20"/>
+                <w:szCs w:val="20"/>
+                <w:u w:val="none"/>
+                <w:lang w:val="en-US" w:eastAsia="zh-CN" w:bidi="ar"/>
+              </w:rPr>
+              <w:t>c.3140A&gt;T</w:t>
+            </w:r>
+          </w:p>
+        </w:tc>
+        <w:tc>
+          <w:tcPr>
+            <w:tcW w:w="1692" w:type="pct"/>
+            <w:tcBorders>
+              <w:top w:val="single" w:color="000000" w:sz="4" w:space="0"/>
+              <w:left w:val="single" w:color="000000" w:sz="4" w:space="0"/>
+              <w:bottom w:val="single" w:color="000000" w:sz="4" w:space="0"/>
+              <w:right w:val="single" w:color="000000" w:sz="4" w:space="0"/>
+            </w:tcBorders>
+            <w:shd w:val="clear" w:color="auto" w:fill="FFFFFF"/>
+            <w:noWrap/>
+            <w:vAlign w:val="center"/>
+          </w:tcPr>
+          <w:p>
+            <w:pPr>
+              <w:keepNext w:val="0"/>
+              <w:keepLines w:val="0"/>
+              <w:widowControl/>
+              <w:suppressLineNumbers w:val="0"/>
+              <w:jc w:val="left"/>
+              <w:textAlignment w:val="center"/>
+              <w:rPr>
+                <w:rFonts w:hint="default" w:ascii="Times New Roman" w:hAnsi="Times New Roman" w:eastAsia="宋体" w:cs="Times New Roman"/>
+                <w:b w:val="0"/>
+                <w:bCs w:val="0"/>
+                <w:i w:val="0"/>
+                <w:iCs w:val="0"/>
+                <w:color w:val="000000"/>
+                <w:kern w:val="2"/>
+                <w:sz w:val="20"/>
+                <w:szCs w:val="20"/>
+                <w:u w:val="none"/>
+                <w:lang w:val="en-US" w:eastAsia="zh-CN" w:bidi="ar-SA"/>
+              </w:rPr>
+            </w:pPr>
+            <w:r>
+              <w:rPr>
+                <w:rFonts w:hint="default" w:ascii="Times New Roman" w:hAnsi="Times New Roman" w:eastAsia="宋体" w:cs="Times New Roman"/>
+                <w:b w:val="0"/>
+                <w:bCs w:val="0"/>
+                <w:i w:val="0"/>
+                <w:iCs w:val="0"/>
+                <w:color w:val="000000"/>
+                <w:kern w:val="0"/>
+                <w:sz w:val="20"/>
+                <w:szCs w:val="20"/>
+                <w:u w:val="none"/>
+                <w:lang w:val="en-US" w:eastAsia="zh-CN" w:bidi="ar"/>
+              </w:rPr>
+              <w:t>p.H1047L</w:t>
+            </w:r>
+          </w:p>
+        </w:tc>
+      </w:tr>
+      <w:tr>
+        <w:tblPrEx>
+          <w:tblBorders>
+            <w:top w:val="none" w:color="auto" w:sz="0" w:space="0"/>
+            <w:left w:val="none" w:color="auto" w:sz="0" w:space="0"/>
+            <w:bottom w:val="none" w:color="auto" w:sz="0" w:space="0"/>
+            <w:right w:val="none" w:color="auto" w:sz="0" w:space="0"/>
+            <w:insideH w:val="none" w:color="auto" w:sz="0" w:space="0"/>
+            <w:insideV w:val="none" w:color="auto" w:sz="0" w:space="0"/>
+          </w:tblBorders>
+          <w:shd w:val="clear" w:color="auto" w:fill="auto"/>
+          <w:tblCellMar>
+            <w:top w:w="0" w:type="dxa"/>
+            <w:left w:w="108" w:type="dxa"/>
+            <w:bottom w:w="0" w:type="dxa"/>
+            <w:right w:w="108" w:type="dxa"/>
+          </w:tblCellMar>
+        </w:tblPrEx>
+        <w:trPr>
+          <w:trHeight w:val="340" w:hRule="atLeast"/>
+        </w:trPr>
+        <w:tc>
+          <w:tcPr>
+            <w:tcW w:w="672" w:type="pct"/>
+            <w:tcBorders>
+              <w:top w:val="single" w:color="000000" w:sz="4" w:space="0"/>
+              <w:left w:val="single" w:color="000000" w:sz="4" w:space="0"/>
+              <w:bottom w:val="single" w:color="000000" w:sz="4" w:space="0"/>
+              <w:right w:val="single" w:color="000000" w:sz="4" w:space="0"/>
+            </w:tcBorders>
+            <w:shd w:val="clear" w:color="auto" w:fill="FFFFFF"/>
+            <w:vAlign w:val="center"/>
+          </w:tcPr>
+          <w:p>
+            <w:pPr>
+              <w:keepNext w:val="0"/>
+              <w:keepLines w:val="0"/>
+              <w:widowControl/>
+              <w:suppressLineNumbers w:val="0"/>
+              <w:jc w:val="left"/>
+              <w:textAlignment w:val="center"/>
               <w:rPr>
                 <w:rFonts w:hint="eastAsia" w:ascii="Times New Roman" w:hAnsi="Times New Roman" w:eastAsia="宋体" w:cs="Times New Roman"/>
                 <w:b w:val="0"/>
@@ -37515,15 +40414,51 @@
                 <w:i w:val="0"/>
                 <w:iCs w:val="0"/>
                 <w:color w:val="000000"/>
+                <w:kern w:val="2"/>
+                <w:sz w:val="20"/>
+                <w:szCs w:val="20"/>
+                <w:u w:val="none"/>
+                <w:lang w:val="en-US" w:eastAsia="zh-CN" w:bidi="ar-SA"/>
+              </w:rPr>
+            </w:pPr>
+            <w:r>
+              <w:rPr>
+                <w:rFonts w:hint="default" w:ascii="Times New Roman" w:hAnsi="Times New Roman" w:eastAsia="宋体" w:cs="Times New Roman"/>
+                <w:b w:val="0"/>
+                <w:bCs w:val="0"/>
+                <w:i w:val="0"/>
+                <w:iCs w:val="0"/>
+                <w:color w:val="000000"/>
                 <w:kern w:val="0"/>
                 <w:sz w:val="20"/>
                 <w:szCs w:val="20"/>
                 <w:u w:val="none"/>
                 <w:lang w:val="en-US" w:eastAsia="zh-CN" w:bidi="ar"/>
               </w:rPr>
-              <w:t>3</w:t>
-            </w:r>
-            <w:r>
+              <w:t>PIK3CA</w:t>
+            </w:r>
+          </w:p>
+        </w:tc>
+        <w:tc>
+          <w:tcPr>
+            <w:tcW w:w="792" w:type="pct"/>
+            <w:tcBorders>
+              <w:top w:val="single" w:color="000000" w:sz="4" w:space="0"/>
+              <w:left w:val="single" w:color="000000" w:sz="4" w:space="0"/>
+              <w:bottom w:val="single" w:color="000000" w:sz="4" w:space="0"/>
+              <w:right w:val="single" w:color="000000" w:sz="4" w:space="0"/>
+            </w:tcBorders>
+            <w:shd w:val="clear" w:color="auto" w:fill="FFFFFF"/>
+            <w:vAlign w:val="center"/>
+          </w:tcPr>
+          <w:p>
+            <w:pPr>
+              <w:keepNext w:val="0"/>
+              <w:keepLines w:val="0"/>
+              <w:widowControl/>
+              <w:suppressLineNumbers w:val="0"/>
+              <w:jc w:val="left"/>
+              <w:textAlignment w:val="center"/>
               <w:rPr>
                 <w:rFonts w:hint="default" w:ascii="Times New Roman" w:hAnsi="Times New Roman" w:eastAsia="宋体" w:cs="Times New Roman"/>
                 <w:b w:val="0"/>
@@ -37531,13 +40466,133 @@
                 <w:i w:val="0"/>
                 <w:iCs w:val="0"/>
                 <w:color w:val="000000"/>
+                <w:kern w:val="2"/>
+                <w:sz w:val="20"/>
+                <w:szCs w:val="20"/>
+                <w:u w:val="none"/>
+                <w:lang w:val="en-US" w:eastAsia="zh-CN" w:bidi="ar-SA"/>
+              </w:rPr>
+            </w:pPr>
+            <w:r>
+              <w:rPr>
+                <w:rFonts w:hint="default" w:ascii="Times New Roman" w:hAnsi="Times New Roman" w:eastAsia="宋体" w:cs="Times New Roman"/>
+                <w:b w:val="0"/>
+                <w:bCs w:val="0"/>
+                <w:i w:val="0"/>
+                <w:iCs w:val="0"/>
+                <w:color w:val="000000"/>
                 <w:kern w:val="0"/>
                 <w:sz w:val="20"/>
                 <w:szCs w:val="20"/>
                 <w:u w:val="none"/>
                 <w:lang w:val="en-US" w:eastAsia="zh-CN" w:bidi="ar"/>
               </w:rPr>
-              <w:t>D</w:t>
+              <w:t xml:space="preserve">20 </w:t>
+            </w:r>
+          </w:p>
+        </w:tc>
+        <w:tc>
+          <w:tcPr>
+            <w:tcW w:w="1842" w:type="pct"/>
+            <w:tcBorders>
+              <w:top w:val="single" w:color="000000" w:sz="4" w:space="0"/>
+              <w:left w:val="single" w:color="000000" w:sz="4" w:space="0"/>
+              <w:bottom w:val="single" w:color="000000" w:sz="4" w:space="0"/>
+              <w:right w:val="single" w:color="000000" w:sz="4" w:space="0"/>
+            </w:tcBorders>
+            <w:shd w:val="clear" w:color="auto" w:fill="FFFFFF"/>
+            <w:vAlign w:val="center"/>
+          </w:tcPr>
+          <w:p>
+            <w:pPr>
+              <w:keepNext w:val="0"/>
+              <w:keepLines w:val="0"/>
+              <w:widowControl/>
+              <w:suppressLineNumbers w:val="0"/>
+              <w:jc w:val="left"/>
+              <w:textAlignment w:val="center"/>
+              <w:rPr>
+                <w:rFonts w:hint="default" w:ascii="Times New Roman" w:hAnsi="Times New Roman" w:eastAsia="宋体" w:cs="Times New Roman"/>
+                <w:b w:val="0"/>
+                <w:bCs w:val="0"/>
+                <w:i w:val="0"/>
+                <w:iCs w:val="0"/>
+                <w:color w:val="000000"/>
+                <w:kern w:val="2"/>
+                <w:sz w:val="20"/>
+                <w:szCs w:val="20"/>
+                <w:u w:val="none"/>
+                <w:lang w:val="en-US" w:eastAsia="zh-CN" w:bidi="ar-SA"/>
+              </w:rPr>
+            </w:pPr>
+            <w:r>
+              <w:rPr>
+                <w:rFonts w:hint="default" w:ascii="Times New Roman" w:hAnsi="Times New Roman" w:eastAsia="宋体" w:cs="Times New Roman"/>
+                <w:b w:val="0"/>
+                <w:bCs w:val="0"/>
+                <w:i w:val="0"/>
+                <w:iCs w:val="0"/>
+                <w:color w:val="000000"/>
+                <w:kern w:val="0"/>
+                <w:sz w:val="20"/>
+                <w:szCs w:val="20"/>
+                <w:u w:val="none"/>
+                <w:lang w:val="en-US" w:eastAsia="zh-CN" w:bidi="ar"/>
+              </w:rPr>
+              <w:t>c.3140A&gt;G</w:t>
+            </w:r>
+          </w:p>
+        </w:tc>
+        <w:tc>
+          <w:tcPr>
+            <w:tcW w:w="1692" w:type="pct"/>
+            <w:tcBorders>
+              <w:top w:val="single" w:color="000000" w:sz="4" w:space="0"/>
+              <w:left w:val="single" w:color="000000" w:sz="4" w:space="0"/>
+              <w:bottom w:val="single" w:color="000000" w:sz="4" w:space="0"/>
+              <w:right w:val="single" w:color="000000" w:sz="4" w:space="0"/>
+            </w:tcBorders>
+            <w:shd w:val="clear" w:color="auto" w:fill="FFFFFF"/>
+            <w:noWrap/>
+            <w:vAlign w:val="center"/>
+          </w:tcPr>
+          <w:p>
+            <w:pPr>
+              <w:keepNext w:val="0"/>
+              <w:keepLines w:val="0"/>
+              <w:widowControl/>
+              <w:suppressLineNumbers w:val="0"/>
+              <w:jc w:val="left"/>
+              <w:textAlignment w:val="center"/>
+              <w:rPr>
+                <w:rFonts w:hint="default" w:ascii="Times New Roman" w:hAnsi="Times New Roman" w:eastAsia="宋体" w:cs="Times New Roman"/>
+                <w:b w:val="0"/>
+                <w:bCs w:val="0"/>
+                <w:i w:val="0"/>
+                <w:iCs w:val="0"/>
+                <w:color w:val="000000"/>
+                <w:kern w:val="2"/>
+                <w:sz w:val="20"/>
+                <w:szCs w:val="20"/>
+                <w:u w:val="none"/>
+                <w:lang w:val="en-US" w:eastAsia="zh-CN" w:bidi="ar-SA"/>
+              </w:rPr>
+            </w:pPr>
+            <w:r>
+              <w:rPr>
+                <w:rFonts w:hint="default" w:ascii="Times New Roman" w:hAnsi="Times New Roman" w:eastAsia="宋体" w:cs="Times New Roman"/>
+                <w:b w:val="0"/>
+                <w:bCs w:val="0"/>
+                <w:i w:val="0"/>
+                <w:iCs w:val="0"/>
+                <w:color w:val="000000"/>
+                <w:kern w:val="0"/>
+                <w:sz w:val="20"/>
+                <w:szCs w:val="20"/>
+                <w:u w:val="none"/>
+                <w:lang w:val="en-US" w:eastAsia="zh-CN" w:bidi="ar"/>
+              </w:rPr>
+              <w:t>p.H1047R</w:t>
             </w:r>
           </w:p>
         </w:tc>
@@ -37583,6 +40638,21 @@
               <w:jc w:val="left"/>
               <w:textAlignment w:val="center"/>
               <w:rPr>
+                <w:rFonts w:hint="default" w:ascii="Times New Roman" w:hAnsi="Times New Roman" w:eastAsia="宋体" w:cs="Times New Roman"/>
+                <w:b w:val="0"/>
+                <w:bCs w:val="0"/>
+                <w:i w:val="0"/>
+                <w:iCs w:val="0"/>
+                <w:color w:val="000000"/>
+                <w:kern w:val="0"/>
+                <w:sz w:val="20"/>
+                <w:szCs w:val="20"/>
+                <w:u w:val="none"/>
+                <w:lang w:val="en-US" w:eastAsia="zh-CN" w:bidi="ar"/>
+              </w:rPr>
+            </w:pPr>
+            <w:r>
+              <w:rPr>
                 <w:rFonts w:hint="eastAsia" w:ascii="Times New Roman" w:hAnsi="Times New Roman" w:eastAsia="宋体" w:cs="Times New Roman"/>
                 <w:b w:val="0"/>
                 <w:bCs w:val="0"/>
@@ -37595,22 +40665,7 @@
                 <w:u w:val="none"/>
                 <w:lang w:val="en-US" w:eastAsia="zh-CN" w:bidi="ar"/>
               </w:rPr>
-            </w:pPr>
-            <w:r>
-              <w:rPr>
-                <w:rFonts w:hint="eastAsia" w:ascii="Times New Roman" w:hAnsi="Times New Roman" w:eastAsia="宋体" w:cs="Times New Roman"/>
-                <w:b w:val="0"/>
-                <w:bCs w:val="0"/>
-                <w:i w:val="0"/>
-                <w:iCs w:val="0"/>
-                <w:color w:val="000000"/>
-                <w:kern w:val="0"/>
-                <w:sz w:val="20"/>
-                <w:szCs w:val="20"/>
-                <w:u w:val="none"/>
-                <w:lang w:val="en-US" w:eastAsia="zh-CN" w:bidi="ar"/>
-              </w:rPr>
-              <w:t>NRAS</w:t>
+              <w:t>PTEN</w:t>
             </w:r>
           </w:p>
         </w:tc>
@@ -37662,7 +40717,7 @@
                 <w:u w:val="none"/>
                 <w:lang w:val="en-US" w:eastAsia="zh-CN" w:bidi="ar"/>
               </w:rPr>
-              <w:t>2</w:t>
+              <w:t>1</w:t>
             </w:r>
           </w:p>
         </w:tc>
@@ -37714,7 +40769,7 @@
                 <w:u w:val="none"/>
                 <w:lang w:val="en-US" w:eastAsia="zh-CN" w:bidi="ar"/>
               </w:rPr>
-              <w:t>c.38G&gt;T</w:t>
+              <w:t>c.70G&gt;T</w:t>
             </w:r>
           </w:p>
         </w:tc>
@@ -37728,6 +40783,7 @@
               <w:right w:val="single" w:color="000000" w:sz="4" w:space="0"/>
             </w:tcBorders>
             <w:shd w:val="clear" w:color="auto" w:fill="FFFFFF"/>
+            <w:noWrap/>
             <w:vAlign w:val="center"/>
           </w:tcPr>
           <w:p>
@@ -37766,7 +40822,7 @@
                 <w:u w:val="none"/>
                 <w:lang w:val="en-US" w:eastAsia="zh-CN" w:bidi="ar"/>
               </w:rPr>
-              <w:t>p.G13V</w:t>
+              <w:t>p.D24Y</w:t>
             </w:r>
           </w:p>
         </w:tc>
@@ -37781,6 +40837,7 @@
             <w:insideH w:val="none" w:color="auto" w:sz="0" w:space="0"/>
             <w:insideV w:val="none" w:color="auto" w:sz="0" w:space="0"/>
           </w:tblBorders>
+          <w:shd w:val="clear" w:color="auto" w:fill="auto"/>
           <w:tblCellMar>
             <w:top w:w="0" w:type="dxa"/>
             <w:left w:w="108" w:type="dxa"/>
@@ -37812,6 +40869,21 @@
               <w:jc w:val="left"/>
               <w:textAlignment w:val="center"/>
               <w:rPr>
+                <w:rFonts w:hint="default" w:ascii="Times New Roman" w:hAnsi="Times New Roman" w:eastAsia="宋体" w:cs="Times New Roman"/>
+                <w:b w:val="0"/>
+                <w:bCs w:val="0"/>
+                <w:i w:val="0"/>
+                <w:iCs w:val="0"/>
+                <w:color w:val="000000"/>
+                <w:kern w:val="0"/>
+                <w:sz w:val="20"/>
+                <w:szCs w:val="20"/>
+                <w:u w:val="none"/>
+                <w:lang w:val="en-US" w:eastAsia="zh-CN" w:bidi="ar"/>
+              </w:rPr>
+            </w:pPr>
+            <w:r>
+              <w:rPr>
                 <w:rFonts w:hint="eastAsia" w:ascii="Times New Roman" w:hAnsi="Times New Roman" w:eastAsia="宋体" w:cs="Times New Roman"/>
                 <w:b w:val="0"/>
                 <w:bCs w:val="0"/>
@@ -37824,22 +40896,7 @@
                 <w:u w:val="none"/>
                 <w:lang w:val="en-US" w:eastAsia="zh-CN" w:bidi="ar"/>
               </w:rPr>
-            </w:pPr>
-            <w:r>
-              <w:rPr>
-                <w:rFonts w:hint="eastAsia" w:ascii="Times New Roman" w:hAnsi="Times New Roman" w:eastAsia="宋体" w:cs="Times New Roman"/>
-                <w:b w:val="0"/>
-                <w:bCs w:val="0"/>
-                <w:i w:val="0"/>
-                <w:iCs w:val="0"/>
-                <w:color w:val="000000"/>
-                <w:kern w:val="0"/>
-                <w:sz w:val="20"/>
-                <w:szCs w:val="20"/>
-                <w:u w:val="none"/>
-                <w:lang w:val="en-US" w:eastAsia="zh-CN" w:bidi="ar"/>
-              </w:rPr>
-              <w:t>NRAS</w:t>
+              <w:t>PTEN</w:t>
             </w:r>
           </w:p>
         </w:tc>
@@ -37864,6 +40921,21 @@
               <w:jc w:val="left"/>
               <w:textAlignment w:val="center"/>
               <w:rPr>
+                <w:rFonts w:hint="default" w:ascii="Times New Roman" w:hAnsi="Times New Roman" w:eastAsia="宋体" w:cs="Times New Roman"/>
+                <w:b w:val="0"/>
+                <w:bCs w:val="0"/>
+                <w:i w:val="0"/>
+                <w:iCs w:val="0"/>
+                <w:color w:val="000000"/>
+                <w:kern w:val="0"/>
+                <w:sz w:val="20"/>
+                <w:szCs w:val="20"/>
+                <w:u w:val="none"/>
+                <w:lang w:val="en-US" w:eastAsia="zh-CN" w:bidi="ar"/>
+              </w:rPr>
+            </w:pPr>
+            <w:r>
+              <w:rPr>
                 <w:rFonts w:hint="eastAsia" w:ascii="Times New Roman" w:hAnsi="Times New Roman" w:eastAsia="宋体" w:cs="Times New Roman"/>
                 <w:b w:val="0"/>
                 <w:bCs w:val="0"/>
@@ -37876,22 +40948,7 @@
                 <w:u w:val="none"/>
                 <w:lang w:val="en-US" w:eastAsia="zh-CN" w:bidi="ar"/>
               </w:rPr>
-            </w:pPr>
-            <w:r>
-              <w:rPr>
-                <w:rFonts w:hint="eastAsia" w:ascii="Times New Roman" w:hAnsi="Times New Roman" w:eastAsia="宋体" w:cs="Times New Roman"/>
-                <w:b w:val="0"/>
-                <w:bCs w:val="0"/>
-                <w:i w:val="0"/>
-                <w:iCs w:val="0"/>
-                <w:color w:val="000000"/>
-                <w:kern w:val="0"/>
-                <w:sz w:val="20"/>
-                <w:szCs w:val="20"/>
-                <w:u w:val="none"/>
-                <w:lang w:val="en-US" w:eastAsia="zh-CN" w:bidi="ar"/>
-              </w:rPr>
-              <w:t>3</w:t>
+              <w:t>5</w:t>
             </w:r>
           </w:p>
         </w:tc>
@@ -37943,7 +41000,7 @@
                 <w:u w:val="none"/>
                 <w:lang w:val="en-US" w:eastAsia="zh-CN" w:bidi="ar"/>
               </w:rPr>
-              <w:t>c.182A&gt;G</w:t>
+              <w:t>c.389G&gt;A</w:t>
             </w:r>
           </w:p>
         </w:tc>
@@ -37957,6 +41014,7 @@
               <w:right w:val="single" w:color="000000" w:sz="4" w:space="0"/>
             </w:tcBorders>
             <w:shd w:val="clear" w:color="auto" w:fill="FFFFFF"/>
+            <w:noWrap/>
             <w:vAlign w:val="center"/>
           </w:tcPr>
           <w:p>
@@ -37995,7 +41053,7 @@
                 <w:u w:val="none"/>
                 <w:lang w:val="en-US" w:eastAsia="zh-CN" w:bidi="ar"/>
               </w:rPr>
-              <w:t>p.Q61R</w:t>
+              <w:t>p.R130Q</w:t>
             </w:r>
           </w:p>
         </w:tc>
@@ -38010,2630 +41068,7 @@
             <w:insideH w:val="none" w:color="auto" w:sz="0" w:space="0"/>
             <w:insideV w:val="none" w:color="auto" w:sz="0" w:space="0"/>
           </w:tblBorders>
-          <w:tblCellMar>
-            <w:top w:w="0" w:type="dxa"/>
-            <w:left w:w="108" w:type="dxa"/>
-            <w:bottom w:w="0" w:type="dxa"/>
-            <w:right w:w="108" w:type="dxa"/>
-          </w:tblCellMar>
-        </w:tblPrEx>
-        <w:trPr>
-          <w:trHeight w:val="340" w:hRule="atLeast"/>
-        </w:trPr>
-        <w:tc>
-          <w:tcPr>
-            <w:tcW w:w="672" w:type="pct"/>
-            <w:tcBorders>
-              <w:top w:val="single" w:color="000000" w:sz="4" w:space="0"/>
-              <w:left w:val="single" w:color="000000" w:sz="4" w:space="0"/>
-              <w:bottom w:val="single" w:color="000000" w:sz="4" w:space="0"/>
-              <w:right w:val="single" w:color="000000" w:sz="4" w:space="0"/>
-            </w:tcBorders>
-            <w:shd w:val="clear" w:color="auto" w:fill="FFFFFF"/>
-            <w:vAlign w:val="center"/>
-          </w:tcPr>
-          <w:p>
-            <w:pPr>
-              <w:keepNext w:val="0"/>
-              <w:keepLines w:val="0"/>
-              <w:widowControl/>
-              <w:suppressLineNumbers w:val="0"/>
-              <w:jc w:val="left"/>
-              <w:textAlignment w:val="center"/>
-              <w:rPr>
-                <w:rFonts w:hint="eastAsia" w:ascii="Times New Roman" w:hAnsi="Times New Roman" w:eastAsia="宋体" w:cs="Times New Roman"/>
-                <w:b w:val="0"/>
-                <w:bCs w:val="0"/>
-                <w:i w:val="0"/>
-                <w:iCs w:val="0"/>
-                <w:color w:val="000000"/>
-                <w:kern w:val="0"/>
-                <w:sz w:val="20"/>
-                <w:szCs w:val="20"/>
-                <w:u w:val="none"/>
-                <w:lang w:val="en-US" w:eastAsia="zh-CN" w:bidi="ar"/>
-              </w:rPr>
-            </w:pPr>
-            <w:r>
-              <w:rPr>
-                <w:rFonts w:hint="eastAsia" w:ascii="Times New Roman" w:hAnsi="Times New Roman" w:eastAsia="宋体" w:cs="Times New Roman"/>
-                <w:b w:val="0"/>
-                <w:bCs w:val="0"/>
-                <w:i w:val="0"/>
-                <w:iCs w:val="0"/>
-                <w:color w:val="000000"/>
-                <w:kern w:val="0"/>
-                <w:sz w:val="20"/>
-                <w:szCs w:val="20"/>
-                <w:u w:val="none"/>
-                <w:lang w:val="en-US" w:eastAsia="zh-CN" w:bidi="ar"/>
-              </w:rPr>
-              <w:t>NRAS</w:t>
-            </w:r>
-          </w:p>
-        </w:tc>
-        <w:tc>
-          <w:tcPr>
-            <w:tcW w:w="792" w:type="pct"/>
-            <w:tcBorders>
-              <w:top w:val="single" w:color="000000" w:sz="4" w:space="0"/>
-              <w:left w:val="single" w:color="000000" w:sz="4" w:space="0"/>
-              <w:bottom w:val="single" w:color="000000" w:sz="4" w:space="0"/>
-              <w:right w:val="single" w:color="000000" w:sz="4" w:space="0"/>
-            </w:tcBorders>
-            <w:shd w:val="clear" w:color="auto" w:fill="FFFFFF"/>
-            <w:vAlign w:val="center"/>
-          </w:tcPr>
-          <w:p>
-            <w:pPr>
-              <w:keepNext w:val="0"/>
-              <w:keepLines w:val="0"/>
-              <w:widowControl/>
-              <w:suppressLineNumbers w:val="0"/>
-              <w:jc w:val="left"/>
-              <w:textAlignment w:val="center"/>
-              <w:rPr>
-                <w:rFonts w:hint="eastAsia" w:ascii="Times New Roman" w:hAnsi="Times New Roman" w:eastAsia="宋体" w:cs="Times New Roman"/>
-                <w:b w:val="0"/>
-                <w:bCs w:val="0"/>
-                <w:i w:val="0"/>
-                <w:iCs w:val="0"/>
-                <w:color w:val="000000"/>
-                <w:kern w:val="0"/>
-                <w:sz w:val="20"/>
-                <w:szCs w:val="20"/>
-                <w:u w:val="none"/>
-                <w:lang w:val="en-US" w:eastAsia="zh-CN" w:bidi="ar"/>
-              </w:rPr>
-            </w:pPr>
-            <w:r>
-              <w:rPr>
-                <w:rFonts w:hint="eastAsia" w:ascii="Times New Roman" w:hAnsi="Times New Roman" w:eastAsia="宋体" w:cs="Times New Roman"/>
-                <w:b w:val="0"/>
-                <w:bCs w:val="0"/>
-                <w:i w:val="0"/>
-                <w:iCs w:val="0"/>
-                <w:color w:val="000000"/>
-                <w:kern w:val="0"/>
-                <w:sz w:val="20"/>
-                <w:szCs w:val="20"/>
-                <w:u w:val="none"/>
-                <w:lang w:val="en-US" w:eastAsia="zh-CN" w:bidi="ar"/>
-              </w:rPr>
-              <w:t>3</w:t>
-            </w:r>
-          </w:p>
-        </w:tc>
-        <w:tc>
-          <w:tcPr>
-            <w:tcW w:w="1842" w:type="pct"/>
-            <w:tcBorders>
-              <w:top w:val="single" w:color="000000" w:sz="4" w:space="0"/>
-              <w:left w:val="single" w:color="000000" w:sz="4" w:space="0"/>
-              <w:bottom w:val="single" w:color="000000" w:sz="4" w:space="0"/>
-              <w:right w:val="single" w:color="000000" w:sz="4" w:space="0"/>
-            </w:tcBorders>
-            <w:shd w:val="clear" w:color="auto" w:fill="FFFFFF"/>
-            <w:vAlign w:val="center"/>
-          </w:tcPr>
-          <w:p>
-            <w:pPr>
-              <w:keepNext w:val="0"/>
-              <w:keepLines w:val="0"/>
-              <w:widowControl/>
-              <w:suppressLineNumbers w:val="0"/>
-              <w:jc w:val="left"/>
-              <w:textAlignment w:val="center"/>
-              <w:rPr>
-                <w:rFonts w:hint="default" w:ascii="Times New Roman" w:hAnsi="Times New Roman" w:eastAsia="宋体" w:cs="Times New Roman"/>
-                <w:b w:val="0"/>
-                <w:bCs w:val="0"/>
-                <w:i w:val="0"/>
-                <w:iCs w:val="0"/>
-                <w:color w:val="000000"/>
-                <w:kern w:val="0"/>
-                <w:sz w:val="20"/>
-                <w:szCs w:val="20"/>
-                <w:u w:val="none"/>
-                <w:lang w:val="en-US" w:eastAsia="zh-CN" w:bidi="ar"/>
-              </w:rPr>
-            </w:pPr>
-            <w:r>
-              <w:rPr>
-                <w:rFonts w:hint="default" w:ascii="Times New Roman" w:hAnsi="Times New Roman" w:eastAsia="宋体" w:cs="Times New Roman"/>
-                <w:b w:val="0"/>
-                <w:bCs w:val="0"/>
-                <w:i w:val="0"/>
-                <w:iCs w:val="0"/>
-                <w:color w:val="000000"/>
-                <w:kern w:val="0"/>
-                <w:sz w:val="20"/>
-                <w:szCs w:val="20"/>
-                <w:u w:val="none"/>
-                <w:lang w:val="en-US" w:eastAsia="zh-CN" w:bidi="ar"/>
-              </w:rPr>
-              <w:t>c.181C&gt;A</w:t>
-            </w:r>
-          </w:p>
-        </w:tc>
-        <w:tc>
-          <w:tcPr>
-            <w:tcW w:w="1692" w:type="pct"/>
-            <w:tcBorders>
-              <w:top w:val="single" w:color="000000" w:sz="4" w:space="0"/>
-              <w:left w:val="single" w:color="000000" w:sz="4" w:space="0"/>
-              <w:bottom w:val="single" w:color="000000" w:sz="4" w:space="0"/>
-              <w:right w:val="single" w:color="000000" w:sz="4" w:space="0"/>
-            </w:tcBorders>
-            <w:shd w:val="clear" w:color="auto" w:fill="FFFFFF"/>
-            <w:vAlign w:val="center"/>
-          </w:tcPr>
-          <w:p>
-            <w:pPr>
-              <w:keepNext w:val="0"/>
-              <w:keepLines w:val="0"/>
-              <w:widowControl/>
-              <w:suppressLineNumbers w:val="0"/>
-              <w:jc w:val="left"/>
-              <w:textAlignment w:val="center"/>
-              <w:rPr>
-                <w:rFonts w:hint="default" w:ascii="Times New Roman" w:hAnsi="Times New Roman" w:eastAsia="宋体" w:cs="Times New Roman"/>
-                <w:b w:val="0"/>
-                <w:bCs w:val="0"/>
-                <w:i w:val="0"/>
-                <w:iCs w:val="0"/>
-                <w:color w:val="000000"/>
-                <w:kern w:val="0"/>
-                <w:sz w:val="20"/>
-                <w:szCs w:val="20"/>
-                <w:u w:val="none"/>
-                <w:lang w:val="en-US" w:eastAsia="zh-CN" w:bidi="ar"/>
-              </w:rPr>
-            </w:pPr>
-            <w:r>
-              <w:rPr>
-                <w:rFonts w:hint="default" w:ascii="Times New Roman" w:hAnsi="Times New Roman" w:eastAsia="宋体" w:cs="Times New Roman"/>
-                <w:b w:val="0"/>
-                <w:bCs w:val="0"/>
-                <w:i w:val="0"/>
-                <w:iCs w:val="0"/>
-                <w:color w:val="000000"/>
-                <w:kern w:val="0"/>
-                <w:sz w:val="20"/>
-                <w:szCs w:val="20"/>
-                <w:u w:val="none"/>
-                <w:lang w:val="en-US" w:eastAsia="zh-CN" w:bidi="ar"/>
-              </w:rPr>
-              <w:t>p.Q61K</w:t>
-            </w:r>
-          </w:p>
-        </w:tc>
-      </w:tr>
-      <w:tr>
-        <w:tblPrEx>
-          <w:tblBorders>
-            <w:top w:val="none" w:color="auto" w:sz="0" w:space="0"/>
-            <w:left w:val="none" w:color="auto" w:sz="0" w:space="0"/>
-            <w:bottom w:val="none" w:color="auto" w:sz="0" w:space="0"/>
-            <w:right w:val="none" w:color="auto" w:sz="0" w:space="0"/>
-            <w:insideH w:val="none" w:color="auto" w:sz="0" w:space="0"/>
-            <w:insideV w:val="none" w:color="auto" w:sz="0" w:space="0"/>
-          </w:tblBorders>
-          <w:tblCellMar>
-            <w:top w:w="0" w:type="dxa"/>
-            <w:left w:w="108" w:type="dxa"/>
-            <w:bottom w:w="0" w:type="dxa"/>
-            <w:right w:w="108" w:type="dxa"/>
-          </w:tblCellMar>
-        </w:tblPrEx>
-        <w:trPr>
-          <w:trHeight w:val="340" w:hRule="atLeast"/>
-        </w:trPr>
-        <w:tc>
-          <w:tcPr>
-            <w:tcW w:w="672" w:type="pct"/>
-            <w:tcBorders>
-              <w:top w:val="single" w:color="000000" w:sz="4" w:space="0"/>
-              <w:left w:val="single" w:color="000000" w:sz="4" w:space="0"/>
-              <w:bottom w:val="single" w:color="000000" w:sz="4" w:space="0"/>
-              <w:right w:val="single" w:color="000000" w:sz="4" w:space="0"/>
-            </w:tcBorders>
-            <w:shd w:val="clear" w:color="auto" w:fill="FFFFFF"/>
-            <w:vAlign w:val="center"/>
-          </w:tcPr>
-          <w:p>
-            <w:pPr>
-              <w:keepNext w:val="0"/>
-              <w:keepLines w:val="0"/>
-              <w:widowControl/>
-              <w:suppressLineNumbers w:val="0"/>
-              <w:jc w:val="left"/>
-              <w:textAlignment w:val="center"/>
-              <w:rPr>
-                <w:rFonts w:hint="eastAsia" w:ascii="Times New Roman" w:hAnsi="Times New Roman" w:eastAsia="宋体" w:cs="Times New Roman"/>
-                <w:b w:val="0"/>
-                <w:bCs w:val="0"/>
-                <w:i w:val="0"/>
-                <w:iCs w:val="0"/>
-                <w:color w:val="000000"/>
-                <w:kern w:val="0"/>
-                <w:sz w:val="20"/>
-                <w:szCs w:val="20"/>
-                <w:u w:val="none"/>
-                <w:lang w:val="en-US" w:eastAsia="zh-CN" w:bidi="ar"/>
-              </w:rPr>
-            </w:pPr>
-            <w:r>
-              <w:rPr>
-                <w:rFonts w:hint="eastAsia" w:ascii="Times New Roman" w:hAnsi="Times New Roman" w:eastAsia="宋体" w:cs="Times New Roman"/>
-                <w:b w:val="0"/>
-                <w:bCs w:val="0"/>
-                <w:i w:val="0"/>
-                <w:iCs w:val="0"/>
-                <w:color w:val="000000"/>
-                <w:kern w:val="0"/>
-                <w:sz w:val="20"/>
-                <w:szCs w:val="20"/>
-                <w:u w:val="none"/>
-                <w:lang w:val="en-US" w:eastAsia="zh-CN" w:bidi="ar"/>
-              </w:rPr>
-              <w:t>NRAS</w:t>
-            </w:r>
-          </w:p>
-        </w:tc>
-        <w:tc>
-          <w:tcPr>
-            <w:tcW w:w="792" w:type="pct"/>
-            <w:tcBorders>
-              <w:top w:val="single" w:color="000000" w:sz="4" w:space="0"/>
-              <w:left w:val="single" w:color="000000" w:sz="4" w:space="0"/>
-              <w:bottom w:val="single" w:color="000000" w:sz="4" w:space="0"/>
-              <w:right w:val="single" w:color="000000" w:sz="4" w:space="0"/>
-            </w:tcBorders>
-            <w:shd w:val="clear" w:color="auto" w:fill="FFFFFF"/>
-            <w:vAlign w:val="center"/>
-          </w:tcPr>
-          <w:p>
-            <w:pPr>
-              <w:keepNext w:val="0"/>
-              <w:keepLines w:val="0"/>
-              <w:widowControl/>
-              <w:suppressLineNumbers w:val="0"/>
-              <w:jc w:val="left"/>
-              <w:textAlignment w:val="center"/>
-              <w:rPr>
-                <w:rFonts w:hint="eastAsia" w:ascii="Times New Roman" w:hAnsi="Times New Roman" w:eastAsia="宋体" w:cs="Times New Roman"/>
-                <w:b w:val="0"/>
-                <w:bCs w:val="0"/>
-                <w:i w:val="0"/>
-                <w:iCs w:val="0"/>
-                <w:color w:val="000000"/>
-                <w:kern w:val="0"/>
-                <w:sz w:val="20"/>
-                <w:szCs w:val="20"/>
-                <w:u w:val="none"/>
-                <w:lang w:val="en-US" w:eastAsia="zh-CN" w:bidi="ar"/>
-              </w:rPr>
-            </w:pPr>
-            <w:r>
-              <w:rPr>
-                <w:rFonts w:hint="eastAsia" w:ascii="Times New Roman" w:hAnsi="Times New Roman" w:eastAsia="宋体" w:cs="Times New Roman"/>
-                <w:b w:val="0"/>
-                <w:bCs w:val="0"/>
-                <w:i w:val="0"/>
-                <w:iCs w:val="0"/>
-                <w:color w:val="000000"/>
-                <w:kern w:val="0"/>
-                <w:sz w:val="20"/>
-                <w:szCs w:val="20"/>
-                <w:u w:val="none"/>
-                <w:lang w:val="en-US" w:eastAsia="zh-CN" w:bidi="ar"/>
-              </w:rPr>
-              <w:t>4</w:t>
-            </w:r>
-          </w:p>
-        </w:tc>
-        <w:tc>
-          <w:tcPr>
-            <w:tcW w:w="1842" w:type="pct"/>
-            <w:tcBorders>
-              <w:top w:val="single" w:color="000000" w:sz="4" w:space="0"/>
-              <w:left w:val="single" w:color="000000" w:sz="4" w:space="0"/>
-              <w:bottom w:val="single" w:color="000000" w:sz="4" w:space="0"/>
-              <w:right w:val="single" w:color="000000" w:sz="4" w:space="0"/>
-            </w:tcBorders>
-            <w:shd w:val="clear" w:color="auto" w:fill="FFFFFF"/>
-            <w:vAlign w:val="center"/>
-          </w:tcPr>
-          <w:p>
-            <w:pPr>
-              <w:keepNext w:val="0"/>
-              <w:keepLines w:val="0"/>
-              <w:widowControl/>
-              <w:suppressLineNumbers w:val="0"/>
-              <w:jc w:val="left"/>
-              <w:textAlignment w:val="center"/>
-              <w:rPr>
-                <w:rFonts w:hint="default" w:ascii="Times New Roman" w:hAnsi="Times New Roman" w:eastAsia="宋体" w:cs="Times New Roman"/>
-                <w:b w:val="0"/>
-                <w:bCs w:val="0"/>
-                <w:i w:val="0"/>
-                <w:iCs w:val="0"/>
-                <w:color w:val="000000"/>
-                <w:kern w:val="0"/>
-                <w:sz w:val="20"/>
-                <w:szCs w:val="20"/>
-                <w:u w:val="none"/>
-                <w:lang w:val="en-US" w:eastAsia="zh-CN" w:bidi="ar"/>
-              </w:rPr>
-            </w:pPr>
-            <w:r>
-              <w:rPr>
-                <w:rFonts w:hint="default" w:ascii="Times New Roman" w:hAnsi="Times New Roman" w:eastAsia="宋体" w:cs="Times New Roman"/>
-                <w:b w:val="0"/>
-                <w:bCs w:val="0"/>
-                <w:i w:val="0"/>
-                <w:iCs w:val="0"/>
-                <w:color w:val="000000"/>
-                <w:kern w:val="0"/>
-                <w:sz w:val="20"/>
-                <w:szCs w:val="20"/>
-                <w:u w:val="none"/>
-                <w:lang w:val="en-US" w:eastAsia="zh-CN" w:bidi="ar"/>
-              </w:rPr>
-              <w:t>c.436G&gt;A</w:t>
-            </w:r>
-          </w:p>
-        </w:tc>
-        <w:tc>
-          <w:tcPr>
-            <w:tcW w:w="1692" w:type="pct"/>
-            <w:tcBorders>
-              <w:top w:val="single" w:color="000000" w:sz="4" w:space="0"/>
-              <w:left w:val="single" w:color="000000" w:sz="4" w:space="0"/>
-              <w:bottom w:val="single" w:color="000000" w:sz="4" w:space="0"/>
-              <w:right w:val="single" w:color="000000" w:sz="4" w:space="0"/>
-            </w:tcBorders>
-            <w:shd w:val="clear" w:color="auto" w:fill="FFFFFF"/>
-            <w:vAlign w:val="center"/>
-          </w:tcPr>
-          <w:p>
-            <w:pPr>
-              <w:keepNext w:val="0"/>
-              <w:keepLines w:val="0"/>
-              <w:widowControl/>
-              <w:suppressLineNumbers w:val="0"/>
-              <w:jc w:val="left"/>
-              <w:textAlignment w:val="center"/>
-              <w:rPr>
-                <w:rFonts w:hint="default" w:ascii="Times New Roman" w:hAnsi="Times New Roman" w:eastAsia="宋体" w:cs="Times New Roman"/>
-                <w:b w:val="0"/>
-                <w:bCs w:val="0"/>
-                <w:i w:val="0"/>
-                <w:iCs w:val="0"/>
-                <w:color w:val="000000"/>
-                <w:kern w:val="0"/>
-                <w:sz w:val="20"/>
-                <w:szCs w:val="20"/>
-                <w:u w:val="none"/>
-                <w:lang w:val="en-US" w:eastAsia="zh-CN" w:bidi="ar"/>
-              </w:rPr>
-            </w:pPr>
-            <w:r>
-              <w:rPr>
-                <w:rFonts w:hint="default" w:ascii="Times New Roman" w:hAnsi="Times New Roman" w:eastAsia="宋体" w:cs="Times New Roman"/>
-                <w:b w:val="0"/>
-                <w:bCs w:val="0"/>
-                <w:i w:val="0"/>
-                <w:iCs w:val="0"/>
-                <w:color w:val="000000"/>
-                <w:kern w:val="0"/>
-                <w:sz w:val="20"/>
-                <w:szCs w:val="20"/>
-                <w:u w:val="none"/>
-                <w:lang w:val="en-US" w:eastAsia="zh-CN" w:bidi="ar"/>
-              </w:rPr>
-              <w:t>p.A146T</w:t>
-            </w:r>
-          </w:p>
-        </w:tc>
-      </w:tr>
-      <w:tr>
-        <w:tblPrEx>
-          <w:tblBorders>
-            <w:top w:val="none" w:color="auto" w:sz="0" w:space="0"/>
-            <w:left w:val="none" w:color="auto" w:sz="0" w:space="0"/>
-            <w:bottom w:val="none" w:color="auto" w:sz="0" w:space="0"/>
-            <w:right w:val="none" w:color="auto" w:sz="0" w:space="0"/>
-            <w:insideH w:val="none" w:color="auto" w:sz="0" w:space="0"/>
-            <w:insideV w:val="none" w:color="auto" w:sz="0" w:space="0"/>
-          </w:tblBorders>
-          <w:tblCellMar>
-            <w:top w:w="0" w:type="dxa"/>
-            <w:left w:w="108" w:type="dxa"/>
-            <w:bottom w:w="0" w:type="dxa"/>
-            <w:right w:w="108" w:type="dxa"/>
-          </w:tblCellMar>
-        </w:tblPrEx>
-        <w:trPr>
-          <w:trHeight w:val="340" w:hRule="atLeast"/>
-        </w:trPr>
-        <w:tc>
-          <w:tcPr>
-            <w:tcW w:w="672" w:type="pct"/>
-            <w:tcBorders>
-              <w:top w:val="single" w:color="000000" w:sz="4" w:space="0"/>
-              <w:left w:val="single" w:color="000000" w:sz="4" w:space="0"/>
-              <w:bottom w:val="single" w:color="000000" w:sz="4" w:space="0"/>
-              <w:right w:val="single" w:color="000000" w:sz="4" w:space="0"/>
-            </w:tcBorders>
-            <w:shd w:val="clear" w:color="auto" w:fill="FFFFFF"/>
-            <w:vAlign w:val="center"/>
-          </w:tcPr>
-          <w:p>
-            <w:pPr>
-              <w:keepNext w:val="0"/>
-              <w:keepLines w:val="0"/>
-              <w:widowControl/>
-              <w:suppressLineNumbers w:val="0"/>
-              <w:jc w:val="left"/>
-              <w:textAlignment w:val="center"/>
-              <w:rPr>
-                <w:rFonts w:hint="default" w:ascii="Times New Roman" w:hAnsi="Times New Roman" w:eastAsia="宋体" w:cs="Times New Roman"/>
-                <w:b w:val="0"/>
-                <w:bCs w:val="0"/>
-                <w:i w:val="0"/>
-                <w:iCs w:val="0"/>
-                <w:color w:val="000000"/>
-                <w:kern w:val="0"/>
-                <w:sz w:val="20"/>
-                <w:szCs w:val="20"/>
-                <w:u w:val="none"/>
-                <w:lang w:val="en-US" w:eastAsia="zh-CN" w:bidi="ar"/>
-              </w:rPr>
-            </w:pPr>
-            <w:r>
-              <w:rPr>
-                <w:rFonts w:hint="eastAsia" w:ascii="Times New Roman" w:hAnsi="Times New Roman" w:eastAsia="宋体" w:cs="Times New Roman"/>
-                <w:b w:val="0"/>
-                <w:bCs w:val="0"/>
-                <w:i w:val="0"/>
-                <w:iCs w:val="0"/>
-                <w:color w:val="000000"/>
-                <w:kern w:val="0"/>
-                <w:sz w:val="20"/>
-                <w:szCs w:val="20"/>
-                <w:u w:val="none"/>
-                <w:lang w:val="en-US" w:eastAsia="zh-CN" w:bidi="ar"/>
-              </w:rPr>
-              <w:t>NTRK1</w:t>
-            </w:r>
-          </w:p>
-        </w:tc>
-        <w:tc>
-          <w:tcPr>
-            <w:tcW w:w="792" w:type="pct"/>
-            <w:tcBorders>
-              <w:top w:val="single" w:color="000000" w:sz="4" w:space="0"/>
-              <w:left w:val="single" w:color="000000" w:sz="4" w:space="0"/>
-              <w:bottom w:val="single" w:color="000000" w:sz="4" w:space="0"/>
-              <w:right w:val="single" w:color="000000" w:sz="4" w:space="0"/>
-            </w:tcBorders>
-            <w:shd w:val="clear" w:color="auto" w:fill="FFFFFF"/>
-            <w:vAlign w:val="center"/>
-          </w:tcPr>
-          <w:p>
-            <w:pPr>
-              <w:keepNext w:val="0"/>
-              <w:keepLines w:val="0"/>
-              <w:widowControl/>
-              <w:suppressLineNumbers w:val="0"/>
-              <w:jc w:val="left"/>
-              <w:textAlignment w:val="center"/>
-              <w:rPr>
-                <w:rFonts w:hint="default" w:ascii="Times New Roman" w:hAnsi="Times New Roman" w:eastAsia="宋体" w:cs="Times New Roman"/>
-                <w:b w:val="0"/>
-                <w:bCs w:val="0"/>
-                <w:i w:val="0"/>
-                <w:iCs w:val="0"/>
-                <w:color w:val="000000"/>
-                <w:kern w:val="0"/>
-                <w:sz w:val="20"/>
-                <w:szCs w:val="20"/>
-                <w:u w:val="none"/>
-                <w:lang w:val="en-US" w:eastAsia="zh-CN" w:bidi="ar"/>
-              </w:rPr>
-            </w:pPr>
-            <w:r>
-              <w:rPr>
-                <w:rFonts w:hint="default" w:ascii="Times New Roman" w:hAnsi="Times New Roman" w:eastAsia="宋体" w:cs="Times New Roman"/>
-                <w:b w:val="0"/>
-                <w:bCs w:val="0"/>
-                <w:i w:val="0"/>
-                <w:iCs w:val="0"/>
-                <w:color w:val="000000"/>
-                <w:kern w:val="0"/>
-                <w:sz w:val="20"/>
-                <w:szCs w:val="20"/>
-                <w:u w:val="none"/>
-                <w:lang w:val="en-US" w:eastAsia="zh-CN" w:bidi="ar"/>
-              </w:rPr>
-              <w:t>T21N10</w:t>
-            </w:r>
-          </w:p>
-        </w:tc>
-        <w:tc>
-          <w:tcPr>
-            <w:tcW w:w="1842" w:type="pct"/>
-            <w:tcBorders>
-              <w:top w:val="single" w:color="000000" w:sz="4" w:space="0"/>
-              <w:left w:val="single" w:color="000000" w:sz="4" w:space="0"/>
-              <w:bottom w:val="single" w:color="000000" w:sz="4" w:space="0"/>
-              <w:right w:val="single" w:color="000000" w:sz="4" w:space="0"/>
-            </w:tcBorders>
-            <w:shd w:val="clear" w:color="auto" w:fill="FFFFFF"/>
-            <w:vAlign w:val="center"/>
-          </w:tcPr>
-          <w:p>
-            <w:pPr>
-              <w:keepNext w:val="0"/>
-              <w:keepLines w:val="0"/>
-              <w:widowControl/>
-              <w:suppressLineNumbers w:val="0"/>
-              <w:jc w:val="left"/>
-              <w:textAlignment w:val="center"/>
-              <w:rPr>
-                <w:rFonts w:hint="default" w:ascii="Times New Roman" w:hAnsi="Times New Roman" w:eastAsia="宋体" w:cs="Times New Roman"/>
-                <w:b w:val="0"/>
-                <w:bCs w:val="0"/>
-                <w:i w:val="0"/>
-                <w:iCs w:val="0"/>
-                <w:color w:val="000000"/>
-                <w:kern w:val="0"/>
-                <w:sz w:val="20"/>
-                <w:szCs w:val="20"/>
-                <w:u w:val="none"/>
-                <w:lang w:val="en-US" w:eastAsia="zh-CN" w:bidi="ar"/>
-              </w:rPr>
-            </w:pPr>
-            <w:r>
-              <w:rPr>
-                <w:rFonts w:hint="default" w:ascii="Times New Roman" w:hAnsi="Times New Roman" w:eastAsia="宋体" w:cs="Times New Roman"/>
-                <w:b w:val="0"/>
-                <w:bCs w:val="0"/>
-                <w:i w:val="0"/>
-                <w:iCs w:val="0"/>
-                <w:color w:val="000000"/>
-                <w:kern w:val="0"/>
-                <w:sz w:val="20"/>
-                <w:szCs w:val="20"/>
-                <w:u w:val="none"/>
-                <w:lang w:val="en-US" w:eastAsia="zh-CN" w:bidi="ar"/>
-              </w:rPr>
-              <w:t>TPR-NTRK1</w:t>
-            </w:r>
-          </w:p>
-        </w:tc>
-        <w:tc>
-          <w:tcPr>
-            <w:tcW w:w="1692" w:type="pct"/>
-            <w:tcBorders>
-              <w:top w:val="single" w:color="000000" w:sz="4" w:space="0"/>
-              <w:left w:val="single" w:color="000000" w:sz="4" w:space="0"/>
-              <w:bottom w:val="single" w:color="000000" w:sz="4" w:space="0"/>
-              <w:right w:val="single" w:color="000000" w:sz="4" w:space="0"/>
-            </w:tcBorders>
-            <w:shd w:val="clear" w:color="auto" w:fill="FFFFFF"/>
-            <w:noWrap/>
-            <w:vAlign w:val="center"/>
-          </w:tcPr>
-          <w:p>
-            <w:pPr>
-              <w:keepNext w:val="0"/>
-              <w:keepLines w:val="0"/>
-              <w:widowControl/>
-              <w:suppressLineNumbers w:val="0"/>
-              <w:jc w:val="left"/>
-              <w:textAlignment w:val="center"/>
-              <w:rPr>
-                <w:rFonts w:hint="default" w:ascii="Times New Roman" w:hAnsi="Times New Roman" w:eastAsia="宋体" w:cs="Times New Roman"/>
-                <w:b w:val="0"/>
-                <w:bCs w:val="0"/>
-                <w:i w:val="0"/>
-                <w:iCs w:val="0"/>
-                <w:color w:val="000000"/>
-                <w:kern w:val="0"/>
-                <w:sz w:val="20"/>
-                <w:szCs w:val="20"/>
-                <w:u w:val="none"/>
-                <w:lang w:val="en-US" w:eastAsia="zh-CN" w:bidi="ar"/>
-              </w:rPr>
-            </w:pPr>
-            <w:r>
-              <w:rPr>
-                <w:rFonts w:hint="default" w:ascii="Times New Roman" w:hAnsi="Times New Roman" w:eastAsia="宋体" w:cs="Times New Roman"/>
-                <w:b w:val="0"/>
-                <w:bCs w:val="0"/>
-                <w:i w:val="0"/>
-                <w:iCs w:val="0"/>
-                <w:color w:val="000000"/>
-                <w:kern w:val="0"/>
-                <w:sz w:val="20"/>
-                <w:szCs w:val="20"/>
-                <w:u w:val="none"/>
-                <w:lang w:val="en-US" w:eastAsia="zh-CN" w:bidi="ar"/>
-              </w:rPr>
-              <w:t>TPR-NTRK1</w:t>
-            </w:r>
-            <w:r>
-              <w:rPr>
-                <w:rFonts w:hint="eastAsia" w:ascii="Times New Roman" w:hAnsi="Times New Roman" w:eastAsia="宋体" w:cs="Times New Roman"/>
-                <w:b w:val="0"/>
-                <w:bCs w:val="0"/>
-                <w:i w:val="0"/>
-                <w:iCs w:val="0"/>
-                <w:color w:val="000000"/>
-                <w:kern w:val="0"/>
-                <w:sz w:val="20"/>
-                <w:szCs w:val="20"/>
-                <w:u w:val="none"/>
-                <w:lang w:val="en-US" w:eastAsia="zh-CN" w:bidi="ar"/>
-              </w:rPr>
-              <w:t>.</w:t>
-            </w:r>
-            <w:r>
-              <w:rPr>
-                <w:rFonts w:hint="default" w:ascii="Times New Roman" w:hAnsi="Times New Roman" w:eastAsia="宋体" w:cs="Times New Roman"/>
-                <w:b w:val="0"/>
-                <w:bCs w:val="0"/>
-                <w:i w:val="0"/>
-                <w:iCs w:val="0"/>
-                <w:color w:val="000000"/>
-                <w:kern w:val="0"/>
-                <w:sz w:val="20"/>
-                <w:szCs w:val="20"/>
-                <w:u w:val="none"/>
-                <w:lang w:val="en-US" w:eastAsia="zh-CN" w:bidi="ar"/>
-              </w:rPr>
-              <w:t>T21N10</w:t>
-            </w:r>
-          </w:p>
-        </w:tc>
-      </w:tr>
-      <w:tr>
-        <w:tblPrEx>
-          <w:tblBorders>
-            <w:top w:val="none" w:color="auto" w:sz="0" w:space="0"/>
-            <w:left w:val="none" w:color="auto" w:sz="0" w:space="0"/>
-            <w:bottom w:val="none" w:color="auto" w:sz="0" w:space="0"/>
-            <w:right w:val="none" w:color="auto" w:sz="0" w:space="0"/>
-            <w:insideH w:val="none" w:color="auto" w:sz="0" w:space="0"/>
-            <w:insideV w:val="none" w:color="auto" w:sz="0" w:space="0"/>
-          </w:tblBorders>
-          <w:tblCellMar>
-            <w:top w:w="0" w:type="dxa"/>
-            <w:left w:w="108" w:type="dxa"/>
-            <w:bottom w:w="0" w:type="dxa"/>
-            <w:right w:w="108" w:type="dxa"/>
-          </w:tblCellMar>
-        </w:tblPrEx>
-        <w:trPr>
-          <w:trHeight w:val="340" w:hRule="atLeast"/>
-        </w:trPr>
-        <w:tc>
-          <w:tcPr>
-            <w:tcW w:w="672" w:type="pct"/>
-            <w:tcBorders>
-              <w:top w:val="single" w:color="000000" w:sz="4" w:space="0"/>
-              <w:left w:val="single" w:color="000000" w:sz="4" w:space="0"/>
-              <w:bottom w:val="single" w:color="000000" w:sz="4" w:space="0"/>
-              <w:right w:val="single" w:color="000000" w:sz="4" w:space="0"/>
-            </w:tcBorders>
-            <w:shd w:val="clear" w:color="auto" w:fill="FFFFFF"/>
-            <w:vAlign w:val="center"/>
-          </w:tcPr>
-          <w:p>
-            <w:pPr>
-              <w:keepNext w:val="0"/>
-              <w:keepLines w:val="0"/>
-              <w:widowControl/>
-              <w:suppressLineNumbers w:val="0"/>
-              <w:jc w:val="left"/>
-              <w:textAlignment w:val="center"/>
-              <w:rPr>
-                <w:rFonts w:hint="default" w:ascii="Times New Roman" w:hAnsi="Times New Roman" w:eastAsia="宋体" w:cs="Times New Roman"/>
-                <w:b w:val="0"/>
-                <w:bCs w:val="0"/>
-                <w:i w:val="0"/>
-                <w:iCs w:val="0"/>
-                <w:color w:val="000000"/>
-                <w:kern w:val="0"/>
-                <w:sz w:val="20"/>
-                <w:szCs w:val="20"/>
-                <w:u w:val="none"/>
-                <w:lang w:val="en-US" w:eastAsia="zh-CN" w:bidi="ar"/>
-              </w:rPr>
-            </w:pPr>
-            <w:r>
-              <w:rPr>
-                <w:rFonts w:hint="eastAsia" w:ascii="Times New Roman" w:hAnsi="Times New Roman" w:eastAsia="宋体" w:cs="Times New Roman"/>
-                <w:b w:val="0"/>
-                <w:bCs w:val="0"/>
-                <w:i w:val="0"/>
-                <w:iCs w:val="0"/>
-                <w:color w:val="000000"/>
-                <w:kern w:val="0"/>
-                <w:sz w:val="20"/>
-                <w:szCs w:val="20"/>
-                <w:u w:val="none"/>
-                <w:lang w:val="en-US" w:eastAsia="zh-CN" w:bidi="ar"/>
-              </w:rPr>
-              <w:t>NTRK2</w:t>
-            </w:r>
-          </w:p>
-        </w:tc>
-        <w:tc>
-          <w:tcPr>
-            <w:tcW w:w="792" w:type="pct"/>
-            <w:tcBorders>
-              <w:top w:val="single" w:color="000000" w:sz="4" w:space="0"/>
-              <w:left w:val="single" w:color="000000" w:sz="4" w:space="0"/>
-              <w:bottom w:val="single" w:color="000000" w:sz="4" w:space="0"/>
-              <w:right w:val="single" w:color="000000" w:sz="4" w:space="0"/>
-            </w:tcBorders>
-            <w:shd w:val="clear" w:color="auto" w:fill="FFFFFF"/>
-            <w:vAlign w:val="center"/>
-          </w:tcPr>
-          <w:p>
-            <w:pPr>
-              <w:keepNext w:val="0"/>
-              <w:keepLines w:val="0"/>
-              <w:widowControl/>
-              <w:suppressLineNumbers w:val="0"/>
-              <w:jc w:val="left"/>
-              <w:textAlignment w:val="center"/>
-              <w:rPr>
-                <w:rFonts w:hint="default" w:ascii="Times New Roman" w:hAnsi="Times New Roman" w:eastAsia="宋体" w:cs="Times New Roman"/>
-                <w:b w:val="0"/>
-                <w:bCs w:val="0"/>
-                <w:i w:val="0"/>
-                <w:iCs w:val="0"/>
-                <w:color w:val="000000"/>
-                <w:kern w:val="0"/>
-                <w:sz w:val="20"/>
-                <w:szCs w:val="20"/>
-                <w:u w:val="none"/>
-                <w:lang w:val="en-US" w:eastAsia="zh-CN" w:bidi="ar"/>
-              </w:rPr>
-            </w:pPr>
-            <w:r>
-              <w:rPr>
-                <w:rFonts w:hint="default" w:ascii="Times New Roman" w:hAnsi="Times New Roman" w:eastAsia="宋体" w:cs="Times New Roman"/>
-                <w:b w:val="0"/>
-                <w:bCs w:val="0"/>
-                <w:i w:val="0"/>
-                <w:iCs w:val="0"/>
-                <w:color w:val="000000"/>
-                <w:kern w:val="0"/>
-                <w:sz w:val="20"/>
-                <w:szCs w:val="20"/>
-                <w:u w:val="none"/>
-                <w:lang w:val="en-US" w:eastAsia="zh-CN" w:bidi="ar"/>
-              </w:rPr>
-              <w:t>B2N16</w:t>
-            </w:r>
-          </w:p>
-        </w:tc>
-        <w:tc>
-          <w:tcPr>
-            <w:tcW w:w="1842" w:type="pct"/>
-            <w:tcBorders>
-              <w:top w:val="single" w:color="000000" w:sz="4" w:space="0"/>
-              <w:left w:val="single" w:color="000000" w:sz="4" w:space="0"/>
-              <w:bottom w:val="single" w:color="000000" w:sz="4" w:space="0"/>
-              <w:right w:val="single" w:color="000000" w:sz="4" w:space="0"/>
-            </w:tcBorders>
-            <w:shd w:val="clear" w:color="auto" w:fill="FFFFFF"/>
-            <w:vAlign w:val="center"/>
-          </w:tcPr>
-          <w:p>
-            <w:pPr>
-              <w:keepNext w:val="0"/>
-              <w:keepLines w:val="0"/>
-              <w:widowControl/>
-              <w:suppressLineNumbers w:val="0"/>
-              <w:jc w:val="left"/>
-              <w:textAlignment w:val="center"/>
-              <w:rPr>
-                <w:rFonts w:hint="default" w:ascii="Times New Roman" w:hAnsi="Times New Roman" w:eastAsia="宋体" w:cs="Times New Roman"/>
-                <w:b w:val="0"/>
-                <w:bCs w:val="0"/>
-                <w:i w:val="0"/>
-                <w:iCs w:val="0"/>
-                <w:color w:val="000000"/>
-                <w:kern w:val="0"/>
-                <w:sz w:val="20"/>
-                <w:szCs w:val="20"/>
-                <w:u w:val="none"/>
-                <w:lang w:val="en-US" w:eastAsia="zh-CN" w:bidi="ar"/>
-              </w:rPr>
-            </w:pPr>
-            <w:r>
-              <w:rPr>
-                <w:rFonts w:hint="default" w:ascii="Times New Roman" w:hAnsi="Times New Roman" w:eastAsia="宋体" w:cs="Times New Roman"/>
-                <w:b w:val="0"/>
-                <w:bCs w:val="0"/>
-                <w:i w:val="0"/>
-                <w:iCs w:val="0"/>
-                <w:color w:val="000000"/>
-                <w:kern w:val="0"/>
-                <w:sz w:val="20"/>
-                <w:szCs w:val="20"/>
-                <w:u w:val="none"/>
-                <w:lang w:val="en-US" w:eastAsia="zh-CN" w:bidi="ar"/>
-              </w:rPr>
-              <w:t>B4GALT1-NTRK2</w:t>
-            </w:r>
-          </w:p>
-        </w:tc>
-        <w:tc>
-          <w:tcPr>
-            <w:tcW w:w="1692" w:type="pct"/>
-            <w:tcBorders>
-              <w:top w:val="single" w:color="000000" w:sz="4" w:space="0"/>
-              <w:left w:val="single" w:color="000000" w:sz="4" w:space="0"/>
-              <w:bottom w:val="single" w:color="000000" w:sz="4" w:space="0"/>
-              <w:right w:val="single" w:color="000000" w:sz="4" w:space="0"/>
-            </w:tcBorders>
-            <w:shd w:val="clear" w:color="auto" w:fill="FFFFFF"/>
-            <w:noWrap/>
-            <w:vAlign w:val="center"/>
-          </w:tcPr>
-          <w:p>
-            <w:pPr>
-              <w:keepNext w:val="0"/>
-              <w:keepLines w:val="0"/>
-              <w:widowControl/>
-              <w:suppressLineNumbers w:val="0"/>
-              <w:jc w:val="left"/>
-              <w:textAlignment w:val="center"/>
-              <w:rPr>
-                <w:rFonts w:hint="default" w:ascii="Times New Roman" w:hAnsi="Times New Roman" w:eastAsia="宋体" w:cs="Times New Roman"/>
-                <w:b w:val="0"/>
-                <w:bCs w:val="0"/>
-                <w:i w:val="0"/>
-                <w:iCs w:val="0"/>
-                <w:color w:val="000000"/>
-                <w:kern w:val="0"/>
-                <w:sz w:val="20"/>
-                <w:szCs w:val="20"/>
-                <w:u w:val="none"/>
-                <w:lang w:val="en-US" w:eastAsia="zh-CN" w:bidi="ar"/>
-              </w:rPr>
-            </w:pPr>
-            <w:r>
-              <w:rPr>
-                <w:rFonts w:hint="default" w:ascii="Times New Roman" w:hAnsi="Times New Roman" w:eastAsia="宋体" w:cs="Times New Roman"/>
-                <w:b w:val="0"/>
-                <w:bCs w:val="0"/>
-                <w:i w:val="0"/>
-                <w:iCs w:val="0"/>
-                <w:color w:val="000000"/>
-                <w:kern w:val="0"/>
-                <w:sz w:val="20"/>
-                <w:szCs w:val="20"/>
-                <w:u w:val="none"/>
-                <w:lang w:val="en-US" w:eastAsia="zh-CN" w:bidi="ar"/>
-              </w:rPr>
-              <w:t>B4GALT1-NTRK2</w:t>
-            </w:r>
-            <w:r>
-              <w:rPr>
-                <w:rFonts w:hint="eastAsia" w:ascii="Times New Roman" w:hAnsi="Times New Roman" w:eastAsia="宋体" w:cs="Times New Roman"/>
-                <w:b w:val="0"/>
-                <w:bCs w:val="0"/>
-                <w:i w:val="0"/>
-                <w:iCs w:val="0"/>
-                <w:color w:val="000000"/>
-                <w:kern w:val="0"/>
-                <w:sz w:val="20"/>
-                <w:szCs w:val="20"/>
-                <w:u w:val="none"/>
-                <w:lang w:val="en-US" w:eastAsia="zh-CN" w:bidi="ar"/>
-              </w:rPr>
-              <w:t>.</w:t>
-            </w:r>
-            <w:r>
-              <w:rPr>
-                <w:rFonts w:hint="default" w:ascii="Times New Roman" w:hAnsi="Times New Roman" w:eastAsia="宋体" w:cs="Times New Roman"/>
-                <w:b w:val="0"/>
-                <w:bCs w:val="0"/>
-                <w:i w:val="0"/>
-                <w:iCs w:val="0"/>
-                <w:color w:val="000000"/>
-                <w:kern w:val="0"/>
-                <w:sz w:val="20"/>
-                <w:szCs w:val="20"/>
-                <w:u w:val="none"/>
-                <w:lang w:val="en-US" w:eastAsia="zh-CN" w:bidi="ar"/>
-              </w:rPr>
-              <w:t>B2N16</w:t>
-            </w:r>
-          </w:p>
-        </w:tc>
-      </w:tr>
-      <w:tr>
-        <w:tblPrEx>
-          <w:tblBorders>
-            <w:top w:val="none" w:color="auto" w:sz="0" w:space="0"/>
-            <w:left w:val="none" w:color="auto" w:sz="0" w:space="0"/>
-            <w:bottom w:val="none" w:color="auto" w:sz="0" w:space="0"/>
-            <w:right w:val="none" w:color="auto" w:sz="0" w:space="0"/>
-            <w:insideH w:val="none" w:color="auto" w:sz="0" w:space="0"/>
-            <w:insideV w:val="none" w:color="auto" w:sz="0" w:space="0"/>
-          </w:tblBorders>
-          <w:tblCellMar>
-            <w:top w:w="0" w:type="dxa"/>
-            <w:left w:w="108" w:type="dxa"/>
-            <w:bottom w:w="0" w:type="dxa"/>
-            <w:right w:w="108" w:type="dxa"/>
-          </w:tblCellMar>
-        </w:tblPrEx>
-        <w:trPr>
-          <w:trHeight w:val="340" w:hRule="atLeast"/>
-        </w:trPr>
-        <w:tc>
-          <w:tcPr>
-            <w:tcW w:w="672" w:type="pct"/>
-            <w:tcBorders>
-              <w:top w:val="single" w:color="000000" w:sz="4" w:space="0"/>
-              <w:left w:val="single" w:color="000000" w:sz="4" w:space="0"/>
-              <w:bottom w:val="single" w:color="000000" w:sz="4" w:space="0"/>
-              <w:right w:val="single" w:color="000000" w:sz="4" w:space="0"/>
-            </w:tcBorders>
-            <w:shd w:val="clear" w:color="auto" w:fill="FFFFFF"/>
-            <w:vAlign w:val="center"/>
-          </w:tcPr>
-          <w:p>
-            <w:pPr>
-              <w:keepNext w:val="0"/>
-              <w:keepLines w:val="0"/>
-              <w:widowControl/>
-              <w:suppressLineNumbers w:val="0"/>
-              <w:jc w:val="left"/>
-              <w:textAlignment w:val="center"/>
-              <w:rPr>
-                <w:rFonts w:hint="default" w:ascii="Times New Roman" w:hAnsi="Times New Roman" w:eastAsia="宋体" w:cs="Times New Roman"/>
-                <w:b w:val="0"/>
-                <w:bCs w:val="0"/>
-                <w:i w:val="0"/>
-                <w:iCs w:val="0"/>
-                <w:color w:val="000000"/>
-                <w:kern w:val="0"/>
-                <w:sz w:val="20"/>
-                <w:szCs w:val="20"/>
-                <w:u w:val="none"/>
-                <w:lang w:val="en-US" w:eastAsia="zh-CN" w:bidi="ar"/>
-              </w:rPr>
-            </w:pPr>
-            <w:r>
-              <w:rPr>
-                <w:rFonts w:hint="eastAsia" w:ascii="Times New Roman" w:hAnsi="Times New Roman" w:eastAsia="宋体" w:cs="Times New Roman"/>
-                <w:b w:val="0"/>
-                <w:bCs w:val="0"/>
-                <w:i w:val="0"/>
-                <w:iCs w:val="0"/>
-                <w:color w:val="000000"/>
-                <w:kern w:val="0"/>
-                <w:sz w:val="20"/>
-                <w:szCs w:val="20"/>
-                <w:u w:val="none"/>
-                <w:lang w:val="en-US" w:eastAsia="zh-CN" w:bidi="ar"/>
-              </w:rPr>
-              <w:t>NTRK3</w:t>
-            </w:r>
-          </w:p>
-        </w:tc>
-        <w:tc>
-          <w:tcPr>
-            <w:tcW w:w="792" w:type="pct"/>
-            <w:tcBorders>
-              <w:top w:val="single" w:color="000000" w:sz="4" w:space="0"/>
-              <w:left w:val="single" w:color="000000" w:sz="4" w:space="0"/>
-              <w:bottom w:val="single" w:color="000000" w:sz="4" w:space="0"/>
-              <w:right w:val="single" w:color="000000" w:sz="4" w:space="0"/>
-            </w:tcBorders>
-            <w:shd w:val="clear" w:color="auto" w:fill="FFFFFF"/>
-            <w:vAlign w:val="center"/>
-          </w:tcPr>
-          <w:p>
-            <w:pPr>
-              <w:keepNext w:val="0"/>
-              <w:keepLines w:val="0"/>
-              <w:widowControl/>
-              <w:suppressLineNumbers w:val="0"/>
-              <w:jc w:val="left"/>
-              <w:textAlignment w:val="center"/>
-              <w:rPr>
-                <w:rFonts w:hint="default" w:ascii="Times New Roman" w:hAnsi="Times New Roman" w:eastAsia="宋体" w:cs="Times New Roman"/>
-                <w:b w:val="0"/>
-                <w:bCs w:val="0"/>
-                <w:i w:val="0"/>
-                <w:iCs w:val="0"/>
-                <w:color w:val="000000"/>
-                <w:kern w:val="0"/>
-                <w:sz w:val="20"/>
-                <w:szCs w:val="20"/>
-                <w:u w:val="none"/>
-                <w:lang w:val="en-US" w:eastAsia="zh-CN" w:bidi="ar"/>
-              </w:rPr>
-            </w:pPr>
-            <w:r>
-              <w:rPr>
-                <w:rFonts w:hint="default" w:ascii="Times New Roman" w:hAnsi="Times New Roman" w:eastAsia="宋体" w:cs="Times New Roman"/>
-                <w:b w:val="0"/>
-                <w:bCs w:val="0"/>
-                <w:i w:val="0"/>
-                <w:iCs w:val="0"/>
-                <w:color w:val="000000"/>
-                <w:kern w:val="0"/>
-                <w:sz w:val="20"/>
-                <w:szCs w:val="20"/>
-                <w:u w:val="none"/>
-                <w:lang w:val="en-US" w:eastAsia="zh-CN" w:bidi="ar"/>
-              </w:rPr>
-              <w:t>B4N14</w:t>
-            </w:r>
-          </w:p>
-        </w:tc>
-        <w:tc>
-          <w:tcPr>
-            <w:tcW w:w="1842" w:type="pct"/>
-            <w:tcBorders>
-              <w:top w:val="single" w:color="000000" w:sz="4" w:space="0"/>
-              <w:left w:val="single" w:color="000000" w:sz="4" w:space="0"/>
-              <w:bottom w:val="single" w:color="000000" w:sz="4" w:space="0"/>
-              <w:right w:val="single" w:color="000000" w:sz="4" w:space="0"/>
-            </w:tcBorders>
-            <w:shd w:val="clear" w:color="auto" w:fill="FFFFFF"/>
-            <w:vAlign w:val="center"/>
-          </w:tcPr>
-          <w:p>
-            <w:pPr>
-              <w:keepNext w:val="0"/>
-              <w:keepLines w:val="0"/>
-              <w:widowControl/>
-              <w:suppressLineNumbers w:val="0"/>
-              <w:jc w:val="left"/>
-              <w:textAlignment w:val="center"/>
-              <w:rPr>
-                <w:rFonts w:hint="default" w:ascii="Times New Roman" w:hAnsi="Times New Roman" w:eastAsia="宋体" w:cs="Times New Roman"/>
-                <w:b w:val="0"/>
-                <w:bCs w:val="0"/>
-                <w:i w:val="0"/>
-                <w:iCs w:val="0"/>
-                <w:color w:val="000000"/>
-                <w:kern w:val="0"/>
-                <w:sz w:val="20"/>
-                <w:szCs w:val="20"/>
-                <w:u w:val="none"/>
-                <w:lang w:val="en-US" w:eastAsia="zh-CN" w:bidi="ar"/>
-              </w:rPr>
-            </w:pPr>
-            <w:r>
-              <w:rPr>
-                <w:rFonts w:hint="default" w:ascii="Times New Roman" w:hAnsi="Times New Roman" w:eastAsia="宋体" w:cs="Times New Roman"/>
-                <w:b w:val="0"/>
-                <w:bCs w:val="0"/>
-                <w:i w:val="0"/>
-                <w:iCs w:val="0"/>
-                <w:color w:val="000000"/>
-                <w:kern w:val="0"/>
-                <w:sz w:val="20"/>
-                <w:szCs w:val="20"/>
-                <w:u w:val="none"/>
-                <w:lang w:val="en-US" w:eastAsia="zh-CN" w:bidi="ar"/>
-              </w:rPr>
-              <w:t>B4GALT6-NTRK3</w:t>
-            </w:r>
-          </w:p>
-        </w:tc>
-        <w:tc>
-          <w:tcPr>
-            <w:tcW w:w="1692" w:type="pct"/>
-            <w:tcBorders>
-              <w:top w:val="single" w:color="000000" w:sz="4" w:space="0"/>
-              <w:left w:val="single" w:color="000000" w:sz="4" w:space="0"/>
-              <w:bottom w:val="single" w:color="000000" w:sz="4" w:space="0"/>
-              <w:right w:val="single" w:color="000000" w:sz="4" w:space="0"/>
-            </w:tcBorders>
-            <w:shd w:val="clear" w:color="auto" w:fill="FFFFFF"/>
-            <w:noWrap/>
-            <w:vAlign w:val="center"/>
-          </w:tcPr>
-          <w:p>
-            <w:pPr>
-              <w:keepNext w:val="0"/>
-              <w:keepLines w:val="0"/>
-              <w:widowControl/>
-              <w:suppressLineNumbers w:val="0"/>
-              <w:jc w:val="left"/>
-              <w:textAlignment w:val="center"/>
-              <w:rPr>
-                <w:rFonts w:hint="default" w:ascii="Times New Roman" w:hAnsi="Times New Roman" w:eastAsia="宋体" w:cs="Times New Roman"/>
-                <w:b w:val="0"/>
-                <w:bCs w:val="0"/>
-                <w:i w:val="0"/>
-                <w:iCs w:val="0"/>
-                <w:color w:val="000000"/>
-                <w:kern w:val="0"/>
-                <w:sz w:val="20"/>
-                <w:szCs w:val="20"/>
-                <w:u w:val="none"/>
-                <w:lang w:val="en-US" w:eastAsia="zh-CN" w:bidi="ar"/>
-              </w:rPr>
-            </w:pPr>
-            <w:r>
-              <w:rPr>
-                <w:rFonts w:hint="default" w:ascii="Times New Roman" w:hAnsi="Times New Roman" w:eastAsia="宋体" w:cs="Times New Roman"/>
-                <w:b w:val="0"/>
-                <w:bCs w:val="0"/>
-                <w:i w:val="0"/>
-                <w:iCs w:val="0"/>
-                <w:color w:val="000000"/>
-                <w:kern w:val="0"/>
-                <w:sz w:val="20"/>
-                <w:szCs w:val="20"/>
-                <w:u w:val="none"/>
-                <w:lang w:val="en-US" w:eastAsia="zh-CN" w:bidi="ar"/>
-              </w:rPr>
-              <w:t>B4GALT6-NTRK3</w:t>
-            </w:r>
-            <w:r>
-              <w:rPr>
-                <w:rFonts w:hint="eastAsia" w:ascii="Times New Roman" w:hAnsi="Times New Roman" w:eastAsia="宋体" w:cs="Times New Roman"/>
-                <w:b w:val="0"/>
-                <w:bCs w:val="0"/>
-                <w:i w:val="0"/>
-                <w:iCs w:val="0"/>
-                <w:color w:val="000000"/>
-                <w:kern w:val="0"/>
-                <w:sz w:val="20"/>
-                <w:szCs w:val="20"/>
-                <w:u w:val="none"/>
-                <w:lang w:val="en-US" w:eastAsia="zh-CN" w:bidi="ar"/>
-              </w:rPr>
-              <w:t>.</w:t>
-            </w:r>
-            <w:r>
-              <w:rPr>
-                <w:rFonts w:hint="default" w:ascii="Times New Roman" w:hAnsi="Times New Roman" w:eastAsia="宋体" w:cs="Times New Roman"/>
-                <w:b w:val="0"/>
-                <w:bCs w:val="0"/>
-                <w:i w:val="0"/>
-                <w:iCs w:val="0"/>
-                <w:color w:val="000000"/>
-                <w:kern w:val="0"/>
-                <w:sz w:val="20"/>
-                <w:szCs w:val="20"/>
-                <w:u w:val="none"/>
-                <w:lang w:val="en-US" w:eastAsia="zh-CN" w:bidi="ar"/>
-              </w:rPr>
-              <w:t>B4N14</w:t>
-            </w:r>
-          </w:p>
-        </w:tc>
-      </w:tr>
-      <w:tr>
-        <w:tblPrEx>
-          <w:tblBorders>
-            <w:top w:val="none" w:color="auto" w:sz="0" w:space="0"/>
-            <w:left w:val="none" w:color="auto" w:sz="0" w:space="0"/>
-            <w:bottom w:val="none" w:color="auto" w:sz="0" w:space="0"/>
-            <w:right w:val="none" w:color="auto" w:sz="0" w:space="0"/>
-            <w:insideH w:val="none" w:color="auto" w:sz="0" w:space="0"/>
-            <w:insideV w:val="none" w:color="auto" w:sz="0" w:space="0"/>
-          </w:tblBorders>
-          <w:tblCellMar>
-            <w:top w:w="0" w:type="dxa"/>
-            <w:left w:w="108" w:type="dxa"/>
-            <w:bottom w:w="0" w:type="dxa"/>
-            <w:right w:w="108" w:type="dxa"/>
-          </w:tblCellMar>
-        </w:tblPrEx>
-        <w:trPr>
-          <w:trHeight w:val="340" w:hRule="atLeast"/>
-        </w:trPr>
-        <w:tc>
-          <w:tcPr>
-            <w:tcW w:w="672" w:type="pct"/>
-            <w:tcBorders>
-              <w:top w:val="single" w:color="000000" w:sz="4" w:space="0"/>
-              <w:left w:val="single" w:color="000000" w:sz="4" w:space="0"/>
-              <w:bottom w:val="single" w:color="000000" w:sz="4" w:space="0"/>
-              <w:right w:val="single" w:color="000000" w:sz="4" w:space="0"/>
-            </w:tcBorders>
-            <w:shd w:val="clear" w:color="auto" w:fill="FFFFFF"/>
-            <w:vAlign w:val="center"/>
-          </w:tcPr>
-          <w:p>
-            <w:pPr>
-              <w:keepNext w:val="0"/>
-              <w:keepLines w:val="0"/>
-              <w:widowControl/>
-              <w:suppressLineNumbers w:val="0"/>
-              <w:jc w:val="left"/>
-              <w:textAlignment w:val="center"/>
-              <w:rPr>
-                <w:rFonts w:hint="eastAsia" w:ascii="Times New Roman" w:hAnsi="Times New Roman" w:eastAsia="宋体" w:cs="Times New Roman"/>
-                <w:b w:val="0"/>
-                <w:bCs w:val="0"/>
-                <w:i w:val="0"/>
-                <w:iCs w:val="0"/>
-                <w:color w:val="000000"/>
-                <w:kern w:val="2"/>
-                <w:sz w:val="20"/>
-                <w:szCs w:val="20"/>
-                <w:u w:val="none"/>
-                <w:lang w:val="en-US" w:eastAsia="zh-CN" w:bidi="ar-SA"/>
-              </w:rPr>
-            </w:pPr>
-            <w:r>
-              <w:rPr>
-                <w:rFonts w:hint="default" w:ascii="Times New Roman" w:hAnsi="Times New Roman" w:eastAsia="宋体" w:cs="Times New Roman"/>
-                <w:b w:val="0"/>
-                <w:bCs w:val="0"/>
-                <w:i w:val="0"/>
-                <w:iCs w:val="0"/>
-                <w:color w:val="000000"/>
-                <w:kern w:val="0"/>
-                <w:sz w:val="20"/>
-                <w:szCs w:val="20"/>
-                <w:u w:val="none"/>
-                <w:lang w:val="en-US" w:eastAsia="zh-CN" w:bidi="ar"/>
-              </w:rPr>
-              <w:t>PIK3CA</w:t>
-            </w:r>
-          </w:p>
-        </w:tc>
-        <w:tc>
-          <w:tcPr>
-            <w:tcW w:w="792" w:type="pct"/>
-            <w:tcBorders>
-              <w:top w:val="single" w:color="000000" w:sz="4" w:space="0"/>
-              <w:left w:val="single" w:color="000000" w:sz="4" w:space="0"/>
-              <w:bottom w:val="single" w:color="000000" w:sz="4" w:space="0"/>
-              <w:right w:val="single" w:color="000000" w:sz="4" w:space="0"/>
-            </w:tcBorders>
-            <w:shd w:val="clear" w:color="auto" w:fill="FFFFFF"/>
-            <w:vAlign w:val="center"/>
-          </w:tcPr>
-          <w:p>
-            <w:pPr>
-              <w:keepNext w:val="0"/>
-              <w:keepLines w:val="0"/>
-              <w:widowControl/>
-              <w:suppressLineNumbers w:val="0"/>
-              <w:jc w:val="left"/>
-              <w:textAlignment w:val="center"/>
-              <w:rPr>
-                <w:rFonts w:hint="default" w:ascii="Times New Roman" w:hAnsi="Times New Roman" w:eastAsia="宋体" w:cs="Times New Roman"/>
-                <w:b w:val="0"/>
-                <w:bCs w:val="0"/>
-                <w:i w:val="0"/>
-                <w:iCs w:val="0"/>
-                <w:color w:val="000000"/>
-                <w:kern w:val="2"/>
-                <w:sz w:val="20"/>
-                <w:szCs w:val="20"/>
-                <w:u w:val="none"/>
-                <w:lang w:val="en-US" w:eastAsia="zh-CN" w:bidi="ar-SA"/>
-              </w:rPr>
-            </w:pPr>
-            <w:r>
-              <w:rPr>
-                <w:rFonts w:hint="default" w:ascii="Times New Roman" w:hAnsi="Times New Roman" w:eastAsia="宋体" w:cs="Times New Roman"/>
-                <w:b w:val="0"/>
-                <w:bCs w:val="0"/>
-                <w:i w:val="0"/>
-                <w:iCs w:val="0"/>
-                <w:color w:val="000000"/>
-                <w:kern w:val="0"/>
-                <w:sz w:val="20"/>
-                <w:szCs w:val="20"/>
-                <w:u w:val="none"/>
-                <w:lang w:val="en-US" w:eastAsia="zh-CN" w:bidi="ar"/>
-              </w:rPr>
-              <w:t xml:space="preserve">9 </w:t>
-            </w:r>
-          </w:p>
-        </w:tc>
-        <w:tc>
-          <w:tcPr>
-            <w:tcW w:w="1842" w:type="pct"/>
-            <w:tcBorders>
-              <w:top w:val="single" w:color="000000" w:sz="4" w:space="0"/>
-              <w:left w:val="single" w:color="000000" w:sz="4" w:space="0"/>
-              <w:bottom w:val="single" w:color="000000" w:sz="4" w:space="0"/>
-              <w:right w:val="single" w:color="000000" w:sz="4" w:space="0"/>
-            </w:tcBorders>
-            <w:shd w:val="clear" w:color="auto" w:fill="FFFFFF"/>
-            <w:vAlign w:val="center"/>
-          </w:tcPr>
-          <w:p>
-            <w:pPr>
-              <w:keepNext w:val="0"/>
-              <w:keepLines w:val="0"/>
-              <w:widowControl/>
-              <w:suppressLineNumbers w:val="0"/>
-              <w:jc w:val="left"/>
-              <w:textAlignment w:val="center"/>
-              <w:rPr>
-                <w:rFonts w:hint="default" w:ascii="Times New Roman" w:hAnsi="Times New Roman" w:eastAsia="宋体" w:cs="Times New Roman"/>
-                <w:b w:val="0"/>
-                <w:bCs w:val="0"/>
-                <w:i w:val="0"/>
-                <w:iCs w:val="0"/>
-                <w:color w:val="000000"/>
-                <w:kern w:val="2"/>
-                <w:sz w:val="20"/>
-                <w:szCs w:val="20"/>
-                <w:u w:val="none"/>
-                <w:lang w:val="en-US" w:eastAsia="zh-CN" w:bidi="ar-SA"/>
-              </w:rPr>
-            </w:pPr>
-            <w:r>
-              <w:rPr>
-                <w:rFonts w:hint="default" w:ascii="Times New Roman" w:hAnsi="Times New Roman" w:eastAsia="宋体" w:cs="Times New Roman"/>
-                <w:b w:val="0"/>
-                <w:bCs w:val="0"/>
-                <w:i w:val="0"/>
-                <w:iCs w:val="0"/>
-                <w:color w:val="000000"/>
-                <w:kern w:val="0"/>
-                <w:sz w:val="20"/>
-                <w:szCs w:val="20"/>
-                <w:u w:val="none"/>
-                <w:lang w:val="en-US" w:eastAsia="zh-CN" w:bidi="ar"/>
-              </w:rPr>
-              <w:t>c.1624G&gt;A</w:t>
-            </w:r>
-          </w:p>
-        </w:tc>
-        <w:tc>
-          <w:tcPr>
-            <w:tcW w:w="1692" w:type="pct"/>
-            <w:tcBorders>
-              <w:top w:val="single" w:color="000000" w:sz="4" w:space="0"/>
-              <w:left w:val="single" w:color="000000" w:sz="4" w:space="0"/>
-              <w:bottom w:val="single" w:color="000000" w:sz="4" w:space="0"/>
-              <w:right w:val="single" w:color="000000" w:sz="4" w:space="0"/>
-            </w:tcBorders>
-            <w:shd w:val="clear" w:color="auto" w:fill="FFFFFF"/>
-            <w:noWrap/>
-            <w:vAlign w:val="center"/>
-          </w:tcPr>
-          <w:p>
-            <w:pPr>
-              <w:keepNext w:val="0"/>
-              <w:keepLines w:val="0"/>
-              <w:widowControl/>
-              <w:suppressLineNumbers w:val="0"/>
-              <w:jc w:val="left"/>
-              <w:textAlignment w:val="center"/>
-              <w:rPr>
-                <w:rFonts w:hint="default" w:ascii="Times New Roman" w:hAnsi="Times New Roman" w:eastAsia="宋体" w:cs="Times New Roman"/>
-                <w:b w:val="0"/>
-                <w:bCs w:val="0"/>
-                <w:i w:val="0"/>
-                <w:iCs w:val="0"/>
-                <w:color w:val="000000"/>
-                <w:kern w:val="2"/>
-                <w:sz w:val="20"/>
-                <w:szCs w:val="20"/>
-                <w:u w:val="none"/>
-                <w:lang w:val="en-US" w:eastAsia="zh-CN" w:bidi="ar-SA"/>
-              </w:rPr>
-            </w:pPr>
-            <w:r>
-              <w:rPr>
-                <w:rFonts w:hint="default" w:ascii="Times New Roman" w:hAnsi="Times New Roman" w:eastAsia="宋体" w:cs="Times New Roman"/>
-                <w:b w:val="0"/>
-                <w:bCs w:val="0"/>
-                <w:i w:val="0"/>
-                <w:iCs w:val="0"/>
-                <w:color w:val="000000"/>
-                <w:kern w:val="0"/>
-                <w:sz w:val="20"/>
-                <w:szCs w:val="20"/>
-                <w:u w:val="none"/>
-                <w:lang w:val="en-US" w:eastAsia="zh-CN" w:bidi="ar"/>
-              </w:rPr>
-              <w:t>p.E542K</w:t>
-            </w:r>
-          </w:p>
-        </w:tc>
-      </w:tr>
-      <w:tr>
-        <w:tblPrEx>
-          <w:tblBorders>
-            <w:top w:val="none" w:color="auto" w:sz="0" w:space="0"/>
-            <w:left w:val="none" w:color="auto" w:sz="0" w:space="0"/>
-            <w:bottom w:val="none" w:color="auto" w:sz="0" w:space="0"/>
-            <w:right w:val="none" w:color="auto" w:sz="0" w:space="0"/>
-            <w:insideH w:val="none" w:color="auto" w:sz="0" w:space="0"/>
-            <w:insideV w:val="none" w:color="auto" w:sz="0" w:space="0"/>
-          </w:tblBorders>
-          <w:tblCellMar>
-            <w:top w:w="0" w:type="dxa"/>
-            <w:left w:w="108" w:type="dxa"/>
-            <w:bottom w:w="0" w:type="dxa"/>
-            <w:right w:w="108" w:type="dxa"/>
-          </w:tblCellMar>
-        </w:tblPrEx>
-        <w:trPr>
-          <w:trHeight w:val="340" w:hRule="atLeast"/>
-        </w:trPr>
-        <w:tc>
-          <w:tcPr>
-            <w:tcW w:w="672" w:type="pct"/>
-            <w:tcBorders>
-              <w:top w:val="single" w:color="000000" w:sz="4" w:space="0"/>
-              <w:left w:val="single" w:color="000000" w:sz="4" w:space="0"/>
-              <w:bottom w:val="single" w:color="000000" w:sz="4" w:space="0"/>
-              <w:right w:val="single" w:color="000000" w:sz="4" w:space="0"/>
-            </w:tcBorders>
-            <w:shd w:val="clear" w:color="auto" w:fill="FFFFFF"/>
-            <w:vAlign w:val="center"/>
-          </w:tcPr>
-          <w:p>
-            <w:pPr>
-              <w:keepNext w:val="0"/>
-              <w:keepLines w:val="0"/>
-              <w:widowControl/>
-              <w:suppressLineNumbers w:val="0"/>
-              <w:jc w:val="left"/>
-              <w:textAlignment w:val="center"/>
-              <w:rPr>
-                <w:rFonts w:hint="eastAsia" w:ascii="Times New Roman" w:hAnsi="Times New Roman" w:eastAsia="宋体" w:cs="Times New Roman"/>
-                <w:b w:val="0"/>
-                <w:bCs w:val="0"/>
-                <w:i w:val="0"/>
-                <w:iCs w:val="0"/>
-                <w:color w:val="000000"/>
-                <w:kern w:val="2"/>
-                <w:sz w:val="20"/>
-                <w:szCs w:val="20"/>
-                <w:u w:val="none"/>
-                <w:lang w:val="en-US" w:eastAsia="zh-CN" w:bidi="ar-SA"/>
-              </w:rPr>
-            </w:pPr>
-            <w:r>
-              <w:rPr>
-                <w:rFonts w:hint="default" w:ascii="Times New Roman" w:hAnsi="Times New Roman" w:eastAsia="宋体" w:cs="Times New Roman"/>
-                <w:b w:val="0"/>
-                <w:bCs w:val="0"/>
-                <w:i w:val="0"/>
-                <w:iCs w:val="0"/>
-                <w:color w:val="000000"/>
-                <w:kern w:val="0"/>
-                <w:sz w:val="20"/>
-                <w:szCs w:val="20"/>
-                <w:u w:val="none"/>
-                <w:lang w:val="en-US" w:eastAsia="zh-CN" w:bidi="ar"/>
-              </w:rPr>
-              <w:t>PIK3CA</w:t>
-            </w:r>
-          </w:p>
-        </w:tc>
-        <w:tc>
-          <w:tcPr>
-            <w:tcW w:w="792" w:type="pct"/>
-            <w:tcBorders>
-              <w:top w:val="single" w:color="000000" w:sz="4" w:space="0"/>
-              <w:left w:val="single" w:color="000000" w:sz="4" w:space="0"/>
-              <w:bottom w:val="single" w:color="000000" w:sz="4" w:space="0"/>
-              <w:right w:val="single" w:color="000000" w:sz="4" w:space="0"/>
-            </w:tcBorders>
-            <w:shd w:val="clear" w:color="auto" w:fill="FFFFFF"/>
-            <w:vAlign w:val="center"/>
-          </w:tcPr>
-          <w:p>
-            <w:pPr>
-              <w:keepNext w:val="0"/>
-              <w:keepLines w:val="0"/>
-              <w:widowControl/>
-              <w:suppressLineNumbers w:val="0"/>
-              <w:jc w:val="left"/>
-              <w:textAlignment w:val="center"/>
-              <w:rPr>
-                <w:rFonts w:hint="default" w:ascii="Times New Roman" w:hAnsi="Times New Roman" w:eastAsia="宋体" w:cs="Times New Roman"/>
-                <w:b w:val="0"/>
-                <w:bCs w:val="0"/>
-                <w:i w:val="0"/>
-                <w:iCs w:val="0"/>
-                <w:color w:val="000000"/>
-                <w:kern w:val="2"/>
-                <w:sz w:val="20"/>
-                <w:szCs w:val="20"/>
-                <w:u w:val="none"/>
-                <w:lang w:val="en-US" w:eastAsia="zh-CN" w:bidi="ar-SA"/>
-              </w:rPr>
-            </w:pPr>
-            <w:r>
-              <w:rPr>
-                <w:rFonts w:hint="default" w:ascii="Times New Roman" w:hAnsi="Times New Roman" w:eastAsia="宋体" w:cs="Times New Roman"/>
-                <w:b w:val="0"/>
-                <w:bCs w:val="0"/>
-                <w:i w:val="0"/>
-                <w:iCs w:val="0"/>
-                <w:color w:val="000000"/>
-                <w:kern w:val="0"/>
-                <w:sz w:val="20"/>
-                <w:szCs w:val="20"/>
-                <w:u w:val="none"/>
-                <w:lang w:val="en-US" w:eastAsia="zh-CN" w:bidi="ar"/>
-              </w:rPr>
-              <w:t xml:space="preserve">9 </w:t>
-            </w:r>
-          </w:p>
-        </w:tc>
-        <w:tc>
-          <w:tcPr>
-            <w:tcW w:w="1842" w:type="pct"/>
-            <w:tcBorders>
-              <w:top w:val="single" w:color="000000" w:sz="4" w:space="0"/>
-              <w:left w:val="single" w:color="000000" w:sz="4" w:space="0"/>
-              <w:bottom w:val="single" w:color="000000" w:sz="4" w:space="0"/>
-              <w:right w:val="single" w:color="000000" w:sz="4" w:space="0"/>
-            </w:tcBorders>
-            <w:shd w:val="clear" w:color="auto" w:fill="FFFFFF"/>
-            <w:vAlign w:val="center"/>
-          </w:tcPr>
-          <w:p>
-            <w:pPr>
-              <w:keepNext w:val="0"/>
-              <w:keepLines w:val="0"/>
-              <w:widowControl/>
-              <w:suppressLineNumbers w:val="0"/>
-              <w:jc w:val="left"/>
-              <w:textAlignment w:val="center"/>
-              <w:rPr>
-                <w:rFonts w:hint="default" w:ascii="Times New Roman" w:hAnsi="Times New Roman" w:eastAsia="宋体" w:cs="Times New Roman"/>
-                <w:b w:val="0"/>
-                <w:bCs w:val="0"/>
-                <w:i w:val="0"/>
-                <w:iCs w:val="0"/>
-                <w:color w:val="000000"/>
-                <w:kern w:val="2"/>
-                <w:sz w:val="20"/>
-                <w:szCs w:val="20"/>
-                <w:u w:val="none"/>
-                <w:lang w:val="en-US" w:eastAsia="zh-CN" w:bidi="ar-SA"/>
-              </w:rPr>
-            </w:pPr>
-            <w:r>
-              <w:rPr>
-                <w:rFonts w:hint="default" w:ascii="Times New Roman" w:hAnsi="Times New Roman" w:eastAsia="宋体" w:cs="Times New Roman"/>
-                <w:b w:val="0"/>
-                <w:bCs w:val="0"/>
-                <w:i w:val="0"/>
-                <w:iCs w:val="0"/>
-                <w:color w:val="000000"/>
-                <w:kern w:val="0"/>
-                <w:sz w:val="20"/>
-                <w:szCs w:val="20"/>
-                <w:u w:val="none"/>
-                <w:lang w:val="en-US" w:eastAsia="zh-CN" w:bidi="ar"/>
-              </w:rPr>
-              <w:t>c.1633G&gt;A</w:t>
-            </w:r>
-          </w:p>
-        </w:tc>
-        <w:tc>
-          <w:tcPr>
-            <w:tcW w:w="1692" w:type="pct"/>
-            <w:tcBorders>
-              <w:top w:val="single" w:color="000000" w:sz="4" w:space="0"/>
-              <w:left w:val="single" w:color="000000" w:sz="4" w:space="0"/>
-              <w:bottom w:val="single" w:color="000000" w:sz="4" w:space="0"/>
-              <w:right w:val="single" w:color="000000" w:sz="4" w:space="0"/>
-            </w:tcBorders>
-            <w:shd w:val="clear" w:color="auto" w:fill="FFFFFF"/>
-            <w:noWrap/>
-            <w:vAlign w:val="center"/>
-          </w:tcPr>
-          <w:p>
-            <w:pPr>
-              <w:keepNext w:val="0"/>
-              <w:keepLines w:val="0"/>
-              <w:widowControl/>
-              <w:suppressLineNumbers w:val="0"/>
-              <w:jc w:val="left"/>
-              <w:textAlignment w:val="center"/>
-              <w:rPr>
-                <w:rFonts w:hint="default" w:ascii="Times New Roman" w:hAnsi="Times New Roman" w:eastAsia="宋体" w:cs="Times New Roman"/>
-                <w:b w:val="0"/>
-                <w:bCs w:val="0"/>
-                <w:i w:val="0"/>
-                <w:iCs w:val="0"/>
-                <w:color w:val="000000"/>
-                <w:kern w:val="2"/>
-                <w:sz w:val="20"/>
-                <w:szCs w:val="20"/>
-                <w:u w:val="none"/>
-                <w:lang w:val="en-US" w:eastAsia="zh-CN" w:bidi="ar-SA"/>
-              </w:rPr>
-            </w:pPr>
-            <w:r>
-              <w:rPr>
-                <w:rFonts w:hint="default" w:ascii="Times New Roman" w:hAnsi="Times New Roman" w:eastAsia="宋体" w:cs="Times New Roman"/>
-                <w:b w:val="0"/>
-                <w:bCs w:val="0"/>
-                <w:i w:val="0"/>
-                <w:iCs w:val="0"/>
-                <w:color w:val="000000"/>
-                <w:kern w:val="0"/>
-                <w:sz w:val="20"/>
-                <w:szCs w:val="20"/>
-                <w:u w:val="none"/>
-                <w:lang w:val="en-US" w:eastAsia="zh-CN" w:bidi="ar"/>
-              </w:rPr>
-              <w:t>p.E545K</w:t>
-            </w:r>
-          </w:p>
-        </w:tc>
-      </w:tr>
-      <w:tr>
-        <w:tblPrEx>
-          <w:tblBorders>
-            <w:top w:val="none" w:color="auto" w:sz="0" w:space="0"/>
-            <w:left w:val="none" w:color="auto" w:sz="0" w:space="0"/>
-            <w:bottom w:val="none" w:color="auto" w:sz="0" w:space="0"/>
-            <w:right w:val="none" w:color="auto" w:sz="0" w:space="0"/>
-            <w:insideH w:val="none" w:color="auto" w:sz="0" w:space="0"/>
-            <w:insideV w:val="none" w:color="auto" w:sz="0" w:space="0"/>
-          </w:tblBorders>
-          <w:tblCellMar>
-            <w:top w:w="0" w:type="dxa"/>
-            <w:left w:w="108" w:type="dxa"/>
-            <w:bottom w:w="0" w:type="dxa"/>
-            <w:right w:w="108" w:type="dxa"/>
-          </w:tblCellMar>
-        </w:tblPrEx>
-        <w:trPr>
-          <w:trHeight w:val="340" w:hRule="atLeast"/>
-        </w:trPr>
-        <w:tc>
-          <w:tcPr>
-            <w:tcW w:w="672" w:type="pct"/>
-            <w:tcBorders>
-              <w:top w:val="single" w:color="000000" w:sz="4" w:space="0"/>
-              <w:left w:val="single" w:color="000000" w:sz="4" w:space="0"/>
-              <w:bottom w:val="single" w:color="000000" w:sz="4" w:space="0"/>
-              <w:right w:val="single" w:color="000000" w:sz="4" w:space="0"/>
-            </w:tcBorders>
-            <w:shd w:val="clear" w:color="auto" w:fill="FFFFFF"/>
-            <w:vAlign w:val="center"/>
-          </w:tcPr>
-          <w:p>
-            <w:pPr>
-              <w:keepNext w:val="0"/>
-              <w:keepLines w:val="0"/>
-              <w:widowControl/>
-              <w:suppressLineNumbers w:val="0"/>
-              <w:jc w:val="left"/>
-              <w:textAlignment w:val="center"/>
-              <w:rPr>
-                <w:rFonts w:hint="eastAsia" w:ascii="Times New Roman" w:hAnsi="Times New Roman" w:eastAsia="宋体" w:cs="Times New Roman"/>
-                <w:b w:val="0"/>
-                <w:bCs w:val="0"/>
-                <w:i w:val="0"/>
-                <w:iCs w:val="0"/>
-                <w:color w:val="000000"/>
-                <w:kern w:val="2"/>
-                <w:sz w:val="20"/>
-                <w:szCs w:val="20"/>
-                <w:u w:val="none"/>
-                <w:lang w:val="en-US" w:eastAsia="zh-CN" w:bidi="ar-SA"/>
-              </w:rPr>
-            </w:pPr>
-            <w:r>
-              <w:rPr>
-                <w:rFonts w:hint="default" w:ascii="Times New Roman" w:hAnsi="Times New Roman" w:eastAsia="宋体" w:cs="Times New Roman"/>
-                <w:b w:val="0"/>
-                <w:bCs w:val="0"/>
-                <w:i w:val="0"/>
-                <w:iCs w:val="0"/>
-                <w:color w:val="000000"/>
-                <w:kern w:val="0"/>
-                <w:sz w:val="20"/>
-                <w:szCs w:val="20"/>
-                <w:u w:val="none"/>
-                <w:lang w:val="en-US" w:eastAsia="zh-CN" w:bidi="ar"/>
-              </w:rPr>
-              <w:t>PIK3CA</w:t>
-            </w:r>
-          </w:p>
-        </w:tc>
-        <w:tc>
-          <w:tcPr>
-            <w:tcW w:w="792" w:type="pct"/>
-            <w:tcBorders>
-              <w:top w:val="single" w:color="000000" w:sz="4" w:space="0"/>
-              <w:left w:val="single" w:color="000000" w:sz="4" w:space="0"/>
-              <w:bottom w:val="single" w:color="000000" w:sz="4" w:space="0"/>
-              <w:right w:val="single" w:color="000000" w:sz="4" w:space="0"/>
-            </w:tcBorders>
-            <w:shd w:val="clear" w:color="auto" w:fill="FFFFFF"/>
-            <w:vAlign w:val="center"/>
-          </w:tcPr>
-          <w:p>
-            <w:pPr>
-              <w:keepNext w:val="0"/>
-              <w:keepLines w:val="0"/>
-              <w:widowControl/>
-              <w:suppressLineNumbers w:val="0"/>
-              <w:jc w:val="left"/>
-              <w:textAlignment w:val="center"/>
-              <w:rPr>
-                <w:rFonts w:hint="default" w:ascii="Times New Roman" w:hAnsi="Times New Roman" w:eastAsia="宋体" w:cs="Times New Roman"/>
-                <w:b w:val="0"/>
-                <w:bCs w:val="0"/>
-                <w:i w:val="0"/>
-                <w:iCs w:val="0"/>
-                <w:color w:val="000000"/>
-                <w:kern w:val="2"/>
-                <w:sz w:val="20"/>
-                <w:szCs w:val="20"/>
-                <w:u w:val="none"/>
-                <w:lang w:val="en-US" w:eastAsia="zh-CN" w:bidi="ar-SA"/>
-              </w:rPr>
-            </w:pPr>
-            <w:r>
-              <w:rPr>
-                <w:rFonts w:hint="default" w:ascii="Times New Roman" w:hAnsi="Times New Roman" w:eastAsia="宋体" w:cs="Times New Roman"/>
-                <w:b w:val="0"/>
-                <w:bCs w:val="0"/>
-                <w:i w:val="0"/>
-                <w:iCs w:val="0"/>
-                <w:color w:val="000000"/>
-                <w:kern w:val="0"/>
-                <w:sz w:val="20"/>
-                <w:szCs w:val="20"/>
-                <w:u w:val="none"/>
-                <w:lang w:val="en-US" w:eastAsia="zh-CN" w:bidi="ar"/>
-              </w:rPr>
-              <w:t xml:space="preserve">20 </w:t>
-            </w:r>
-          </w:p>
-        </w:tc>
-        <w:tc>
-          <w:tcPr>
-            <w:tcW w:w="1842" w:type="pct"/>
-            <w:tcBorders>
-              <w:top w:val="single" w:color="000000" w:sz="4" w:space="0"/>
-              <w:left w:val="single" w:color="000000" w:sz="4" w:space="0"/>
-              <w:bottom w:val="single" w:color="000000" w:sz="4" w:space="0"/>
-              <w:right w:val="single" w:color="000000" w:sz="4" w:space="0"/>
-            </w:tcBorders>
-            <w:shd w:val="clear" w:color="auto" w:fill="FFFFFF"/>
-            <w:vAlign w:val="center"/>
-          </w:tcPr>
-          <w:p>
-            <w:pPr>
-              <w:keepNext w:val="0"/>
-              <w:keepLines w:val="0"/>
-              <w:widowControl/>
-              <w:suppressLineNumbers w:val="0"/>
-              <w:jc w:val="left"/>
-              <w:textAlignment w:val="center"/>
-              <w:rPr>
-                <w:rFonts w:hint="default" w:ascii="Times New Roman" w:hAnsi="Times New Roman" w:eastAsia="宋体" w:cs="Times New Roman"/>
-                <w:b w:val="0"/>
-                <w:bCs w:val="0"/>
-                <w:i w:val="0"/>
-                <w:iCs w:val="0"/>
-                <w:color w:val="000000"/>
-                <w:kern w:val="2"/>
-                <w:sz w:val="20"/>
-                <w:szCs w:val="20"/>
-                <w:u w:val="none"/>
-                <w:lang w:val="en-US" w:eastAsia="zh-CN" w:bidi="ar-SA"/>
-              </w:rPr>
-            </w:pPr>
-            <w:r>
-              <w:rPr>
-                <w:rFonts w:hint="default" w:ascii="Times New Roman" w:hAnsi="Times New Roman" w:eastAsia="宋体" w:cs="Times New Roman"/>
-                <w:b w:val="0"/>
-                <w:bCs w:val="0"/>
-                <w:i w:val="0"/>
-                <w:iCs w:val="0"/>
-                <w:color w:val="000000"/>
-                <w:kern w:val="0"/>
-                <w:sz w:val="20"/>
-                <w:szCs w:val="20"/>
-                <w:u w:val="none"/>
-                <w:lang w:val="en-US" w:eastAsia="zh-CN" w:bidi="ar"/>
-              </w:rPr>
-              <w:t>c.3140A&gt;T</w:t>
-            </w:r>
-          </w:p>
-        </w:tc>
-        <w:tc>
-          <w:tcPr>
-            <w:tcW w:w="1692" w:type="pct"/>
-            <w:tcBorders>
-              <w:top w:val="single" w:color="000000" w:sz="4" w:space="0"/>
-              <w:left w:val="single" w:color="000000" w:sz="4" w:space="0"/>
-              <w:bottom w:val="single" w:color="000000" w:sz="4" w:space="0"/>
-              <w:right w:val="single" w:color="000000" w:sz="4" w:space="0"/>
-            </w:tcBorders>
-            <w:shd w:val="clear" w:color="auto" w:fill="FFFFFF"/>
-            <w:noWrap/>
-            <w:vAlign w:val="center"/>
-          </w:tcPr>
-          <w:p>
-            <w:pPr>
-              <w:keepNext w:val="0"/>
-              <w:keepLines w:val="0"/>
-              <w:widowControl/>
-              <w:suppressLineNumbers w:val="0"/>
-              <w:jc w:val="left"/>
-              <w:textAlignment w:val="center"/>
-              <w:rPr>
-                <w:rFonts w:hint="default" w:ascii="Times New Roman" w:hAnsi="Times New Roman" w:eastAsia="宋体" w:cs="Times New Roman"/>
-                <w:b w:val="0"/>
-                <w:bCs w:val="0"/>
-                <w:i w:val="0"/>
-                <w:iCs w:val="0"/>
-                <w:color w:val="000000"/>
-                <w:kern w:val="2"/>
-                <w:sz w:val="20"/>
-                <w:szCs w:val="20"/>
-                <w:u w:val="none"/>
-                <w:lang w:val="en-US" w:eastAsia="zh-CN" w:bidi="ar-SA"/>
-              </w:rPr>
-            </w:pPr>
-            <w:r>
-              <w:rPr>
-                <w:rFonts w:hint="default" w:ascii="Times New Roman" w:hAnsi="Times New Roman" w:eastAsia="宋体" w:cs="Times New Roman"/>
-                <w:b w:val="0"/>
-                <w:bCs w:val="0"/>
-                <w:i w:val="0"/>
-                <w:iCs w:val="0"/>
-                <w:color w:val="000000"/>
-                <w:kern w:val="0"/>
-                <w:sz w:val="20"/>
-                <w:szCs w:val="20"/>
-                <w:u w:val="none"/>
-                <w:lang w:val="en-US" w:eastAsia="zh-CN" w:bidi="ar"/>
-              </w:rPr>
-              <w:t>p.H1047L</w:t>
-            </w:r>
-          </w:p>
-        </w:tc>
-      </w:tr>
-      <w:tr>
-        <w:tblPrEx>
-          <w:tblBorders>
-            <w:top w:val="none" w:color="auto" w:sz="0" w:space="0"/>
-            <w:left w:val="none" w:color="auto" w:sz="0" w:space="0"/>
-            <w:bottom w:val="none" w:color="auto" w:sz="0" w:space="0"/>
-            <w:right w:val="none" w:color="auto" w:sz="0" w:space="0"/>
-            <w:insideH w:val="none" w:color="auto" w:sz="0" w:space="0"/>
-            <w:insideV w:val="none" w:color="auto" w:sz="0" w:space="0"/>
-          </w:tblBorders>
-          <w:tblCellMar>
-            <w:top w:w="0" w:type="dxa"/>
-            <w:left w:w="108" w:type="dxa"/>
-            <w:bottom w:w="0" w:type="dxa"/>
-            <w:right w:w="108" w:type="dxa"/>
-          </w:tblCellMar>
-        </w:tblPrEx>
-        <w:trPr>
-          <w:trHeight w:val="340" w:hRule="atLeast"/>
-        </w:trPr>
-        <w:tc>
-          <w:tcPr>
-            <w:tcW w:w="672" w:type="pct"/>
-            <w:tcBorders>
-              <w:top w:val="single" w:color="000000" w:sz="4" w:space="0"/>
-              <w:left w:val="single" w:color="000000" w:sz="4" w:space="0"/>
-              <w:bottom w:val="single" w:color="000000" w:sz="4" w:space="0"/>
-              <w:right w:val="single" w:color="000000" w:sz="4" w:space="0"/>
-            </w:tcBorders>
-            <w:shd w:val="clear" w:color="auto" w:fill="FFFFFF"/>
-            <w:vAlign w:val="center"/>
-          </w:tcPr>
-          <w:p>
-            <w:pPr>
-              <w:keepNext w:val="0"/>
-              <w:keepLines w:val="0"/>
-              <w:widowControl/>
-              <w:suppressLineNumbers w:val="0"/>
-              <w:jc w:val="left"/>
-              <w:textAlignment w:val="center"/>
-              <w:rPr>
-                <w:rFonts w:hint="eastAsia" w:ascii="Times New Roman" w:hAnsi="Times New Roman" w:eastAsia="宋体" w:cs="Times New Roman"/>
-                <w:b w:val="0"/>
-                <w:bCs w:val="0"/>
-                <w:i w:val="0"/>
-                <w:iCs w:val="0"/>
-                <w:color w:val="000000"/>
-                <w:kern w:val="2"/>
-                <w:sz w:val="20"/>
-                <w:szCs w:val="20"/>
-                <w:u w:val="none"/>
-                <w:lang w:val="en-US" w:eastAsia="zh-CN" w:bidi="ar-SA"/>
-              </w:rPr>
-            </w:pPr>
-            <w:r>
-              <w:rPr>
-                <w:rFonts w:hint="default" w:ascii="Times New Roman" w:hAnsi="Times New Roman" w:eastAsia="宋体" w:cs="Times New Roman"/>
-                <w:b w:val="0"/>
-                <w:bCs w:val="0"/>
-                <w:i w:val="0"/>
-                <w:iCs w:val="0"/>
-                <w:color w:val="000000"/>
-                <w:kern w:val="0"/>
-                <w:sz w:val="20"/>
-                <w:szCs w:val="20"/>
-                <w:u w:val="none"/>
-                <w:lang w:val="en-US" w:eastAsia="zh-CN" w:bidi="ar"/>
-              </w:rPr>
-              <w:t>PIK3CA</w:t>
-            </w:r>
-          </w:p>
-        </w:tc>
-        <w:tc>
-          <w:tcPr>
-            <w:tcW w:w="792" w:type="pct"/>
-            <w:tcBorders>
-              <w:top w:val="single" w:color="000000" w:sz="4" w:space="0"/>
-              <w:left w:val="single" w:color="000000" w:sz="4" w:space="0"/>
-              <w:bottom w:val="single" w:color="000000" w:sz="4" w:space="0"/>
-              <w:right w:val="single" w:color="000000" w:sz="4" w:space="0"/>
-            </w:tcBorders>
-            <w:shd w:val="clear" w:color="auto" w:fill="FFFFFF"/>
-            <w:vAlign w:val="center"/>
-          </w:tcPr>
-          <w:p>
-            <w:pPr>
-              <w:keepNext w:val="0"/>
-              <w:keepLines w:val="0"/>
-              <w:widowControl/>
-              <w:suppressLineNumbers w:val="0"/>
-              <w:jc w:val="left"/>
-              <w:textAlignment w:val="center"/>
-              <w:rPr>
-                <w:rFonts w:hint="default" w:ascii="Times New Roman" w:hAnsi="Times New Roman" w:eastAsia="宋体" w:cs="Times New Roman"/>
-                <w:b w:val="0"/>
-                <w:bCs w:val="0"/>
-                <w:i w:val="0"/>
-                <w:iCs w:val="0"/>
-                <w:color w:val="000000"/>
-                <w:kern w:val="2"/>
-                <w:sz w:val="20"/>
-                <w:szCs w:val="20"/>
-                <w:u w:val="none"/>
-                <w:lang w:val="en-US" w:eastAsia="zh-CN" w:bidi="ar-SA"/>
-              </w:rPr>
-            </w:pPr>
-            <w:r>
-              <w:rPr>
-                <w:rFonts w:hint="default" w:ascii="Times New Roman" w:hAnsi="Times New Roman" w:eastAsia="宋体" w:cs="Times New Roman"/>
-                <w:b w:val="0"/>
-                <w:bCs w:val="0"/>
-                <w:i w:val="0"/>
-                <w:iCs w:val="0"/>
-                <w:color w:val="000000"/>
-                <w:kern w:val="0"/>
-                <w:sz w:val="20"/>
-                <w:szCs w:val="20"/>
-                <w:u w:val="none"/>
-                <w:lang w:val="en-US" w:eastAsia="zh-CN" w:bidi="ar"/>
-              </w:rPr>
-              <w:t xml:space="preserve">20 </w:t>
-            </w:r>
-          </w:p>
-        </w:tc>
-        <w:tc>
-          <w:tcPr>
-            <w:tcW w:w="1842" w:type="pct"/>
-            <w:tcBorders>
-              <w:top w:val="single" w:color="000000" w:sz="4" w:space="0"/>
-              <w:left w:val="single" w:color="000000" w:sz="4" w:space="0"/>
-              <w:bottom w:val="single" w:color="000000" w:sz="4" w:space="0"/>
-              <w:right w:val="single" w:color="000000" w:sz="4" w:space="0"/>
-            </w:tcBorders>
-            <w:shd w:val="clear" w:color="auto" w:fill="FFFFFF"/>
-            <w:vAlign w:val="center"/>
-          </w:tcPr>
-          <w:p>
-            <w:pPr>
-              <w:keepNext w:val="0"/>
-              <w:keepLines w:val="0"/>
-              <w:widowControl/>
-              <w:suppressLineNumbers w:val="0"/>
-              <w:jc w:val="left"/>
-              <w:textAlignment w:val="center"/>
-              <w:rPr>
-                <w:rFonts w:hint="default" w:ascii="Times New Roman" w:hAnsi="Times New Roman" w:eastAsia="宋体" w:cs="Times New Roman"/>
-                <w:b w:val="0"/>
-                <w:bCs w:val="0"/>
-                <w:i w:val="0"/>
-                <w:iCs w:val="0"/>
-                <w:color w:val="000000"/>
-                <w:kern w:val="2"/>
-                <w:sz w:val="20"/>
-                <w:szCs w:val="20"/>
-                <w:u w:val="none"/>
-                <w:lang w:val="en-US" w:eastAsia="zh-CN" w:bidi="ar-SA"/>
-              </w:rPr>
-            </w:pPr>
-            <w:r>
-              <w:rPr>
-                <w:rFonts w:hint="default" w:ascii="Times New Roman" w:hAnsi="Times New Roman" w:eastAsia="宋体" w:cs="Times New Roman"/>
-                <w:b w:val="0"/>
-                <w:bCs w:val="0"/>
-                <w:i w:val="0"/>
-                <w:iCs w:val="0"/>
-                <w:color w:val="000000"/>
-                <w:kern w:val="0"/>
-                <w:sz w:val="20"/>
-                <w:szCs w:val="20"/>
-                <w:u w:val="none"/>
-                <w:lang w:val="en-US" w:eastAsia="zh-CN" w:bidi="ar"/>
-              </w:rPr>
-              <w:t>c.3140A&gt;G</w:t>
-            </w:r>
-          </w:p>
-        </w:tc>
-        <w:tc>
-          <w:tcPr>
-            <w:tcW w:w="1692" w:type="pct"/>
-            <w:tcBorders>
-              <w:top w:val="single" w:color="000000" w:sz="4" w:space="0"/>
-              <w:left w:val="single" w:color="000000" w:sz="4" w:space="0"/>
-              <w:bottom w:val="single" w:color="000000" w:sz="4" w:space="0"/>
-              <w:right w:val="single" w:color="000000" w:sz="4" w:space="0"/>
-            </w:tcBorders>
-            <w:shd w:val="clear" w:color="auto" w:fill="FFFFFF"/>
-            <w:noWrap/>
-            <w:vAlign w:val="center"/>
-          </w:tcPr>
-          <w:p>
-            <w:pPr>
-              <w:keepNext w:val="0"/>
-              <w:keepLines w:val="0"/>
-              <w:widowControl/>
-              <w:suppressLineNumbers w:val="0"/>
-              <w:jc w:val="left"/>
-              <w:textAlignment w:val="center"/>
-              <w:rPr>
-                <w:rFonts w:hint="default" w:ascii="Times New Roman" w:hAnsi="Times New Roman" w:eastAsia="宋体" w:cs="Times New Roman"/>
-                <w:b w:val="0"/>
-                <w:bCs w:val="0"/>
-                <w:i w:val="0"/>
-                <w:iCs w:val="0"/>
-                <w:color w:val="000000"/>
-                <w:kern w:val="2"/>
-                <w:sz w:val="20"/>
-                <w:szCs w:val="20"/>
-                <w:u w:val="none"/>
-                <w:lang w:val="en-US" w:eastAsia="zh-CN" w:bidi="ar-SA"/>
-              </w:rPr>
-            </w:pPr>
-            <w:r>
-              <w:rPr>
-                <w:rFonts w:hint="default" w:ascii="Times New Roman" w:hAnsi="Times New Roman" w:eastAsia="宋体" w:cs="Times New Roman"/>
-                <w:b w:val="0"/>
-                <w:bCs w:val="0"/>
-                <w:i w:val="0"/>
-                <w:iCs w:val="0"/>
-                <w:color w:val="000000"/>
-                <w:kern w:val="0"/>
-                <w:sz w:val="20"/>
-                <w:szCs w:val="20"/>
-                <w:u w:val="none"/>
-                <w:lang w:val="en-US" w:eastAsia="zh-CN" w:bidi="ar"/>
-              </w:rPr>
-              <w:t>p.H1047R</w:t>
-            </w:r>
-          </w:p>
-        </w:tc>
-      </w:tr>
-      <w:tr>
-        <w:tblPrEx>
-          <w:tblBorders>
-            <w:top w:val="none" w:color="auto" w:sz="0" w:space="0"/>
-            <w:left w:val="none" w:color="auto" w:sz="0" w:space="0"/>
-            <w:bottom w:val="none" w:color="auto" w:sz="0" w:space="0"/>
-            <w:right w:val="none" w:color="auto" w:sz="0" w:space="0"/>
-            <w:insideH w:val="none" w:color="auto" w:sz="0" w:space="0"/>
-            <w:insideV w:val="none" w:color="auto" w:sz="0" w:space="0"/>
-          </w:tblBorders>
-          <w:tblCellMar>
-            <w:top w:w="0" w:type="dxa"/>
-            <w:left w:w="108" w:type="dxa"/>
-            <w:bottom w:w="0" w:type="dxa"/>
-            <w:right w:w="108" w:type="dxa"/>
-          </w:tblCellMar>
-        </w:tblPrEx>
-        <w:trPr>
-          <w:trHeight w:val="340" w:hRule="atLeast"/>
-        </w:trPr>
-        <w:tc>
-          <w:tcPr>
-            <w:tcW w:w="672" w:type="pct"/>
-            <w:tcBorders>
-              <w:top w:val="single" w:color="000000" w:sz="4" w:space="0"/>
-              <w:left w:val="single" w:color="000000" w:sz="4" w:space="0"/>
-              <w:bottom w:val="single" w:color="000000" w:sz="4" w:space="0"/>
-              <w:right w:val="single" w:color="000000" w:sz="4" w:space="0"/>
-            </w:tcBorders>
-            <w:shd w:val="clear" w:color="auto" w:fill="FFFFFF"/>
-            <w:vAlign w:val="center"/>
-          </w:tcPr>
-          <w:p>
-            <w:pPr>
-              <w:keepNext w:val="0"/>
-              <w:keepLines w:val="0"/>
-              <w:widowControl/>
-              <w:suppressLineNumbers w:val="0"/>
-              <w:jc w:val="left"/>
-              <w:textAlignment w:val="center"/>
-              <w:rPr>
-                <w:rFonts w:hint="default" w:ascii="Times New Roman" w:hAnsi="Times New Roman" w:eastAsia="宋体" w:cs="Times New Roman"/>
-                <w:b w:val="0"/>
-                <w:bCs w:val="0"/>
-                <w:i w:val="0"/>
-                <w:iCs w:val="0"/>
-                <w:color w:val="000000"/>
-                <w:kern w:val="0"/>
-                <w:sz w:val="20"/>
-                <w:szCs w:val="20"/>
-                <w:u w:val="none"/>
-                <w:lang w:val="en-US" w:eastAsia="zh-CN" w:bidi="ar"/>
-              </w:rPr>
-            </w:pPr>
-            <w:r>
-              <w:rPr>
-                <w:rFonts w:hint="eastAsia" w:ascii="Times New Roman" w:hAnsi="Times New Roman" w:eastAsia="宋体" w:cs="Times New Roman"/>
-                <w:b w:val="0"/>
-                <w:bCs w:val="0"/>
-                <w:i w:val="0"/>
-                <w:iCs w:val="0"/>
-                <w:color w:val="000000"/>
-                <w:kern w:val="0"/>
-                <w:sz w:val="20"/>
-                <w:szCs w:val="20"/>
-                <w:u w:val="none"/>
-                <w:lang w:val="en-US" w:eastAsia="zh-CN" w:bidi="ar"/>
-              </w:rPr>
-              <w:t>PTEN</w:t>
-            </w:r>
-          </w:p>
-        </w:tc>
-        <w:tc>
-          <w:tcPr>
-            <w:tcW w:w="792" w:type="pct"/>
-            <w:tcBorders>
-              <w:top w:val="single" w:color="000000" w:sz="4" w:space="0"/>
-              <w:left w:val="single" w:color="000000" w:sz="4" w:space="0"/>
-              <w:bottom w:val="single" w:color="000000" w:sz="4" w:space="0"/>
-              <w:right w:val="single" w:color="000000" w:sz="4" w:space="0"/>
-            </w:tcBorders>
-            <w:shd w:val="clear" w:color="auto" w:fill="FFFFFF"/>
-            <w:vAlign w:val="center"/>
-          </w:tcPr>
-          <w:p>
-            <w:pPr>
-              <w:keepNext w:val="0"/>
-              <w:keepLines w:val="0"/>
-              <w:widowControl/>
-              <w:suppressLineNumbers w:val="0"/>
-              <w:jc w:val="left"/>
-              <w:textAlignment w:val="center"/>
-              <w:rPr>
-                <w:rFonts w:hint="default" w:ascii="Times New Roman" w:hAnsi="Times New Roman" w:eastAsia="宋体" w:cs="Times New Roman"/>
-                <w:b w:val="0"/>
-                <w:bCs w:val="0"/>
-                <w:i w:val="0"/>
-                <w:iCs w:val="0"/>
-                <w:color w:val="000000"/>
-                <w:kern w:val="0"/>
-                <w:sz w:val="20"/>
-                <w:szCs w:val="20"/>
-                <w:u w:val="none"/>
-                <w:lang w:val="en-US" w:eastAsia="zh-CN" w:bidi="ar"/>
-              </w:rPr>
-            </w:pPr>
-            <w:r>
-              <w:rPr>
-                <w:rFonts w:hint="eastAsia" w:ascii="Times New Roman" w:hAnsi="Times New Roman" w:eastAsia="宋体" w:cs="Times New Roman"/>
-                <w:b w:val="0"/>
-                <w:bCs w:val="0"/>
-                <w:i w:val="0"/>
-                <w:iCs w:val="0"/>
-                <w:color w:val="000000"/>
-                <w:kern w:val="0"/>
-                <w:sz w:val="20"/>
-                <w:szCs w:val="20"/>
-                <w:u w:val="none"/>
-                <w:lang w:val="en-US" w:eastAsia="zh-CN" w:bidi="ar"/>
-              </w:rPr>
-              <w:t>1</w:t>
-            </w:r>
-          </w:p>
-        </w:tc>
-        <w:tc>
-          <w:tcPr>
-            <w:tcW w:w="1842" w:type="pct"/>
-            <w:tcBorders>
-              <w:top w:val="single" w:color="000000" w:sz="4" w:space="0"/>
-              <w:left w:val="single" w:color="000000" w:sz="4" w:space="0"/>
-              <w:bottom w:val="single" w:color="000000" w:sz="4" w:space="0"/>
-              <w:right w:val="single" w:color="000000" w:sz="4" w:space="0"/>
-            </w:tcBorders>
-            <w:shd w:val="clear" w:color="auto" w:fill="FFFFFF"/>
-            <w:vAlign w:val="center"/>
-          </w:tcPr>
-          <w:p>
-            <w:pPr>
-              <w:keepNext w:val="0"/>
-              <w:keepLines w:val="0"/>
-              <w:widowControl/>
-              <w:suppressLineNumbers w:val="0"/>
-              <w:jc w:val="left"/>
-              <w:textAlignment w:val="center"/>
-              <w:rPr>
-                <w:rFonts w:hint="default" w:ascii="Times New Roman" w:hAnsi="Times New Roman" w:eastAsia="宋体" w:cs="Times New Roman"/>
-                <w:b w:val="0"/>
-                <w:bCs w:val="0"/>
-                <w:i w:val="0"/>
-                <w:iCs w:val="0"/>
-                <w:color w:val="000000"/>
-                <w:kern w:val="0"/>
-                <w:sz w:val="20"/>
-                <w:szCs w:val="20"/>
-                <w:u w:val="none"/>
-                <w:lang w:val="en-US" w:eastAsia="zh-CN" w:bidi="ar"/>
-              </w:rPr>
-            </w:pPr>
-            <w:r>
-              <w:rPr>
-                <w:rFonts w:hint="default" w:ascii="Times New Roman" w:hAnsi="Times New Roman" w:eastAsia="宋体" w:cs="Times New Roman"/>
-                <w:b w:val="0"/>
-                <w:bCs w:val="0"/>
-                <w:i w:val="0"/>
-                <w:iCs w:val="0"/>
-                <w:color w:val="000000"/>
-                <w:kern w:val="0"/>
-                <w:sz w:val="20"/>
-                <w:szCs w:val="20"/>
-                <w:u w:val="none"/>
-                <w:lang w:val="en-US" w:eastAsia="zh-CN" w:bidi="ar"/>
-              </w:rPr>
-              <w:t>c.70G&gt;T</w:t>
-            </w:r>
-          </w:p>
-        </w:tc>
-        <w:tc>
-          <w:tcPr>
-            <w:tcW w:w="1692" w:type="pct"/>
-            <w:tcBorders>
-              <w:top w:val="single" w:color="000000" w:sz="4" w:space="0"/>
-              <w:left w:val="single" w:color="000000" w:sz="4" w:space="0"/>
-              <w:bottom w:val="single" w:color="000000" w:sz="4" w:space="0"/>
-              <w:right w:val="single" w:color="000000" w:sz="4" w:space="0"/>
-            </w:tcBorders>
-            <w:shd w:val="clear" w:color="auto" w:fill="FFFFFF"/>
-            <w:noWrap/>
-            <w:vAlign w:val="center"/>
-          </w:tcPr>
-          <w:p>
-            <w:pPr>
-              <w:keepNext w:val="0"/>
-              <w:keepLines w:val="0"/>
-              <w:widowControl/>
-              <w:suppressLineNumbers w:val="0"/>
-              <w:jc w:val="left"/>
-              <w:textAlignment w:val="center"/>
-              <w:rPr>
-                <w:rFonts w:hint="default" w:ascii="Times New Roman" w:hAnsi="Times New Roman" w:eastAsia="宋体" w:cs="Times New Roman"/>
-                <w:b w:val="0"/>
-                <w:bCs w:val="0"/>
-                <w:i w:val="0"/>
-                <w:iCs w:val="0"/>
-                <w:color w:val="000000"/>
-                <w:kern w:val="0"/>
-                <w:sz w:val="20"/>
-                <w:szCs w:val="20"/>
-                <w:u w:val="none"/>
-                <w:lang w:val="en-US" w:eastAsia="zh-CN" w:bidi="ar"/>
-              </w:rPr>
-            </w:pPr>
-            <w:r>
-              <w:rPr>
-                <w:rFonts w:hint="default" w:ascii="Times New Roman" w:hAnsi="Times New Roman" w:eastAsia="宋体" w:cs="Times New Roman"/>
-                <w:b w:val="0"/>
-                <w:bCs w:val="0"/>
-                <w:i w:val="0"/>
-                <w:iCs w:val="0"/>
-                <w:color w:val="000000"/>
-                <w:kern w:val="0"/>
-                <w:sz w:val="20"/>
-                <w:szCs w:val="20"/>
-                <w:u w:val="none"/>
-                <w:lang w:val="en-US" w:eastAsia="zh-CN" w:bidi="ar"/>
-              </w:rPr>
-              <w:t>p.D24Y</w:t>
-            </w:r>
-          </w:p>
-        </w:tc>
-      </w:tr>
-      <w:tr>
-        <w:tblPrEx>
-          <w:tblBorders>
-            <w:top w:val="none" w:color="auto" w:sz="0" w:space="0"/>
-            <w:left w:val="none" w:color="auto" w:sz="0" w:space="0"/>
-            <w:bottom w:val="none" w:color="auto" w:sz="0" w:space="0"/>
-            <w:right w:val="none" w:color="auto" w:sz="0" w:space="0"/>
-            <w:insideH w:val="none" w:color="auto" w:sz="0" w:space="0"/>
-            <w:insideV w:val="none" w:color="auto" w:sz="0" w:space="0"/>
-          </w:tblBorders>
-          <w:tblCellMar>
-            <w:top w:w="0" w:type="dxa"/>
-            <w:left w:w="108" w:type="dxa"/>
-            <w:bottom w:w="0" w:type="dxa"/>
-            <w:right w:w="108" w:type="dxa"/>
-          </w:tblCellMar>
-        </w:tblPrEx>
-        <w:trPr>
-          <w:trHeight w:val="340" w:hRule="atLeast"/>
-        </w:trPr>
-        <w:tc>
-          <w:tcPr>
-            <w:tcW w:w="672" w:type="pct"/>
-            <w:tcBorders>
-              <w:top w:val="single" w:color="000000" w:sz="4" w:space="0"/>
-              <w:left w:val="single" w:color="000000" w:sz="4" w:space="0"/>
-              <w:bottom w:val="single" w:color="000000" w:sz="4" w:space="0"/>
-              <w:right w:val="single" w:color="000000" w:sz="4" w:space="0"/>
-            </w:tcBorders>
-            <w:shd w:val="clear" w:color="auto" w:fill="FFFFFF"/>
-            <w:vAlign w:val="center"/>
-          </w:tcPr>
-          <w:p>
-            <w:pPr>
-              <w:keepNext w:val="0"/>
-              <w:keepLines w:val="0"/>
-              <w:widowControl/>
-              <w:suppressLineNumbers w:val="0"/>
-              <w:jc w:val="left"/>
-              <w:textAlignment w:val="center"/>
-              <w:rPr>
-                <w:rFonts w:hint="default" w:ascii="Times New Roman" w:hAnsi="Times New Roman" w:eastAsia="宋体" w:cs="Times New Roman"/>
-                <w:b w:val="0"/>
-                <w:bCs w:val="0"/>
-                <w:i w:val="0"/>
-                <w:iCs w:val="0"/>
-                <w:color w:val="000000"/>
-                <w:kern w:val="0"/>
-                <w:sz w:val="20"/>
-                <w:szCs w:val="20"/>
-                <w:u w:val="none"/>
-                <w:lang w:val="en-US" w:eastAsia="zh-CN" w:bidi="ar"/>
-              </w:rPr>
-            </w:pPr>
-            <w:r>
-              <w:rPr>
-                <w:rFonts w:hint="eastAsia" w:ascii="Times New Roman" w:hAnsi="Times New Roman" w:eastAsia="宋体" w:cs="Times New Roman"/>
-                <w:b w:val="0"/>
-                <w:bCs w:val="0"/>
-                <w:i w:val="0"/>
-                <w:iCs w:val="0"/>
-                <w:color w:val="000000"/>
-                <w:kern w:val="0"/>
-                <w:sz w:val="20"/>
-                <w:szCs w:val="20"/>
-                <w:u w:val="none"/>
-                <w:lang w:val="en-US" w:eastAsia="zh-CN" w:bidi="ar"/>
-              </w:rPr>
-              <w:t>PTEN</w:t>
-            </w:r>
-          </w:p>
-        </w:tc>
-        <w:tc>
-          <w:tcPr>
-            <w:tcW w:w="792" w:type="pct"/>
-            <w:tcBorders>
-              <w:top w:val="single" w:color="000000" w:sz="4" w:space="0"/>
-              <w:left w:val="single" w:color="000000" w:sz="4" w:space="0"/>
-              <w:bottom w:val="single" w:color="000000" w:sz="4" w:space="0"/>
-              <w:right w:val="single" w:color="000000" w:sz="4" w:space="0"/>
-            </w:tcBorders>
-            <w:shd w:val="clear" w:color="auto" w:fill="FFFFFF"/>
-            <w:vAlign w:val="center"/>
-          </w:tcPr>
-          <w:p>
-            <w:pPr>
-              <w:keepNext w:val="0"/>
-              <w:keepLines w:val="0"/>
-              <w:widowControl/>
-              <w:suppressLineNumbers w:val="0"/>
-              <w:jc w:val="left"/>
-              <w:textAlignment w:val="center"/>
-              <w:rPr>
-                <w:rFonts w:hint="default" w:ascii="Times New Roman" w:hAnsi="Times New Roman" w:eastAsia="宋体" w:cs="Times New Roman"/>
-                <w:b w:val="0"/>
-                <w:bCs w:val="0"/>
-                <w:i w:val="0"/>
-                <w:iCs w:val="0"/>
-                <w:color w:val="000000"/>
-                <w:kern w:val="0"/>
-                <w:sz w:val="20"/>
-                <w:szCs w:val="20"/>
-                <w:u w:val="none"/>
-                <w:lang w:val="en-US" w:eastAsia="zh-CN" w:bidi="ar"/>
-              </w:rPr>
-            </w:pPr>
-            <w:r>
-              <w:rPr>
-                <w:rFonts w:hint="eastAsia" w:ascii="Times New Roman" w:hAnsi="Times New Roman" w:eastAsia="宋体" w:cs="Times New Roman"/>
-                <w:b w:val="0"/>
-                <w:bCs w:val="0"/>
-                <w:i w:val="0"/>
-                <w:iCs w:val="0"/>
-                <w:color w:val="000000"/>
-                <w:kern w:val="0"/>
-                <w:sz w:val="20"/>
-                <w:szCs w:val="20"/>
-                <w:u w:val="none"/>
-                <w:lang w:val="en-US" w:eastAsia="zh-CN" w:bidi="ar"/>
-              </w:rPr>
-              <w:t>5</w:t>
-            </w:r>
-          </w:p>
-        </w:tc>
-        <w:tc>
-          <w:tcPr>
-            <w:tcW w:w="1842" w:type="pct"/>
-            <w:tcBorders>
-              <w:top w:val="single" w:color="000000" w:sz="4" w:space="0"/>
-              <w:left w:val="single" w:color="000000" w:sz="4" w:space="0"/>
-              <w:bottom w:val="single" w:color="000000" w:sz="4" w:space="0"/>
-              <w:right w:val="single" w:color="000000" w:sz="4" w:space="0"/>
-            </w:tcBorders>
-            <w:shd w:val="clear" w:color="auto" w:fill="FFFFFF"/>
-            <w:vAlign w:val="center"/>
-          </w:tcPr>
-          <w:p>
-            <w:pPr>
-              <w:keepNext w:val="0"/>
-              <w:keepLines w:val="0"/>
-              <w:widowControl/>
-              <w:suppressLineNumbers w:val="0"/>
-              <w:jc w:val="left"/>
-              <w:textAlignment w:val="center"/>
-              <w:rPr>
-                <w:rFonts w:hint="default" w:ascii="Times New Roman" w:hAnsi="Times New Roman" w:eastAsia="宋体" w:cs="Times New Roman"/>
-                <w:b w:val="0"/>
-                <w:bCs w:val="0"/>
-                <w:i w:val="0"/>
-                <w:iCs w:val="0"/>
-                <w:color w:val="000000"/>
-                <w:kern w:val="0"/>
-                <w:sz w:val="20"/>
-                <w:szCs w:val="20"/>
-                <w:u w:val="none"/>
-                <w:lang w:val="en-US" w:eastAsia="zh-CN" w:bidi="ar"/>
-              </w:rPr>
-            </w:pPr>
-            <w:r>
-              <w:rPr>
-                <w:rFonts w:hint="default" w:ascii="Times New Roman" w:hAnsi="Times New Roman" w:eastAsia="宋体" w:cs="Times New Roman"/>
-                <w:b w:val="0"/>
-                <w:bCs w:val="0"/>
-                <w:i w:val="0"/>
-                <w:iCs w:val="0"/>
-                <w:color w:val="000000"/>
-                <w:kern w:val="0"/>
-                <w:sz w:val="20"/>
-                <w:szCs w:val="20"/>
-                <w:u w:val="none"/>
-                <w:lang w:val="en-US" w:eastAsia="zh-CN" w:bidi="ar"/>
-              </w:rPr>
-              <w:t>c.389G&gt;A</w:t>
-            </w:r>
-          </w:p>
-        </w:tc>
-        <w:tc>
-          <w:tcPr>
-            <w:tcW w:w="1692" w:type="pct"/>
-            <w:tcBorders>
-              <w:top w:val="single" w:color="000000" w:sz="4" w:space="0"/>
-              <w:left w:val="single" w:color="000000" w:sz="4" w:space="0"/>
-              <w:bottom w:val="single" w:color="000000" w:sz="4" w:space="0"/>
-              <w:right w:val="single" w:color="000000" w:sz="4" w:space="0"/>
-            </w:tcBorders>
-            <w:shd w:val="clear" w:color="auto" w:fill="FFFFFF"/>
-            <w:noWrap/>
-            <w:vAlign w:val="center"/>
-          </w:tcPr>
-          <w:p>
-            <w:pPr>
-              <w:keepNext w:val="0"/>
-              <w:keepLines w:val="0"/>
-              <w:widowControl/>
-              <w:suppressLineNumbers w:val="0"/>
-              <w:jc w:val="left"/>
-              <w:textAlignment w:val="center"/>
-              <w:rPr>
-                <w:rFonts w:hint="default" w:ascii="Times New Roman" w:hAnsi="Times New Roman" w:eastAsia="宋体" w:cs="Times New Roman"/>
-                <w:b w:val="0"/>
-                <w:bCs w:val="0"/>
-                <w:i w:val="0"/>
-                <w:iCs w:val="0"/>
-                <w:color w:val="000000"/>
-                <w:kern w:val="0"/>
-                <w:sz w:val="20"/>
-                <w:szCs w:val="20"/>
-                <w:u w:val="none"/>
-                <w:lang w:val="en-US" w:eastAsia="zh-CN" w:bidi="ar"/>
-              </w:rPr>
-            </w:pPr>
-            <w:r>
-              <w:rPr>
-                <w:rFonts w:hint="default" w:ascii="Times New Roman" w:hAnsi="Times New Roman" w:eastAsia="宋体" w:cs="Times New Roman"/>
-                <w:b w:val="0"/>
-                <w:bCs w:val="0"/>
-                <w:i w:val="0"/>
-                <w:iCs w:val="0"/>
-                <w:color w:val="000000"/>
-                <w:kern w:val="0"/>
-                <w:sz w:val="20"/>
-                <w:szCs w:val="20"/>
-                <w:u w:val="none"/>
-                <w:lang w:val="en-US" w:eastAsia="zh-CN" w:bidi="ar"/>
-              </w:rPr>
-              <w:t>p.R130Q</w:t>
-            </w:r>
-          </w:p>
-        </w:tc>
-      </w:tr>
-      <w:tr>
-        <w:tblPrEx>
-          <w:tblBorders>
-            <w:top w:val="none" w:color="auto" w:sz="0" w:space="0"/>
-            <w:left w:val="none" w:color="auto" w:sz="0" w:space="0"/>
-            <w:bottom w:val="none" w:color="auto" w:sz="0" w:space="0"/>
-            <w:right w:val="none" w:color="auto" w:sz="0" w:space="0"/>
-            <w:insideH w:val="none" w:color="auto" w:sz="0" w:space="0"/>
-            <w:insideV w:val="none" w:color="auto" w:sz="0" w:space="0"/>
-          </w:tblBorders>
+          <w:shd w:val="clear" w:color="auto" w:fill="auto"/>
           <w:tblCellMar>
             <w:top w:w="0" w:type="dxa"/>
             <w:left w:w="108" w:type="dxa"/>
@@ -41450,15 +41885,15 @@
           <w:lang w:eastAsia="zh-CN"/>
         </w:rPr>
       </w:pPr>
-      <w:bookmarkStart w:id="95" w:name="_Toc3409"/>
+      <w:bookmarkStart w:id="95" w:name="_Toc4870"/>
       <w:bookmarkStart w:id="96" w:name="_Toc15114"/>
-      <w:bookmarkStart w:id="97" w:name="_Toc4870"/>
+      <w:bookmarkStart w:id="97" w:name="_Toc3409"/>
       <w:bookmarkStart w:id="98" w:name="_Toc31185"/>
-      <w:bookmarkStart w:id="99" w:name="_Toc20924"/>
-      <w:bookmarkStart w:id="100" w:name="_Toc20170_WPSOffice_Level1"/>
-      <w:bookmarkStart w:id="101" w:name="_Toc28454_WPSOffice_Level1"/>
-      <w:bookmarkStart w:id="102" w:name="_Toc27693"/>
-      <w:bookmarkStart w:id="103" w:name="_Toc26985_WPSOffice_Level1"/>
+      <w:bookmarkStart w:id="99" w:name="_Toc20170_WPSOffice_Level1"/>
+      <w:bookmarkStart w:id="100" w:name="_Toc26985_WPSOffice_Level1"/>
+      <w:bookmarkStart w:id="101" w:name="_Toc20924"/>
+      <w:bookmarkStart w:id="102" w:name="_Toc28454_WPSOffice_Level1"/>
+      <w:bookmarkStart w:id="103" w:name="_Toc27693"/>
       <w:r>
         <w:rPr>
           <w:rFonts w:hint="eastAsia"/>
@@ -41955,16 +42390,16 @@
           <w:lang w:eastAsia="zh-CN"/>
         </w:rPr>
       </w:pPr>
-      <w:bookmarkStart w:id="104" w:name="_Toc27809"/>
-      <w:bookmarkStart w:id="105" w:name="_Toc7332"/>
-      <w:bookmarkStart w:id="106" w:name="_Toc11901"/>
-      <w:bookmarkStart w:id="107" w:name="_Toc4503"/>
-      <w:bookmarkStart w:id="108" w:name="_Toc14611_WPSOffice_Level1"/>
-      <w:bookmarkStart w:id="109" w:name="_Toc22162_WPSOffice_Level1"/>
-      <w:bookmarkStart w:id="110" w:name="_Toc13275"/>
-      <w:bookmarkStart w:id="111" w:name="_Toc19584_WPSOffice_Level1"/>
-      <w:bookmarkStart w:id="112" w:name="_Toc22623"/>
-      <w:bookmarkStart w:id="113" w:name="_Toc17792_WPSOffice_Level2"/>
+      <w:bookmarkStart w:id="104" w:name="_Toc11901"/>
+      <w:bookmarkStart w:id="105" w:name="_Toc27809"/>
+      <w:bookmarkStart w:id="106" w:name="_Toc4503"/>
+      <w:bookmarkStart w:id="107" w:name="_Toc7332"/>
+      <w:bookmarkStart w:id="108" w:name="_Toc13275"/>
+      <w:bookmarkStart w:id="109" w:name="_Toc22623"/>
+      <w:bookmarkStart w:id="110" w:name="_Toc22162_WPSOffice_Level1"/>
+      <w:bookmarkStart w:id="111" w:name="_Toc17792_WPSOffice_Level2"/>
+      <w:bookmarkStart w:id="112" w:name="_Toc19584_WPSOffice_Level1"/>
+      <w:bookmarkStart w:id="113" w:name="_Toc14611_WPSOffice_Level1"/>
       <w:r>
         <w:rPr>
           <w:rFonts w:hint="eastAsia"/>
@@ -43780,17 +44215,6 @@
     </w:p>
     <w:p>
       <w:pPr>
-        <w:pStyle w:val="15"/>
-        <w:widowControl/>
-        <w:rPr>
-          <w:rFonts w:ascii="Times New Roman" w:hAnsi="Times New Roman" w:eastAsia="等线"/>
-          <w:sz w:val="22"/>
-          <w:lang w:eastAsia="zh-CN"/>
-        </w:rPr>
-      </w:pPr>
-    </w:p>
-    <w:p>
-      <w:pPr>
         <w:widowControl/>
         <w:snapToGrid w:val="0"/>
         <w:spacing w:after="120" w:afterLines="50"/>
@@ -43802,412 +44226,8 @@
           <w:lang w:eastAsia="zh-CN"/>
         </w:rPr>
       </w:pPr>
-    </w:p>
-    <w:p>
-      <w:pPr>
-        <w:widowControl/>
-        <w:snapToGrid w:val="0"/>
-        <w:spacing w:after="120" w:afterLines="50"/>
-        <w:jc w:val="both"/>
-        <w:rPr>
-          <w:rFonts w:ascii="Times New Roman" w:hAnsi="Times New Roman" w:cs="Times New Roman"/>
-          <w:sz w:val="15"/>
-          <w:szCs w:val="15"/>
-          <w:lang w:eastAsia="zh-CN"/>
-        </w:rPr>
-      </w:pPr>
-    </w:p>
-    <w:p>
-      <w:pPr>
-        <w:widowControl/>
-        <w:snapToGrid w:val="0"/>
-        <w:spacing w:after="120" w:afterLines="50"/>
-        <w:jc w:val="both"/>
-        <w:rPr>
-          <w:rFonts w:ascii="Times New Roman" w:hAnsi="Times New Roman" w:cs="Times New Roman"/>
-          <w:sz w:val="15"/>
-          <w:szCs w:val="15"/>
-          <w:lang w:eastAsia="zh-CN"/>
-        </w:rPr>
-      </w:pPr>
-    </w:p>
-    <w:p>
-      <w:pPr>
-        <w:widowControl/>
-        <w:snapToGrid w:val="0"/>
-        <w:spacing w:after="120" w:afterLines="50"/>
-        <w:jc w:val="both"/>
-        <w:rPr>
-          <w:rFonts w:ascii="Times New Roman" w:hAnsi="Times New Roman" w:cs="Times New Roman"/>
-          <w:sz w:val="15"/>
-          <w:szCs w:val="15"/>
-          <w:lang w:eastAsia="zh-CN"/>
-        </w:rPr>
-      </w:pPr>
-    </w:p>
-    <w:p>
-      <w:pPr>
-        <w:widowControl/>
-        <w:snapToGrid w:val="0"/>
-        <w:spacing w:after="120" w:afterLines="50"/>
-        <w:jc w:val="both"/>
-        <w:rPr>
-          <w:rFonts w:ascii="Times New Roman" w:hAnsi="Times New Roman" w:cs="Times New Roman"/>
-          <w:sz w:val="15"/>
-          <w:szCs w:val="15"/>
-          <w:lang w:eastAsia="zh-CN"/>
-        </w:rPr>
-      </w:pPr>
-    </w:p>
-    <w:p>
-      <w:pPr>
-        <w:ind w:left="621" w:leftChars="155" w:hanging="280" w:hangingChars="100"/>
-        <w:rPr>
-          <w:rFonts w:eastAsia="微软雅黑"/>
-          <w:b/>
-          <w:color w:val="00B050"/>
-          <w:sz w:val="28"/>
-          <w:szCs w:val="28"/>
-        </w:rPr>
-      </w:pPr>
-      <w:r>
-        <w:rPr>
-          <w:rFonts w:eastAsia="微软雅黑"/>
-          <w:b/>
-          <w:color w:val="00B050"/>
-          <w:sz w:val="28"/>
-          <w:szCs w:val="28"/>
-          <w:lang w:eastAsia="zh-CN"/>
-        </w:rPr>
-        <w:drawing>
-          <wp:anchor distT="0" distB="0" distL="114300" distR="114300" simplePos="0" relativeHeight="251661312" behindDoc="0" locked="0" layoutInCell="1" allowOverlap="1">
-            <wp:simplePos x="0" y="0"/>
-            <wp:positionH relativeFrom="column">
-              <wp:posOffset>-34290</wp:posOffset>
-            </wp:positionH>
-            <wp:positionV relativeFrom="paragraph">
-              <wp:posOffset>66040</wp:posOffset>
-            </wp:positionV>
-            <wp:extent cx="196215" cy="197485"/>
-            <wp:effectExtent l="0" t="0" r="1905" b="635"/>
-            <wp:wrapNone/>
-            <wp:docPr id="1" name="图片 1" descr="1"/>
-            <wp:cNvGraphicFramePr>
-              <a:graphicFrameLocks xmlns:a="http://schemas.openxmlformats.org/drawingml/2006/main" noChangeAspect="1"/>
-            </wp:cNvGraphicFramePr>
-            <a:graphic xmlns:a="http://schemas.openxmlformats.org/drawingml/2006/main">
-              <a:graphicData uri="http://schemas.openxmlformats.org/drawingml/2006/picture">
-                <pic:pic xmlns:pic="http://schemas.openxmlformats.org/drawingml/2006/picture">
-                  <pic:nvPicPr>
-                    <pic:cNvPr id="1" name="图片 1" descr="1"/>
-                    <pic:cNvPicPr>
-                      <a:picLocks noChangeAspect="1" noChangeArrowheads="1"/>
-                    </pic:cNvPicPr>
-                  </pic:nvPicPr>
-                  <pic:blipFill>
-                    <a:blip r:embed="rId12">
-                      <a:extLst>
-                        <a:ext uri="{28A0092B-C50C-407E-A947-70E740481C1C}">
-                          <a14:useLocalDpi xmlns:a14="http://schemas.microsoft.com/office/drawing/2010/main" val="0"/>
-                        </a:ext>
-                      </a:extLst>
-                    </a:blip>
-                    <a:srcRect/>
-                    <a:stretch>
-                      <a:fillRect/>
-                    </a:stretch>
-                  </pic:blipFill>
-                  <pic:spPr>
-                    <a:xfrm>
-                      <a:off x="0" y="0"/>
-                      <a:ext cx="196215" cy="197485"/>
-                    </a:xfrm>
-                    <a:prstGeom prst="rect">
-                      <a:avLst/>
-                    </a:prstGeom>
-                    <a:noFill/>
-                    <a:ln>
-                      <a:noFill/>
-                    </a:ln>
-                    <a:effectLst/>
-                  </pic:spPr>
-                </pic:pic>
-              </a:graphicData>
-            </a:graphic>
-          </wp:anchor>
-        </w:drawing>
-      </w:r>
-      <w:r>
-        <w:rPr>
-          <w:rFonts w:eastAsia="微软雅黑"/>
-          <w:b/>
-          <w:color w:val="00B050"/>
-          <w:sz w:val="28"/>
-          <w:szCs w:val="28"/>
-        </w:rPr>
-        <w:t>说明</w:t>
-      </w:r>
-    </w:p>
-    <w:p>
-      <w:pPr>
-        <w:widowControl/>
-        <w:numPr>
-          <w:ilvl w:val="0"/>
-          <w:numId w:val="14"/>
-        </w:numPr>
-        <w:spacing w:after="160" w:line="259" w:lineRule="auto"/>
-        <w:ind w:left="425"/>
-        <w:rPr>
-          <w:rFonts w:eastAsia="微软雅黑"/>
-          <w:b/>
-          <w:sz w:val="21"/>
-          <w:szCs w:val="21"/>
-          <w:lang w:eastAsia="zh-CN"/>
-        </w:rPr>
-      </w:pPr>
-      <w:r>
-        <w:rPr>
-          <w:rFonts w:eastAsia="微软雅黑"/>
-          <w:b/>
-          <w:sz w:val="21"/>
-          <w:szCs w:val="21"/>
-          <w:lang w:eastAsia="zh-CN"/>
-        </w:rPr>
-        <w:t>本报告为基因检测结果，基因、药物等信息列举未按照重要性排序。</w:t>
-      </w:r>
-    </w:p>
-    <w:p>
-      <w:pPr>
-        <w:widowControl/>
-        <w:numPr>
-          <w:ilvl w:val="0"/>
-          <w:numId w:val="14"/>
-        </w:numPr>
-        <w:spacing w:after="160" w:line="259" w:lineRule="auto"/>
-        <w:ind w:left="425"/>
-        <w:rPr>
-          <w:rFonts w:eastAsia="微软雅黑"/>
-          <w:b/>
-          <w:sz w:val="21"/>
-          <w:szCs w:val="21"/>
-          <w:lang w:eastAsia="zh-CN"/>
-        </w:rPr>
-      </w:pPr>
-      <w:r>
-        <w:rPr>
-          <w:rFonts w:eastAsia="微软雅黑"/>
-          <w:b/>
-          <w:sz w:val="21"/>
-          <w:szCs w:val="21"/>
-          <w:lang w:eastAsia="zh-CN"/>
-        </w:rPr>
-        <w:t>检测结果仅供科学研究和临床用药参考，具体治疗方案请咨询主治医生。</w:t>
-      </w:r>
-    </w:p>
-    <w:p>
-      <w:pPr>
-        <w:widowControl/>
-        <w:numPr>
-          <w:ilvl w:val="0"/>
-          <w:numId w:val="14"/>
-        </w:numPr>
-        <w:spacing w:after="160" w:line="259" w:lineRule="auto"/>
-        <w:ind w:left="425"/>
-        <w:rPr>
-          <w:rFonts w:eastAsia="微软雅黑"/>
-          <w:b/>
-          <w:sz w:val="21"/>
-          <w:szCs w:val="21"/>
-          <w:lang w:eastAsia="zh-CN"/>
-        </w:rPr>
-      </w:pPr>
-      <w:r>
-        <w:rPr>
-          <w:rFonts w:eastAsia="微软雅黑"/>
-          <w:b/>
-          <w:sz w:val="21"/>
-          <w:szCs w:val="21"/>
-          <w:lang w:eastAsia="zh-CN"/>
-        </w:rPr>
-        <w:t>本报告只对本次采集样本负责，如有疑问，请在15个工作日内与我们联系</w:t>
-      </w:r>
-      <w:r>
-        <w:rPr>
-          <w:rFonts w:hint="eastAsia" w:eastAsia="微软雅黑"/>
-          <w:b/>
-          <w:sz w:val="21"/>
-          <w:szCs w:val="21"/>
-          <w:lang w:eastAsia="zh-CN"/>
-        </w:rPr>
-        <w:t>023-</w:t>
-      </w:r>
-      <w:r>
-        <w:rPr>
-          <w:rFonts w:eastAsia="微软雅黑"/>
-          <w:b/>
-          <w:sz w:val="21"/>
-          <w:szCs w:val="21"/>
-          <w:lang w:eastAsia="zh-CN"/>
-        </w:rPr>
-        <w:t>68</w:t>
-      </w:r>
-      <w:r>
-        <w:rPr>
-          <w:rFonts w:hint="eastAsia" w:eastAsia="微软雅黑"/>
-          <w:b/>
-          <w:sz w:val="21"/>
-          <w:szCs w:val="21"/>
-          <w:lang w:eastAsia="zh-CN"/>
-        </w:rPr>
-        <w:t>815186</w:t>
-      </w:r>
-      <w:r>
-        <w:rPr>
-          <w:rFonts w:eastAsia="微软雅黑"/>
-          <w:b/>
-          <w:sz w:val="21"/>
-          <w:szCs w:val="21"/>
-          <w:lang w:eastAsia="zh-CN"/>
-        </w:rPr>
-        <w:t>。</w:t>
-      </w:r>
-    </w:p>
-    <w:p>
-      <w:pPr>
-        <w:rPr>
-          <w:rFonts w:eastAsia="微软雅黑"/>
-          <w:b/>
-          <w:bCs/>
-          <w:lang w:eastAsia="zh-CN"/>
-        </w:rPr>
-      </w:pPr>
-    </w:p>
-    <w:tbl>
-      <w:tblPr>
-        <w:tblStyle w:val="16"/>
-        <w:tblW w:w="10296" w:type="dxa"/>
-        <w:tblInd w:w="108" w:type="dxa"/>
-        <w:tblBorders>
-          <w:top w:val="single" w:color="auto" w:sz="12" w:space="0"/>
-          <w:left w:val="none" w:color="auto" w:sz="0" w:space="0"/>
-          <w:bottom w:val="none" w:color="auto" w:sz="0" w:space="0"/>
-          <w:right w:val="none" w:color="auto" w:sz="0" w:space="0"/>
-          <w:insideH w:val="single" w:color="auto" w:sz="4" w:space="0"/>
-          <w:insideV w:val="none" w:color="auto" w:sz="0" w:space="0"/>
-        </w:tblBorders>
-        <w:tblLayout w:type="fixed"/>
-        <w:tblCellMar>
-          <w:top w:w="0" w:type="dxa"/>
-          <w:left w:w="108" w:type="dxa"/>
-          <w:bottom w:w="0" w:type="dxa"/>
-          <w:right w:w="108" w:type="dxa"/>
-        </w:tblCellMar>
-      </w:tblPr>
-      <w:tblGrid>
-        <w:gridCol w:w="3969"/>
-        <w:gridCol w:w="6327"/>
-      </w:tblGrid>
-      <w:tr>
-        <w:tblPrEx>
-          <w:tblBorders>
-            <w:top w:val="single" w:color="auto" w:sz="12" w:space="0"/>
-            <w:left w:val="none" w:color="auto" w:sz="0" w:space="0"/>
-            <w:bottom w:val="none" w:color="auto" w:sz="0" w:space="0"/>
-            <w:right w:val="none" w:color="auto" w:sz="0" w:space="0"/>
-            <w:insideH w:val="single" w:color="auto" w:sz="4" w:space="0"/>
-            <w:insideV w:val="none" w:color="auto" w:sz="0" w:space="0"/>
-          </w:tblBorders>
-          <w:tblCellMar>
-            <w:top w:w="0" w:type="dxa"/>
-            <w:left w:w="108" w:type="dxa"/>
-            <w:bottom w:w="0" w:type="dxa"/>
-            <w:right w:w="108" w:type="dxa"/>
-          </w:tblCellMar>
-        </w:tblPrEx>
-        <w:tc>
-          <w:tcPr>
-            <w:tcW w:w="3969" w:type="dxa"/>
-            <w:tcBorders>
-              <w:top w:val="single" w:color="auto" w:sz="12" w:space="0"/>
-            </w:tcBorders>
-          </w:tcPr>
-          <w:p>
-            <w:pPr>
-              <w:snapToGrid w:val="0"/>
-              <w:spacing w:before="120" w:beforeLines="50"/>
-              <w:rPr>
-                <w:b/>
-                <w:szCs w:val="21"/>
-              </w:rPr>
-            </w:pPr>
-            <w:r>
-              <w:rPr>
-                <w:rFonts w:hint="eastAsia"/>
-                <w:b/>
-              </w:rPr>
-              <w:t>样本处理与分析：</w:t>
-            </w:r>
-          </w:p>
-        </w:tc>
-        <w:tc>
-          <w:tcPr>
-            <w:tcW w:w="6327" w:type="dxa"/>
-            <w:tcBorders>
-              <w:top w:val="single" w:color="auto" w:sz="12" w:space="0"/>
-            </w:tcBorders>
-          </w:tcPr>
-          <w:p>
-            <w:pPr>
-              <w:snapToGrid w:val="0"/>
-              <w:spacing w:before="120" w:beforeLines="50"/>
-              <w:rPr>
-                <w:b/>
-              </w:rPr>
-            </w:pPr>
-            <w:r>
-              <w:rPr>
-                <w:rFonts w:hint="eastAsia"/>
-                <w:b/>
-              </w:rPr>
-              <w:t xml:space="preserve">复核： </w:t>
-            </w:r>
-            <w:r>
-              <w:rPr>
-                <w:b/>
-              </w:rPr>
-              <w:t xml:space="preserve">                </w:t>
-            </w:r>
-            <w:r>
-              <w:rPr>
-                <w:rFonts w:hint="eastAsia"/>
-                <w:b/>
-              </w:rPr>
-              <w:t>报告时间：</w:t>
-            </w:r>
-            <w:r>
-              <w:rPr>
-                <w:rFonts w:hint="eastAsia" w:ascii="宋体" w:hAnsi="宋体" w:eastAsia="宋体" w:cs="宋体"/>
-                <w:b/>
-              </w:rPr>
-              <w:t>{{ reportdate }}</w:t>
-            </w:r>
-          </w:p>
-        </w:tc>
-      </w:tr>
-    </w:tbl>
-    <w:p>
-      <w:pPr>
-        <w:widowControl/>
-        <w:snapToGrid w:val="0"/>
-        <w:spacing w:after="120" w:afterLines="50"/>
-        <w:jc w:val="both"/>
-        <w:rPr>
-          <w:rFonts w:ascii="Times New Roman" w:hAnsi="Times New Roman" w:cs="Times New Roman"/>
-          <w:sz w:val="15"/>
-          <w:szCs w:val="15"/>
-          <w:lang w:eastAsia="zh-CN"/>
-        </w:rPr>
-      </w:pPr>
+      <w:bookmarkStart w:id="114" w:name="_GoBack"/>
+      <w:bookmarkEnd w:id="114"/>
     </w:p>
     <w:sectPr>
       <w:headerReference r:id="rId7" w:type="default"/>
@@ -46141,25 +46161,25 @@
     <w:abstractNumId w:val="1"/>
   </w:num>
   <w:num w:numId="8">
+    <w:abstractNumId w:val="13"/>
+  </w:num>
+  <w:num w:numId="9">
     <w:abstractNumId w:val="7"/>
   </w:num>
-  <w:num w:numId="9">
+  <w:num w:numId="10">
     <w:abstractNumId w:val="3"/>
   </w:num>
-  <w:num w:numId="10">
+  <w:num w:numId="11">
     <w:abstractNumId w:val="2"/>
   </w:num>
-  <w:num w:numId="11">
+  <w:num w:numId="12">
     <w:abstractNumId w:val="0"/>
   </w:num>
-  <w:num w:numId="12">
+  <w:num w:numId="13">
     <w:abstractNumId w:val="4"/>
   </w:num>
-  <w:num w:numId="13">
+  <w:num w:numId="14">
     <w:abstractNumId w:val="9"/>
-  </w:num>
-  <w:num w:numId="14">
-    <w:abstractNumId w:val="13"/>
   </w:num>
 </w:numbering>
 </file>

--- a/WebContent/docx/肠癌11基因报告-重庆分子.docx
+++ b/WebContent/docx/肠癌11基因报告-重庆分子.docx
@@ -322,6 +322,12 @@
             <w:insideH w:val="single" w:color="auto" w:sz="4" w:space="0"/>
             <w:insideV w:val="single" w:color="auto" w:sz="4" w:space="0"/>
           </w:tblBorders>
+          <w:tblCellMar>
+            <w:top w:w="0" w:type="dxa"/>
+            <w:left w:w="108" w:type="dxa"/>
+            <w:bottom w:w="0" w:type="dxa"/>
+            <w:right w:w="108" w:type="dxa"/>
+          </w:tblCellMar>
         </w:tblPrEx>
         <w:trPr>
           <w:trHeight w:val="667" w:hRule="atLeast"/>
@@ -2559,11 +2565,11 @@
       </w:pPr>
       <w:bookmarkStart w:id="0" w:name="_Toc24178_WPSOffice_Level1"/>
       <w:bookmarkStart w:id="1" w:name="_Toc21669"/>
-      <w:bookmarkStart w:id="2" w:name="_Toc24397"/>
-      <w:bookmarkStart w:id="3" w:name="_Toc32054"/>
-      <w:bookmarkStart w:id="4" w:name="_Toc21009_WPSOffice_Level1"/>
-      <w:bookmarkStart w:id="5" w:name="_Toc13806"/>
-      <w:bookmarkStart w:id="6" w:name="_Toc30143_WPSOffice_Level1"/>
+      <w:bookmarkStart w:id="2" w:name="_Toc32054"/>
+      <w:bookmarkStart w:id="3" w:name="_Toc13806"/>
+      <w:bookmarkStart w:id="4" w:name="_Toc30143_WPSOffice_Level1"/>
+      <w:bookmarkStart w:id="5" w:name="_Toc24397"/>
+      <w:bookmarkStart w:id="6" w:name="_Toc21009_WPSOffice_Level1"/>
       <w:bookmarkStart w:id="7" w:name="_Toc27500"/>
     </w:p>
     <w:p>
@@ -2642,6 +2648,7 @@
             <w:insideH w:val="single" w:color="BEBEBE" w:themeColor="background1" w:themeShade="BF" w:sz="4" w:space="0"/>
             <w:insideV w:val="single" w:color="BEBEBE" w:themeColor="background1" w:themeShade="BF" w:sz="4" w:space="0"/>
           </w:tblBorders>
+          <w:shd w:val="clear" w:color="auto" w:fill="FFFFFF" w:themeFill="background1"/>
           <w:tblCellMar>
             <w:top w:w="0" w:type="dxa"/>
             <w:left w:w="108" w:type="dxa"/>
@@ -3133,6 +3140,7 @@
             <w:insideH w:val="single" w:color="BEBEBE" w:themeColor="background1" w:themeShade="BF" w:sz="4" w:space="0"/>
             <w:insideV w:val="single" w:color="BEBEBE" w:themeColor="background1" w:themeShade="BF" w:sz="4" w:space="0"/>
           </w:tblBorders>
+          <w:shd w:val="clear" w:color="auto" w:fill="FFFFFF" w:themeFill="background1"/>
           <w:tblCellMar>
             <w:top w:w="0" w:type="dxa"/>
             <w:left w:w="108" w:type="dxa"/>
@@ -3321,14 +3329,14 @@
         <w:jc w:val="left"/>
         <w:textAlignment w:val="auto"/>
       </w:pPr>
-      <w:bookmarkStart w:id="9" w:name="_Toc18062_WPSOffice_Level1"/>
-      <w:bookmarkStart w:id="10" w:name="_Toc10518"/>
-      <w:bookmarkStart w:id="11" w:name="_Toc17451"/>
-      <w:bookmarkStart w:id="12" w:name="_Toc7021_WPSOffice_Level1"/>
-      <w:bookmarkStart w:id="13" w:name="_Toc32729"/>
-      <w:bookmarkStart w:id="14" w:name="_Toc11015_WPSOffice_Level1"/>
-      <w:bookmarkStart w:id="15" w:name="_Toc19594"/>
-      <w:bookmarkStart w:id="16" w:name="_Toc11465"/>
+      <w:bookmarkStart w:id="9" w:name="_Toc17451"/>
+      <w:bookmarkStart w:id="10" w:name="_Toc7021_WPSOffice_Level1"/>
+      <w:bookmarkStart w:id="11" w:name="_Toc32729"/>
+      <w:bookmarkStart w:id="12" w:name="_Toc11015_WPSOffice_Level1"/>
+      <w:bookmarkStart w:id="13" w:name="_Toc19594"/>
+      <w:bookmarkStart w:id="14" w:name="_Toc11465"/>
+      <w:bookmarkStart w:id="15" w:name="_Toc18062_WPSOffice_Level1"/>
+      <w:bookmarkStart w:id="16" w:name="_Toc10518"/>
       <w:bookmarkStart w:id="17" w:name="_Toc3823"/>
       <w:r>
         <w:t>检测项目</w:t>
@@ -3998,8 +4006,8 @@
         <w:textAlignment w:val="auto"/>
       </w:pPr>
       <w:bookmarkStart w:id="20" w:name="_Toc16576"/>
-      <w:bookmarkStart w:id="21" w:name="_Toc149832727"/>
-      <w:bookmarkStart w:id="22" w:name="_Toc149826002"/>
+      <w:bookmarkStart w:id="21" w:name="_Toc149826002"/>
+      <w:bookmarkStart w:id="22" w:name="_Toc149832727"/>
       <w:bookmarkStart w:id="23" w:name="_Toc7110"/>
       <w:bookmarkStart w:id="24" w:name="_Toc11859"/>
       <w:r>
@@ -4049,10 +4057,10 @@
           <w:lang w:eastAsia="zh-CN"/>
         </w:rPr>
       </w:pPr>
-      <w:bookmarkStart w:id="25" w:name="_Toc149832728"/>
-      <w:bookmarkStart w:id="26" w:name="_Toc149826003"/>
-      <w:bookmarkStart w:id="27" w:name="_Toc11674"/>
-      <w:bookmarkStart w:id="28" w:name="_Toc30197"/>
+      <w:bookmarkStart w:id="25" w:name="_Toc30197"/>
+      <w:bookmarkStart w:id="26" w:name="_Toc149832728"/>
+      <w:bookmarkStart w:id="27" w:name="_Toc149826003"/>
+      <w:bookmarkStart w:id="28" w:name="_Toc11674"/>
       <w:r>
         <w:rPr>
           <w:rFonts w:hint="eastAsia"/>
@@ -4971,8 +4979,8 @@
           <w:lang w:eastAsia="zh-CN"/>
         </w:rPr>
       </w:pPr>
-      <w:bookmarkStart w:id="29" w:name="_Toc31425"/>
-      <w:bookmarkStart w:id="30" w:name="_Toc6230"/>
+      <w:bookmarkStart w:id="29" w:name="_Toc6230"/>
+      <w:bookmarkStart w:id="30" w:name="_Toc31425"/>
       <w:bookmarkStart w:id="31" w:name="_Toc149832729"/>
       <w:r>
         <w:rPr>
@@ -6557,18 +6565,7 @@
           <w:szCs w:val="18"/>
           <w:lang w:eastAsia="zh-CN"/>
         </w:rPr>
-        <w:t xml:space="preserve"> %}乳腺癌{% endif %}靶向药物</w:t>
-      </w:r>
-      <w:bookmarkStart w:id="114" w:name="_GoBack"/>
-      <w:bookmarkEnd w:id="114"/>
-      <w:r>
-        <w:rPr>
-          <w:rFonts w:hint="eastAsia" w:ascii="Times New Roman" w:hAnsi="Times New Roman" w:eastAsia="微软雅黑" w:cs="Times New Roman"/>
-          <w:sz w:val="18"/>
-          <w:szCs w:val="18"/>
-          <w:lang w:eastAsia="zh-CN"/>
-        </w:rPr>
-        <w:t>密切相关的基因突变。{% endif %}</w:t>
+        <w:t xml:space="preserve"> %}乳腺癌{% endif %}靶向药物密切相关的基因突变。{% endif %}</w:t>
       </w:r>
     </w:p>
     <w:p>
@@ -7089,13 +7086,13 @@
         </w:rPr>
       </w:pPr>
       <w:bookmarkStart w:id="32" w:name="_Toc20136_WPSOffice_Level1"/>
-      <w:bookmarkStart w:id="33" w:name="_Toc19898_WPSOffice_Level1"/>
-      <w:bookmarkStart w:id="34" w:name="_Toc11417"/>
-      <w:bookmarkStart w:id="35" w:name="_Toc19184"/>
-      <w:bookmarkStart w:id="36" w:name="_Toc12381"/>
-      <w:bookmarkStart w:id="37" w:name="_Toc14062"/>
-      <w:bookmarkStart w:id="38" w:name="_Toc22132"/>
-      <w:bookmarkStart w:id="39" w:name="_Toc2781"/>
+      <w:bookmarkStart w:id="33" w:name="_Toc12381"/>
+      <w:bookmarkStart w:id="34" w:name="_Toc19184"/>
+      <w:bookmarkStart w:id="35" w:name="_Toc22132"/>
+      <w:bookmarkStart w:id="36" w:name="_Toc11417"/>
+      <w:bookmarkStart w:id="37" w:name="_Toc2781"/>
+      <w:bookmarkStart w:id="38" w:name="_Toc14062"/>
+      <w:bookmarkStart w:id="39" w:name="_Toc19898_WPSOffice_Level1"/>
       <w:r>
         <w:rPr>
           <w:rFonts w:hint="eastAsia"/>
@@ -7125,14 +7122,14 @@
           <w:lang w:eastAsia="zh-CN"/>
         </w:rPr>
       </w:pPr>
-      <w:bookmarkStart w:id="40" w:name="_Toc9088"/>
-      <w:bookmarkStart w:id="41" w:name="_Toc22976"/>
-      <w:bookmarkStart w:id="42" w:name="_Toc18062_WPSOffice_Level2"/>
-      <w:bookmarkStart w:id="43" w:name="_Toc30265"/>
-      <w:bookmarkStart w:id="44" w:name="_Toc11015_WPSOffice_Level2"/>
-      <w:bookmarkStart w:id="45" w:name="_Toc24979"/>
-      <w:bookmarkStart w:id="46" w:name="_Toc23375"/>
-      <w:bookmarkStart w:id="47" w:name="_Toc4875"/>
+      <w:bookmarkStart w:id="40" w:name="_Toc22976"/>
+      <w:bookmarkStart w:id="41" w:name="_Toc18062_WPSOffice_Level2"/>
+      <w:bookmarkStart w:id="42" w:name="_Toc9088"/>
+      <w:bookmarkStart w:id="43" w:name="_Toc11015_WPSOffice_Level2"/>
+      <w:bookmarkStart w:id="44" w:name="_Toc23375"/>
+      <w:bookmarkStart w:id="45" w:name="_Toc4875"/>
+      <w:bookmarkStart w:id="46" w:name="_Toc24979"/>
+      <w:bookmarkStart w:id="47" w:name="_Toc30265"/>
       <w:r>
         <w:rPr>
           <w:color w:val="auto"/>
@@ -7443,18 +7440,34 @@
             </w:pPr>
             <w:r>
               <w:rPr>
-                <w:rFonts w:ascii="Times New Roman" w:hAnsi="Times New Roman" w:eastAsia="微软雅黑" w:cs="Times New Roman"/>
+                <w:rFonts w:hint="eastAsia" w:ascii="Times New Roman" w:hAnsi="Times New Roman" w:eastAsia="微软雅黑" w:cs="Times New Roman"/>
                 <w:b/>
                 <w:color w:val="FFFFFF" w:themeColor="background1"/>
                 <w:sz w:val="21"/>
                 <w:szCs w:val="21"/>
+                <w:lang w:val="en-US" w:eastAsia="zh-CN"/>
                 <w14:textFill>
                   <w14:solidFill>
                     <w14:schemeClr w14:val="bg1"/>
                   </w14:solidFill>
                 </w14:textFill>
               </w:rPr>
-              <w:t>突变基因</w:t>
+              <w:t>检测</w:t>
+            </w:r>
+            <w:r>
+              <w:rPr>
+                <w:rFonts w:ascii="Times New Roman" w:hAnsi="Times New Roman" w:eastAsia="微软雅黑" w:cs="Times New Roman"/>
+                <w:b/>
+                <w:color w:val="FFFFFF" w:themeColor="background1"/>
+                <w:sz w:val="21"/>
+                <w:szCs w:val="21"/>
+                <w14:textFill>
+                  <w14:solidFill>
+                    <w14:schemeClr w14:val="bg1"/>
+                  </w14:solidFill>
+                </w14:textFill>
+              </w:rPr>
+              <w:t>基因</w:t>
             </w:r>
           </w:p>
         </w:tc>
@@ -9780,7 +9793,7 @@
         </w:tc>
         <w:tc>
           <w:tcPr>
-            <w:tcW w:w="535" w:type="pct"/>
+            <w:tcW w:w="1077" w:type="dxa"/>
             <w:tcBorders>
               <w:top w:val="nil"/>
               <w:left w:val="single" w:color="A4A4A4" w:themeColor="background1" w:themeShade="A5" w:sz="4" w:space="0"/>
@@ -9792,7 +9805,7 @@
           </w:tcPr>
           <w:p>
             <w:pPr>
-              <w:ind w:left="162" w:right="163"/>
+              <w:ind w:left="162" w:leftChars="0" w:right="163" w:rightChars="0"/>
               <w:jc w:val="center"/>
               <w:rPr>
                 <w:rFonts w:ascii="Times New Roman" w:hAnsi="Times New Roman" w:eastAsia="微软雅黑" w:cs="Times New Roman"/>
@@ -9802,21 +9815,41 @@
                 <w:lang w:eastAsia="zh-CN"/>
               </w:rPr>
             </w:pPr>
+            <w:r>
+              <w:rPr>
+                <w:rFonts w:hint="default" w:ascii="Times New Roman" w:hAnsi="Times New Roman" w:eastAsia="微软雅黑" w:cs="Times New Roman"/>
+                <w:b/>
+                <w:sz w:val="21"/>
+                <w:szCs w:val="21"/>
+                <w:lang w:eastAsia="zh-CN"/>
+              </w:rPr>
+              <w:t>{{ tip.comutation</w:t>
+            </w:r>
             <w:r>
               <w:rPr>
                 <w:rFonts w:hint="eastAsia" w:ascii="Times New Roman" w:hAnsi="Times New Roman" w:eastAsia="微软雅黑" w:cs="Times New Roman"/>
                 <w:b/>
                 <w:sz w:val="21"/>
                 <w:szCs w:val="21"/>
-                <w:lang w:eastAsia="zh-CN"/>
-              </w:rPr>
-              <w:t>{{ tip.comutation }}</w:t>
-            </w:r>
-          </w:p>
-        </w:tc>
-        <w:tc>
-          <w:tcPr>
-            <w:tcW w:w="758" w:type="pct"/>
+                <w:lang w:val="en-US" w:eastAsia="zh-CN"/>
+              </w:rPr>
+              <w:t>1</w:t>
+            </w:r>
+            <w:r>
+              <w:rPr>
+                <w:rFonts w:hint="default" w:ascii="Times New Roman" w:hAnsi="Times New Roman" w:eastAsia="微软雅黑" w:cs="Times New Roman"/>
+                <w:b/>
+                <w:sz w:val="21"/>
+                <w:szCs w:val="21"/>
+                <w:lang w:eastAsia="zh-CN"/>
+              </w:rPr>
+              <w:t xml:space="preserve"> }}</w:t>
+            </w:r>
+          </w:p>
+        </w:tc>
+        <w:tc>
+          <w:tcPr>
+            <w:tcW w:w="1527" w:type="dxa"/>
             <w:tcBorders>
               <w:top w:val="nil"/>
               <w:left w:val="single" w:color="A4A4A4" w:themeColor="background1" w:themeShade="A5" w:sz="4" w:space="0"/>
@@ -9829,7 +9862,7 @@
           <w:p>
             <w:pPr>
               <w:spacing w:before="2"/>
-              <w:ind w:left="116" w:right="116"/>
+              <w:ind w:left="116" w:leftChars="0" w:right="116" w:rightChars="0"/>
               <w:jc w:val="center"/>
               <w:rPr>
                 <w:rFonts w:ascii="Times New Roman" w:hAnsi="Times New Roman" w:eastAsia="微软雅黑" w:cs="Times New Roman"/>
@@ -9840,12 +9873,12 @@
             </w:pPr>
             <w:r>
               <w:rPr>
-                <w:rFonts w:hint="eastAsia" w:ascii="Times New Roman" w:hAnsi="Times New Roman" w:eastAsia="微软雅黑" w:cs="Times New Roman"/>
-                <w:sz w:val="21"/>
-                <w:szCs w:val="21"/>
-                <w:lang w:eastAsia="zh-CN"/>
-              </w:rPr>
-              <w:t>-</w:t>
+                <w:rFonts w:hint="default" w:ascii="Times New Roman" w:hAnsi="Times New Roman" w:eastAsia="微软雅黑" w:cs="Times New Roman"/>
+                <w:sz w:val="21"/>
+                <w:szCs w:val="21"/>
+                <w:lang w:eastAsia="zh-CN"/>
+              </w:rPr>
+              <w:t>{{ tip.comutation }}</w:t>
             </w:r>
           </w:p>
         </w:tc>
@@ -11957,8 +11990,8 @@
           <w:lang w:eastAsia="zh-CN"/>
         </w:rPr>
       </w:pPr>
-      <w:bookmarkStart w:id="48" w:name="_Toc30129"/>
-      <w:bookmarkStart w:id="49" w:name="_Toc149832733"/>
+      <w:bookmarkStart w:id="48" w:name="_Toc149832733"/>
+      <w:bookmarkStart w:id="49" w:name="_Toc30129"/>
       <w:bookmarkStart w:id="50" w:name="_Toc22117"/>
       <w:bookmarkStart w:id="51" w:name="_Toc149826009"/>
       <w:r>
@@ -12491,14 +12524,14 @@
           <w:lang w:eastAsia="zh-CN"/>
         </w:rPr>
       </w:pPr>
-      <w:bookmarkStart w:id="52" w:name="_Toc28194"/>
-      <w:bookmarkStart w:id="53" w:name="_Toc32661"/>
-      <w:bookmarkStart w:id="54" w:name="_Toc23846_WPSOffice_Level1"/>
-      <w:bookmarkStart w:id="55" w:name="_Toc4331_WPSOffice_Level1"/>
-      <w:bookmarkStart w:id="56" w:name="_Toc23903"/>
-      <w:bookmarkStart w:id="57" w:name="_Toc32443_WPSOffice_Level1"/>
-      <w:bookmarkStart w:id="58" w:name="_Toc25727"/>
-      <w:bookmarkStart w:id="59" w:name="_Toc5598"/>
+      <w:bookmarkStart w:id="52" w:name="_Toc32661"/>
+      <w:bookmarkStart w:id="53" w:name="_Toc28194"/>
+      <w:bookmarkStart w:id="54" w:name="_Toc32443_WPSOffice_Level1"/>
+      <w:bookmarkStart w:id="55" w:name="_Toc23846_WPSOffice_Level1"/>
+      <w:bookmarkStart w:id="56" w:name="_Toc5598"/>
+      <w:bookmarkStart w:id="57" w:name="_Toc25727"/>
+      <w:bookmarkStart w:id="58" w:name="_Toc23903"/>
+      <w:bookmarkStart w:id="59" w:name="_Toc4331_WPSOffice_Level1"/>
       <w:r>
         <w:rPr>
           <w:rFonts w:hint="eastAsia" w:ascii="Times New Roman" w:hAnsi="Times New Roman" w:eastAsia="微软雅黑" w:cs="Times New Roman"/>
@@ -12558,10 +12591,10 @@
           <w:lang w:eastAsia="zh-CN"/>
         </w:rPr>
       </w:pPr>
-      <w:bookmarkStart w:id="60" w:name="_Toc19645"/>
-      <w:bookmarkStart w:id="61" w:name="_Toc106719764"/>
-      <w:bookmarkStart w:id="62" w:name="_Toc20034"/>
-      <w:bookmarkStart w:id="63" w:name="_Toc10223"/>
+      <w:bookmarkStart w:id="60" w:name="_Toc20034"/>
+      <w:bookmarkStart w:id="61" w:name="_Toc10223"/>
+      <w:bookmarkStart w:id="62" w:name="_Toc19645"/>
+      <w:bookmarkStart w:id="63" w:name="_Toc106719764"/>
       <w:r>
         <w:rPr>
           <w:rFonts w:hint="eastAsia"/>
@@ -15747,14 +15780,14 @@
           <w:lang w:eastAsia="zh-CN"/>
         </w:rPr>
       </w:pPr>
-      <w:bookmarkStart w:id="65" w:name="_Toc2409"/>
-      <w:bookmarkStart w:id="66" w:name="_Toc1707_WPSOffice_Level1"/>
-      <w:bookmarkStart w:id="67" w:name="_Toc12505"/>
-      <w:bookmarkStart w:id="68" w:name="_Toc28240"/>
-      <w:bookmarkStart w:id="69" w:name="_Toc13196_WPSOffice_Level1"/>
-      <w:bookmarkStart w:id="70" w:name="_Toc27302"/>
-      <w:bookmarkStart w:id="71" w:name="_Toc21764_WPSOffice_Level1"/>
-      <w:bookmarkStart w:id="72" w:name="_Toc16594"/>
+      <w:bookmarkStart w:id="65" w:name="_Toc1707_WPSOffice_Level1"/>
+      <w:bookmarkStart w:id="66" w:name="_Toc2409"/>
+      <w:bookmarkStart w:id="67" w:name="_Toc27302"/>
+      <w:bookmarkStart w:id="68" w:name="_Toc13196_WPSOffice_Level1"/>
+      <w:bookmarkStart w:id="69" w:name="_Toc28240"/>
+      <w:bookmarkStart w:id="70" w:name="_Toc21764_WPSOffice_Level1"/>
+      <w:bookmarkStart w:id="71" w:name="_Toc16594"/>
+      <w:bookmarkStart w:id="72" w:name="_Toc12505"/>
       <w:r>
         <w:rPr>
           <w:rFonts w:hint="eastAsia" w:ascii="Times New Roman" w:hAnsi="Times New Roman" w:eastAsia="微软雅黑" w:cs="Times New Roman"/>
@@ -20466,7 +20499,27 @@
           <w:szCs w:val="24"/>
           <w:lang w:eastAsia="zh-CN"/>
         </w:rPr>
-        <w:t>{{ tdd.comutation }}</w:t>
+        <w:t>{{ tdd.comutation</w:t>
+      </w:r>
+      <w:r>
+        <w:rPr>
+          <w:rFonts w:hint="eastAsia" w:ascii="Times New Roman" w:hAnsi="Times New Roman" w:eastAsia="微软雅黑" w:cs="Times New Roman"/>
+          <w:b/>
+          <w:sz w:val="24"/>
+          <w:szCs w:val="24"/>
+          <w:lang w:val="en-US" w:eastAsia="zh-CN"/>
+        </w:rPr>
+        <w:t>1</w:t>
+      </w:r>
+      <w:r>
+        <w:rPr>
+          <w:rFonts w:hint="eastAsia" w:ascii="Times New Roman" w:hAnsi="Times New Roman" w:eastAsia="微软雅黑" w:cs="Times New Roman"/>
+          <w:b/>
+          <w:sz w:val="24"/>
+          <w:szCs w:val="24"/>
+          <w:lang w:eastAsia="zh-CN"/>
+        </w:rPr>
+        <w:t xml:space="preserve"> }}</w:t>
       </w:r>
     </w:p>
     <w:tbl>
@@ -20598,10 +20651,12 @@
                 <w:bCs/>
                 <w:sz w:val="18"/>
                 <w:szCs w:val="18"/>
-                <w:lang w:eastAsia="zh-CN"/>
-              </w:rPr>
-              <w:t>-</w:t>
-            </w:r>
+                <w:lang w:val="en-US" w:eastAsia="zh-CN"/>
+              </w:rPr>
+              <w:t>{{tdd.comutation}}</w:t>
+            </w:r>
+            <w:bookmarkStart w:id="114" w:name="_GoBack"/>
+            <w:bookmarkEnd w:id="114"/>
           </w:p>
         </w:tc>
       </w:tr>
@@ -24743,10 +24798,10 @@
           <w:lang w:eastAsia="zh-CN"/>
         </w:rPr>
       </w:pPr>
-      <w:bookmarkStart w:id="78" w:name="_Toc149826016"/>
-      <w:bookmarkStart w:id="79" w:name="_Toc27658"/>
-      <w:bookmarkStart w:id="80" w:name="_Toc149832739"/>
-      <w:bookmarkStart w:id="81" w:name="_Toc10744"/>
+      <w:bookmarkStart w:id="78" w:name="_Toc149832739"/>
+      <w:bookmarkStart w:id="79" w:name="_Toc10744"/>
+      <w:bookmarkStart w:id="80" w:name="_Toc27658"/>
+      <w:bookmarkStart w:id="81" w:name="_Toc149826016"/>
       <w:r>
         <w:rPr>
           <w:color w:val="auto"/>
@@ -26898,13 +26953,13 @@
           <w:lang w:eastAsia="zh-CN"/>
         </w:rPr>
       </w:pPr>
-      <w:bookmarkStart w:id="83" w:name="_Toc13759"/>
-      <w:bookmarkStart w:id="84" w:name="_Toc27075"/>
-      <w:bookmarkStart w:id="85" w:name="_Toc14255_WPSOffice_Level1"/>
-      <w:bookmarkStart w:id="86" w:name="_Toc31490"/>
-      <w:bookmarkStart w:id="87" w:name="_Toc15840_WPSOffice_Level1"/>
+      <w:bookmarkStart w:id="83" w:name="_Toc15840_WPSOffice_Level1"/>
+      <w:bookmarkStart w:id="84" w:name="_Toc24085_WPSOffice_Level1"/>
+      <w:bookmarkStart w:id="85" w:name="_Toc31490"/>
+      <w:bookmarkStart w:id="86" w:name="_Toc27075"/>
+      <w:bookmarkStart w:id="87" w:name="_Toc14255_WPSOffice_Level1"/>
       <w:bookmarkStart w:id="88" w:name="_Toc4168"/>
-      <w:bookmarkStart w:id="89" w:name="_Toc24085_WPSOffice_Level1"/>
+      <w:bookmarkStart w:id="89" w:name="_Toc13759"/>
       <w:r>
         <w:rPr>
           <w:rFonts w:hint="eastAsia"/>
@@ -29468,10 +29523,10 @@
           <w:lang w:val="en-US" w:eastAsia="zh-CN"/>
         </w:rPr>
       </w:pPr>
-      <w:bookmarkStart w:id="90" w:name="_Toc10438"/>
-      <w:bookmarkStart w:id="91" w:name="_Toc26449"/>
-      <w:bookmarkStart w:id="92" w:name="_Toc30346"/>
-      <w:bookmarkStart w:id="93" w:name="_Toc11406"/>
+      <w:bookmarkStart w:id="90" w:name="_Toc26449"/>
+      <w:bookmarkStart w:id="91" w:name="_Toc10438"/>
+      <w:bookmarkStart w:id="92" w:name="_Toc11406"/>
+      <w:bookmarkStart w:id="93" w:name="_Toc30346"/>
       <w:r>
         <w:rPr>
           <w:rFonts w:hint="eastAsia"/>
@@ -29542,6 +29597,7 @@
             <w:insideH w:val="none" w:color="auto" w:sz="0" w:space="0"/>
             <w:insideV w:val="none" w:color="auto" w:sz="0" w:space="0"/>
           </w:tblBorders>
+          <w:shd w:val="clear" w:color="auto" w:fill="auto"/>
           <w:tblCellMar>
             <w:top w:w="0" w:type="dxa"/>
             <w:left w:w="108" w:type="dxa"/>
@@ -29790,227 +29846,6 @@
                 <w:lang w:val="en-US" w:eastAsia="zh-CN" w:bidi="ar"/>
               </w:rPr>
               <w:t>融合形式</w:t>
-            </w:r>
-          </w:p>
-        </w:tc>
-      </w:tr>
-      <w:tr>
-        <w:tblPrEx>
-          <w:tblBorders>
-            <w:top w:val="none" w:color="auto" w:sz="0" w:space="0"/>
-            <w:left w:val="none" w:color="auto" w:sz="0" w:space="0"/>
-            <w:bottom w:val="none" w:color="auto" w:sz="0" w:space="0"/>
-            <w:right w:val="none" w:color="auto" w:sz="0" w:space="0"/>
-            <w:insideH w:val="none" w:color="auto" w:sz="0" w:space="0"/>
-            <w:insideV w:val="none" w:color="auto" w:sz="0" w:space="0"/>
-          </w:tblBorders>
-          <w:tblCellMar>
-            <w:top w:w="0" w:type="dxa"/>
-            <w:left w:w="108" w:type="dxa"/>
-            <w:bottom w:w="0" w:type="dxa"/>
-            <w:right w:w="108" w:type="dxa"/>
-          </w:tblCellMar>
-        </w:tblPrEx>
-        <w:trPr>
-          <w:trHeight w:val="340" w:hRule="atLeast"/>
-        </w:trPr>
-        <w:tc>
-          <w:tcPr>
-            <w:tcW w:w="672" w:type="pct"/>
-            <w:tcBorders>
-              <w:top w:val="single" w:color="000000" w:sz="4" w:space="0"/>
-              <w:left w:val="single" w:color="000000" w:sz="4" w:space="0"/>
-              <w:bottom w:val="single" w:color="000000" w:sz="4" w:space="0"/>
-              <w:right w:val="single" w:color="000000" w:sz="4" w:space="0"/>
-            </w:tcBorders>
-            <w:shd w:val="clear" w:color="auto" w:fill="FFFFFF"/>
-            <w:vAlign w:val="center"/>
-          </w:tcPr>
-          <w:p>
-            <w:pPr>
-              <w:keepNext w:val="0"/>
-              <w:keepLines w:val="0"/>
-              <w:widowControl/>
-              <w:suppressLineNumbers w:val="0"/>
-              <w:jc w:val="left"/>
-              <w:textAlignment w:val="center"/>
-              <w:rPr>
-                <w:rFonts w:hint="default" w:ascii="Times New Roman" w:hAnsi="Times New Roman" w:eastAsia="宋体" w:cs="Times New Roman"/>
-                <w:b w:val="0"/>
-                <w:bCs w:val="0"/>
-                <w:i w:val="0"/>
-                <w:iCs w:val="0"/>
-                <w:color w:val="000000"/>
-                <w:sz w:val="20"/>
-                <w:szCs w:val="20"/>
-                <w:u w:val="none"/>
-              </w:rPr>
-            </w:pPr>
-            <w:r>
-              <w:rPr>
-                <w:rFonts w:hint="default" w:ascii="Times New Roman" w:hAnsi="Times New Roman" w:eastAsia="宋体" w:cs="Times New Roman"/>
-                <w:b w:val="0"/>
-                <w:bCs w:val="0"/>
-                <w:i w:val="0"/>
-                <w:iCs w:val="0"/>
-                <w:color w:val="000000"/>
-                <w:kern w:val="0"/>
-                <w:sz w:val="20"/>
-                <w:szCs w:val="20"/>
-                <w:u w:val="none"/>
-                <w:lang w:val="en-US" w:eastAsia="zh-CN" w:bidi="ar"/>
-              </w:rPr>
-              <w:t>EGFR</w:t>
-            </w:r>
-          </w:p>
-        </w:tc>
-        <w:tc>
-          <w:tcPr>
-            <w:tcW w:w="792" w:type="pct"/>
-            <w:tcBorders>
-              <w:top w:val="single" w:color="000000" w:sz="4" w:space="0"/>
-              <w:left w:val="single" w:color="000000" w:sz="4" w:space="0"/>
-              <w:bottom w:val="single" w:color="000000" w:sz="4" w:space="0"/>
-              <w:right w:val="single" w:color="000000" w:sz="4" w:space="0"/>
-            </w:tcBorders>
-            <w:shd w:val="clear" w:color="auto" w:fill="FFFFFF"/>
-            <w:vAlign w:val="center"/>
-          </w:tcPr>
-          <w:p>
-            <w:pPr>
-              <w:keepNext w:val="0"/>
-              <w:keepLines w:val="0"/>
-              <w:widowControl/>
-              <w:suppressLineNumbers w:val="0"/>
-              <w:jc w:val="left"/>
-              <w:textAlignment w:val="center"/>
-              <w:rPr>
-                <w:rFonts w:hint="default" w:ascii="Times New Roman" w:hAnsi="Times New Roman" w:eastAsia="宋体" w:cs="Times New Roman"/>
-                <w:b w:val="0"/>
-                <w:bCs w:val="0"/>
-                <w:i w:val="0"/>
-                <w:iCs w:val="0"/>
-                <w:color w:val="000000"/>
-                <w:sz w:val="20"/>
-                <w:szCs w:val="20"/>
-                <w:u w:val="none"/>
-              </w:rPr>
-            </w:pPr>
-            <w:r>
-              <w:rPr>
-                <w:rFonts w:hint="default" w:ascii="Times New Roman" w:hAnsi="Times New Roman" w:eastAsia="宋体" w:cs="Times New Roman"/>
-                <w:b w:val="0"/>
-                <w:bCs w:val="0"/>
-                <w:i w:val="0"/>
-                <w:iCs w:val="0"/>
-                <w:color w:val="000000"/>
-                <w:kern w:val="0"/>
-                <w:sz w:val="20"/>
-                <w:szCs w:val="20"/>
-                <w:u w:val="none"/>
-                <w:lang w:val="en-US" w:eastAsia="zh-CN" w:bidi="ar"/>
-              </w:rPr>
-              <w:t xml:space="preserve">18 </w:t>
-            </w:r>
-          </w:p>
-        </w:tc>
-        <w:tc>
-          <w:tcPr>
-            <w:tcW w:w="1842" w:type="pct"/>
-            <w:tcBorders>
-              <w:top w:val="single" w:color="000000" w:sz="4" w:space="0"/>
-              <w:left w:val="single" w:color="000000" w:sz="4" w:space="0"/>
-              <w:bottom w:val="single" w:color="000000" w:sz="4" w:space="0"/>
-              <w:right w:val="single" w:color="000000" w:sz="4" w:space="0"/>
-            </w:tcBorders>
-            <w:shd w:val="clear" w:color="auto" w:fill="FFFFFF"/>
-            <w:vAlign w:val="center"/>
-          </w:tcPr>
-          <w:p>
-            <w:pPr>
-              <w:keepNext w:val="0"/>
-              <w:keepLines w:val="0"/>
-              <w:widowControl/>
-              <w:suppressLineNumbers w:val="0"/>
-              <w:jc w:val="left"/>
-              <w:textAlignment w:val="center"/>
-              <w:rPr>
-                <w:rFonts w:hint="default" w:ascii="Times New Roman" w:hAnsi="Times New Roman" w:eastAsia="宋体" w:cs="Times New Roman"/>
-                <w:b w:val="0"/>
-                <w:bCs w:val="0"/>
-                <w:i w:val="0"/>
-                <w:iCs w:val="0"/>
-                <w:color w:val="000000"/>
-                <w:sz w:val="20"/>
-                <w:szCs w:val="20"/>
-                <w:u w:val="none"/>
-              </w:rPr>
-            </w:pPr>
-            <w:r>
-              <w:rPr>
-                <w:rFonts w:hint="default" w:ascii="Times New Roman" w:hAnsi="Times New Roman" w:eastAsia="宋体" w:cs="Times New Roman"/>
-                <w:b w:val="0"/>
-                <w:bCs w:val="0"/>
-                <w:i w:val="0"/>
-                <w:iCs w:val="0"/>
-                <w:color w:val="000000"/>
-                <w:kern w:val="0"/>
-                <w:sz w:val="20"/>
-                <w:szCs w:val="20"/>
-                <w:u w:val="none"/>
-                <w:lang w:val="en-US" w:eastAsia="zh-CN" w:bidi="ar"/>
-              </w:rPr>
-              <w:t>c.2156G&gt;C</w:t>
-            </w:r>
-          </w:p>
-        </w:tc>
-        <w:tc>
-          <w:tcPr>
-            <w:tcW w:w="1692" w:type="pct"/>
-            <w:tcBorders>
-              <w:top w:val="single" w:color="000000" w:sz="4" w:space="0"/>
-              <w:left w:val="single" w:color="000000" w:sz="4" w:space="0"/>
-              <w:bottom w:val="single" w:color="000000" w:sz="4" w:space="0"/>
-              <w:right w:val="single" w:color="000000" w:sz="4" w:space="0"/>
-            </w:tcBorders>
-            <w:shd w:val="clear" w:color="auto" w:fill="FFFFFF"/>
-            <w:vAlign w:val="center"/>
-          </w:tcPr>
-          <w:p>
-            <w:pPr>
-              <w:keepNext w:val="0"/>
-              <w:keepLines w:val="0"/>
-              <w:widowControl/>
-              <w:suppressLineNumbers w:val="0"/>
-              <w:jc w:val="left"/>
-              <w:textAlignment w:val="center"/>
-              <w:rPr>
-                <w:rFonts w:hint="default" w:ascii="Times New Roman" w:hAnsi="Times New Roman" w:eastAsia="宋体" w:cs="Times New Roman"/>
-                <w:b w:val="0"/>
-                <w:bCs w:val="0"/>
-                <w:i w:val="0"/>
-                <w:iCs w:val="0"/>
-                <w:color w:val="000000"/>
-                <w:sz w:val="20"/>
-                <w:szCs w:val="20"/>
-                <w:u w:val="none"/>
-              </w:rPr>
-            </w:pPr>
-            <w:r>
-              <w:rPr>
-                <w:rFonts w:hint="default" w:ascii="Times New Roman" w:hAnsi="Times New Roman" w:eastAsia="宋体" w:cs="Times New Roman"/>
-                <w:b w:val="0"/>
-                <w:bCs w:val="0"/>
-                <w:i w:val="0"/>
-                <w:iCs w:val="0"/>
-                <w:color w:val="000000"/>
-                <w:kern w:val="0"/>
-                <w:sz w:val="20"/>
-                <w:szCs w:val="20"/>
-                <w:u w:val="none"/>
-                <w:lang w:val="en-US" w:eastAsia="zh-CN" w:bidi="ar"/>
-              </w:rPr>
-              <w:t>p.G719A</w:t>
             </w:r>
           </w:p>
         </w:tc>
@@ -30182,7 +30017,7 @@
                 <w:u w:val="none"/>
                 <w:lang w:val="en-US" w:eastAsia="zh-CN" w:bidi="ar"/>
               </w:rPr>
-              <w:t>c.2155G&gt;T</w:t>
+              <w:t>c.2156G&gt;C</w:t>
             </w:r>
           </w:p>
         </w:tc>
@@ -30232,228 +30067,7 @@
                 <w:u w:val="none"/>
                 <w:lang w:val="en-US" w:eastAsia="zh-CN" w:bidi="ar"/>
               </w:rPr>
-              <w:t>p.G719C</w:t>
-            </w:r>
-          </w:p>
-        </w:tc>
-      </w:tr>
-      <w:tr>
-        <w:tblPrEx>
-          <w:tblBorders>
-            <w:top w:val="none" w:color="auto" w:sz="0" w:space="0"/>
-            <w:left w:val="none" w:color="auto" w:sz="0" w:space="0"/>
-            <w:bottom w:val="none" w:color="auto" w:sz="0" w:space="0"/>
-            <w:right w:val="none" w:color="auto" w:sz="0" w:space="0"/>
-            <w:insideH w:val="none" w:color="auto" w:sz="0" w:space="0"/>
-            <w:insideV w:val="none" w:color="auto" w:sz="0" w:space="0"/>
-          </w:tblBorders>
-          <w:tblCellMar>
-            <w:top w:w="0" w:type="dxa"/>
-            <w:left w:w="108" w:type="dxa"/>
-            <w:bottom w:w="0" w:type="dxa"/>
-            <w:right w:w="108" w:type="dxa"/>
-          </w:tblCellMar>
-        </w:tblPrEx>
-        <w:trPr>
-          <w:trHeight w:val="340" w:hRule="atLeast"/>
-        </w:trPr>
-        <w:tc>
-          <w:tcPr>
-            <w:tcW w:w="672" w:type="pct"/>
-            <w:tcBorders>
-              <w:top w:val="single" w:color="000000" w:sz="4" w:space="0"/>
-              <w:left w:val="single" w:color="000000" w:sz="4" w:space="0"/>
-              <w:bottom w:val="single" w:color="000000" w:sz="4" w:space="0"/>
-              <w:right w:val="single" w:color="000000" w:sz="4" w:space="0"/>
-            </w:tcBorders>
-            <w:shd w:val="clear" w:color="auto" w:fill="FFFFFF"/>
-            <w:vAlign w:val="center"/>
-          </w:tcPr>
-          <w:p>
-            <w:pPr>
-              <w:keepNext w:val="0"/>
-              <w:keepLines w:val="0"/>
-              <w:widowControl/>
-              <w:suppressLineNumbers w:val="0"/>
-              <w:jc w:val="left"/>
-              <w:textAlignment w:val="center"/>
-              <w:rPr>
-                <w:rFonts w:hint="default" w:ascii="Times New Roman" w:hAnsi="Times New Roman" w:eastAsia="宋体" w:cs="Times New Roman"/>
-                <w:b w:val="0"/>
-                <w:bCs w:val="0"/>
-                <w:i w:val="0"/>
-                <w:iCs w:val="0"/>
-                <w:color w:val="000000"/>
-                <w:sz w:val="20"/>
-                <w:szCs w:val="20"/>
-                <w:u w:val="none"/>
-              </w:rPr>
-            </w:pPr>
-            <w:r>
-              <w:rPr>
-                <w:rFonts w:hint="default" w:ascii="Times New Roman" w:hAnsi="Times New Roman" w:eastAsia="宋体" w:cs="Times New Roman"/>
-                <w:b w:val="0"/>
-                <w:bCs w:val="0"/>
-                <w:i w:val="0"/>
-                <w:iCs w:val="0"/>
-                <w:color w:val="000000"/>
-                <w:kern w:val="0"/>
-                <w:sz w:val="20"/>
-                <w:szCs w:val="20"/>
-                <w:u w:val="none"/>
-                <w:lang w:val="en-US" w:eastAsia="zh-CN" w:bidi="ar"/>
-              </w:rPr>
-              <w:t>EGFR</w:t>
-            </w:r>
-          </w:p>
-        </w:tc>
-        <w:tc>
-          <w:tcPr>
-            <w:tcW w:w="792" w:type="pct"/>
-            <w:tcBorders>
-              <w:top w:val="single" w:color="000000" w:sz="4" w:space="0"/>
-              <w:left w:val="single" w:color="000000" w:sz="4" w:space="0"/>
-              <w:bottom w:val="single" w:color="000000" w:sz="4" w:space="0"/>
-              <w:right w:val="single" w:color="000000" w:sz="4" w:space="0"/>
-            </w:tcBorders>
-            <w:shd w:val="clear" w:color="auto" w:fill="FFFFFF"/>
-            <w:vAlign w:val="center"/>
-          </w:tcPr>
-          <w:p>
-            <w:pPr>
-              <w:keepNext w:val="0"/>
-              <w:keepLines w:val="0"/>
-              <w:widowControl/>
-              <w:suppressLineNumbers w:val="0"/>
-              <w:jc w:val="left"/>
-              <w:textAlignment w:val="center"/>
-              <w:rPr>
-                <w:rFonts w:hint="default" w:ascii="Times New Roman" w:hAnsi="Times New Roman" w:eastAsia="宋体" w:cs="Times New Roman"/>
-                <w:b w:val="0"/>
-                <w:bCs w:val="0"/>
-                <w:i w:val="0"/>
-                <w:iCs w:val="0"/>
-                <w:color w:val="000000"/>
-                <w:sz w:val="20"/>
-                <w:szCs w:val="20"/>
-                <w:u w:val="none"/>
-              </w:rPr>
-            </w:pPr>
-            <w:r>
-              <w:rPr>
-                <w:rFonts w:hint="default" w:ascii="Times New Roman" w:hAnsi="Times New Roman" w:eastAsia="宋体" w:cs="Times New Roman"/>
-                <w:b w:val="0"/>
-                <w:bCs w:val="0"/>
-                <w:i w:val="0"/>
-                <w:iCs w:val="0"/>
-                <w:color w:val="000000"/>
-                <w:kern w:val="0"/>
-                <w:sz w:val="20"/>
-                <w:szCs w:val="20"/>
-                <w:u w:val="none"/>
-                <w:lang w:val="en-US" w:eastAsia="zh-CN" w:bidi="ar"/>
-              </w:rPr>
-              <w:t xml:space="preserve">18 </w:t>
-            </w:r>
-          </w:p>
-        </w:tc>
-        <w:tc>
-          <w:tcPr>
-            <w:tcW w:w="1842" w:type="pct"/>
-            <w:tcBorders>
-              <w:top w:val="single" w:color="000000" w:sz="4" w:space="0"/>
-              <w:left w:val="single" w:color="000000" w:sz="4" w:space="0"/>
-              <w:bottom w:val="single" w:color="000000" w:sz="4" w:space="0"/>
-              <w:right w:val="single" w:color="000000" w:sz="4" w:space="0"/>
-            </w:tcBorders>
-            <w:shd w:val="clear" w:color="auto" w:fill="FFFFFF"/>
-            <w:vAlign w:val="center"/>
-          </w:tcPr>
-          <w:p>
-            <w:pPr>
-              <w:keepNext w:val="0"/>
-              <w:keepLines w:val="0"/>
-              <w:widowControl/>
-              <w:suppressLineNumbers w:val="0"/>
-              <w:jc w:val="left"/>
-              <w:textAlignment w:val="center"/>
-              <w:rPr>
-                <w:rFonts w:hint="default" w:ascii="Times New Roman" w:hAnsi="Times New Roman" w:eastAsia="宋体" w:cs="Times New Roman"/>
-                <w:b w:val="0"/>
-                <w:bCs w:val="0"/>
-                <w:i w:val="0"/>
-                <w:iCs w:val="0"/>
-                <w:color w:val="000000"/>
-                <w:sz w:val="20"/>
-                <w:szCs w:val="20"/>
-                <w:u w:val="none"/>
-              </w:rPr>
-            </w:pPr>
-            <w:r>
-              <w:rPr>
-                <w:rFonts w:hint="default" w:ascii="Times New Roman" w:hAnsi="Times New Roman" w:eastAsia="宋体" w:cs="Times New Roman"/>
-                <w:b w:val="0"/>
-                <w:bCs w:val="0"/>
-                <w:i w:val="0"/>
-                <w:iCs w:val="0"/>
-                <w:color w:val="000000"/>
-                <w:kern w:val="0"/>
-                <w:sz w:val="20"/>
-                <w:szCs w:val="20"/>
-                <w:u w:val="none"/>
-                <w:lang w:val="en-US" w:eastAsia="zh-CN" w:bidi="ar"/>
-              </w:rPr>
-              <w:t>c.2155G&gt;A</w:t>
-            </w:r>
-          </w:p>
-        </w:tc>
-        <w:tc>
-          <w:tcPr>
-            <w:tcW w:w="1692" w:type="pct"/>
-            <w:tcBorders>
-              <w:top w:val="single" w:color="000000" w:sz="4" w:space="0"/>
-              <w:left w:val="single" w:color="000000" w:sz="4" w:space="0"/>
-              <w:bottom w:val="single" w:color="000000" w:sz="4" w:space="0"/>
-              <w:right w:val="single" w:color="000000" w:sz="4" w:space="0"/>
-            </w:tcBorders>
-            <w:shd w:val="clear" w:color="auto" w:fill="FFFFFF"/>
-            <w:vAlign w:val="center"/>
-          </w:tcPr>
-          <w:p>
-            <w:pPr>
-              <w:keepNext w:val="0"/>
-              <w:keepLines w:val="0"/>
-              <w:widowControl/>
-              <w:suppressLineNumbers w:val="0"/>
-              <w:jc w:val="left"/>
-              <w:textAlignment w:val="center"/>
-              <w:rPr>
-                <w:rFonts w:hint="default" w:ascii="Times New Roman" w:hAnsi="Times New Roman" w:eastAsia="宋体" w:cs="Times New Roman"/>
-                <w:b w:val="0"/>
-                <w:bCs w:val="0"/>
-                <w:i w:val="0"/>
-                <w:iCs w:val="0"/>
-                <w:color w:val="000000"/>
-                <w:sz w:val="20"/>
-                <w:szCs w:val="20"/>
-                <w:u w:val="none"/>
-              </w:rPr>
-            </w:pPr>
-            <w:r>
-              <w:rPr>
-                <w:rFonts w:hint="default" w:ascii="Times New Roman" w:hAnsi="Times New Roman" w:eastAsia="宋体" w:cs="Times New Roman"/>
-                <w:b w:val="0"/>
-                <w:bCs w:val="0"/>
-                <w:i w:val="0"/>
-                <w:iCs w:val="0"/>
-                <w:color w:val="000000"/>
-                <w:kern w:val="0"/>
-                <w:sz w:val="20"/>
-                <w:szCs w:val="20"/>
-                <w:u w:val="none"/>
-                <w:lang w:val="en-US" w:eastAsia="zh-CN" w:bidi="ar"/>
-              </w:rPr>
-              <w:t>p.G719S</w:t>
+              <w:t>p.G719A</w:t>
             </w:r>
           </w:p>
         </w:tc>
@@ -30625,7 +30239,7 @@
                 <w:u w:val="none"/>
                 <w:lang w:val="en-US" w:eastAsia="zh-CN" w:bidi="ar"/>
               </w:rPr>
-              <w:t>c.2170G&gt;A</w:t>
+              <w:t>c.2155G&gt;T</w:t>
             </w:r>
           </w:p>
         </w:tc>
@@ -30675,7 +30289,7 @@
                 <w:u w:val="none"/>
                 <w:lang w:val="en-US" w:eastAsia="zh-CN" w:bidi="ar"/>
               </w:rPr>
-              <w:t>p.G724S</w:t>
+              <w:t>p.G719C</w:t>
             </w:r>
           </w:p>
         </w:tc>
@@ -30797,7 +30411,7 @@
                 <w:u w:val="none"/>
                 <w:lang w:val="en-US" w:eastAsia="zh-CN" w:bidi="ar"/>
               </w:rPr>
-              <w:t xml:space="preserve">19 </w:t>
+              <w:t xml:space="preserve">18 </w:t>
             </w:r>
           </w:p>
         </w:tc>
@@ -30847,7 +30461,7 @@
                 <w:u w:val="none"/>
                 <w:lang w:val="en-US" w:eastAsia="zh-CN" w:bidi="ar"/>
               </w:rPr>
-              <w:t>c.2235_2249del15</w:t>
+              <w:t>c.2155G&gt;A</w:t>
             </w:r>
           </w:p>
         </w:tc>
@@ -30897,7 +30511,228 @@
                 <w:u w:val="none"/>
                 <w:lang w:val="en-US" w:eastAsia="zh-CN" w:bidi="ar"/>
               </w:rPr>
-              <w:t>p.E746_A750delELREA</w:t>
+              <w:t>p.G719S</w:t>
+            </w:r>
+          </w:p>
+        </w:tc>
+      </w:tr>
+      <w:tr>
+        <w:tblPrEx>
+          <w:tblBorders>
+            <w:top w:val="none" w:color="auto" w:sz="0" w:space="0"/>
+            <w:left w:val="none" w:color="auto" w:sz="0" w:space="0"/>
+            <w:bottom w:val="none" w:color="auto" w:sz="0" w:space="0"/>
+            <w:right w:val="none" w:color="auto" w:sz="0" w:space="0"/>
+            <w:insideH w:val="none" w:color="auto" w:sz="0" w:space="0"/>
+            <w:insideV w:val="none" w:color="auto" w:sz="0" w:space="0"/>
+          </w:tblBorders>
+          <w:tblCellMar>
+            <w:top w:w="0" w:type="dxa"/>
+            <w:left w:w="108" w:type="dxa"/>
+            <w:bottom w:w="0" w:type="dxa"/>
+            <w:right w:w="108" w:type="dxa"/>
+          </w:tblCellMar>
+        </w:tblPrEx>
+        <w:trPr>
+          <w:trHeight w:val="340" w:hRule="atLeast"/>
+        </w:trPr>
+        <w:tc>
+          <w:tcPr>
+            <w:tcW w:w="672" w:type="pct"/>
+            <w:tcBorders>
+              <w:top w:val="single" w:color="000000" w:sz="4" w:space="0"/>
+              <w:left w:val="single" w:color="000000" w:sz="4" w:space="0"/>
+              <w:bottom w:val="single" w:color="000000" w:sz="4" w:space="0"/>
+              <w:right w:val="single" w:color="000000" w:sz="4" w:space="0"/>
+            </w:tcBorders>
+            <w:shd w:val="clear" w:color="auto" w:fill="FFFFFF"/>
+            <w:vAlign w:val="center"/>
+          </w:tcPr>
+          <w:p>
+            <w:pPr>
+              <w:keepNext w:val="0"/>
+              <w:keepLines w:val="0"/>
+              <w:widowControl/>
+              <w:suppressLineNumbers w:val="0"/>
+              <w:jc w:val="left"/>
+              <w:textAlignment w:val="center"/>
+              <w:rPr>
+                <w:rFonts w:hint="default" w:ascii="Times New Roman" w:hAnsi="Times New Roman" w:eastAsia="宋体" w:cs="Times New Roman"/>
+                <w:b w:val="0"/>
+                <w:bCs w:val="0"/>
+                <w:i w:val="0"/>
+                <w:iCs w:val="0"/>
+                <w:color w:val="000000"/>
+                <w:sz w:val="20"/>
+                <w:szCs w:val="20"/>
+                <w:u w:val="none"/>
+              </w:rPr>
+            </w:pPr>
+            <w:r>
+              <w:rPr>
+                <w:rFonts w:hint="default" w:ascii="Times New Roman" w:hAnsi="Times New Roman" w:eastAsia="宋体" w:cs="Times New Roman"/>
+                <w:b w:val="0"/>
+                <w:bCs w:val="0"/>
+                <w:i w:val="0"/>
+                <w:iCs w:val="0"/>
+                <w:color w:val="000000"/>
+                <w:kern w:val="0"/>
+                <w:sz w:val="20"/>
+                <w:szCs w:val="20"/>
+                <w:u w:val="none"/>
+                <w:lang w:val="en-US" w:eastAsia="zh-CN" w:bidi="ar"/>
+              </w:rPr>
+              <w:t>EGFR</w:t>
+            </w:r>
+          </w:p>
+        </w:tc>
+        <w:tc>
+          <w:tcPr>
+            <w:tcW w:w="792" w:type="pct"/>
+            <w:tcBorders>
+              <w:top w:val="single" w:color="000000" w:sz="4" w:space="0"/>
+              <w:left w:val="single" w:color="000000" w:sz="4" w:space="0"/>
+              <w:bottom w:val="single" w:color="000000" w:sz="4" w:space="0"/>
+              <w:right w:val="single" w:color="000000" w:sz="4" w:space="0"/>
+            </w:tcBorders>
+            <w:shd w:val="clear" w:color="auto" w:fill="FFFFFF"/>
+            <w:vAlign w:val="center"/>
+          </w:tcPr>
+          <w:p>
+            <w:pPr>
+              <w:keepNext w:val="0"/>
+              <w:keepLines w:val="0"/>
+              <w:widowControl/>
+              <w:suppressLineNumbers w:val="0"/>
+              <w:jc w:val="left"/>
+              <w:textAlignment w:val="center"/>
+              <w:rPr>
+                <w:rFonts w:hint="default" w:ascii="Times New Roman" w:hAnsi="Times New Roman" w:eastAsia="宋体" w:cs="Times New Roman"/>
+                <w:b w:val="0"/>
+                <w:bCs w:val="0"/>
+                <w:i w:val="0"/>
+                <w:iCs w:val="0"/>
+                <w:color w:val="000000"/>
+                <w:sz w:val="20"/>
+                <w:szCs w:val="20"/>
+                <w:u w:val="none"/>
+              </w:rPr>
+            </w:pPr>
+            <w:r>
+              <w:rPr>
+                <w:rFonts w:hint="default" w:ascii="Times New Roman" w:hAnsi="Times New Roman" w:eastAsia="宋体" w:cs="Times New Roman"/>
+                <w:b w:val="0"/>
+                <w:bCs w:val="0"/>
+                <w:i w:val="0"/>
+                <w:iCs w:val="0"/>
+                <w:color w:val="000000"/>
+                <w:kern w:val="0"/>
+                <w:sz w:val="20"/>
+                <w:szCs w:val="20"/>
+                <w:u w:val="none"/>
+                <w:lang w:val="en-US" w:eastAsia="zh-CN" w:bidi="ar"/>
+              </w:rPr>
+              <w:t xml:space="preserve">18 </w:t>
+            </w:r>
+          </w:p>
+        </w:tc>
+        <w:tc>
+          <w:tcPr>
+            <w:tcW w:w="1842" w:type="pct"/>
+            <w:tcBorders>
+              <w:top w:val="single" w:color="000000" w:sz="4" w:space="0"/>
+              <w:left w:val="single" w:color="000000" w:sz="4" w:space="0"/>
+              <w:bottom w:val="single" w:color="000000" w:sz="4" w:space="0"/>
+              <w:right w:val="single" w:color="000000" w:sz="4" w:space="0"/>
+            </w:tcBorders>
+            <w:shd w:val="clear" w:color="auto" w:fill="FFFFFF"/>
+            <w:vAlign w:val="center"/>
+          </w:tcPr>
+          <w:p>
+            <w:pPr>
+              <w:keepNext w:val="0"/>
+              <w:keepLines w:val="0"/>
+              <w:widowControl/>
+              <w:suppressLineNumbers w:val="0"/>
+              <w:jc w:val="left"/>
+              <w:textAlignment w:val="center"/>
+              <w:rPr>
+                <w:rFonts w:hint="default" w:ascii="Times New Roman" w:hAnsi="Times New Roman" w:eastAsia="宋体" w:cs="Times New Roman"/>
+                <w:b w:val="0"/>
+                <w:bCs w:val="0"/>
+                <w:i w:val="0"/>
+                <w:iCs w:val="0"/>
+                <w:color w:val="000000"/>
+                <w:sz w:val="20"/>
+                <w:szCs w:val="20"/>
+                <w:u w:val="none"/>
+              </w:rPr>
+            </w:pPr>
+            <w:r>
+              <w:rPr>
+                <w:rFonts w:hint="default" w:ascii="Times New Roman" w:hAnsi="Times New Roman" w:eastAsia="宋体" w:cs="Times New Roman"/>
+                <w:b w:val="0"/>
+                <w:bCs w:val="0"/>
+                <w:i w:val="0"/>
+                <w:iCs w:val="0"/>
+                <w:color w:val="000000"/>
+                <w:kern w:val="0"/>
+                <w:sz w:val="20"/>
+                <w:szCs w:val="20"/>
+                <w:u w:val="none"/>
+                <w:lang w:val="en-US" w:eastAsia="zh-CN" w:bidi="ar"/>
+              </w:rPr>
+              <w:t>c.2170G&gt;A</w:t>
+            </w:r>
+          </w:p>
+        </w:tc>
+        <w:tc>
+          <w:tcPr>
+            <w:tcW w:w="1692" w:type="pct"/>
+            <w:tcBorders>
+              <w:top w:val="single" w:color="000000" w:sz="4" w:space="0"/>
+              <w:left w:val="single" w:color="000000" w:sz="4" w:space="0"/>
+              <w:bottom w:val="single" w:color="000000" w:sz="4" w:space="0"/>
+              <w:right w:val="single" w:color="000000" w:sz="4" w:space="0"/>
+            </w:tcBorders>
+            <w:shd w:val="clear" w:color="auto" w:fill="FFFFFF"/>
+            <w:vAlign w:val="center"/>
+          </w:tcPr>
+          <w:p>
+            <w:pPr>
+              <w:keepNext w:val="0"/>
+              <w:keepLines w:val="0"/>
+              <w:widowControl/>
+              <w:suppressLineNumbers w:val="0"/>
+              <w:jc w:val="left"/>
+              <w:textAlignment w:val="center"/>
+              <w:rPr>
+                <w:rFonts w:hint="default" w:ascii="Times New Roman" w:hAnsi="Times New Roman" w:eastAsia="宋体" w:cs="Times New Roman"/>
+                <w:b w:val="0"/>
+                <w:bCs w:val="0"/>
+                <w:i w:val="0"/>
+                <w:iCs w:val="0"/>
+                <w:color w:val="000000"/>
+                <w:sz w:val="20"/>
+                <w:szCs w:val="20"/>
+                <w:u w:val="none"/>
+              </w:rPr>
+            </w:pPr>
+            <w:r>
+              <w:rPr>
+                <w:rFonts w:hint="default" w:ascii="Times New Roman" w:hAnsi="Times New Roman" w:eastAsia="宋体" w:cs="Times New Roman"/>
+                <w:b w:val="0"/>
+                <w:bCs w:val="0"/>
+                <w:i w:val="0"/>
+                <w:iCs w:val="0"/>
+                <w:color w:val="000000"/>
+                <w:kern w:val="0"/>
+                <w:sz w:val="20"/>
+                <w:szCs w:val="20"/>
+                <w:u w:val="none"/>
+                <w:lang w:val="en-US" w:eastAsia="zh-CN" w:bidi="ar"/>
+              </w:rPr>
+              <w:t>p.G724S</w:t>
             </w:r>
           </w:p>
         </w:tc>
@@ -31069,7 +30904,7 @@
                 <w:u w:val="none"/>
                 <w:lang w:val="en-US" w:eastAsia="zh-CN" w:bidi="ar"/>
               </w:rPr>
-              <w:t>c.2236_2250del15</w:t>
+              <w:t>c.2235_2249del15</w:t>
             </w:r>
           </w:p>
         </w:tc>
@@ -31119,7 +30954,670 @@
                 <w:u w:val="none"/>
                 <w:lang w:val="en-US" w:eastAsia="zh-CN" w:bidi="ar"/>
               </w:rPr>
+              <w:t>p.E746_A750delELREA</w:t>
+            </w:r>
+          </w:p>
+        </w:tc>
+      </w:tr>
+      <w:tr>
+        <w:tblPrEx>
+          <w:tblBorders>
+            <w:top w:val="none" w:color="auto" w:sz="0" w:space="0"/>
+            <w:left w:val="none" w:color="auto" w:sz="0" w:space="0"/>
+            <w:bottom w:val="none" w:color="auto" w:sz="0" w:space="0"/>
+            <w:right w:val="none" w:color="auto" w:sz="0" w:space="0"/>
+            <w:insideH w:val="none" w:color="auto" w:sz="0" w:space="0"/>
+            <w:insideV w:val="none" w:color="auto" w:sz="0" w:space="0"/>
+          </w:tblBorders>
+          <w:tblCellMar>
+            <w:top w:w="0" w:type="dxa"/>
+            <w:left w:w="108" w:type="dxa"/>
+            <w:bottom w:w="0" w:type="dxa"/>
+            <w:right w:w="108" w:type="dxa"/>
+          </w:tblCellMar>
+        </w:tblPrEx>
+        <w:trPr>
+          <w:trHeight w:val="340" w:hRule="atLeast"/>
+        </w:trPr>
+        <w:tc>
+          <w:tcPr>
+            <w:tcW w:w="672" w:type="pct"/>
+            <w:tcBorders>
+              <w:top w:val="single" w:color="000000" w:sz="4" w:space="0"/>
+              <w:left w:val="single" w:color="000000" w:sz="4" w:space="0"/>
+              <w:bottom w:val="single" w:color="000000" w:sz="4" w:space="0"/>
+              <w:right w:val="single" w:color="000000" w:sz="4" w:space="0"/>
+            </w:tcBorders>
+            <w:shd w:val="clear" w:color="auto" w:fill="FFFFFF"/>
+            <w:vAlign w:val="center"/>
+          </w:tcPr>
+          <w:p>
+            <w:pPr>
+              <w:keepNext w:val="0"/>
+              <w:keepLines w:val="0"/>
+              <w:widowControl/>
+              <w:suppressLineNumbers w:val="0"/>
+              <w:jc w:val="left"/>
+              <w:textAlignment w:val="center"/>
+              <w:rPr>
+                <w:rFonts w:hint="default" w:ascii="Times New Roman" w:hAnsi="Times New Roman" w:eastAsia="宋体" w:cs="Times New Roman"/>
+                <w:b w:val="0"/>
+                <w:bCs w:val="0"/>
+                <w:i w:val="0"/>
+                <w:iCs w:val="0"/>
+                <w:color w:val="000000"/>
+                <w:sz w:val="20"/>
+                <w:szCs w:val="20"/>
+                <w:u w:val="none"/>
+              </w:rPr>
+            </w:pPr>
+            <w:r>
+              <w:rPr>
+                <w:rFonts w:hint="default" w:ascii="Times New Roman" w:hAnsi="Times New Roman" w:eastAsia="宋体" w:cs="Times New Roman"/>
+                <w:b w:val="0"/>
+                <w:bCs w:val="0"/>
+                <w:i w:val="0"/>
+                <w:iCs w:val="0"/>
+                <w:color w:val="000000"/>
+                <w:kern w:val="0"/>
+                <w:sz w:val="20"/>
+                <w:szCs w:val="20"/>
+                <w:u w:val="none"/>
+                <w:lang w:val="en-US" w:eastAsia="zh-CN" w:bidi="ar"/>
+              </w:rPr>
+              <w:t>EGFR</w:t>
+            </w:r>
+          </w:p>
+        </w:tc>
+        <w:tc>
+          <w:tcPr>
+            <w:tcW w:w="792" w:type="pct"/>
+            <w:tcBorders>
+              <w:top w:val="single" w:color="000000" w:sz="4" w:space="0"/>
+              <w:left w:val="single" w:color="000000" w:sz="4" w:space="0"/>
+              <w:bottom w:val="single" w:color="000000" w:sz="4" w:space="0"/>
+              <w:right w:val="single" w:color="000000" w:sz="4" w:space="0"/>
+            </w:tcBorders>
+            <w:shd w:val="clear" w:color="auto" w:fill="FFFFFF"/>
+            <w:vAlign w:val="center"/>
+          </w:tcPr>
+          <w:p>
+            <w:pPr>
+              <w:keepNext w:val="0"/>
+              <w:keepLines w:val="0"/>
+              <w:widowControl/>
+              <w:suppressLineNumbers w:val="0"/>
+              <w:jc w:val="left"/>
+              <w:textAlignment w:val="center"/>
+              <w:rPr>
+                <w:rFonts w:hint="default" w:ascii="Times New Roman" w:hAnsi="Times New Roman" w:eastAsia="宋体" w:cs="Times New Roman"/>
+                <w:b w:val="0"/>
+                <w:bCs w:val="0"/>
+                <w:i w:val="0"/>
+                <w:iCs w:val="0"/>
+                <w:color w:val="000000"/>
+                <w:sz w:val="20"/>
+                <w:szCs w:val="20"/>
+                <w:u w:val="none"/>
+              </w:rPr>
+            </w:pPr>
+            <w:r>
+              <w:rPr>
+                <w:rFonts w:hint="default" w:ascii="Times New Roman" w:hAnsi="Times New Roman" w:eastAsia="宋体" w:cs="Times New Roman"/>
+                <w:b w:val="0"/>
+                <w:bCs w:val="0"/>
+                <w:i w:val="0"/>
+                <w:iCs w:val="0"/>
+                <w:color w:val="000000"/>
+                <w:kern w:val="0"/>
+                <w:sz w:val="20"/>
+                <w:szCs w:val="20"/>
+                <w:u w:val="none"/>
+                <w:lang w:val="en-US" w:eastAsia="zh-CN" w:bidi="ar"/>
+              </w:rPr>
+              <w:t xml:space="preserve">19 </w:t>
+            </w:r>
+          </w:p>
+        </w:tc>
+        <w:tc>
+          <w:tcPr>
+            <w:tcW w:w="1842" w:type="pct"/>
+            <w:tcBorders>
+              <w:top w:val="single" w:color="000000" w:sz="4" w:space="0"/>
+              <w:left w:val="single" w:color="000000" w:sz="4" w:space="0"/>
+              <w:bottom w:val="single" w:color="000000" w:sz="4" w:space="0"/>
+              <w:right w:val="single" w:color="000000" w:sz="4" w:space="0"/>
+            </w:tcBorders>
+            <w:shd w:val="clear" w:color="auto" w:fill="FFFFFF"/>
+            <w:vAlign w:val="center"/>
+          </w:tcPr>
+          <w:p>
+            <w:pPr>
+              <w:keepNext w:val="0"/>
+              <w:keepLines w:val="0"/>
+              <w:widowControl/>
+              <w:suppressLineNumbers w:val="0"/>
+              <w:jc w:val="left"/>
+              <w:textAlignment w:val="center"/>
+              <w:rPr>
+                <w:rFonts w:hint="default" w:ascii="Times New Roman" w:hAnsi="Times New Roman" w:eastAsia="宋体" w:cs="Times New Roman"/>
+                <w:b w:val="0"/>
+                <w:bCs w:val="0"/>
+                <w:i w:val="0"/>
+                <w:iCs w:val="0"/>
+                <w:color w:val="000000"/>
+                <w:sz w:val="20"/>
+                <w:szCs w:val="20"/>
+                <w:u w:val="none"/>
+              </w:rPr>
+            </w:pPr>
+            <w:r>
+              <w:rPr>
+                <w:rFonts w:hint="default" w:ascii="Times New Roman" w:hAnsi="Times New Roman" w:eastAsia="宋体" w:cs="Times New Roman"/>
+                <w:b w:val="0"/>
+                <w:bCs w:val="0"/>
+                <w:i w:val="0"/>
+                <w:iCs w:val="0"/>
+                <w:color w:val="000000"/>
+                <w:kern w:val="0"/>
+                <w:sz w:val="20"/>
+                <w:szCs w:val="20"/>
+                <w:u w:val="none"/>
+                <w:lang w:val="en-US" w:eastAsia="zh-CN" w:bidi="ar"/>
+              </w:rPr>
+              <w:t>c.2236_2250del15</w:t>
+            </w:r>
+          </w:p>
+        </w:tc>
+        <w:tc>
+          <w:tcPr>
+            <w:tcW w:w="1692" w:type="pct"/>
+            <w:tcBorders>
+              <w:top w:val="single" w:color="000000" w:sz="4" w:space="0"/>
+              <w:left w:val="single" w:color="000000" w:sz="4" w:space="0"/>
+              <w:bottom w:val="single" w:color="000000" w:sz="4" w:space="0"/>
+              <w:right w:val="single" w:color="000000" w:sz="4" w:space="0"/>
+            </w:tcBorders>
+            <w:shd w:val="clear" w:color="auto" w:fill="FFFFFF"/>
+            <w:vAlign w:val="center"/>
+          </w:tcPr>
+          <w:p>
+            <w:pPr>
+              <w:keepNext w:val="0"/>
+              <w:keepLines w:val="0"/>
+              <w:widowControl/>
+              <w:suppressLineNumbers w:val="0"/>
+              <w:jc w:val="left"/>
+              <w:textAlignment w:val="center"/>
+              <w:rPr>
+                <w:rFonts w:hint="default" w:ascii="Times New Roman" w:hAnsi="Times New Roman" w:eastAsia="宋体" w:cs="Times New Roman"/>
+                <w:b w:val="0"/>
+                <w:bCs w:val="0"/>
+                <w:i w:val="0"/>
+                <w:iCs w:val="0"/>
+                <w:color w:val="000000"/>
+                <w:sz w:val="20"/>
+                <w:szCs w:val="20"/>
+                <w:u w:val="none"/>
+              </w:rPr>
+            </w:pPr>
+            <w:r>
+              <w:rPr>
+                <w:rFonts w:hint="default" w:ascii="Times New Roman" w:hAnsi="Times New Roman" w:eastAsia="宋体" w:cs="Times New Roman"/>
+                <w:b w:val="0"/>
+                <w:bCs w:val="0"/>
+                <w:i w:val="0"/>
+                <w:iCs w:val="0"/>
+                <w:color w:val="000000"/>
+                <w:kern w:val="0"/>
+                <w:sz w:val="20"/>
+                <w:szCs w:val="20"/>
+                <w:u w:val="none"/>
+                <w:lang w:val="en-US" w:eastAsia="zh-CN" w:bidi="ar"/>
+              </w:rPr>
               <w:t>p.E746 A750delELREA</w:t>
+            </w:r>
+          </w:p>
+        </w:tc>
+      </w:tr>
+      <w:tr>
+        <w:tblPrEx>
+          <w:tblBorders>
+            <w:top w:val="none" w:color="auto" w:sz="0" w:space="0"/>
+            <w:left w:val="none" w:color="auto" w:sz="0" w:space="0"/>
+            <w:bottom w:val="none" w:color="auto" w:sz="0" w:space="0"/>
+            <w:right w:val="none" w:color="auto" w:sz="0" w:space="0"/>
+            <w:insideH w:val="none" w:color="auto" w:sz="0" w:space="0"/>
+            <w:insideV w:val="none" w:color="auto" w:sz="0" w:space="0"/>
+          </w:tblBorders>
+          <w:tblCellMar>
+            <w:top w:w="0" w:type="dxa"/>
+            <w:left w:w="108" w:type="dxa"/>
+            <w:bottom w:w="0" w:type="dxa"/>
+            <w:right w:w="108" w:type="dxa"/>
+          </w:tblCellMar>
+        </w:tblPrEx>
+        <w:trPr>
+          <w:trHeight w:val="340" w:hRule="atLeast"/>
+        </w:trPr>
+        <w:tc>
+          <w:tcPr>
+            <w:tcW w:w="672" w:type="pct"/>
+            <w:tcBorders>
+              <w:top w:val="single" w:color="000000" w:sz="4" w:space="0"/>
+              <w:left w:val="single" w:color="000000" w:sz="4" w:space="0"/>
+              <w:bottom w:val="single" w:color="000000" w:sz="4" w:space="0"/>
+              <w:right w:val="single" w:color="000000" w:sz="4" w:space="0"/>
+            </w:tcBorders>
+            <w:shd w:val="clear" w:color="auto" w:fill="FFFFFF"/>
+            <w:vAlign w:val="center"/>
+          </w:tcPr>
+          <w:p>
+            <w:pPr>
+              <w:keepNext w:val="0"/>
+              <w:keepLines w:val="0"/>
+              <w:widowControl/>
+              <w:suppressLineNumbers w:val="0"/>
+              <w:jc w:val="left"/>
+              <w:textAlignment w:val="center"/>
+              <w:rPr>
+                <w:rFonts w:hint="default" w:ascii="Times New Roman" w:hAnsi="Times New Roman" w:eastAsia="宋体" w:cs="Times New Roman"/>
+                <w:b w:val="0"/>
+                <w:bCs w:val="0"/>
+                <w:i w:val="0"/>
+                <w:iCs w:val="0"/>
+                <w:color w:val="000000"/>
+                <w:sz w:val="20"/>
+                <w:szCs w:val="20"/>
+                <w:u w:val="none"/>
+              </w:rPr>
+            </w:pPr>
+            <w:r>
+              <w:rPr>
+                <w:rFonts w:hint="default" w:ascii="Times New Roman" w:hAnsi="Times New Roman" w:eastAsia="宋体" w:cs="Times New Roman"/>
+                <w:b w:val="0"/>
+                <w:bCs w:val="0"/>
+                <w:i w:val="0"/>
+                <w:iCs w:val="0"/>
+                <w:color w:val="000000"/>
+                <w:kern w:val="0"/>
+                <w:sz w:val="20"/>
+                <w:szCs w:val="20"/>
+                <w:u w:val="none"/>
+                <w:lang w:val="en-US" w:eastAsia="zh-CN" w:bidi="ar"/>
+              </w:rPr>
+              <w:t>EGFR</w:t>
+            </w:r>
+          </w:p>
+        </w:tc>
+        <w:tc>
+          <w:tcPr>
+            <w:tcW w:w="792" w:type="pct"/>
+            <w:tcBorders>
+              <w:top w:val="single" w:color="000000" w:sz="4" w:space="0"/>
+              <w:left w:val="single" w:color="000000" w:sz="4" w:space="0"/>
+              <w:bottom w:val="single" w:color="000000" w:sz="4" w:space="0"/>
+              <w:right w:val="single" w:color="000000" w:sz="4" w:space="0"/>
+            </w:tcBorders>
+            <w:shd w:val="clear" w:color="auto" w:fill="FFFFFF"/>
+            <w:vAlign w:val="center"/>
+          </w:tcPr>
+          <w:p>
+            <w:pPr>
+              <w:keepNext w:val="0"/>
+              <w:keepLines w:val="0"/>
+              <w:widowControl/>
+              <w:suppressLineNumbers w:val="0"/>
+              <w:jc w:val="left"/>
+              <w:textAlignment w:val="center"/>
+              <w:rPr>
+                <w:rFonts w:hint="default" w:ascii="Times New Roman" w:hAnsi="Times New Roman" w:eastAsia="宋体" w:cs="Times New Roman"/>
+                <w:b w:val="0"/>
+                <w:bCs w:val="0"/>
+                <w:i w:val="0"/>
+                <w:iCs w:val="0"/>
+                <w:color w:val="000000"/>
+                <w:sz w:val="20"/>
+                <w:szCs w:val="20"/>
+                <w:u w:val="none"/>
+              </w:rPr>
+            </w:pPr>
+            <w:r>
+              <w:rPr>
+                <w:rFonts w:hint="default" w:ascii="Times New Roman" w:hAnsi="Times New Roman" w:eastAsia="宋体" w:cs="Times New Roman"/>
+                <w:b w:val="0"/>
+                <w:bCs w:val="0"/>
+                <w:i w:val="0"/>
+                <w:iCs w:val="0"/>
+                <w:color w:val="000000"/>
+                <w:kern w:val="0"/>
+                <w:sz w:val="20"/>
+                <w:szCs w:val="20"/>
+                <w:u w:val="none"/>
+                <w:lang w:val="en-US" w:eastAsia="zh-CN" w:bidi="ar"/>
+              </w:rPr>
+              <w:t xml:space="preserve">19 </w:t>
+            </w:r>
+          </w:p>
+        </w:tc>
+        <w:tc>
+          <w:tcPr>
+            <w:tcW w:w="1842" w:type="pct"/>
+            <w:tcBorders>
+              <w:top w:val="single" w:color="000000" w:sz="4" w:space="0"/>
+              <w:left w:val="single" w:color="000000" w:sz="4" w:space="0"/>
+              <w:bottom w:val="single" w:color="000000" w:sz="4" w:space="0"/>
+              <w:right w:val="single" w:color="000000" w:sz="4" w:space="0"/>
+            </w:tcBorders>
+            <w:shd w:val="clear" w:color="auto" w:fill="FFFFFF"/>
+            <w:vAlign w:val="center"/>
+          </w:tcPr>
+          <w:p>
+            <w:pPr>
+              <w:keepNext w:val="0"/>
+              <w:keepLines w:val="0"/>
+              <w:widowControl/>
+              <w:suppressLineNumbers w:val="0"/>
+              <w:jc w:val="left"/>
+              <w:textAlignment w:val="center"/>
+              <w:rPr>
+                <w:rFonts w:hint="default" w:ascii="Times New Roman" w:hAnsi="Times New Roman" w:eastAsia="宋体" w:cs="Times New Roman"/>
+                <w:b w:val="0"/>
+                <w:bCs w:val="0"/>
+                <w:i w:val="0"/>
+                <w:iCs w:val="0"/>
+                <w:color w:val="000000"/>
+                <w:sz w:val="20"/>
+                <w:szCs w:val="20"/>
+                <w:u w:val="none"/>
+              </w:rPr>
+            </w:pPr>
+            <w:r>
+              <w:rPr>
+                <w:rFonts w:hint="default" w:ascii="Times New Roman" w:hAnsi="Times New Roman" w:eastAsia="宋体" w:cs="Times New Roman"/>
+                <w:b w:val="0"/>
+                <w:bCs w:val="0"/>
+                <w:i w:val="0"/>
+                <w:iCs w:val="0"/>
+                <w:color w:val="000000"/>
+                <w:kern w:val="0"/>
+                <w:sz w:val="20"/>
+                <w:szCs w:val="20"/>
+                <w:u w:val="none"/>
+                <w:lang w:val="en-US" w:eastAsia="zh-CN" w:bidi="ar"/>
+              </w:rPr>
+              <w:t>c.2239_2253del15/c.2240_2254dell</w:t>
+            </w:r>
+          </w:p>
+        </w:tc>
+        <w:tc>
+          <w:tcPr>
+            <w:tcW w:w="1692" w:type="pct"/>
+            <w:tcBorders>
+              <w:top w:val="single" w:color="000000" w:sz="4" w:space="0"/>
+              <w:left w:val="single" w:color="000000" w:sz="4" w:space="0"/>
+              <w:bottom w:val="single" w:color="000000" w:sz="4" w:space="0"/>
+              <w:right w:val="single" w:color="000000" w:sz="4" w:space="0"/>
+            </w:tcBorders>
+            <w:shd w:val="clear" w:color="auto" w:fill="FFFFFF"/>
+            <w:vAlign w:val="center"/>
+          </w:tcPr>
+          <w:p>
+            <w:pPr>
+              <w:keepNext w:val="0"/>
+              <w:keepLines w:val="0"/>
+              <w:widowControl/>
+              <w:suppressLineNumbers w:val="0"/>
+              <w:jc w:val="left"/>
+              <w:textAlignment w:val="center"/>
+              <w:rPr>
+                <w:rFonts w:hint="default" w:ascii="Times New Roman" w:hAnsi="Times New Roman" w:eastAsia="宋体" w:cs="Times New Roman"/>
+                <w:b w:val="0"/>
+                <w:bCs w:val="0"/>
+                <w:i w:val="0"/>
+                <w:iCs w:val="0"/>
+                <w:color w:val="000000"/>
+                <w:sz w:val="20"/>
+                <w:szCs w:val="20"/>
+                <w:u w:val="none"/>
+              </w:rPr>
+            </w:pPr>
+            <w:r>
+              <w:rPr>
+                <w:rFonts w:hint="default" w:ascii="Times New Roman" w:hAnsi="Times New Roman" w:eastAsia="宋体" w:cs="Times New Roman"/>
+                <w:b w:val="0"/>
+                <w:bCs w:val="0"/>
+                <w:i w:val="0"/>
+                <w:iCs w:val="0"/>
+                <w:color w:val="000000"/>
+                <w:kern w:val="0"/>
+                <w:sz w:val="20"/>
+                <w:szCs w:val="20"/>
+                <w:u w:val="none"/>
+                <w:lang w:val="en-US" w:eastAsia="zh-CN" w:bidi="ar"/>
+              </w:rPr>
+              <w:t>p.L747_T751delLREAT</w:t>
+            </w:r>
+          </w:p>
+        </w:tc>
+      </w:tr>
+      <w:tr>
+        <w:tblPrEx>
+          <w:tblBorders>
+            <w:top w:val="none" w:color="auto" w:sz="0" w:space="0"/>
+            <w:left w:val="none" w:color="auto" w:sz="0" w:space="0"/>
+            <w:bottom w:val="none" w:color="auto" w:sz="0" w:space="0"/>
+            <w:right w:val="none" w:color="auto" w:sz="0" w:space="0"/>
+            <w:insideH w:val="none" w:color="auto" w:sz="0" w:space="0"/>
+            <w:insideV w:val="none" w:color="auto" w:sz="0" w:space="0"/>
+          </w:tblBorders>
+          <w:tblCellMar>
+            <w:top w:w="0" w:type="dxa"/>
+            <w:left w:w="108" w:type="dxa"/>
+            <w:bottom w:w="0" w:type="dxa"/>
+            <w:right w:w="108" w:type="dxa"/>
+          </w:tblCellMar>
+        </w:tblPrEx>
+        <w:trPr>
+          <w:trHeight w:val="340" w:hRule="atLeast"/>
+        </w:trPr>
+        <w:tc>
+          <w:tcPr>
+            <w:tcW w:w="672" w:type="pct"/>
+            <w:tcBorders>
+              <w:top w:val="single" w:color="000000" w:sz="4" w:space="0"/>
+              <w:left w:val="single" w:color="000000" w:sz="4" w:space="0"/>
+              <w:bottom w:val="single" w:color="000000" w:sz="4" w:space="0"/>
+              <w:right w:val="single" w:color="000000" w:sz="4" w:space="0"/>
+            </w:tcBorders>
+            <w:shd w:val="clear" w:color="auto" w:fill="FFFFFF"/>
+            <w:vAlign w:val="center"/>
+          </w:tcPr>
+          <w:p>
+            <w:pPr>
+              <w:keepNext w:val="0"/>
+              <w:keepLines w:val="0"/>
+              <w:widowControl/>
+              <w:suppressLineNumbers w:val="0"/>
+              <w:jc w:val="left"/>
+              <w:textAlignment w:val="center"/>
+              <w:rPr>
+                <w:rFonts w:hint="default" w:ascii="Times New Roman" w:hAnsi="Times New Roman" w:eastAsia="宋体" w:cs="Times New Roman"/>
+                <w:b w:val="0"/>
+                <w:bCs w:val="0"/>
+                <w:i w:val="0"/>
+                <w:iCs w:val="0"/>
+                <w:color w:val="000000"/>
+                <w:sz w:val="20"/>
+                <w:szCs w:val="20"/>
+                <w:u w:val="none"/>
+              </w:rPr>
+            </w:pPr>
+            <w:r>
+              <w:rPr>
+                <w:rFonts w:hint="default" w:ascii="Times New Roman" w:hAnsi="Times New Roman" w:eastAsia="宋体" w:cs="Times New Roman"/>
+                <w:b w:val="0"/>
+                <w:bCs w:val="0"/>
+                <w:i w:val="0"/>
+                <w:iCs w:val="0"/>
+                <w:color w:val="000000"/>
+                <w:kern w:val="0"/>
+                <w:sz w:val="20"/>
+                <w:szCs w:val="20"/>
+                <w:u w:val="none"/>
+                <w:lang w:val="en-US" w:eastAsia="zh-CN" w:bidi="ar"/>
+              </w:rPr>
+              <w:t>EGFR</w:t>
+            </w:r>
+          </w:p>
+        </w:tc>
+        <w:tc>
+          <w:tcPr>
+            <w:tcW w:w="792" w:type="pct"/>
+            <w:tcBorders>
+              <w:top w:val="single" w:color="000000" w:sz="4" w:space="0"/>
+              <w:left w:val="single" w:color="000000" w:sz="4" w:space="0"/>
+              <w:bottom w:val="single" w:color="000000" w:sz="4" w:space="0"/>
+              <w:right w:val="single" w:color="000000" w:sz="4" w:space="0"/>
+            </w:tcBorders>
+            <w:shd w:val="clear" w:color="auto" w:fill="FFFFFF"/>
+            <w:vAlign w:val="center"/>
+          </w:tcPr>
+          <w:p>
+            <w:pPr>
+              <w:keepNext w:val="0"/>
+              <w:keepLines w:val="0"/>
+              <w:widowControl/>
+              <w:suppressLineNumbers w:val="0"/>
+              <w:jc w:val="left"/>
+              <w:textAlignment w:val="center"/>
+              <w:rPr>
+                <w:rFonts w:hint="default" w:ascii="Times New Roman" w:hAnsi="Times New Roman" w:eastAsia="宋体" w:cs="Times New Roman"/>
+                <w:b w:val="0"/>
+                <w:bCs w:val="0"/>
+                <w:i w:val="0"/>
+                <w:iCs w:val="0"/>
+                <w:color w:val="000000"/>
+                <w:sz w:val="20"/>
+                <w:szCs w:val="20"/>
+                <w:u w:val="none"/>
+              </w:rPr>
+            </w:pPr>
+            <w:r>
+              <w:rPr>
+                <w:rFonts w:hint="default" w:ascii="Times New Roman" w:hAnsi="Times New Roman" w:eastAsia="宋体" w:cs="Times New Roman"/>
+                <w:b w:val="0"/>
+                <w:bCs w:val="0"/>
+                <w:i w:val="0"/>
+                <w:iCs w:val="0"/>
+                <w:color w:val="000000"/>
+                <w:kern w:val="0"/>
+                <w:sz w:val="20"/>
+                <w:szCs w:val="20"/>
+                <w:u w:val="none"/>
+                <w:lang w:val="en-US" w:eastAsia="zh-CN" w:bidi="ar"/>
+              </w:rPr>
+              <w:t xml:space="preserve">19 </w:t>
+            </w:r>
+          </w:p>
+        </w:tc>
+        <w:tc>
+          <w:tcPr>
+            <w:tcW w:w="1842" w:type="pct"/>
+            <w:tcBorders>
+              <w:top w:val="single" w:color="000000" w:sz="4" w:space="0"/>
+              <w:left w:val="single" w:color="000000" w:sz="4" w:space="0"/>
+              <w:bottom w:val="single" w:color="000000" w:sz="4" w:space="0"/>
+              <w:right w:val="single" w:color="000000" w:sz="4" w:space="0"/>
+            </w:tcBorders>
+            <w:shd w:val="clear" w:color="auto" w:fill="FFFFFF"/>
+            <w:vAlign w:val="center"/>
+          </w:tcPr>
+          <w:p>
+            <w:pPr>
+              <w:keepNext w:val="0"/>
+              <w:keepLines w:val="0"/>
+              <w:widowControl/>
+              <w:suppressLineNumbers w:val="0"/>
+              <w:jc w:val="left"/>
+              <w:textAlignment w:val="center"/>
+              <w:rPr>
+                <w:rFonts w:hint="default" w:ascii="Times New Roman" w:hAnsi="Times New Roman" w:eastAsia="宋体" w:cs="Times New Roman"/>
+                <w:b w:val="0"/>
+                <w:bCs w:val="0"/>
+                <w:i w:val="0"/>
+                <w:iCs w:val="0"/>
+                <w:color w:val="000000"/>
+                <w:sz w:val="20"/>
+                <w:szCs w:val="20"/>
+                <w:u w:val="none"/>
+              </w:rPr>
+            </w:pPr>
+            <w:r>
+              <w:rPr>
+                <w:rFonts w:hint="default" w:ascii="Times New Roman" w:hAnsi="Times New Roman" w:eastAsia="宋体" w:cs="Times New Roman"/>
+                <w:b w:val="0"/>
+                <w:bCs w:val="0"/>
+                <w:i w:val="0"/>
+                <w:iCs w:val="0"/>
+                <w:color w:val="000000"/>
+                <w:kern w:val="0"/>
+                <w:sz w:val="20"/>
+                <w:szCs w:val="20"/>
+                <w:u w:val="none"/>
+                <w:lang w:val="en-US" w:eastAsia="zh-CN" w:bidi="ar"/>
+              </w:rPr>
+              <w:t>c.2239_2256del18</w:t>
+            </w:r>
+          </w:p>
+        </w:tc>
+        <w:tc>
+          <w:tcPr>
+            <w:tcW w:w="1692" w:type="pct"/>
+            <w:tcBorders>
+              <w:top w:val="single" w:color="000000" w:sz="4" w:space="0"/>
+              <w:left w:val="single" w:color="000000" w:sz="4" w:space="0"/>
+              <w:bottom w:val="single" w:color="000000" w:sz="4" w:space="0"/>
+              <w:right w:val="single" w:color="000000" w:sz="4" w:space="0"/>
+            </w:tcBorders>
+            <w:shd w:val="clear" w:color="auto" w:fill="FFFFFF"/>
+            <w:vAlign w:val="center"/>
+          </w:tcPr>
+          <w:p>
+            <w:pPr>
+              <w:keepNext w:val="0"/>
+              <w:keepLines w:val="0"/>
+              <w:widowControl/>
+              <w:suppressLineNumbers w:val="0"/>
+              <w:jc w:val="left"/>
+              <w:textAlignment w:val="center"/>
+              <w:rPr>
+                <w:rFonts w:hint="default" w:ascii="Times New Roman" w:hAnsi="Times New Roman" w:eastAsia="宋体" w:cs="Times New Roman"/>
+                <w:b w:val="0"/>
+                <w:bCs w:val="0"/>
+                <w:i w:val="0"/>
+                <w:iCs w:val="0"/>
+                <w:color w:val="000000"/>
+                <w:sz w:val="20"/>
+                <w:szCs w:val="20"/>
+                <w:u w:val="none"/>
+              </w:rPr>
+            </w:pPr>
+            <w:r>
+              <w:rPr>
+                <w:rFonts w:hint="default" w:ascii="Times New Roman" w:hAnsi="Times New Roman" w:eastAsia="宋体" w:cs="Times New Roman"/>
+                <w:b w:val="0"/>
+                <w:bCs w:val="0"/>
+                <w:i w:val="0"/>
+                <w:iCs w:val="0"/>
+                <w:color w:val="000000"/>
+                <w:kern w:val="0"/>
+                <w:sz w:val="20"/>
+                <w:szCs w:val="20"/>
+                <w:u w:val="none"/>
+                <w:lang w:val="en-US" w:eastAsia="zh-CN" w:bidi="ar"/>
+              </w:rPr>
+              <w:t>p.L747 S752delLREATS</w:t>
             </w:r>
           </w:p>
         </w:tc>
@@ -31291,7 +31789,7 @@
                 <w:u w:val="none"/>
                 <w:lang w:val="en-US" w:eastAsia="zh-CN" w:bidi="ar"/>
               </w:rPr>
-              <w:t>c.2239_2253del15/c.2240_2254dell</w:t>
+              <w:t>c.2239_2247delTTAAGAGAA</w:t>
             </w:r>
           </w:p>
         </w:tc>
@@ -31341,7 +31839,7 @@
                 <w:u w:val="none"/>
                 <w:lang w:val="en-US" w:eastAsia="zh-CN" w:bidi="ar"/>
               </w:rPr>
-              <w:t>p.L747_T751delLREAT</w:t>
+              <w:t>p.L747_E749delLRE</w:t>
             </w:r>
           </w:p>
         </w:tc>
@@ -31513,7 +32011,7 @@
                 <w:u w:val="none"/>
                 <w:lang w:val="en-US" w:eastAsia="zh-CN" w:bidi="ar"/>
               </w:rPr>
-              <w:t>c.2239_2256del18</w:t>
+              <w:t>c.2237_2251del15</w:t>
             </w:r>
           </w:p>
         </w:tc>
@@ -31563,228 +32061,7 @@
                 <w:u w:val="none"/>
                 <w:lang w:val="en-US" w:eastAsia="zh-CN" w:bidi="ar"/>
               </w:rPr>
-              <w:t>p.L747 S752delLREATS</w:t>
-            </w:r>
-          </w:p>
-        </w:tc>
-      </w:tr>
-      <w:tr>
-        <w:tblPrEx>
-          <w:tblBorders>
-            <w:top w:val="none" w:color="auto" w:sz="0" w:space="0"/>
-            <w:left w:val="none" w:color="auto" w:sz="0" w:space="0"/>
-            <w:bottom w:val="none" w:color="auto" w:sz="0" w:space="0"/>
-            <w:right w:val="none" w:color="auto" w:sz="0" w:space="0"/>
-            <w:insideH w:val="none" w:color="auto" w:sz="0" w:space="0"/>
-            <w:insideV w:val="none" w:color="auto" w:sz="0" w:space="0"/>
-          </w:tblBorders>
-          <w:tblCellMar>
-            <w:top w:w="0" w:type="dxa"/>
-            <w:left w:w="108" w:type="dxa"/>
-            <w:bottom w:w="0" w:type="dxa"/>
-            <w:right w:w="108" w:type="dxa"/>
-          </w:tblCellMar>
-        </w:tblPrEx>
-        <w:trPr>
-          <w:trHeight w:val="340" w:hRule="atLeast"/>
-        </w:trPr>
-        <w:tc>
-          <w:tcPr>
-            <w:tcW w:w="672" w:type="pct"/>
-            <w:tcBorders>
-              <w:top w:val="single" w:color="000000" w:sz="4" w:space="0"/>
-              <w:left w:val="single" w:color="000000" w:sz="4" w:space="0"/>
-              <w:bottom w:val="single" w:color="000000" w:sz="4" w:space="0"/>
-              <w:right w:val="single" w:color="000000" w:sz="4" w:space="0"/>
-            </w:tcBorders>
-            <w:shd w:val="clear" w:color="auto" w:fill="FFFFFF"/>
-            <w:vAlign w:val="center"/>
-          </w:tcPr>
-          <w:p>
-            <w:pPr>
-              <w:keepNext w:val="0"/>
-              <w:keepLines w:val="0"/>
-              <w:widowControl/>
-              <w:suppressLineNumbers w:val="0"/>
-              <w:jc w:val="left"/>
-              <w:textAlignment w:val="center"/>
-              <w:rPr>
-                <w:rFonts w:hint="default" w:ascii="Times New Roman" w:hAnsi="Times New Roman" w:eastAsia="宋体" w:cs="Times New Roman"/>
-                <w:b w:val="0"/>
-                <w:bCs w:val="0"/>
-                <w:i w:val="0"/>
-                <w:iCs w:val="0"/>
-                <w:color w:val="000000"/>
-                <w:sz w:val="20"/>
-                <w:szCs w:val="20"/>
-                <w:u w:val="none"/>
-              </w:rPr>
-            </w:pPr>
-            <w:r>
-              <w:rPr>
-                <w:rFonts w:hint="default" w:ascii="Times New Roman" w:hAnsi="Times New Roman" w:eastAsia="宋体" w:cs="Times New Roman"/>
-                <w:b w:val="0"/>
-                <w:bCs w:val="0"/>
-                <w:i w:val="0"/>
-                <w:iCs w:val="0"/>
-                <w:color w:val="000000"/>
-                <w:kern w:val="0"/>
-                <w:sz w:val="20"/>
-                <w:szCs w:val="20"/>
-                <w:u w:val="none"/>
-                <w:lang w:val="en-US" w:eastAsia="zh-CN" w:bidi="ar"/>
-              </w:rPr>
-              <w:t>EGFR</w:t>
-            </w:r>
-          </w:p>
-        </w:tc>
-        <w:tc>
-          <w:tcPr>
-            <w:tcW w:w="792" w:type="pct"/>
-            <w:tcBorders>
-              <w:top w:val="single" w:color="000000" w:sz="4" w:space="0"/>
-              <w:left w:val="single" w:color="000000" w:sz="4" w:space="0"/>
-              <w:bottom w:val="single" w:color="000000" w:sz="4" w:space="0"/>
-              <w:right w:val="single" w:color="000000" w:sz="4" w:space="0"/>
-            </w:tcBorders>
-            <w:shd w:val="clear" w:color="auto" w:fill="FFFFFF"/>
-            <w:vAlign w:val="center"/>
-          </w:tcPr>
-          <w:p>
-            <w:pPr>
-              <w:keepNext w:val="0"/>
-              <w:keepLines w:val="0"/>
-              <w:widowControl/>
-              <w:suppressLineNumbers w:val="0"/>
-              <w:jc w:val="left"/>
-              <w:textAlignment w:val="center"/>
-              <w:rPr>
-                <w:rFonts w:hint="default" w:ascii="Times New Roman" w:hAnsi="Times New Roman" w:eastAsia="宋体" w:cs="Times New Roman"/>
-                <w:b w:val="0"/>
-                <w:bCs w:val="0"/>
-                <w:i w:val="0"/>
-                <w:iCs w:val="0"/>
-                <w:color w:val="000000"/>
-                <w:sz w:val="20"/>
-                <w:szCs w:val="20"/>
-                <w:u w:val="none"/>
-              </w:rPr>
-            </w:pPr>
-            <w:r>
-              <w:rPr>
-                <w:rFonts w:hint="default" w:ascii="Times New Roman" w:hAnsi="Times New Roman" w:eastAsia="宋体" w:cs="Times New Roman"/>
-                <w:b w:val="0"/>
-                <w:bCs w:val="0"/>
-                <w:i w:val="0"/>
-                <w:iCs w:val="0"/>
-                <w:color w:val="000000"/>
-                <w:kern w:val="0"/>
-                <w:sz w:val="20"/>
-                <w:szCs w:val="20"/>
-                <w:u w:val="none"/>
-                <w:lang w:val="en-US" w:eastAsia="zh-CN" w:bidi="ar"/>
-              </w:rPr>
-              <w:t xml:space="preserve">19 </w:t>
-            </w:r>
-          </w:p>
-        </w:tc>
-        <w:tc>
-          <w:tcPr>
-            <w:tcW w:w="1842" w:type="pct"/>
-            <w:tcBorders>
-              <w:top w:val="single" w:color="000000" w:sz="4" w:space="0"/>
-              <w:left w:val="single" w:color="000000" w:sz="4" w:space="0"/>
-              <w:bottom w:val="single" w:color="000000" w:sz="4" w:space="0"/>
-              <w:right w:val="single" w:color="000000" w:sz="4" w:space="0"/>
-            </w:tcBorders>
-            <w:shd w:val="clear" w:color="auto" w:fill="FFFFFF"/>
-            <w:vAlign w:val="center"/>
-          </w:tcPr>
-          <w:p>
-            <w:pPr>
-              <w:keepNext w:val="0"/>
-              <w:keepLines w:val="0"/>
-              <w:widowControl/>
-              <w:suppressLineNumbers w:val="0"/>
-              <w:jc w:val="left"/>
-              <w:textAlignment w:val="center"/>
-              <w:rPr>
-                <w:rFonts w:hint="default" w:ascii="Times New Roman" w:hAnsi="Times New Roman" w:eastAsia="宋体" w:cs="Times New Roman"/>
-                <w:b w:val="0"/>
-                <w:bCs w:val="0"/>
-                <w:i w:val="0"/>
-                <w:iCs w:val="0"/>
-                <w:color w:val="000000"/>
-                <w:sz w:val="20"/>
-                <w:szCs w:val="20"/>
-                <w:u w:val="none"/>
-              </w:rPr>
-            </w:pPr>
-            <w:r>
-              <w:rPr>
-                <w:rFonts w:hint="default" w:ascii="Times New Roman" w:hAnsi="Times New Roman" w:eastAsia="宋体" w:cs="Times New Roman"/>
-                <w:b w:val="0"/>
-                <w:bCs w:val="0"/>
-                <w:i w:val="0"/>
-                <w:iCs w:val="0"/>
-                <w:color w:val="000000"/>
-                <w:kern w:val="0"/>
-                <w:sz w:val="20"/>
-                <w:szCs w:val="20"/>
-                <w:u w:val="none"/>
-                <w:lang w:val="en-US" w:eastAsia="zh-CN" w:bidi="ar"/>
-              </w:rPr>
-              <w:t>c.2239_2247delTTAAGAGAA</w:t>
-            </w:r>
-          </w:p>
-        </w:tc>
-        <w:tc>
-          <w:tcPr>
-            <w:tcW w:w="1692" w:type="pct"/>
-            <w:tcBorders>
-              <w:top w:val="single" w:color="000000" w:sz="4" w:space="0"/>
-              <w:left w:val="single" w:color="000000" w:sz="4" w:space="0"/>
-              <w:bottom w:val="single" w:color="000000" w:sz="4" w:space="0"/>
-              <w:right w:val="single" w:color="000000" w:sz="4" w:space="0"/>
-            </w:tcBorders>
-            <w:shd w:val="clear" w:color="auto" w:fill="FFFFFF"/>
-            <w:vAlign w:val="center"/>
-          </w:tcPr>
-          <w:p>
-            <w:pPr>
-              <w:keepNext w:val="0"/>
-              <w:keepLines w:val="0"/>
-              <w:widowControl/>
-              <w:suppressLineNumbers w:val="0"/>
-              <w:jc w:val="left"/>
-              <w:textAlignment w:val="center"/>
-              <w:rPr>
-                <w:rFonts w:hint="default" w:ascii="Times New Roman" w:hAnsi="Times New Roman" w:eastAsia="宋体" w:cs="Times New Roman"/>
-                <w:b w:val="0"/>
-                <w:bCs w:val="0"/>
-                <w:i w:val="0"/>
-                <w:iCs w:val="0"/>
-                <w:color w:val="000000"/>
-                <w:sz w:val="20"/>
-                <w:szCs w:val="20"/>
-                <w:u w:val="none"/>
-              </w:rPr>
-            </w:pPr>
-            <w:r>
-              <w:rPr>
-                <w:rFonts w:hint="default" w:ascii="Times New Roman" w:hAnsi="Times New Roman" w:eastAsia="宋体" w:cs="Times New Roman"/>
-                <w:b w:val="0"/>
-                <w:bCs w:val="0"/>
-                <w:i w:val="0"/>
-                <w:iCs w:val="0"/>
-                <w:color w:val="000000"/>
-                <w:kern w:val="0"/>
-                <w:sz w:val="20"/>
-                <w:szCs w:val="20"/>
-                <w:u w:val="none"/>
-                <w:lang w:val="en-US" w:eastAsia="zh-CN" w:bidi="ar"/>
-              </w:rPr>
-              <w:t>p.L747_E749delLRE</w:t>
+              <w:t>p.E746_T751&gt;A</w:t>
             </w:r>
           </w:p>
         </w:tc>
@@ -31956,7 +32233,7 @@
                 <w:u w:val="none"/>
                 <w:lang w:val="en-US" w:eastAsia="zh-CN" w:bidi="ar"/>
               </w:rPr>
-              <w:t>c.2237_2251del15</w:t>
+              <w:t>c.2240_2257del18</w:t>
             </w:r>
           </w:p>
         </w:tc>
@@ -32006,7 +32283,7 @@
                 <w:u w:val="none"/>
                 <w:lang w:val="en-US" w:eastAsia="zh-CN" w:bidi="ar"/>
               </w:rPr>
-              <w:t>p.E746_T751&gt;A</w:t>
+              <w:t>p.L747 _P753&gt;S</w:t>
             </w:r>
           </w:p>
         </w:tc>
@@ -32178,7 +32455,7 @@
                 <w:u w:val="none"/>
                 <w:lang w:val="en-US" w:eastAsia="zh-CN" w:bidi="ar"/>
               </w:rPr>
-              <w:t>c.2240_2257del18</w:t>
+              <w:t>c.2239_2248TTAAGAGAAG&gt;C</w:t>
             </w:r>
           </w:p>
         </w:tc>
@@ -32228,7 +32505,7 @@
                 <w:u w:val="none"/>
                 <w:lang w:val="en-US" w:eastAsia="zh-CN" w:bidi="ar"/>
               </w:rPr>
-              <w:t>p.L747 _P753&gt;S</w:t>
+              <w:t>p.L747_A750&gt;P</w:t>
             </w:r>
           </w:p>
         </w:tc>
@@ -32400,7 +32677,7 @@
                 <w:u w:val="none"/>
                 <w:lang w:val="en-US" w:eastAsia="zh-CN" w:bidi="ar"/>
               </w:rPr>
-              <w:t>c.2239_2248TTAAGAGAAG&gt;C</w:t>
+              <w:t>c.2237_2255&gt;T</w:t>
             </w:r>
           </w:p>
         </w:tc>
@@ -32450,7 +32727,228 @@
                 <w:u w:val="none"/>
                 <w:lang w:val="en-US" w:eastAsia="zh-CN" w:bidi="ar"/>
               </w:rPr>
-              <w:t>p.L747_A750&gt;P</w:t>
+              <w:t>p.E746_S752&gt;V</w:t>
+            </w:r>
+          </w:p>
+        </w:tc>
+      </w:tr>
+      <w:tr>
+        <w:tblPrEx>
+          <w:tblBorders>
+            <w:top w:val="none" w:color="auto" w:sz="0" w:space="0"/>
+            <w:left w:val="none" w:color="auto" w:sz="0" w:space="0"/>
+            <w:bottom w:val="none" w:color="auto" w:sz="0" w:space="0"/>
+            <w:right w:val="none" w:color="auto" w:sz="0" w:space="0"/>
+            <w:insideH w:val="none" w:color="auto" w:sz="0" w:space="0"/>
+            <w:insideV w:val="none" w:color="auto" w:sz="0" w:space="0"/>
+          </w:tblBorders>
+          <w:tblCellMar>
+            <w:top w:w="0" w:type="dxa"/>
+            <w:left w:w="108" w:type="dxa"/>
+            <w:bottom w:w="0" w:type="dxa"/>
+            <w:right w:w="108" w:type="dxa"/>
+          </w:tblCellMar>
+        </w:tblPrEx>
+        <w:trPr>
+          <w:trHeight w:val="340" w:hRule="atLeast"/>
+        </w:trPr>
+        <w:tc>
+          <w:tcPr>
+            <w:tcW w:w="672" w:type="pct"/>
+            <w:tcBorders>
+              <w:top w:val="single" w:color="000000" w:sz="4" w:space="0"/>
+              <w:left w:val="single" w:color="000000" w:sz="4" w:space="0"/>
+              <w:bottom w:val="single" w:color="000000" w:sz="4" w:space="0"/>
+              <w:right w:val="single" w:color="000000" w:sz="4" w:space="0"/>
+            </w:tcBorders>
+            <w:shd w:val="clear" w:color="auto" w:fill="FFFFFF"/>
+            <w:vAlign w:val="center"/>
+          </w:tcPr>
+          <w:p>
+            <w:pPr>
+              <w:keepNext w:val="0"/>
+              <w:keepLines w:val="0"/>
+              <w:widowControl/>
+              <w:suppressLineNumbers w:val="0"/>
+              <w:jc w:val="left"/>
+              <w:textAlignment w:val="center"/>
+              <w:rPr>
+                <w:rFonts w:hint="default" w:ascii="Times New Roman" w:hAnsi="Times New Roman" w:eastAsia="宋体" w:cs="Times New Roman"/>
+                <w:b w:val="0"/>
+                <w:bCs w:val="0"/>
+                <w:i w:val="0"/>
+                <w:iCs w:val="0"/>
+                <w:color w:val="000000"/>
+                <w:sz w:val="20"/>
+                <w:szCs w:val="20"/>
+                <w:u w:val="none"/>
+              </w:rPr>
+            </w:pPr>
+            <w:r>
+              <w:rPr>
+                <w:rFonts w:hint="default" w:ascii="Times New Roman" w:hAnsi="Times New Roman" w:eastAsia="宋体" w:cs="Times New Roman"/>
+                <w:b w:val="0"/>
+                <w:bCs w:val="0"/>
+                <w:i w:val="0"/>
+                <w:iCs w:val="0"/>
+                <w:color w:val="000000"/>
+                <w:kern w:val="0"/>
+                <w:sz w:val="20"/>
+                <w:szCs w:val="20"/>
+                <w:u w:val="none"/>
+                <w:lang w:val="en-US" w:eastAsia="zh-CN" w:bidi="ar"/>
+              </w:rPr>
+              <w:t>EGFR</w:t>
+            </w:r>
+          </w:p>
+        </w:tc>
+        <w:tc>
+          <w:tcPr>
+            <w:tcW w:w="792" w:type="pct"/>
+            <w:tcBorders>
+              <w:top w:val="single" w:color="000000" w:sz="4" w:space="0"/>
+              <w:left w:val="single" w:color="000000" w:sz="4" w:space="0"/>
+              <w:bottom w:val="single" w:color="000000" w:sz="4" w:space="0"/>
+              <w:right w:val="single" w:color="000000" w:sz="4" w:space="0"/>
+            </w:tcBorders>
+            <w:shd w:val="clear" w:color="auto" w:fill="FFFFFF"/>
+            <w:vAlign w:val="center"/>
+          </w:tcPr>
+          <w:p>
+            <w:pPr>
+              <w:keepNext w:val="0"/>
+              <w:keepLines w:val="0"/>
+              <w:widowControl/>
+              <w:suppressLineNumbers w:val="0"/>
+              <w:jc w:val="left"/>
+              <w:textAlignment w:val="center"/>
+              <w:rPr>
+                <w:rFonts w:hint="default" w:ascii="Times New Roman" w:hAnsi="Times New Roman" w:eastAsia="宋体" w:cs="Times New Roman"/>
+                <w:b w:val="0"/>
+                <w:bCs w:val="0"/>
+                <w:i w:val="0"/>
+                <w:iCs w:val="0"/>
+                <w:color w:val="000000"/>
+                <w:sz w:val="20"/>
+                <w:szCs w:val="20"/>
+                <w:u w:val="none"/>
+              </w:rPr>
+            </w:pPr>
+            <w:r>
+              <w:rPr>
+                <w:rFonts w:hint="default" w:ascii="Times New Roman" w:hAnsi="Times New Roman" w:eastAsia="宋体" w:cs="Times New Roman"/>
+                <w:b w:val="0"/>
+                <w:bCs w:val="0"/>
+                <w:i w:val="0"/>
+                <w:iCs w:val="0"/>
+                <w:color w:val="000000"/>
+                <w:kern w:val="0"/>
+                <w:sz w:val="20"/>
+                <w:szCs w:val="20"/>
+                <w:u w:val="none"/>
+                <w:lang w:val="en-US" w:eastAsia="zh-CN" w:bidi="ar"/>
+              </w:rPr>
+              <w:t xml:space="preserve">19 </w:t>
+            </w:r>
+          </w:p>
+        </w:tc>
+        <w:tc>
+          <w:tcPr>
+            <w:tcW w:w="1842" w:type="pct"/>
+            <w:tcBorders>
+              <w:top w:val="single" w:color="000000" w:sz="4" w:space="0"/>
+              <w:left w:val="single" w:color="000000" w:sz="4" w:space="0"/>
+              <w:bottom w:val="single" w:color="000000" w:sz="4" w:space="0"/>
+              <w:right w:val="single" w:color="000000" w:sz="4" w:space="0"/>
+            </w:tcBorders>
+            <w:shd w:val="clear" w:color="auto" w:fill="FFFFFF"/>
+            <w:vAlign w:val="center"/>
+          </w:tcPr>
+          <w:p>
+            <w:pPr>
+              <w:keepNext w:val="0"/>
+              <w:keepLines w:val="0"/>
+              <w:widowControl/>
+              <w:suppressLineNumbers w:val="0"/>
+              <w:jc w:val="left"/>
+              <w:textAlignment w:val="center"/>
+              <w:rPr>
+                <w:rFonts w:hint="default" w:ascii="Times New Roman" w:hAnsi="Times New Roman" w:eastAsia="宋体" w:cs="Times New Roman"/>
+                <w:b w:val="0"/>
+                <w:bCs w:val="0"/>
+                <w:i w:val="0"/>
+                <w:iCs w:val="0"/>
+                <w:color w:val="000000"/>
+                <w:sz w:val="20"/>
+                <w:szCs w:val="20"/>
+                <w:u w:val="none"/>
+              </w:rPr>
+            </w:pPr>
+            <w:r>
+              <w:rPr>
+                <w:rFonts w:hint="default" w:ascii="Times New Roman" w:hAnsi="Times New Roman" w:eastAsia="宋体" w:cs="Times New Roman"/>
+                <w:b w:val="0"/>
+                <w:bCs w:val="0"/>
+                <w:i w:val="0"/>
+                <w:iCs w:val="0"/>
+                <w:color w:val="000000"/>
+                <w:kern w:val="0"/>
+                <w:sz w:val="20"/>
+                <w:szCs w:val="20"/>
+                <w:u w:val="none"/>
+                <w:lang w:val="en-US" w:eastAsia="zh-CN" w:bidi="ar"/>
+              </w:rPr>
+              <w:t>c.2239_2251&gt;C</w:t>
+            </w:r>
+          </w:p>
+        </w:tc>
+        <w:tc>
+          <w:tcPr>
+            <w:tcW w:w="1692" w:type="pct"/>
+            <w:tcBorders>
+              <w:top w:val="single" w:color="000000" w:sz="4" w:space="0"/>
+              <w:left w:val="single" w:color="000000" w:sz="4" w:space="0"/>
+              <w:bottom w:val="single" w:color="000000" w:sz="4" w:space="0"/>
+              <w:right w:val="single" w:color="000000" w:sz="4" w:space="0"/>
+            </w:tcBorders>
+            <w:shd w:val="clear" w:color="auto" w:fill="FFFFFF"/>
+            <w:vAlign w:val="center"/>
+          </w:tcPr>
+          <w:p>
+            <w:pPr>
+              <w:keepNext w:val="0"/>
+              <w:keepLines w:val="0"/>
+              <w:widowControl/>
+              <w:suppressLineNumbers w:val="0"/>
+              <w:jc w:val="left"/>
+              <w:textAlignment w:val="center"/>
+              <w:rPr>
+                <w:rFonts w:hint="default" w:ascii="Times New Roman" w:hAnsi="Times New Roman" w:eastAsia="宋体" w:cs="Times New Roman"/>
+                <w:b w:val="0"/>
+                <w:bCs w:val="0"/>
+                <w:i w:val="0"/>
+                <w:iCs w:val="0"/>
+                <w:color w:val="000000"/>
+                <w:sz w:val="20"/>
+                <w:szCs w:val="20"/>
+                <w:u w:val="none"/>
+              </w:rPr>
+            </w:pPr>
+            <w:r>
+              <w:rPr>
+                <w:rFonts w:hint="default" w:ascii="Times New Roman" w:hAnsi="Times New Roman" w:eastAsia="宋体" w:cs="Times New Roman"/>
+                <w:b w:val="0"/>
+                <w:bCs w:val="0"/>
+                <w:i w:val="0"/>
+                <w:iCs w:val="0"/>
+                <w:color w:val="000000"/>
+                <w:kern w:val="0"/>
+                <w:sz w:val="20"/>
+                <w:szCs w:val="20"/>
+                <w:u w:val="none"/>
+                <w:lang w:val="en-US" w:eastAsia="zh-CN" w:bidi="ar"/>
+              </w:rPr>
+              <w:t>p.L747_T75I&gt;P</w:t>
             </w:r>
           </w:p>
         </w:tc>
@@ -32622,7 +33120,7 @@
                 <w:u w:val="none"/>
                 <w:lang w:val="en-US" w:eastAsia="zh-CN" w:bidi="ar"/>
               </w:rPr>
-              <w:t>c.2237_2255&gt;T</w:t>
+              <w:t>c.2253_2276del</w:t>
             </w:r>
           </w:p>
         </w:tc>
@@ -32672,670 +33170,7 @@
                 <w:u w:val="none"/>
                 <w:lang w:val="en-US" w:eastAsia="zh-CN" w:bidi="ar"/>
               </w:rPr>
-              <w:t>p.E746_S752&gt;V</w:t>
-            </w:r>
-          </w:p>
-        </w:tc>
-      </w:tr>
-      <w:tr>
-        <w:tblPrEx>
-          <w:tblBorders>
-            <w:top w:val="none" w:color="auto" w:sz="0" w:space="0"/>
-            <w:left w:val="none" w:color="auto" w:sz="0" w:space="0"/>
-            <w:bottom w:val="none" w:color="auto" w:sz="0" w:space="0"/>
-            <w:right w:val="none" w:color="auto" w:sz="0" w:space="0"/>
-            <w:insideH w:val="none" w:color="auto" w:sz="0" w:space="0"/>
-            <w:insideV w:val="none" w:color="auto" w:sz="0" w:space="0"/>
-          </w:tblBorders>
-          <w:tblCellMar>
-            <w:top w:w="0" w:type="dxa"/>
-            <w:left w:w="108" w:type="dxa"/>
-            <w:bottom w:w="0" w:type="dxa"/>
-            <w:right w:w="108" w:type="dxa"/>
-          </w:tblCellMar>
-        </w:tblPrEx>
-        <w:trPr>
-          <w:trHeight w:val="340" w:hRule="atLeast"/>
-        </w:trPr>
-        <w:tc>
-          <w:tcPr>
-            <w:tcW w:w="672" w:type="pct"/>
-            <w:tcBorders>
-              <w:top w:val="single" w:color="000000" w:sz="4" w:space="0"/>
-              <w:left w:val="single" w:color="000000" w:sz="4" w:space="0"/>
-              <w:bottom w:val="single" w:color="000000" w:sz="4" w:space="0"/>
-              <w:right w:val="single" w:color="000000" w:sz="4" w:space="0"/>
-            </w:tcBorders>
-            <w:shd w:val="clear" w:color="auto" w:fill="FFFFFF"/>
-            <w:vAlign w:val="center"/>
-          </w:tcPr>
-          <w:p>
-            <w:pPr>
-              <w:keepNext w:val="0"/>
-              <w:keepLines w:val="0"/>
-              <w:widowControl/>
-              <w:suppressLineNumbers w:val="0"/>
-              <w:jc w:val="left"/>
-              <w:textAlignment w:val="center"/>
-              <w:rPr>
-                <w:rFonts w:hint="default" w:ascii="Times New Roman" w:hAnsi="Times New Roman" w:eastAsia="宋体" w:cs="Times New Roman"/>
-                <w:b w:val="0"/>
-                <w:bCs w:val="0"/>
-                <w:i w:val="0"/>
-                <w:iCs w:val="0"/>
-                <w:color w:val="000000"/>
-                <w:sz w:val="20"/>
-                <w:szCs w:val="20"/>
-                <w:u w:val="none"/>
-              </w:rPr>
-            </w:pPr>
-            <w:r>
-              <w:rPr>
-                <w:rFonts w:hint="default" w:ascii="Times New Roman" w:hAnsi="Times New Roman" w:eastAsia="宋体" w:cs="Times New Roman"/>
-                <w:b w:val="0"/>
-                <w:bCs w:val="0"/>
-                <w:i w:val="0"/>
-                <w:iCs w:val="0"/>
-                <w:color w:val="000000"/>
-                <w:kern w:val="0"/>
-                <w:sz w:val="20"/>
-                <w:szCs w:val="20"/>
-                <w:u w:val="none"/>
-                <w:lang w:val="en-US" w:eastAsia="zh-CN" w:bidi="ar"/>
-              </w:rPr>
-              <w:t>EGFR</w:t>
-            </w:r>
-          </w:p>
-        </w:tc>
-        <w:tc>
-          <w:tcPr>
-            <w:tcW w:w="792" w:type="pct"/>
-            <w:tcBorders>
-              <w:top w:val="single" w:color="000000" w:sz="4" w:space="0"/>
-              <w:left w:val="single" w:color="000000" w:sz="4" w:space="0"/>
-              <w:bottom w:val="single" w:color="000000" w:sz="4" w:space="0"/>
-              <w:right w:val="single" w:color="000000" w:sz="4" w:space="0"/>
-            </w:tcBorders>
-            <w:shd w:val="clear" w:color="auto" w:fill="FFFFFF"/>
-            <w:vAlign w:val="center"/>
-          </w:tcPr>
-          <w:p>
-            <w:pPr>
-              <w:keepNext w:val="0"/>
-              <w:keepLines w:val="0"/>
-              <w:widowControl/>
-              <w:suppressLineNumbers w:val="0"/>
-              <w:jc w:val="left"/>
-              <w:textAlignment w:val="center"/>
-              <w:rPr>
-                <w:rFonts w:hint="default" w:ascii="Times New Roman" w:hAnsi="Times New Roman" w:eastAsia="宋体" w:cs="Times New Roman"/>
-                <w:b w:val="0"/>
-                <w:bCs w:val="0"/>
-                <w:i w:val="0"/>
-                <w:iCs w:val="0"/>
-                <w:color w:val="000000"/>
-                <w:sz w:val="20"/>
-                <w:szCs w:val="20"/>
-                <w:u w:val="none"/>
-              </w:rPr>
-            </w:pPr>
-            <w:r>
-              <w:rPr>
-                <w:rFonts w:hint="default" w:ascii="Times New Roman" w:hAnsi="Times New Roman" w:eastAsia="宋体" w:cs="Times New Roman"/>
-                <w:b w:val="0"/>
-                <w:bCs w:val="0"/>
-                <w:i w:val="0"/>
-                <w:iCs w:val="0"/>
-                <w:color w:val="000000"/>
-                <w:kern w:val="0"/>
-                <w:sz w:val="20"/>
-                <w:szCs w:val="20"/>
-                <w:u w:val="none"/>
-                <w:lang w:val="en-US" w:eastAsia="zh-CN" w:bidi="ar"/>
-              </w:rPr>
-              <w:t xml:space="preserve">19 </w:t>
-            </w:r>
-          </w:p>
-        </w:tc>
-        <w:tc>
-          <w:tcPr>
-            <w:tcW w:w="1842" w:type="pct"/>
-            <w:tcBorders>
-              <w:top w:val="single" w:color="000000" w:sz="4" w:space="0"/>
-              <w:left w:val="single" w:color="000000" w:sz="4" w:space="0"/>
-              <w:bottom w:val="single" w:color="000000" w:sz="4" w:space="0"/>
-              <w:right w:val="single" w:color="000000" w:sz="4" w:space="0"/>
-            </w:tcBorders>
-            <w:shd w:val="clear" w:color="auto" w:fill="FFFFFF"/>
-            <w:vAlign w:val="center"/>
-          </w:tcPr>
-          <w:p>
-            <w:pPr>
-              <w:keepNext w:val="0"/>
-              <w:keepLines w:val="0"/>
-              <w:widowControl/>
-              <w:suppressLineNumbers w:val="0"/>
-              <w:jc w:val="left"/>
-              <w:textAlignment w:val="center"/>
-              <w:rPr>
-                <w:rFonts w:hint="default" w:ascii="Times New Roman" w:hAnsi="Times New Roman" w:eastAsia="宋体" w:cs="Times New Roman"/>
-                <w:b w:val="0"/>
-                <w:bCs w:val="0"/>
-                <w:i w:val="0"/>
-                <w:iCs w:val="0"/>
-                <w:color w:val="000000"/>
-                <w:sz w:val="20"/>
-                <w:szCs w:val="20"/>
-                <w:u w:val="none"/>
-              </w:rPr>
-            </w:pPr>
-            <w:r>
-              <w:rPr>
-                <w:rFonts w:hint="default" w:ascii="Times New Roman" w:hAnsi="Times New Roman" w:eastAsia="宋体" w:cs="Times New Roman"/>
-                <w:b w:val="0"/>
-                <w:bCs w:val="0"/>
-                <w:i w:val="0"/>
-                <w:iCs w:val="0"/>
-                <w:color w:val="000000"/>
-                <w:kern w:val="0"/>
-                <w:sz w:val="20"/>
-                <w:szCs w:val="20"/>
-                <w:u w:val="none"/>
-                <w:lang w:val="en-US" w:eastAsia="zh-CN" w:bidi="ar"/>
-              </w:rPr>
-              <w:t>c.2239_2251&gt;C</w:t>
-            </w:r>
-          </w:p>
-        </w:tc>
-        <w:tc>
-          <w:tcPr>
-            <w:tcW w:w="1692" w:type="pct"/>
-            <w:tcBorders>
-              <w:top w:val="single" w:color="000000" w:sz="4" w:space="0"/>
-              <w:left w:val="single" w:color="000000" w:sz="4" w:space="0"/>
-              <w:bottom w:val="single" w:color="000000" w:sz="4" w:space="0"/>
-              <w:right w:val="single" w:color="000000" w:sz="4" w:space="0"/>
-            </w:tcBorders>
-            <w:shd w:val="clear" w:color="auto" w:fill="FFFFFF"/>
-            <w:vAlign w:val="center"/>
-          </w:tcPr>
-          <w:p>
-            <w:pPr>
-              <w:keepNext w:val="0"/>
-              <w:keepLines w:val="0"/>
-              <w:widowControl/>
-              <w:suppressLineNumbers w:val="0"/>
-              <w:jc w:val="left"/>
-              <w:textAlignment w:val="center"/>
-              <w:rPr>
-                <w:rFonts w:hint="default" w:ascii="Times New Roman" w:hAnsi="Times New Roman" w:eastAsia="宋体" w:cs="Times New Roman"/>
-                <w:b w:val="0"/>
-                <w:bCs w:val="0"/>
-                <w:i w:val="0"/>
-                <w:iCs w:val="0"/>
-                <w:color w:val="000000"/>
-                <w:sz w:val="20"/>
-                <w:szCs w:val="20"/>
-                <w:u w:val="none"/>
-              </w:rPr>
-            </w:pPr>
-            <w:r>
-              <w:rPr>
-                <w:rFonts w:hint="default" w:ascii="Times New Roman" w:hAnsi="Times New Roman" w:eastAsia="宋体" w:cs="Times New Roman"/>
-                <w:b w:val="0"/>
-                <w:bCs w:val="0"/>
-                <w:i w:val="0"/>
-                <w:iCs w:val="0"/>
-                <w:color w:val="000000"/>
-                <w:kern w:val="0"/>
-                <w:sz w:val="20"/>
-                <w:szCs w:val="20"/>
-                <w:u w:val="none"/>
-                <w:lang w:val="en-US" w:eastAsia="zh-CN" w:bidi="ar"/>
-              </w:rPr>
-              <w:t>p.L747_T75I&gt;P</w:t>
-            </w:r>
-          </w:p>
-        </w:tc>
-      </w:tr>
-      <w:tr>
-        <w:tblPrEx>
-          <w:tblBorders>
-            <w:top w:val="none" w:color="auto" w:sz="0" w:space="0"/>
-            <w:left w:val="none" w:color="auto" w:sz="0" w:space="0"/>
-            <w:bottom w:val="none" w:color="auto" w:sz="0" w:space="0"/>
-            <w:right w:val="none" w:color="auto" w:sz="0" w:space="0"/>
-            <w:insideH w:val="none" w:color="auto" w:sz="0" w:space="0"/>
-            <w:insideV w:val="none" w:color="auto" w:sz="0" w:space="0"/>
-          </w:tblBorders>
-          <w:tblCellMar>
-            <w:top w:w="0" w:type="dxa"/>
-            <w:left w:w="108" w:type="dxa"/>
-            <w:bottom w:w="0" w:type="dxa"/>
-            <w:right w:w="108" w:type="dxa"/>
-          </w:tblCellMar>
-        </w:tblPrEx>
-        <w:trPr>
-          <w:trHeight w:val="340" w:hRule="atLeast"/>
-        </w:trPr>
-        <w:tc>
-          <w:tcPr>
-            <w:tcW w:w="672" w:type="pct"/>
-            <w:tcBorders>
-              <w:top w:val="single" w:color="000000" w:sz="4" w:space="0"/>
-              <w:left w:val="single" w:color="000000" w:sz="4" w:space="0"/>
-              <w:bottom w:val="single" w:color="000000" w:sz="4" w:space="0"/>
-              <w:right w:val="single" w:color="000000" w:sz="4" w:space="0"/>
-            </w:tcBorders>
-            <w:shd w:val="clear" w:color="auto" w:fill="FFFFFF"/>
-            <w:vAlign w:val="center"/>
-          </w:tcPr>
-          <w:p>
-            <w:pPr>
-              <w:keepNext w:val="0"/>
-              <w:keepLines w:val="0"/>
-              <w:widowControl/>
-              <w:suppressLineNumbers w:val="0"/>
-              <w:jc w:val="left"/>
-              <w:textAlignment w:val="center"/>
-              <w:rPr>
-                <w:rFonts w:hint="default" w:ascii="Times New Roman" w:hAnsi="Times New Roman" w:eastAsia="宋体" w:cs="Times New Roman"/>
-                <w:b w:val="0"/>
-                <w:bCs w:val="0"/>
-                <w:i w:val="0"/>
-                <w:iCs w:val="0"/>
-                <w:color w:val="000000"/>
-                <w:sz w:val="20"/>
-                <w:szCs w:val="20"/>
-                <w:u w:val="none"/>
-              </w:rPr>
-            </w:pPr>
-            <w:r>
-              <w:rPr>
-                <w:rFonts w:hint="default" w:ascii="Times New Roman" w:hAnsi="Times New Roman" w:eastAsia="宋体" w:cs="Times New Roman"/>
-                <w:b w:val="0"/>
-                <w:bCs w:val="0"/>
-                <w:i w:val="0"/>
-                <w:iCs w:val="0"/>
-                <w:color w:val="000000"/>
-                <w:kern w:val="0"/>
-                <w:sz w:val="20"/>
-                <w:szCs w:val="20"/>
-                <w:u w:val="none"/>
-                <w:lang w:val="en-US" w:eastAsia="zh-CN" w:bidi="ar"/>
-              </w:rPr>
-              <w:t>EGFR</w:t>
-            </w:r>
-          </w:p>
-        </w:tc>
-        <w:tc>
-          <w:tcPr>
-            <w:tcW w:w="792" w:type="pct"/>
-            <w:tcBorders>
-              <w:top w:val="single" w:color="000000" w:sz="4" w:space="0"/>
-              <w:left w:val="single" w:color="000000" w:sz="4" w:space="0"/>
-              <w:bottom w:val="single" w:color="000000" w:sz="4" w:space="0"/>
-              <w:right w:val="single" w:color="000000" w:sz="4" w:space="0"/>
-            </w:tcBorders>
-            <w:shd w:val="clear" w:color="auto" w:fill="FFFFFF"/>
-            <w:vAlign w:val="center"/>
-          </w:tcPr>
-          <w:p>
-            <w:pPr>
-              <w:keepNext w:val="0"/>
-              <w:keepLines w:val="0"/>
-              <w:widowControl/>
-              <w:suppressLineNumbers w:val="0"/>
-              <w:jc w:val="left"/>
-              <w:textAlignment w:val="center"/>
-              <w:rPr>
-                <w:rFonts w:hint="default" w:ascii="Times New Roman" w:hAnsi="Times New Roman" w:eastAsia="宋体" w:cs="Times New Roman"/>
-                <w:b w:val="0"/>
-                <w:bCs w:val="0"/>
-                <w:i w:val="0"/>
-                <w:iCs w:val="0"/>
-                <w:color w:val="000000"/>
-                <w:sz w:val="20"/>
-                <w:szCs w:val="20"/>
-                <w:u w:val="none"/>
-              </w:rPr>
-            </w:pPr>
-            <w:r>
-              <w:rPr>
-                <w:rFonts w:hint="default" w:ascii="Times New Roman" w:hAnsi="Times New Roman" w:eastAsia="宋体" w:cs="Times New Roman"/>
-                <w:b w:val="0"/>
-                <w:bCs w:val="0"/>
-                <w:i w:val="0"/>
-                <w:iCs w:val="0"/>
-                <w:color w:val="000000"/>
-                <w:kern w:val="0"/>
-                <w:sz w:val="20"/>
-                <w:szCs w:val="20"/>
-                <w:u w:val="none"/>
-                <w:lang w:val="en-US" w:eastAsia="zh-CN" w:bidi="ar"/>
-              </w:rPr>
-              <w:t xml:space="preserve">19 </w:t>
-            </w:r>
-          </w:p>
-        </w:tc>
-        <w:tc>
-          <w:tcPr>
-            <w:tcW w:w="1842" w:type="pct"/>
-            <w:tcBorders>
-              <w:top w:val="single" w:color="000000" w:sz="4" w:space="0"/>
-              <w:left w:val="single" w:color="000000" w:sz="4" w:space="0"/>
-              <w:bottom w:val="single" w:color="000000" w:sz="4" w:space="0"/>
-              <w:right w:val="single" w:color="000000" w:sz="4" w:space="0"/>
-            </w:tcBorders>
-            <w:shd w:val="clear" w:color="auto" w:fill="FFFFFF"/>
-            <w:vAlign w:val="center"/>
-          </w:tcPr>
-          <w:p>
-            <w:pPr>
-              <w:keepNext w:val="0"/>
-              <w:keepLines w:val="0"/>
-              <w:widowControl/>
-              <w:suppressLineNumbers w:val="0"/>
-              <w:jc w:val="left"/>
-              <w:textAlignment w:val="center"/>
-              <w:rPr>
-                <w:rFonts w:hint="default" w:ascii="Times New Roman" w:hAnsi="Times New Roman" w:eastAsia="宋体" w:cs="Times New Roman"/>
-                <w:b w:val="0"/>
-                <w:bCs w:val="0"/>
-                <w:i w:val="0"/>
-                <w:iCs w:val="0"/>
-                <w:color w:val="000000"/>
-                <w:sz w:val="20"/>
-                <w:szCs w:val="20"/>
-                <w:u w:val="none"/>
-              </w:rPr>
-            </w:pPr>
-            <w:r>
-              <w:rPr>
-                <w:rFonts w:hint="default" w:ascii="Times New Roman" w:hAnsi="Times New Roman" w:eastAsia="宋体" w:cs="Times New Roman"/>
-                <w:b w:val="0"/>
-                <w:bCs w:val="0"/>
-                <w:i w:val="0"/>
-                <w:iCs w:val="0"/>
-                <w:color w:val="000000"/>
-                <w:kern w:val="0"/>
-                <w:sz w:val="20"/>
-                <w:szCs w:val="20"/>
-                <w:u w:val="none"/>
-                <w:lang w:val="en-US" w:eastAsia="zh-CN" w:bidi="ar"/>
-              </w:rPr>
-              <w:t>c.2253_2276del</w:t>
-            </w:r>
-          </w:p>
-        </w:tc>
-        <w:tc>
-          <w:tcPr>
-            <w:tcW w:w="1692" w:type="pct"/>
-            <w:tcBorders>
-              <w:top w:val="single" w:color="000000" w:sz="4" w:space="0"/>
-              <w:left w:val="single" w:color="000000" w:sz="4" w:space="0"/>
-              <w:bottom w:val="single" w:color="000000" w:sz="4" w:space="0"/>
-              <w:right w:val="single" w:color="000000" w:sz="4" w:space="0"/>
-            </w:tcBorders>
-            <w:shd w:val="clear" w:color="auto" w:fill="FFFFFF"/>
-            <w:vAlign w:val="center"/>
-          </w:tcPr>
-          <w:p>
-            <w:pPr>
-              <w:keepNext w:val="0"/>
-              <w:keepLines w:val="0"/>
-              <w:widowControl/>
-              <w:suppressLineNumbers w:val="0"/>
-              <w:jc w:val="left"/>
-              <w:textAlignment w:val="center"/>
-              <w:rPr>
-                <w:rFonts w:hint="default" w:ascii="Times New Roman" w:hAnsi="Times New Roman" w:eastAsia="宋体" w:cs="Times New Roman"/>
-                <w:b w:val="0"/>
-                <w:bCs w:val="0"/>
-                <w:i w:val="0"/>
-                <w:iCs w:val="0"/>
-                <w:color w:val="000000"/>
-                <w:sz w:val="20"/>
-                <w:szCs w:val="20"/>
-                <w:u w:val="none"/>
-              </w:rPr>
-            </w:pPr>
-            <w:r>
-              <w:rPr>
-                <w:rFonts w:hint="default" w:ascii="Times New Roman" w:hAnsi="Times New Roman" w:eastAsia="宋体" w:cs="Times New Roman"/>
-                <w:b w:val="0"/>
-                <w:bCs w:val="0"/>
-                <w:i w:val="0"/>
-                <w:iCs w:val="0"/>
-                <w:color w:val="000000"/>
-                <w:kern w:val="0"/>
-                <w:sz w:val="20"/>
-                <w:szCs w:val="20"/>
-                <w:u w:val="none"/>
-                <w:lang w:val="en-US" w:eastAsia="zh-CN" w:bidi="ar"/>
-              </w:rPr>
               <w:t>p.S752_I759delSPKANKEI</w:t>
-            </w:r>
-          </w:p>
-        </w:tc>
-      </w:tr>
-      <w:tr>
-        <w:tblPrEx>
-          <w:tblBorders>
-            <w:top w:val="none" w:color="auto" w:sz="0" w:space="0"/>
-            <w:left w:val="none" w:color="auto" w:sz="0" w:space="0"/>
-            <w:bottom w:val="none" w:color="auto" w:sz="0" w:space="0"/>
-            <w:right w:val="none" w:color="auto" w:sz="0" w:space="0"/>
-            <w:insideH w:val="none" w:color="auto" w:sz="0" w:space="0"/>
-            <w:insideV w:val="none" w:color="auto" w:sz="0" w:space="0"/>
-          </w:tblBorders>
-          <w:tblCellMar>
-            <w:top w:w="0" w:type="dxa"/>
-            <w:left w:w="108" w:type="dxa"/>
-            <w:bottom w:w="0" w:type="dxa"/>
-            <w:right w:w="108" w:type="dxa"/>
-          </w:tblCellMar>
-        </w:tblPrEx>
-        <w:trPr>
-          <w:trHeight w:val="340" w:hRule="atLeast"/>
-        </w:trPr>
-        <w:tc>
-          <w:tcPr>
-            <w:tcW w:w="672" w:type="pct"/>
-            <w:tcBorders>
-              <w:top w:val="single" w:color="000000" w:sz="4" w:space="0"/>
-              <w:left w:val="single" w:color="000000" w:sz="4" w:space="0"/>
-              <w:bottom w:val="single" w:color="000000" w:sz="4" w:space="0"/>
-              <w:right w:val="single" w:color="000000" w:sz="4" w:space="0"/>
-            </w:tcBorders>
-            <w:shd w:val="clear" w:color="auto" w:fill="FFFFFF"/>
-            <w:vAlign w:val="center"/>
-          </w:tcPr>
-          <w:p>
-            <w:pPr>
-              <w:keepNext w:val="0"/>
-              <w:keepLines w:val="0"/>
-              <w:widowControl/>
-              <w:suppressLineNumbers w:val="0"/>
-              <w:jc w:val="left"/>
-              <w:textAlignment w:val="center"/>
-              <w:rPr>
-                <w:rFonts w:hint="default" w:ascii="Times New Roman" w:hAnsi="Times New Roman" w:eastAsia="宋体" w:cs="Times New Roman"/>
-                <w:b w:val="0"/>
-                <w:bCs w:val="0"/>
-                <w:i w:val="0"/>
-                <w:iCs w:val="0"/>
-                <w:color w:val="000000"/>
-                <w:sz w:val="20"/>
-                <w:szCs w:val="20"/>
-                <w:u w:val="none"/>
-              </w:rPr>
-            </w:pPr>
-            <w:r>
-              <w:rPr>
-                <w:rFonts w:hint="default" w:ascii="Times New Roman" w:hAnsi="Times New Roman" w:eastAsia="宋体" w:cs="Times New Roman"/>
-                <w:b w:val="0"/>
-                <w:bCs w:val="0"/>
-                <w:i w:val="0"/>
-                <w:iCs w:val="0"/>
-                <w:color w:val="000000"/>
-                <w:kern w:val="0"/>
-                <w:sz w:val="20"/>
-                <w:szCs w:val="20"/>
-                <w:u w:val="none"/>
-                <w:lang w:val="en-US" w:eastAsia="zh-CN" w:bidi="ar"/>
-              </w:rPr>
-              <w:t>EGFR</w:t>
-            </w:r>
-          </w:p>
-        </w:tc>
-        <w:tc>
-          <w:tcPr>
-            <w:tcW w:w="792" w:type="pct"/>
-            <w:tcBorders>
-              <w:top w:val="single" w:color="000000" w:sz="4" w:space="0"/>
-              <w:left w:val="single" w:color="000000" w:sz="4" w:space="0"/>
-              <w:bottom w:val="single" w:color="000000" w:sz="4" w:space="0"/>
-              <w:right w:val="single" w:color="000000" w:sz="4" w:space="0"/>
-            </w:tcBorders>
-            <w:shd w:val="clear" w:color="auto" w:fill="FFFFFF"/>
-            <w:vAlign w:val="center"/>
-          </w:tcPr>
-          <w:p>
-            <w:pPr>
-              <w:keepNext w:val="0"/>
-              <w:keepLines w:val="0"/>
-              <w:widowControl/>
-              <w:suppressLineNumbers w:val="0"/>
-              <w:jc w:val="left"/>
-              <w:textAlignment w:val="center"/>
-              <w:rPr>
-                <w:rFonts w:hint="default" w:ascii="Times New Roman" w:hAnsi="Times New Roman" w:eastAsia="宋体" w:cs="Times New Roman"/>
-                <w:b w:val="0"/>
-                <w:bCs w:val="0"/>
-                <w:i w:val="0"/>
-                <w:iCs w:val="0"/>
-                <w:color w:val="000000"/>
-                <w:sz w:val="20"/>
-                <w:szCs w:val="20"/>
-                <w:u w:val="none"/>
-              </w:rPr>
-            </w:pPr>
-            <w:r>
-              <w:rPr>
-                <w:rFonts w:hint="default" w:ascii="Times New Roman" w:hAnsi="Times New Roman" w:eastAsia="宋体" w:cs="Times New Roman"/>
-                <w:b w:val="0"/>
-                <w:bCs w:val="0"/>
-                <w:i w:val="0"/>
-                <w:iCs w:val="0"/>
-                <w:color w:val="000000"/>
-                <w:kern w:val="0"/>
-                <w:sz w:val="20"/>
-                <w:szCs w:val="20"/>
-                <w:u w:val="none"/>
-                <w:lang w:val="en-US" w:eastAsia="zh-CN" w:bidi="ar"/>
-              </w:rPr>
-              <w:t xml:space="preserve">20 </w:t>
-            </w:r>
-          </w:p>
-        </w:tc>
-        <w:tc>
-          <w:tcPr>
-            <w:tcW w:w="1842" w:type="pct"/>
-            <w:tcBorders>
-              <w:top w:val="single" w:color="000000" w:sz="4" w:space="0"/>
-              <w:left w:val="single" w:color="000000" w:sz="4" w:space="0"/>
-              <w:bottom w:val="single" w:color="000000" w:sz="4" w:space="0"/>
-              <w:right w:val="single" w:color="000000" w:sz="4" w:space="0"/>
-            </w:tcBorders>
-            <w:shd w:val="clear" w:color="auto" w:fill="FFFFFF"/>
-            <w:vAlign w:val="center"/>
-          </w:tcPr>
-          <w:p>
-            <w:pPr>
-              <w:keepNext w:val="0"/>
-              <w:keepLines w:val="0"/>
-              <w:widowControl/>
-              <w:suppressLineNumbers w:val="0"/>
-              <w:jc w:val="left"/>
-              <w:textAlignment w:val="center"/>
-              <w:rPr>
-                <w:rFonts w:hint="default" w:ascii="Times New Roman" w:hAnsi="Times New Roman" w:eastAsia="宋体" w:cs="Times New Roman"/>
-                <w:b w:val="0"/>
-                <w:bCs w:val="0"/>
-                <w:i w:val="0"/>
-                <w:iCs w:val="0"/>
-                <w:color w:val="000000"/>
-                <w:sz w:val="20"/>
-                <w:szCs w:val="20"/>
-                <w:u w:val="none"/>
-              </w:rPr>
-            </w:pPr>
-            <w:r>
-              <w:rPr>
-                <w:rFonts w:hint="default" w:ascii="Times New Roman" w:hAnsi="Times New Roman" w:eastAsia="宋体" w:cs="Times New Roman"/>
-                <w:b w:val="0"/>
-                <w:bCs w:val="0"/>
-                <w:i w:val="0"/>
-                <w:iCs w:val="0"/>
-                <w:color w:val="000000"/>
-                <w:kern w:val="0"/>
-                <w:sz w:val="20"/>
-                <w:szCs w:val="20"/>
-                <w:u w:val="none"/>
-                <w:lang w:val="en-US" w:eastAsia="zh-CN" w:bidi="ar"/>
-              </w:rPr>
-              <w:t>c.2369C&gt;T</w:t>
-            </w:r>
-          </w:p>
-        </w:tc>
-        <w:tc>
-          <w:tcPr>
-            <w:tcW w:w="1692" w:type="pct"/>
-            <w:tcBorders>
-              <w:top w:val="single" w:color="000000" w:sz="4" w:space="0"/>
-              <w:left w:val="single" w:color="000000" w:sz="4" w:space="0"/>
-              <w:bottom w:val="single" w:color="000000" w:sz="4" w:space="0"/>
-              <w:right w:val="single" w:color="000000" w:sz="4" w:space="0"/>
-            </w:tcBorders>
-            <w:shd w:val="clear" w:color="auto" w:fill="FFFFFF"/>
-            <w:vAlign w:val="center"/>
-          </w:tcPr>
-          <w:p>
-            <w:pPr>
-              <w:keepNext w:val="0"/>
-              <w:keepLines w:val="0"/>
-              <w:widowControl/>
-              <w:suppressLineNumbers w:val="0"/>
-              <w:jc w:val="left"/>
-              <w:textAlignment w:val="center"/>
-              <w:rPr>
-                <w:rFonts w:hint="default" w:ascii="Times New Roman" w:hAnsi="Times New Roman" w:eastAsia="宋体" w:cs="Times New Roman"/>
-                <w:b w:val="0"/>
-                <w:bCs w:val="0"/>
-                <w:i w:val="0"/>
-                <w:iCs w:val="0"/>
-                <w:color w:val="000000"/>
-                <w:sz w:val="20"/>
-                <w:szCs w:val="20"/>
-                <w:u w:val="none"/>
-              </w:rPr>
-            </w:pPr>
-            <w:r>
-              <w:rPr>
-                <w:rFonts w:hint="default" w:ascii="Times New Roman" w:hAnsi="Times New Roman" w:eastAsia="宋体" w:cs="Times New Roman"/>
-                <w:b w:val="0"/>
-                <w:bCs w:val="0"/>
-                <w:i w:val="0"/>
-                <w:iCs w:val="0"/>
-                <w:color w:val="000000"/>
-                <w:kern w:val="0"/>
-                <w:sz w:val="20"/>
-                <w:szCs w:val="20"/>
-                <w:u w:val="none"/>
-                <w:lang w:val="en-US" w:eastAsia="zh-CN" w:bidi="ar"/>
-              </w:rPr>
-              <w:t>p.T790M</w:t>
             </w:r>
           </w:p>
         </w:tc>
@@ -33507,7 +33342,7 @@
                 <w:u w:val="none"/>
                 <w:lang w:val="en-US" w:eastAsia="zh-CN" w:bidi="ar"/>
               </w:rPr>
-              <w:t>c.2303G&gt;T</w:t>
+              <w:t>c.2369C&gt;T</w:t>
             </w:r>
           </w:p>
         </w:tc>
@@ -33557,7 +33392,7 @@
                 <w:u w:val="none"/>
                 <w:lang w:val="en-US" w:eastAsia="zh-CN" w:bidi="ar"/>
               </w:rPr>
-              <w:t>p.S7681</w:t>
+              <w:t>p.T790M</w:t>
             </w:r>
           </w:p>
         </w:tc>
@@ -33729,6 +33564,227 @@
                 <w:u w:val="none"/>
                 <w:lang w:val="en-US" w:eastAsia="zh-CN" w:bidi="ar"/>
               </w:rPr>
+              <w:t>c.2303G&gt;T</w:t>
+            </w:r>
+          </w:p>
+        </w:tc>
+        <w:tc>
+          <w:tcPr>
+            <w:tcW w:w="1692" w:type="pct"/>
+            <w:tcBorders>
+              <w:top w:val="single" w:color="000000" w:sz="4" w:space="0"/>
+              <w:left w:val="single" w:color="000000" w:sz="4" w:space="0"/>
+              <w:bottom w:val="single" w:color="000000" w:sz="4" w:space="0"/>
+              <w:right w:val="single" w:color="000000" w:sz="4" w:space="0"/>
+            </w:tcBorders>
+            <w:shd w:val="clear" w:color="auto" w:fill="FFFFFF"/>
+            <w:vAlign w:val="center"/>
+          </w:tcPr>
+          <w:p>
+            <w:pPr>
+              <w:keepNext w:val="0"/>
+              <w:keepLines w:val="0"/>
+              <w:widowControl/>
+              <w:suppressLineNumbers w:val="0"/>
+              <w:jc w:val="left"/>
+              <w:textAlignment w:val="center"/>
+              <w:rPr>
+                <w:rFonts w:hint="default" w:ascii="Times New Roman" w:hAnsi="Times New Roman" w:eastAsia="宋体" w:cs="Times New Roman"/>
+                <w:b w:val="0"/>
+                <w:bCs w:val="0"/>
+                <w:i w:val="0"/>
+                <w:iCs w:val="0"/>
+                <w:color w:val="000000"/>
+                <w:sz w:val="20"/>
+                <w:szCs w:val="20"/>
+                <w:u w:val="none"/>
+              </w:rPr>
+            </w:pPr>
+            <w:r>
+              <w:rPr>
+                <w:rFonts w:hint="default" w:ascii="Times New Roman" w:hAnsi="Times New Roman" w:eastAsia="宋体" w:cs="Times New Roman"/>
+                <w:b w:val="0"/>
+                <w:bCs w:val="0"/>
+                <w:i w:val="0"/>
+                <w:iCs w:val="0"/>
+                <w:color w:val="000000"/>
+                <w:kern w:val="0"/>
+                <w:sz w:val="20"/>
+                <w:szCs w:val="20"/>
+                <w:u w:val="none"/>
+                <w:lang w:val="en-US" w:eastAsia="zh-CN" w:bidi="ar"/>
+              </w:rPr>
+              <w:t>p.S7681</w:t>
+            </w:r>
+          </w:p>
+        </w:tc>
+      </w:tr>
+      <w:tr>
+        <w:tblPrEx>
+          <w:tblBorders>
+            <w:top w:val="none" w:color="auto" w:sz="0" w:space="0"/>
+            <w:left w:val="none" w:color="auto" w:sz="0" w:space="0"/>
+            <w:bottom w:val="none" w:color="auto" w:sz="0" w:space="0"/>
+            <w:right w:val="none" w:color="auto" w:sz="0" w:space="0"/>
+            <w:insideH w:val="none" w:color="auto" w:sz="0" w:space="0"/>
+            <w:insideV w:val="none" w:color="auto" w:sz="0" w:space="0"/>
+          </w:tblBorders>
+          <w:tblCellMar>
+            <w:top w:w="0" w:type="dxa"/>
+            <w:left w:w="108" w:type="dxa"/>
+            <w:bottom w:w="0" w:type="dxa"/>
+            <w:right w:w="108" w:type="dxa"/>
+          </w:tblCellMar>
+        </w:tblPrEx>
+        <w:trPr>
+          <w:trHeight w:val="340" w:hRule="atLeast"/>
+        </w:trPr>
+        <w:tc>
+          <w:tcPr>
+            <w:tcW w:w="672" w:type="pct"/>
+            <w:tcBorders>
+              <w:top w:val="single" w:color="000000" w:sz="4" w:space="0"/>
+              <w:left w:val="single" w:color="000000" w:sz="4" w:space="0"/>
+              <w:bottom w:val="single" w:color="000000" w:sz="4" w:space="0"/>
+              <w:right w:val="single" w:color="000000" w:sz="4" w:space="0"/>
+            </w:tcBorders>
+            <w:shd w:val="clear" w:color="auto" w:fill="FFFFFF"/>
+            <w:vAlign w:val="center"/>
+          </w:tcPr>
+          <w:p>
+            <w:pPr>
+              <w:keepNext w:val="0"/>
+              <w:keepLines w:val="0"/>
+              <w:widowControl/>
+              <w:suppressLineNumbers w:val="0"/>
+              <w:jc w:val="left"/>
+              <w:textAlignment w:val="center"/>
+              <w:rPr>
+                <w:rFonts w:hint="default" w:ascii="Times New Roman" w:hAnsi="Times New Roman" w:eastAsia="宋体" w:cs="Times New Roman"/>
+                <w:b w:val="0"/>
+                <w:bCs w:val="0"/>
+                <w:i w:val="0"/>
+                <w:iCs w:val="0"/>
+                <w:color w:val="000000"/>
+                <w:sz w:val="20"/>
+                <w:szCs w:val="20"/>
+                <w:u w:val="none"/>
+              </w:rPr>
+            </w:pPr>
+            <w:r>
+              <w:rPr>
+                <w:rFonts w:hint="default" w:ascii="Times New Roman" w:hAnsi="Times New Roman" w:eastAsia="宋体" w:cs="Times New Roman"/>
+                <w:b w:val="0"/>
+                <w:bCs w:val="0"/>
+                <w:i w:val="0"/>
+                <w:iCs w:val="0"/>
+                <w:color w:val="000000"/>
+                <w:kern w:val="0"/>
+                <w:sz w:val="20"/>
+                <w:szCs w:val="20"/>
+                <w:u w:val="none"/>
+                <w:lang w:val="en-US" w:eastAsia="zh-CN" w:bidi="ar"/>
+              </w:rPr>
+              <w:t>EGFR</w:t>
+            </w:r>
+          </w:p>
+        </w:tc>
+        <w:tc>
+          <w:tcPr>
+            <w:tcW w:w="792" w:type="pct"/>
+            <w:tcBorders>
+              <w:top w:val="single" w:color="000000" w:sz="4" w:space="0"/>
+              <w:left w:val="single" w:color="000000" w:sz="4" w:space="0"/>
+              <w:bottom w:val="single" w:color="000000" w:sz="4" w:space="0"/>
+              <w:right w:val="single" w:color="000000" w:sz="4" w:space="0"/>
+            </w:tcBorders>
+            <w:shd w:val="clear" w:color="auto" w:fill="FFFFFF"/>
+            <w:vAlign w:val="center"/>
+          </w:tcPr>
+          <w:p>
+            <w:pPr>
+              <w:keepNext w:val="0"/>
+              <w:keepLines w:val="0"/>
+              <w:widowControl/>
+              <w:suppressLineNumbers w:val="0"/>
+              <w:jc w:val="left"/>
+              <w:textAlignment w:val="center"/>
+              <w:rPr>
+                <w:rFonts w:hint="default" w:ascii="Times New Roman" w:hAnsi="Times New Roman" w:eastAsia="宋体" w:cs="Times New Roman"/>
+                <w:b w:val="0"/>
+                <w:bCs w:val="0"/>
+                <w:i w:val="0"/>
+                <w:iCs w:val="0"/>
+                <w:color w:val="000000"/>
+                <w:sz w:val="20"/>
+                <w:szCs w:val="20"/>
+                <w:u w:val="none"/>
+              </w:rPr>
+            </w:pPr>
+            <w:r>
+              <w:rPr>
+                <w:rFonts w:hint="default" w:ascii="Times New Roman" w:hAnsi="Times New Roman" w:eastAsia="宋体" w:cs="Times New Roman"/>
+                <w:b w:val="0"/>
+                <w:bCs w:val="0"/>
+                <w:i w:val="0"/>
+                <w:iCs w:val="0"/>
+                <w:color w:val="000000"/>
+                <w:kern w:val="0"/>
+                <w:sz w:val="20"/>
+                <w:szCs w:val="20"/>
+                <w:u w:val="none"/>
+                <w:lang w:val="en-US" w:eastAsia="zh-CN" w:bidi="ar"/>
+              </w:rPr>
+              <w:t xml:space="preserve">20 </w:t>
+            </w:r>
+          </w:p>
+        </w:tc>
+        <w:tc>
+          <w:tcPr>
+            <w:tcW w:w="1842" w:type="pct"/>
+            <w:tcBorders>
+              <w:top w:val="single" w:color="000000" w:sz="4" w:space="0"/>
+              <w:left w:val="single" w:color="000000" w:sz="4" w:space="0"/>
+              <w:bottom w:val="single" w:color="000000" w:sz="4" w:space="0"/>
+              <w:right w:val="single" w:color="000000" w:sz="4" w:space="0"/>
+            </w:tcBorders>
+            <w:shd w:val="clear" w:color="auto" w:fill="FFFFFF"/>
+            <w:vAlign w:val="center"/>
+          </w:tcPr>
+          <w:p>
+            <w:pPr>
+              <w:keepNext w:val="0"/>
+              <w:keepLines w:val="0"/>
+              <w:widowControl/>
+              <w:suppressLineNumbers w:val="0"/>
+              <w:jc w:val="left"/>
+              <w:textAlignment w:val="center"/>
+              <w:rPr>
+                <w:rFonts w:hint="default" w:ascii="Times New Roman" w:hAnsi="Times New Roman" w:eastAsia="宋体" w:cs="Times New Roman"/>
+                <w:b w:val="0"/>
+                <w:bCs w:val="0"/>
+                <w:i w:val="0"/>
+                <w:iCs w:val="0"/>
+                <w:color w:val="000000"/>
+                <w:sz w:val="20"/>
+                <w:szCs w:val="20"/>
+                <w:u w:val="none"/>
+              </w:rPr>
+            </w:pPr>
+            <w:r>
+              <w:rPr>
+                <w:rFonts w:hint="default" w:ascii="Times New Roman" w:hAnsi="Times New Roman" w:eastAsia="宋体" w:cs="Times New Roman"/>
+                <w:b w:val="0"/>
+                <w:bCs w:val="0"/>
+                <w:i w:val="0"/>
+                <w:iCs w:val="0"/>
+                <w:color w:val="000000"/>
+                <w:kern w:val="0"/>
+                <w:sz w:val="20"/>
+                <w:szCs w:val="20"/>
+                <w:u w:val="none"/>
+                <w:lang w:val="en-US" w:eastAsia="zh-CN" w:bidi="ar"/>
+              </w:rPr>
               <w:t>c.2307_2308insGCCAGCGTG</w:t>
             </w:r>
           </w:p>
@@ -34016,7 +34072,6 @@
             <w:insideH w:val="none" w:color="auto" w:sz="0" w:space="0"/>
             <w:insideV w:val="none" w:color="auto" w:sz="0" w:space="0"/>
           </w:tblBorders>
-          <w:shd w:val="clear" w:color="auto" w:fill="auto"/>
           <w:tblCellMar>
             <w:top w:w="0" w:type="dxa"/>
             <w:left w:w="108" w:type="dxa"/>
@@ -34224,6 +34279,227 @@
                 <w:lang w:val="en-US" w:eastAsia="zh-CN" w:bidi="ar"/>
               </w:rPr>
               <w:t>p.H773_V774insH</w:t>
+            </w:r>
+          </w:p>
+        </w:tc>
+      </w:tr>
+      <w:tr>
+        <w:tblPrEx>
+          <w:tblBorders>
+            <w:top w:val="none" w:color="auto" w:sz="0" w:space="0"/>
+            <w:left w:val="none" w:color="auto" w:sz="0" w:space="0"/>
+            <w:bottom w:val="none" w:color="auto" w:sz="0" w:space="0"/>
+            <w:right w:val="none" w:color="auto" w:sz="0" w:space="0"/>
+            <w:insideH w:val="none" w:color="auto" w:sz="0" w:space="0"/>
+            <w:insideV w:val="none" w:color="auto" w:sz="0" w:space="0"/>
+          </w:tblBorders>
+          <w:tblCellMar>
+            <w:top w:w="0" w:type="dxa"/>
+            <w:left w:w="108" w:type="dxa"/>
+            <w:bottom w:w="0" w:type="dxa"/>
+            <w:right w:w="108" w:type="dxa"/>
+          </w:tblCellMar>
+        </w:tblPrEx>
+        <w:trPr>
+          <w:trHeight w:val="340" w:hRule="atLeast"/>
+        </w:trPr>
+        <w:tc>
+          <w:tcPr>
+            <w:tcW w:w="672" w:type="pct"/>
+            <w:tcBorders>
+              <w:top w:val="single" w:color="000000" w:sz="4" w:space="0"/>
+              <w:left w:val="single" w:color="000000" w:sz="4" w:space="0"/>
+              <w:bottom w:val="single" w:color="000000" w:sz="4" w:space="0"/>
+              <w:right w:val="single" w:color="000000" w:sz="4" w:space="0"/>
+            </w:tcBorders>
+            <w:shd w:val="clear" w:color="auto" w:fill="FFFFFF"/>
+            <w:vAlign w:val="center"/>
+          </w:tcPr>
+          <w:p>
+            <w:pPr>
+              <w:keepNext w:val="0"/>
+              <w:keepLines w:val="0"/>
+              <w:widowControl/>
+              <w:suppressLineNumbers w:val="0"/>
+              <w:jc w:val="left"/>
+              <w:textAlignment w:val="center"/>
+              <w:rPr>
+                <w:rFonts w:hint="default" w:ascii="Times New Roman" w:hAnsi="Times New Roman" w:eastAsia="宋体" w:cs="Times New Roman"/>
+                <w:b w:val="0"/>
+                <w:bCs w:val="0"/>
+                <w:i w:val="0"/>
+                <w:iCs w:val="0"/>
+                <w:color w:val="000000"/>
+                <w:sz w:val="20"/>
+                <w:szCs w:val="20"/>
+                <w:u w:val="none"/>
+              </w:rPr>
+            </w:pPr>
+            <w:r>
+              <w:rPr>
+                <w:rFonts w:hint="default" w:ascii="Times New Roman" w:hAnsi="Times New Roman" w:eastAsia="宋体" w:cs="Times New Roman"/>
+                <w:b w:val="0"/>
+                <w:bCs w:val="0"/>
+                <w:i w:val="0"/>
+                <w:iCs w:val="0"/>
+                <w:color w:val="000000"/>
+                <w:kern w:val="0"/>
+                <w:sz w:val="20"/>
+                <w:szCs w:val="20"/>
+                <w:u w:val="none"/>
+                <w:lang w:val="en-US" w:eastAsia="zh-CN" w:bidi="ar"/>
+              </w:rPr>
+              <w:t>EGFR</w:t>
+            </w:r>
+          </w:p>
+        </w:tc>
+        <w:tc>
+          <w:tcPr>
+            <w:tcW w:w="792" w:type="pct"/>
+            <w:tcBorders>
+              <w:top w:val="single" w:color="000000" w:sz="4" w:space="0"/>
+              <w:left w:val="single" w:color="000000" w:sz="4" w:space="0"/>
+              <w:bottom w:val="single" w:color="000000" w:sz="4" w:space="0"/>
+              <w:right w:val="single" w:color="000000" w:sz="4" w:space="0"/>
+            </w:tcBorders>
+            <w:shd w:val="clear" w:color="auto" w:fill="FFFFFF"/>
+            <w:vAlign w:val="center"/>
+          </w:tcPr>
+          <w:p>
+            <w:pPr>
+              <w:keepNext w:val="0"/>
+              <w:keepLines w:val="0"/>
+              <w:widowControl/>
+              <w:suppressLineNumbers w:val="0"/>
+              <w:jc w:val="left"/>
+              <w:textAlignment w:val="center"/>
+              <w:rPr>
+                <w:rFonts w:hint="default" w:ascii="Times New Roman" w:hAnsi="Times New Roman" w:eastAsia="宋体" w:cs="Times New Roman"/>
+                <w:b w:val="0"/>
+                <w:bCs w:val="0"/>
+                <w:i w:val="0"/>
+                <w:iCs w:val="0"/>
+                <w:color w:val="000000"/>
+                <w:sz w:val="20"/>
+                <w:szCs w:val="20"/>
+                <w:u w:val="none"/>
+              </w:rPr>
+            </w:pPr>
+            <w:r>
+              <w:rPr>
+                <w:rFonts w:hint="default" w:ascii="Times New Roman" w:hAnsi="Times New Roman" w:eastAsia="宋体" w:cs="Times New Roman"/>
+                <w:b w:val="0"/>
+                <w:bCs w:val="0"/>
+                <w:i w:val="0"/>
+                <w:iCs w:val="0"/>
+                <w:color w:val="000000"/>
+                <w:kern w:val="0"/>
+                <w:sz w:val="20"/>
+                <w:szCs w:val="20"/>
+                <w:u w:val="none"/>
+                <w:lang w:val="en-US" w:eastAsia="zh-CN" w:bidi="ar"/>
+              </w:rPr>
+              <w:t xml:space="preserve">20 </w:t>
+            </w:r>
+          </w:p>
+        </w:tc>
+        <w:tc>
+          <w:tcPr>
+            <w:tcW w:w="1842" w:type="pct"/>
+            <w:tcBorders>
+              <w:top w:val="single" w:color="000000" w:sz="4" w:space="0"/>
+              <w:left w:val="single" w:color="000000" w:sz="4" w:space="0"/>
+              <w:bottom w:val="single" w:color="000000" w:sz="4" w:space="0"/>
+              <w:right w:val="single" w:color="000000" w:sz="4" w:space="0"/>
+            </w:tcBorders>
+            <w:shd w:val="clear" w:color="auto" w:fill="FFFFFF"/>
+            <w:vAlign w:val="center"/>
+          </w:tcPr>
+          <w:p>
+            <w:pPr>
+              <w:keepNext w:val="0"/>
+              <w:keepLines w:val="0"/>
+              <w:widowControl/>
+              <w:suppressLineNumbers w:val="0"/>
+              <w:jc w:val="left"/>
+              <w:textAlignment w:val="center"/>
+              <w:rPr>
+                <w:rFonts w:hint="default" w:ascii="Times New Roman" w:hAnsi="Times New Roman" w:eastAsia="宋体" w:cs="Times New Roman"/>
+                <w:b w:val="0"/>
+                <w:bCs w:val="0"/>
+                <w:i w:val="0"/>
+                <w:iCs w:val="0"/>
+                <w:color w:val="000000"/>
+                <w:sz w:val="20"/>
+                <w:szCs w:val="20"/>
+                <w:u w:val="none"/>
+              </w:rPr>
+            </w:pPr>
+            <w:r>
+              <w:rPr>
+                <w:rFonts w:hint="default" w:ascii="Times New Roman" w:hAnsi="Times New Roman" w:eastAsia="宋体" w:cs="Times New Roman"/>
+                <w:b w:val="0"/>
+                <w:bCs w:val="0"/>
+                <w:i w:val="0"/>
+                <w:iCs w:val="0"/>
+                <w:color w:val="000000"/>
+                <w:kern w:val="0"/>
+                <w:sz w:val="20"/>
+                <w:szCs w:val="20"/>
+                <w:u w:val="none"/>
+                <w:lang w:val="en-US" w:eastAsia="zh-CN" w:bidi="ar"/>
+              </w:rPr>
+              <w:t>c.2300_2308dup</w:t>
+            </w:r>
+          </w:p>
+        </w:tc>
+        <w:tc>
+          <w:tcPr>
+            <w:tcW w:w="1692" w:type="pct"/>
+            <w:tcBorders>
+              <w:top w:val="single" w:color="000000" w:sz="4" w:space="0"/>
+              <w:left w:val="single" w:color="000000" w:sz="4" w:space="0"/>
+              <w:bottom w:val="single" w:color="000000" w:sz="4" w:space="0"/>
+              <w:right w:val="single" w:color="000000" w:sz="4" w:space="0"/>
+            </w:tcBorders>
+            <w:shd w:val="clear" w:color="auto" w:fill="FFFFFF"/>
+            <w:vAlign w:val="center"/>
+          </w:tcPr>
+          <w:p>
+            <w:pPr>
+              <w:keepNext w:val="0"/>
+              <w:keepLines w:val="0"/>
+              <w:widowControl/>
+              <w:suppressLineNumbers w:val="0"/>
+              <w:jc w:val="left"/>
+              <w:textAlignment w:val="center"/>
+              <w:rPr>
+                <w:rFonts w:hint="default" w:ascii="Times New Roman" w:hAnsi="Times New Roman" w:eastAsia="宋体" w:cs="Times New Roman"/>
+                <w:b w:val="0"/>
+                <w:bCs w:val="0"/>
+                <w:i w:val="0"/>
+                <w:iCs w:val="0"/>
+                <w:color w:val="000000"/>
+                <w:sz w:val="20"/>
+                <w:szCs w:val="20"/>
+                <w:u w:val="none"/>
+              </w:rPr>
+            </w:pPr>
+            <w:r>
+              <w:rPr>
+                <w:rFonts w:hint="default" w:ascii="Times New Roman" w:hAnsi="Times New Roman" w:eastAsia="宋体" w:cs="Times New Roman"/>
+                <w:b w:val="0"/>
+                <w:bCs w:val="0"/>
+                <w:i w:val="0"/>
+                <w:iCs w:val="0"/>
+                <w:color w:val="000000"/>
+                <w:kern w:val="0"/>
+                <w:sz w:val="20"/>
+                <w:szCs w:val="20"/>
+                <w:u w:val="none"/>
+                <w:lang w:val="en-US" w:eastAsia="zh-CN" w:bidi="ar"/>
+              </w:rPr>
+              <w:t>A767_V769dup</w:t>
             </w:r>
           </w:p>
         </w:tc>
@@ -34395,7 +34671,7 @@
                 <w:u w:val="none"/>
                 <w:lang w:val="en-US" w:eastAsia="zh-CN" w:bidi="ar"/>
               </w:rPr>
-              <w:t>c.2300_2308dup</w:t>
+              <w:t>c.2296_2297insTGGCCAGCG</w:t>
             </w:r>
           </w:p>
         </w:tc>
@@ -34445,7 +34721,7 @@
                 <w:u w:val="none"/>
                 <w:lang w:val="en-US" w:eastAsia="zh-CN" w:bidi="ar"/>
               </w:rPr>
-              <w:t>A767_V769dup</w:t>
+              <w:t>M766_A767insASV</w:t>
             </w:r>
           </w:p>
         </w:tc>
@@ -34567,7 +34843,7 @@
                 <w:u w:val="none"/>
                 <w:lang w:val="en-US" w:eastAsia="zh-CN" w:bidi="ar"/>
               </w:rPr>
-              <w:t xml:space="preserve">20 </w:t>
+              <w:t xml:space="preserve">21 </w:t>
             </w:r>
           </w:p>
         </w:tc>
@@ -34617,7 +34893,7 @@
                 <w:u w:val="none"/>
                 <w:lang w:val="en-US" w:eastAsia="zh-CN" w:bidi="ar"/>
               </w:rPr>
-              <w:t>c.2296_2297insTGGCCAGCG</w:t>
+              <w:t>c.2573T&gt;G</w:t>
             </w:r>
           </w:p>
         </w:tc>
@@ -34667,7 +34943,7 @@
                 <w:u w:val="none"/>
                 <w:lang w:val="en-US" w:eastAsia="zh-CN" w:bidi="ar"/>
               </w:rPr>
-              <w:t>M766_A767insASV</w:t>
+              <w:t>p.L858R</w:t>
             </w:r>
           </w:p>
         </w:tc>
@@ -34839,7 +35115,7 @@
                 <w:u w:val="none"/>
                 <w:lang w:val="en-US" w:eastAsia="zh-CN" w:bidi="ar"/>
               </w:rPr>
-              <w:t>c.2573T&gt;G</w:t>
+              <w:t>c.2582T&gt;A</w:t>
             </w:r>
           </w:p>
         </w:tc>
@@ -34889,7 +35165,7 @@
                 <w:u w:val="none"/>
                 <w:lang w:val="en-US" w:eastAsia="zh-CN" w:bidi="ar"/>
               </w:rPr>
-              <w:t>p.L858R</w:t>
+              <w:t>p.L861Q</w:t>
             </w:r>
           </w:p>
         </w:tc>
@@ -34961,7 +35237,7 @@
                 <w:u w:val="none"/>
                 <w:lang w:val="en-US" w:eastAsia="zh-CN" w:bidi="ar"/>
               </w:rPr>
-              <w:t>EGFR</w:t>
+              <w:t>KRAS</w:t>
             </w:r>
           </w:p>
         </w:tc>
@@ -35011,7 +35287,7 @@
                 <w:u w:val="none"/>
                 <w:lang w:val="en-US" w:eastAsia="zh-CN" w:bidi="ar"/>
               </w:rPr>
-              <w:t xml:space="preserve">21 </w:t>
+              <w:t xml:space="preserve">2 </w:t>
             </w:r>
           </w:p>
         </w:tc>
@@ -35061,7 +35337,7 @@
                 <w:u w:val="none"/>
                 <w:lang w:val="en-US" w:eastAsia="zh-CN" w:bidi="ar"/>
               </w:rPr>
-              <w:t>c.2582T&gt;A</w:t>
+              <w:t>c.35G&gt;A</w:t>
             </w:r>
           </w:p>
         </w:tc>
@@ -35111,7 +35387,228 @@
                 <w:u w:val="none"/>
                 <w:lang w:val="en-US" w:eastAsia="zh-CN" w:bidi="ar"/>
               </w:rPr>
-              <w:t>p.L861Q</w:t>
+              <w:t>p.G12D</w:t>
+            </w:r>
+          </w:p>
+        </w:tc>
+      </w:tr>
+      <w:tr>
+        <w:tblPrEx>
+          <w:tblBorders>
+            <w:top w:val="none" w:color="auto" w:sz="0" w:space="0"/>
+            <w:left w:val="none" w:color="auto" w:sz="0" w:space="0"/>
+            <w:bottom w:val="none" w:color="auto" w:sz="0" w:space="0"/>
+            <w:right w:val="none" w:color="auto" w:sz="0" w:space="0"/>
+            <w:insideH w:val="none" w:color="auto" w:sz="0" w:space="0"/>
+            <w:insideV w:val="none" w:color="auto" w:sz="0" w:space="0"/>
+          </w:tblBorders>
+          <w:tblCellMar>
+            <w:top w:w="0" w:type="dxa"/>
+            <w:left w:w="108" w:type="dxa"/>
+            <w:bottom w:w="0" w:type="dxa"/>
+            <w:right w:w="108" w:type="dxa"/>
+          </w:tblCellMar>
+        </w:tblPrEx>
+        <w:trPr>
+          <w:trHeight w:val="340" w:hRule="atLeast"/>
+        </w:trPr>
+        <w:tc>
+          <w:tcPr>
+            <w:tcW w:w="672" w:type="pct"/>
+            <w:tcBorders>
+              <w:top w:val="single" w:color="000000" w:sz="4" w:space="0"/>
+              <w:left w:val="single" w:color="000000" w:sz="4" w:space="0"/>
+              <w:bottom w:val="single" w:color="000000" w:sz="4" w:space="0"/>
+              <w:right w:val="single" w:color="000000" w:sz="4" w:space="0"/>
+            </w:tcBorders>
+            <w:shd w:val="clear" w:color="auto" w:fill="FFFFFF"/>
+            <w:vAlign w:val="center"/>
+          </w:tcPr>
+          <w:p>
+            <w:pPr>
+              <w:keepNext w:val="0"/>
+              <w:keepLines w:val="0"/>
+              <w:widowControl/>
+              <w:suppressLineNumbers w:val="0"/>
+              <w:jc w:val="left"/>
+              <w:textAlignment w:val="center"/>
+              <w:rPr>
+                <w:rFonts w:hint="default" w:ascii="Times New Roman" w:hAnsi="Times New Roman" w:eastAsia="宋体" w:cs="Times New Roman"/>
+                <w:b w:val="0"/>
+                <w:bCs w:val="0"/>
+                <w:i w:val="0"/>
+                <w:iCs w:val="0"/>
+                <w:color w:val="000000"/>
+                <w:sz w:val="20"/>
+                <w:szCs w:val="20"/>
+                <w:u w:val="none"/>
+              </w:rPr>
+            </w:pPr>
+            <w:r>
+              <w:rPr>
+                <w:rFonts w:hint="default" w:ascii="Times New Roman" w:hAnsi="Times New Roman" w:eastAsia="宋体" w:cs="Times New Roman"/>
+                <w:b w:val="0"/>
+                <w:bCs w:val="0"/>
+                <w:i w:val="0"/>
+                <w:iCs w:val="0"/>
+                <w:color w:val="000000"/>
+                <w:kern w:val="0"/>
+                <w:sz w:val="20"/>
+                <w:szCs w:val="20"/>
+                <w:u w:val="none"/>
+                <w:lang w:val="en-US" w:eastAsia="zh-CN" w:bidi="ar"/>
+              </w:rPr>
+              <w:t>KRAS</w:t>
+            </w:r>
+          </w:p>
+        </w:tc>
+        <w:tc>
+          <w:tcPr>
+            <w:tcW w:w="792" w:type="pct"/>
+            <w:tcBorders>
+              <w:top w:val="single" w:color="000000" w:sz="4" w:space="0"/>
+              <w:left w:val="single" w:color="000000" w:sz="4" w:space="0"/>
+              <w:bottom w:val="single" w:color="000000" w:sz="4" w:space="0"/>
+              <w:right w:val="single" w:color="000000" w:sz="4" w:space="0"/>
+            </w:tcBorders>
+            <w:shd w:val="clear" w:color="auto" w:fill="FFFFFF"/>
+            <w:vAlign w:val="center"/>
+          </w:tcPr>
+          <w:p>
+            <w:pPr>
+              <w:keepNext w:val="0"/>
+              <w:keepLines w:val="0"/>
+              <w:widowControl/>
+              <w:suppressLineNumbers w:val="0"/>
+              <w:jc w:val="left"/>
+              <w:textAlignment w:val="center"/>
+              <w:rPr>
+                <w:rFonts w:hint="default" w:ascii="Times New Roman" w:hAnsi="Times New Roman" w:eastAsia="宋体" w:cs="Times New Roman"/>
+                <w:b w:val="0"/>
+                <w:bCs w:val="0"/>
+                <w:i w:val="0"/>
+                <w:iCs w:val="0"/>
+                <w:color w:val="000000"/>
+                <w:sz w:val="20"/>
+                <w:szCs w:val="20"/>
+                <w:u w:val="none"/>
+              </w:rPr>
+            </w:pPr>
+            <w:r>
+              <w:rPr>
+                <w:rFonts w:hint="default" w:ascii="Times New Roman" w:hAnsi="Times New Roman" w:eastAsia="宋体" w:cs="Times New Roman"/>
+                <w:b w:val="0"/>
+                <w:bCs w:val="0"/>
+                <w:i w:val="0"/>
+                <w:iCs w:val="0"/>
+                <w:color w:val="000000"/>
+                <w:kern w:val="0"/>
+                <w:sz w:val="20"/>
+                <w:szCs w:val="20"/>
+                <w:u w:val="none"/>
+                <w:lang w:val="en-US" w:eastAsia="zh-CN" w:bidi="ar"/>
+              </w:rPr>
+              <w:t xml:space="preserve">2 </w:t>
+            </w:r>
+          </w:p>
+        </w:tc>
+        <w:tc>
+          <w:tcPr>
+            <w:tcW w:w="1842" w:type="pct"/>
+            <w:tcBorders>
+              <w:top w:val="single" w:color="000000" w:sz="4" w:space="0"/>
+              <w:left w:val="single" w:color="000000" w:sz="4" w:space="0"/>
+              <w:bottom w:val="single" w:color="000000" w:sz="4" w:space="0"/>
+              <w:right w:val="single" w:color="000000" w:sz="4" w:space="0"/>
+            </w:tcBorders>
+            <w:shd w:val="clear" w:color="auto" w:fill="FFFFFF"/>
+            <w:vAlign w:val="center"/>
+          </w:tcPr>
+          <w:p>
+            <w:pPr>
+              <w:keepNext w:val="0"/>
+              <w:keepLines w:val="0"/>
+              <w:widowControl/>
+              <w:suppressLineNumbers w:val="0"/>
+              <w:jc w:val="left"/>
+              <w:textAlignment w:val="center"/>
+              <w:rPr>
+                <w:rFonts w:hint="default" w:ascii="Times New Roman" w:hAnsi="Times New Roman" w:eastAsia="宋体" w:cs="Times New Roman"/>
+                <w:b w:val="0"/>
+                <w:bCs w:val="0"/>
+                <w:i w:val="0"/>
+                <w:iCs w:val="0"/>
+                <w:color w:val="000000"/>
+                <w:sz w:val="20"/>
+                <w:szCs w:val="20"/>
+                <w:u w:val="none"/>
+              </w:rPr>
+            </w:pPr>
+            <w:r>
+              <w:rPr>
+                <w:rFonts w:hint="default" w:ascii="Times New Roman" w:hAnsi="Times New Roman" w:eastAsia="宋体" w:cs="Times New Roman"/>
+                <w:b w:val="0"/>
+                <w:bCs w:val="0"/>
+                <w:i w:val="0"/>
+                <w:iCs w:val="0"/>
+                <w:color w:val="000000"/>
+                <w:kern w:val="0"/>
+                <w:sz w:val="20"/>
+                <w:szCs w:val="20"/>
+                <w:u w:val="none"/>
+                <w:lang w:val="en-US" w:eastAsia="zh-CN" w:bidi="ar"/>
+              </w:rPr>
+              <w:t>c.35G&gt;T</w:t>
+            </w:r>
+          </w:p>
+        </w:tc>
+        <w:tc>
+          <w:tcPr>
+            <w:tcW w:w="1692" w:type="pct"/>
+            <w:tcBorders>
+              <w:top w:val="single" w:color="000000" w:sz="4" w:space="0"/>
+              <w:left w:val="single" w:color="000000" w:sz="4" w:space="0"/>
+              <w:bottom w:val="single" w:color="000000" w:sz="4" w:space="0"/>
+              <w:right w:val="single" w:color="000000" w:sz="4" w:space="0"/>
+            </w:tcBorders>
+            <w:shd w:val="clear" w:color="auto" w:fill="FFFFFF"/>
+            <w:vAlign w:val="center"/>
+          </w:tcPr>
+          <w:p>
+            <w:pPr>
+              <w:keepNext w:val="0"/>
+              <w:keepLines w:val="0"/>
+              <w:widowControl/>
+              <w:suppressLineNumbers w:val="0"/>
+              <w:jc w:val="left"/>
+              <w:textAlignment w:val="center"/>
+              <w:rPr>
+                <w:rFonts w:hint="default" w:ascii="Times New Roman" w:hAnsi="Times New Roman" w:eastAsia="宋体" w:cs="Times New Roman"/>
+                <w:b w:val="0"/>
+                <w:bCs w:val="0"/>
+                <w:i w:val="0"/>
+                <w:iCs w:val="0"/>
+                <w:color w:val="000000"/>
+                <w:sz w:val="20"/>
+                <w:szCs w:val="20"/>
+                <w:u w:val="none"/>
+              </w:rPr>
+            </w:pPr>
+            <w:r>
+              <w:rPr>
+                <w:rFonts w:hint="default" w:ascii="Times New Roman" w:hAnsi="Times New Roman" w:eastAsia="宋体" w:cs="Times New Roman"/>
+                <w:b w:val="0"/>
+                <w:bCs w:val="0"/>
+                <w:i w:val="0"/>
+                <w:iCs w:val="0"/>
+                <w:color w:val="000000"/>
+                <w:kern w:val="0"/>
+                <w:sz w:val="20"/>
+                <w:szCs w:val="20"/>
+                <w:u w:val="none"/>
+                <w:lang w:val="en-US" w:eastAsia="zh-CN" w:bidi="ar"/>
+              </w:rPr>
+              <w:t>p.G12V</w:t>
             </w:r>
           </w:p>
         </w:tc>
@@ -35283,7 +35780,7 @@
                 <w:u w:val="none"/>
                 <w:lang w:val="en-US" w:eastAsia="zh-CN" w:bidi="ar"/>
               </w:rPr>
-              <w:t>c.35G&gt;A</w:t>
+              <w:t>c.34G&gt;T</w:t>
             </w:r>
           </w:p>
         </w:tc>
@@ -35333,7 +35830,7 @@
                 <w:u w:val="none"/>
                 <w:lang w:val="en-US" w:eastAsia="zh-CN" w:bidi="ar"/>
               </w:rPr>
-              <w:t>p.G12D</w:t>
+              <w:t>p.G12C</w:t>
             </w:r>
           </w:p>
         </w:tc>
@@ -35505,7 +36002,7 @@
                 <w:u w:val="none"/>
                 <w:lang w:val="en-US" w:eastAsia="zh-CN" w:bidi="ar"/>
               </w:rPr>
-              <w:t>c.35G&gt;T</w:t>
+              <w:t>c.34G&gt;A</w:t>
             </w:r>
           </w:p>
         </w:tc>
@@ -35555,7 +36052,228 @@
                 <w:u w:val="none"/>
                 <w:lang w:val="en-US" w:eastAsia="zh-CN" w:bidi="ar"/>
               </w:rPr>
-              <w:t>p.G12V</w:t>
+              <w:t>p.G12S</w:t>
+            </w:r>
+          </w:p>
+        </w:tc>
+      </w:tr>
+      <w:tr>
+        <w:tblPrEx>
+          <w:tblBorders>
+            <w:top w:val="none" w:color="auto" w:sz="0" w:space="0"/>
+            <w:left w:val="none" w:color="auto" w:sz="0" w:space="0"/>
+            <w:bottom w:val="none" w:color="auto" w:sz="0" w:space="0"/>
+            <w:right w:val="none" w:color="auto" w:sz="0" w:space="0"/>
+            <w:insideH w:val="none" w:color="auto" w:sz="0" w:space="0"/>
+            <w:insideV w:val="none" w:color="auto" w:sz="0" w:space="0"/>
+          </w:tblBorders>
+          <w:tblCellMar>
+            <w:top w:w="0" w:type="dxa"/>
+            <w:left w:w="108" w:type="dxa"/>
+            <w:bottom w:w="0" w:type="dxa"/>
+            <w:right w:w="108" w:type="dxa"/>
+          </w:tblCellMar>
+        </w:tblPrEx>
+        <w:trPr>
+          <w:trHeight w:val="340" w:hRule="atLeast"/>
+        </w:trPr>
+        <w:tc>
+          <w:tcPr>
+            <w:tcW w:w="672" w:type="pct"/>
+            <w:tcBorders>
+              <w:top w:val="single" w:color="000000" w:sz="4" w:space="0"/>
+              <w:left w:val="single" w:color="000000" w:sz="4" w:space="0"/>
+              <w:bottom w:val="single" w:color="000000" w:sz="4" w:space="0"/>
+              <w:right w:val="single" w:color="000000" w:sz="4" w:space="0"/>
+            </w:tcBorders>
+            <w:shd w:val="clear" w:color="auto" w:fill="FFFFFF"/>
+            <w:vAlign w:val="center"/>
+          </w:tcPr>
+          <w:p>
+            <w:pPr>
+              <w:keepNext w:val="0"/>
+              <w:keepLines w:val="0"/>
+              <w:widowControl/>
+              <w:suppressLineNumbers w:val="0"/>
+              <w:jc w:val="left"/>
+              <w:textAlignment w:val="center"/>
+              <w:rPr>
+                <w:rFonts w:hint="default" w:ascii="Times New Roman" w:hAnsi="Times New Roman" w:eastAsia="宋体" w:cs="Times New Roman"/>
+                <w:b w:val="0"/>
+                <w:bCs w:val="0"/>
+                <w:i w:val="0"/>
+                <w:iCs w:val="0"/>
+                <w:color w:val="000000"/>
+                <w:sz w:val="20"/>
+                <w:szCs w:val="20"/>
+                <w:u w:val="none"/>
+              </w:rPr>
+            </w:pPr>
+            <w:r>
+              <w:rPr>
+                <w:rFonts w:hint="default" w:ascii="Times New Roman" w:hAnsi="Times New Roman" w:eastAsia="宋体" w:cs="Times New Roman"/>
+                <w:b w:val="0"/>
+                <w:bCs w:val="0"/>
+                <w:i w:val="0"/>
+                <w:iCs w:val="0"/>
+                <w:color w:val="000000"/>
+                <w:kern w:val="0"/>
+                <w:sz w:val="20"/>
+                <w:szCs w:val="20"/>
+                <w:u w:val="none"/>
+                <w:lang w:val="en-US" w:eastAsia="zh-CN" w:bidi="ar"/>
+              </w:rPr>
+              <w:t>KRAS</w:t>
+            </w:r>
+          </w:p>
+        </w:tc>
+        <w:tc>
+          <w:tcPr>
+            <w:tcW w:w="792" w:type="pct"/>
+            <w:tcBorders>
+              <w:top w:val="single" w:color="000000" w:sz="4" w:space="0"/>
+              <w:left w:val="single" w:color="000000" w:sz="4" w:space="0"/>
+              <w:bottom w:val="single" w:color="000000" w:sz="4" w:space="0"/>
+              <w:right w:val="single" w:color="000000" w:sz="4" w:space="0"/>
+            </w:tcBorders>
+            <w:shd w:val="clear" w:color="auto" w:fill="FFFFFF"/>
+            <w:vAlign w:val="center"/>
+          </w:tcPr>
+          <w:p>
+            <w:pPr>
+              <w:keepNext w:val="0"/>
+              <w:keepLines w:val="0"/>
+              <w:widowControl/>
+              <w:suppressLineNumbers w:val="0"/>
+              <w:jc w:val="left"/>
+              <w:textAlignment w:val="center"/>
+              <w:rPr>
+                <w:rFonts w:hint="default" w:ascii="Times New Roman" w:hAnsi="Times New Roman" w:eastAsia="宋体" w:cs="Times New Roman"/>
+                <w:b w:val="0"/>
+                <w:bCs w:val="0"/>
+                <w:i w:val="0"/>
+                <w:iCs w:val="0"/>
+                <w:color w:val="000000"/>
+                <w:sz w:val="20"/>
+                <w:szCs w:val="20"/>
+                <w:u w:val="none"/>
+              </w:rPr>
+            </w:pPr>
+            <w:r>
+              <w:rPr>
+                <w:rFonts w:hint="default" w:ascii="Times New Roman" w:hAnsi="Times New Roman" w:eastAsia="宋体" w:cs="Times New Roman"/>
+                <w:b w:val="0"/>
+                <w:bCs w:val="0"/>
+                <w:i w:val="0"/>
+                <w:iCs w:val="0"/>
+                <w:color w:val="000000"/>
+                <w:kern w:val="0"/>
+                <w:sz w:val="20"/>
+                <w:szCs w:val="20"/>
+                <w:u w:val="none"/>
+                <w:lang w:val="en-US" w:eastAsia="zh-CN" w:bidi="ar"/>
+              </w:rPr>
+              <w:t xml:space="preserve">2 </w:t>
+            </w:r>
+          </w:p>
+        </w:tc>
+        <w:tc>
+          <w:tcPr>
+            <w:tcW w:w="1842" w:type="pct"/>
+            <w:tcBorders>
+              <w:top w:val="single" w:color="000000" w:sz="4" w:space="0"/>
+              <w:left w:val="single" w:color="000000" w:sz="4" w:space="0"/>
+              <w:bottom w:val="single" w:color="000000" w:sz="4" w:space="0"/>
+              <w:right w:val="single" w:color="000000" w:sz="4" w:space="0"/>
+            </w:tcBorders>
+            <w:shd w:val="clear" w:color="auto" w:fill="FFFFFF"/>
+            <w:vAlign w:val="center"/>
+          </w:tcPr>
+          <w:p>
+            <w:pPr>
+              <w:keepNext w:val="0"/>
+              <w:keepLines w:val="0"/>
+              <w:widowControl/>
+              <w:suppressLineNumbers w:val="0"/>
+              <w:jc w:val="left"/>
+              <w:textAlignment w:val="center"/>
+              <w:rPr>
+                <w:rFonts w:hint="default" w:ascii="Times New Roman" w:hAnsi="Times New Roman" w:eastAsia="宋体" w:cs="Times New Roman"/>
+                <w:b w:val="0"/>
+                <w:bCs w:val="0"/>
+                <w:i w:val="0"/>
+                <w:iCs w:val="0"/>
+                <w:color w:val="000000"/>
+                <w:sz w:val="20"/>
+                <w:szCs w:val="20"/>
+                <w:u w:val="none"/>
+              </w:rPr>
+            </w:pPr>
+            <w:r>
+              <w:rPr>
+                <w:rFonts w:hint="default" w:ascii="Times New Roman" w:hAnsi="Times New Roman" w:eastAsia="宋体" w:cs="Times New Roman"/>
+                <w:b w:val="0"/>
+                <w:bCs w:val="0"/>
+                <w:i w:val="0"/>
+                <w:iCs w:val="0"/>
+                <w:color w:val="000000"/>
+                <w:kern w:val="0"/>
+                <w:sz w:val="20"/>
+                <w:szCs w:val="20"/>
+                <w:u w:val="none"/>
+                <w:lang w:val="en-US" w:eastAsia="zh-CN" w:bidi="ar"/>
+              </w:rPr>
+              <w:t>c.38G&gt;A</w:t>
+            </w:r>
+          </w:p>
+        </w:tc>
+        <w:tc>
+          <w:tcPr>
+            <w:tcW w:w="1692" w:type="pct"/>
+            <w:tcBorders>
+              <w:top w:val="single" w:color="000000" w:sz="4" w:space="0"/>
+              <w:left w:val="single" w:color="000000" w:sz="4" w:space="0"/>
+              <w:bottom w:val="single" w:color="000000" w:sz="4" w:space="0"/>
+              <w:right w:val="single" w:color="000000" w:sz="4" w:space="0"/>
+            </w:tcBorders>
+            <w:shd w:val="clear" w:color="auto" w:fill="FFFFFF"/>
+            <w:vAlign w:val="center"/>
+          </w:tcPr>
+          <w:p>
+            <w:pPr>
+              <w:keepNext w:val="0"/>
+              <w:keepLines w:val="0"/>
+              <w:widowControl/>
+              <w:suppressLineNumbers w:val="0"/>
+              <w:jc w:val="left"/>
+              <w:textAlignment w:val="center"/>
+              <w:rPr>
+                <w:rFonts w:hint="default" w:ascii="Times New Roman" w:hAnsi="Times New Roman" w:eastAsia="宋体" w:cs="Times New Roman"/>
+                <w:b w:val="0"/>
+                <w:bCs w:val="0"/>
+                <w:i w:val="0"/>
+                <w:iCs w:val="0"/>
+                <w:color w:val="000000"/>
+                <w:sz w:val="20"/>
+                <w:szCs w:val="20"/>
+                <w:u w:val="none"/>
+              </w:rPr>
+            </w:pPr>
+            <w:r>
+              <w:rPr>
+                <w:rFonts w:hint="default" w:ascii="Times New Roman" w:hAnsi="Times New Roman" w:eastAsia="宋体" w:cs="Times New Roman"/>
+                <w:b w:val="0"/>
+                <w:bCs w:val="0"/>
+                <w:i w:val="0"/>
+                <w:iCs w:val="0"/>
+                <w:color w:val="000000"/>
+                <w:kern w:val="0"/>
+                <w:sz w:val="20"/>
+                <w:szCs w:val="20"/>
+                <w:u w:val="none"/>
+                <w:lang w:val="en-US" w:eastAsia="zh-CN" w:bidi="ar"/>
+              </w:rPr>
+              <w:t>p.G13D</w:t>
             </w:r>
           </w:p>
         </w:tc>
@@ -35727,7 +36445,7 @@
                 <w:u w:val="none"/>
                 <w:lang w:val="en-US" w:eastAsia="zh-CN" w:bidi="ar"/>
               </w:rPr>
-              <w:t>c.34G&gt;T</w:t>
+              <w:t>c.34G&gt;C</w:t>
             </w:r>
           </w:p>
         </w:tc>
@@ -35777,228 +36495,7 @@
                 <w:u w:val="none"/>
                 <w:lang w:val="en-US" w:eastAsia="zh-CN" w:bidi="ar"/>
               </w:rPr>
-              <w:t>p.G12C</w:t>
-            </w:r>
-          </w:p>
-        </w:tc>
-      </w:tr>
-      <w:tr>
-        <w:tblPrEx>
-          <w:tblBorders>
-            <w:top w:val="none" w:color="auto" w:sz="0" w:space="0"/>
-            <w:left w:val="none" w:color="auto" w:sz="0" w:space="0"/>
-            <w:bottom w:val="none" w:color="auto" w:sz="0" w:space="0"/>
-            <w:right w:val="none" w:color="auto" w:sz="0" w:space="0"/>
-            <w:insideH w:val="none" w:color="auto" w:sz="0" w:space="0"/>
-            <w:insideV w:val="none" w:color="auto" w:sz="0" w:space="0"/>
-          </w:tblBorders>
-          <w:tblCellMar>
-            <w:top w:w="0" w:type="dxa"/>
-            <w:left w:w="108" w:type="dxa"/>
-            <w:bottom w:w="0" w:type="dxa"/>
-            <w:right w:w="108" w:type="dxa"/>
-          </w:tblCellMar>
-        </w:tblPrEx>
-        <w:trPr>
-          <w:trHeight w:val="340" w:hRule="atLeast"/>
-        </w:trPr>
-        <w:tc>
-          <w:tcPr>
-            <w:tcW w:w="672" w:type="pct"/>
-            <w:tcBorders>
-              <w:top w:val="single" w:color="000000" w:sz="4" w:space="0"/>
-              <w:left w:val="single" w:color="000000" w:sz="4" w:space="0"/>
-              <w:bottom w:val="single" w:color="000000" w:sz="4" w:space="0"/>
-              <w:right w:val="single" w:color="000000" w:sz="4" w:space="0"/>
-            </w:tcBorders>
-            <w:shd w:val="clear" w:color="auto" w:fill="FFFFFF"/>
-            <w:vAlign w:val="center"/>
-          </w:tcPr>
-          <w:p>
-            <w:pPr>
-              <w:keepNext w:val="0"/>
-              <w:keepLines w:val="0"/>
-              <w:widowControl/>
-              <w:suppressLineNumbers w:val="0"/>
-              <w:jc w:val="left"/>
-              <w:textAlignment w:val="center"/>
-              <w:rPr>
-                <w:rFonts w:hint="default" w:ascii="Times New Roman" w:hAnsi="Times New Roman" w:eastAsia="宋体" w:cs="Times New Roman"/>
-                <w:b w:val="0"/>
-                <w:bCs w:val="0"/>
-                <w:i w:val="0"/>
-                <w:iCs w:val="0"/>
-                <w:color w:val="000000"/>
-                <w:sz w:val="20"/>
-                <w:szCs w:val="20"/>
-                <w:u w:val="none"/>
-              </w:rPr>
-            </w:pPr>
-            <w:r>
-              <w:rPr>
-                <w:rFonts w:hint="default" w:ascii="Times New Roman" w:hAnsi="Times New Roman" w:eastAsia="宋体" w:cs="Times New Roman"/>
-                <w:b w:val="0"/>
-                <w:bCs w:val="0"/>
-                <w:i w:val="0"/>
-                <w:iCs w:val="0"/>
-                <w:color w:val="000000"/>
-                <w:kern w:val="0"/>
-                <w:sz w:val="20"/>
-                <w:szCs w:val="20"/>
-                <w:u w:val="none"/>
-                <w:lang w:val="en-US" w:eastAsia="zh-CN" w:bidi="ar"/>
-              </w:rPr>
-              <w:t>KRAS</w:t>
-            </w:r>
-          </w:p>
-        </w:tc>
-        <w:tc>
-          <w:tcPr>
-            <w:tcW w:w="792" w:type="pct"/>
-            <w:tcBorders>
-              <w:top w:val="single" w:color="000000" w:sz="4" w:space="0"/>
-              <w:left w:val="single" w:color="000000" w:sz="4" w:space="0"/>
-              <w:bottom w:val="single" w:color="000000" w:sz="4" w:space="0"/>
-              <w:right w:val="single" w:color="000000" w:sz="4" w:space="0"/>
-            </w:tcBorders>
-            <w:shd w:val="clear" w:color="auto" w:fill="FFFFFF"/>
-            <w:vAlign w:val="center"/>
-          </w:tcPr>
-          <w:p>
-            <w:pPr>
-              <w:keepNext w:val="0"/>
-              <w:keepLines w:val="0"/>
-              <w:widowControl/>
-              <w:suppressLineNumbers w:val="0"/>
-              <w:jc w:val="left"/>
-              <w:textAlignment w:val="center"/>
-              <w:rPr>
-                <w:rFonts w:hint="default" w:ascii="Times New Roman" w:hAnsi="Times New Roman" w:eastAsia="宋体" w:cs="Times New Roman"/>
-                <w:b w:val="0"/>
-                <w:bCs w:val="0"/>
-                <w:i w:val="0"/>
-                <w:iCs w:val="0"/>
-                <w:color w:val="000000"/>
-                <w:sz w:val="20"/>
-                <w:szCs w:val="20"/>
-                <w:u w:val="none"/>
-              </w:rPr>
-            </w:pPr>
-            <w:r>
-              <w:rPr>
-                <w:rFonts w:hint="default" w:ascii="Times New Roman" w:hAnsi="Times New Roman" w:eastAsia="宋体" w:cs="Times New Roman"/>
-                <w:b w:val="0"/>
-                <w:bCs w:val="0"/>
-                <w:i w:val="0"/>
-                <w:iCs w:val="0"/>
-                <w:color w:val="000000"/>
-                <w:kern w:val="0"/>
-                <w:sz w:val="20"/>
-                <w:szCs w:val="20"/>
-                <w:u w:val="none"/>
-                <w:lang w:val="en-US" w:eastAsia="zh-CN" w:bidi="ar"/>
-              </w:rPr>
-              <w:t xml:space="preserve">2 </w:t>
-            </w:r>
-          </w:p>
-        </w:tc>
-        <w:tc>
-          <w:tcPr>
-            <w:tcW w:w="1842" w:type="pct"/>
-            <w:tcBorders>
-              <w:top w:val="single" w:color="000000" w:sz="4" w:space="0"/>
-              <w:left w:val="single" w:color="000000" w:sz="4" w:space="0"/>
-              <w:bottom w:val="single" w:color="000000" w:sz="4" w:space="0"/>
-              <w:right w:val="single" w:color="000000" w:sz="4" w:space="0"/>
-            </w:tcBorders>
-            <w:shd w:val="clear" w:color="auto" w:fill="FFFFFF"/>
-            <w:vAlign w:val="center"/>
-          </w:tcPr>
-          <w:p>
-            <w:pPr>
-              <w:keepNext w:val="0"/>
-              <w:keepLines w:val="0"/>
-              <w:widowControl/>
-              <w:suppressLineNumbers w:val="0"/>
-              <w:jc w:val="left"/>
-              <w:textAlignment w:val="center"/>
-              <w:rPr>
-                <w:rFonts w:hint="default" w:ascii="Times New Roman" w:hAnsi="Times New Roman" w:eastAsia="宋体" w:cs="Times New Roman"/>
-                <w:b w:val="0"/>
-                <w:bCs w:val="0"/>
-                <w:i w:val="0"/>
-                <w:iCs w:val="0"/>
-                <w:color w:val="000000"/>
-                <w:sz w:val="20"/>
-                <w:szCs w:val="20"/>
-                <w:u w:val="none"/>
-              </w:rPr>
-            </w:pPr>
-            <w:r>
-              <w:rPr>
-                <w:rFonts w:hint="default" w:ascii="Times New Roman" w:hAnsi="Times New Roman" w:eastAsia="宋体" w:cs="Times New Roman"/>
-                <w:b w:val="0"/>
-                <w:bCs w:val="0"/>
-                <w:i w:val="0"/>
-                <w:iCs w:val="0"/>
-                <w:color w:val="000000"/>
-                <w:kern w:val="0"/>
-                <w:sz w:val="20"/>
-                <w:szCs w:val="20"/>
-                <w:u w:val="none"/>
-                <w:lang w:val="en-US" w:eastAsia="zh-CN" w:bidi="ar"/>
-              </w:rPr>
-              <w:t>c.34G&gt;A</w:t>
-            </w:r>
-          </w:p>
-        </w:tc>
-        <w:tc>
-          <w:tcPr>
-            <w:tcW w:w="1692" w:type="pct"/>
-            <w:tcBorders>
-              <w:top w:val="single" w:color="000000" w:sz="4" w:space="0"/>
-              <w:left w:val="single" w:color="000000" w:sz="4" w:space="0"/>
-              <w:bottom w:val="single" w:color="000000" w:sz="4" w:space="0"/>
-              <w:right w:val="single" w:color="000000" w:sz="4" w:space="0"/>
-            </w:tcBorders>
-            <w:shd w:val="clear" w:color="auto" w:fill="FFFFFF"/>
-            <w:vAlign w:val="center"/>
-          </w:tcPr>
-          <w:p>
-            <w:pPr>
-              <w:keepNext w:val="0"/>
-              <w:keepLines w:val="0"/>
-              <w:widowControl/>
-              <w:suppressLineNumbers w:val="0"/>
-              <w:jc w:val="left"/>
-              <w:textAlignment w:val="center"/>
-              <w:rPr>
-                <w:rFonts w:hint="default" w:ascii="Times New Roman" w:hAnsi="Times New Roman" w:eastAsia="宋体" w:cs="Times New Roman"/>
-                <w:b w:val="0"/>
-                <w:bCs w:val="0"/>
-                <w:i w:val="0"/>
-                <w:iCs w:val="0"/>
-                <w:color w:val="000000"/>
-                <w:sz w:val="20"/>
-                <w:szCs w:val="20"/>
-                <w:u w:val="none"/>
-              </w:rPr>
-            </w:pPr>
-            <w:r>
-              <w:rPr>
-                <w:rFonts w:hint="default" w:ascii="Times New Roman" w:hAnsi="Times New Roman" w:eastAsia="宋体" w:cs="Times New Roman"/>
-                <w:b w:val="0"/>
-                <w:bCs w:val="0"/>
-                <w:i w:val="0"/>
-                <w:iCs w:val="0"/>
-                <w:color w:val="000000"/>
-                <w:kern w:val="0"/>
-                <w:sz w:val="20"/>
-                <w:szCs w:val="20"/>
-                <w:u w:val="none"/>
-                <w:lang w:val="en-US" w:eastAsia="zh-CN" w:bidi="ar"/>
-              </w:rPr>
-              <w:t>p.G12S</w:t>
+              <w:t>p.G12R</w:t>
             </w:r>
           </w:p>
         </w:tc>
@@ -36170,7 +36667,7 @@
                 <w:u w:val="none"/>
                 <w:lang w:val="en-US" w:eastAsia="zh-CN" w:bidi="ar"/>
               </w:rPr>
-              <w:t>c.38G&gt;A</w:t>
+              <w:t>c.35G&gt;C</w:t>
             </w:r>
           </w:p>
         </w:tc>
@@ -36220,7 +36717,7 @@
                 <w:u w:val="none"/>
                 <w:lang w:val="en-US" w:eastAsia="zh-CN" w:bidi="ar"/>
               </w:rPr>
-              <w:t>p.G13D</w:t>
+              <w:t>p.G12A</w:t>
             </w:r>
           </w:p>
         </w:tc>
@@ -36292,7 +36789,7 @@
                 <w:u w:val="none"/>
                 <w:lang w:val="en-US" w:eastAsia="zh-CN" w:bidi="ar"/>
               </w:rPr>
-              <w:t>KRAS</w:t>
+              <w:t>BRAF</w:t>
             </w:r>
           </w:p>
         </w:tc>
@@ -36342,7 +36839,7 @@
                 <w:u w:val="none"/>
                 <w:lang w:val="en-US" w:eastAsia="zh-CN" w:bidi="ar"/>
               </w:rPr>
-              <w:t xml:space="preserve">2 </w:t>
+              <w:t xml:space="preserve">15 </w:t>
             </w:r>
           </w:p>
         </w:tc>
@@ -36392,7 +36889,7 @@
                 <w:u w:val="none"/>
                 <w:lang w:val="en-US" w:eastAsia="zh-CN" w:bidi="ar"/>
               </w:rPr>
-              <w:t>c.34G&gt;C</w:t>
+              <w:t>c.1799T&gt;A</w:t>
             </w:r>
           </w:p>
         </w:tc>
@@ -36442,228 +36939,7 @@
                 <w:u w:val="none"/>
                 <w:lang w:val="en-US" w:eastAsia="zh-CN" w:bidi="ar"/>
               </w:rPr>
-              <w:t>p.G12R</w:t>
-            </w:r>
-          </w:p>
-        </w:tc>
-      </w:tr>
-      <w:tr>
-        <w:tblPrEx>
-          <w:tblBorders>
-            <w:top w:val="none" w:color="auto" w:sz="0" w:space="0"/>
-            <w:left w:val="none" w:color="auto" w:sz="0" w:space="0"/>
-            <w:bottom w:val="none" w:color="auto" w:sz="0" w:space="0"/>
-            <w:right w:val="none" w:color="auto" w:sz="0" w:space="0"/>
-            <w:insideH w:val="none" w:color="auto" w:sz="0" w:space="0"/>
-            <w:insideV w:val="none" w:color="auto" w:sz="0" w:space="0"/>
-          </w:tblBorders>
-          <w:tblCellMar>
-            <w:top w:w="0" w:type="dxa"/>
-            <w:left w:w="108" w:type="dxa"/>
-            <w:bottom w:w="0" w:type="dxa"/>
-            <w:right w:w="108" w:type="dxa"/>
-          </w:tblCellMar>
-        </w:tblPrEx>
-        <w:trPr>
-          <w:trHeight w:val="340" w:hRule="atLeast"/>
-        </w:trPr>
-        <w:tc>
-          <w:tcPr>
-            <w:tcW w:w="672" w:type="pct"/>
-            <w:tcBorders>
-              <w:top w:val="single" w:color="000000" w:sz="4" w:space="0"/>
-              <w:left w:val="single" w:color="000000" w:sz="4" w:space="0"/>
-              <w:bottom w:val="single" w:color="000000" w:sz="4" w:space="0"/>
-              <w:right w:val="single" w:color="000000" w:sz="4" w:space="0"/>
-            </w:tcBorders>
-            <w:shd w:val="clear" w:color="auto" w:fill="FFFFFF"/>
-            <w:vAlign w:val="center"/>
-          </w:tcPr>
-          <w:p>
-            <w:pPr>
-              <w:keepNext w:val="0"/>
-              <w:keepLines w:val="0"/>
-              <w:widowControl/>
-              <w:suppressLineNumbers w:val="0"/>
-              <w:jc w:val="left"/>
-              <w:textAlignment w:val="center"/>
-              <w:rPr>
-                <w:rFonts w:hint="default" w:ascii="Times New Roman" w:hAnsi="Times New Roman" w:eastAsia="宋体" w:cs="Times New Roman"/>
-                <w:b w:val="0"/>
-                <w:bCs w:val="0"/>
-                <w:i w:val="0"/>
-                <w:iCs w:val="0"/>
-                <w:color w:val="000000"/>
-                <w:sz w:val="20"/>
-                <w:szCs w:val="20"/>
-                <w:u w:val="none"/>
-              </w:rPr>
-            </w:pPr>
-            <w:r>
-              <w:rPr>
-                <w:rFonts w:hint="default" w:ascii="Times New Roman" w:hAnsi="Times New Roman" w:eastAsia="宋体" w:cs="Times New Roman"/>
-                <w:b w:val="0"/>
-                <w:bCs w:val="0"/>
-                <w:i w:val="0"/>
-                <w:iCs w:val="0"/>
-                <w:color w:val="000000"/>
-                <w:kern w:val="0"/>
-                <w:sz w:val="20"/>
-                <w:szCs w:val="20"/>
-                <w:u w:val="none"/>
-                <w:lang w:val="en-US" w:eastAsia="zh-CN" w:bidi="ar"/>
-              </w:rPr>
-              <w:t>KRAS</w:t>
-            </w:r>
-          </w:p>
-        </w:tc>
-        <w:tc>
-          <w:tcPr>
-            <w:tcW w:w="792" w:type="pct"/>
-            <w:tcBorders>
-              <w:top w:val="single" w:color="000000" w:sz="4" w:space="0"/>
-              <w:left w:val="single" w:color="000000" w:sz="4" w:space="0"/>
-              <w:bottom w:val="single" w:color="000000" w:sz="4" w:space="0"/>
-              <w:right w:val="single" w:color="000000" w:sz="4" w:space="0"/>
-            </w:tcBorders>
-            <w:shd w:val="clear" w:color="auto" w:fill="FFFFFF"/>
-            <w:vAlign w:val="center"/>
-          </w:tcPr>
-          <w:p>
-            <w:pPr>
-              <w:keepNext w:val="0"/>
-              <w:keepLines w:val="0"/>
-              <w:widowControl/>
-              <w:suppressLineNumbers w:val="0"/>
-              <w:jc w:val="left"/>
-              <w:textAlignment w:val="center"/>
-              <w:rPr>
-                <w:rFonts w:hint="default" w:ascii="Times New Roman" w:hAnsi="Times New Roman" w:eastAsia="宋体" w:cs="Times New Roman"/>
-                <w:b w:val="0"/>
-                <w:bCs w:val="0"/>
-                <w:i w:val="0"/>
-                <w:iCs w:val="0"/>
-                <w:color w:val="000000"/>
-                <w:sz w:val="20"/>
-                <w:szCs w:val="20"/>
-                <w:u w:val="none"/>
-              </w:rPr>
-            </w:pPr>
-            <w:r>
-              <w:rPr>
-                <w:rFonts w:hint="default" w:ascii="Times New Roman" w:hAnsi="Times New Roman" w:eastAsia="宋体" w:cs="Times New Roman"/>
-                <w:b w:val="0"/>
-                <w:bCs w:val="0"/>
-                <w:i w:val="0"/>
-                <w:iCs w:val="0"/>
-                <w:color w:val="000000"/>
-                <w:kern w:val="0"/>
-                <w:sz w:val="20"/>
-                <w:szCs w:val="20"/>
-                <w:u w:val="none"/>
-                <w:lang w:val="en-US" w:eastAsia="zh-CN" w:bidi="ar"/>
-              </w:rPr>
-              <w:t xml:space="preserve">2 </w:t>
-            </w:r>
-          </w:p>
-        </w:tc>
-        <w:tc>
-          <w:tcPr>
-            <w:tcW w:w="1842" w:type="pct"/>
-            <w:tcBorders>
-              <w:top w:val="single" w:color="000000" w:sz="4" w:space="0"/>
-              <w:left w:val="single" w:color="000000" w:sz="4" w:space="0"/>
-              <w:bottom w:val="single" w:color="000000" w:sz="4" w:space="0"/>
-              <w:right w:val="single" w:color="000000" w:sz="4" w:space="0"/>
-            </w:tcBorders>
-            <w:shd w:val="clear" w:color="auto" w:fill="FFFFFF"/>
-            <w:vAlign w:val="center"/>
-          </w:tcPr>
-          <w:p>
-            <w:pPr>
-              <w:keepNext w:val="0"/>
-              <w:keepLines w:val="0"/>
-              <w:widowControl/>
-              <w:suppressLineNumbers w:val="0"/>
-              <w:jc w:val="left"/>
-              <w:textAlignment w:val="center"/>
-              <w:rPr>
-                <w:rFonts w:hint="default" w:ascii="Times New Roman" w:hAnsi="Times New Roman" w:eastAsia="宋体" w:cs="Times New Roman"/>
-                <w:b w:val="0"/>
-                <w:bCs w:val="0"/>
-                <w:i w:val="0"/>
-                <w:iCs w:val="0"/>
-                <w:color w:val="000000"/>
-                <w:sz w:val="20"/>
-                <w:szCs w:val="20"/>
-                <w:u w:val="none"/>
-              </w:rPr>
-            </w:pPr>
-            <w:r>
-              <w:rPr>
-                <w:rFonts w:hint="default" w:ascii="Times New Roman" w:hAnsi="Times New Roman" w:eastAsia="宋体" w:cs="Times New Roman"/>
-                <w:b w:val="0"/>
-                <w:bCs w:val="0"/>
-                <w:i w:val="0"/>
-                <w:iCs w:val="0"/>
-                <w:color w:val="000000"/>
-                <w:kern w:val="0"/>
-                <w:sz w:val="20"/>
-                <w:szCs w:val="20"/>
-                <w:u w:val="none"/>
-                <w:lang w:val="en-US" w:eastAsia="zh-CN" w:bidi="ar"/>
-              </w:rPr>
-              <w:t>c.35G&gt;C</w:t>
-            </w:r>
-          </w:p>
-        </w:tc>
-        <w:tc>
-          <w:tcPr>
-            <w:tcW w:w="1692" w:type="pct"/>
-            <w:tcBorders>
-              <w:top w:val="single" w:color="000000" w:sz="4" w:space="0"/>
-              <w:left w:val="single" w:color="000000" w:sz="4" w:space="0"/>
-              <w:bottom w:val="single" w:color="000000" w:sz="4" w:space="0"/>
-              <w:right w:val="single" w:color="000000" w:sz="4" w:space="0"/>
-            </w:tcBorders>
-            <w:shd w:val="clear" w:color="auto" w:fill="FFFFFF"/>
-            <w:vAlign w:val="center"/>
-          </w:tcPr>
-          <w:p>
-            <w:pPr>
-              <w:keepNext w:val="0"/>
-              <w:keepLines w:val="0"/>
-              <w:widowControl/>
-              <w:suppressLineNumbers w:val="0"/>
-              <w:jc w:val="left"/>
-              <w:textAlignment w:val="center"/>
-              <w:rPr>
-                <w:rFonts w:hint="default" w:ascii="Times New Roman" w:hAnsi="Times New Roman" w:eastAsia="宋体" w:cs="Times New Roman"/>
-                <w:b w:val="0"/>
-                <w:bCs w:val="0"/>
-                <w:i w:val="0"/>
-                <w:iCs w:val="0"/>
-                <w:color w:val="000000"/>
-                <w:sz w:val="20"/>
-                <w:szCs w:val="20"/>
-                <w:u w:val="none"/>
-              </w:rPr>
-            </w:pPr>
-            <w:r>
-              <w:rPr>
-                <w:rFonts w:hint="default" w:ascii="Times New Roman" w:hAnsi="Times New Roman" w:eastAsia="宋体" w:cs="Times New Roman"/>
-                <w:b w:val="0"/>
-                <w:bCs w:val="0"/>
-                <w:i w:val="0"/>
-                <w:iCs w:val="0"/>
-                <w:color w:val="000000"/>
-                <w:kern w:val="0"/>
-                <w:sz w:val="20"/>
-                <w:szCs w:val="20"/>
-                <w:u w:val="none"/>
-                <w:lang w:val="en-US" w:eastAsia="zh-CN" w:bidi="ar"/>
-              </w:rPr>
-              <w:t>p.G12A</w:t>
+              <w:t>p.V600E</w:t>
             </w:r>
           </w:p>
         </w:tc>
@@ -36716,26 +36992,28 @@
                 <w:i w:val="0"/>
                 <w:iCs w:val="0"/>
                 <w:color w:val="000000"/>
-                <w:sz w:val="20"/>
-                <w:szCs w:val="20"/>
-                <w:u w:val="none"/>
-              </w:rPr>
-            </w:pPr>
-            <w:r>
-              <w:rPr>
-                <w:rFonts w:hint="default" w:ascii="Times New Roman" w:hAnsi="Times New Roman" w:eastAsia="宋体" w:cs="Times New Roman"/>
-                <w:b w:val="0"/>
-                <w:bCs w:val="0"/>
-                <w:i w:val="0"/>
-                <w:iCs w:val="0"/>
-                <w:color w:val="000000"/>
                 <w:kern w:val="0"/>
                 <w:sz w:val="20"/>
                 <w:szCs w:val="20"/>
                 <w:u w:val="none"/>
                 <w:lang w:val="en-US" w:eastAsia="zh-CN" w:bidi="ar"/>
               </w:rPr>
-              <w:t>BRAF</w:t>
+            </w:pPr>
+            <w:r>
+              <w:rPr>
+                <w:rFonts w:hint="eastAsia" w:ascii="Times New Roman" w:hAnsi="Times New Roman" w:eastAsia="宋体" w:cs="Times New Roman"/>
+                <w:b w:val="0"/>
+                <w:bCs w:val="0"/>
+                <w:i w:val="0"/>
+                <w:iCs w:val="0"/>
+                <w:color w:val="000000"/>
+                <w:kern w:val="0"/>
+                <w:sz w:val="20"/>
+                <w:szCs w:val="20"/>
+                <w:u w:val="none"/>
+                <w:lang w:val="en-US" w:eastAsia="zh-CN" w:bidi="ar"/>
+              </w:rPr>
+              <w:t>ERBB2</w:t>
             </w:r>
           </w:p>
         </w:tc>
@@ -36766,9 +37044,11 @@
                 <w:i w:val="0"/>
                 <w:iCs w:val="0"/>
                 <w:color w:val="000000"/>
+                <w:kern w:val="0"/>
                 <w:sz w:val="20"/>
                 <w:szCs w:val="20"/>
                 <w:u w:val="none"/>
+                <w:lang w:val="en-US" w:eastAsia="zh-CN" w:bidi="ar"/>
               </w:rPr>
             </w:pPr>
             <w:r>
@@ -36785,7 +37065,7 @@
                 <w:u w:val="none"/>
                 <w:lang w:val="en-US" w:eastAsia="zh-CN" w:bidi="ar"/>
               </w:rPr>
-              <w:t xml:space="preserve">15 </w:t>
+              <w:t>20</w:t>
             </w:r>
           </w:p>
         </w:tc>
@@ -36816,9 +37096,11 @@
                 <w:i w:val="0"/>
                 <w:iCs w:val="0"/>
                 <w:color w:val="000000"/>
+                <w:kern w:val="0"/>
                 <w:sz w:val="20"/>
                 <w:szCs w:val="20"/>
                 <w:u w:val="none"/>
+                <w:lang w:val="en-US" w:eastAsia="zh-CN" w:bidi="ar"/>
               </w:rPr>
             </w:pPr>
             <w:r>
@@ -36835,7 +37117,7 @@
                 <w:u w:val="none"/>
                 <w:lang w:val="en-US" w:eastAsia="zh-CN" w:bidi="ar"/>
               </w:rPr>
-              <w:t>c.1799T&gt;A</w:t>
+              <w:t>c.2313_2324dup</w:t>
             </w:r>
           </w:p>
         </w:tc>
@@ -36866,9 +37148,11 @@
                 <w:i w:val="0"/>
                 <w:iCs w:val="0"/>
                 <w:color w:val="000000"/>
+                <w:kern w:val="0"/>
                 <w:sz w:val="20"/>
                 <w:szCs w:val="20"/>
                 <w:u w:val="none"/>
+                <w:lang w:val="en-US" w:eastAsia="zh-CN" w:bidi="ar"/>
               </w:rPr>
             </w:pPr>
             <w:r>
@@ -36885,7 +37169,7 @@
                 <w:u w:val="none"/>
                 <w:lang w:val="en-US" w:eastAsia="zh-CN" w:bidi="ar"/>
               </w:rPr>
-              <w:t>p.V600E</w:t>
+              <w:t>A775_G776insYVMA</w:t>
             </w:r>
           </w:p>
         </w:tc>
@@ -36998,7 +37282,7 @@
             </w:pPr>
             <w:r>
               <w:rPr>
-                <w:rFonts w:hint="default" w:ascii="Times New Roman" w:hAnsi="Times New Roman" w:eastAsia="宋体" w:cs="Times New Roman"/>
+                <w:rFonts w:hint="eastAsia" w:ascii="Times New Roman" w:hAnsi="Times New Roman" w:eastAsia="宋体" w:cs="Times New Roman"/>
                 <w:b w:val="0"/>
                 <w:bCs w:val="0"/>
                 <w:i w:val="0"/>
@@ -37010,7 +37294,7 @@
                 <w:u w:val="none"/>
                 <w:lang w:val="en-US" w:eastAsia="zh-CN" w:bidi="ar"/>
               </w:rPr>
-              <w:t>20</w:t>
+              <w:t>21</w:t>
             </w:r>
           </w:p>
         </w:tc>
@@ -37062,7 +37346,7 @@
                 <w:u w:val="none"/>
                 <w:lang w:val="en-US" w:eastAsia="zh-CN" w:bidi="ar"/>
               </w:rPr>
-              <w:t>c.2313_2324dup</w:t>
+              <w:t>c.2524G&gt;A</w:t>
             </w:r>
           </w:p>
         </w:tc>
@@ -37114,7 +37398,7 @@
                 <w:u w:val="none"/>
                 <w:lang w:val="en-US" w:eastAsia="zh-CN" w:bidi="ar"/>
               </w:rPr>
-              <w:t>A775_G776insYVMA</w:t>
+              <w:t>p.V842I</w:t>
             </w:r>
           </w:p>
         </w:tc>
@@ -37228,7 +37512,7 @@
             </w:pPr>
             <w:r>
               <w:rPr>
-                <w:rFonts w:hint="eastAsia" w:ascii="Times New Roman" w:hAnsi="Times New Roman" w:eastAsia="宋体" w:cs="Times New Roman"/>
+                <w:rFonts w:hint="default" w:ascii="Times New Roman" w:hAnsi="Times New Roman" w:eastAsia="宋体" w:cs="Times New Roman"/>
                 <w:b w:val="0"/>
                 <w:bCs w:val="0"/>
                 <w:i w:val="0"/>
@@ -37240,7 +37524,7 @@
                 <w:u w:val="none"/>
                 <w:lang w:val="en-US" w:eastAsia="zh-CN" w:bidi="ar"/>
               </w:rPr>
-              <w:t>21</w:t>
+              <w:t>Amplification</w:t>
             </w:r>
           </w:p>
         </w:tc>
@@ -37278,22 +37562,6 @@
                 <w:lang w:val="en-US" w:eastAsia="zh-CN" w:bidi="ar"/>
               </w:rPr>
             </w:pPr>
-            <w:r>
-              <w:rPr>
-                <w:rFonts w:hint="default" w:ascii="Times New Roman" w:hAnsi="Times New Roman" w:eastAsia="宋体" w:cs="Times New Roman"/>
-                <w:b w:val="0"/>
-                <w:bCs w:val="0"/>
-                <w:i w:val="0"/>
-                <w:iCs w:val="0"/>
-                <w:color w:val="000000"/>
-                <w:kern w:val="0"/>
-                <w:sz w:val="20"/>
-                <w:szCs w:val="20"/>
-                <w:u w:val="none"/>
-                <w:lang w:val="en-US" w:eastAsia="zh-CN" w:bidi="ar"/>
-              </w:rPr>
-              <w:t>c.2524G&gt;A</w:t>
-            </w:r>
           </w:p>
         </w:tc>
         <w:tc>
@@ -37330,22 +37598,6 @@
                 <w:lang w:val="en-US" w:eastAsia="zh-CN" w:bidi="ar"/>
               </w:rPr>
             </w:pPr>
-            <w:r>
-              <w:rPr>
-                <w:rFonts w:hint="default" w:ascii="Times New Roman" w:hAnsi="Times New Roman" w:eastAsia="宋体" w:cs="Times New Roman"/>
-                <w:b w:val="0"/>
-                <w:bCs w:val="0"/>
-                <w:i w:val="0"/>
-                <w:iCs w:val="0"/>
-                <w:color w:val="000000"/>
-                <w:kern w:val="0"/>
-                <w:sz w:val="20"/>
-                <w:szCs w:val="20"/>
-                <w:u w:val="none"/>
-                <w:lang w:val="en-US" w:eastAsia="zh-CN" w:bidi="ar"/>
-              </w:rPr>
-              <w:t>p.V842I</w:t>
-            </w:r>
           </w:p>
         </w:tc>
       </w:tr>
@@ -37391,7 +37643,7 @@
               <w:jc w:val="left"/>
               <w:textAlignment w:val="center"/>
               <w:rPr>
-                <w:rFonts w:hint="default" w:ascii="Times New Roman" w:hAnsi="Times New Roman" w:eastAsia="宋体" w:cs="Times New Roman"/>
+                <w:rFonts w:hint="eastAsia" w:ascii="Times New Roman" w:hAnsi="Times New Roman" w:eastAsia="宋体" w:cs="Times New Roman"/>
                 <w:b w:val="0"/>
                 <w:bCs w:val="0"/>
                 <w:i w:val="0"/>
@@ -37418,7 +37670,7 @@
                 <w:u w:val="none"/>
                 <w:lang w:val="en-US" w:eastAsia="zh-CN" w:bidi="ar"/>
               </w:rPr>
-              <w:t>ERBB2</w:t>
+              <w:t>NRAS</w:t>
             </w:r>
           </w:p>
         </w:tc>
@@ -37443,7 +37695,7 @@
               <w:jc w:val="left"/>
               <w:textAlignment w:val="center"/>
               <w:rPr>
-                <w:rFonts w:hint="default" w:ascii="Times New Roman" w:hAnsi="Times New Roman" w:eastAsia="宋体" w:cs="Times New Roman"/>
+                <w:rFonts w:hint="eastAsia" w:ascii="Times New Roman" w:hAnsi="Times New Roman" w:eastAsia="宋体" w:cs="Times New Roman"/>
                 <w:b w:val="0"/>
                 <w:bCs w:val="0"/>
                 <w:i w:val="0"/>
@@ -37458,7 +37710,7 @@
             </w:pPr>
             <w:r>
               <w:rPr>
-                <w:rFonts w:hint="default" w:ascii="Times New Roman" w:hAnsi="Times New Roman" w:eastAsia="宋体" w:cs="Times New Roman"/>
+                <w:rFonts w:hint="eastAsia" w:ascii="Times New Roman" w:hAnsi="Times New Roman" w:eastAsia="宋体" w:cs="Times New Roman"/>
                 <w:b w:val="0"/>
                 <w:bCs w:val="0"/>
                 <w:i w:val="0"/>
@@ -37470,7 +37722,7 @@
                 <w:u w:val="none"/>
                 <w:lang w:val="en-US" w:eastAsia="zh-CN" w:bidi="ar"/>
               </w:rPr>
-              <w:t>Amplification</w:t>
+              <w:t>2</w:t>
             </w:r>
           </w:p>
         </w:tc>
@@ -37508,6 +37760,22 @@
                 <w:lang w:val="en-US" w:eastAsia="zh-CN" w:bidi="ar"/>
               </w:rPr>
             </w:pPr>
+            <w:r>
+              <w:rPr>
+                <w:rFonts w:hint="default" w:ascii="Times New Roman" w:hAnsi="Times New Roman" w:eastAsia="宋体" w:cs="Times New Roman"/>
+                <w:b w:val="0"/>
+                <w:bCs w:val="0"/>
+                <w:i w:val="0"/>
+                <w:iCs w:val="0"/>
+                <w:color w:val="000000"/>
+                <w:kern w:val="0"/>
+                <w:sz w:val="20"/>
+                <w:szCs w:val="20"/>
+                <w:u w:val="none"/>
+                <w:lang w:val="en-US" w:eastAsia="zh-CN" w:bidi="ar"/>
+              </w:rPr>
+              <w:t>c.35G&gt;A</w:t>
+            </w:r>
           </w:p>
         </w:tc>
         <w:tc>
@@ -37544,6 +37812,283 @@
                 <w:lang w:val="en-US" w:eastAsia="zh-CN" w:bidi="ar"/>
               </w:rPr>
             </w:pPr>
+            <w:r>
+              <w:rPr>
+                <w:rFonts w:hint="default" w:ascii="Times New Roman" w:hAnsi="Times New Roman" w:eastAsia="宋体" w:cs="Times New Roman"/>
+                <w:b w:val="0"/>
+                <w:bCs w:val="0"/>
+                <w:i w:val="0"/>
+                <w:iCs w:val="0"/>
+                <w:color w:val="000000"/>
+                <w:kern w:val="0"/>
+                <w:sz w:val="20"/>
+                <w:szCs w:val="20"/>
+                <w:u w:val="none"/>
+                <w:lang w:val="en-US" w:eastAsia="zh-CN" w:bidi="ar"/>
+              </w:rPr>
+              <w:t>p.G12D</w:t>
+            </w:r>
+          </w:p>
+        </w:tc>
+      </w:tr>
+      <w:tr>
+        <w:tblPrEx>
+          <w:tblBorders>
+            <w:top w:val="none" w:color="auto" w:sz="0" w:space="0"/>
+            <w:left w:val="none" w:color="auto" w:sz="0" w:space="0"/>
+            <w:bottom w:val="none" w:color="auto" w:sz="0" w:space="0"/>
+            <w:right w:val="none" w:color="auto" w:sz="0" w:space="0"/>
+            <w:insideH w:val="none" w:color="auto" w:sz="0" w:space="0"/>
+            <w:insideV w:val="none" w:color="auto" w:sz="0" w:space="0"/>
+          </w:tblBorders>
+          <w:tblCellMar>
+            <w:top w:w="0" w:type="dxa"/>
+            <w:left w:w="108" w:type="dxa"/>
+            <w:bottom w:w="0" w:type="dxa"/>
+            <w:right w:w="108" w:type="dxa"/>
+          </w:tblCellMar>
+        </w:tblPrEx>
+        <w:trPr>
+          <w:trHeight w:val="340" w:hRule="atLeast"/>
+        </w:trPr>
+        <w:tc>
+          <w:tcPr>
+            <w:tcW w:w="672" w:type="pct"/>
+            <w:tcBorders>
+              <w:top w:val="single" w:color="000000" w:sz="4" w:space="0"/>
+              <w:left w:val="single" w:color="000000" w:sz="4" w:space="0"/>
+              <w:bottom w:val="single" w:color="000000" w:sz="4" w:space="0"/>
+              <w:right w:val="single" w:color="000000" w:sz="4" w:space="0"/>
+            </w:tcBorders>
+            <w:shd w:val="clear" w:color="auto" w:fill="FFFFFF"/>
+            <w:vAlign w:val="center"/>
+          </w:tcPr>
+          <w:p>
+            <w:pPr>
+              <w:keepNext w:val="0"/>
+              <w:keepLines w:val="0"/>
+              <w:widowControl/>
+              <w:suppressLineNumbers w:val="0"/>
+              <w:jc w:val="left"/>
+              <w:textAlignment w:val="center"/>
+              <w:rPr>
+                <w:rFonts w:hint="eastAsia" w:ascii="Times New Roman" w:hAnsi="Times New Roman" w:eastAsia="宋体" w:cs="Times New Roman"/>
+                <w:b w:val="0"/>
+                <w:bCs w:val="0"/>
+                <w:i w:val="0"/>
+                <w:iCs w:val="0"/>
+                <w:color w:val="000000"/>
+                <w:kern w:val="0"/>
+                <w:sz w:val="20"/>
+                <w:szCs w:val="20"/>
+                <w:u w:val="none"/>
+                <w:lang w:val="en-US" w:eastAsia="zh-CN" w:bidi="ar"/>
+              </w:rPr>
+            </w:pPr>
+            <w:r>
+              <w:rPr>
+                <w:rFonts w:hint="eastAsia" w:ascii="Times New Roman" w:hAnsi="Times New Roman" w:eastAsia="宋体" w:cs="Times New Roman"/>
+                <w:b w:val="0"/>
+                <w:bCs w:val="0"/>
+                <w:i w:val="0"/>
+                <w:iCs w:val="0"/>
+                <w:color w:val="000000"/>
+                <w:kern w:val="0"/>
+                <w:sz w:val="20"/>
+                <w:szCs w:val="20"/>
+                <w:u w:val="none"/>
+                <w:lang w:val="en-US" w:eastAsia="zh-CN" w:bidi="ar"/>
+              </w:rPr>
+              <w:t>NRAS</w:t>
+            </w:r>
+          </w:p>
+        </w:tc>
+        <w:tc>
+          <w:tcPr>
+            <w:tcW w:w="792" w:type="pct"/>
+            <w:tcBorders>
+              <w:top w:val="single" w:color="000000" w:sz="4" w:space="0"/>
+              <w:left w:val="single" w:color="000000" w:sz="4" w:space="0"/>
+              <w:bottom w:val="single" w:color="000000" w:sz="4" w:space="0"/>
+              <w:right w:val="single" w:color="000000" w:sz="4" w:space="0"/>
+            </w:tcBorders>
+            <w:shd w:val="clear" w:color="auto" w:fill="FFFFFF"/>
+            <w:vAlign w:val="center"/>
+          </w:tcPr>
+          <w:p>
+            <w:pPr>
+              <w:keepNext w:val="0"/>
+              <w:keepLines w:val="0"/>
+              <w:widowControl/>
+              <w:suppressLineNumbers w:val="0"/>
+              <w:jc w:val="left"/>
+              <w:textAlignment w:val="center"/>
+              <w:rPr>
+                <w:rFonts w:hint="default" w:ascii="Times New Roman" w:hAnsi="Times New Roman" w:eastAsia="宋体" w:cs="Times New Roman"/>
+                <w:b w:val="0"/>
+                <w:bCs w:val="0"/>
+                <w:i w:val="0"/>
+                <w:iCs w:val="0"/>
+                <w:color w:val="000000"/>
+                <w:kern w:val="0"/>
+                <w:sz w:val="20"/>
+                <w:szCs w:val="20"/>
+                <w:u w:val="none"/>
+                <w:lang w:val="en-US" w:eastAsia="zh-CN" w:bidi="ar"/>
+              </w:rPr>
+            </w:pPr>
+            <w:r>
+              <w:rPr>
+                <w:rFonts w:hint="eastAsia" w:ascii="Times New Roman" w:hAnsi="Times New Roman" w:eastAsia="宋体" w:cs="Times New Roman"/>
+                <w:b w:val="0"/>
+                <w:bCs w:val="0"/>
+                <w:i w:val="0"/>
+                <w:iCs w:val="0"/>
+                <w:color w:val="000000"/>
+                <w:kern w:val="0"/>
+                <w:sz w:val="20"/>
+                <w:szCs w:val="20"/>
+                <w:u w:val="none"/>
+                <w:lang w:val="en-US" w:eastAsia="zh-CN" w:bidi="ar"/>
+              </w:rPr>
+              <w:t>2</w:t>
+            </w:r>
+          </w:p>
+        </w:tc>
+        <w:tc>
+          <w:tcPr>
+            <w:tcW w:w="1842" w:type="pct"/>
+            <w:tcBorders>
+              <w:top w:val="single" w:color="000000" w:sz="4" w:space="0"/>
+              <w:left w:val="single" w:color="000000" w:sz="4" w:space="0"/>
+              <w:bottom w:val="single" w:color="000000" w:sz="4" w:space="0"/>
+              <w:right w:val="single" w:color="000000" w:sz="4" w:space="0"/>
+            </w:tcBorders>
+            <w:shd w:val="clear" w:color="auto" w:fill="FFFFFF"/>
+            <w:vAlign w:val="center"/>
+          </w:tcPr>
+          <w:p>
+            <w:pPr>
+              <w:keepNext w:val="0"/>
+              <w:keepLines w:val="0"/>
+              <w:widowControl/>
+              <w:suppressLineNumbers w:val="0"/>
+              <w:jc w:val="left"/>
+              <w:textAlignment w:val="center"/>
+              <w:rPr>
+                <w:rFonts w:hint="default" w:ascii="Times New Roman" w:hAnsi="Times New Roman" w:eastAsia="宋体" w:cs="Times New Roman"/>
+                <w:b w:val="0"/>
+                <w:bCs w:val="0"/>
+                <w:i w:val="0"/>
+                <w:iCs w:val="0"/>
+                <w:color w:val="000000"/>
+                <w:kern w:val="0"/>
+                <w:sz w:val="20"/>
+                <w:szCs w:val="20"/>
+                <w:u w:val="none"/>
+                <w:lang w:val="en-US" w:eastAsia="zh-CN" w:bidi="ar"/>
+              </w:rPr>
+            </w:pPr>
+            <w:r>
+              <w:rPr>
+                <w:rFonts w:hint="default" w:ascii="Times New Roman" w:hAnsi="Times New Roman" w:eastAsia="宋体" w:cs="Times New Roman"/>
+                <w:b w:val="0"/>
+                <w:bCs w:val="0"/>
+                <w:i w:val="0"/>
+                <w:iCs w:val="0"/>
+                <w:color w:val="000000"/>
+                <w:kern w:val="0"/>
+                <w:sz w:val="20"/>
+                <w:szCs w:val="20"/>
+                <w:u w:val="none"/>
+                <w:lang w:val="en-US" w:eastAsia="zh-CN" w:bidi="ar"/>
+              </w:rPr>
+              <w:t>c.38G&gt;A</w:t>
+            </w:r>
+          </w:p>
+        </w:tc>
+        <w:tc>
+          <w:tcPr>
+            <w:tcW w:w="1692" w:type="pct"/>
+            <w:tcBorders>
+              <w:top w:val="single" w:color="000000" w:sz="4" w:space="0"/>
+              <w:left w:val="single" w:color="000000" w:sz="4" w:space="0"/>
+              <w:bottom w:val="single" w:color="000000" w:sz="4" w:space="0"/>
+              <w:right w:val="single" w:color="000000" w:sz="4" w:space="0"/>
+            </w:tcBorders>
+            <w:shd w:val="clear" w:color="auto" w:fill="FFFFFF"/>
+            <w:vAlign w:val="center"/>
+          </w:tcPr>
+          <w:p>
+            <w:pPr>
+              <w:keepNext w:val="0"/>
+              <w:keepLines w:val="0"/>
+              <w:widowControl/>
+              <w:suppressLineNumbers w:val="0"/>
+              <w:jc w:val="left"/>
+              <w:textAlignment w:val="center"/>
+              <w:rPr>
+                <w:rFonts w:hint="default" w:ascii="Times New Roman" w:hAnsi="Times New Roman" w:eastAsia="宋体" w:cs="Times New Roman"/>
+                <w:b w:val="0"/>
+                <w:bCs w:val="0"/>
+                <w:i w:val="0"/>
+                <w:iCs w:val="0"/>
+                <w:color w:val="000000"/>
+                <w:kern w:val="0"/>
+                <w:sz w:val="20"/>
+                <w:szCs w:val="20"/>
+                <w:u w:val="none"/>
+                <w:lang w:val="en-US" w:eastAsia="zh-CN" w:bidi="ar"/>
+              </w:rPr>
+            </w:pPr>
+            <w:r>
+              <w:rPr>
+                <w:rFonts w:hint="default" w:ascii="Times New Roman" w:hAnsi="Times New Roman" w:eastAsia="宋体" w:cs="Times New Roman"/>
+                <w:b w:val="0"/>
+                <w:bCs w:val="0"/>
+                <w:i w:val="0"/>
+                <w:iCs w:val="0"/>
+                <w:color w:val="000000"/>
+                <w:kern w:val="0"/>
+                <w:sz w:val="20"/>
+                <w:szCs w:val="20"/>
+                <w:u w:val="none"/>
+                <w:lang w:val="en-US" w:eastAsia="zh-CN" w:bidi="ar"/>
+              </w:rPr>
+              <w:t>p.G1</w:t>
+            </w:r>
+            <w:r>
+              <w:rPr>
+                <w:rFonts w:hint="eastAsia" w:ascii="Times New Roman" w:hAnsi="Times New Roman" w:eastAsia="宋体" w:cs="Times New Roman"/>
+                <w:b w:val="0"/>
+                <w:bCs w:val="0"/>
+                <w:i w:val="0"/>
+                <w:iCs w:val="0"/>
+                <w:color w:val="000000"/>
+                <w:kern w:val="0"/>
+                <w:sz w:val="20"/>
+                <w:szCs w:val="20"/>
+                <w:u w:val="none"/>
+                <w:lang w:val="en-US" w:eastAsia="zh-CN" w:bidi="ar"/>
+              </w:rPr>
+              <w:t>3</w:t>
+            </w:r>
+            <w:r>
+              <w:rPr>
+                <w:rFonts w:hint="default" w:ascii="Times New Roman" w:hAnsi="Times New Roman" w:eastAsia="宋体" w:cs="Times New Roman"/>
+                <w:b w:val="0"/>
+                <w:bCs w:val="0"/>
+                <w:i w:val="0"/>
+                <w:iCs w:val="0"/>
+                <w:color w:val="000000"/>
+                <w:kern w:val="0"/>
+                <w:sz w:val="20"/>
+                <w:szCs w:val="20"/>
+                <w:u w:val="none"/>
+                <w:lang w:val="en-US" w:eastAsia="zh-CN" w:bidi="ar"/>
+              </w:rPr>
+              <w:t>D</w:t>
+            </w:r>
           </w:p>
         </w:tc>
       </w:tr>
@@ -37641,7 +38186,7 @@
               <w:jc w:val="left"/>
               <w:textAlignment w:val="center"/>
               <w:rPr>
-                <w:rFonts w:hint="eastAsia" w:ascii="Times New Roman" w:hAnsi="Times New Roman" w:eastAsia="宋体" w:cs="Times New Roman"/>
+                <w:rFonts w:hint="default" w:ascii="Times New Roman" w:hAnsi="Times New Roman" w:eastAsia="宋体" w:cs="Times New Roman"/>
                 <w:b w:val="0"/>
                 <w:bCs w:val="0"/>
                 <w:i w:val="0"/>
@@ -37720,7 +38265,7 @@
                 <w:u w:val="none"/>
                 <w:lang w:val="en-US" w:eastAsia="zh-CN" w:bidi="ar"/>
               </w:rPr>
-              <w:t>c.35G&gt;A</w:t>
+              <w:t>c.38G&gt;T</w:t>
             </w:r>
           </w:p>
         </w:tc>
@@ -37772,7 +38317,236 @@
                 <w:u w:val="none"/>
                 <w:lang w:val="en-US" w:eastAsia="zh-CN" w:bidi="ar"/>
               </w:rPr>
-              <w:t>p.G12D</w:t>
+              <w:t>p.G13V</w:t>
+            </w:r>
+          </w:p>
+        </w:tc>
+      </w:tr>
+      <w:tr>
+        <w:tblPrEx>
+          <w:tblBorders>
+            <w:top w:val="none" w:color="auto" w:sz="0" w:space="0"/>
+            <w:left w:val="none" w:color="auto" w:sz="0" w:space="0"/>
+            <w:bottom w:val="none" w:color="auto" w:sz="0" w:space="0"/>
+            <w:right w:val="none" w:color="auto" w:sz="0" w:space="0"/>
+            <w:insideH w:val="none" w:color="auto" w:sz="0" w:space="0"/>
+            <w:insideV w:val="none" w:color="auto" w:sz="0" w:space="0"/>
+          </w:tblBorders>
+          <w:tblCellMar>
+            <w:top w:w="0" w:type="dxa"/>
+            <w:left w:w="108" w:type="dxa"/>
+            <w:bottom w:w="0" w:type="dxa"/>
+            <w:right w:w="108" w:type="dxa"/>
+          </w:tblCellMar>
+        </w:tblPrEx>
+        <w:trPr>
+          <w:trHeight w:val="340" w:hRule="atLeast"/>
+        </w:trPr>
+        <w:tc>
+          <w:tcPr>
+            <w:tcW w:w="672" w:type="pct"/>
+            <w:tcBorders>
+              <w:top w:val="single" w:color="000000" w:sz="4" w:space="0"/>
+              <w:left w:val="single" w:color="000000" w:sz="4" w:space="0"/>
+              <w:bottom w:val="single" w:color="000000" w:sz="4" w:space="0"/>
+              <w:right w:val="single" w:color="000000" w:sz="4" w:space="0"/>
+            </w:tcBorders>
+            <w:shd w:val="clear" w:color="auto" w:fill="FFFFFF"/>
+            <w:vAlign w:val="center"/>
+          </w:tcPr>
+          <w:p>
+            <w:pPr>
+              <w:keepNext w:val="0"/>
+              <w:keepLines w:val="0"/>
+              <w:widowControl/>
+              <w:suppressLineNumbers w:val="0"/>
+              <w:jc w:val="left"/>
+              <w:textAlignment w:val="center"/>
+              <w:rPr>
+                <w:rFonts w:hint="eastAsia" w:ascii="Times New Roman" w:hAnsi="Times New Roman" w:eastAsia="宋体" w:cs="Times New Roman"/>
+                <w:b w:val="0"/>
+                <w:bCs w:val="0"/>
+                <w:i w:val="0"/>
+                <w:iCs w:val="0"/>
+                <w:color w:val="000000"/>
+                <w:kern w:val="0"/>
+                <w:sz w:val="20"/>
+                <w:szCs w:val="20"/>
+                <w:u w:val="none"/>
+                <w:lang w:val="en-US" w:eastAsia="zh-CN" w:bidi="ar"/>
+              </w:rPr>
+            </w:pPr>
+            <w:r>
+              <w:rPr>
+                <w:rFonts w:hint="eastAsia" w:ascii="Times New Roman" w:hAnsi="Times New Roman" w:eastAsia="宋体" w:cs="Times New Roman"/>
+                <w:b w:val="0"/>
+                <w:bCs w:val="0"/>
+                <w:i w:val="0"/>
+                <w:iCs w:val="0"/>
+                <w:color w:val="000000"/>
+                <w:kern w:val="0"/>
+                <w:sz w:val="20"/>
+                <w:szCs w:val="20"/>
+                <w:u w:val="none"/>
+                <w:lang w:val="en-US" w:eastAsia="zh-CN" w:bidi="ar"/>
+              </w:rPr>
+              <w:t>NRAS</w:t>
+            </w:r>
+          </w:p>
+        </w:tc>
+        <w:tc>
+          <w:tcPr>
+            <w:tcW w:w="792" w:type="pct"/>
+            <w:tcBorders>
+              <w:top w:val="single" w:color="000000" w:sz="4" w:space="0"/>
+              <w:left w:val="single" w:color="000000" w:sz="4" w:space="0"/>
+              <w:bottom w:val="single" w:color="000000" w:sz="4" w:space="0"/>
+              <w:right w:val="single" w:color="000000" w:sz="4" w:space="0"/>
+            </w:tcBorders>
+            <w:shd w:val="clear" w:color="auto" w:fill="FFFFFF"/>
+            <w:vAlign w:val="center"/>
+          </w:tcPr>
+          <w:p>
+            <w:pPr>
+              <w:keepNext w:val="0"/>
+              <w:keepLines w:val="0"/>
+              <w:widowControl/>
+              <w:suppressLineNumbers w:val="0"/>
+              <w:jc w:val="left"/>
+              <w:textAlignment w:val="center"/>
+              <w:rPr>
+                <w:rFonts w:hint="eastAsia" w:ascii="Times New Roman" w:hAnsi="Times New Roman" w:eastAsia="宋体" w:cs="Times New Roman"/>
+                <w:b w:val="0"/>
+                <w:bCs w:val="0"/>
+                <w:i w:val="0"/>
+                <w:iCs w:val="0"/>
+                <w:color w:val="000000"/>
+                <w:kern w:val="0"/>
+                <w:sz w:val="20"/>
+                <w:szCs w:val="20"/>
+                <w:u w:val="none"/>
+                <w:lang w:val="en-US" w:eastAsia="zh-CN" w:bidi="ar"/>
+              </w:rPr>
+            </w:pPr>
+            <w:r>
+              <w:rPr>
+                <w:rFonts w:hint="eastAsia" w:ascii="Times New Roman" w:hAnsi="Times New Roman" w:eastAsia="宋体" w:cs="Times New Roman"/>
+                <w:b w:val="0"/>
+                <w:bCs w:val="0"/>
+                <w:i w:val="0"/>
+                <w:iCs w:val="0"/>
+                <w:color w:val="000000"/>
+                <w:kern w:val="0"/>
+                <w:sz w:val="20"/>
+                <w:szCs w:val="20"/>
+                <w:u w:val="none"/>
+                <w:lang w:val="en-US" w:eastAsia="zh-CN" w:bidi="ar"/>
+              </w:rPr>
+              <w:t>3</w:t>
+            </w:r>
+          </w:p>
+        </w:tc>
+        <w:tc>
+          <w:tcPr>
+            <w:tcW w:w="1842" w:type="pct"/>
+            <w:tcBorders>
+              <w:top w:val="single" w:color="000000" w:sz="4" w:space="0"/>
+              <w:left w:val="single" w:color="000000" w:sz="4" w:space="0"/>
+              <w:bottom w:val="single" w:color="000000" w:sz="4" w:space="0"/>
+              <w:right w:val="single" w:color="000000" w:sz="4" w:space="0"/>
+            </w:tcBorders>
+            <w:shd w:val="clear" w:color="auto" w:fill="FFFFFF"/>
+            <w:vAlign w:val="center"/>
+          </w:tcPr>
+          <w:p>
+            <w:pPr>
+              <w:keepNext w:val="0"/>
+              <w:keepLines w:val="0"/>
+              <w:widowControl/>
+              <w:suppressLineNumbers w:val="0"/>
+              <w:jc w:val="left"/>
+              <w:textAlignment w:val="center"/>
+              <w:rPr>
+                <w:rFonts w:hint="default" w:ascii="Times New Roman" w:hAnsi="Times New Roman" w:eastAsia="宋体" w:cs="Times New Roman"/>
+                <w:b w:val="0"/>
+                <w:bCs w:val="0"/>
+                <w:i w:val="0"/>
+                <w:iCs w:val="0"/>
+                <w:color w:val="000000"/>
+                <w:kern w:val="0"/>
+                <w:sz w:val="20"/>
+                <w:szCs w:val="20"/>
+                <w:u w:val="none"/>
+                <w:lang w:val="en-US" w:eastAsia="zh-CN" w:bidi="ar"/>
+              </w:rPr>
+            </w:pPr>
+            <w:r>
+              <w:rPr>
+                <w:rFonts w:hint="default" w:ascii="Times New Roman" w:hAnsi="Times New Roman" w:eastAsia="宋体" w:cs="Times New Roman"/>
+                <w:b w:val="0"/>
+                <w:bCs w:val="0"/>
+                <w:i w:val="0"/>
+                <w:iCs w:val="0"/>
+                <w:color w:val="000000"/>
+                <w:kern w:val="0"/>
+                <w:sz w:val="20"/>
+                <w:szCs w:val="20"/>
+                <w:u w:val="none"/>
+                <w:lang w:val="en-US" w:eastAsia="zh-CN" w:bidi="ar"/>
+              </w:rPr>
+              <w:t>c.182A&gt;G</w:t>
+            </w:r>
+          </w:p>
+        </w:tc>
+        <w:tc>
+          <w:tcPr>
+            <w:tcW w:w="1692" w:type="pct"/>
+            <w:tcBorders>
+              <w:top w:val="single" w:color="000000" w:sz="4" w:space="0"/>
+              <w:left w:val="single" w:color="000000" w:sz="4" w:space="0"/>
+              <w:bottom w:val="single" w:color="000000" w:sz="4" w:space="0"/>
+              <w:right w:val="single" w:color="000000" w:sz="4" w:space="0"/>
+            </w:tcBorders>
+            <w:shd w:val="clear" w:color="auto" w:fill="FFFFFF"/>
+            <w:vAlign w:val="center"/>
+          </w:tcPr>
+          <w:p>
+            <w:pPr>
+              <w:keepNext w:val="0"/>
+              <w:keepLines w:val="0"/>
+              <w:widowControl/>
+              <w:suppressLineNumbers w:val="0"/>
+              <w:jc w:val="left"/>
+              <w:textAlignment w:val="center"/>
+              <w:rPr>
+                <w:rFonts w:hint="default" w:ascii="Times New Roman" w:hAnsi="Times New Roman" w:eastAsia="宋体" w:cs="Times New Roman"/>
+                <w:b w:val="0"/>
+                <w:bCs w:val="0"/>
+                <w:i w:val="0"/>
+                <w:iCs w:val="0"/>
+                <w:color w:val="000000"/>
+                <w:kern w:val="0"/>
+                <w:sz w:val="20"/>
+                <w:szCs w:val="20"/>
+                <w:u w:val="none"/>
+                <w:lang w:val="en-US" w:eastAsia="zh-CN" w:bidi="ar"/>
+              </w:rPr>
+            </w:pPr>
+            <w:r>
+              <w:rPr>
+                <w:rFonts w:hint="default" w:ascii="Times New Roman" w:hAnsi="Times New Roman" w:eastAsia="宋体" w:cs="Times New Roman"/>
+                <w:b w:val="0"/>
+                <w:bCs w:val="0"/>
+                <w:i w:val="0"/>
+                <w:iCs w:val="0"/>
+                <w:color w:val="000000"/>
+                <w:kern w:val="0"/>
+                <w:sz w:val="20"/>
+                <w:szCs w:val="20"/>
+                <w:u w:val="none"/>
+                <w:lang w:val="en-US" w:eastAsia="zh-CN" w:bidi="ar"/>
+              </w:rPr>
+              <w:t>p.Q61R</w:t>
             </w:r>
           </w:p>
         </w:tc>
@@ -37871,7 +38645,7 @@
               <w:jc w:val="left"/>
               <w:textAlignment w:val="center"/>
               <w:rPr>
-                <w:rFonts w:hint="default" w:ascii="Times New Roman" w:hAnsi="Times New Roman" w:eastAsia="宋体" w:cs="Times New Roman"/>
+                <w:rFonts w:hint="eastAsia" w:ascii="Times New Roman" w:hAnsi="Times New Roman" w:eastAsia="宋体" w:cs="Times New Roman"/>
                 <w:b w:val="0"/>
                 <w:bCs w:val="0"/>
                 <w:i w:val="0"/>
@@ -37898,7 +38672,7 @@
                 <w:u w:val="none"/>
                 <w:lang w:val="en-US" w:eastAsia="zh-CN" w:bidi="ar"/>
               </w:rPr>
-              <w:t>2</w:t>
+              <w:t>3</w:t>
             </w:r>
           </w:p>
         </w:tc>
@@ -37950,7 +38724,7 @@
                 <w:u w:val="none"/>
                 <w:lang w:val="en-US" w:eastAsia="zh-CN" w:bidi="ar"/>
               </w:rPr>
-              <w:t>c.38G&gt;A</w:t>
+              <w:t>c.181C&gt;A</w:t>
             </w:r>
           </w:p>
         </w:tc>
@@ -38002,9 +38776,51 @@
                 <w:u w:val="none"/>
                 <w:lang w:val="en-US" w:eastAsia="zh-CN" w:bidi="ar"/>
               </w:rPr>
-              <w:t>p.G1</w:t>
-            </w:r>
-            <w:r>
+              <w:t>p.Q61K</w:t>
+            </w:r>
+          </w:p>
+        </w:tc>
+      </w:tr>
+      <w:tr>
+        <w:tblPrEx>
+          <w:tblBorders>
+            <w:top w:val="none" w:color="auto" w:sz="0" w:space="0"/>
+            <w:left w:val="none" w:color="auto" w:sz="0" w:space="0"/>
+            <w:bottom w:val="none" w:color="auto" w:sz="0" w:space="0"/>
+            <w:right w:val="none" w:color="auto" w:sz="0" w:space="0"/>
+            <w:insideH w:val="none" w:color="auto" w:sz="0" w:space="0"/>
+            <w:insideV w:val="none" w:color="auto" w:sz="0" w:space="0"/>
+          </w:tblBorders>
+          <w:tblCellMar>
+            <w:top w:w="0" w:type="dxa"/>
+            <w:left w:w="108" w:type="dxa"/>
+            <w:bottom w:w="0" w:type="dxa"/>
+            <w:right w:w="108" w:type="dxa"/>
+          </w:tblCellMar>
+        </w:tblPrEx>
+        <w:trPr>
+          <w:trHeight w:val="340" w:hRule="atLeast"/>
+        </w:trPr>
+        <w:tc>
+          <w:tcPr>
+            <w:tcW w:w="672" w:type="pct"/>
+            <w:tcBorders>
+              <w:top w:val="single" w:color="000000" w:sz="4" w:space="0"/>
+              <w:left w:val="single" w:color="000000" w:sz="4" w:space="0"/>
+              <w:bottom w:val="single" w:color="000000" w:sz="4" w:space="0"/>
+              <w:right w:val="single" w:color="000000" w:sz="4" w:space="0"/>
+            </w:tcBorders>
+            <w:shd w:val="clear" w:color="auto" w:fill="FFFFFF"/>
+            <w:vAlign w:val="center"/>
+          </w:tcPr>
+          <w:p>
+            <w:pPr>
+              <w:keepNext w:val="0"/>
+              <w:keepLines w:val="0"/>
+              <w:widowControl/>
+              <w:suppressLineNumbers w:val="0"/>
+              <w:jc w:val="left"/>
+              <w:textAlignment w:val="center"/>
               <w:rPr>
                 <w:rFonts w:hint="eastAsia" w:ascii="Times New Roman" w:hAnsi="Times New Roman" w:eastAsia="宋体" w:cs="Times New Roman"/>
                 <w:b w:val="0"/>
@@ -38018,9 +38834,97 @@
                 <w:u w:val="none"/>
                 <w:lang w:val="en-US" w:eastAsia="zh-CN" w:bidi="ar"/>
               </w:rPr>
-              <w:t>3</w:t>
-            </w:r>
-            <w:r>
+            </w:pPr>
+            <w:r>
+              <w:rPr>
+                <w:rFonts w:hint="eastAsia" w:ascii="Times New Roman" w:hAnsi="Times New Roman" w:eastAsia="宋体" w:cs="Times New Roman"/>
+                <w:b w:val="0"/>
+                <w:bCs w:val="0"/>
+                <w:i w:val="0"/>
+                <w:iCs w:val="0"/>
+                <w:color w:val="000000"/>
+                <w:kern w:val="0"/>
+                <w:sz w:val="20"/>
+                <w:szCs w:val="20"/>
+                <w:u w:val="none"/>
+                <w:lang w:val="en-US" w:eastAsia="zh-CN" w:bidi="ar"/>
+              </w:rPr>
+              <w:t>NRAS</w:t>
+            </w:r>
+          </w:p>
+        </w:tc>
+        <w:tc>
+          <w:tcPr>
+            <w:tcW w:w="792" w:type="pct"/>
+            <w:tcBorders>
+              <w:top w:val="single" w:color="000000" w:sz="4" w:space="0"/>
+              <w:left w:val="single" w:color="000000" w:sz="4" w:space="0"/>
+              <w:bottom w:val="single" w:color="000000" w:sz="4" w:space="0"/>
+              <w:right w:val="single" w:color="000000" w:sz="4" w:space="0"/>
+            </w:tcBorders>
+            <w:shd w:val="clear" w:color="auto" w:fill="FFFFFF"/>
+            <w:vAlign w:val="center"/>
+          </w:tcPr>
+          <w:p>
+            <w:pPr>
+              <w:keepNext w:val="0"/>
+              <w:keepLines w:val="0"/>
+              <w:widowControl/>
+              <w:suppressLineNumbers w:val="0"/>
+              <w:jc w:val="left"/>
+              <w:textAlignment w:val="center"/>
+              <w:rPr>
+                <w:rFonts w:hint="eastAsia" w:ascii="Times New Roman" w:hAnsi="Times New Roman" w:eastAsia="宋体" w:cs="Times New Roman"/>
+                <w:b w:val="0"/>
+                <w:bCs w:val="0"/>
+                <w:i w:val="0"/>
+                <w:iCs w:val="0"/>
+                <w:color w:val="000000"/>
+                <w:kern w:val="0"/>
+                <w:sz w:val="20"/>
+                <w:szCs w:val="20"/>
+                <w:u w:val="none"/>
+                <w:lang w:val="en-US" w:eastAsia="zh-CN" w:bidi="ar"/>
+              </w:rPr>
+            </w:pPr>
+            <w:r>
+              <w:rPr>
+                <w:rFonts w:hint="eastAsia" w:ascii="Times New Roman" w:hAnsi="Times New Roman" w:eastAsia="宋体" w:cs="Times New Roman"/>
+                <w:b w:val="0"/>
+                <w:bCs w:val="0"/>
+                <w:i w:val="0"/>
+                <w:iCs w:val="0"/>
+                <w:color w:val="000000"/>
+                <w:kern w:val="0"/>
+                <w:sz w:val="20"/>
+                <w:szCs w:val="20"/>
+                <w:u w:val="none"/>
+                <w:lang w:val="en-US" w:eastAsia="zh-CN" w:bidi="ar"/>
+              </w:rPr>
+              <w:t>4</w:t>
+            </w:r>
+          </w:p>
+        </w:tc>
+        <w:tc>
+          <w:tcPr>
+            <w:tcW w:w="1842" w:type="pct"/>
+            <w:tcBorders>
+              <w:top w:val="single" w:color="000000" w:sz="4" w:space="0"/>
+              <w:left w:val="single" w:color="000000" w:sz="4" w:space="0"/>
+              <w:bottom w:val="single" w:color="000000" w:sz="4" w:space="0"/>
+              <w:right w:val="single" w:color="000000" w:sz="4" w:space="0"/>
+            </w:tcBorders>
+            <w:shd w:val="clear" w:color="auto" w:fill="FFFFFF"/>
+            <w:vAlign w:val="center"/>
+          </w:tcPr>
+          <w:p>
+            <w:pPr>
+              <w:keepNext w:val="0"/>
+              <w:keepLines w:val="0"/>
+              <w:widowControl/>
+              <w:suppressLineNumbers w:val="0"/>
+              <w:jc w:val="left"/>
+              <w:textAlignment w:val="center"/>
               <w:rPr>
                 <w:rFonts w:hint="default" w:ascii="Times New Roman" w:hAnsi="Times New Roman" w:eastAsia="宋体" w:cs="Times New Roman"/>
                 <w:b w:val="0"/>
@@ -38034,7 +38938,336 @@
                 <w:u w:val="none"/>
                 <w:lang w:val="en-US" w:eastAsia="zh-CN" w:bidi="ar"/>
               </w:rPr>
-              <w:t>D</w:t>
+            </w:pPr>
+            <w:r>
+              <w:rPr>
+                <w:rFonts w:hint="default" w:ascii="Times New Roman" w:hAnsi="Times New Roman" w:eastAsia="宋体" w:cs="Times New Roman"/>
+                <w:b w:val="0"/>
+                <w:bCs w:val="0"/>
+                <w:i w:val="0"/>
+                <w:iCs w:val="0"/>
+                <w:color w:val="000000"/>
+                <w:kern w:val="0"/>
+                <w:sz w:val="20"/>
+                <w:szCs w:val="20"/>
+                <w:u w:val="none"/>
+                <w:lang w:val="en-US" w:eastAsia="zh-CN" w:bidi="ar"/>
+              </w:rPr>
+              <w:t>c.436G&gt;A</w:t>
+            </w:r>
+          </w:p>
+        </w:tc>
+        <w:tc>
+          <w:tcPr>
+            <w:tcW w:w="1692" w:type="pct"/>
+            <w:tcBorders>
+              <w:top w:val="single" w:color="000000" w:sz="4" w:space="0"/>
+              <w:left w:val="single" w:color="000000" w:sz="4" w:space="0"/>
+              <w:bottom w:val="single" w:color="000000" w:sz="4" w:space="0"/>
+              <w:right w:val="single" w:color="000000" w:sz="4" w:space="0"/>
+            </w:tcBorders>
+            <w:shd w:val="clear" w:color="auto" w:fill="FFFFFF"/>
+            <w:vAlign w:val="center"/>
+          </w:tcPr>
+          <w:p>
+            <w:pPr>
+              <w:keepNext w:val="0"/>
+              <w:keepLines w:val="0"/>
+              <w:widowControl/>
+              <w:suppressLineNumbers w:val="0"/>
+              <w:jc w:val="left"/>
+              <w:textAlignment w:val="center"/>
+              <w:rPr>
+                <w:rFonts w:hint="default" w:ascii="Times New Roman" w:hAnsi="Times New Roman" w:eastAsia="宋体" w:cs="Times New Roman"/>
+                <w:b w:val="0"/>
+                <w:bCs w:val="0"/>
+                <w:i w:val="0"/>
+                <w:iCs w:val="0"/>
+                <w:color w:val="000000"/>
+                <w:kern w:val="0"/>
+                <w:sz w:val="20"/>
+                <w:szCs w:val="20"/>
+                <w:u w:val="none"/>
+                <w:lang w:val="en-US" w:eastAsia="zh-CN" w:bidi="ar"/>
+              </w:rPr>
+            </w:pPr>
+            <w:r>
+              <w:rPr>
+                <w:rFonts w:hint="default" w:ascii="Times New Roman" w:hAnsi="Times New Roman" w:eastAsia="宋体" w:cs="Times New Roman"/>
+                <w:b w:val="0"/>
+                <w:bCs w:val="0"/>
+                <w:i w:val="0"/>
+                <w:iCs w:val="0"/>
+                <w:color w:val="000000"/>
+                <w:kern w:val="0"/>
+                <w:sz w:val="20"/>
+                <w:szCs w:val="20"/>
+                <w:u w:val="none"/>
+                <w:lang w:val="en-US" w:eastAsia="zh-CN" w:bidi="ar"/>
+              </w:rPr>
+              <w:t>p.A146T</w:t>
+            </w:r>
+          </w:p>
+        </w:tc>
+      </w:tr>
+      <w:tr>
+        <w:tblPrEx>
+          <w:tblBorders>
+            <w:top w:val="none" w:color="auto" w:sz="0" w:space="0"/>
+            <w:left w:val="none" w:color="auto" w:sz="0" w:space="0"/>
+            <w:bottom w:val="none" w:color="auto" w:sz="0" w:space="0"/>
+            <w:right w:val="none" w:color="auto" w:sz="0" w:space="0"/>
+            <w:insideH w:val="none" w:color="auto" w:sz="0" w:space="0"/>
+            <w:insideV w:val="none" w:color="auto" w:sz="0" w:space="0"/>
+          </w:tblBorders>
+          <w:tblCellMar>
+            <w:top w:w="0" w:type="dxa"/>
+            <w:left w:w="108" w:type="dxa"/>
+            <w:bottom w:w="0" w:type="dxa"/>
+            <w:right w:w="108" w:type="dxa"/>
+          </w:tblCellMar>
+        </w:tblPrEx>
+        <w:trPr>
+          <w:trHeight w:val="340" w:hRule="atLeast"/>
+        </w:trPr>
+        <w:tc>
+          <w:tcPr>
+            <w:tcW w:w="672" w:type="pct"/>
+            <w:tcBorders>
+              <w:top w:val="single" w:color="000000" w:sz="4" w:space="0"/>
+              <w:left w:val="single" w:color="000000" w:sz="4" w:space="0"/>
+              <w:bottom w:val="single" w:color="000000" w:sz="4" w:space="0"/>
+              <w:right w:val="single" w:color="000000" w:sz="4" w:space="0"/>
+            </w:tcBorders>
+            <w:shd w:val="clear" w:color="auto" w:fill="FFFFFF"/>
+            <w:vAlign w:val="center"/>
+          </w:tcPr>
+          <w:p>
+            <w:pPr>
+              <w:keepNext w:val="0"/>
+              <w:keepLines w:val="0"/>
+              <w:widowControl/>
+              <w:suppressLineNumbers w:val="0"/>
+              <w:jc w:val="left"/>
+              <w:textAlignment w:val="center"/>
+              <w:rPr>
+                <w:rFonts w:hint="default" w:ascii="Times New Roman" w:hAnsi="Times New Roman" w:eastAsia="宋体" w:cs="Times New Roman"/>
+                <w:b w:val="0"/>
+                <w:bCs w:val="0"/>
+                <w:i w:val="0"/>
+                <w:iCs w:val="0"/>
+                <w:color w:val="000000"/>
+                <w:kern w:val="0"/>
+                <w:sz w:val="20"/>
+                <w:szCs w:val="20"/>
+                <w:u w:val="none"/>
+                <w:lang w:val="en-US" w:eastAsia="zh-CN" w:bidi="ar"/>
+              </w:rPr>
+            </w:pPr>
+            <w:r>
+              <w:rPr>
+                <w:rFonts w:hint="eastAsia" w:ascii="Times New Roman" w:hAnsi="Times New Roman" w:eastAsia="宋体" w:cs="Times New Roman"/>
+                <w:b w:val="0"/>
+                <w:bCs w:val="0"/>
+                <w:i w:val="0"/>
+                <w:iCs w:val="0"/>
+                <w:color w:val="000000"/>
+                <w:kern w:val="0"/>
+                <w:sz w:val="20"/>
+                <w:szCs w:val="20"/>
+                <w:u w:val="none"/>
+                <w:lang w:val="en-US" w:eastAsia="zh-CN" w:bidi="ar"/>
+              </w:rPr>
+              <w:t>NTRK1</w:t>
+            </w:r>
+          </w:p>
+        </w:tc>
+        <w:tc>
+          <w:tcPr>
+            <w:tcW w:w="792" w:type="pct"/>
+            <w:tcBorders>
+              <w:top w:val="single" w:color="000000" w:sz="4" w:space="0"/>
+              <w:left w:val="single" w:color="000000" w:sz="4" w:space="0"/>
+              <w:bottom w:val="single" w:color="000000" w:sz="4" w:space="0"/>
+              <w:right w:val="single" w:color="000000" w:sz="4" w:space="0"/>
+            </w:tcBorders>
+            <w:shd w:val="clear" w:color="auto" w:fill="FFFFFF"/>
+            <w:vAlign w:val="center"/>
+          </w:tcPr>
+          <w:p>
+            <w:pPr>
+              <w:keepNext w:val="0"/>
+              <w:keepLines w:val="0"/>
+              <w:widowControl/>
+              <w:suppressLineNumbers w:val="0"/>
+              <w:jc w:val="left"/>
+              <w:textAlignment w:val="center"/>
+              <w:rPr>
+                <w:rFonts w:hint="default" w:ascii="Times New Roman" w:hAnsi="Times New Roman" w:eastAsia="宋体" w:cs="Times New Roman"/>
+                <w:b w:val="0"/>
+                <w:bCs w:val="0"/>
+                <w:i w:val="0"/>
+                <w:iCs w:val="0"/>
+                <w:color w:val="000000"/>
+                <w:kern w:val="0"/>
+                <w:sz w:val="20"/>
+                <w:szCs w:val="20"/>
+                <w:u w:val="none"/>
+                <w:lang w:val="en-US" w:eastAsia="zh-CN" w:bidi="ar"/>
+              </w:rPr>
+            </w:pPr>
+            <w:r>
+              <w:rPr>
+                <w:rFonts w:hint="default" w:ascii="Times New Roman" w:hAnsi="Times New Roman" w:eastAsia="宋体" w:cs="Times New Roman"/>
+                <w:b w:val="0"/>
+                <w:bCs w:val="0"/>
+                <w:i w:val="0"/>
+                <w:iCs w:val="0"/>
+                <w:color w:val="000000"/>
+                <w:kern w:val="0"/>
+                <w:sz w:val="20"/>
+                <w:szCs w:val="20"/>
+                <w:u w:val="none"/>
+                <w:lang w:val="en-US" w:eastAsia="zh-CN" w:bidi="ar"/>
+              </w:rPr>
+              <w:t>T21N10</w:t>
+            </w:r>
+          </w:p>
+        </w:tc>
+        <w:tc>
+          <w:tcPr>
+            <w:tcW w:w="1842" w:type="pct"/>
+            <w:tcBorders>
+              <w:top w:val="single" w:color="000000" w:sz="4" w:space="0"/>
+              <w:left w:val="single" w:color="000000" w:sz="4" w:space="0"/>
+              <w:bottom w:val="single" w:color="000000" w:sz="4" w:space="0"/>
+              <w:right w:val="single" w:color="000000" w:sz="4" w:space="0"/>
+            </w:tcBorders>
+            <w:shd w:val="clear" w:color="auto" w:fill="FFFFFF"/>
+            <w:vAlign w:val="center"/>
+          </w:tcPr>
+          <w:p>
+            <w:pPr>
+              <w:keepNext w:val="0"/>
+              <w:keepLines w:val="0"/>
+              <w:widowControl/>
+              <w:suppressLineNumbers w:val="0"/>
+              <w:jc w:val="left"/>
+              <w:textAlignment w:val="center"/>
+              <w:rPr>
+                <w:rFonts w:hint="default" w:ascii="Times New Roman" w:hAnsi="Times New Roman" w:eastAsia="宋体" w:cs="Times New Roman"/>
+                <w:b w:val="0"/>
+                <w:bCs w:val="0"/>
+                <w:i w:val="0"/>
+                <w:iCs w:val="0"/>
+                <w:color w:val="000000"/>
+                <w:kern w:val="0"/>
+                <w:sz w:val="20"/>
+                <w:szCs w:val="20"/>
+                <w:u w:val="none"/>
+                <w:lang w:val="en-US" w:eastAsia="zh-CN" w:bidi="ar"/>
+              </w:rPr>
+            </w:pPr>
+            <w:r>
+              <w:rPr>
+                <w:rFonts w:hint="default" w:ascii="Times New Roman" w:hAnsi="Times New Roman" w:eastAsia="宋体" w:cs="Times New Roman"/>
+                <w:b w:val="0"/>
+                <w:bCs w:val="0"/>
+                <w:i w:val="0"/>
+                <w:iCs w:val="0"/>
+                <w:color w:val="000000"/>
+                <w:kern w:val="0"/>
+                <w:sz w:val="20"/>
+                <w:szCs w:val="20"/>
+                <w:u w:val="none"/>
+                <w:lang w:val="en-US" w:eastAsia="zh-CN" w:bidi="ar"/>
+              </w:rPr>
+              <w:t>TPR-NTRK1</w:t>
+            </w:r>
+          </w:p>
+        </w:tc>
+        <w:tc>
+          <w:tcPr>
+            <w:tcW w:w="1692" w:type="pct"/>
+            <w:tcBorders>
+              <w:top w:val="single" w:color="000000" w:sz="4" w:space="0"/>
+              <w:left w:val="single" w:color="000000" w:sz="4" w:space="0"/>
+              <w:bottom w:val="single" w:color="000000" w:sz="4" w:space="0"/>
+              <w:right w:val="single" w:color="000000" w:sz="4" w:space="0"/>
+            </w:tcBorders>
+            <w:shd w:val="clear" w:color="auto" w:fill="FFFFFF"/>
+            <w:noWrap/>
+            <w:vAlign w:val="center"/>
+          </w:tcPr>
+          <w:p>
+            <w:pPr>
+              <w:keepNext w:val="0"/>
+              <w:keepLines w:val="0"/>
+              <w:widowControl/>
+              <w:suppressLineNumbers w:val="0"/>
+              <w:jc w:val="left"/>
+              <w:textAlignment w:val="center"/>
+              <w:rPr>
+                <w:rFonts w:hint="default" w:ascii="Times New Roman" w:hAnsi="Times New Roman" w:eastAsia="宋体" w:cs="Times New Roman"/>
+                <w:b w:val="0"/>
+                <w:bCs w:val="0"/>
+                <w:i w:val="0"/>
+                <w:iCs w:val="0"/>
+                <w:color w:val="000000"/>
+                <w:kern w:val="0"/>
+                <w:sz w:val="20"/>
+                <w:szCs w:val="20"/>
+                <w:u w:val="none"/>
+                <w:lang w:val="en-US" w:eastAsia="zh-CN" w:bidi="ar"/>
+              </w:rPr>
+            </w:pPr>
+            <w:r>
+              <w:rPr>
+                <w:rFonts w:hint="default" w:ascii="Times New Roman" w:hAnsi="Times New Roman" w:eastAsia="宋体" w:cs="Times New Roman"/>
+                <w:b w:val="0"/>
+                <w:bCs w:val="0"/>
+                <w:i w:val="0"/>
+                <w:iCs w:val="0"/>
+                <w:color w:val="000000"/>
+                <w:kern w:val="0"/>
+                <w:sz w:val="20"/>
+                <w:szCs w:val="20"/>
+                <w:u w:val="none"/>
+                <w:lang w:val="en-US" w:eastAsia="zh-CN" w:bidi="ar"/>
+              </w:rPr>
+              <w:t>TPR-NTRK1</w:t>
+            </w:r>
+            <w:r>
+              <w:rPr>
+                <w:rFonts w:hint="eastAsia" w:ascii="Times New Roman" w:hAnsi="Times New Roman" w:eastAsia="宋体" w:cs="Times New Roman"/>
+                <w:b w:val="0"/>
+                <w:bCs w:val="0"/>
+                <w:i w:val="0"/>
+                <w:iCs w:val="0"/>
+                <w:color w:val="000000"/>
+                <w:kern w:val="0"/>
+                <w:sz w:val="20"/>
+                <w:szCs w:val="20"/>
+                <w:u w:val="none"/>
+                <w:lang w:val="en-US" w:eastAsia="zh-CN" w:bidi="ar"/>
+              </w:rPr>
+              <w:t>.</w:t>
+            </w:r>
+            <w:r>
+              <w:rPr>
+                <w:rFonts w:hint="default" w:ascii="Times New Roman" w:hAnsi="Times New Roman" w:eastAsia="宋体" w:cs="Times New Roman"/>
+                <w:b w:val="0"/>
+                <w:bCs w:val="0"/>
+                <w:i w:val="0"/>
+                <w:iCs w:val="0"/>
+                <w:color w:val="000000"/>
+                <w:kern w:val="0"/>
+                <w:sz w:val="20"/>
+                <w:szCs w:val="20"/>
+                <w:u w:val="none"/>
+                <w:lang w:val="en-US" w:eastAsia="zh-CN" w:bidi="ar"/>
+              </w:rPr>
+              <w:t>T21N10</w:t>
             </w:r>
           </w:p>
         </w:tc>
@@ -38081,6 +39314,21 @@
               <w:jc w:val="left"/>
               <w:textAlignment w:val="center"/>
               <w:rPr>
+                <w:rFonts w:hint="default" w:ascii="Times New Roman" w:hAnsi="Times New Roman" w:eastAsia="宋体" w:cs="Times New Roman"/>
+                <w:b w:val="0"/>
+                <w:bCs w:val="0"/>
+                <w:i w:val="0"/>
+                <w:iCs w:val="0"/>
+                <w:color w:val="000000"/>
+                <w:kern w:val="0"/>
+                <w:sz w:val="20"/>
+                <w:szCs w:val="20"/>
+                <w:u w:val="none"/>
+                <w:lang w:val="en-US" w:eastAsia="zh-CN" w:bidi="ar"/>
+              </w:rPr>
+            </w:pPr>
+            <w:r>
+              <w:rPr>
                 <w:rFonts w:hint="eastAsia" w:ascii="Times New Roman" w:hAnsi="Times New Roman" w:eastAsia="宋体" w:cs="Times New Roman"/>
                 <w:b w:val="0"/>
                 <w:bCs w:val="0"/>
@@ -38093,22 +39341,7 @@
                 <w:u w:val="none"/>
                 <w:lang w:val="en-US" w:eastAsia="zh-CN" w:bidi="ar"/>
               </w:rPr>
-            </w:pPr>
-            <w:r>
-              <w:rPr>
-                <w:rFonts w:hint="eastAsia" w:ascii="Times New Roman" w:hAnsi="Times New Roman" w:eastAsia="宋体" w:cs="Times New Roman"/>
-                <w:b w:val="0"/>
-                <w:bCs w:val="0"/>
-                <w:i w:val="0"/>
-                <w:iCs w:val="0"/>
-                <w:color w:val="000000"/>
-                <w:kern w:val="0"/>
-                <w:sz w:val="20"/>
-                <w:szCs w:val="20"/>
-                <w:u w:val="none"/>
-                <w:lang w:val="en-US" w:eastAsia="zh-CN" w:bidi="ar"/>
-              </w:rPr>
-              <w:t>NRAS</w:t>
+              <w:t>NTRK2</w:t>
             </w:r>
           </w:p>
         </w:tc>
@@ -38148,7 +39381,7 @@
             </w:pPr>
             <w:r>
               <w:rPr>
-                <w:rFonts w:hint="eastAsia" w:ascii="Times New Roman" w:hAnsi="Times New Roman" w:eastAsia="宋体" w:cs="Times New Roman"/>
+                <w:rFonts w:hint="default" w:ascii="Times New Roman" w:hAnsi="Times New Roman" w:eastAsia="宋体" w:cs="Times New Roman"/>
                 <w:b w:val="0"/>
                 <w:bCs w:val="0"/>
                 <w:i w:val="0"/>
@@ -38160,7 +39393,7 @@
                 <w:u w:val="none"/>
                 <w:lang w:val="en-US" w:eastAsia="zh-CN" w:bidi="ar"/>
               </w:rPr>
-              <w:t>2</w:t>
+              <w:t>B2N16</w:t>
             </w:r>
           </w:p>
         </w:tc>
@@ -38212,7 +39445,7 @@
                 <w:u w:val="none"/>
                 <w:lang w:val="en-US" w:eastAsia="zh-CN" w:bidi="ar"/>
               </w:rPr>
-              <w:t>c.38G&gt;T</w:t>
+              <w:t>B4GALT1-NTRK2</w:t>
             </w:r>
           </w:p>
         </w:tc>
@@ -38226,6 +39459,7 @@
               <w:right w:val="single" w:color="000000" w:sz="4" w:space="0"/>
             </w:tcBorders>
             <w:shd w:val="clear" w:color="auto" w:fill="FFFFFF"/>
+            <w:noWrap/>
             <w:vAlign w:val="center"/>
           </w:tcPr>
           <w:p>
@@ -38264,7 +39498,39 @@
                 <w:u w:val="none"/>
                 <w:lang w:val="en-US" w:eastAsia="zh-CN" w:bidi="ar"/>
               </w:rPr>
-              <w:t>p.G13V</w:t>
+              <w:t>B4GALT1-NTRK2</w:t>
+            </w:r>
+            <w:r>
+              <w:rPr>
+                <w:rFonts w:hint="eastAsia" w:ascii="Times New Roman" w:hAnsi="Times New Roman" w:eastAsia="宋体" w:cs="Times New Roman"/>
+                <w:b w:val="0"/>
+                <w:bCs w:val="0"/>
+                <w:i w:val="0"/>
+                <w:iCs w:val="0"/>
+                <w:color w:val="000000"/>
+                <w:kern w:val="0"/>
+                <w:sz w:val="20"/>
+                <w:szCs w:val="20"/>
+                <w:u w:val="none"/>
+                <w:lang w:val="en-US" w:eastAsia="zh-CN" w:bidi="ar"/>
+              </w:rPr>
+              <w:t>.</w:t>
+            </w:r>
+            <w:r>
+              <w:rPr>
+                <w:rFonts w:hint="default" w:ascii="Times New Roman" w:hAnsi="Times New Roman" w:eastAsia="宋体" w:cs="Times New Roman"/>
+                <w:b w:val="0"/>
+                <w:bCs w:val="0"/>
+                <w:i w:val="0"/>
+                <w:iCs w:val="0"/>
+                <w:color w:val="000000"/>
+                <w:kern w:val="0"/>
+                <w:sz w:val="20"/>
+                <w:szCs w:val="20"/>
+                <w:u w:val="none"/>
+                <w:lang w:val="en-US" w:eastAsia="zh-CN" w:bidi="ar"/>
+              </w:rPr>
+              <w:t>B2N16</w:t>
             </w:r>
           </w:p>
         </w:tc>
@@ -38311,6 +39577,21 @@
               <w:jc w:val="left"/>
               <w:textAlignment w:val="center"/>
               <w:rPr>
+                <w:rFonts w:hint="default" w:ascii="Times New Roman" w:hAnsi="Times New Roman" w:eastAsia="宋体" w:cs="Times New Roman"/>
+                <w:b w:val="0"/>
+                <w:bCs w:val="0"/>
+                <w:i w:val="0"/>
+                <w:iCs w:val="0"/>
+                <w:color w:val="000000"/>
+                <w:kern w:val="0"/>
+                <w:sz w:val="20"/>
+                <w:szCs w:val="20"/>
+                <w:u w:val="none"/>
+                <w:lang w:val="en-US" w:eastAsia="zh-CN" w:bidi="ar"/>
+              </w:rPr>
+            </w:pPr>
+            <w:r>
+              <w:rPr>
                 <w:rFonts w:hint="eastAsia" w:ascii="Times New Roman" w:hAnsi="Times New Roman" w:eastAsia="宋体" w:cs="Times New Roman"/>
                 <w:b w:val="0"/>
                 <w:bCs w:val="0"/>
@@ -38323,22 +39604,7 @@
                 <w:u w:val="none"/>
                 <w:lang w:val="en-US" w:eastAsia="zh-CN" w:bidi="ar"/>
               </w:rPr>
-            </w:pPr>
-            <w:r>
-              <w:rPr>
-                <w:rFonts w:hint="eastAsia" w:ascii="Times New Roman" w:hAnsi="Times New Roman" w:eastAsia="宋体" w:cs="Times New Roman"/>
-                <w:b w:val="0"/>
-                <w:bCs w:val="0"/>
-                <w:i w:val="0"/>
-                <w:iCs w:val="0"/>
-                <w:color w:val="000000"/>
-                <w:kern w:val="0"/>
-                <w:sz w:val="20"/>
-                <w:szCs w:val="20"/>
-                <w:u w:val="none"/>
-                <w:lang w:val="en-US" w:eastAsia="zh-CN" w:bidi="ar"/>
-              </w:rPr>
-              <w:t>NRAS</w:t>
+              <w:t>NTRK3</w:t>
             </w:r>
           </w:p>
         </w:tc>
@@ -38363,7 +39629,7 @@
               <w:jc w:val="left"/>
               <w:textAlignment w:val="center"/>
               <w:rPr>
-                <w:rFonts w:hint="eastAsia" w:ascii="Times New Roman" w:hAnsi="Times New Roman" w:eastAsia="宋体" w:cs="Times New Roman"/>
+                <w:rFonts w:hint="default" w:ascii="Times New Roman" w:hAnsi="Times New Roman" w:eastAsia="宋体" w:cs="Times New Roman"/>
                 <w:b w:val="0"/>
                 <w:bCs w:val="0"/>
                 <w:i w:val="0"/>
@@ -38378,7 +39644,7 @@
             </w:pPr>
             <w:r>
               <w:rPr>
-                <w:rFonts w:hint="eastAsia" w:ascii="Times New Roman" w:hAnsi="Times New Roman" w:eastAsia="宋体" w:cs="Times New Roman"/>
+                <w:rFonts w:hint="default" w:ascii="Times New Roman" w:hAnsi="Times New Roman" w:eastAsia="宋体" w:cs="Times New Roman"/>
                 <w:b w:val="0"/>
                 <w:bCs w:val="0"/>
                 <w:i w:val="0"/>
@@ -38390,7 +39656,7 @@
                 <w:u w:val="none"/>
                 <w:lang w:val="en-US" w:eastAsia="zh-CN" w:bidi="ar"/>
               </w:rPr>
-              <w:t>3</w:t>
+              <w:t>B4N14</w:t>
             </w:r>
           </w:p>
         </w:tc>
@@ -38442,7 +39708,7 @@
                 <w:u w:val="none"/>
                 <w:lang w:val="en-US" w:eastAsia="zh-CN" w:bidi="ar"/>
               </w:rPr>
-              <w:t>c.182A&gt;G</w:t>
+              <w:t>B4GALT6-NTRK3</w:t>
             </w:r>
           </w:p>
         </w:tc>
@@ -38456,6 +39722,7 @@
               <w:right w:val="single" w:color="000000" w:sz="4" w:space="0"/>
             </w:tcBorders>
             <w:shd w:val="clear" w:color="auto" w:fill="FFFFFF"/>
+            <w:noWrap/>
             <w:vAlign w:val="center"/>
           </w:tcPr>
           <w:p>
@@ -38494,7 +39761,499 @@
                 <w:u w:val="none"/>
                 <w:lang w:val="en-US" w:eastAsia="zh-CN" w:bidi="ar"/>
               </w:rPr>
-              <w:t>p.Q61R</w:t>
+              <w:t>B4GALT6-NTRK3</w:t>
+            </w:r>
+            <w:r>
+              <w:rPr>
+                <w:rFonts w:hint="eastAsia" w:ascii="Times New Roman" w:hAnsi="Times New Roman" w:eastAsia="宋体" w:cs="Times New Roman"/>
+                <w:b w:val="0"/>
+                <w:bCs w:val="0"/>
+                <w:i w:val="0"/>
+                <w:iCs w:val="0"/>
+                <w:color w:val="000000"/>
+                <w:kern w:val="0"/>
+                <w:sz w:val="20"/>
+                <w:szCs w:val="20"/>
+                <w:u w:val="none"/>
+                <w:lang w:val="en-US" w:eastAsia="zh-CN" w:bidi="ar"/>
+              </w:rPr>
+              <w:t>.</w:t>
+            </w:r>
+            <w:r>
+              <w:rPr>
+                <w:rFonts w:hint="default" w:ascii="Times New Roman" w:hAnsi="Times New Roman" w:eastAsia="宋体" w:cs="Times New Roman"/>
+                <w:b w:val="0"/>
+                <w:bCs w:val="0"/>
+                <w:i w:val="0"/>
+                <w:iCs w:val="0"/>
+                <w:color w:val="000000"/>
+                <w:kern w:val="0"/>
+                <w:sz w:val="20"/>
+                <w:szCs w:val="20"/>
+                <w:u w:val="none"/>
+                <w:lang w:val="en-US" w:eastAsia="zh-CN" w:bidi="ar"/>
+              </w:rPr>
+              <w:t>B4N14</w:t>
+            </w:r>
+          </w:p>
+        </w:tc>
+      </w:tr>
+      <w:tr>
+        <w:tblPrEx>
+          <w:tblBorders>
+            <w:top w:val="none" w:color="auto" w:sz="0" w:space="0"/>
+            <w:left w:val="none" w:color="auto" w:sz="0" w:space="0"/>
+            <w:bottom w:val="none" w:color="auto" w:sz="0" w:space="0"/>
+            <w:right w:val="none" w:color="auto" w:sz="0" w:space="0"/>
+            <w:insideH w:val="none" w:color="auto" w:sz="0" w:space="0"/>
+            <w:insideV w:val="none" w:color="auto" w:sz="0" w:space="0"/>
+          </w:tblBorders>
+          <w:tblCellMar>
+            <w:top w:w="0" w:type="dxa"/>
+            <w:left w:w="108" w:type="dxa"/>
+            <w:bottom w:w="0" w:type="dxa"/>
+            <w:right w:w="108" w:type="dxa"/>
+          </w:tblCellMar>
+        </w:tblPrEx>
+        <w:trPr>
+          <w:trHeight w:val="340" w:hRule="atLeast"/>
+        </w:trPr>
+        <w:tc>
+          <w:tcPr>
+            <w:tcW w:w="672" w:type="pct"/>
+            <w:tcBorders>
+              <w:top w:val="single" w:color="000000" w:sz="4" w:space="0"/>
+              <w:left w:val="single" w:color="000000" w:sz="4" w:space="0"/>
+              <w:bottom w:val="single" w:color="000000" w:sz="4" w:space="0"/>
+              <w:right w:val="single" w:color="000000" w:sz="4" w:space="0"/>
+            </w:tcBorders>
+            <w:shd w:val="clear" w:color="auto" w:fill="FFFFFF"/>
+            <w:vAlign w:val="center"/>
+          </w:tcPr>
+          <w:p>
+            <w:pPr>
+              <w:keepNext w:val="0"/>
+              <w:keepLines w:val="0"/>
+              <w:widowControl/>
+              <w:suppressLineNumbers w:val="0"/>
+              <w:jc w:val="left"/>
+              <w:textAlignment w:val="center"/>
+              <w:rPr>
+                <w:rFonts w:hint="eastAsia" w:ascii="Times New Roman" w:hAnsi="Times New Roman" w:eastAsia="宋体" w:cs="Times New Roman"/>
+                <w:b w:val="0"/>
+                <w:bCs w:val="0"/>
+                <w:i w:val="0"/>
+                <w:iCs w:val="0"/>
+                <w:color w:val="000000"/>
+                <w:kern w:val="2"/>
+                <w:sz w:val="20"/>
+                <w:szCs w:val="20"/>
+                <w:u w:val="none"/>
+                <w:lang w:val="en-US" w:eastAsia="zh-CN" w:bidi="ar-SA"/>
+              </w:rPr>
+            </w:pPr>
+            <w:r>
+              <w:rPr>
+                <w:rFonts w:hint="default" w:ascii="Times New Roman" w:hAnsi="Times New Roman" w:eastAsia="宋体" w:cs="Times New Roman"/>
+                <w:b w:val="0"/>
+                <w:bCs w:val="0"/>
+                <w:i w:val="0"/>
+                <w:iCs w:val="0"/>
+                <w:color w:val="000000"/>
+                <w:kern w:val="0"/>
+                <w:sz w:val="20"/>
+                <w:szCs w:val="20"/>
+                <w:u w:val="none"/>
+                <w:lang w:val="en-US" w:eastAsia="zh-CN" w:bidi="ar"/>
+              </w:rPr>
+              <w:t>PIK3CA</w:t>
+            </w:r>
+          </w:p>
+        </w:tc>
+        <w:tc>
+          <w:tcPr>
+            <w:tcW w:w="792" w:type="pct"/>
+            <w:tcBorders>
+              <w:top w:val="single" w:color="000000" w:sz="4" w:space="0"/>
+              <w:left w:val="single" w:color="000000" w:sz="4" w:space="0"/>
+              <w:bottom w:val="single" w:color="000000" w:sz="4" w:space="0"/>
+              <w:right w:val="single" w:color="000000" w:sz="4" w:space="0"/>
+            </w:tcBorders>
+            <w:shd w:val="clear" w:color="auto" w:fill="FFFFFF"/>
+            <w:vAlign w:val="center"/>
+          </w:tcPr>
+          <w:p>
+            <w:pPr>
+              <w:keepNext w:val="0"/>
+              <w:keepLines w:val="0"/>
+              <w:widowControl/>
+              <w:suppressLineNumbers w:val="0"/>
+              <w:jc w:val="left"/>
+              <w:textAlignment w:val="center"/>
+              <w:rPr>
+                <w:rFonts w:hint="default" w:ascii="Times New Roman" w:hAnsi="Times New Roman" w:eastAsia="宋体" w:cs="Times New Roman"/>
+                <w:b w:val="0"/>
+                <w:bCs w:val="0"/>
+                <w:i w:val="0"/>
+                <w:iCs w:val="0"/>
+                <w:color w:val="000000"/>
+                <w:kern w:val="2"/>
+                <w:sz w:val="20"/>
+                <w:szCs w:val="20"/>
+                <w:u w:val="none"/>
+                <w:lang w:val="en-US" w:eastAsia="zh-CN" w:bidi="ar-SA"/>
+              </w:rPr>
+            </w:pPr>
+            <w:r>
+              <w:rPr>
+                <w:rFonts w:hint="default" w:ascii="Times New Roman" w:hAnsi="Times New Roman" w:eastAsia="宋体" w:cs="Times New Roman"/>
+                <w:b w:val="0"/>
+                <w:bCs w:val="0"/>
+                <w:i w:val="0"/>
+                <w:iCs w:val="0"/>
+                <w:color w:val="000000"/>
+                <w:kern w:val="0"/>
+                <w:sz w:val="20"/>
+                <w:szCs w:val="20"/>
+                <w:u w:val="none"/>
+                <w:lang w:val="en-US" w:eastAsia="zh-CN" w:bidi="ar"/>
+              </w:rPr>
+              <w:t xml:space="preserve">9 </w:t>
+            </w:r>
+          </w:p>
+        </w:tc>
+        <w:tc>
+          <w:tcPr>
+            <w:tcW w:w="1842" w:type="pct"/>
+            <w:tcBorders>
+              <w:top w:val="single" w:color="000000" w:sz="4" w:space="0"/>
+              <w:left w:val="single" w:color="000000" w:sz="4" w:space="0"/>
+              <w:bottom w:val="single" w:color="000000" w:sz="4" w:space="0"/>
+              <w:right w:val="single" w:color="000000" w:sz="4" w:space="0"/>
+            </w:tcBorders>
+            <w:shd w:val="clear" w:color="auto" w:fill="FFFFFF"/>
+            <w:vAlign w:val="center"/>
+          </w:tcPr>
+          <w:p>
+            <w:pPr>
+              <w:keepNext w:val="0"/>
+              <w:keepLines w:val="0"/>
+              <w:widowControl/>
+              <w:suppressLineNumbers w:val="0"/>
+              <w:jc w:val="left"/>
+              <w:textAlignment w:val="center"/>
+              <w:rPr>
+                <w:rFonts w:hint="default" w:ascii="Times New Roman" w:hAnsi="Times New Roman" w:eastAsia="宋体" w:cs="Times New Roman"/>
+                <w:b w:val="0"/>
+                <w:bCs w:val="0"/>
+                <w:i w:val="0"/>
+                <w:iCs w:val="0"/>
+                <w:color w:val="000000"/>
+                <w:kern w:val="2"/>
+                <w:sz w:val="20"/>
+                <w:szCs w:val="20"/>
+                <w:u w:val="none"/>
+                <w:lang w:val="en-US" w:eastAsia="zh-CN" w:bidi="ar-SA"/>
+              </w:rPr>
+            </w:pPr>
+            <w:r>
+              <w:rPr>
+                <w:rFonts w:hint="default" w:ascii="Times New Roman" w:hAnsi="Times New Roman" w:eastAsia="宋体" w:cs="Times New Roman"/>
+                <w:b w:val="0"/>
+                <w:bCs w:val="0"/>
+                <w:i w:val="0"/>
+                <w:iCs w:val="0"/>
+                <w:color w:val="000000"/>
+                <w:kern w:val="0"/>
+                <w:sz w:val="20"/>
+                <w:szCs w:val="20"/>
+                <w:u w:val="none"/>
+                <w:lang w:val="en-US" w:eastAsia="zh-CN" w:bidi="ar"/>
+              </w:rPr>
+              <w:t>c.1624G&gt;A</w:t>
+            </w:r>
+          </w:p>
+        </w:tc>
+        <w:tc>
+          <w:tcPr>
+            <w:tcW w:w="1692" w:type="pct"/>
+            <w:tcBorders>
+              <w:top w:val="single" w:color="000000" w:sz="4" w:space="0"/>
+              <w:left w:val="single" w:color="000000" w:sz="4" w:space="0"/>
+              <w:bottom w:val="single" w:color="000000" w:sz="4" w:space="0"/>
+              <w:right w:val="single" w:color="000000" w:sz="4" w:space="0"/>
+            </w:tcBorders>
+            <w:shd w:val="clear" w:color="auto" w:fill="FFFFFF"/>
+            <w:noWrap/>
+            <w:vAlign w:val="center"/>
+          </w:tcPr>
+          <w:p>
+            <w:pPr>
+              <w:keepNext w:val="0"/>
+              <w:keepLines w:val="0"/>
+              <w:widowControl/>
+              <w:suppressLineNumbers w:val="0"/>
+              <w:jc w:val="left"/>
+              <w:textAlignment w:val="center"/>
+              <w:rPr>
+                <w:rFonts w:hint="default" w:ascii="Times New Roman" w:hAnsi="Times New Roman" w:eastAsia="宋体" w:cs="Times New Roman"/>
+                <w:b w:val="0"/>
+                <w:bCs w:val="0"/>
+                <w:i w:val="0"/>
+                <w:iCs w:val="0"/>
+                <w:color w:val="000000"/>
+                <w:kern w:val="2"/>
+                <w:sz w:val="20"/>
+                <w:szCs w:val="20"/>
+                <w:u w:val="none"/>
+                <w:lang w:val="en-US" w:eastAsia="zh-CN" w:bidi="ar-SA"/>
+              </w:rPr>
+            </w:pPr>
+            <w:r>
+              <w:rPr>
+                <w:rFonts w:hint="default" w:ascii="Times New Roman" w:hAnsi="Times New Roman" w:eastAsia="宋体" w:cs="Times New Roman"/>
+                <w:b w:val="0"/>
+                <w:bCs w:val="0"/>
+                <w:i w:val="0"/>
+                <w:iCs w:val="0"/>
+                <w:color w:val="000000"/>
+                <w:kern w:val="0"/>
+                <w:sz w:val="20"/>
+                <w:szCs w:val="20"/>
+                <w:u w:val="none"/>
+                <w:lang w:val="en-US" w:eastAsia="zh-CN" w:bidi="ar"/>
+              </w:rPr>
+              <w:t>p.E542K</w:t>
+            </w:r>
+          </w:p>
+        </w:tc>
+      </w:tr>
+      <w:tr>
+        <w:tblPrEx>
+          <w:tblBorders>
+            <w:top w:val="none" w:color="auto" w:sz="0" w:space="0"/>
+            <w:left w:val="none" w:color="auto" w:sz="0" w:space="0"/>
+            <w:bottom w:val="none" w:color="auto" w:sz="0" w:space="0"/>
+            <w:right w:val="none" w:color="auto" w:sz="0" w:space="0"/>
+            <w:insideH w:val="none" w:color="auto" w:sz="0" w:space="0"/>
+            <w:insideV w:val="none" w:color="auto" w:sz="0" w:space="0"/>
+          </w:tblBorders>
+          <w:tblCellMar>
+            <w:top w:w="0" w:type="dxa"/>
+            <w:left w:w="108" w:type="dxa"/>
+            <w:bottom w:w="0" w:type="dxa"/>
+            <w:right w:w="108" w:type="dxa"/>
+          </w:tblCellMar>
+        </w:tblPrEx>
+        <w:trPr>
+          <w:trHeight w:val="340" w:hRule="atLeast"/>
+        </w:trPr>
+        <w:tc>
+          <w:tcPr>
+            <w:tcW w:w="672" w:type="pct"/>
+            <w:tcBorders>
+              <w:top w:val="single" w:color="000000" w:sz="4" w:space="0"/>
+              <w:left w:val="single" w:color="000000" w:sz="4" w:space="0"/>
+              <w:bottom w:val="single" w:color="000000" w:sz="4" w:space="0"/>
+              <w:right w:val="single" w:color="000000" w:sz="4" w:space="0"/>
+            </w:tcBorders>
+            <w:shd w:val="clear" w:color="auto" w:fill="FFFFFF"/>
+            <w:vAlign w:val="center"/>
+          </w:tcPr>
+          <w:p>
+            <w:pPr>
+              <w:keepNext w:val="0"/>
+              <w:keepLines w:val="0"/>
+              <w:widowControl/>
+              <w:suppressLineNumbers w:val="0"/>
+              <w:jc w:val="left"/>
+              <w:textAlignment w:val="center"/>
+              <w:rPr>
+                <w:rFonts w:hint="eastAsia" w:ascii="Times New Roman" w:hAnsi="Times New Roman" w:eastAsia="宋体" w:cs="Times New Roman"/>
+                <w:b w:val="0"/>
+                <w:bCs w:val="0"/>
+                <w:i w:val="0"/>
+                <w:iCs w:val="0"/>
+                <w:color w:val="000000"/>
+                <w:kern w:val="2"/>
+                <w:sz w:val="20"/>
+                <w:szCs w:val="20"/>
+                <w:u w:val="none"/>
+                <w:lang w:val="en-US" w:eastAsia="zh-CN" w:bidi="ar-SA"/>
+              </w:rPr>
+            </w:pPr>
+            <w:r>
+              <w:rPr>
+                <w:rFonts w:hint="default" w:ascii="Times New Roman" w:hAnsi="Times New Roman" w:eastAsia="宋体" w:cs="Times New Roman"/>
+                <w:b w:val="0"/>
+                <w:bCs w:val="0"/>
+                <w:i w:val="0"/>
+                <w:iCs w:val="0"/>
+                <w:color w:val="000000"/>
+                <w:kern w:val="0"/>
+                <w:sz w:val="20"/>
+                <w:szCs w:val="20"/>
+                <w:u w:val="none"/>
+                <w:lang w:val="en-US" w:eastAsia="zh-CN" w:bidi="ar"/>
+              </w:rPr>
+              <w:t>PIK3CA</w:t>
+            </w:r>
+          </w:p>
+        </w:tc>
+        <w:tc>
+          <w:tcPr>
+            <w:tcW w:w="792" w:type="pct"/>
+            <w:tcBorders>
+              <w:top w:val="single" w:color="000000" w:sz="4" w:space="0"/>
+              <w:left w:val="single" w:color="000000" w:sz="4" w:space="0"/>
+              <w:bottom w:val="single" w:color="000000" w:sz="4" w:space="0"/>
+              <w:right w:val="single" w:color="000000" w:sz="4" w:space="0"/>
+            </w:tcBorders>
+            <w:shd w:val="clear" w:color="auto" w:fill="FFFFFF"/>
+            <w:vAlign w:val="center"/>
+          </w:tcPr>
+          <w:p>
+            <w:pPr>
+              <w:keepNext w:val="0"/>
+              <w:keepLines w:val="0"/>
+              <w:widowControl/>
+              <w:suppressLineNumbers w:val="0"/>
+              <w:jc w:val="left"/>
+              <w:textAlignment w:val="center"/>
+              <w:rPr>
+                <w:rFonts w:hint="default" w:ascii="Times New Roman" w:hAnsi="Times New Roman" w:eastAsia="宋体" w:cs="Times New Roman"/>
+                <w:b w:val="0"/>
+                <w:bCs w:val="0"/>
+                <w:i w:val="0"/>
+                <w:iCs w:val="0"/>
+                <w:color w:val="000000"/>
+                <w:kern w:val="2"/>
+                <w:sz w:val="20"/>
+                <w:szCs w:val="20"/>
+                <w:u w:val="none"/>
+                <w:lang w:val="en-US" w:eastAsia="zh-CN" w:bidi="ar-SA"/>
+              </w:rPr>
+            </w:pPr>
+            <w:r>
+              <w:rPr>
+                <w:rFonts w:hint="default" w:ascii="Times New Roman" w:hAnsi="Times New Roman" w:eastAsia="宋体" w:cs="Times New Roman"/>
+                <w:b w:val="0"/>
+                <w:bCs w:val="0"/>
+                <w:i w:val="0"/>
+                <w:iCs w:val="0"/>
+                <w:color w:val="000000"/>
+                <w:kern w:val="0"/>
+                <w:sz w:val="20"/>
+                <w:szCs w:val="20"/>
+                <w:u w:val="none"/>
+                <w:lang w:val="en-US" w:eastAsia="zh-CN" w:bidi="ar"/>
+              </w:rPr>
+              <w:t xml:space="preserve">9 </w:t>
+            </w:r>
+          </w:p>
+        </w:tc>
+        <w:tc>
+          <w:tcPr>
+            <w:tcW w:w="1842" w:type="pct"/>
+            <w:tcBorders>
+              <w:top w:val="single" w:color="000000" w:sz="4" w:space="0"/>
+              <w:left w:val="single" w:color="000000" w:sz="4" w:space="0"/>
+              <w:bottom w:val="single" w:color="000000" w:sz="4" w:space="0"/>
+              <w:right w:val="single" w:color="000000" w:sz="4" w:space="0"/>
+            </w:tcBorders>
+            <w:shd w:val="clear" w:color="auto" w:fill="FFFFFF"/>
+            <w:vAlign w:val="center"/>
+          </w:tcPr>
+          <w:p>
+            <w:pPr>
+              <w:keepNext w:val="0"/>
+              <w:keepLines w:val="0"/>
+              <w:widowControl/>
+              <w:suppressLineNumbers w:val="0"/>
+              <w:jc w:val="left"/>
+              <w:textAlignment w:val="center"/>
+              <w:rPr>
+                <w:rFonts w:hint="default" w:ascii="Times New Roman" w:hAnsi="Times New Roman" w:eastAsia="宋体" w:cs="Times New Roman"/>
+                <w:b w:val="0"/>
+                <w:bCs w:val="0"/>
+                <w:i w:val="0"/>
+                <w:iCs w:val="0"/>
+                <w:color w:val="000000"/>
+                <w:kern w:val="2"/>
+                <w:sz w:val="20"/>
+                <w:szCs w:val="20"/>
+                <w:u w:val="none"/>
+                <w:lang w:val="en-US" w:eastAsia="zh-CN" w:bidi="ar-SA"/>
+              </w:rPr>
+            </w:pPr>
+            <w:r>
+              <w:rPr>
+                <w:rFonts w:hint="default" w:ascii="Times New Roman" w:hAnsi="Times New Roman" w:eastAsia="宋体" w:cs="Times New Roman"/>
+                <w:b w:val="0"/>
+                <w:bCs w:val="0"/>
+                <w:i w:val="0"/>
+                <w:iCs w:val="0"/>
+                <w:color w:val="000000"/>
+                <w:kern w:val="0"/>
+                <w:sz w:val="20"/>
+                <w:szCs w:val="20"/>
+                <w:u w:val="none"/>
+                <w:lang w:val="en-US" w:eastAsia="zh-CN" w:bidi="ar"/>
+              </w:rPr>
+              <w:t>c.1633G&gt;A</w:t>
+            </w:r>
+          </w:p>
+        </w:tc>
+        <w:tc>
+          <w:tcPr>
+            <w:tcW w:w="1692" w:type="pct"/>
+            <w:tcBorders>
+              <w:top w:val="single" w:color="000000" w:sz="4" w:space="0"/>
+              <w:left w:val="single" w:color="000000" w:sz="4" w:space="0"/>
+              <w:bottom w:val="single" w:color="000000" w:sz="4" w:space="0"/>
+              <w:right w:val="single" w:color="000000" w:sz="4" w:space="0"/>
+            </w:tcBorders>
+            <w:shd w:val="clear" w:color="auto" w:fill="FFFFFF"/>
+            <w:noWrap/>
+            <w:vAlign w:val="center"/>
+          </w:tcPr>
+          <w:p>
+            <w:pPr>
+              <w:keepNext w:val="0"/>
+              <w:keepLines w:val="0"/>
+              <w:widowControl/>
+              <w:suppressLineNumbers w:val="0"/>
+              <w:jc w:val="left"/>
+              <w:textAlignment w:val="center"/>
+              <w:rPr>
+                <w:rFonts w:hint="default" w:ascii="Times New Roman" w:hAnsi="Times New Roman" w:eastAsia="宋体" w:cs="Times New Roman"/>
+                <w:b w:val="0"/>
+                <w:bCs w:val="0"/>
+                <w:i w:val="0"/>
+                <w:iCs w:val="0"/>
+                <w:color w:val="000000"/>
+                <w:kern w:val="2"/>
+                <w:sz w:val="20"/>
+                <w:szCs w:val="20"/>
+                <w:u w:val="none"/>
+                <w:lang w:val="en-US" w:eastAsia="zh-CN" w:bidi="ar-SA"/>
+              </w:rPr>
+            </w:pPr>
+            <w:r>
+              <w:rPr>
+                <w:rFonts w:hint="default" w:ascii="Times New Roman" w:hAnsi="Times New Roman" w:eastAsia="宋体" w:cs="Times New Roman"/>
+                <w:b w:val="0"/>
+                <w:bCs w:val="0"/>
+                <w:i w:val="0"/>
+                <w:iCs w:val="0"/>
+                <w:color w:val="000000"/>
+                <w:kern w:val="0"/>
+                <w:sz w:val="20"/>
+                <w:szCs w:val="20"/>
+                <w:u w:val="none"/>
+                <w:lang w:val="en-US" w:eastAsia="zh-CN" w:bidi="ar"/>
+              </w:rPr>
+              <w:t>p.E545K</w:t>
             </w:r>
           </w:p>
         </w:tc>
@@ -38547,28 +40306,28 @@
                 <w:i w:val="0"/>
                 <w:iCs w:val="0"/>
                 <w:color w:val="000000"/>
+                <w:kern w:val="2"/>
+                <w:sz w:val="20"/>
+                <w:szCs w:val="20"/>
+                <w:u w:val="none"/>
+                <w:lang w:val="en-US" w:eastAsia="zh-CN" w:bidi="ar-SA"/>
+              </w:rPr>
+            </w:pPr>
+            <w:r>
+              <w:rPr>
+                <w:rFonts w:hint="default" w:ascii="Times New Roman" w:hAnsi="Times New Roman" w:eastAsia="宋体" w:cs="Times New Roman"/>
+                <w:b w:val="0"/>
+                <w:bCs w:val="0"/>
+                <w:i w:val="0"/>
+                <w:iCs w:val="0"/>
+                <w:color w:val="000000"/>
                 <w:kern w:val="0"/>
                 <w:sz w:val="20"/>
                 <w:szCs w:val="20"/>
                 <w:u w:val="none"/>
                 <w:lang w:val="en-US" w:eastAsia="zh-CN" w:bidi="ar"/>
               </w:rPr>
-            </w:pPr>
-            <w:r>
-              <w:rPr>
-                <w:rFonts w:hint="eastAsia" w:ascii="Times New Roman" w:hAnsi="Times New Roman" w:eastAsia="宋体" w:cs="Times New Roman"/>
-                <w:b w:val="0"/>
-                <w:bCs w:val="0"/>
-                <w:i w:val="0"/>
-                <w:iCs w:val="0"/>
-                <w:color w:val="000000"/>
-                <w:kern w:val="0"/>
-                <w:sz w:val="20"/>
-                <w:szCs w:val="20"/>
-                <w:u w:val="none"/>
-                <w:lang w:val="en-US" w:eastAsia="zh-CN" w:bidi="ar"/>
-              </w:rPr>
-              <w:t>NRAS</w:t>
+              <w:t>PIK3CA</w:t>
             </w:r>
           </w:p>
         </w:tc>
@@ -38593,7 +40352,22 @@
               <w:jc w:val="left"/>
               <w:textAlignment w:val="center"/>
               <w:rPr>
-                <w:rFonts w:hint="eastAsia" w:ascii="Times New Roman" w:hAnsi="Times New Roman" w:eastAsia="宋体" w:cs="Times New Roman"/>
+                <w:rFonts w:hint="default" w:ascii="Times New Roman" w:hAnsi="Times New Roman" w:eastAsia="宋体" w:cs="Times New Roman"/>
+                <w:b w:val="0"/>
+                <w:bCs w:val="0"/>
+                <w:i w:val="0"/>
+                <w:iCs w:val="0"/>
+                <w:color w:val="000000"/>
+                <w:kern w:val="2"/>
+                <w:sz w:val="20"/>
+                <w:szCs w:val="20"/>
+                <w:u w:val="none"/>
+                <w:lang w:val="en-US" w:eastAsia="zh-CN" w:bidi="ar-SA"/>
+              </w:rPr>
+            </w:pPr>
+            <w:r>
+              <w:rPr>
+                <w:rFonts w:hint="default" w:ascii="Times New Roman" w:hAnsi="Times New Roman" w:eastAsia="宋体" w:cs="Times New Roman"/>
                 <w:b w:val="0"/>
                 <w:bCs w:val="0"/>
                 <w:i w:val="0"/>
@@ -38605,22 +40379,7 @@
                 <w:u w:val="none"/>
                 <w:lang w:val="en-US" w:eastAsia="zh-CN" w:bidi="ar"/>
               </w:rPr>
-            </w:pPr>
-            <w:r>
-              <w:rPr>
-                <w:rFonts w:hint="eastAsia" w:ascii="Times New Roman" w:hAnsi="Times New Roman" w:eastAsia="宋体" w:cs="Times New Roman"/>
-                <w:b w:val="0"/>
-                <w:bCs w:val="0"/>
-                <w:i w:val="0"/>
-                <w:iCs w:val="0"/>
-                <w:color w:val="000000"/>
-                <w:kern w:val="0"/>
-                <w:sz w:val="20"/>
-                <w:szCs w:val="20"/>
-                <w:u w:val="none"/>
-                <w:lang w:val="en-US" w:eastAsia="zh-CN" w:bidi="ar"/>
-              </w:rPr>
-              <w:t>3</w:t>
+              <w:t xml:space="preserve">20 </w:t>
             </w:r>
           </w:p>
         </w:tc>
@@ -38651,28 +40410,28 @@
                 <w:i w:val="0"/>
                 <w:iCs w:val="0"/>
                 <w:color w:val="000000"/>
+                <w:kern w:val="2"/>
+                <w:sz w:val="20"/>
+                <w:szCs w:val="20"/>
+                <w:u w:val="none"/>
+                <w:lang w:val="en-US" w:eastAsia="zh-CN" w:bidi="ar-SA"/>
+              </w:rPr>
+            </w:pPr>
+            <w:r>
+              <w:rPr>
+                <w:rFonts w:hint="default" w:ascii="Times New Roman" w:hAnsi="Times New Roman" w:eastAsia="宋体" w:cs="Times New Roman"/>
+                <w:b w:val="0"/>
+                <w:bCs w:val="0"/>
+                <w:i w:val="0"/>
+                <w:iCs w:val="0"/>
+                <w:color w:val="000000"/>
                 <w:kern w:val="0"/>
                 <w:sz w:val="20"/>
                 <w:szCs w:val="20"/>
                 <w:u w:val="none"/>
                 <w:lang w:val="en-US" w:eastAsia="zh-CN" w:bidi="ar"/>
               </w:rPr>
-            </w:pPr>
-            <w:r>
-              <w:rPr>
-                <w:rFonts w:hint="default" w:ascii="Times New Roman" w:hAnsi="Times New Roman" w:eastAsia="宋体" w:cs="Times New Roman"/>
-                <w:b w:val="0"/>
-                <w:bCs w:val="0"/>
-                <w:i w:val="0"/>
-                <w:iCs w:val="0"/>
-                <w:color w:val="000000"/>
-                <w:kern w:val="0"/>
-                <w:sz w:val="20"/>
-                <w:szCs w:val="20"/>
-                <w:u w:val="none"/>
-                <w:lang w:val="en-US" w:eastAsia="zh-CN" w:bidi="ar"/>
-              </w:rPr>
-              <w:t>c.181C&gt;A</w:t>
+              <w:t>c.3140A&gt;T</w:t>
             </w:r>
           </w:p>
         </w:tc>
@@ -38686,6 +40445,7 @@
               <w:right w:val="single" w:color="000000" w:sz="4" w:space="0"/>
             </w:tcBorders>
             <w:shd w:val="clear" w:color="auto" w:fill="FFFFFF"/>
+            <w:noWrap/>
             <w:vAlign w:val="center"/>
           </w:tcPr>
           <w:p>
@@ -38703,28 +40463,28 @@
                 <w:i w:val="0"/>
                 <w:iCs w:val="0"/>
                 <w:color w:val="000000"/>
+                <w:kern w:val="2"/>
+                <w:sz w:val="20"/>
+                <w:szCs w:val="20"/>
+                <w:u w:val="none"/>
+                <w:lang w:val="en-US" w:eastAsia="zh-CN" w:bidi="ar-SA"/>
+              </w:rPr>
+            </w:pPr>
+            <w:r>
+              <w:rPr>
+                <w:rFonts w:hint="default" w:ascii="Times New Roman" w:hAnsi="Times New Roman" w:eastAsia="宋体" w:cs="Times New Roman"/>
+                <w:b w:val="0"/>
+                <w:bCs w:val="0"/>
+                <w:i w:val="0"/>
+                <w:iCs w:val="0"/>
+                <w:color w:val="000000"/>
                 <w:kern w:val="0"/>
                 <w:sz w:val="20"/>
                 <w:szCs w:val="20"/>
                 <w:u w:val="none"/>
                 <w:lang w:val="en-US" w:eastAsia="zh-CN" w:bidi="ar"/>
               </w:rPr>
-            </w:pPr>
-            <w:r>
-              <w:rPr>
-                <w:rFonts w:hint="default" w:ascii="Times New Roman" w:hAnsi="Times New Roman" w:eastAsia="宋体" w:cs="Times New Roman"/>
-                <w:b w:val="0"/>
-                <w:bCs w:val="0"/>
-                <w:i w:val="0"/>
-                <w:iCs w:val="0"/>
-                <w:color w:val="000000"/>
-                <w:kern w:val="0"/>
-                <w:sz w:val="20"/>
-                <w:szCs w:val="20"/>
-                <w:u w:val="none"/>
-                <w:lang w:val="en-US" w:eastAsia="zh-CN" w:bidi="ar"/>
-              </w:rPr>
-              <w:t>p.Q61K</w:t>
+              <w:t>p.H1047L</w:t>
             </w:r>
           </w:p>
         </w:tc>
@@ -38777,28 +40537,28 @@
                 <w:i w:val="0"/>
                 <w:iCs w:val="0"/>
                 <w:color w:val="000000"/>
+                <w:kern w:val="2"/>
+                <w:sz w:val="20"/>
+                <w:szCs w:val="20"/>
+                <w:u w:val="none"/>
+                <w:lang w:val="en-US" w:eastAsia="zh-CN" w:bidi="ar-SA"/>
+              </w:rPr>
+            </w:pPr>
+            <w:r>
+              <w:rPr>
+                <w:rFonts w:hint="default" w:ascii="Times New Roman" w:hAnsi="Times New Roman" w:eastAsia="宋体" w:cs="Times New Roman"/>
+                <w:b w:val="0"/>
+                <w:bCs w:val="0"/>
+                <w:i w:val="0"/>
+                <w:iCs w:val="0"/>
+                <w:color w:val="000000"/>
                 <w:kern w:val="0"/>
                 <w:sz w:val="20"/>
                 <w:szCs w:val="20"/>
                 <w:u w:val="none"/>
                 <w:lang w:val="en-US" w:eastAsia="zh-CN" w:bidi="ar"/>
               </w:rPr>
-            </w:pPr>
-            <w:r>
-              <w:rPr>
-                <w:rFonts w:hint="eastAsia" w:ascii="Times New Roman" w:hAnsi="Times New Roman" w:eastAsia="宋体" w:cs="Times New Roman"/>
-                <w:b w:val="0"/>
-                <w:bCs w:val="0"/>
-                <w:i w:val="0"/>
-                <w:iCs w:val="0"/>
-                <w:color w:val="000000"/>
-                <w:kern w:val="0"/>
-                <w:sz w:val="20"/>
-                <w:szCs w:val="20"/>
-                <w:u w:val="none"/>
-                <w:lang w:val="en-US" w:eastAsia="zh-CN" w:bidi="ar"/>
-              </w:rPr>
-              <w:t>NRAS</w:t>
+              <w:t>PIK3CA</w:t>
             </w:r>
           </w:p>
         </w:tc>
@@ -38823,7 +40583,22 @@
               <w:jc w:val="left"/>
               <w:textAlignment w:val="center"/>
               <w:rPr>
-                <w:rFonts w:hint="eastAsia" w:ascii="Times New Roman" w:hAnsi="Times New Roman" w:eastAsia="宋体" w:cs="Times New Roman"/>
+                <w:rFonts w:hint="default" w:ascii="Times New Roman" w:hAnsi="Times New Roman" w:eastAsia="宋体" w:cs="Times New Roman"/>
+                <w:b w:val="0"/>
+                <w:bCs w:val="0"/>
+                <w:i w:val="0"/>
+                <w:iCs w:val="0"/>
+                <w:color w:val="000000"/>
+                <w:kern w:val="2"/>
+                <w:sz w:val="20"/>
+                <w:szCs w:val="20"/>
+                <w:u w:val="none"/>
+                <w:lang w:val="en-US" w:eastAsia="zh-CN" w:bidi="ar-SA"/>
+              </w:rPr>
+            </w:pPr>
+            <w:r>
+              <w:rPr>
+                <w:rFonts w:hint="default" w:ascii="Times New Roman" w:hAnsi="Times New Roman" w:eastAsia="宋体" w:cs="Times New Roman"/>
                 <w:b w:val="0"/>
                 <w:bCs w:val="0"/>
                 <w:i w:val="0"/>
@@ -38835,22 +40610,7 @@
                 <w:u w:val="none"/>
                 <w:lang w:val="en-US" w:eastAsia="zh-CN" w:bidi="ar"/>
               </w:rPr>
-            </w:pPr>
-            <w:r>
-              <w:rPr>
-                <w:rFonts w:hint="eastAsia" w:ascii="Times New Roman" w:hAnsi="Times New Roman" w:eastAsia="宋体" w:cs="Times New Roman"/>
-                <w:b w:val="0"/>
-                <w:bCs w:val="0"/>
-                <w:i w:val="0"/>
-                <w:iCs w:val="0"/>
-                <w:color w:val="000000"/>
-                <w:kern w:val="0"/>
-                <w:sz w:val="20"/>
-                <w:szCs w:val="20"/>
-                <w:u w:val="none"/>
-                <w:lang w:val="en-US" w:eastAsia="zh-CN" w:bidi="ar"/>
-              </w:rPr>
-              <w:t>4</w:t>
+              <w:t xml:space="preserve">20 </w:t>
             </w:r>
           </w:p>
         </w:tc>
@@ -38881,28 +40641,28 @@
                 <w:i w:val="0"/>
                 <w:iCs w:val="0"/>
                 <w:color w:val="000000"/>
+                <w:kern w:val="2"/>
+                <w:sz w:val="20"/>
+                <w:szCs w:val="20"/>
+                <w:u w:val="none"/>
+                <w:lang w:val="en-US" w:eastAsia="zh-CN" w:bidi="ar-SA"/>
+              </w:rPr>
+            </w:pPr>
+            <w:r>
+              <w:rPr>
+                <w:rFonts w:hint="default" w:ascii="Times New Roman" w:hAnsi="Times New Roman" w:eastAsia="宋体" w:cs="Times New Roman"/>
+                <w:b w:val="0"/>
+                <w:bCs w:val="0"/>
+                <w:i w:val="0"/>
+                <w:iCs w:val="0"/>
+                <w:color w:val="000000"/>
                 <w:kern w:val="0"/>
                 <w:sz w:val="20"/>
                 <w:szCs w:val="20"/>
                 <w:u w:val="none"/>
                 <w:lang w:val="en-US" w:eastAsia="zh-CN" w:bidi="ar"/>
               </w:rPr>
-            </w:pPr>
-            <w:r>
-              <w:rPr>
-                <w:rFonts w:hint="default" w:ascii="Times New Roman" w:hAnsi="Times New Roman" w:eastAsia="宋体" w:cs="Times New Roman"/>
-                <w:b w:val="0"/>
-                <w:bCs w:val="0"/>
-                <w:i w:val="0"/>
-                <w:iCs w:val="0"/>
-                <w:color w:val="000000"/>
-                <w:kern w:val="0"/>
-                <w:sz w:val="20"/>
-                <w:szCs w:val="20"/>
-                <w:u w:val="none"/>
-                <w:lang w:val="en-US" w:eastAsia="zh-CN" w:bidi="ar"/>
-              </w:rPr>
-              <w:t>c.436G&gt;A</w:t>
+              <w:t>c.3140A&gt;G</w:t>
             </w:r>
           </w:p>
         </w:tc>
@@ -38916,6 +40676,7 @@
               <w:right w:val="single" w:color="000000" w:sz="4" w:space="0"/>
             </w:tcBorders>
             <w:shd w:val="clear" w:color="auto" w:fill="FFFFFF"/>
+            <w:noWrap/>
             <w:vAlign w:val="center"/>
           </w:tcPr>
           <w:p>
@@ -38933,28 +40694,28 @@
                 <w:i w:val="0"/>
                 <w:iCs w:val="0"/>
                 <w:color w:val="000000"/>
+                <w:kern w:val="2"/>
+                <w:sz w:val="20"/>
+                <w:szCs w:val="20"/>
+                <w:u w:val="none"/>
+                <w:lang w:val="en-US" w:eastAsia="zh-CN" w:bidi="ar-SA"/>
+              </w:rPr>
+            </w:pPr>
+            <w:r>
+              <w:rPr>
+                <w:rFonts w:hint="default" w:ascii="Times New Roman" w:hAnsi="Times New Roman" w:eastAsia="宋体" w:cs="Times New Roman"/>
+                <w:b w:val="0"/>
+                <w:bCs w:val="0"/>
+                <w:i w:val="0"/>
+                <w:iCs w:val="0"/>
+                <w:color w:val="000000"/>
                 <w:kern w:val="0"/>
                 <w:sz w:val="20"/>
                 <w:szCs w:val="20"/>
                 <w:u w:val="none"/>
                 <w:lang w:val="en-US" w:eastAsia="zh-CN" w:bidi="ar"/>
               </w:rPr>
-            </w:pPr>
-            <w:r>
-              <w:rPr>
-                <w:rFonts w:hint="default" w:ascii="Times New Roman" w:hAnsi="Times New Roman" w:eastAsia="宋体" w:cs="Times New Roman"/>
-                <w:b w:val="0"/>
-                <w:bCs w:val="0"/>
-                <w:i w:val="0"/>
-                <w:iCs w:val="0"/>
-                <w:color w:val="000000"/>
-                <w:kern w:val="0"/>
-                <w:sz w:val="20"/>
-                <w:szCs w:val="20"/>
-                <w:u w:val="none"/>
-                <w:lang w:val="en-US" w:eastAsia="zh-CN" w:bidi="ar"/>
-              </w:rPr>
-              <w:t>p.A146T</w:t>
+              <w:t>p.H1047R</w:t>
             </w:r>
           </w:p>
         </w:tc>
@@ -39028,7 +40789,7 @@
                 <w:u w:val="none"/>
                 <w:lang w:val="en-US" w:eastAsia="zh-CN" w:bidi="ar"/>
               </w:rPr>
-              <w:t>NTRK1</w:t>
+              <w:t>PTEN</w:t>
             </w:r>
           </w:p>
         </w:tc>
@@ -39068,7 +40829,7 @@
             </w:pPr>
             <w:r>
               <w:rPr>
-                <w:rFonts w:hint="default" w:ascii="Times New Roman" w:hAnsi="Times New Roman" w:eastAsia="宋体" w:cs="Times New Roman"/>
+                <w:rFonts w:hint="eastAsia" w:ascii="Times New Roman" w:hAnsi="Times New Roman" w:eastAsia="宋体" w:cs="Times New Roman"/>
                 <w:b w:val="0"/>
                 <w:bCs w:val="0"/>
                 <w:i w:val="0"/>
@@ -39080,7 +40841,7 @@
                 <w:u w:val="none"/>
                 <w:lang w:val="en-US" w:eastAsia="zh-CN" w:bidi="ar"/>
               </w:rPr>
-              <w:t>T21N10</w:t>
+              <w:t>1</w:t>
             </w:r>
           </w:p>
         </w:tc>
@@ -39132,7 +40893,7 @@
                 <w:u w:val="none"/>
                 <w:lang w:val="en-US" w:eastAsia="zh-CN" w:bidi="ar"/>
               </w:rPr>
-              <w:t>TPR-NTRK1</w:t>
+              <w:t>c.70G&gt;T</w:t>
             </w:r>
           </w:p>
         </w:tc>
@@ -39185,39 +40946,7 @@
                 <w:u w:val="none"/>
                 <w:lang w:val="en-US" w:eastAsia="zh-CN" w:bidi="ar"/>
               </w:rPr>
-              <w:t>TPR-NTRK1</w:t>
-            </w:r>
-            <w:r>
-              <w:rPr>
-                <w:rFonts w:hint="eastAsia" w:ascii="Times New Roman" w:hAnsi="Times New Roman" w:eastAsia="宋体" w:cs="Times New Roman"/>
-                <w:b w:val="0"/>
-                <w:bCs w:val="0"/>
-                <w:i w:val="0"/>
-                <w:iCs w:val="0"/>
-                <w:color w:val="000000"/>
-                <w:kern w:val="0"/>
-                <w:sz w:val="20"/>
-                <w:szCs w:val="20"/>
-                <w:u w:val="none"/>
-                <w:lang w:val="en-US" w:eastAsia="zh-CN" w:bidi="ar"/>
-              </w:rPr>
-              <w:t>.</w:t>
-            </w:r>
-            <w:r>
-              <w:rPr>
-                <w:rFonts w:hint="default" w:ascii="Times New Roman" w:hAnsi="Times New Roman" w:eastAsia="宋体" w:cs="Times New Roman"/>
-                <w:b w:val="0"/>
-                <w:bCs w:val="0"/>
-                <w:i w:val="0"/>
-                <w:iCs w:val="0"/>
-                <w:color w:val="000000"/>
-                <w:kern w:val="0"/>
-                <w:sz w:val="20"/>
-                <w:szCs w:val="20"/>
-                <w:u w:val="none"/>
-                <w:lang w:val="en-US" w:eastAsia="zh-CN" w:bidi="ar"/>
-              </w:rPr>
-              <w:t>T21N10</w:t>
+              <w:t>p.D24Y</w:t>
             </w:r>
           </w:p>
         </w:tc>
@@ -39291,7 +41020,7 @@
                 <w:u w:val="none"/>
                 <w:lang w:val="en-US" w:eastAsia="zh-CN" w:bidi="ar"/>
               </w:rPr>
-              <w:t>NTRK2</w:t>
+              <w:t>PTEN</w:t>
             </w:r>
           </w:p>
         </w:tc>
@@ -39331,7 +41060,7 @@
             </w:pPr>
             <w:r>
               <w:rPr>
-                <w:rFonts w:hint="default" w:ascii="Times New Roman" w:hAnsi="Times New Roman" w:eastAsia="宋体" w:cs="Times New Roman"/>
+                <w:rFonts w:hint="eastAsia" w:ascii="Times New Roman" w:hAnsi="Times New Roman" w:eastAsia="宋体" w:cs="Times New Roman"/>
                 <w:b w:val="0"/>
                 <w:bCs w:val="0"/>
                 <w:i w:val="0"/>
@@ -39343,7 +41072,7 @@
                 <w:u w:val="none"/>
                 <w:lang w:val="en-US" w:eastAsia="zh-CN" w:bidi="ar"/>
               </w:rPr>
-              <w:t>B2N16</w:t>
+              <w:t>5</w:t>
             </w:r>
           </w:p>
         </w:tc>
@@ -39395,7 +41124,7 @@
                 <w:u w:val="none"/>
                 <w:lang w:val="en-US" w:eastAsia="zh-CN" w:bidi="ar"/>
               </w:rPr>
-              <w:t>B4GALT1-NTRK2</w:t>
+              <w:t>c.389G&gt;A</w:t>
             </w:r>
           </w:p>
         </w:tc>
@@ -39448,39 +41177,7 @@
                 <w:u w:val="none"/>
                 <w:lang w:val="en-US" w:eastAsia="zh-CN" w:bidi="ar"/>
               </w:rPr>
-              <w:t>B4GALT1-NTRK2</w:t>
-            </w:r>
-            <w:r>
-              <w:rPr>
-                <w:rFonts w:hint="eastAsia" w:ascii="Times New Roman" w:hAnsi="Times New Roman" w:eastAsia="宋体" w:cs="Times New Roman"/>
-                <w:b w:val="0"/>
-                <w:bCs w:val="0"/>
-                <w:i w:val="0"/>
-                <w:iCs w:val="0"/>
-                <w:color w:val="000000"/>
-                <w:kern w:val="0"/>
-                <w:sz w:val="20"/>
-                <w:szCs w:val="20"/>
-                <w:u w:val="none"/>
-                <w:lang w:val="en-US" w:eastAsia="zh-CN" w:bidi="ar"/>
-              </w:rPr>
-              <w:t>.</w:t>
-            </w:r>
-            <w:r>
-              <w:rPr>
-                <w:rFonts w:hint="default" w:ascii="Times New Roman" w:hAnsi="Times New Roman" w:eastAsia="宋体" w:cs="Times New Roman"/>
-                <w:b w:val="0"/>
-                <w:bCs w:val="0"/>
-                <w:i w:val="0"/>
-                <w:iCs w:val="0"/>
-                <w:color w:val="000000"/>
-                <w:kern w:val="0"/>
-                <w:sz w:val="20"/>
-                <w:szCs w:val="20"/>
-                <w:u w:val="none"/>
-                <w:lang w:val="en-US" w:eastAsia="zh-CN" w:bidi="ar"/>
-              </w:rPr>
-              <w:t>B2N16</w:t>
+              <w:t>p.R130Q</w:t>
             </w:r>
           </w:p>
         </w:tc>
@@ -39495,1652 +41192,6 @@
             <w:insideH w:val="none" w:color="auto" w:sz="0" w:space="0"/>
             <w:insideV w:val="none" w:color="auto" w:sz="0" w:space="0"/>
           </w:tblBorders>
-          <w:tblCellMar>
-            <w:top w:w="0" w:type="dxa"/>
-            <w:left w:w="108" w:type="dxa"/>
-            <w:bottom w:w="0" w:type="dxa"/>
-            <w:right w:w="108" w:type="dxa"/>
-          </w:tblCellMar>
-        </w:tblPrEx>
-        <w:trPr>
-          <w:trHeight w:val="340" w:hRule="atLeast"/>
-        </w:trPr>
-        <w:tc>
-          <w:tcPr>
-            <w:tcW w:w="672" w:type="pct"/>
-            <w:tcBorders>
-              <w:top w:val="single" w:color="000000" w:sz="4" w:space="0"/>
-              <w:left w:val="single" w:color="000000" w:sz="4" w:space="0"/>
-              <w:bottom w:val="single" w:color="000000" w:sz="4" w:space="0"/>
-              <w:right w:val="single" w:color="000000" w:sz="4" w:space="0"/>
-            </w:tcBorders>
-            <w:shd w:val="clear" w:color="auto" w:fill="FFFFFF"/>
-            <w:vAlign w:val="center"/>
-          </w:tcPr>
-          <w:p>
-            <w:pPr>
-              <w:keepNext w:val="0"/>
-              <w:keepLines w:val="0"/>
-              <w:widowControl/>
-              <w:suppressLineNumbers w:val="0"/>
-              <w:jc w:val="left"/>
-              <w:textAlignment w:val="center"/>
-              <w:rPr>
-                <w:rFonts w:hint="default" w:ascii="Times New Roman" w:hAnsi="Times New Roman" w:eastAsia="宋体" w:cs="Times New Roman"/>
-                <w:b w:val="0"/>
-                <w:bCs w:val="0"/>
-                <w:i w:val="0"/>
-                <w:iCs w:val="0"/>
-                <w:color w:val="000000"/>
-                <w:kern w:val="0"/>
-                <w:sz w:val="20"/>
-                <w:szCs w:val="20"/>
-                <w:u w:val="none"/>
-                <w:lang w:val="en-US" w:eastAsia="zh-CN" w:bidi="ar"/>
-              </w:rPr>
-            </w:pPr>
-            <w:r>
-              <w:rPr>
-                <w:rFonts w:hint="eastAsia" w:ascii="Times New Roman" w:hAnsi="Times New Roman" w:eastAsia="宋体" w:cs="Times New Roman"/>
-                <w:b w:val="0"/>
-                <w:bCs w:val="0"/>
-                <w:i w:val="0"/>
-                <w:iCs w:val="0"/>
-                <w:color w:val="000000"/>
-                <w:kern w:val="0"/>
-                <w:sz w:val="20"/>
-                <w:szCs w:val="20"/>
-                <w:u w:val="none"/>
-                <w:lang w:val="en-US" w:eastAsia="zh-CN" w:bidi="ar"/>
-              </w:rPr>
-              <w:t>NTRK3</w:t>
-            </w:r>
-          </w:p>
-        </w:tc>
-        <w:tc>
-          <w:tcPr>
-            <w:tcW w:w="792" w:type="pct"/>
-            <w:tcBorders>
-              <w:top w:val="single" w:color="000000" w:sz="4" w:space="0"/>
-              <w:left w:val="single" w:color="000000" w:sz="4" w:space="0"/>
-              <w:bottom w:val="single" w:color="000000" w:sz="4" w:space="0"/>
-              <w:right w:val="single" w:color="000000" w:sz="4" w:space="0"/>
-            </w:tcBorders>
-            <w:shd w:val="clear" w:color="auto" w:fill="FFFFFF"/>
-            <w:vAlign w:val="center"/>
-          </w:tcPr>
-          <w:p>
-            <w:pPr>
-              <w:keepNext w:val="0"/>
-              <w:keepLines w:val="0"/>
-              <w:widowControl/>
-              <w:suppressLineNumbers w:val="0"/>
-              <w:jc w:val="left"/>
-              <w:textAlignment w:val="center"/>
-              <w:rPr>
-                <w:rFonts w:hint="default" w:ascii="Times New Roman" w:hAnsi="Times New Roman" w:eastAsia="宋体" w:cs="Times New Roman"/>
-                <w:b w:val="0"/>
-                <w:bCs w:val="0"/>
-                <w:i w:val="0"/>
-                <w:iCs w:val="0"/>
-                <w:color w:val="000000"/>
-                <w:kern w:val="0"/>
-                <w:sz w:val="20"/>
-                <w:szCs w:val="20"/>
-                <w:u w:val="none"/>
-                <w:lang w:val="en-US" w:eastAsia="zh-CN" w:bidi="ar"/>
-              </w:rPr>
-            </w:pPr>
-            <w:r>
-              <w:rPr>
-                <w:rFonts w:hint="default" w:ascii="Times New Roman" w:hAnsi="Times New Roman" w:eastAsia="宋体" w:cs="Times New Roman"/>
-                <w:b w:val="0"/>
-                <w:bCs w:val="0"/>
-                <w:i w:val="0"/>
-                <w:iCs w:val="0"/>
-                <w:color w:val="000000"/>
-                <w:kern w:val="0"/>
-                <w:sz w:val="20"/>
-                <w:szCs w:val="20"/>
-                <w:u w:val="none"/>
-                <w:lang w:val="en-US" w:eastAsia="zh-CN" w:bidi="ar"/>
-              </w:rPr>
-              <w:t>B4N14</w:t>
-            </w:r>
-          </w:p>
-        </w:tc>
-        <w:tc>
-          <w:tcPr>
-            <w:tcW w:w="1842" w:type="pct"/>
-            <w:tcBorders>
-              <w:top w:val="single" w:color="000000" w:sz="4" w:space="0"/>
-              <w:left w:val="single" w:color="000000" w:sz="4" w:space="0"/>
-              <w:bottom w:val="single" w:color="000000" w:sz="4" w:space="0"/>
-              <w:right w:val="single" w:color="000000" w:sz="4" w:space="0"/>
-            </w:tcBorders>
-            <w:shd w:val="clear" w:color="auto" w:fill="FFFFFF"/>
-            <w:vAlign w:val="center"/>
-          </w:tcPr>
-          <w:p>
-            <w:pPr>
-              <w:keepNext w:val="0"/>
-              <w:keepLines w:val="0"/>
-              <w:widowControl/>
-              <w:suppressLineNumbers w:val="0"/>
-              <w:jc w:val="left"/>
-              <w:textAlignment w:val="center"/>
-              <w:rPr>
-                <w:rFonts w:hint="default" w:ascii="Times New Roman" w:hAnsi="Times New Roman" w:eastAsia="宋体" w:cs="Times New Roman"/>
-                <w:b w:val="0"/>
-                <w:bCs w:val="0"/>
-                <w:i w:val="0"/>
-                <w:iCs w:val="0"/>
-                <w:color w:val="000000"/>
-                <w:kern w:val="0"/>
-                <w:sz w:val="20"/>
-                <w:szCs w:val="20"/>
-                <w:u w:val="none"/>
-                <w:lang w:val="en-US" w:eastAsia="zh-CN" w:bidi="ar"/>
-              </w:rPr>
-            </w:pPr>
-            <w:r>
-              <w:rPr>
-                <w:rFonts w:hint="default" w:ascii="Times New Roman" w:hAnsi="Times New Roman" w:eastAsia="宋体" w:cs="Times New Roman"/>
-                <w:b w:val="0"/>
-                <w:bCs w:val="0"/>
-                <w:i w:val="0"/>
-                <w:iCs w:val="0"/>
-                <w:color w:val="000000"/>
-                <w:kern w:val="0"/>
-                <w:sz w:val="20"/>
-                <w:szCs w:val="20"/>
-                <w:u w:val="none"/>
-                <w:lang w:val="en-US" w:eastAsia="zh-CN" w:bidi="ar"/>
-              </w:rPr>
-              <w:t>B4GALT6-NTRK3</w:t>
-            </w:r>
-          </w:p>
-        </w:tc>
-        <w:tc>
-          <w:tcPr>
-            <w:tcW w:w="1692" w:type="pct"/>
-            <w:tcBorders>
-              <w:top w:val="single" w:color="000000" w:sz="4" w:space="0"/>
-              <w:left w:val="single" w:color="000000" w:sz="4" w:space="0"/>
-              <w:bottom w:val="single" w:color="000000" w:sz="4" w:space="0"/>
-              <w:right w:val="single" w:color="000000" w:sz="4" w:space="0"/>
-            </w:tcBorders>
-            <w:shd w:val="clear" w:color="auto" w:fill="FFFFFF"/>
-            <w:noWrap/>
-            <w:vAlign w:val="center"/>
-          </w:tcPr>
-          <w:p>
-            <w:pPr>
-              <w:keepNext w:val="0"/>
-              <w:keepLines w:val="0"/>
-              <w:widowControl/>
-              <w:suppressLineNumbers w:val="0"/>
-              <w:jc w:val="left"/>
-              <w:textAlignment w:val="center"/>
-              <w:rPr>
-                <w:rFonts w:hint="default" w:ascii="Times New Roman" w:hAnsi="Times New Roman" w:eastAsia="宋体" w:cs="Times New Roman"/>
-                <w:b w:val="0"/>
-                <w:bCs w:val="0"/>
-                <w:i w:val="0"/>
-                <w:iCs w:val="0"/>
-                <w:color w:val="000000"/>
-                <w:kern w:val="0"/>
-                <w:sz w:val="20"/>
-                <w:szCs w:val="20"/>
-                <w:u w:val="none"/>
-                <w:lang w:val="en-US" w:eastAsia="zh-CN" w:bidi="ar"/>
-              </w:rPr>
-            </w:pPr>
-            <w:r>
-              <w:rPr>
-                <w:rFonts w:hint="default" w:ascii="Times New Roman" w:hAnsi="Times New Roman" w:eastAsia="宋体" w:cs="Times New Roman"/>
-                <w:b w:val="0"/>
-                <w:bCs w:val="0"/>
-                <w:i w:val="0"/>
-                <w:iCs w:val="0"/>
-                <w:color w:val="000000"/>
-                <w:kern w:val="0"/>
-                <w:sz w:val="20"/>
-                <w:szCs w:val="20"/>
-                <w:u w:val="none"/>
-                <w:lang w:val="en-US" w:eastAsia="zh-CN" w:bidi="ar"/>
-              </w:rPr>
-              <w:t>B4GALT6-NTRK3</w:t>
-            </w:r>
-            <w:r>
-              <w:rPr>
-                <w:rFonts w:hint="eastAsia" w:ascii="Times New Roman" w:hAnsi="Times New Roman" w:eastAsia="宋体" w:cs="Times New Roman"/>
-                <w:b w:val="0"/>
-                <w:bCs w:val="0"/>
-                <w:i w:val="0"/>
-                <w:iCs w:val="0"/>
-                <w:color w:val="000000"/>
-                <w:kern w:val="0"/>
-                <w:sz w:val="20"/>
-                <w:szCs w:val="20"/>
-                <w:u w:val="none"/>
-                <w:lang w:val="en-US" w:eastAsia="zh-CN" w:bidi="ar"/>
-              </w:rPr>
-              <w:t>.</w:t>
-            </w:r>
-            <w:r>
-              <w:rPr>
-                <w:rFonts w:hint="default" w:ascii="Times New Roman" w:hAnsi="Times New Roman" w:eastAsia="宋体" w:cs="Times New Roman"/>
-                <w:b w:val="0"/>
-                <w:bCs w:val="0"/>
-                <w:i w:val="0"/>
-                <w:iCs w:val="0"/>
-                <w:color w:val="000000"/>
-                <w:kern w:val="0"/>
-                <w:sz w:val="20"/>
-                <w:szCs w:val="20"/>
-                <w:u w:val="none"/>
-                <w:lang w:val="en-US" w:eastAsia="zh-CN" w:bidi="ar"/>
-              </w:rPr>
-              <w:t>B4N14</w:t>
-            </w:r>
-          </w:p>
-        </w:tc>
-      </w:tr>
-      <w:tr>
-        <w:tblPrEx>
-          <w:tblBorders>
-            <w:top w:val="none" w:color="auto" w:sz="0" w:space="0"/>
-            <w:left w:val="none" w:color="auto" w:sz="0" w:space="0"/>
-            <w:bottom w:val="none" w:color="auto" w:sz="0" w:space="0"/>
-            <w:right w:val="none" w:color="auto" w:sz="0" w:space="0"/>
-            <w:insideH w:val="none" w:color="auto" w:sz="0" w:space="0"/>
-            <w:insideV w:val="none" w:color="auto" w:sz="0" w:space="0"/>
-          </w:tblBorders>
-          <w:shd w:val="clear" w:color="auto" w:fill="auto"/>
-          <w:tblCellMar>
-            <w:top w:w="0" w:type="dxa"/>
-            <w:left w:w="108" w:type="dxa"/>
-            <w:bottom w:w="0" w:type="dxa"/>
-            <w:right w:w="108" w:type="dxa"/>
-          </w:tblCellMar>
-        </w:tblPrEx>
-        <w:trPr>
-          <w:trHeight w:val="340" w:hRule="atLeast"/>
-        </w:trPr>
-        <w:tc>
-          <w:tcPr>
-            <w:tcW w:w="672" w:type="pct"/>
-            <w:tcBorders>
-              <w:top w:val="single" w:color="000000" w:sz="4" w:space="0"/>
-              <w:left w:val="single" w:color="000000" w:sz="4" w:space="0"/>
-              <w:bottom w:val="single" w:color="000000" w:sz="4" w:space="0"/>
-              <w:right w:val="single" w:color="000000" w:sz="4" w:space="0"/>
-            </w:tcBorders>
-            <w:shd w:val="clear" w:color="auto" w:fill="FFFFFF"/>
-            <w:vAlign w:val="center"/>
-          </w:tcPr>
-          <w:p>
-            <w:pPr>
-              <w:keepNext w:val="0"/>
-              <w:keepLines w:val="0"/>
-              <w:widowControl/>
-              <w:suppressLineNumbers w:val="0"/>
-              <w:jc w:val="left"/>
-              <w:textAlignment w:val="center"/>
-              <w:rPr>
-                <w:rFonts w:hint="eastAsia" w:ascii="Times New Roman" w:hAnsi="Times New Roman" w:eastAsia="宋体" w:cs="Times New Roman"/>
-                <w:b w:val="0"/>
-                <w:bCs w:val="0"/>
-                <w:i w:val="0"/>
-                <w:iCs w:val="0"/>
-                <w:color w:val="000000"/>
-                <w:kern w:val="2"/>
-                <w:sz w:val="20"/>
-                <w:szCs w:val="20"/>
-                <w:u w:val="none"/>
-                <w:lang w:val="en-US" w:eastAsia="zh-CN" w:bidi="ar-SA"/>
-              </w:rPr>
-            </w:pPr>
-            <w:r>
-              <w:rPr>
-                <w:rFonts w:hint="default" w:ascii="Times New Roman" w:hAnsi="Times New Roman" w:eastAsia="宋体" w:cs="Times New Roman"/>
-                <w:b w:val="0"/>
-                <w:bCs w:val="0"/>
-                <w:i w:val="0"/>
-                <w:iCs w:val="0"/>
-                <w:color w:val="000000"/>
-                <w:kern w:val="0"/>
-                <w:sz w:val="20"/>
-                <w:szCs w:val="20"/>
-                <w:u w:val="none"/>
-                <w:lang w:val="en-US" w:eastAsia="zh-CN" w:bidi="ar"/>
-              </w:rPr>
-              <w:t>PIK3CA</w:t>
-            </w:r>
-          </w:p>
-        </w:tc>
-        <w:tc>
-          <w:tcPr>
-            <w:tcW w:w="792" w:type="pct"/>
-            <w:tcBorders>
-              <w:top w:val="single" w:color="000000" w:sz="4" w:space="0"/>
-              <w:left w:val="single" w:color="000000" w:sz="4" w:space="0"/>
-              <w:bottom w:val="single" w:color="000000" w:sz="4" w:space="0"/>
-              <w:right w:val="single" w:color="000000" w:sz="4" w:space="0"/>
-            </w:tcBorders>
-            <w:shd w:val="clear" w:color="auto" w:fill="FFFFFF"/>
-            <w:vAlign w:val="center"/>
-          </w:tcPr>
-          <w:p>
-            <w:pPr>
-              <w:keepNext w:val="0"/>
-              <w:keepLines w:val="0"/>
-              <w:widowControl/>
-              <w:suppressLineNumbers w:val="0"/>
-              <w:jc w:val="left"/>
-              <w:textAlignment w:val="center"/>
-              <w:rPr>
-                <w:rFonts w:hint="default" w:ascii="Times New Roman" w:hAnsi="Times New Roman" w:eastAsia="宋体" w:cs="Times New Roman"/>
-                <w:b w:val="0"/>
-                <w:bCs w:val="0"/>
-                <w:i w:val="0"/>
-                <w:iCs w:val="0"/>
-                <w:color w:val="000000"/>
-                <w:kern w:val="2"/>
-                <w:sz w:val="20"/>
-                <w:szCs w:val="20"/>
-                <w:u w:val="none"/>
-                <w:lang w:val="en-US" w:eastAsia="zh-CN" w:bidi="ar-SA"/>
-              </w:rPr>
-            </w:pPr>
-            <w:r>
-              <w:rPr>
-                <w:rFonts w:hint="default" w:ascii="Times New Roman" w:hAnsi="Times New Roman" w:eastAsia="宋体" w:cs="Times New Roman"/>
-                <w:b w:val="0"/>
-                <w:bCs w:val="0"/>
-                <w:i w:val="0"/>
-                <w:iCs w:val="0"/>
-                <w:color w:val="000000"/>
-                <w:kern w:val="0"/>
-                <w:sz w:val="20"/>
-                <w:szCs w:val="20"/>
-                <w:u w:val="none"/>
-                <w:lang w:val="en-US" w:eastAsia="zh-CN" w:bidi="ar"/>
-              </w:rPr>
-              <w:t xml:space="preserve">9 </w:t>
-            </w:r>
-          </w:p>
-        </w:tc>
-        <w:tc>
-          <w:tcPr>
-            <w:tcW w:w="1842" w:type="pct"/>
-            <w:tcBorders>
-              <w:top w:val="single" w:color="000000" w:sz="4" w:space="0"/>
-              <w:left w:val="single" w:color="000000" w:sz="4" w:space="0"/>
-              <w:bottom w:val="single" w:color="000000" w:sz="4" w:space="0"/>
-              <w:right w:val="single" w:color="000000" w:sz="4" w:space="0"/>
-            </w:tcBorders>
-            <w:shd w:val="clear" w:color="auto" w:fill="FFFFFF"/>
-            <w:vAlign w:val="center"/>
-          </w:tcPr>
-          <w:p>
-            <w:pPr>
-              <w:keepNext w:val="0"/>
-              <w:keepLines w:val="0"/>
-              <w:widowControl/>
-              <w:suppressLineNumbers w:val="0"/>
-              <w:jc w:val="left"/>
-              <w:textAlignment w:val="center"/>
-              <w:rPr>
-                <w:rFonts w:hint="default" w:ascii="Times New Roman" w:hAnsi="Times New Roman" w:eastAsia="宋体" w:cs="Times New Roman"/>
-                <w:b w:val="0"/>
-                <w:bCs w:val="0"/>
-                <w:i w:val="0"/>
-                <w:iCs w:val="0"/>
-                <w:color w:val="000000"/>
-                <w:kern w:val="2"/>
-                <w:sz w:val="20"/>
-                <w:szCs w:val="20"/>
-                <w:u w:val="none"/>
-                <w:lang w:val="en-US" w:eastAsia="zh-CN" w:bidi="ar-SA"/>
-              </w:rPr>
-            </w:pPr>
-            <w:r>
-              <w:rPr>
-                <w:rFonts w:hint="default" w:ascii="Times New Roman" w:hAnsi="Times New Roman" w:eastAsia="宋体" w:cs="Times New Roman"/>
-                <w:b w:val="0"/>
-                <w:bCs w:val="0"/>
-                <w:i w:val="0"/>
-                <w:iCs w:val="0"/>
-                <w:color w:val="000000"/>
-                <w:kern w:val="0"/>
-                <w:sz w:val="20"/>
-                <w:szCs w:val="20"/>
-                <w:u w:val="none"/>
-                <w:lang w:val="en-US" w:eastAsia="zh-CN" w:bidi="ar"/>
-              </w:rPr>
-              <w:t>c.1624G&gt;A</w:t>
-            </w:r>
-          </w:p>
-        </w:tc>
-        <w:tc>
-          <w:tcPr>
-            <w:tcW w:w="1692" w:type="pct"/>
-            <w:tcBorders>
-              <w:top w:val="single" w:color="000000" w:sz="4" w:space="0"/>
-              <w:left w:val="single" w:color="000000" w:sz="4" w:space="0"/>
-              <w:bottom w:val="single" w:color="000000" w:sz="4" w:space="0"/>
-              <w:right w:val="single" w:color="000000" w:sz="4" w:space="0"/>
-            </w:tcBorders>
-            <w:shd w:val="clear" w:color="auto" w:fill="FFFFFF"/>
-            <w:noWrap/>
-            <w:vAlign w:val="center"/>
-          </w:tcPr>
-          <w:p>
-            <w:pPr>
-              <w:keepNext w:val="0"/>
-              <w:keepLines w:val="0"/>
-              <w:widowControl/>
-              <w:suppressLineNumbers w:val="0"/>
-              <w:jc w:val="left"/>
-              <w:textAlignment w:val="center"/>
-              <w:rPr>
-                <w:rFonts w:hint="default" w:ascii="Times New Roman" w:hAnsi="Times New Roman" w:eastAsia="宋体" w:cs="Times New Roman"/>
-                <w:b w:val="0"/>
-                <w:bCs w:val="0"/>
-                <w:i w:val="0"/>
-                <w:iCs w:val="0"/>
-                <w:color w:val="000000"/>
-                <w:kern w:val="2"/>
-                <w:sz w:val="20"/>
-                <w:szCs w:val="20"/>
-                <w:u w:val="none"/>
-                <w:lang w:val="en-US" w:eastAsia="zh-CN" w:bidi="ar-SA"/>
-              </w:rPr>
-            </w:pPr>
-            <w:r>
-              <w:rPr>
-                <w:rFonts w:hint="default" w:ascii="Times New Roman" w:hAnsi="Times New Roman" w:eastAsia="宋体" w:cs="Times New Roman"/>
-                <w:b w:val="0"/>
-                <w:bCs w:val="0"/>
-                <w:i w:val="0"/>
-                <w:iCs w:val="0"/>
-                <w:color w:val="000000"/>
-                <w:kern w:val="0"/>
-                <w:sz w:val="20"/>
-                <w:szCs w:val="20"/>
-                <w:u w:val="none"/>
-                <w:lang w:val="en-US" w:eastAsia="zh-CN" w:bidi="ar"/>
-              </w:rPr>
-              <w:t>p.E542K</w:t>
-            </w:r>
-          </w:p>
-        </w:tc>
-      </w:tr>
-      <w:tr>
-        <w:tblPrEx>
-          <w:tblBorders>
-            <w:top w:val="none" w:color="auto" w:sz="0" w:space="0"/>
-            <w:left w:val="none" w:color="auto" w:sz="0" w:space="0"/>
-            <w:bottom w:val="none" w:color="auto" w:sz="0" w:space="0"/>
-            <w:right w:val="none" w:color="auto" w:sz="0" w:space="0"/>
-            <w:insideH w:val="none" w:color="auto" w:sz="0" w:space="0"/>
-            <w:insideV w:val="none" w:color="auto" w:sz="0" w:space="0"/>
-          </w:tblBorders>
-          <w:shd w:val="clear" w:color="auto" w:fill="auto"/>
-          <w:tblCellMar>
-            <w:top w:w="0" w:type="dxa"/>
-            <w:left w:w="108" w:type="dxa"/>
-            <w:bottom w:w="0" w:type="dxa"/>
-            <w:right w:w="108" w:type="dxa"/>
-          </w:tblCellMar>
-        </w:tblPrEx>
-        <w:trPr>
-          <w:trHeight w:val="340" w:hRule="atLeast"/>
-        </w:trPr>
-        <w:tc>
-          <w:tcPr>
-            <w:tcW w:w="672" w:type="pct"/>
-            <w:tcBorders>
-              <w:top w:val="single" w:color="000000" w:sz="4" w:space="0"/>
-              <w:left w:val="single" w:color="000000" w:sz="4" w:space="0"/>
-              <w:bottom w:val="single" w:color="000000" w:sz="4" w:space="0"/>
-              <w:right w:val="single" w:color="000000" w:sz="4" w:space="0"/>
-            </w:tcBorders>
-            <w:shd w:val="clear" w:color="auto" w:fill="FFFFFF"/>
-            <w:vAlign w:val="center"/>
-          </w:tcPr>
-          <w:p>
-            <w:pPr>
-              <w:keepNext w:val="0"/>
-              <w:keepLines w:val="0"/>
-              <w:widowControl/>
-              <w:suppressLineNumbers w:val="0"/>
-              <w:jc w:val="left"/>
-              <w:textAlignment w:val="center"/>
-              <w:rPr>
-                <w:rFonts w:hint="eastAsia" w:ascii="Times New Roman" w:hAnsi="Times New Roman" w:eastAsia="宋体" w:cs="Times New Roman"/>
-                <w:b w:val="0"/>
-                <w:bCs w:val="0"/>
-                <w:i w:val="0"/>
-                <w:iCs w:val="0"/>
-                <w:color w:val="000000"/>
-                <w:kern w:val="2"/>
-                <w:sz w:val="20"/>
-                <w:szCs w:val="20"/>
-                <w:u w:val="none"/>
-                <w:lang w:val="en-US" w:eastAsia="zh-CN" w:bidi="ar-SA"/>
-              </w:rPr>
-            </w:pPr>
-            <w:r>
-              <w:rPr>
-                <w:rFonts w:hint="default" w:ascii="Times New Roman" w:hAnsi="Times New Roman" w:eastAsia="宋体" w:cs="Times New Roman"/>
-                <w:b w:val="0"/>
-                <w:bCs w:val="0"/>
-                <w:i w:val="0"/>
-                <w:iCs w:val="0"/>
-                <w:color w:val="000000"/>
-                <w:kern w:val="0"/>
-                <w:sz w:val="20"/>
-                <w:szCs w:val="20"/>
-                <w:u w:val="none"/>
-                <w:lang w:val="en-US" w:eastAsia="zh-CN" w:bidi="ar"/>
-              </w:rPr>
-              <w:t>PIK3CA</w:t>
-            </w:r>
-          </w:p>
-        </w:tc>
-        <w:tc>
-          <w:tcPr>
-            <w:tcW w:w="792" w:type="pct"/>
-            <w:tcBorders>
-              <w:top w:val="single" w:color="000000" w:sz="4" w:space="0"/>
-              <w:left w:val="single" w:color="000000" w:sz="4" w:space="0"/>
-              <w:bottom w:val="single" w:color="000000" w:sz="4" w:space="0"/>
-              <w:right w:val="single" w:color="000000" w:sz="4" w:space="0"/>
-            </w:tcBorders>
-            <w:shd w:val="clear" w:color="auto" w:fill="FFFFFF"/>
-            <w:vAlign w:val="center"/>
-          </w:tcPr>
-          <w:p>
-            <w:pPr>
-              <w:keepNext w:val="0"/>
-              <w:keepLines w:val="0"/>
-              <w:widowControl/>
-              <w:suppressLineNumbers w:val="0"/>
-              <w:jc w:val="left"/>
-              <w:textAlignment w:val="center"/>
-              <w:rPr>
-                <w:rFonts w:hint="default" w:ascii="Times New Roman" w:hAnsi="Times New Roman" w:eastAsia="宋体" w:cs="Times New Roman"/>
-                <w:b w:val="0"/>
-                <w:bCs w:val="0"/>
-                <w:i w:val="0"/>
-                <w:iCs w:val="0"/>
-                <w:color w:val="000000"/>
-                <w:kern w:val="2"/>
-                <w:sz w:val="20"/>
-                <w:szCs w:val="20"/>
-                <w:u w:val="none"/>
-                <w:lang w:val="en-US" w:eastAsia="zh-CN" w:bidi="ar-SA"/>
-              </w:rPr>
-            </w:pPr>
-            <w:r>
-              <w:rPr>
-                <w:rFonts w:hint="default" w:ascii="Times New Roman" w:hAnsi="Times New Roman" w:eastAsia="宋体" w:cs="Times New Roman"/>
-                <w:b w:val="0"/>
-                <w:bCs w:val="0"/>
-                <w:i w:val="0"/>
-                <w:iCs w:val="0"/>
-                <w:color w:val="000000"/>
-                <w:kern w:val="0"/>
-                <w:sz w:val="20"/>
-                <w:szCs w:val="20"/>
-                <w:u w:val="none"/>
-                <w:lang w:val="en-US" w:eastAsia="zh-CN" w:bidi="ar"/>
-              </w:rPr>
-              <w:t xml:space="preserve">9 </w:t>
-            </w:r>
-          </w:p>
-        </w:tc>
-        <w:tc>
-          <w:tcPr>
-            <w:tcW w:w="1842" w:type="pct"/>
-            <w:tcBorders>
-              <w:top w:val="single" w:color="000000" w:sz="4" w:space="0"/>
-              <w:left w:val="single" w:color="000000" w:sz="4" w:space="0"/>
-              <w:bottom w:val="single" w:color="000000" w:sz="4" w:space="0"/>
-              <w:right w:val="single" w:color="000000" w:sz="4" w:space="0"/>
-            </w:tcBorders>
-            <w:shd w:val="clear" w:color="auto" w:fill="FFFFFF"/>
-            <w:vAlign w:val="center"/>
-          </w:tcPr>
-          <w:p>
-            <w:pPr>
-              <w:keepNext w:val="0"/>
-              <w:keepLines w:val="0"/>
-              <w:widowControl/>
-              <w:suppressLineNumbers w:val="0"/>
-              <w:jc w:val="left"/>
-              <w:textAlignment w:val="center"/>
-              <w:rPr>
-                <w:rFonts w:hint="default" w:ascii="Times New Roman" w:hAnsi="Times New Roman" w:eastAsia="宋体" w:cs="Times New Roman"/>
-                <w:b w:val="0"/>
-                <w:bCs w:val="0"/>
-                <w:i w:val="0"/>
-                <w:iCs w:val="0"/>
-                <w:color w:val="000000"/>
-                <w:kern w:val="2"/>
-                <w:sz w:val="20"/>
-                <w:szCs w:val="20"/>
-                <w:u w:val="none"/>
-                <w:lang w:val="en-US" w:eastAsia="zh-CN" w:bidi="ar-SA"/>
-              </w:rPr>
-            </w:pPr>
-            <w:r>
-              <w:rPr>
-                <w:rFonts w:hint="default" w:ascii="Times New Roman" w:hAnsi="Times New Roman" w:eastAsia="宋体" w:cs="Times New Roman"/>
-                <w:b w:val="0"/>
-                <w:bCs w:val="0"/>
-                <w:i w:val="0"/>
-                <w:iCs w:val="0"/>
-                <w:color w:val="000000"/>
-                <w:kern w:val="0"/>
-                <w:sz w:val="20"/>
-                <w:szCs w:val="20"/>
-                <w:u w:val="none"/>
-                <w:lang w:val="en-US" w:eastAsia="zh-CN" w:bidi="ar"/>
-              </w:rPr>
-              <w:t>c.1633G&gt;A</w:t>
-            </w:r>
-          </w:p>
-        </w:tc>
-        <w:tc>
-          <w:tcPr>
-            <w:tcW w:w="1692" w:type="pct"/>
-            <w:tcBorders>
-              <w:top w:val="single" w:color="000000" w:sz="4" w:space="0"/>
-              <w:left w:val="single" w:color="000000" w:sz="4" w:space="0"/>
-              <w:bottom w:val="single" w:color="000000" w:sz="4" w:space="0"/>
-              <w:right w:val="single" w:color="000000" w:sz="4" w:space="0"/>
-            </w:tcBorders>
-            <w:shd w:val="clear" w:color="auto" w:fill="FFFFFF"/>
-            <w:noWrap/>
-            <w:vAlign w:val="center"/>
-          </w:tcPr>
-          <w:p>
-            <w:pPr>
-              <w:keepNext w:val="0"/>
-              <w:keepLines w:val="0"/>
-              <w:widowControl/>
-              <w:suppressLineNumbers w:val="0"/>
-              <w:jc w:val="left"/>
-              <w:textAlignment w:val="center"/>
-              <w:rPr>
-                <w:rFonts w:hint="default" w:ascii="Times New Roman" w:hAnsi="Times New Roman" w:eastAsia="宋体" w:cs="Times New Roman"/>
-                <w:b w:val="0"/>
-                <w:bCs w:val="0"/>
-                <w:i w:val="0"/>
-                <w:iCs w:val="0"/>
-                <w:color w:val="000000"/>
-                <w:kern w:val="2"/>
-                <w:sz w:val="20"/>
-                <w:szCs w:val="20"/>
-                <w:u w:val="none"/>
-                <w:lang w:val="en-US" w:eastAsia="zh-CN" w:bidi="ar-SA"/>
-              </w:rPr>
-            </w:pPr>
-            <w:r>
-              <w:rPr>
-                <w:rFonts w:hint="default" w:ascii="Times New Roman" w:hAnsi="Times New Roman" w:eastAsia="宋体" w:cs="Times New Roman"/>
-                <w:b w:val="0"/>
-                <w:bCs w:val="0"/>
-                <w:i w:val="0"/>
-                <w:iCs w:val="0"/>
-                <w:color w:val="000000"/>
-                <w:kern w:val="0"/>
-                <w:sz w:val="20"/>
-                <w:szCs w:val="20"/>
-                <w:u w:val="none"/>
-                <w:lang w:val="en-US" w:eastAsia="zh-CN" w:bidi="ar"/>
-              </w:rPr>
-              <w:t>p.E545K</w:t>
-            </w:r>
-          </w:p>
-        </w:tc>
-      </w:tr>
-      <w:tr>
-        <w:tblPrEx>
-          <w:tblBorders>
-            <w:top w:val="none" w:color="auto" w:sz="0" w:space="0"/>
-            <w:left w:val="none" w:color="auto" w:sz="0" w:space="0"/>
-            <w:bottom w:val="none" w:color="auto" w:sz="0" w:space="0"/>
-            <w:right w:val="none" w:color="auto" w:sz="0" w:space="0"/>
-            <w:insideH w:val="none" w:color="auto" w:sz="0" w:space="0"/>
-            <w:insideV w:val="none" w:color="auto" w:sz="0" w:space="0"/>
-          </w:tblBorders>
-          <w:shd w:val="clear" w:color="auto" w:fill="auto"/>
-          <w:tblCellMar>
-            <w:top w:w="0" w:type="dxa"/>
-            <w:left w:w="108" w:type="dxa"/>
-            <w:bottom w:w="0" w:type="dxa"/>
-            <w:right w:w="108" w:type="dxa"/>
-          </w:tblCellMar>
-        </w:tblPrEx>
-        <w:trPr>
-          <w:trHeight w:val="340" w:hRule="atLeast"/>
-        </w:trPr>
-        <w:tc>
-          <w:tcPr>
-            <w:tcW w:w="672" w:type="pct"/>
-            <w:tcBorders>
-              <w:top w:val="single" w:color="000000" w:sz="4" w:space="0"/>
-              <w:left w:val="single" w:color="000000" w:sz="4" w:space="0"/>
-              <w:bottom w:val="single" w:color="000000" w:sz="4" w:space="0"/>
-              <w:right w:val="single" w:color="000000" w:sz="4" w:space="0"/>
-            </w:tcBorders>
-            <w:shd w:val="clear" w:color="auto" w:fill="FFFFFF"/>
-            <w:vAlign w:val="center"/>
-          </w:tcPr>
-          <w:p>
-            <w:pPr>
-              <w:keepNext w:val="0"/>
-              <w:keepLines w:val="0"/>
-              <w:widowControl/>
-              <w:suppressLineNumbers w:val="0"/>
-              <w:jc w:val="left"/>
-              <w:textAlignment w:val="center"/>
-              <w:rPr>
-                <w:rFonts w:hint="eastAsia" w:ascii="Times New Roman" w:hAnsi="Times New Roman" w:eastAsia="宋体" w:cs="Times New Roman"/>
-                <w:b w:val="0"/>
-                <w:bCs w:val="0"/>
-                <w:i w:val="0"/>
-                <w:iCs w:val="0"/>
-                <w:color w:val="000000"/>
-                <w:kern w:val="2"/>
-                <w:sz w:val="20"/>
-                <w:szCs w:val="20"/>
-                <w:u w:val="none"/>
-                <w:lang w:val="en-US" w:eastAsia="zh-CN" w:bidi="ar-SA"/>
-              </w:rPr>
-            </w:pPr>
-            <w:r>
-              <w:rPr>
-                <w:rFonts w:hint="default" w:ascii="Times New Roman" w:hAnsi="Times New Roman" w:eastAsia="宋体" w:cs="Times New Roman"/>
-                <w:b w:val="0"/>
-                <w:bCs w:val="0"/>
-                <w:i w:val="0"/>
-                <w:iCs w:val="0"/>
-                <w:color w:val="000000"/>
-                <w:kern w:val="0"/>
-                <w:sz w:val="20"/>
-                <w:szCs w:val="20"/>
-                <w:u w:val="none"/>
-                <w:lang w:val="en-US" w:eastAsia="zh-CN" w:bidi="ar"/>
-              </w:rPr>
-              <w:t>PIK3CA</w:t>
-            </w:r>
-          </w:p>
-        </w:tc>
-        <w:tc>
-          <w:tcPr>
-            <w:tcW w:w="792" w:type="pct"/>
-            <w:tcBorders>
-              <w:top w:val="single" w:color="000000" w:sz="4" w:space="0"/>
-              <w:left w:val="single" w:color="000000" w:sz="4" w:space="0"/>
-              <w:bottom w:val="single" w:color="000000" w:sz="4" w:space="0"/>
-              <w:right w:val="single" w:color="000000" w:sz="4" w:space="0"/>
-            </w:tcBorders>
-            <w:shd w:val="clear" w:color="auto" w:fill="FFFFFF"/>
-            <w:vAlign w:val="center"/>
-          </w:tcPr>
-          <w:p>
-            <w:pPr>
-              <w:keepNext w:val="0"/>
-              <w:keepLines w:val="0"/>
-              <w:widowControl/>
-              <w:suppressLineNumbers w:val="0"/>
-              <w:jc w:val="left"/>
-              <w:textAlignment w:val="center"/>
-              <w:rPr>
-                <w:rFonts w:hint="default" w:ascii="Times New Roman" w:hAnsi="Times New Roman" w:eastAsia="宋体" w:cs="Times New Roman"/>
-                <w:b w:val="0"/>
-                <w:bCs w:val="0"/>
-                <w:i w:val="0"/>
-                <w:iCs w:val="0"/>
-                <w:color w:val="000000"/>
-                <w:kern w:val="2"/>
-                <w:sz w:val="20"/>
-                <w:szCs w:val="20"/>
-                <w:u w:val="none"/>
-                <w:lang w:val="en-US" w:eastAsia="zh-CN" w:bidi="ar-SA"/>
-              </w:rPr>
-            </w:pPr>
-            <w:r>
-              <w:rPr>
-                <w:rFonts w:hint="default" w:ascii="Times New Roman" w:hAnsi="Times New Roman" w:eastAsia="宋体" w:cs="Times New Roman"/>
-                <w:b w:val="0"/>
-                <w:bCs w:val="0"/>
-                <w:i w:val="0"/>
-                <w:iCs w:val="0"/>
-                <w:color w:val="000000"/>
-                <w:kern w:val="0"/>
-                <w:sz w:val="20"/>
-                <w:szCs w:val="20"/>
-                <w:u w:val="none"/>
-                <w:lang w:val="en-US" w:eastAsia="zh-CN" w:bidi="ar"/>
-              </w:rPr>
-              <w:t xml:space="preserve">20 </w:t>
-            </w:r>
-          </w:p>
-        </w:tc>
-        <w:tc>
-          <w:tcPr>
-            <w:tcW w:w="1842" w:type="pct"/>
-            <w:tcBorders>
-              <w:top w:val="single" w:color="000000" w:sz="4" w:space="0"/>
-              <w:left w:val="single" w:color="000000" w:sz="4" w:space="0"/>
-              <w:bottom w:val="single" w:color="000000" w:sz="4" w:space="0"/>
-              <w:right w:val="single" w:color="000000" w:sz="4" w:space="0"/>
-            </w:tcBorders>
-            <w:shd w:val="clear" w:color="auto" w:fill="FFFFFF"/>
-            <w:vAlign w:val="center"/>
-          </w:tcPr>
-          <w:p>
-            <w:pPr>
-              <w:keepNext w:val="0"/>
-              <w:keepLines w:val="0"/>
-              <w:widowControl/>
-              <w:suppressLineNumbers w:val="0"/>
-              <w:jc w:val="left"/>
-              <w:textAlignment w:val="center"/>
-              <w:rPr>
-                <w:rFonts w:hint="default" w:ascii="Times New Roman" w:hAnsi="Times New Roman" w:eastAsia="宋体" w:cs="Times New Roman"/>
-                <w:b w:val="0"/>
-                <w:bCs w:val="0"/>
-                <w:i w:val="0"/>
-                <w:iCs w:val="0"/>
-                <w:color w:val="000000"/>
-                <w:kern w:val="2"/>
-                <w:sz w:val="20"/>
-                <w:szCs w:val="20"/>
-                <w:u w:val="none"/>
-                <w:lang w:val="en-US" w:eastAsia="zh-CN" w:bidi="ar-SA"/>
-              </w:rPr>
-            </w:pPr>
-            <w:r>
-              <w:rPr>
-                <w:rFonts w:hint="default" w:ascii="Times New Roman" w:hAnsi="Times New Roman" w:eastAsia="宋体" w:cs="Times New Roman"/>
-                <w:b w:val="0"/>
-                <w:bCs w:val="0"/>
-                <w:i w:val="0"/>
-                <w:iCs w:val="0"/>
-                <w:color w:val="000000"/>
-                <w:kern w:val="0"/>
-                <w:sz w:val="20"/>
-                <w:szCs w:val="20"/>
-                <w:u w:val="none"/>
-                <w:lang w:val="en-US" w:eastAsia="zh-CN" w:bidi="ar"/>
-              </w:rPr>
-              <w:t>c.3140A&gt;T</w:t>
-            </w:r>
-          </w:p>
-        </w:tc>
-        <w:tc>
-          <w:tcPr>
-            <w:tcW w:w="1692" w:type="pct"/>
-            <w:tcBorders>
-              <w:top w:val="single" w:color="000000" w:sz="4" w:space="0"/>
-              <w:left w:val="single" w:color="000000" w:sz="4" w:space="0"/>
-              <w:bottom w:val="single" w:color="000000" w:sz="4" w:space="0"/>
-              <w:right w:val="single" w:color="000000" w:sz="4" w:space="0"/>
-            </w:tcBorders>
-            <w:shd w:val="clear" w:color="auto" w:fill="FFFFFF"/>
-            <w:noWrap/>
-            <w:vAlign w:val="center"/>
-          </w:tcPr>
-          <w:p>
-            <w:pPr>
-              <w:keepNext w:val="0"/>
-              <w:keepLines w:val="0"/>
-              <w:widowControl/>
-              <w:suppressLineNumbers w:val="0"/>
-              <w:jc w:val="left"/>
-              <w:textAlignment w:val="center"/>
-              <w:rPr>
-                <w:rFonts w:hint="default" w:ascii="Times New Roman" w:hAnsi="Times New Roman" w:eastAsia="宋体" w:cs="Times New Roman"/>
-                <w:b w:val="0"/>
-                <w:bCs w:val="0"/>
-                <w:i w:val="0"/>
-                <w:iCs w:val="0"/>
-                <w:color w:val="000000"/>
-                <w:kern w:val="2"/>
-                <w:sz w:val="20"/>
-                <w:szCs w:val="20"/>
-                <w:u w:val="none"/>
-                <w:lang w:val="en-US" w:eastAsia="zh-CN" w:bidi="ar-SA"/>
-              </w:rPr>
-            </w:pPr>
-            <w:r>
-              <w:rPr>
-                <w:rFonts w:hint="default" w:ascii="Times New Roman" w:hAnsi="Times New Roman" w:eastAsia="宋体" w:cs="Times New Roman"/>
-                <w:b w:val="0"/>
-                <w:bCs w:val="0"/>
-                <w:i w:val="0"/>
-                <w:iCs w:val="0"/>
-                <w:color w:val="000000"/>
-                <w:kern w:val="0"/>
-                <w:sz w:val="20"/>
-                <w:szCs w:val="20"/>
-                <w:u w:val="none"/>
-                <w:lang w:val="en-US" w:eastAsia="zh-CN" w:bidi="ar"/>
-              </w:rPr>
-              <w:t>p.H1047L</w:t>
-            </w:r>
-          </w:p>
-        </w:tc>
-      </w:tr>
-      <w:tr>
-        <w:tblPrEx>
-          <w:tblBorders>
-            <w:top w:val="none" w:color="auto" w:sz="0" w:space="0"/>
-            <w:left w:val="none" w:color="auto" w:sz="0" w:space="0"/>
-            <w:bottom w:val="none" w:color="auto" w:sz="0" w:space="0"/>
-            <w:right w:val="none" w:color="auto" w:sz="0" w:space="0"/>
-            <w:insideH w:val="none" w:color="auto" w:sz="0" w:space="0"/>
-            <w:insideV w:val="none" w:color="auto" w:sz="0" w:space="0"/>
-          </w:tblBorders>
-          <w:tblCellMar>
-            <w:top w:w="0" w:type="dxa"/>
-            <w:left w:w="108" w:type="dxa"/>
-            <w:bottom w:w="0" w:type="dxa"/>
-            <w:right w:w="108" w:type="dxa"/>
-          </w:tblCellMar>
-        </w:tblPrEx>
-        <w:trPr>
-          <w:trHeight w:val="340" w:hRule="atLeast"/>
-        </w:trPr>
-        <w:tc>
-          <w:tcPr>
-            <w:tcW w:w="672" w:type="pct"/>
-            <w:tcBorders>
-              <w:top w:val="single" w:color="000000" w:sz="4" w:space="0"/>
-              <w:left w:val="single" w:color="000000" w:sz="4" w:space="0"/>
-              <w:bottom w:val="single" w:color="000000" w:sz="4" w:space="0"/>
-              <w:right w:val="single" w:color="000000" w:sz="4" w:space="0"/>
-            </w:tcBorders>
-            <w:shd w:val="clear" w:color="auto" w:fill="FFFFFF"/>
-            <w:vAlign w:val="center"/>
-          </w:tcPr>
-          <w:p>
-            <w:pPr>
-              <w:keepNext w:val="0"/>
-              <w:keepLines w:val="0"/>
-              <w:widowControl/>
-              <w:suppressLineNumbers w:val="0"/>
-              <w:jc w:val="left"/>
-              <w:textAlignment w:val="center"/>
-              <w:rPr>
-                <w:rFonts w:hint="eastAsia" w:ascii="Times New Roman" w:hAnsi="Times New Roman" w:eastAsia="宋体" w:cs="Times New Roman"/>
-                <w:b w:val="0"/>
-                <w:bCs w:val="0"/>
-                <w:i w:val="0"/>
-                <w:iCs w:val="0"/>
-                <w:color w:val="000000"/>
-                <w:kern w:val="2"/>
-                <w:sz w:val="20"/>
-                <w:szCs w:val="20"/>
-                <w:u w:val="none"/>
-                <w:lang w:val="en-US" w:eastAsia="zh-CN" w:bidi="ar-SA"/>
-              </w:rPr>
-            </w:pPr>
-            <w:r>
-              <w:rPr>
-                <w:rFonts w:hint="default" w:ascii="Times New Roman" w:hAnsi="Times New Roman" w:eastAsia="宋体" w:cs="Times New Roman"/>
-                <w:b w:val="0"/>
-                <w:bCs w:val="0"/>
-                <w:i w:val="0"/>
-                <w:iCs w:val="0"/>
-                <w:color w:val="000000"/>
-                <w:kern w:val="0"/>
-                <w:sz w:val="20"/>
-                <w:szCs w:val="20"/>
-                <w:u w:val="none"/>
-                <w:lang w:val="en-US" w:eastAsia="zh-CN" w:bidi="ar"/>
-              </w:rPr>
-              <w:t>PIK3CA</w:t>
-            </w:r>
-          </w:p>
-        </w:tc>
-        <w:tc>
-          <w:tcPr>
-            <w:tcW w:w="792" w:type="pct"/>
-            <w:tcBorders>
-              <w:top w:val="single" w:color="000000" w:sz="4" w:space="0"/>
-              <w:left w:val="single" w:color="000000" w:sz="4" w:space="0"/>
-              <w:bottom w:val="single" w:color="000000" w:sz="4" w:space="0"/>
-              <w:right w:val="single" w:color="000000" w:sz="4" w:space="0"/>
-            </w:tcBorders>
-            <w:shd w:val="clear" w:color="auto" w:fill="FFFFFF"/>
-            <w:vAlign w:val="center"/>
-          </w:tcPr>
-          <w:p>
-            <w:pPr>
-              <w:keepNext w:val="0"/>
-              <w:keepLines w:val="0"/>
-              <w:widowControl/>
-              <w:suppressLineNumbers w:val="0"/>
-              <w:jc w:val="left"/>
-              <w:textAlignment w:val="center"/>
-              <w:rPr>
-                <w:rFonts w:hint="default" w:ascii="Times New Roman" w:hAnsi="Times New Roman" w:eastAsia="宋体" w:cs="Times New Roman"/>
-                <w:b w:val="0"/>
-                <w:bCs w:val="0"/>
-                <w:i w:val="0"/>
-                <w:iCs w:val="0"/>
-                <w:color w:val="000000"/>
-                <w:kern w:val="2"/>
-                <w:sz w:val="20"/>
-                <w:szCs w:val="20"/>
-                <w:u w:val="none"/>
-                <w:lang w:val="en-US" w:eastAsia="zh-CN" w:bidi="ar-SA"/>
-              </w:rPr>
-            </w:pPr>
-            <w:r>
-              <w:rPr>
-                <w:rFonts w:hint="default" w:ascii="Times New Roman" w:hAnsi="Times New Roman" w:eastAsia="宋体" w:cs="Times New Roman"/>
-                <w:b w:val="0"/>
-                <w:bCs w:val="0"/>
-                <w:i w:val="0"/>
-                <w:iCs w:val="0"/>
-                <w:color w:val="000000"/>
-                <w:kern w:val="0"/>
-                <w:sz w:val="20"/>
-                <w:szCs w:val="20"/>
-                <w:u w:val="none"/>
-                <w:lang w:val="en-US" w:eastAsia="zh-CN" w:bidi="ar"/>
-              </w:rPr>
-              <w:t xml:space="preserve">20 </w:t>
-            </w:r>
-          </w:p>
-        </w:tc>
-        <w:tc>
-          <w:tcPr>
-            <w:tcW w:w="1842" w:type="pct"/>
-            <w:tcBorders>
-              <w:top w:val="single" w:color="000000" w:sz="4" w:space="0"/>
-              <w:left w:val="single" w:color="000000" w:sz="4" w:space="0"/>
-              <w:bottom w:val="single" w:color="000000" w:sz="4" w:space="0"/>
-              <w:right w:val="single" w:color="000000" w:sz="4" w:space="0"/>
-            </w:tcBorders>
-            <w:shd w:val="clear" w:color="auto" w:fill="FFFFFF"/>
-            <w:vAlign w:val="center"/>
-          </w:tcPr>
-          <w:p>
-            <w:pPr>
-              <w:keepNext w:val="0"/>
-              <w:keepLines w:val="0"/>
-              <w:widowControl/>
-              <w:suppressLineNumbers w:val="0"/>
-              <w:jc w:val="left"/>
-              <w:textAlignment w:val="center"/>
-              <w:rPr>
-                <w:rFonts w:hint="default" w:ascii="Times New Roman" w:hAnsi="Times New Roman" w:eastAsia="宋体" w:cs="Times New Roman"/>
-                <w:b w:val="0"/>
-                <w:bCs w:val="0"/>
-                <w:i w:val="0"/>
-                <w:iCs w:val="0"/>
-                <w:color w:val="000000"/>
-                <w:kern w:val="2"/>
-                <w:sz w:val="20"/>
-                <w:szCs w:val="20"/>
-                <w:u w:val="none"/>
-                <w:lang w:val="en-US" w:eastAsia="zh-CN" w:bidi="ar-SA"/>
-              </w:rPr>
-            </w:pPr>
-            <w:r>
-              <w:rPr>
-                <w:rFonts w:hint="default" w:ascii="Times New Roman" w:hAnsi="Times New Roman" w:eastAsia="宋体" w:cs="Times New Roman"/>
-                <w:b w:val="0"/>
-                <w:bCs w:val="0"/>
-                <w:i w:val="0"/>
-                <w:iCs w:val="0"/>
-                <w:color w:val="000000"/>
-                <w:kern w:val="0"/>
-                <w:sz w:val="20"/>
-                <w:szCs w:val="20"/>
-                <w:u w:val="none"/>
-                <w:lang w:val="en-US" w:eastAsia="zh-CN" w:bidi="ar"/>
-              </w:rPr>
-              <w:t>c.3140A&gt;G</w:t>
-            </w:r>
-          </w:p>
-        </w:tc>
-        <w:tc>
-          <w:tcPr>
-            <w:tcW w:w="1692" w:type="pct"/>
-            <w:tcBorders>
-              <w:top w:val="single" w:color="000000" w:sz="4" w:space="0"/>
-              <w:left w:val="single" w:color="000000" w:sz="4" w:space="0"/>
-              <w:bottom w:val="single" w:color="000000" w:sz="4" w:space="0"/>
-              <w:right w:val="single" w:color="000000" w:sz="4" w:space="0"/>
-            </w:tcBorders>
-            <w:shd w:val="clear" w:color="auto" w:fill="FFFFFF"/>
-            <w:noWrap/>
-            <w:vAlign w:val="center"/>
-          </w:tcPr>
-          <w:p>
-            <w:pPr>
-              <w:keepNext w:val="0"/>
-              <w:keepLines w:val="0"/>
-              <w:widowControl/>
-              <w:suppressLineNumbers w:val="0"/>
-              <w:jc w:val="left"/>
-              <w:textAlignment w:val="center"/>
-              <w:rPr>
-                <w:rFonts w:hint="default" w:ascii="Times New Roman" w:hAnsi="Times New Roman" w:eastAsia="宋体" w:cs="Times New Roman"/>
-                <w:b w:val="0"/>
-                <w:bCs w:val="0"/>
-                <w:i w:val="0"/>
-                <w:iCs w:val="0"/>
-                <w:color w:val="000000"/>
-                <w:kern w:val="2"/>
-                <w:sz w:val="20"/>
-                <w:szCs w:val="20"/>
-                <w:u w:val="none"/>
-                <w:lang w:val="en-US" w:eastAsia="zh-CN" w:bidi="ar-SA"/>
-              </w:rPr>
-            </w:pPr>
-            <w:r>
-              <w:rPr>
-                <w:rFonts w:hint="default" w:ascii="Times New Roman" w:hAnsi="Times New Roman" w:eastAsia="宋体" w:cs="Times New Roman"/>
-                <w:b w:val="0"/>
-                <w:bCs w:val="0"/>
-                <w:i w:val="0"/>
-                <w:iCs w:val="0"/>
-                <w:color w:val="000000"/>
-                <w:kern w:val="0"/>
-                <w:sz w:val="20"/>
-                <w:szCs w:val="20"/>
-                <w:u w:val="none"/>
-                <w:lang w:val="en-US" w:eastAsia="zh-CN" w:bidi="ar"/>
-              </w:rPr>
-              <w:t>p.H1047R</w:t>
-            </w:r>
-          </w:p>
-        </w:tc>
-      </w:tr>
-      <w:tr>
-        <w:tblPrEx>
-          <w:tblBorders>
-            <w:top w:val="none" w:color="auto" w:sz="0" w:space="0"/>
-            <w:left w:val="none" w:color="auto" w:sz="0" w:space="0"/>
-            <w:bottom w:val="none" w:color="auto" w:sz="0" w:space="0"/>
-            <w:right w:val="none" w:color="auto" w:sz="0" w:space="0"/>
-            <w:insideH w:val="none" w:color="auto" w:sz="0" w:space="0"/>
-            <w:insideV w:val="none" w:color="auto" w:sz="0" w:space="0"/>
-          </w:tblBorders>
-          <w:tblCellMar>
-            <w:top w:w="0" w:type="dxa"/>
-            <w:left w:w="108" w:type="dxa"/>
-            <w:bottom w:w="0" w:type="dxa"/>
-            <w:right w:w="108" w:type="dxa"/>
-          </w:tblCellMar>
-        </w:tblPrEx>
-        <w:trPr>
-          <w:trHeight w:val="340" w:hRule="atLeast"/>
-        </w:trPr>
-        <w:tc>
-          <w:tcPr>
-            <w:tcW w:w="672" w:type="pct"/>
-            <w:tcBorders>
-              <w:top w:val="single" w:color="000000" w:sz="4" w:space="0"/>
-              <w:left w:val="single" w:color="000000" w:sz="4" w:space="0"/>
-              <w:bottom w:val="single" w:color="000000" w:sz="4" w:space="0"/>
-              <w:right w:val="single" w:color="000000" w:sz="4" w:space="0"/>
-            </w:tcBorders>
-            <w:shd w:val="clear" w:color="auto" w:fill="FFFFFF"/>
-            <w:vAlign w:val="center"/>
-          </w:tcPr>
-          <w:p>
-            <w:pPr>
-              <w:keepNext w:val="0"/>
-              <w:keepLines w:val="0"/>
-              <w:widowControl/>
-              <w:suppressLineNumbers w:val="0"/>
-              <w:jc w:val="left"/>
-              <w:textAlignment w:val="center"/>
-              <w:rPr>
-                <w:rFonts w:hint="default" w:ascii="Times New Roman" w:hAnsi="Times New Roman" w:eastAsia="宋体" w:cs="Times New Roman"/>
-                <w:b w:val="0"/>
-                <w:bCs w:val="0"/>
-                <w:i w:val="0"/>
-                <w:iCs w:val="0"/>
-                <w:color w:val="000000"/>
-                <w:kern w:val="0"/>
-                <w:sz w:val="20"/>
-                <w:szCs w:val="20"/>
-                <w:u w:val="none"/>
-                <w:lang w:val="en-US" w:eastAsia="zh-CN" w:bidi="ar"/>
-              </w:rPr>
-            </w:pPr>
-            <w:r>
-              <w:rPr>
-                <w:rFonts w:hint="eastAsia" w:ascii="Times New Roman" w:hAnsi="Times New Roman" w:eastAsia="宋体" w:cs="Times New Roman"/>
-                <w:b w:val="0"/>
-                <w:bCs w:val="0"/>
-                <w:i w:val="0"/>
-                <w:iCs w:val="0"/>
-                <w:color w:val="000000"/>
-                <w:kern w:val="0"/>
-                <w:sz w:val="20"/>
-                <w:szCs w:val="20"/>
-                <w:u w:val="none"/>
-                <w:lang w:val="en-US" w:eastAsia="zh-CN" w:bidi="ar"/>
-              </w:rPr>
-              <w:t>PTEN</w:t>
-            </w:r>
-          </w:p>
-        </w:tc>
-        <w:tc>
-          <w:tcPr>
-            <w:tcW w:w="792" w:type="pct"/>
-            <w:tcBorders>
-              <w:top w:val="single" w:color="000000" w:sz="4" w:space="0"/>
-              <w:left w:val="single" w:color="000000" w:sz="4" w:space="0"/>
-              <w:bottom w:val="single" w:color="000000" w:sz="4" w:space="0"/>
-              <w:right w:val="single" w:color="000000" w:sz="4" w:space="0"/>
-            </w:tcBorders>
-            <w:shd w:val="clear" w:color="auto" w:fill="FFFFFF"/>
-            <w:vAlign w:val="center"/>
-          </w:tcPr>
-          <w:p>
-            <w:pPr>
-              <w:keepNext w:val="0"/>
-              <w:keepLines w:val="0"/>
-              <w:widowControl/>
-              <w:suppressLineNumbers w:val="0"/>
-              <w:jc w:val="left"/>
-              <w:textAlignment w:val="center"/>
-              <w:rPr>
-                <w:rFonts w:hint="default" w:ascii="Times New Roman" w:hAnsi="Times New Roman" w:eastAsia="宋体" w:cs="Times New Roman"/>
-                <w:b w:val="0"/>
-                <w:bCs w:val="0"/>
-                <w:i w:val="0"/>
-                <w:iCs w:val="0"/>
-                <w:color w:val="000000"/>
-                <w:kern w:val="0"/>
-                <w:sz w:val="20"/>
-                <w:szCs w:val="20"/>
-                <w:u w:val="none"/>
-                <w:lang w:val="en-US" w:eastAsia="zh-CN" w:bidi="ar"/>
-              </w:rPr>
-            </w:pPr>
-            <w:r>
-              <w:rPr>
-                <w:rFonts w:hint="eastAsia" w:ascii="Times New Roman" w:hAnsi="Times New Roman" w:eastAsia="宋体" w:cs="Times New Roman"/>
-                <w:b w:val="0"/>
-                <w:bCs w:val="0"/>
-                <w:i w:val="0"/>
-                <w:iCs w:val="0"/>
-                <w:color w:val="000000"/>
-                <w:kern w:val="0"/>
-                <w:sz w:val="20"/>
-                <w:szCs w:val="20"/>
-                <w:u w:val="none"/>
-                <w:lang w:val="en-US" w:eastAsia="zh-CN" w:bidi="ar"/>
-              </w:rPr>
-              <w:t>1</w:t>
-            </w:r>
-          </w:p>
-        </w:tc>
-        <w:tc>
-          <w:tcPr>
-            <w:tcW w:w="1842" w:type="pct"/>
-            <w:tcBorders>
-              <w:top w:val="single" w:color="000000" w:sz="4" w:space="0"/>
-              <w:left w:val="single" w:color="000000" w:sz="4" w:space="0"/>
-              <w:bottom w:val="single" w:color="000000" w:sz="4" w:space="0"/>
-              <w:right w:val="single" w:color="000000" w:sz="4" w:space="0"/>
-            </w:tcBorders>
-            <w:shd w:val="clear" w:color="auto" w:fill="FFFFFF"/>
-            <w:vAlign w:val="center"/>
-          </w:tcPr>
-          <w:p>
-            <w:pPr>
-              <w:keepNext w:val="0"/>
-              <w:keepLines w:val="0"/>
-              <w:widowControl/>
-              <w:suppressLineNumbers w:val="0"/>
-              <w:jc w:val="left"/>
-              <w:textAlignment w:val="center"/>
-              <w:rPr>
-                <w:rFonts w:hint="default" w:ascii="Times New Roman" w:hAnsi="Times New Roman" w:eastAsia="宋体" w:cs="Times New Roman"/>
-                <w:b w:val="0"/>
-                <w:bCs w:val="0"/>
-                <w:i w:val="0"/>
-                <w:iCs w:val="0"/>
-                <w:color w:val="000000"/>
-                <w:kern w:val="0"/>
-                <w:sz w:val="20"/>
-                <w:szCs w:val="20"/>
-                <w:u w:val="none"/>
-                <w:lang w:val="en-US" w:eastAsia="zh-CN" w:bidi="ar"/>
-              </w:rPr>
-            </w:pPr>
-            <w:r>
-              <w:rPr>
-                <w:rFonts w:hint="default" w:ascii="Times New Roman" w:hAnsi="Times New Roman" w:eastAsia="宋体" w:cs="Times New Roman"/>
-                <w:b w:val="0"/>
-                <w:bCs w:val="0"/>
-                <w:i w:val="0"/>
-                <w:iCs w:val="0"/>
-                <w:color w:val="000000"/>
-                <w:kern w:val="0"/>
-                <w:sz w:val="20"/>
-                <w:szCs w:val="20"/>
-                <w:u w:val="none"/>
-                <w:lang w:val="en-US" w:eastAsia="zh-CN" w:bidi="ar"/>
-              </w:rPr>
-              <w:t>c.70G&gt;T</w:t>
-            </w:r>
-          </w:p>
-        </w:tc>
-        <w:tc>
-          <w:tcPr>
-            <w:tcW w:w="1692" w:type="pct"/>
-            <w:tcBorders>
-              <w:top w:val="single" w:color="000000" w:sz="4" w:space="0"/>
-              <w:left w:val="single" w:color="000000" w:sz="4" w:space="0"/>
-              <w:bottom w:val="single" w:color="000000" w:sz="4" w:space="0"/>
-              <w:right w:val="single" w:color="000000" w:sz="4" w:space="0"/>
-            </w:tcBorders>
-            <w:shd w:val="clear" w:color="auto" w:fill="FFFFFF"/>
-            <w:noWrap/>
-            <w:vAlign w:val="center"/>
-          </w:tcPr>
-          <w:p>
-            <w:pPr>
-              <w:keepNext w:val="0"/>
-              <w:keepLines w:val="0"/>
-              <w:widowControl/>
-              <w:suppressLineNumbers w:val="0"/>
-              <w:jc w:val="left"/>
-              <w:textAlignment w:val="center"/>
-              <w:rPr>
-                <w:rFonts w:hint="default" w:ascii="Times New Roman" w:hAnsi="Times New Roman" w:eastAsia="宋体" w:cs="Times New Roman"/>
-                <w:b w:val="0"/>
-                <w:bCs w:val="0"/>
-                <w:i w:val="0"/>
-                <w:iCs w:val="0"/>
-                <w:color w:val="000000"/>
-                <w:kern w:val="0"/>
-                <w:sz w:val="20"/>
-                <w:szCs w:val="20"/>
-                <w:u w:val="none"/>
-                <w:lang w:val="en-US" w:eastAsia="zh-CN" w:bidi="ar"/>
-              </w:rPr>
-            </w:pPr>
-            <w:r>
-              <w:rPr>
-                <w:rFonts w:hint="default" w:ascii="Times New Roman" w:hAnsi="Times New Roman" w:eastAsia="宋体" w:cs="Times New Roman"/>
-                <w:b w:val="0"/>
-                <w:bCs w:val="0"/>
-                <w:i w:val="0"/>
-                <w:iCs w:val="0"/>
-                <w:color w:val="000000"/>
-                <w:kern w:val="0"/>
-                <w:sz w:val="20"/>
-                <w:szCs w:val="20"/>
-                <w:u w:val="none"/>
-                <w:lang w:val="en-US" w:eastAsia="zh-CN" w:bidi="ar"/>
-              </w:rPr>
-              <w:t>p.D24Y</w:t>
-            </w:r>
-          </w:p>
-        </w:tc>
-      </w:tr>
-      <w:tr>
-        <w:tblPrEx>
-          <w:tblBorders>
-            <w:top w:val="none" w:color="auto" w:sz="0" w:space="0"/>
-            <w:left w:val="none" w:color="auto" w:sz="0" w:space="0"/>
-            <w:bottom w:val="none" w:color="auto" w:sz="0" w:space="0"/>
-            <w:right w:val="none" w:color="auto" w:sz="0" w:space="0"/>
-            <w:insideH w:val="none" w:color="auto" w:sz="0" w:space="0"/>
-            <w:insideV w:val="none" w:color="auto" w:sz="0" w:space="0"/>
-          </w:tblBorders>
-          <w:tblCellMar>
-            <w:top w:w="0" w:type="dxa"/>
-            <w:left w:w="108" w:type="dxa"/>
-            <w:bottom w:w="0" w:type="dxa"/>
-            <w:right w:w="108" w:type="dxa"/>
-          </w:tblCellMar>
-        </w:tblPrEx>
-        <w:trPr>
-          <w:trHeight w:val="340" w:hRule="atLeast"/>
-        </w:trPr>
-        <w:tc>
-          <w:tcPr>
-            <w:tcW w:w="672" w:type="pct"/>
-            <w:tcBorders>
-              <w:top w:val="single" w:color="000000" w:sz="4" w:space="0"/>
-              <w:left w:val="single" w:color="000000" w:sz="4" w:space="0"/>
-              <w:bottom w:val="single" w:color="000000" w:sz="4" w:space="0"/>
-              <w:right w:val="single" w:color="000000" w:sz="4" w:space="0"/>
-            </w:tcBorders>
-            <w:shd w:val="clear" w:color="auto" w:fill="FFFFFF"/>
-            <w:vAlign w:val="center"/>
-          </w:tcPr>
-          <w:p>
-            <w:pPr>
-              <w:keepNext w:val="0"/>
-              <w:keepLines w:val="0"/>
-              <w:widowControl/>
-              <w:suppressLineNumbers w:val="0"/>
-              <w:jc w:val="left"/>
-              <w:textAlignment w:val="center"/>
-              <w:rPr>
-                <w:rFonts w:hint="default" w:ascii="Times New Roman" w:hAnsi="Times New Roman" w:eastAsia="宋体" w:cs="Times New Roman"/>
-                <w:b w:val="0"/>
-                <w:bCs w:val="0"/>
-                <w:i w:val="0"/>
-                <w:iCs w:val="0"/>
-                <w:color w:val="000000"/>
-                <w:kern w:val="0"/>
-                <w:sz w:val="20"/>
-                <w:szCs w:val="20"/>
-                <w:u w:val="none"/>
-                <w:lang w:val="en-US" w:eastAsia="zh-CN" w:bidi="ar"/>
-              </w:rPr>
-            </w:pPr>
-            <w:r>
-              <w:rPr>
-                <w:rFonts w:hint="eastAsia" w:ascii="Times New Roman" w:hAnsi="Times New Roman" w:eastAsia="宋体" w:cs="Times New Roman"/>
-                <w:b w:val="0"/>
-                <w:bCs w:val="0"/>
-                <w:i w:val="0"/>
-                <w:iCs w:val="0"/>
-                <w:color w:val="000000"/>
-                <w:kern w:val="0"/>
-                <w:sz w:val="20"/>
-                <w:szCs w:val="20"/>
-                <w:u w:val="none"/>
-                <w:lang w:val="en-US" w:eastAsia="zh-CN" w:bidi="ar"/>
-              </w:rPr>
-              <w:t>PTEN</w:t>
-            </w:r>
-          </w:p>
-        </w:tc>
-        <w:tc>
-          <w:tcPr>
-            <w:tcW w:w="792" w:type="pct"/>
-            <w:tcBorders>
-              <w:top w:val="single" w:color="000000" w:sz="4" w:space="0"/>
-              <w:left w:val="single" w:color="000000" w:sz="4" w:space="0"/>
-              <w:bottom w:val="single" w:color="000000" w:sz="4" w:space="0"/>
-              <w:right w:val="single" w:color="000000" w:sz="4" w:space="0"/>
-            </w:tcBorders>
-            <w:shd w:val="clear" w:color="auto" w:fill="FFFFFF"/>
-            <w:vAlign w:val="center"/>
-          </w:tcPr>
-          <w:p>
-            <w:pPr>
-              <w:keepNext w:val="0"/>
-              <w:keepLines w:val="0"/>
-              <w:widowControl/>
-              <w:suppressLineNumbers w:val="0"/>
-              <w:jc w:val="left"/>
-              <w:textAlignment w:val="center"/>
-              <w:rPr>
-                <w:rFonts w:hint="default" w:ascii="Times New Roman" w:hAnsi="Times New Roman" w:eastAsia="宋体" w:cs="Times New Roman"/>
-                <w:b w:val="0"/>
-                <w:bCs w:val="0"/>
-                <w:i w:val="0"/>
-                <w:iCs w:val="0"/>
-                <w:color w:val="000000"/>
-                <w:kern w:val="0"/>
-                <w:sz w:val="20"/>
-                <w:szCs w:val="20"/>
-                <w:u w:val="none"/>
-                <w:lang w:val="en-US" w:eastAsia="zh-CN" w:bidi="ar"/>
-              </w:rPr>
-            </w:pPr>
-            <w:r>
-              <w:rPr>
-                <w:rFonts w:hint="eastAsia" w:ascii="Times New Roman" w:hAnsi="Times New Roman" w:eastAsia="宋体" w:cs="Times New Roman"/>
-                <w:b w:val="0"/>
-                <w:bCs w:val="0"/>
-                <w:i w:val="0"/>
-                <w:iCs w:val="0"/>
-                <w:color w:val="000000"/>
-                <w:kern w:val="0"/>
-                <w:sz w:val="20"/>
-                <w:szCs w:val="20"/>
-                <w:u w:val="none"/>
-                <w:lang w:val="en-US" w:eastAsia="zh-CN" w:bidi="ar"/>
-              </w:rPr>
-              <w:t>5</w:t>
-            </w:r>
-          </w:p>
-        </w:tc>
-        <w:tc>
-          <w:tcPr>
-            <w:tcW w:w="1842" w:type="pct"/>
-            <w:tcBorders>
-              <w:top w:val="single" w:color="000000" w:sz="4" w:space="0"/>
-              <w:left w:val="single" w:color="000000" w:sz="4" w:space="0"/>
-              <w:bottom w:val="single" w:color="000000" w:sz="4" w:space="0"/>
-              <w:right w:val="single" w:color="000000" w:sz="4" w:space="0"/>
-            </w:tcBorders>
-            <w:shd w:val="clear" w:color="auto" w:fill="FFFFFF"/>
-            <w:vAlign w:val="center"/>
-          </w:tcPr>
-          <w:p>
-            <w:pPr>
-              <w:keepNext w:val="0"/>
-              <w:keepLines w:val="0"/>
-              <w:widowControl/>
-              <w:suppressLineNumbers w:val="0"/>
-              <w:jc w:val="left"/>
-              <w:textAlignment w:val="center"/>
-              <w:rPr>
-                <w:rFonts w:hint="default" w:ascii="Times New Roman" w:hAnsi="Times New Roman" w:eastAsia="宋体" w:cs="Times New Roman"/>
-                <w:b w:val="0"/>
-                <w:bCs w:val="0"/>
-                <w:i w:val="0"/>
-                <w:iCs w:val="0"/>
-                <w:color w:val="000000"/>
-                <w:kern w:val="0"/>
-                <w:sz w:val="20"/>
-                <w:szCs w:val="20"/>
-                <w:u w:val="none"/>
-                <w:lang w:val="en-US" w:eastAsia="zh-CN" w:bidi="ar"/>
-              </w:rPr>
-            </w:pPr>
-            <w:r>
-              <w:rPr>
-                <w:rFonts w:hint="default" w:ascii="Times New Roman" w:hAnsi="Times New Roman" w:eastAsia="宋体" w:cs="Times New Roman"/>
-                <w:b w:val="0"/>
-                <w:bCs w:val="0"/>
-                <w:i w:val="0"/>
-                <w:iCs w:val="0"/>
-                <w:color w:val="000000"/>
-                <w:kern w:val="0"/>
-                <w:sz w:val="20"/>
-                <w:szCs w:val="20"/>
-                <w:u w:val="none"/>
-                <w:lang w:val="en-US" w:eastAsia="zh-CN" w:bidi="ar"/>
-              </w:rPr>
-              <w:t>c.389G&gt;A</w:t>
-            </w:r>
-          </w:p>
-        </w:tc>
-        <w:tc>
-          <w:tcPr>
-            <w:tcW w:w="1692" w:type="pct"/>
-            <w:tcBorders>
-              <w:top w:val="single" w:color="000000" w:sz="4" w:space="0"/>
-              <w:left w:val="single" w:color="000000" w:sz="4" w:space="0"/>
-              <w:bottom w:val="single" w:color="000000" w:sz="4" w:space="0"/>
-              <w:right w:val="single" w:color="000000" w:sz="4" w:space="0"/>
-            </w:tcBorders>
-            <w:shd w:val="clear" w:color="auto" w:fill="FFFFFF"/>
-            <w:noWrap/>
-            <w:vAlign w:val="center"/>
-          </w:tcPr>
-          <w:p>
-            <w:pPr>
-              <w:keepNext w:val="0"/>
-              <w:keepLines w:val="0"/>
-              <w:widowControl/>
-              <w:suppressLineNumbers w:val="0"/>
-              <w:jc w:val="left"/>
-              <w:textAlignment w:val="center"/>
-              <w:rPr>
-                <w:rFonts w:hint="default" w:ascii="Times New Roman" w:hAnsi="Times New Roman" w:eastAsia="宋体" w:cs="Times New Roman"/>
-                <w:b w:val="0"/>
-                <w:bCs w:val="0"/>
-                <w:i w:val="0"/>
-                <w:iCs w:val="0"/>
-                <w:color w:val="000000"/>
-                <w:kern w:val="0"/>
-                <w:sz w:val="20"/>
-                <w:szCs w:val="20"/>
-                <w:u w:val="none"/>
-                <w:lang w:val="en-US" w:eastAsia="zh-CN" w:bidi="ar"/>
-              </w:rPr>
-            </w:pPr>
-            <w:r>
-              <w:rPr>
-                <w:rFonts w:hint="default" w:ascii="Times New Roman" w:hAnsi="Times New Roman" w:eastAsia="宋体" w:cs="Times New Roman"/>
-                <w:b w:val="0"/>
-                <w:bCs w:val="0"/>
-                <w:i w:val="0"/>
-                <w:iCs w:val="0"/>
-                <w:color w:val="000000"/>
-                <w:kern w:val="0"/>
-                <w:sz w:val="20"/>
-                <w:szCs w:val="20"/>
-                <w:u w:val="none"/>
-                <w:lang w:val="en-US" w:eastAsia="zh-CN" w:bidi="ar"/>
-              </w:rPr>
-              <w:t>p.R130Q</w:t>
-            </w:r>
-          </w:p>
-        </w:tc>
-      </w:tr>
-      <w:tr>
-        <w:tblPrEx>
-          <w:tblBorders>
-            <w:top w:val="none" w:color="auto" w:sz="0" w:space="0"/>
-            <w:left w:val="none" w:color="auto" w:sz="0" w:space="0"/>
-            <w:bottom w:val="none" w:color="auto" w:sz="0" w:space="0"/>
-            <w:right w:val="none" w:color="auto" w:sz="0" w:space="0"/>
-            <w:insideH w:val="none" w:color="auto" w:sz="0" w:space="0"/>
-            <w:insideV w:val="none" w:color="auto" w:sz="0" w:space="0"/>
-          </w:tblBorders>
-          <w:shd w:val="clear" w:color="auto" w:fill="auto"/>
           <w:tblCellMar>
             <w:top w:w="0" w:type="dxa"/>
             <w:left w:w="108" w:type="dxa"/>
@@ -41957,14 +42008,14 @@
           <w:lang w:eastAsia="zh-CN"/>
         </w:rPr>
       </w:pPr>
-      <w:bookmarkStart w:id="95" w:name="_Toc4870"/>
+      <w:bookmarkStart w:id="95" w:name="_Toc3409"/>
       <w:bookmarkStart w:id="96" w:name="_Toc15114"/>
-      <w:bookmarkStart w:id="97" w:name="_Toc3409"/>
-      <w:bookmarkStart w:id="98" w:name="_Toc20170_WPSOffice_Level1"/>
-      <w:bookmarkStart w:id="99" w:name="_Toc26985_WPSOffice_Level1"/>
-      <w:bookmarkStart w:id="100" w:name="_Toc20924"/>
-      <w:bookmarkStart w:id="101" w:name="_Toc31185"/>
-      <w:bookmarkStart w:id="102" w:name="_Toc28454_WPSOffice_Level1"/>
+      <w:bookmarkStart w:id="97" w:name="_Toc4870"/>
+      <w:bookmarkStart w:id="98" w:name="_Toc31185"/>
+      <w:bookmarkStart w:id="99" w:name="_Toc20924"/>
+      <w:bookmarkStart w:id="100" w:name="_Toc26985_WPSOffice_Level1"/>
+      <w:bookmarkStart w:id="101" w:name="_Toc28454_WPSOffice_Level1"/>
+      <w:bookmarkStart w:id="102" w:name="_Toc20170_WPSOffice_Level1"/>
       <w:bookmarkStart w:id="103" w:name="_Toc27693"/>
       <w:r>
         <w:rPr>
@@ -42466,12 +42517,12 @@
       <w:bookmarkStart w:id="105" w:name="_Toc27809"/>
       <w:bookmarkStart w:id="106" w:name="_Toc4503"/>
       <w:bookmarkStart w:id="107" w:name="_Toc11901"/>
-      <w:bookmarkStart w:id="108" w:name="_Toc22162_WPSOffice_Level1"/>
-      <w:bookmarkStart w:id="109" w:name="_Toc17792_WPSOffice_Level2"/>
-      <w:bookmarkStart w:id="110" w:name="_Toc22623"/>
-      <w:bookmarkStart w:id="111" w:name="_Toc19584_WPSOffice_Level1"/>
-      <w:bookmarkStart w:id="112" w:name="_Toc14611_WPSOffice_Level1"/>
-      <w:bookmarkStart w:id="113" w:name="_Toc13275"/>
+      <w:bookmarkStart w:id="108" w:name="_Toc19584_WPSOffice_Level1"/>
+      <w:bookmarkStart w:id="109" w:name="_Toc22162_WPSOffice_Level1"/>
+      <w:bookmarkStart w:id="110" w:name="_Toc13275"/>
+      <w:bookmarkStart w:id="111" w:name="_Toc14611_WPSOffice_Level1"/>
+      <w:bookmarkStart w:id="112" w:name="_Toc22623"/>
+      <w:bookmarkStart w:id="113" w:name="_Toc17792_WPSOffice_Level2"/>
       <w:r>
         <w:rPr>
           <w:rFonts w:hint="eastAsia"/>

--- a/WebContent/docx/肠癌11基因报告-重庆分子.docx
+++ b/WebContent/docx/肠癌11基因报告-重庆分子.docx
@@ -2563,13 +2563,13 @@
           <w:docGrid w:linePitch="299" w:charSpace="0"/>
         </w:sectPr>
       </w:pPr>
-      <w:bookmarkStart w:id="0" w:name="_Toc30143_WPSOffice_Level1"/>
+      <w:bookmarkStart w:id="0" w:name="_Toc27500"/>
       <w:bookmarkStart w:id="1" w:name="_Toc24178_WPSOffice_Level1"/>
       <w:bookmarkStart w:id="2" w:name="_Toc24397"/>
-      <w:bookmarkStart w:id="3" w:name="_Toc32054"/>
-      <w:bookmarkStart w:id="4" w:name="_Toc21009_WPSOffice_Level1"/>
+      <w:bookmarkStart w:id="3" w:name="_Toc21009_WPSOffice_Level1"/>
+      <w:bookmarkStart w:id="4" w:name="_Toc32054"/>
       <w:bookmarkStart w:id="5" w:name="_Toc21669"/>
-      <w:bookmarkStart w:id="6" w:name="_Toc27500"/>
+      <w:bookmarkStart w:id="6" w:name="_Toc30143_WPSOffice_Level1"/>
       <w:bookmarkStart w:id="7" w:name="_Toc13806"/>
     </w:p>
     <w:p>
@@ -2945,41 +2945,10 @@
                 <w:sz w:val="21"/>
                 <w:lang w:eastAsia="zh-CN"/>
               </w:rPr>
-              <w:t xml:space="preserve">{% if summaryOfRresults.type == </w:t>
-            </w:r>
-            <w:r>
-              <w:rPr>
-                <w:rFonts w:ascii="Times New Roman" w:hAnsi="Times New Roman" w:eastAsia="微软雅黑" w:cs="黑体"/>
-                <w:sz w:val="21"/>
-                <w:lang w:eastAsia="zh-CN"/>
-              </w:rPr>
-              <w:t>“tissue”</w:t>
-            </w:r>
-            <w:r>
-              <w:rPr>
-                <w:rFonts w:hint="eastAsia" w:ascii="Times New Roman" w:hAnsi="Times New Roman" w:eastAsia="微软雅黑" w:cs="黑体"/>
-                <w:sz w:val="21"/>
-                <w:lang w:eastAsia="zh-CN"/>
-              </w:rPr>
-              <w:t xml:space="preserve"> %}石蜡样本{% else %}</w:t>
-            </w:r>
-            <w:r>
-              <w:rPr>
-                <w:rFonts w:hint="eastAsia" w:ascii="微软雅黑" w:hAnsi="微软雅黑" w:eastAsia="微软雅黑" w:cs="微软雅黑"/>
-                <w:sz w:val="21"/>
-                <w:szCs w:val="21"/>
-                <w:lang w:val="en-US" w:eastAsia="zh-CN" w:bidi="ar"/>
-              </w:rPr>
-              <w:t>血液</w:t>
-            </w:r>
-            <w:r>
-              <w:rPr>
-                <w:rFonts w:hint="eastAsia" w:ascii="Times New Roman" w:hAnsi="Times New Roman" w:eastAsia="微软雅黑" w:cs="黑体"/>
-                <w:sz w:val="21"/>
-                <w:lang w:eastAsia="zh-CN"/>
-              </w:rPr>
-              <w:t>{% endif %}</w:t>
-            </w:r>
+              <w:t>{% if type == "tissue" %}{%if "胸腹水" in specimentype %}胸腹水{% else %}石蜡样本{% endif %}{% elif type == "blood" %}{%if "胸腹水(上清)" in specimentype %}胸腹水(上清){% else %}血液{% endif %}{% endif %}</w:t>
+            </w:r>
+            <w:bookmarkStart w:id="121" w:name="_GoBack"/>
+            <w:bookmarkEnd w:id="121"/>
           </w:p>
         </w:tc>
       </w:tr>
@@ -3329,14 +3298,14 @@
         <w:jc w:val="left"/>
         <w:textAlignment w:val="auto"/>
       </w:pPr>
-      <w:bookmarkStart w:id="9" w:name="_Toc7021_WPSOffice_Level1"/>
-      <w:bookmarkStart w:id="10" w:name="_Toc19594"/>
-      <w:bookmarkStart w:id="11" w:name="_Toc11015_WPSOffice_Level1"/>
-      <w:bookmarkStart w:id="12" w:name="_Toc17451"/>
-      <w:bookmarkStart w:id="13" w:name="_Toc18062_WPSOffice_Level1"/>
-      <w:bookmarkStart w:id="14" w:name="_Toc10518"/>
-      <w:bookmarkStart w:id="15" w:name="_Toc11465"/>
-      <w:bookmarkStart w:id="16" w:name="_Toc32729"/>
+      <w:bookmarkStart w:id="9" w:name="_Toc11465"/>
+      <w:bookmarkStart w:id="10" w:name="_Toc7021_WPSOffice_Level1"/>
+      <w:bookmarkStart w:id="11" w:name="_Toc19594"/>
+      <w:bookmarkStart w:id="12" w:name="_Toc11015_WPSOffice_Level1"/>
+      <w:bookmarkStart w:id="13" w:name="_Toc10518"/>
+      <w:bookmarkStart w:id="14" w:name="_Toc32729"/>
+      <w:bookmarkStart w:id="15" w:name="_Toc18062_WPSOffice_Level1"/>
+      <w:bookmarkStart w:id="16" w:name="_Toc17451"/>
       <w:bookmarkStart w:id="17" w:name="_Toc3823"/>
       <w:r>
         <w:t>检测项目</w:t>
@@ -3626,12 +3595,12 @@
         </w:rPr>
       </w:pPr>
       <w:bookmarkStart w:id="20" w:name="_Toc31515_WPSOffice_Level2"/>
-      <w:bookmarkStart w:id="21" w:name="_Toc17111_WPSOffice_Level2"/>
+      <w:bookmarkStart w:id="21" w:name="_Toc6304_WPSOffice_Level2"/>
       <w:bookmarkStart w:id="22" w:name="_Toc3488_WPSOffice_Level2"/>
-      <w:bookmarkStart w:id="23" w:name="_Toc6931_WPSOffice_Level2"/>
-      <w:bookmarkStart w:id="24" w:name="_Toc19280_WPSOffice_Level2"/>
-      <w:bookmarkStart w:id="25" w:name="_Toc11193_WPSOffice_Level2"/>
-      <w:bookmarkStart w:id="26" w:name="_Toc6304_WPSOffice_Level2"/>
+      <w:bookmarkStart w:id="23" w:name="_Toc17111_WPSOffice_Level2"/>
+      <w:bookmarkStart w:id="24" w:name="_Toc11193_WPSOffice_Level2"/>
+      <w:bookmarkStart w:id="25" w:name="_Toc19280_WPSOffice_Level2"/>
+      <w:bookmarkStart w:id="26" w:name="_Toc6931_WPSOffice_Level2"/>
       <w:r>
         <w:rPr>
           <w:rFonts w:hint="default" w:ascii="Times New Roman" w:hAnsi="Times New Roman" w:eastAsia="微软雅黑" w:cs="Times New Roman"/>
@@ -4017,8 +3986,6 @@
         </w:rPr>
         <w:t>{% endfor %}</w:t>
       </w:r>
-      <w:bookmarkStart w:id="121" w:name="_GoBack"/>
-      <w:bookmarkEnd w:id="121"/>
       <w:r>
         <w:rPr>
           <w:rFonts w:ascii="Times New Roman" w:hAnsi="Times New Roman" w:eastAsia="微软雅黑" w:cs="Times New Roman"/>
@@ -4078,8 +4045,8 @@
       </w:pPr>
       <w:bookmarkStart w:id="27" w:name="_Toc16576"/>
       <w:bookmarkStart w:id="28" w:name="_Toc149832727"/>
-      <w:bookmarkStart w:id="29" w:name="_Toc7110"/>
-      <w:bookmarkStart w:id="30" w:name="_Toc149826002"/>
+      <w:bookmarkStart w:id="29" w:name="_Toc149826002"/>
+      <w:bookmarkStart w:id="30" w:name="_Toc7110"/>
       <w:bookmarkStart w:id="31" w:name="_Toc11859"/>
       <w:r>
         <w:rPr>
@@ -4128,9 +4095,9 @@
           <w:lang w:eastAsia="zh-CN"/>
         </w:rPr>
       </w:pPr>
-      <w:bookmarkStart w:id="32" w:name="_Toc11674"/>
-      <w:bookmarkStart w:id="33" w:name="_Toc149826003"/>
-      <w:bookmarkStart w:id="34" w:name="_Toc30197"/>
+      <w:bookmarkStart w:id="32" w:name="_Toc149826003"/>
+      <w:bookmarkStart w:id="33" w:name="_Toc30197"/>
+      <w:bookmarkStart w:id="34" w:name="_Toc11674"/>
       <w:bookmarkStart w:id="35" w:name="_Toc149832728"/>
       <w:r>
         <w:rPr>
@@ -5051,8 +5018,8 @@
         </w:rPr>
       </w:pPr>
       <w:bookmarkStart w:id="36" w:name="_Toc149832729"/>
-      <w:bookmarkStart w:id="37" w:name="_Toc31425"/>
-      <w:bookmarkStart w:id="38" w:name="_Toc6230"/>
+      <w:bookmarkStart w:id="37" w:name="_Toc6230"/>
+      <w:bookmarkStart w:id="38" w:name="_Toc31425"/>
       <w:r>
         <w:rPr>
           <w:rFonts w:hint="eastAsia"/>
@@ -6748,6 +6715,12 @@
             <w:insideH w:val="single" w:color="auto" w:sz="4" w:space="0"/>
             <w:insideV w:val="none" w:color="auto" w:sz="0" w:space="0"/>
           </w:tblBorders>
+          <w:tblCellMar>
+            <w:top w:w="0" w:type="dxa"/>
+            <w:left w:w="108" w:type="dxa"/>
+            <w:bottom w:w="0" w:type="dxa"/>
+            <w:right w:w="108" w:type="dxa"/>
+          </w:tblCellMar>
         </w:tblPrEx>
         <w:tc>
           <w:tcPr>
@@ -7152,12 +7125,12 @@
       </w:pPr>
       <w:bookmarkStart w:id="39" w:name="_Toc19184"/>
       <w:bookmarkStart w:id="40" w:name="_Toc14062"/>
-      <w:bookmarkStart w:id="41" w:name="_Toc22132"/>
-      <w:bookmarkStart w:id="42" w:name="_Toc12381"/>
-      <w:bookmarkStart w:id="43" w:name="_Toc11417"/>
-      <w:bookmarkStart w:id="44" w:name="_Toc19898_WPSOffice_Level1"/>
-      <w:bookmarkStart w:id="45" w:name="_Toc20136_WPSOffice_Level1"/>
-      <w:bookmarkStart w:id="46" w:name="_Toc2781"/>
+      <w:bookmarkStart w:id="41" w:name="_Toc19898_WPSOffice_Level1"/>
+      <w:bookmarkStart w:id="42" w:name="_Toc20136_WPSOffice_Level1"/>
+      <w:bookmarkStart w:id="43" w:name="_Toc2781"/>
+      <w:bookmarkStart w:id="44" w:name="_Toc12381"/>
+      <w:bookmarkStart w:id="45" w:name="_Toc22132"/>
+      <w:bookmarkStart w:id="46" w:name="_Toc11417"/>
       <w:r>
         <w:rPr>
           <w:rFonts w:hint="eastAsia"/>
@@ -7187,14 +7160,14 @@
           <w:lang w:eastAsia="zh-CN"/>
         </w:rPr>
       </w:pPr>
-      <w:bookmarkStart w:id="47" w:name="_Toc22976"/>
-      <w:bookmarkStart w:id="48" w:name="_Toc4875"/>
-      <w:bookmarkStart w:id="49" w:name="_Toc30265"/>
-      <w:bookmarkStart w:id="50" w:name="_Toc11015_WPSOffice_Level2"/>
-      <w:bookmarkStart w:id="51" w:name="_Toc23375"/>
-      <w:bookmarkStart w:id="52" w:name="_Toc24979"/>
-      <w:bookmarkStart w:id="53" w:name="_Toc18062_WPSOffice_Level2"/>
-      <w:bookmarkStart w:id="54" w:name="_Toc9088"/>
+      <w:bookmarkStart w:id="47" w:name="_Toc23375"/>
+      <w:bookmarkStart w:id="48" w:name="_Toc24979"/>
+      <w:bookmarkStart w:id="49" w:name="_Toc22976"/>
+      <w:bookmarkStart w:id="50" w:name="_Toc18062_WPSOffice_Level2"/>
+      <w:bookmarkStart w:id="51" w:name="_Toc4875"/>
+      <w:bookmarkStart w:id="52" w:name="_Toc9088"/>
+      <w:bookmarkStart w:id="53" w:name="_Toc30265"/>
+      <w:bookmarkStart w:id="54" w:name="_Toc11015_WPSOffice_Level2"/>
       <w:r>
         <w:rPr>
           <w:color w:val="auto"/>
@@ -12055,10 +12028,10 @@
           <w:lang w:eastAsia="zh-CN"/>
         </w:rPr>
       </w:pPr>
-      <w:bookmarkStart w:id="55" w:name="_Toc22117"/>
-      <w:bookmarkStart w:id="56" w:name="_Toc30129"/>
-      <w:bookmarkStart w:id="57" w:name="_Toc149832733"/>
-      <w:bookmarkStart w:id="58" w:name="_Toc149826009"/>
+      <w:bookmarkStart w:id="55" w:name="_Toc30129"/>
+      <w:bookmarkStart w:id="56" w:name="_Toc22117"/>
+      <w:bookmarkStart w:id="57" w:name="_Toc149826009"/>
+      <w:bookmarkStart w:id="58" w:name="_Toc149832733"/>
       <w:r>
         <w:rPr>
           <w:rFonts w:hint="eastAsia"/>
@@ -12589,12 +12562,12 @@
           <w:lang w:eastAsia="zh-CN"/>
         </w:rPr>
       </w:pPr>
-      <w:bookmarkStart w:id="59" w:name="_Toc4331_WPSOffice_Level1"/>
-      <w:bookmarkStart w:id="60" w:name="_Toc23903"/>
-      <w:bookmarkStart w:id="61" w:name="_Toc5598"/>
-      <w:bookmarkStart w:id="62" w:name="_Toc28194"/>
-      <w:bookmarkStart w:id="63" w:name="_Toc32443_WPSOffice_Level1"/>
-      <w:bookmarkStart w:id="64" w:name="_Toc25727"/>
+      <w:bookmarkStart w:id="59" w:name="_Toc5598"/>
+      <w:bookmarkStart w:id="60" w:name="_Toc28194"/>
+      <w:bookmarkStart w:id="61" w:name="_Toc25727"/>
+      <w:bookmarkStart w:id="62" w:name="_Toc4331_WPSOffice_Level1"/>
+      <w:bookmarkStart w:id="63" w:name="_Toc23903"/>
+      <w:bookmarkStart w:id="64" w:name="_Toc32443_WPSOffice_Level1"/>
       <w:bookmarkStart w:id="65" w:name="_Toc23846_WPSOffice_Level1"/>
       <w:bookmarkStart w:id="66" w:name="_Toc32661"/>
       <w:r>
@@ -15072,12 +15045,6 @@
             <w:insideH w:val="single" w:color="62B541" w:sz="4" w:space="0"/>
             <w:insideV w:val="single" w:color="62B541" w:sz="4" w:space="0"/>
           </w:tblBorders>
-          <w:tblCellMar>
-            <w:top w:w="0" w:type="dxa"/>
-            <w:left w:w="0" w:type="dxa"/>
-            <w:bottom w:w="0" w:type="dxa"/>
-            <w:right w:w="0" w:type="dxa"/>
-          </w:tblCellMar>
         </w:tblPrEx>
         <w:trPr>
           <w:trHeight w:val="510" w:hRule="atLeast"/>
@@ -15839,14 +15806,14 @@
           <w:lang w:eastAsia="zh-CN"/>
         </w:rPr>
       </w:pPr>
-      <w:bookmarkStart w:id="72" w:name="_Toc2409"/>
-      <w:bookmarkStart w:id="73" w:name="_Toc27302"/>
-      <w:bookmarkStart w:id="74" w:name="_Toc1707_WPSOffice_Level1"/>
-      <w:bookmarkStart w:id="75" w:name="_Toc12505"/>
-      <w:bookmarkStart w:id="76" w:name="_Toc13196_WPSOffice_Level1"/>
-      <w:bookmarkStart w:id="77" w:name="_Toc16594"/>
-      <w:bookmarkStart w:id="78" w:name="_Toc21764_WPSOffice_Level1"/>
-      <w:bookmarkStart w:id="79" w:name="_Toc28240"/>
+      <w:bookmarkStart w:id="72" w:name="_Toc12505"/>
+      <w:bookmarkStart w:id="73" w:name="_Toc2409"/>
+      <w:bookmarkStart w:id="74" w:name="_Toc21764_WPSOffice_Level1"/>
+      <w:bookmarkStart w:id="75" w:name="_Toc28240"/>
+      <w:bookmarkStart w:id="76" w:name="_Toc27302"/>
+      <w:bookmarkStart w:id="77" w:name="_Toc1707_WPSOffice_Level1"/>
+      <w:bookmarkStart w:id="78" w:name="_Toc13196_WPSOffice_Level1"/>
+      <w:bookmarkStart w:id="79" w:name="_Toc16594"/>
       <w:r>
         <w:rPr>
           <w:rFonts w:hint="eastAsia" w:ascii="Times New Roman" w:hAnsi="Times New Roman" w:eastAsia="微软雅黑" w:cs="Times New Roman"/>
@@ -15875,8 +15842,8 @@
       <w:bookmarkStart w:id="80" w:name="_Toc7780"/>
       <w:bookmarkStart w:id="81" w:name="_Toc32302"/>
       <w:bookmarkStart w:id="82" w:name="_Toc8516"/>
-      <w:bookmarkStart w:id="83" w:name="_Toc149832737"/>
-      <w:bookmarkStart w:id="84" w:name="_Toc149826013"/>
+      <w:bookmarkStart w:id="83" w:name="_Toc149826013"/>
+      <w:bookmarkStart w:id="84" w:name="_Toc149832737"/>
       <w:r>
         <w:rPr>
           <w:rFonts w:hint="eastAsia"/>
@@ -24856,9 +24823,9 @@
         </w:rPr>
       </w:pPr>
       <w:bookmarkStart w:id="85" w:name="_Toc149826016"/>
-      <w:bookmarkStart w:id="86" w:name="_Toc149832739"/>
+      <w:bookmarkStart w:id="86" w:name="_Toc27658"/>
       <w:bookmarkStart w:id="87" w:name="_Toc10744"/>
-      <w:bookmarkStart w:id="88" w:name="_Toc27658"/>
+      <w:bookmarkStart w:id="88" w:name="_Toc149832739"/>
       <w:r>
         <w:rPr>
           <w:color w:val="auto"/>
@@ -27010,13 +26977,13 @@
           <w:lang w:eastAsia="zh-CN"/>
         </w:rPr>
       </w:pPr>
-      <w:bookmarkStart w:id="90" w:name="_Toc4168"/>
-      <w:bookmarkStart w:id="91" w:name="_Toc14255_WPSOffice_Level1"/>
-      <w:bookmarkStart w:id="92" w:name="_Toc15840_WPSOffice_Level1"/>
+      <w:bookmarkStart w:id="90" w:name="_Toc27075"/>
+      <w:bookmarkStart w:id="91" w:name="_Toc15840_WPSOffice_Level1"/>
+      <w:bookmarkStart w:id="92" w:name="_Toc14255_WPSOffice_Level1"/>
       <w:bookmarkStart w:id="93" w:name="_Toc31490"/>
-      <w:bookmarkStart w:id="94" w:name="_Toc27075"/>
-      <w:bookmarkStart w:id="95" w:name="_Toc13759"/>
-      <w:bookmarkStart w:id="96" w:name="_Toc24085_WPSOffice_Level1"/>
+      <w:bookmarkStart w:id="94" w:name="_Toc13759"/>
+      <w:bookmarkStart w:id="95" w:name="_Toc24085_WPSOffice_Level1"/>
+      <w:bookmarkStart w:id="96" w:name="_Toc4168"/>
       <w:r>
         <w:rPr>
           <w:rFonts w:hint="eastAsia"/>
@@ -29654,7 +29621,6 @@
             <w:insideH w:val="none" w:color="auto" w:sz="0" w:space="0"/>
             <w:insideV w:val="none" w:color="auto" w:sz="0" w:space="0"/>
           </w:tblBorders>
-          <w:shd w:val="clear" w:color="auto" w:fill="auto"/>
           <w:tblCellMar>
             <w:top w:w="0" w:type="dxa"/>
             <w:left w:w="108" w:type="dxa"/>
@@ -29903,6 +29869,448 @@
                 <w:lang w:val="en-US" w:eastAsia="zh-CN" w:bidi="ar"/>
               </w:rPr>
               <w:t>融合形式</w:t>
+            </w:r>
+          </w:p>
+        </w:tc>
+      </w:tr>
+      <w:tr>
+        <w:tblPrEx>
+          <w:tblBorders>
+            <w:top w:val="none" w:color="auto" w:sz="0" w:space="0"/>
+            <w:left w:val="none" w:color="auto" w:sz="0" w:space="0"/>
+            <w:bottom w:val="none" w:color="auto" w:sz="0" w:space="0"/>
+            <w:right w:val="none" w:color="auto" w:sz="0" w:space="0"/>
+            <w:insideH w:val="none" w:color="auto" w:sz="0" w:space="0"/>
+            <w:insideV w:val="none" w:color="auto" w:sz="0" w:space="0"/>
+          </w:tblBorders>
+          <w:tblCellMar>
+            <w:top w:w="0" w:type="dxa"/>
+            <w:left w:w="108" w:type="dxa"/>
+            <w:bottom w:w="0" w:type="dxa"/>
+            <w:right w:w="108" w:type="dxa"/>
+          </w:tblCellMar>
+        </w:tblPrEx>
+        <w:trPr>
+          <w:trHeight w:val="340" w:hRule="atLeast"/>
+        </w:trPr>
+        <w:tc>
+          <w:tcPr>
+            <w:tcW w:w="672" w:type="pct"/>
+            <w:tcBorders>
+              <w:top w:val="single" w:color="000000" w:sz="4" w:space="0"/>
+              <w:left w:val="single" w:color="000000" w:sz="4" w:space="0"/>
+              <w:bottom w:val="single" w:color="000000" w:sz="4" w:space="0"/>
+              <w:right w:val="single" w:color="000000" w:sz="4" w:space="0"/>
+            </w:tcBorders>
+            <w:shd w:val="clear" w:color="auto" w:fill="FFFFFF"/>
+            <w:vAlign w:val="center"/>
+          </w:tcPr>
+          <w:p>
+            <w:pPr>
+              <w:keepNext w:val="0"/>
+              <w:keepLines w:val="0"/>
+              <w:widowControl/>
+              <w:suppressLineNumbers w:val="0"/>
+              <w:jc w:val="left"/>
+              <w:textAlignment w:val="center"/>
+              <w:rPr>
+                <w:rFonts w:hint="default" w:ascii="Times New Roman" w:hAnsi="Times New Roman" w:eastAsia="宋体" w:cs="Times New Roman"/>
+                <w:b w:val="0"/>
+                <w:bCs w:val="0"/>
+                <w:i w:val="0"/>
+                <w:iCs w:val="0"/>
+                <w:color w:val="000000"/>
+                <w:sz w:val="20"/>
+                <w:szCs w:val="20"/>
+                <w:u w:val="none"/>
+              </w:rPr>
+            </w:pPr>
+            <w:r>
+              <w:rPr>
+                <w:rFonts w:hint="default" w:ascii="Times New Roman" w:hAnsi="Times New Roman" w:eastAsia="宋体" w:cs="Times New Roman"/>
+                <w:b w:val="0"/>
+                <w:bCs w:val="0"/>
+                <w:i w:val="0"/>
+                <w:iCs w:val="0"/>
+                <w:color w:val="000000"/>
+                <w:kern w:val="0"/>
+                <w:sz w:val="20"/>
+                <w:szCs w:val="20"/>
+                <w:u w:val="none"/>
+                <w:lang w:val="en-US" w:eastAsia="zh-CN" w:bidi="ar"/>
+              </w:rPr>
+              <w:t>EGFR</w:t>
+            </w:r>
+          </w:p>
+        </w:tc>
+        <w:tc>
+          <w:tcPr>
+            <w:tcW w:w="792" w:type="pct"/>
+            <w:tcBorders>
+              <w:top w:val="single" w:color="000000" w:sz="4" w:space="0"/>
+              <w:left w:val="single" w:color="000000" w:sz="4" w:space="0"/>
+              <w:bottom w:val="single" w:color="000000" w:sz="4" w:space="0"/>
+              <w:right w:val="single" w:color="000000" w:sz="4" w:space="0"/>
+            </w:tcBorders>
+            <w:shd w:val="clear" w:color="auto" w:fill="FFFFFF"/>
+            <w:vAlign w:val="center"/>
+          </w:tcPr>
+          <w:p>
+            <w:pPr>
+              <w:keepNext w:val="0"/>
+              <w:keepLines w:val="0"/>
+              <w:widowControl/>
+              <w:suppressLineNumbers w:val="0"/>
+              <w:jc w:val="left"/>
+              <w:textAlignment w:val="center"/>
+              <w:rPr>
+                <w:rFonts w:hint="default" w:ascii="Times New Roman" w:hAnsi="Times New Roman" w:eastAsia="宋体" w:cs="Times New Roman"/>
+                <w:b w:val="0"/>
+                <w:bCs w:val="0"/>
+                <w:i w:val="0"/>
+                <w:iCs w:val="0"/>
+                <w:color w:val="000000"/>
+                <w:sz w:val="20"/>
+                <w:szCs w:val="20"/>
+                <w:u w:val="none"/>
+              </w:rPr>
+            </w:pPr>
+            <w:r>
+              <w:rPr>
+                <w:rFonts w:hint="default" w:ascii="Times New Roman" w:hAnsi="Times New Roman" w:eastAsia="宋体" w:cs="Times New Roman"/>
+                <w:b w:val="0"/>
+                <w:bCs w:val="0"/>
+                <w:i w:val="0"/>
+                <w:iCs w:val="0"/>
+                <w:color w:val="000000"/>
+                <w:kern w:val="0"/>
+                <w:sz w:val="20"/>
+                <w:szCs w:val="20"/>
+                <w:u w:val="none"/>
+                <w:lang w:val="en-US" w:eastAsia="zh-CN" w:bidi="ar"/>
+              </w:rPr>
+              <w:t xml:space="preserve">18 </w:t>
+            </w:r>
+          </w:p>
+        </w:tc>
+        <w:tc>
+          <w:tcPr>
+            <w:tcW w:w="1842" w:type="pct"/>
+            <w:tcBorders>
+              <w:top w:val="single" w:color="000000" w:sz="4" w:space="0"/>
+              <w:left w:val="single" w:color="000000" w:sz="4" w:space="0"/>
+              <w:bottom w:val="single" w:color="000000" w:sz="4" w:space="0"/>
+              <w:right w:val="single" w:color="000000" w:sz="4" w:space="0"/>
+            </w:tcBorders>
+            <w:shd w:val="clear" w:color="auto" w:fill="FFFFFF"/>
+            <w:vAlign w:val="center"/>
+          </w:tcPr>
+          <w:p>
+            <w:pPr>
+              <w:keepNext w:val="0"/>
+              <w:keepLines w:val="0"/>
+              <w:widowControl/>
+              <w:suppressLineNumbers w:val="0"/>
+              <w:jc w:val="left"/>
+              <w:textAlignment w:val="center"/>
+              <w:rPr>
+                <w:rFonts w:hint="default" w:ascii="Times New Roman" w:hAnsi="Times New Roman" w:eastAsia="宋体" w:cs="Times New Roman"/>
+                <w:b w:val="0"/>
+                <w:bCs w:val="0"/>
+                <w:i w:val="0"/>
+                <w:iCs w:val="0"/>
+                <w:color w:val="000000"/>
+                <w:sz w:val="20"/>
+                <w:szCs w:val="20"/>
+                <w:u w:val="none"/>
+              </w:rPr>
+            </w:pPr>
+            <w:r>
+              <w:rPr>
+                <w:rFonts w:hint="default" w:ascii="Times New Roman" w:hAnsi="Times New Roman" w:eastAsia="宋体" w:cs="Times New Roman"/>
+                <w:b w:val="0"/>
+                <w:bCs w:val="0"/>
+                <w:i w:val="0"/>
+                <w:iCs w:val="0"/>
+                <w:color w:val="000000"/>
+                <w:kern w:val="0"/>
+                <w:sz w:val="20"/>
+                <w:szCs w:val="20"/>
+                <w:u w:val="none"/>
+                <w:lang w:val="en-US" w:eastAsia="zh-CN" w:bidi="ar"/>
+              </w:rPr>
+              <w:t>c.2156G&gt;C</w:t>
+            </w:r>
+          </w:p>
+        </w:tc>
+        <w:tc>
+          <w:tcPr>
+            <w:tcW w:w="1692" w:type="pct"/>
+            <w:tcBorders>
+              <w:top w:val="single" w:color="000000" w:sz="4" w:space="0"/>
+              <w:left w:val="single" w:color="000000" w:sz="4" w:space="0"/>
+              <w:bottom w:val="single" w:color="000000" w:sz="4" w:space="0"/>
+              <w:right w:val="single" w:color="000000" w:sz="4" w:space="0"/>
+            </w:tcBorders>
+            <w:shd w:val="clear" w:color="auto" w:fill="FFFFFF"/>
+            <w:vAlign w:val="center"/>
+          </w:tcPr>
+          <w:p>
+            <w:pPr>
+              <w:keepNext w:val="0"/>
+              <w:keepLines w:val="0"/>
+              <w:widowControl/>
+              <w:suppressLineNumbers w:val="0"/>
+              <w:jc w:val="left"/>
+              <w:textAlignment w:val="center"/>
+              <w:rPr>
+                <w:rFonts w:hint="default" w:ascii="Times New Roman" w:hAnsi="Times New Roman" w:eastAsia="宋体" w:cs="Times New Roman"/>
+                <w:b w:val="0"/>
+                <w:bCs w:val="0"/>
+                <w:i w:val="0"/>
+                <w:iCs w:val="0"/>
+                <w:color w:val="000000"/>
+                <w:sz w:val="20"/>
+                <w:szCs w:val="20"/>
+                <w:u w:val="none"/>
+              </w:rPr>
+            </w:pPr>
+            <w:r>
+              <w:rPr>
+                <w:rFonts w:hint="default" w:ascii="Times New Roman" w:hAnsi="Times New Roman" w:eastAsia="宋体" w:cs="Times New Roman"/>
+                <w:b w:val="0"/>
+                <w:bCs w:val="0"/>
+                <w:i w:val="0"/>
+                <w:iCs w:val="0"/>
+                <w:color w:val="000000"/>
+                <w:kern w:val="0"/>
+                <w:sz w:val="20"/>
+                <w:szCs w:val="20"/>
+                <w:u w:val="none"/>
+                <w:lang w:val="en-US" w:eastAsia="zh-CN" w:bidi="ar"/>
+              </w:rPr>
+              <w:t>p.G719A</w:t>
+            </w:r>
+          </w:p>
+        </w:tc>
+      </w:tr>
+      <w:tr>
+        <w:tblPrEx>
+          <w:tblBorders>
+            <w:top w:val="none" w:color="auto" w:sz="0" w:space="0"/>
+            <w:left w:val="none" w:color="auto" w:sz="0" w:space="0"/>
+            <w:bottom w:val="none" w:color="auto" w:sz="0" w:space="0"/>
+            <w:right w:val="none" w:color="auto" w:sz="0" w:space="0"/>
+            <w:insideH w:val="none" w:color="auto" w:sz="0" w:space="0"/>
+            <w:insideV w:val="none" w:color="auto" w:sz="0" w:space="0"/>
+          </w:tblBorders>
+          <w:tblCellMar>
+            <w:top w:w="0" w:type="dxa"/>
+            <w:left w:w="108" w:type="dxa"/>
+            <w:bottom w:w="0" w:type="dxa"/>
+            <w:right w:w="108" w:type="dxa"/>
+          </w:tblCellMar>
+        </w:tblPrEx>
+        <w:trPr>
+          <w:trHeight w:val="340" w:hRule="atLeast"/>
+        </w:trPr>
+        <w:tc>
+          <w:tcPr>
+            <w:tcW w:w="672" w:type="pct"/>
+            <w:tcBorders>
+              <w:top w:val="single" w:color="000000" w:sz="4" w:space="0"/>
+              <w:left w:val="single" w:color="000000" w:sz="4" w:space="0"/>
+              <w:bottom w:val="single" w:color="000000" w:sz="4" w:space="0"/>
+              <w:right w:val="single" w:color="000000" w:sz="4" w:space="0"/>
+            </w:tcBorders>
+            <w:shd w:val="clear" w:color="auto" w:fill="FFFFFF"/>
+            <w:vAlign w:val="center"/>
+          </w:tcPr>
+          <w:p>
+            <w:pPr>
+              <w:keepNext w:val="0"/>
+              <w:keepLines w:val="0"/>
+              <w:widowControl/>
+              <w:suppressLineNumbers w:val="0"/>
+              <w:jc w:val="left"/>
+              <w:textAlignment w:val="center"/>
+              <w:rPr>
+                <w:rFonts w:hint="default" w:ascii="Times New Roman" w:hAnsi="Times New Roman" w:eastAsia="宋体" w:cs="Times New Roman"/>
+                <w:b w:val="0"/>
+                <w:bCs w:val="0"/>
+                <w:i w:val="0"/>
+                <w:iCs w:val="0"/>
+                <w:color w:val="000000"/>
+                <w:sz w:val="20"/>
+                <w:szCs w:val="20"/>
+                <w:u w:val="none"/>
+              </w:rPr>
+            </w:pPr>
+            <w:r>
+              <w:rPr>
+                <w:rFonts w:hint="default" w:ascii="Times New Roman" w:hAnsi="Times New Roman" w:eastAsia="宋体" w:cs="Times New Roman"/>
+                <w:b w:val="0"/>
+                <w:bCs w:val="0"/>
+                <w:i w:val="0"/>
+                <w:iCs w:val="0"/>
+                <w:color w:val="000000"/>
+                <w:kern w:val="0"/>
+                <w:sz w:val="20"/>
+                <w:szCs w:val="20"/>
+                <w:u w:val="none"/>
+                <w:lang w:val="en-US" w:eastAsia="zh-CN" w:bidi="ar"/>
+              </w:rPr>
+              <w:t>EGFR</w:t>
+            </w:r>
+          </w:p>
+        </w:tc>
+        <w:tc>
+          <w:tcPr>
+            <w:tcW w:w="792" w:type="pct"/>
+            <w:tcBorders>
+              <w:top w:val="single" w:color="000000" w:sz="4" w:space="0"/>
+              <w:left w:val="single" w:color="000000" w:sz="4" w:space="0"/>
+              <w:bottom w:val="single" w:color="000000" w:sz="4" w:space="0"/>
+              <w:right w:val="single" w:color="000000" w:sz="4" w:space="0"/>
+            </w:tcBorders>
+            <w:shd w:val="clear" w:color="auto" w:fill="FFFFFF"/>
+            <w:vAlign w:val="center"/>
+          </w:tcPr>
+          <w:p>
+            <w:pPr>
+              <w:keepNext w:val="0"/>
+              <w:keepLines w:val="0"/>
+              <w:widowControl/>
+              <w:suppressLineNumbers w:val="0"/>
+              <w:jc w:val="left"/>
+              <w:textAlignment w:val="center"/>
+              <w:rPr>
+                <w:rFonts w:hint="default" w:ascii="Times New Roman" w:hAnsi="Times New Roman" w:eastAsia="宋体" w:cs="Times New Roman"/>
+                <w:b w:val="0"/>
+                <w:bCs w:val="0"/>
+                <w:i w:val="0"/>
+                <w:iCs w:val="0"/>
+                <w:color w:val="000000"/>
+                <w:sz w:val="20"/>
+                <w:szCs w:val="20"/>
+                <w:u w:val="none"/>
+              </w:rPr>
+            </w:pPr>
+            <w:r>
+              <w:rPr>
+                <w:rFonts w:hint="default" w:ascii="Times New Roman" w:hAnsi="Times New Roman" w:eastAsia="宋体" w:cs="Times New Roman"/>
+                <w:b w:val="0"/>
+                <w:bCs w:val="0"/>
+                <w:i w:val="0"/>
+                <w:iCs w:val="0"/>
+                <w:color w:val="000000"/>
+                <w:kern w:val="0"/>
+                <w:sz w:val="20"/>
+                <w:szCs w:val="20"/>
+                <w:u w:val="none"/>
+                <w:lang w:val="en-US" w:eastAsia="zh-CN" w:bidi="ar"/>
+              </w:rPr>
+              <w:t xml:space="preserve">18 </w:t>
+            </w:r>
+          </w:p>
+        </w:tc>
+        <w:tc>
+          <w:tcPr>
+            <w:tcW w:w="1842" w:type="pct"/>
+            <w:tcBorders>
+              <w:top w:val="single" w:color="000000" w:sz="4" w:space="0"/>
+              <w:left w:val="single" w:color="000000" w:sz="4" w:space="0"/>
+              <w:bottom w:val="single" w:color="000000" w:sz="4" w:space="0"/>
+              <w:right w:val="single" w:color="000000" w:sz="4" w:space="0"/>
+            </w:tcBorders>
+            <w:shd w:val="clear" w:color="auto" w:fill="FFFFFF"/>
+            <w:vAlign w:val="center"/>
+          </w:tcPr>
+          <w:p>
+            <w:pPr>
+              <w:keepNext w:val="0"/>
+              <w:keepLines w:val="0"/>
+              <w:widowControl/>
+              <w:suppressLineNumbers w:val="0"/>
+              <w:jc w:val="left"/>
+              <w:textAlignment w:val="center"/>
+              <w:rPr>
+                <w:rFonts w:hint="default" w:ascii="Times New Roman" w:hAnsi="Times New Roman" w:eastAsia="宋体" w:cs="Times New Roman"/>
+                <w:b w:val="0"/>
+                <w:bCs w:val="0"/>
+                <w:i w:val="0"/>
+                <w:iCs w:val="0"/>
+                <w:color w:val="000000"/>
+                <w:sz w:val="20"/>
+                <w:szCs w:val="20"/>
+                <w:u w:val="none"/>
+              </w:rPr>
+            </w:pPr>
+            <w:r>
+              <w:rPr>
+                <w:rFonts w:hint="default" w:ascii="Times New Roman" w:hAnsi="Times New Roman" w:eastAsia="宋体" w:cs="Times New Roman"/>
+                <w:b w:val="0"/>
+                <w:bCs w:val="0"/>
+                <w:i w:val="0"/>
+                <w:iCs w:val="0"/>
+                <w:color w:val="000000"/>
+                <w:kern w:val="0"/>
+                <w:sz w:val="20"/>
+                <w:szCs w:val="20"/>
+                <w:u w:val="none"/>
+                <w:lang w:val="en-US" w:eastAsia="zh-CN" w:bidi="ar"/>
+              </w:rPr>
+              <w:t>c.2155G&gt;T</w:t>
+            </w:r>
+          </w:p>
+        </w:tc>
+        <w:tc>
+          <w:tcPr>
+            <w:tcW w:w="1692" w:type="pct"/>
+            <w:tcBorders>
+              <w:top w:val="single" w:color="000000" w:sz="4" w:space="0"/>
+              <w:left w:val="single" w:color="000000" w:sz="4" w:space="0"/>
+              <w:bottom w:val="single" w:color="000000" w:sz="4" w:space="0"/>
+              <w:right w:val="single" w:color="000000" w:sz="4" w:space="0"/>
+            </w:tcBorders>
+            <w:shd w:val="clear" w:color="auto" w:fill="FFFFFF"/>
+            <w:vAlign w:val="center"/>
+          </w:tcPr>
+          <w:p>
+            <w:pPr>
+              <w:keepNext w:val="0"/>
+              <w:keepLines w:val="0"/>
+              <w:widowControl/>
+              <w:suppressLineNumbers w:val="0"/>
+              <w:jc w:val="left"/>
+              <w:textAlignment w:val="center"/>
+              <w:rPr>
+                <w:rFonts w:hint="default" w:ascii="Times New Roman" w:hAnsi="Times New Roman" w:eastAsia="宋体" w:cs="Times New Roman"/>
+                <w:b w:val="0"/>
+                <w:bCs w:val="0"/>
+                <w:i w:val="0"/>
+                <w:iCs w:val="0"/>
+                <w:color w:val="000000"/>
+                <w:sz w:val="20"/>
+                <w:szCs w:val="20"/>
+                <w:u w:val="none"/>
+              </w:rPr>
+            </w:pPr>
+            <w:r>
+              <w:rPr>
+                <w:rFonts w:hint="default" w:ascii="Times New Roman" w:hAnsi="Times New Roman" w:eastAsia="宋体" w:cs="Times New Roman"/>
+                <w:b w:val="0"/>
+                <w:bCs w:val="0"/>
+                <w:i w:val="0"/>
+                <w:iCs w:val="0"/>
+                <w:color w:val="000000"/>
+                <w:kern w:val="0"/>
+                <w:sz w:val="20"/>
+                <w:szCs w:val="20"/>
+                <w:u w:val="none"/>
+                <w:lang w:val="en-US" w:eastAsia="zh-CN" w:bidi="ar"/>
+              </w:rPr>
+              <w:t>p.G719C</w:t>
             </w:r>
           </w:p>
         </w:tc>
@@ -30074,7 +30482,7 @@
                 <w:u w:val="none"/>
                 <w:lang w:val="en-US" w:eastAsia="zh-CN" w:bidi="ar"/>
               </w:rPr>
-              <w:t>c.2156G&gt;C</w:t>
+              <w:t>c.2155G&gt;A</w:t>
             </w:r>
           </w:p>
         </w:tc>
@@ -30124,7 +30532,7 @@
                 <w:u w:val="none"/>
                 <w:lang w:val="en-US" w:eastAsia="zh-CN" w:bidi="ar"/>
               </w:rPr>
-              <w:t>p.G719A</w:t>
+              <w:t>p.G719S</w:t>
             </w:r>
           </w:p>
         </w:tc>
@@ -30296,7 +30704,7 @@
                 <w:u w:val="none"/>
                 <w:lang w:val="en-US" w:eastAsia="zh-CN" w:bidi="ar"/>
               </w:rPr>
-              <w:t>c.2155G&gt;T</w:t>
+              <w:t>c.2170G&gt;A</w:t>
             </w:r>
           </w:p>
         </w:tc>
@@ -30346,228 +30754,7 @@
                 <w:u w:val="none"/>
                 <w:lang w:val="en-US" w:eastAsia="zh-CN" w:bidi="ar"/>
               </w:rPr>
-              <w:t>p.G719C</w:t>
-            </w:r>
-          </w:p>
-        </w:tc>
-      </w:tr>
-      <w:tr>
-        <w:tblPrEx>
-          <w:tblBorders>
-            <w:top w:val="none" w:color="auto" w:sz="0" w:space="0"/>
-            <w:left w:val="none" w:color="auto" w:sz="0" w:space="0"/>
-            <w:bottom w:val="none" w:color="auto" w:sz="0" w:space="0"/>
-            <w:right w:val="none" w:color="auto" w:sz="0" w:space="0"/>
-            <w:insideH w:val="none" w:color="auto" w:sz="0" w:space="0"/>
-            <w:insideV w:val="none" w:color="auto" w:sz="0" w:space="0"/>
-          </w:tblBorders>
-          <w:tblCellMar>
-            <w:top w:w="0" w:type="dxa"/>
-            <w:left w:w="108" w:type="dxa"/>
-            <w:bottom w:w="0" w:type="dxa"/>
-            <w:right w:w="108" w:type="dxa"/>
-          </w:tblCellMar>
-        </w:tblPrEx>
-        <w:trPr>
-          <w:trHeight w:val="340" w:hRule="atLeast"/>
-        </w:trPr>
-        <w:tc>
-          <w:tcPr>
-            <w:tcW w:w="672" w:type="pct"/>
-            <w:tcBorders>
-              <w:top w:val="single" w:color="000000" w:sz="4" w:space="0"/>
-              <w:left w:val="single" w:color="000000" w:sz="4" w:space="0"/>
-              <w:bottom w:val="single" w:color="000000" w:sz="4" w:space="0"/>
-              <w:right w:val="single" w:color="000000" w:sz="4" w:space="0"/>
-            </w:tcBorders>
-            <w:shd w:val="clear" w:color="auto" w:fill="FFFFFF"/>
-            <w:vAlign w:val="center"/>
-          </w:tcPr>
-          <w:p>
-            <w:pPr>
-              <w:keepNext w:val="0"/>
-              <w:keepLines w:val="0"/>
-              <w:widowControl/>
-              <w:suppressLineNumbers w:val="0"/>
-              <w:jc w:val="left"/>
-              <w:textAlignment w:val="center"/>
-              <w:rPr>
-                <w:rFonts w:hint="default" w:ascii="Times New Roman" w:hAnsi="Times New Roman" w:eastAsia="宋体" w:cs="Times New Roman"/>
-                <w:b w:val="0"/>
-                <w:bCs w:val="0"/>
-                <w:i w:val="0"/>
-                <w:iCs w:val="0"/>
-                <w:color w:val="000000"/>
-                <w:sz w:val="20"/>
-                <w:szCs w:val="20"/>
-                <w:u w:val="none"/>
-              </w:rPr>
-            </w:pPr>
-            <w:r>
-              <w:rPr>
-                <w:rFonts w:hint="default" w:ascii="Times New Roman" w:hAnsi="Times New Roman" w:eastAsia="宋体" w:cs="Times New Roman"/>
-                <w:b w:val="0"/>
-                <w:bCs w:val="0"/>
-                <w:i w:val="0"/>
-                <w:iCs w:val="0"/>
-                <w:color w:val="000000"/>
-                <w:kern w:val="0"/>
-                <w:sz w:val="20"/>
-                <w:szCs w:val="20"/>
-                <w:u w:val="none"/>
-                <w:lang w:val="en-US" w:eastAsia="zh-CN" w:bidi="ar"/>
-              </w:rPr>
-              <w:t>EGFR</w:t>
-            </w:r>
-          </w:p>
-        </w:tc>
-        <w:tc>
-          <w:tcPr>
-            <w:tcW w:w="792" w:type="pct"/>
-            <w:tcBorders>
-              <w:top w:val="single" w:color="000000" w:sz="4" w:space="0"/>
-              <w:left w:val="single" w:color="000000" w:sz="4" w:space="0"/>
-              <w:bottom w:val="single" w:color="000000" w:sz="4" w:space="0"/>
-              <w:right w:val="single" w:color="000000" w:sz="4" w:space="0"/>
-            </w:tcBorders>
-            <w:shd w:val="clear" w:color="auto" w:fill="FFFFFF"/>
-            <w:vAlign w:val="center"/>
-          </w:tcPr>
-          <w:p>
-            <w:pPr>
-              <w:keepNext w:val="0"/>
-              <w:keepLines w:val="0"/>
-              <w:widowControl/>
-              <w:suppressLineNumbers w:val="0"/>
-              <w:jc w:val="left"/>
-              <w:textAlignment w:val="center"/>
-              <w:rPr>
-                <w:rFonts w:hint="default" w:ascii="Times New Roman" w:hAnsi="Times New Roman" w:eastAsia="宋体" w:cs="Times New Roman"/>
-                <w:b w:val="0"/>
-                <w:bCs w:val="0"/>
-                <w:i w:val="0"/>
-                <w:iCs w:val="0"/>
-                <w:color w:val="000000"/>
-                <w:sz w:val="20"/>
-                <w:szCs w:val="20"/>
-                <w:u w:val="none"/>
-              </w:rPr>
-            </w:pPr>
-            <w:r>
-              <w:rPr>
-                <w:rFonts w:hint="default" w:ascii="Times New Roman" w:hAnsi="Times New Roman" w:eastAsia="宋体" w:cs="Times New Roman"/>
-                <w:b w:val="0"/>
-                <w:bCs w:val="0"/>
-                <w:i w:val="0"/>
-                <w:iCs w:val="0"/>
-                <w:color w:val="000000"/>
-                <w:kern w:val="0"/>
-                <w:sz w:val="20"/>
-                <w:szCs w:val="20"/>
-                <w:u w:val="none"/>
-                <w:lang w:val="en-US" w:eastAsia="zh-CN" w:bidi="ar"/>
-              </w:rPr>
-              <w:t xml:space="preserve">18 </w:t>
-            </w:r>
-          </w:p>
-        </w:tc>
-        <w:tc>
-          <w:tcPr>
-            <w:tcW w:w="1842" w:type="pct"/>
-            <w:tcBorders>
-              <w:top w:val="single" w:color="000000" w:sz="4" w:space="0"/>
-              <w:left w:val="single" w:color="000000" w:sz="4" w:space="0"/>
-              <w:bottom w:val="single" w:color="000000" w:sz="4" w:space="0"/>
-              <w:right w:val="single" w:color="000000" w:sz="4" w:space="0"/>
-            </w:tcBorders>
-            <w:shd w:val="clear" w:color="auto" w:fill="FFFFFF"/>
-            <w:vAlign w:val="center"/>
-          </w:tcPr>
-          <w:p>
-            <w:pPr>
-              <w:keepNext w:val="0"/>
-              <w:keepLines w:val="0"/>
-              <w:widowControl/>
-              <w:suppressLineNumbers w:val="0"/>
-              <w:jc w:val="left"/>
-              <w:textAlignment w:val="center"/>
-              <w:rPr>
-                <w:rFonts w:hint="default" w:ascii="Times New Roman" w:hAnsi="Times New Roman" w:eastAsia="宋体" w:cs="Times New Roman"/>
-                <w:b w:val="0"/>
-                <w:bCs w:val="0"/>
-                <w:i w:val="0"/>
-                <w:iCs w:val="0"/>
-                <w:color w:val="000000"/>
-                <w:sz w:val="20"/>
-                <w:szCs w:val="20"/>
-                <w:u w:val="none"/>
-              </w:rPr>
-            </w:pPr>
-            <w:r>
-              <w:rPr>
-                <w:rFonts w:hint="default" w:ascii="Times New Roman" w:hAnsi="Times New Roman" w:eastAsia="宋体" w:cs="Times New Roman"/>
-                <w:b w:val="0"/>
-                <w:bCs w:val="0"/>
-                <w:i w:val="0"/>
-                <w:iCs w:val="0"/>
-                <w:color w:val="000000"/>
-                <w:kern w:val="0"/>
-                <w:sz w:val="20"/>
-                <w:szCs w:val="20"/>
-                <w:u w:val="none"/>
-                <w:lang w:val="en-US" w:eastAsia="zh-CN" w:bidi="ar"/>
-              </w:rPr>
-              <w:t>c.2155G&gt;A</w:t>
-            </w:r>
-          </w:p>
-        </w:tc>
-        <w:tc>
-          <w:tcPr>
-            <w:tcW w:w="1692" w:type="pct"/>
-            <w:tcBorders>
-              <w:top w:val="single" w:color="000000" w:sz="4" w:space="0"/>
-              <w:left w:val="single" w:color="000000" w:sz="4" w:space="0"/>
-              <w:bottom w:val="single" w:color="000000" w:sz="4" w:space="0"/>
-              <w:right w:val="single" w:color="000000" w:sz="4" w:space="0"/>
-            </w:tcBorders>
-            <w:shd w:val="clear" w:color="auto" w:fill="FFFFFF"/>
-            <w:vAlign w:val="center"/>
-          </w:tcPr>
-          <w:p>
-            <w:pPr>
-              <w:keepNext w:val="0"/>
-              <w:keepLines w:val="0"/>
-              <w:widowControl/>
-              <w:suppressLineNumbers w:val="0"/>
-              <w:jc w:val="left"/>
-              <w:textAlignment w:val="center"/>
-              <w:rPr>
-                <w:rFonts w:hint="default" w:ascii="Times New Roman" w:hAnsi="Times New Roman" w:eastAsia="宋体" w:cs="Times New Roman"/>
-                <w:b w:val="0"/>
-                <w:bCs w:val="0"/>
-                <w:i w:val="0"/>
-                <w:iCs w:val="0"/>
-                <w:color w:val="000000"/>
-                <w:sz w:val="20"/>
-                <w:szCs w:val="20"/>
-                <w:u w:val="none"/>
-              </w:rPr>
-            </w:pPr>
-            <w:r>
-              <w:rPr>
-                <w:rFonts w:hint="default" w:ascii="Times New Roman" w:hAnsi="Times New Roman" w:eastAsia="宋体" w:cs="Times New Roman"/>
-                <w:b w:val="0"/>
-                <w:bCs w:val="0"/>
-                <w:i w:val="0"/>
-                <w:iCs w:val="0"/>
-                <w:color w:val="000000"/>
-                <w:kern w:val="0"/>
-                <w:sz w:val="20"/>
-                <w:szCs w:val="20"/>
-                <w:u w:val="none"/>
-                <w:lang w:val="en-US" w:eastAsia="zh-CN" w:bidi="ar"/>
-              </w:rPr>
-              <w:t>p.G719S</w:t>
+              <w:t>p.G724S</w:t>
             </w:r>
           </w:p>
         </w:tc>
@@ -30689,7 +30876,7 @@
                 <w:u w:val="none"/>
                 <w:lang w:val="en-US" w:eastAsia="zh-CN" w:bidi="ar"/>
               </w:rPr>
-              <w:t xml:space="preserve">18 </w:t>
+              <w:t xml:space="preserve">19 </w:t>
             </w:r>
           </w:p>
         </w:tc>
@@ -30739,7 +30926,7 @@
                 <w:u w:val="none"/>
                 <w:lang w:val="en-US" w:eastAsia="zh-CN" w:bidi="ar"/>
               </w:rPr>
-              <w:t>c.2170G&gt;A</w:t>
+              <w:t>c.2235_2249del15</w:t>
             </w:r>
           </w:p>
         </w:tc>
@@ -30789,449 +30976,7 @@
                 <w:u w:val="none"/>
                 <w:lang w:val="en-US" w:eastAsia="zh-CN" w:bidi="ar"/>
               </w:rPr>
-              <w:t>p.G724S</w:t>
-            </w:r>
-          </w:p>
-        </w:tc>
-      </w:tr>
-      <w:tr>
-        <w:tblPrEx>
-          <w:tblBorders>
-            <w:top w:val="none" w:color="auto" w:sz="0" w:space="0"/>
-            <w:left w:val="none" w:color="auto" w:sz="0" w:space="0"/>
-            <w:bottom w:val="none" w:color="auto" w:sz="0" w:space="0"/>
-            <w:right w:val="none" w:color="auto" w:sz="0" w:space="0"/>
-            <w:insideH w:val="none" w:color="auto" w:sz="0" w:space="0"/>
-            <w:insideV w:val="none" w:color="auto" w:sz="0" w:space="0"/>
-          </w:tblBorders>
-          <w:tblCellMar>
-            <w:top w:w="0" w:type="dxa"/>
-            <w:left w:w="108" w:type="dxa"/>
-            <w:bottom w:w="0" w:type="dxa"/>
-            <w:right w:w="108" w:type="dxa"/>
-          </w:tblCellMar>
-        </w:tblPrEx>
-        <w:trPr>
-          <w:trHeight w:val="340" w:hRule="atLeast"/>
-        </w:trPr>
-        <w:tc>
-          <w:tcPr>
-            <w:tcW w:w="672" w:type="pct"/>
-            <w:tcBorders>
-              <w:top w:val="single" w:color="000000" w:sz="4" w:space="0"/>
-              <w:left w:val="single" w:color="000000" w:sz="4" w:space="0"/>
-              <w:bottom w:val="single" w:color="000000" w:sz="4" w:space="0"/>
-              <w:right w:val="single" w:color="000000" w:sz="4" w:space="0"/>
-            </w:tcBorders>
-            <w:shd w:val="clear" w:color="auto" w:fill="FFFFFF"/>
-            <w:vAlign w:val="center"/>
-          </w:tcPr>
-          <w:p>
-            <w:pPr>
-              <w:keepNext w:val="0"/>
-              <w:keepLines w:val="0"/>
-              <w:widowControl/>
-              <w:suppressLineNumbers w:val="0"/>
-              <w:jc w:val="left"/>
-              <w:textAlignment w:val="center"/>
-              <w:rPr>
-                <w:rFonts w:hint="default" w:ascii="Times New Roman" w:hAnsi="Times New Roman" w:eastAsia="宋体" w:cs="Times New Roman"/>
-                <w:b w:val="0"/>
-                <w:bCs w:val="0"/>
-                <w:i w:val="0"/>
-                <w:iCs w:val="0"/>
-                <w:color w:val="000000"/>
-                <w:sz w:val="20"/>
-                <w:szCs w:val="20"/>
-                <w:u w:val="none"/>
-              </w:rPr>
-            </w:pPr>
-            <w:r>
-              <w:rPr>
-                <w:rFonts w:hint="default" w:ascii="Times New Roman" w:hAnsi="Times New Roman" w:eastAsia="宋体" w:cs="Times New Roman"/>
-                <w:b w:val="0"/>
-                <w:bCs w:val="0"/>
-                <w:i w:val="0"/>
-                <w:iCs w:val="0"/>
-                <w:color w:val="000000"/>
-                <w:kern w:val="0"/>
-                <w:sz w:val="20"/>
-                <w:szCs w:val="20"/>
-                <w:u w:val="none"/>
-                <w:lang w:val="en-US" w:eastAsia="zh-CN" w:bidi="ar"/>
-              </w:rPr>
-              <w:t>EGFR</w:t>
-            </w:r>
-          </w:p>
-        </w:tc>
-        <w:tc>
-          <w:tcPr>
-            <w:tcW w:w="792" w:type="pct"/>
-            <w:tcBorders>
-              <w:top w:val="single" w:color="000000" w:sz="4" w:space="0"/>
-              <w:left w:val="single" w:color="000000" w:sz="4" w:space="0"/>
-              <w:bottom w:val="single" w:color="000000" w:sz="4" w:space="0"/>
-              <w:right w:val="single" w:color="000000" w:sz="4" w:space="0"/>
-            </w:tcBorders>
-            <w:shd w:val="clear" w:color="auto" w:fill="FFFFFF"/>
-            <w:vAlign w:val="center"/>
-          </w:tcPr>
-          <w:p>
-            <w:pPr>
-              <w:keepNext w:val="0"/>
-              <w:keepLines w:val="0"/>
-              <w:widowControl/>
-              <w:suppressLineNumbers w:val="0"/>
-              <w:jc w:val="left"/>
-              <w:textAlignment w:val="center"/>
-              <w:rPr>
-                <w:rFonts w:hint="default" w:ascii="Times New Roman" w:hAnsi="Times New Roman" w:eastAsia="宋体" w:cs="Times New Roman"/>
-                <w:b w:val="0"/>
-                <w:bCs w:val="0"/>
-                <w:i w:val="0"/>
-                <w:iCs w:val="0"/>
-                <w:color w:val="000000"/>
-                <w:sz w:val="20"/>
-                <w:szCs w:val="20"/>
-                <w:u w:val="none"/>
-              </w:rPr>
-            </w:pPr>
-            <w:r>
-              <w:rPr>
-                <w:rFonts w:hint="default" w:ascii="Times New Roman" w:hAnsi="Times New Roman" w:eastAsia="宋体" w:cs="Times New Roman"/>
-                <w:b w:val="0"/>
-                <w:bCs w:val="0"/>
-                <w:i w:val="0"/>
-                <w:iCs w:val="0"/>
-                <w:color w:val="000000"/>
-                <w:kern w:val="0"/>
-                <w:sz w:val="20"/>
-                <w:szCs w:val="20"/>
-                <w:u w:val="none"/>
-                <w:lang w:val="en-US" w:eastAsia="zh-CN" w:bidi="ar"/>
-              </w:rPr>
-              <w:t xml:space="preserve">19 </w:t>
-            </w:r>
-          </w:p>
-        </w:tc>
-        <w:tc>
-          <w:tcPr>
-            <w:tcW w:w="1842" w:type="pct"/>
-            <w:tcBorders>
-              <w:top w:val="single" w:color="000000" w:sz="4" w:space="0"/>
-              <w:left w:val="single" w:color="000000" w:sz="4" w:space="0"/>
-              <w:bottom w:val="single" w:color="000000" w:sz="4" w:space="0"/>
-              <w:right w:val="single" w:color="000000" w:sz="4" w:space="0"/>
-            </w:tcBorders>
-            <w:shd w:val="clear" w:color="auto" w:fill="FFFFFF"/>
-            <w:vAlign w:val="center"/>
-          </w:tcPr>
-          <w:p>
-            <w:pPr>
-              <w:keepNext w:val="0"/>
-              <w:keepLines w:val="0"/>
-              <w:widowControl/>
-              <w:suppressLineNumbers w:val="0"/>
-              <w:jc w:val="left"/>
-              <w:textAlignment w:val="center"/>
-              <w:rPr>
-                <w:rFonts w:hint="default" w:ascii="Times New Roman" w:hAnsi="Times New Roman" w:eastAsia="宋体" w:cs="Times New Roman"/>
-                <w:b w:val="0"/>
-                <w:bCs w:val="0"/>
-                <w:i w:val="0"/>
-                <w:iCs w:val="0"/>
-                <w:color w:val="000000"/>
-                <w:sz w:val="20"/>
-                <w:szCs w:val="20"/>
-                <w:u w:val="none"/>
-              </w:rPr>
-            </w:pPr>
-            <w:r>
-              <w:rPr>
-                <w:rFonts w:hint="default" w:ascii="Times New Roman" w:hAnsi="Times New Roman" w:eastAsia="宋体" w:cs="Times New Roman"/>
-                <w:b w:val="0"/>
-                <w:bCs w:val="0"/>
-                <w:i w:val="0"/>
-                <w:iCs w:val="0"/>
-                <w:color w:val="000000"/>
-                <w:kern w:val="0"/>
-                <w:sz w:val="20"/>
-                <w:szCs w:val="20"/>
-                <w:u w:val="none"/>
-                <w:lang w:val="en-US" w:eastAsia="zh-CN" w:bidi="ar"/>
-              </w:rPr>
-              <w:t>c.2235_2249del15</w:t>
-            </w:r>
-          </w:p>
-        </w:tc>
-        <w:tc>
-          <w:tcPr>
-            <w:tcW w:w="1692" w:type="pct"/>
-            <w:tcBorders>
-              <w:top w:val="single" w:color="000000" w:sz="4" w:space="0"/>
-              <w:left w:val="single" w:color="000000" w:sz="4" w:space="0"/>
-              <w:bottom w:val="single" w:color="000000" w:sz="4" w:space="0"/>
-              <w:right w:val="single" w:color="000000" w:sz="4" w:space="0"/>
-            </w:tcBorders>
-            <w:shd w:val="clear" w:color="auto" w:fill="FFFFFF"/>
-            <w:vAlign w:val="center"/>
-          </w:tcPr>
-          <w:p>
-            <w:pPr>
-              <w:keepNext w:val="0"/>
-              <w:keepLines w:val="0"/>
-              <w:widowControl/>
-              <w:suppressLineNumbers w:val="0"/>
-              <w:jc w:val="left"/>
-              <w:textAlignment w:val="center"/>
-              <w:rPr>
-                <w:rFonts w:hint="default" w:ascii="Times New Roman" w:hAnsi="Times New Roman" w:eastAsia="宋体" w:cs="Times New Roman"/>
-                <w:b w:val="0"/>
-                <w:bCs w:val="0"/>
-                <w:i w:val="0"/>
-                <w:iCs w:val="0"/>
-                <w:color w:val="000000"/>
-                <w:sz w:val="20"/>
-                <w:szCs w:val="20"/>
-                <w:u w:val="none"/>
-              </w:rPr>
-            </w:pPr>
-            <w:r>
-              <w:rPr>
-                <w:rFonts w:hint="default" w:ascii="Times New Roman" w:hAnsi="Times New Roman" w:eastAsia="宋体" w:cs="Times New Roman"/>
-                <w:b w:val="0"/>
-                <w:bCs w:val="0"/>
-                <w:i w:val="0"/>
-                <w:iCs w:val="0"/>
-                <w:color w:val="000000"/>
-                <w:kern w:val="0"/>
-                <w:sz w:val="20"/>
-                <w:szCs w:val="20"/>
-                <w:u w:val="none"/>
-                <w:lang w:val="en-US" w:eastAsia="zh-CN" w:bidi="ar"/>
-              </w:rPr>
               <w:t>p.E746_A750delELREA</w:t>
-            </w:r>
-          </w:p>
-        </w:tc>
-      </w:tr>
-      <w:tr>
-        <w:tblPrEx>
-          <w:tblBorders>
-            <w:top w:val="none" w:color="auto" w:sz="0" w:space="0"/>
-            <w:left w:val="none" w:color="auto" w:sz="0" w:space="0"/>
-            <w:bottom w:val="none" w:color="auto" w:sz="0" w:space="0"/>
-            <w:right w:val="none" w:color="auto" w:sz="0" w:space="0"/>
-            <w:insideH w:val="none" w:color="auto" w:sz="0" w:space="0"/>
-            <w:insideV w:val="none" w:color="auto" w:sz="0" w:space="0"/>
-          </w:tblBorders>
-          <w:tblCellMar>
-            <w:top w:w="0" w:type="dxa"/>
-            <w:left w:w="108" w:type="dxa"/>
-            <w:bottom w:w="0" w:type="dxa"/>
-            <w:right w:w="108" w:type="dxa"/>
-          </w:tblCellMar>
-        </w:tblPrEx>
-        <w:trPr>
-          <w:trHeight w:val="340" w:hRule="atLeast"/>
-        </w:trPr>
-        <w:tc>
-          <w:tcPr>
-            <w:tcW w:w="672" w:type="pct"/>
-            <w:tcBorders>
-              <w:top w:val="single" w:color="000000" w:sz="4" w:space="0"/>
-              <w:left w:val="single" w:color="000000" w:sz="4" w:space="0"/>
-              <w:bottom w:val="single" w:color="000000" w:sz="4" w:space="0"/>
-              <w:right w:val="single" w:color="000000" w:sz="4" w:space="0"/>
-            </w:tcBorders>
-            <w:shd w:val="clear" w:color="auto" w:fill="FFFFFF"/>
-            <w:vAlign w:val="center"/>
-          </w:tcPr>
-          <w:p>
-            <w:pPr>
-              <w:keepNext w:val="0"/>
-              <w:keepLines w:val="0"/>
-              <w:widowControl/>
-              <w:suppressLineNumbers w:val="0"/>
-              <w:jc w:val="left"/>
-              <w:textAlignment w:val="center"/>
-              <w:rPr>
-                <w:rFonts w:hint="default" w:ascii="Times New Roman" w:hAnsi="Times New Roman" w:eastAsia="宋体" w:cs="Times New Roman"/>
-                <w:b w:val="0"/>
-                <w:bCs w:val="0"/>
-                <w:i w:val="0"/>
-                <w:iCs w:val="0"/>
-                <w:color w:val="000000"/>
-                <w:sz w:val="20"/>
-                <w:szCs w:val="20"/>
-                <w:u w:val="none"/>
-              </w:rPr>
-            </w:pPr>
-            <w:r>
-              <w:rPr>
-                <w:rFonts w:hint="default" w:ascii="Times New Roman" w:hAnsi="Times New Roman" w:eastAsia="宋体" w:cs="Times New Roman"/>
-                <w:b w:val="0"/>
-                <w:bCs w:val="0"/>
-                <w:i w:val="0"/>
-                <w:iCs w:val="0"/>
-                <w:color w:val="000000"/>
-                <w:kern w:val="0"/>
-                <w:sz w:val="20"/>
-                <w:szCs w:val="20"/>
-                <w:u w:val="none"/>
-                <w:lang w:val="en-US" w:eastAsia="zh-CN" w:bidi="ar"/>
-              </w:rPr>
-              <w:t>EGFR</w:t>
-            </w:r>
-          </w:p>
-        </w:tc>
-        <w:tc>
-          <w:tcPr>
-            <w:tcW w:w="792" w:type="pct"/>
-            <w:tcBorders>
-              <w:top w:val="single" w:color="000000" w:sz="4" w:space="0"/>
-              <w:left w:val="single" w:color="000000" w:sz="4" w:space="0"/>
-              <w:bottom w:val="single" w:color="000000" w:sz="4" w:space="0"/>
-              <w:right w:val="single" w:color="000000" w:sz="4" w:space="0"/>
-            </w:tcBorders>
-            <w:shd w:val="clear" w:color="auto" w:fill="FFFFFF"/>
-            <w:vAlign w:val="center"/>
-          </w:tcPr>
-          <w:p>
-            <w:pPr>
-              <w:keepNext w:val="0"/>
-              <w:keepLines w:val="0"/>
-              <w:widowControl/>
-              <w:suppressLineNumbers w:val="0"/>
-              <w:jc w:val="left"/>
-              <w:textAlignment w:val="center"/>
-              <w:rPr>
-                <w:rFonts w:hint="default" w:ascii="Times New Roman" w:hAnsi="Times New Roman" w:eastAsia="宋体" w:cs="Times New Roman"/>
-                <w:b w:val="0"/>
-                <w:bCs w:val="0"/>
-                <w:i w:val="0"/>
-                <w:iCs w:val="0"/>
-                <w:color w:val="000000"/>
-                <w:sz w:val="20"/>
-                <w:szCs w:val="20"/>
-                <w:u w:val="none"/>
-              </w:rPr>
-            </w:pPr>
-            <w:r>
-              <w:rPr>
-                <w:rFonts w:hint="default" w:ascii="Times New Roman" w:hAnsi="Times New Roman" w:eastAsia="宋体" w:cs="Times New Roman"/>
-                <w:b w:val="0"/>
-                <w:bCs w:val="0"/>
-                <w:i w:val="0"/>
-                <w:iCs w:val="0"/>
-                <w:color w:val="000000"/>
-                <w:kern w:val="0"/>
-                <w:sz w:val="20"/>
-                <w:szCs w:val="20"/>
-                <w:u w:val="none"/>
-                <w:lang w:val="en-US" w:eastAsia="zh-CN" w:bidi="ar"/>
-              </w:rPr>
-              <w:t xml:space="preserve">19 </w:t>
-            </w:r>
-          </w:p>
-        </w:tc>
-        <w:tc>
-          <w:tcPr>
-            <w:tcW w:w="1842" w:type="pct"/>
-            <w:tcBorders>
-              <w:top w:val="single" w:color="000000" w:sz="4" w:space="0"/>
-              <w:left w:val="single" w:color="000000" w:sz="4" w:space="0"/>
-              <w:bottom w:val="single" w:color="000000" w:sz="4" w:space="0"/>
-              <w:right w:val="single" w:color="000000" w:sz="4" w:space="0"/>
-            </w:tcBorders>
-            <w:shd w:val="clear" w:color="auto" w:fill="FFFFFF"/>
-            <w:vAlign w:val="center"/>
-          </w:tcPr>
-          <w:p>
-            <w:pPr>
-              <w:keepNext w:val="0"/>
-              <w:keepLines w:val="0"/>
-              <w:widowControl/>
-              <w:suppressLineNumbers w:val="0"/>
-              <w:jc w:val="left"/>
-              <w:textAlignment w:val="center"/>
-              <w:rPr>
-                <w:rFonts w:hint="default" w:ascii="Times New Roman" w:hAnsi="Times New Roman" w:eastAsia="宋体" w:cs="Times New Roman"/>
-                <w:b w:val="0"/>
-                <w:bCs w:val="0"/>
-                <w:i w:val="0"/>
-                <w:iCs w:val="0"/>
-                <w:color w:val="000000"/>
-                <w:sz w:val="20"/>
-                <w:szCs w:val="20"/>
-                <w:u w:val="none"/>
-              </w:rPr>
-            </w:pPr>
-            <w:r>
-              <w:rPr>
-                <w:rFonts w:hint="default" w:ascii="Times New Roman" w:hAnsi="Times New Roman" w:eastAsia="宋体" w:cs="Times New Roman"/>
-                <w:b w:val="0"/>
-                <w:bCs w:val="0"/>
-                <w:i w:val="0"/>
-                <w:iCs w:val="0"/>
-                <w:color w:val="000000"/>
-                <w:kern w:val="0"/>
-                <w:sz w:val="20"/>
-                <w:szCs w:val="20"/>
-                <w:u w:val="none"/>
-                <w:lang w:val="en-US" w:eastAsia="zh-CN" w:bidi="ar"/>
-              </w:rPr>
-              <w:t>c.2236_2250del15</w:t>
-            </w:r>
-          </w:p>
-        </w:tc>
-        <w:tc>
-          <w:tcPr>
-            <w:tcW w:w="1692" w:type="pct"/>
-            <w:tcBorders>
-              <w:top w:val="single" w:color="000000" w:sz="4" w:space="0"/>
-              <w:left w:val="single" w:color="000000" w:sz="4" w:space="0"/>
-              <w:bottom w:val="single" w:color="000000" w:sz="4" w:space="0"/>
-              <w:right w:val="single" w:color="000000" w:sz="4" w:space="0"/>
-            </w:tcBorders>
-            <w:shd w:val="clear" w:color="auto" w:fill="FFFFFF"/>
-            <w:vAlign w:val="center"/>
-          </w:tcPr>
-          <w:p>
-            <w:pPr>
-              <w:keepNext w:val="0"/>
-              <w:keepLines w:val="0"/>
-              <w:widowControl/>
-              <w:suppressLineNumbers w:val="0"/>
-              <w:jc w:val="left"/>
-              <w:textAlignment w:val="center"/>
-              <w:rPr>
-                <w:rFonts w:hint="default" w:ascii="Times New Roman" w:hAnsi="Times New Roman" w:eastAsia="宋体" w:cs="Times New Roman"/>
-                <w:b w:val="0"/>
-                <w:bCs w:val="0"/>
-                <w:i w:val="0"/>
-                <w:iCs w:val="0"/>
-                <w:color w:val="000000"/>
-                <w:sz w:val="20"/>
-                <w:szCs w:val="20"/>
-                <w:u w:val="none"/>
-              </w:rPr>
-            </w:pPr>
-            <w:r>
-              <w:rPr>
-                <w:rFonts w:hint="default" w:ascii="Times New Roman" w:hAnsi="Times New Roman" w:eastAsia="宋体" w:cs="Times New Roman"/>
-                <w:b w:val="0"/>
-                <w:bCs w:val="0"/>
-                <w:i w:val="0"/>
-                <w:iCs w:val="0"/>
-                <w:color w:val="000000"/>
-                <w:kern w:val="0"/>
-                <w:sz w:val="20"/>
-                <w:szCs w:val="20"/>
-                <w:u w:val="none"/>
-                <w:lang w:val="en-US" w:eastAsia="zh-CN" w:bidi="ar"/>
-              </w:rPr>
-              <w:t>p.E746 A750delELREA</w:t>
             </w:r>
           </w:p>
         </w:tc>
@@ -31403,7 +31148,7 @@
                 <w:u w:val="none"/>
                 <w:lang w:val="en-US" w:eastAsia="zh-CN" w:bidi="ar"/>
               </w:rPr>
-              <w:t>c.2239_2253del15/c.2240_2254dell</w:t>
+              <w:t>c.2236_2250del15</w:t>
             </w:r>
           </w:p>
         </w:tc>
@@ -31453,228 +31198,7 @@
                 <w:u w:val="none"/>
                 <w:lang w:val="en-US" w:eastAsia="zh-CN" w:bidi="ar"/>
               </w:rPr>
-              <w:t>p.L747_T751delLREAT</w:t>
-            </w:r>
-          </w:p>
-        </w:tc>
-      </w:tr>
-      <w:tr>
-        <w:tblPrEx>
-          <w:tblBorders>
-            <w:top w:val="none" w:color="auto" w:sz="0" w:space="0"/>
-            <w:left w:val="none" w:color="auto" w:sz="0" w:space="0"/>
-            <w:bottom w:val="none" w:color="auto" w:sz="0" w:space="0"/>
-            <w:right w:val="none" w:color="auto" w:sz="0" w:space="0"/>
-            <w:insideH w:val="none" w:color="auto" w:sz="0" w:space="0"/>
-            <w:insideV w:val="none" w:color="auto" w:sz="0" w:space="0"/>
-          </w:tblBorders>
-          <w:tblCellMar>
-            <w:top w:w="0" w:type="dxa"/>
-            <w:left w:w="108" w:type="dxa"/>
-            <w:bottom w:w="0" w:type="dxa"/>
-            <w:right w:w="108" w:type="dxa"/>
-          </w:tblCellMar>
-        </w:tblPrEx>
-        <w:trPr>
-          <w:trHeight w:val="340" w:hRule="atLeast"/>
-        </w:trPr>
-        <w:tc>
-          <w:tcPr>
-            <w:tcW w:w="672" w:type="pct"/>
-            <w:tcBorders>
-              <w:top w:val="single" w:color="000000" w:sz="4" w:space="0"/>
-              <w:left w:val="single" w:color="000000" w:sz="4" w:space="0"/>
-              <w:bottom w:val="single" w:color="000000" w:sz="4" w:space="0"/>
-              <w:right w:val="single" w:color="000000" w:sz="4" w:space="0"/>
-            </w:tcBorders>
-            <w:shd w:val="clear" w:color="auto" w:fill="FFFFFF"/>
-            <w:vAlign w:val="center"/>
-          </w:tcPr>
-          <w:p>
-            <w:pPr>
-              <w:keepNext w:val="0"/>
-              <w:keepLines w:val="0"/>
-              <w:widowControl/>
-              <w:suppressLineNumbers w:val="0"/>
-              <w:jc w:val="left"/>
-              <w:textAlignment w:val="center"/>
-              <w:rPr>
-                <w:rFonts w:hint="default" w:ascii="Times New Roman" w:hAnsi="Times New Roman" w:eastAsia="宋体" w:cs="Times New Roman"/>
-                <w:b w:val="0"/>
-                <w:bCs w:val="0"/>
-                <w:i w:val="0"/>
-                <w:iCs w:val="0"/>
-                <w:color w:val="000000"/>
-                <w:sz w:val="20"/>
-                <w:szCs w:val="20"/>
-                <w:u w:val="none"/>
-              </w:rPr>
-            </w:pPr>
-            <w:r>
-              <w:rPr>
-                <w:rFonts w:hint="default" w:ascii="Times New Roman" w:hAnsi="Times New Roman" w:eastAsia="宋体" w:cs="Times New Roman"/>
-                <w:b w:val="0"/>
-                <w:bCs w:val="0"/>
-                <w:i w:val="0"/>
-                <w:iCs w:val="0"/>
-                <w:color w:val="000000"/>
-                <w:kern w:val="0"/>
-                <w:sz w:val="20"/>
-                <w:szCs w:val="20"/>
-                <w:u w:val="none"/>
-                <w:lang w:val="en-US" w:eastAsia="zh-CN" w:bidi="ar"/>
-              </w:rPr>
-              <w:t>EGFR</w:t>
-            </w:r>
-          </w:p>
-        </w:tc>
-        <w:tc>
-          <w:tcPr>
-            <w:tcW w:w="792" w:type="pct"/>
-            <w:tcBorders>
-              <w:top w:val="single" w:color="000000" w:sz="4" w:space="0"/>
-              <w:left w:val="single" w:color="000000" w:sz="4" w:space="0"/>
-              <w:bottom w:val="single" w:color="000000" w:sz="4" w:space="0"/>
-              <w:right w:val="single" w:color="000000" w:sz="4" w:space="0"/>
-            </w:tcBorders>
-            <w:shd w:val="clear" w:color="auto" w:fill="FFFFFF"/>
-            <w:vAlign w:val="center"/>
-          </w:tcPr>
-          <w:p>
-            <w:pPr>
-              <w:keepNext w:val="0"/>
-              <w:keepLines w:val="0"/>
-              <w:widowControl/>
-              <w:suppressLineNumbers w:val="0"/>
-              <w:jc w:val="left"/>
-              <w:textAlignment w:val="center"/>
-              <w:rPr>
-                <w:rFonts w:hint="default" w:ascii="Times New Roman" w:hAnsi="Times New Roman" w:eastAsia="宋体" w:cs="Times New Roman"/>
-                <w:b w:val="0"/>
-                <w:bCs w:val="0"/>
-                <w:i w:val="0"/>
-                <w:iCs w:val="0"/>
-                <w:color w:val="000000"/>
-                <w:sz w:val="20"/>
-                <w:szCs w:val="20"/>
-                <w:u w:val="none"/>
-              </w:rPr>
-            </w:pPr>
-            <w:r>
-              <w:rPr>
-                <w:rFonts w:hint="default" w:ascii="Times New Roman" w:hAnsi="Times New Roman" w:eastAsia="宋体" w:cs="Times New Roman"/>
-                <w:b w:val="0"/>
-                <w:bCs w:val="0"/>
-                <w:i w:val="0"/>
-                <w:iCs w:val="0"/>
-                <w:color w:val="000000"/>
-                <w:kern w:val="0"/>
-                <w:sz w:val="20"/>
-                <w:szCs w:val="20"/>
-                <w:u w:val="none"/>
-                <w:lang w:val="en-US" w:eastAsia="zh-CN" w:bidi="ar"/>
-              </w:rPr>
-              <w:t xml:space="preserve">19 </w:t>
-            </w:r>
-          </w:p>
-        </w:tc>
-        <w:tc>
-          <w:tcPr>
-            <w:tcW w:w="1842" w:type="pct"/>
-            <w:tcBorders>
-              <w:top w:val="single" w:color="000000" w:sz="4" w:space="0"/>
-              <w:left w:val="single" w:color="000000" w:sz="4" w:space="0"/>
-              <w:bottom w:val="single" w:color="000000" w:sz="4" w:space="0"/>
-              <w:right w:val="single" w:color="000000" w:sz="4" w:space="0"/>
-            </w:tcBorders>
-            <w:shd w:val="clear" w:color="auto" w:fill="FFFFFF"/>
-            <w:vAlign w:val="center"/>
-          </w:tcPr>
-          <w:p>
-            <w:pPr>
-              <w:keepNext w:val="0"/>
-              <w:keepLines w:val="0"/>
-              <w:widowControl/>
-              <w:suppressLineNumbers w:val="0"/>
-              <w:jc w:val="left"/>
-              <w:textAlignment w:val="center"/>
-              <w:rPr>
-                <w:rFonts w:hint="default" w:ascii="Times New Roman" w:hAnsi="Times New Roman" w:eastAsia="宋体" w:cs="Times New Roman"/>
-                <w:b w:val="0"/>
-                <w:bCs w:val="0"/>
-                <w:i w:val="0"/>
-                <w:iCs w:val="0"/>
-                <w:color w:val="000000"/>
-                <w:sz w:val="20"/>
-                <w:szCs w:val="20"/>
-                <w:u w:val="none"/>
-              </w:rPr>
-            </w:pPr>
-            <w:r>
-              <w:rPr>
-                <w:rFonts w:hint="default" w:ascii="Times New Roman" w:hAnsi="Times New Roman" w:eastAsia="宋体" w:cs="Times New Roman"/>
-                <w:b w:val="0"/>
-                <w:bCs w:val="0"/>
-                <w:i w:val="0"/>
-                <w:iCs w:val="0"/>
-                <w:color w:val="000000"/>
-                <w:kern w:val="0"/>
-                <w:sz w:val="20"/>
-                <w:szCs w:val="20"/>
-                <w:u w:val="none"/>
-                <w:lang w:val="en-US" w:eastAsia="zh-CN" w:bidi="ar"/>
-              </w:rPr>
-              <w:t>c.2239_2256del18</w:t>
-            </w:r>
-          </w:p>
-        </w:tc>
-        <w:tc>
-          <w:tcPr>
-            <w:tcW w:w="1692" w:type="pct"/>
-            <w:tcBorders>
-              <w:top w:val="single" w:color="000000" w:sz="4" w:space="0"/>
-              <w:left w:val="single" w:color="000000" w:sz="4" w:space="0"/>
-              <w:bottom w:val="single" w:color="000000" w:sz="4" w:space="0"/>
-              <w:right w:val="single" w:color="000000" w:sz="4" w:space="0"/>
-            </w:tcBorders>
-            <w:shd w:val="clear" w:color="auto" w:fill="FFFFFF"/>
-            <w:vAlign w:val="center"/>
-          </w:tcPr>
-          <w:p>
-            <w:pPr>
-              <w:keepNext w:val="0"/>
-              <w:keepLines w:val="0"/>
-              <w:widowControl/>
-              <w:suppressLineNumbers w:val="0"/>
-              <w:jc w:val="left"/>
-              <w:textAlignment w:val="center"/>
-              <w:rPr>
-                <w:rFonts w:hint="default" w:ascii="Times New Roman" w:hAnsi="Times New Roman" w:eastAsia="宋体" w:cs="Times New Roman"/>
-                <w:b w:val="0"/>
-                <w:bCs w:val="0"/>
-                <w:i w:val="0"/>
-                <w:iCs w:val="0"/>
-                <w:color w:val="000000"/>
-                <w:sz w:val="20"/>
-                <w:szCs w:val="20"/>
-                <w:u w:val="none"/>
-              </w:rPr>
-            </w:pPr>
-            <w:r>
-              <w:rPr>
-                <w:rFonts w:hint="default" w:ascii="Times New Roman" w:hAnsi="Times New Roman" w:eastAsia="宋体" w:cs="Times New Roman"/>
-                <w:b w:val="0"/>
-                <w:bCs w:val="0"/>
-                <w:i w:val="0"/>
-                <w:iCs w:val="0"/>
-                <w:color w:val="000000"/>
-                <w:kern w:val="0"/>
-                <w:sz w:val="20"/>
-                <w:szCs w:val="20"/>
-                <w:u w:val="none"/>
-                <w:lang w:val="en-US" w:eastAsia="zh-CN" w:bidi="ar"/>
-              </w:rPr>
-              <w:t>p.L747 S752delLREATS</w:t>
+              <w:t>p.E746 A750delELREA</w:t>
             </w:r>
           </w:p>
         </w:tc>
@@ -31846,7 +31370,7 @@
                 <w:u w:val="none"/>
                 <w:lang w:val="en-US" w:eastAsia="zh-CN" w:bidi="ar"/>
               </w:rPr>
-              <w:t>c.2239_2247delTTAAGAGAA</w:t>
+              <w:t>c.2239_2253del15/c.2240_2254dell</w:t>
             </w:r>
           </w:p>
         </w:tc>
@@ -31896,7 +31420,228 @@
                 <w:u w:val="none"/>
                 <w:lang w:val="en-US" w:eastAsia="zh-CN" w:bidi="ar"/>
               </w:rPr>
-              <w:t>p.L747_E749delLRE</w:t>
+              <w:t>p.L747_T751delLREAT</w:t>
+            </w:r>
+          </w:p>
+        </w:tc>
+      </w:tr>
+      <w:tr>
+        <w:tblPrEx>
+          <w:tblBorders>
+            <w:top w:val="none" w:color="auto" w:sz="0" w:space="0"/>
+            <w:left w:val="none" w:color="auto" w:sz="0" w:space="0"/>
+            <w:bottom w:val="none" w:color="auto" w:sz="0" w:space="0"/>
+            <w:right w:val="none" w:color="auto" w:sz="0" w:space="0"/>
+            <w:insideH w:val="none" w:color="auto" w:sz="0" w:space="0"/>
+            <w:insideV w:val="none" w:color="auto" w:sz="0" w:space="0"/>
+          </w:tblBorders>
+          <w:tblCellMar>
+            <w:top w:w="0" w:type="dxa"/>
+            <w:left w:w="108" w:type="dxa"/>
+            <w:bottom w:w="0" w:type="dxa"/>
+            <w:right w:w="108" w:type="dxa"/>
+          </w:tblCellMar>
+        </w:tblPrEx>
+        <w:trPr>
+          <w:trHeight w:val="340" w:hRule="atLeast"/>
+        </w:trPr>
+        <w:tc>
+          <w:tcPr>
+            <w:tcW w:w="672" w:type="pct"/>
+            <w:tcBorders>
+              <w:top w:val="single" w:color="000000" w:sz="4" w:space="0"/>
+              <w:left w:val="single" w:color="000000" w:sz="4" w:space="0"/>
+              <w:bottom w:val="single" w:color="000000" w:sz="4" w:space="0"/>
+              <w:right w:val="single" w:color="000000" w:sz="4" w:space="0"/>
+            </w:tcBorders>
+            <w:shd w:val="clear" w:color="auto" w:fill="FFFFFF"/>
+            <w:vAlign w:val="center"/>
+          </w:tcPr>
+          <w:p>
+            <w:pPr>
+              <w:keepNext w:val="0"/>
+              <w:keepLines w:val="0"/>
+              <w:widowControl/>
+              <w:suppressLineNumbers w:val="0"/>
+              <w:jc w:val="left"/>
+              <w:textAlignment w:val="center"/>
+              <w:rPr>
+                <w:rFonts w:hint="default" w:ascii="Times New Roman" w:hAnsi="Times New Roman" w:eastAsia="宋体" w:cs="Times New Roman"/>
+                <w:b w:val="0"/>
+                <w:bCs w:val="0"/>
+                <w:i w:val="0"/>
+                <w:iCs w:val="0"/>
+                <w:color w:val="000000"/>
+                <w:sz w:val="20"/>
+                <w:szCs w:val="20"/>
+                <w:u w:val="none"/>
+              </w:rPr>
+            </w:pPr>
+            <w:r>
+              <w:rPr>
+                <w:rFonts w:hint="default" w:ascii="Times New Roman" w:hAnsi="Times New Roman" w:eastAsia="宋体" w:cs="Times New Roman"/>
+                <w:b w:val="0"/>
+                <w:bCs w:val="0"/>
+                <w:i w:val="0"/>
+                <w:iCs w:val="0"/>
+                <w:color w:val="000000"/>
+                <w:kern w:val="0"/>
+                <w:sz w:val="20"/>
+                <w:szCs w:val="20"/>
+                <w:u w:val="none"/>
+                <w:lang w:val="en-US" w:eastAsia="zh-CN" w:bidi="ar"/>
+              </w:rPr>
+              <w:t>EGFR</w:t>
+            </w:r>
+          </w:p>
+        </w:tc>
+        <w:tc>
+          <w:tcPr>
+            <w:tcW w:w="792" w:type="pct"/>
+            <w:tcBorders>
+              <w:top w:val="single" w:color="000000" w:sz="4" w:space="0"/>
+              <w:left w:val="single" w:color="000000" w:sz="4" w:space="0"/>
+              <w:bottom w:val="single" w:color="000000" w:sz="4" w:space="0"/>
+              <w:right w:val="single" w:color="000000" w:sz="4" w:space="0"/>
+            </w:tcBorders>
+            <w:shd w:val="clear" w:color="auto" w:fill="FFFFFF"/>
+            <w:vAlign w:val="center"/>
+          </w:tcPr>
+          <w:p>
+            <w:pPr>
+              <w:keepNext w:val="0"/>
+              <w:keepLines w:val="0"/>
+              <w:widowControl/>
+              <w:suppressLineNumbers w:val="0"/>
+              <w:jc w:val="left"/>
+              <w:textAlignment w:val="center"/>
+              <w:rPr>
+                <w:rFonts w:hint="default" w:ascii="Times New Roman" w:hAnsi="Times New Roman" w:eastAsia="宋体" w:cs="Times New Roman"/>
+                <w:b w:val="0"/>
+                <w:bCs w:val="0"/>
+                <w:i w:val="0"/>
+                <w:iCs w:val="0"/>
+                <w:color w:val="000000"/>
+                <w:sz w:val="20"/>
+                <w:szCs w:val="20"/>
+                <w:u w:val="none"/>
+              </w:rPr>
+            </w:pPr>
+            <w:r>
+              <w:rPr>
+                <w:rFonts w:hint="default" w:ascii="Times New Roman" w:hAnsi="Times New Roman" w:eastAsia="宋体" w:cs="Times New Roman"/>
+                <w:b w:val="0"/>
+                <w:bCs w:val="0"/>
+                <w:i w:val="0"/>
+                <w:iCs w:val="0"/>
+                <w:color w:val="000000"/>
+                <w:kern w:val="0"/>
+                <w:sz w:val="20"/>
+                <w:szCs w:val="20"/>
+                <w:u w:val="none"/>
+                <w:lang w:val="en-US" w:eastAsia="zh-CN" w:bidi="ar"/>
+              </w:rPr>
+              <w:t xml:space="preserve">19 </w:t>
+            </w:r>
+          </w:p>
+        </w:tc>
+        <w:tc>
+          <w:tcPr>
+            <w:tcW w:w="1842" w:type="pct"/>
+            <w:tcBorders>
+              <w:top w:val="single" w:color="000000" w:sz="4" w:space="0"/>
+              <w:left w:val="single" w:color="000000" w:sz="4" w:space="0"/>
+              <w:bottom w:val="single" w:color="000000" w:sz="4" w:space="0"/>
+              <w:right w:val="single" w:color="000000" w:sz="4" w:space="0"/>
+            </w:tcBorders>
+            <w:shd w:val="clear" w:color="auto" w:fill="FFFFFF"/>
+            <w:vAlign w:val="center"/>
+          </w:tcPr>
+          <w:p>
+            <w:pPr>
+              <w:keepNext w:val="0"/>
+              <w:keepLines w:val="0"/>
+              <w:widowControl/>
+              <w:suppressLineNumbers w:val="0"/>
+              <w:jc w:val="left"/>
+              <w:textAlignment w:val="center"/>
+              <w:rPr>
+                <w:rFonts w:hint="default" w:ascii="Times New Roman" w:hAnsi="Times New Roman" w:eastAsia="宋体" w:cs="Times New Roman"/>
+                <w:b w:val="0"/>
+                <w:bCs w:val="0"/>
+                <w:i w:val="0"/>
+                <w:iCs w:val="0"/>
+                <w:color w:val="000000"/>
+                <w:sz w:val="20"/>
+                <w:szCs w:val="20"/>
+                <w:u w:val="none"/>
+              </w:rPr>
+            </w:pPr>
+            <w:r>
+              <w:rPr>
+                <w:rFonts w:hint="default" w:ascii="Times New Roman" w:hAnsi="Times New Roman" w:eastAsia="宋体" w:cs="Times New Roman"/>
+                <w:b w:val="0"/>
+                <w:bCs w:val="0"/>
+                <w:i w:val="0"/>
+                <w:iCs w:val="0"/>
+                <w:color w:val="000000"/>
+                <w:kern w:val="0"/>
+                <w:sz w:val="20"/>
+                <w:szCs w:val="20"/>
+                <w:u w:val="none"/>
+                <w:lang w:val="en-US" w:eastAsia="zh-CN" w:bidi="ar"/>
+              </w:rPr>
+              <w:t>c.2239_2256del18</w:t>
+            </w:r>
+          </w:p>
+        </w:tc>
+        <w:tc>
+          <w:tcPr>
+            <w:tcW w:w="1692" w:type="pct"/>
+            <w:tcBorders>
+              <w:top w:val="single" w:color="000000" w:sz="4" w:space="0"/>
+              <w:left w:val="single" w:color="000000" w:sz="4" w:space="0"/>
+              <w:bottom w:val="single" w:color="000000" w:sz="4" w:space="0"/>
+              <w:right w:val="single" w:color="000000" w:sz="4" w:space="0"/>
+            </w:tcBorders>
+            <w:shd w:val="clear" w:color="auto" w:fill="FFFFFF"/>
+            <w:vAlign w:val="center"/>
+          </w:tcPr>
+          <w:p>
+            <w:pPr>
+              <w:keepNext w:val="0"/>
+              <w:keepLines w:val="0"/>
+              <w:widowControl/>
+              <w:suppressLineNumbers w:val="0"/>
+              <w:jc w:val="left"/>
+              <w:textAlignment w:val="center"/>
+              <w:rPr>
+                <w:rFonts w:hint="default" w:ascii="Times New Roman" w:hAnsi="Times New Roman" w:eastAsia="宋体" w:cs="Times New Roman"/>
+                <w:b w:val="0"/>
+                <w:bCs w:val="0"/>
+                <w:i w:val="0"/>
+                <w:iCs w:val="0"/>
+                <w:color w:val="000000"/>
+                <w:sz w:val="20"/>
+                <w:szCs w:val="20"/>
+                <w:u w:val="none"/>
+              </w:rPr>
+            </w:pPr>
+            <w:r>
+              <w:rPr>
+                <w:rFonts w:hint="default" w:ascii="Times New Roman" w:hAnsi="Times New Roman" w:eastAsia="宋体" w:cs="Times New Roman"/>
+                <w:b w:val="0"/>
+                <w:bCs w:val="0"/>
+                <w:i w:val="0"/>
+                <w:iCs w:val="0"/>
+                <w:color w:val="000000"/>
+                <w:kern w:val="0"/>
+                <w:sz w:val="20"/>
+                <w:szCs w:val="20"/>
+                <w:u w:val="none"/>
+                <w:lang w:val="en-US" w:eastAsia="zh-CN" w:bidi="ar"/>
+              </w:rPr>
+              <w:t>p.L747 S752delLREATS</w:t>
             </w:r>
           </w:p>
         </w:tc>
@@ -32068,7 +31813,7 @@
                 <w:u w:val="none"/>
                 <w:lang w:val="en-US" w:eastAsia="zh-CN" w:bidi="ar"/>
               </w:rPr>
-              <w:t>c.2237_2251del15</w:t>
+              <w:t>c.2239_2247delTTAAGAGAA</w:t>
             </w:r>
           </w:p>
         </w:tc>
@@ -32118,7 +31863,449 @@
                 <w:u w:val="none"/>
                 <w:lang w:val="en-US" w:eastAsia="zh-CN" w:bidi="ar"/>
               </w:rPr>
+              <w:t>p.L747_E749delLRE</w:t>
+            </w:r>
+          </w:p>
+        </w:tc>
+      </w:tr>
+      <w:tr>
+        <w:tblPrEx>
+          <w:tblBorders>
+            <w:top w:val="none" w:color="auto" w:sz="0" w:space="0"/>
+            <w:left w:val="none" w:color="auto" w:sz="0" w:space="0"/>
+            <w:bottom w:val="none" w:color="auto" w:sz="0" w:space="0"/>
+            <w:right w:val="none" w:color="auto" w:sz="0" w:space="0"/>
+            <w:insideH w:val="none" w:color="auto" w:sz="0" w:space="0"/>
+            <w:insideV w:val="none" w:color="auto" w:sz="0" w:space="0"/>
+          </w:tblBorders>
+          <w:tblCellMar>
+            <w:top w:w="0" w:type="dxa"/>
+            <w:left w:w="108" w:type="dxa"/>
+            <w:bottom w:w="0" w:type="dxa"/>
+            <w:right w:w="108" w:type="dxa"/>
+          </w:tblCellMar>
+        </w:tblPrEx>
+        <w:trPr>
+          <w:trHeight w:val="340" w:hRule="atLeast"/>
+        </w:trPr>
+        <w:tc>
+          <w:tcPr>
+            <w:tcW w:w="672" w:type="pct"/>
+            <w:tcBorders>
+              <w:top w:val="single" w:color="000000" w:sz="4" w:space="0"/>
+              <w:left w:val="single" w:color="000000" w:sz="4" w:space="0"/>
+              <w:bottom w:val="single" w:color="000000" w:sz="4" w:space="0"/>
+              <w:right w:val="single" w:color="000000" w:sz="4" w:space="0"/>
+            </w:tcBorders>
+            <w:shd w:val="clear" w:color="auto" w:fill="FFFFFF"/>
+            <w:vAlign w:val="center"/>
+          </w:tcPr>
+          <w:p>
+            <w:pPr>
+              <w:keepNext w:val="0"/>
+              <w:keepLines w:val="0"/>
+              <w:widowControl/>
+              <w:suppressLineNumbers w:val="0"/>
+              <w:jc w:val="left"/>
+              <w:textAlignment w:val="center"/>
+              <w:rPr>
+                <w:rFonts w:hint="default" w:ascii="Times New Roman" w:hAnsi="Times New Roman" w:eastAsia="宋体" w:cs="Times New Roman"/>
+                <w:b w:val="0"/>
+                <w:bCs w:val="0"/>
+                <w:i w:val="0"/>
+                <w:iCs w:val="0"/>
+                <w:color w:val="000000"/>
+                <w:sz w:val="20"/>
+                <w:szCs w:val="20"/>
+                <w:u w:val="none"/>
+              </w:rPr>
+            </w:pPr>
+            <w:r>
+              <w:rPr>
+                <w:rFonts w:hint="default" w:ascii="Times New Roman" w:hAnsi="Times New Roman" w:eastAsia="宋体" w:cs="Times New Roman"/>
+                <w:b w:val="0"/>
+                <w:bCs w:val="0"/>
+                <w:i w:val="0"/>
+                <w:iCs w:val="0"/>
+                <w:color w:val="000000"/>
+                <w:kern w:val="0"/>
+                <w:sz w:val="20"/>
+                <w:szCs w:val="20"/>
+                <w:u w:val="none"/>
+                <w:lang w:val="en-US" w:eastAsia="zh-CN" w:bidi="ar"/>
+              </w:rPr>
+              <w:t>EGFR</w:t>
+            </w:r>
+          </w:p>
+        </w:tc>
+        <w:tc>
+          <w:tcPr>
+            <w:tcW w:w="792" w:type="pct"/>
+            <w:tcBorders>
+              <w:top w:val="single" w:color="000000" w:sz="4" w:space="0"/>
+              <w:left w:val="single" w:color="000000" w:sz="4" w:space="0"/>
+              <w:bottom w:val="single" w:color="000000" w:sz="4" w:space="0"/>
+              <w:right w:val="single" w:color="000000" w:sz="4" w:space="0"/>
+            </w:tcBorders>
+            <w:shd w:val="clear" w:color="auto" w:fill="FFFFFF"/>
+            <w:vAlign w:val="center"/>
+          </w:tcPr>
+          <w:p>
+            <w:pPr>
+              <w:keepNext w:val="0"/>
+              <w:keepLines w:val="0"/>
+              <w:widowControl/>
+              <w:suppressLineNumbers w:val="0"/>
+              <w:jc w:val="left"/>
+              <w:textAlignment w:val="center"/>
+              <w:rPr>
+                <w:rFonts w:hint="default" w:ascii="Times New Roman" w:hAnsi="Times New Roman" w:eastAsia="宋体" w:cs="Times New Roman"/>
+                <w:b w:val="0"/>
+                <w:bCs w:val="0"/>
+                <w:i w:val="0"/>
+                <w:iCs w:val="0"/>
+                <w:color w:val="000000"/>
+                <w:sz w:val="20"/>
+                <w:szCs w:val="20"/>
+                <w:u w:val="none"/>
+              </w:rPr>
+            </w:pPr>
+            <w:r>
+              <w:rPr>
+                <w:rFonts w:hint="default" w:ascii="Times New Roman" w:hAnsi="Times New Roman" w:eastAsia="宋体" w:cs="Times New Roman"/>
+                <w:b w:val="0"/>
+                <w:bCs w:val="0"/>
+                <w:i w:val="0"/>
+                <w:iCs w:val="0"/>
+                <w:color w:val="000000"/>
+                <w:kern w:val="0"/>
+                <w:sz w:val="20"/>
+                <w:szCs w:val="20"/>
+                <w:u w:val="none"/>
+                <w:lang w:val="en-US" w:eastAsia="zh-CN" w:bidi="ar"/>
+              </w:rPr>
+              <w:t xml:space="preserve">19 </w:t>
+            </w:r>
+          </w:p>
+        </w:tc>
+        <w:tc>
+          <w:tcPr>
+            <w:tcW w:w="1842" w:type="pct"/>
+            <w:tcBorders>
+              <w:top w:val="single" w:color="000000" w:sz="4" w:space="0"/>
+              <w:left w:val="single" w:color="000000" w:sz="4" w:space="0"/>
+              <w:bottom w:val="single" w:color="000000" w:sz="4" w:space="0"/>
+              <w:right w:val="single" w:color="000000" w:sz="4" w:space="0"/>
+            </w:tcBorders>
+            <w:shd w:val="clear" w:color="auto" w:fill="FFFFFF"/>
+            <w:vAlign w:val="center"/>
+          </w:tcPr>
+          <w:p>
+            <w:pPr>
+              <w:keepNext w:val="0"/>
+              <w:keepLines w:val="0"/>
+              <w:widowControl/>
+              <w:suppressLineNumbers w:val="0"/>
+              <w:jc w:val="left"/>
+              <w:textAlignment w:val="center"/>
+              <w:rPr>
+                <w:rFonts w:hint="default" w:ascii="Times New Roman" w:hAnsi="Times New Roman" w:eastAsia="宋体" w:cs="Times New Roman"/>
+                <w:b w:val="0"/>
+                <w:bCs w:val="0"/>
+                <w:i w:val="0"/>
+                <w:iCs w:val="0"/>
+                <w:color w:val="000000"/>
+                <w:sz w:val="20"/>
+                <w:szCs w:val="20"/>
+                <w:u w:val="none"/>
+              </w:rPr>
+            </w:pPr>
+            <w:r>
+              <w:rPr>
+                <w:rFonts w:hint="default" w:ascii="Times New Roman" w:hAnsi="Times New Roman" w:eastAsia="宋体" w:cs="Times New Roman"/>
+                <w:b w:val="0"/>
+                <w:bCs w:val="0"/>
+                <w:i w:val="0"/>
+                <w:iCs w:val="0"/>
+                <w:color w:val="000000"/>
+                <w:kern w:val="0"/>
+                <w:sz w:val="20"/>
+                <w:szCs w:val="20"/>
+                <w:u w:val="none"/>
+                <w:lang w:val="en-US" w:eastAsia="zh-CN" w:bidi="ar"/>
+              </w:rPr>
+              <w:t>c.2237_2251del15</w:t>
+            </w:r>
+          </w:p>
+        </w:tc>
+        <w:tc>
+          <w:tcPr>
+            <w:tcW w:w="1692" w:type="pct"/>
+            <w:tcBorders>
+              <w:top w:val="single" w:color="000000" w:sz="4" w:space="0"/>
+              <w:left w:val="single" w:color="000000" w:sz="4" w:space="0"/>
+              <w:bottom w:val="single" w:color="000000" w:sz="4" w:space="0"/>
+              <w:right w:val="single" w:color="000000" w:sz="4" w:space="0"/>
+            </w:tcBorders>
+            <w:shd w:val="clear" w:color="auto" w:fill="FFFFFF"/>
+            <w:vAlign w:val="center"/>
+          </w:tcPr>
+          <w:p>
+            <w:pPr>
+              <w:keepNext w:val="0"/>
+              <w:keepLines w:val="0"/>
+              <w:widowControl/>
+              <w:suppressLineNumbers w:val="0"/>
+              <w:jc w:val="left"/>
+              <w:textAlignment w:val="center"/>
+              <w:rPr>
+                <w:rFonts w:hint="default" w:ascii="Times New Roman" w:hAnsi="Times New Roman" w:eastAsia="宋体" w:cs="Times New Roman"/>
+                <w:b w:val="0"/>
+                <w:bCs w:val="0"/>
+                <w:i w:val="0"/>
+                <w:iCs w:val="0"/>
+                <w:color w:val="000000"/>
+                <w:sz w:val="20"/>
+                <w:szCs w:val="20"/>
+                <w:u w:val="none"/>
+              </w:rPr>
+            </w:pPr>
+            <w:r>
+              <w:rPr>
+                <w:rFonts w:hint="default" w:ascii="Times New Roman" w:hAnsi="Times New Roman" w:eastAsia="宋体" w:cs="Times New Roman"/>
+                <w:b w:val="0"/>
+                <w:bCs w:val="0"/>
+                <w:i w:val="0"/>
+                <w:iCs w:val="0"/>
+                <w:color w:val="000000"/>
+                <w:kern w:val="0"/>
+                <w:sz w:val="20"/>
+                <w:szCs w:val="20"/>
+                <w:u w:val="none"/>
+                <w:lang w:val="en-US" w:eastAsia="zh-CN" w:bidi="ar"/>
+              </w:rPr>
               <w:t>p.E746_T751&gt;A</w:t>
+            </w:r>
+          </w:p>
+        </w:tc>
+      </w:tr>
+      <w:tr>
+        <w:tblPrEx>
+          <w:tblBorders>
+            <w:top w:val="none" w:color="auto" w:sz="0" w:space="0"/>
+            <w:left w:val="none" w:color="auto" w:sz="0" w:space="0"/>
+            <w:bottom w:val="none" w:color="auto" w:sz="0" w:space="0"/>
+            <w:right w:val="none" w:color="auto" w:sz="0" w:space="0"/>
+            <w:insideH w:val="none" w:color="auto" w:sz="0" w:space="0"/>
+            <w:insideV w:val="none" w:color="auto" w:sz="0" w:space="0"/>
+          </w:tblBorders>
+          <w:tblCellMar>
+            <w:top w:w="0" w:type="dxa"/>
+            <w:left w:w="108" w:type="dxa"/>
+            <w:bottom w:w="0" w:type="dxa"/>
+            <w:right w:w="108" w:type="dxa"/>
+          </w:tblCellMar>
+        </w:tblPrEx>
+        <w:trPr>
+          <w:trHeight w:val="340" w:hRule="atLeast"/>
+        </w:trPr>
+        <w:tc>
+          <w:tcPr>
+            <w:tcW w:w="672" w:type="pct"/>
+            <w:tcBorders>
+              <w:top w:val="single" w:color="000000" w:sz="4" w:space="0"/>
+              <w:left w:val="single" w:color="000000" w:sz="4" w:space="0"/>
+              <w:bottom w:val="single" w:color="000000" w:sz="4" w:space="0"/>
+              <w:right w:val="single" w:color="000000" w:sz="4" w:space="0"/>
+            </w:tcBorders>
+            <w:shd w:val="clear" w:color="auto" w:fill="FFFFFF"/>
+            <w:vAlign w:val="center"/>
+          </w:tcPr>
+          <w:p>
+            <w:pPr>
+              <w:keepNext w:val="0"/>
+              <w:keepLines w:val="0"/>
+              <w:widowControl/>
+              <w:suppressLineNumbers w:val="0"/>
+              <w:jc w:val="left"/>
+              <w:textAlignment w:val="center"/>
+              <w:rPr>
+                <w:rFonts w:hint="default" w:ascii="Times New Roman" w:hAnsi="Times New Roman" w:eastAsia="宋体" w:cs="Times New Roman"/>
+                <w:b w:val="0"/>
+                <w:bCs w:val="0"/>
+                <w:i w:val="0"/>
+                <w:iCs w:val="0"/>
+                <w:color w:val="000000"/>
+                <w:sz w:val="20"/>
+                <w:szCs w:val="20"/>
+                <w:u w:val="none"/>
+              </w:rPr>
+            </w:pPr>
+            <w:r>
+              <w:rPr>
+                <w:rFonts w:hint="default" w:ascii="Times New Roman" w:hAnsi="Times New Roman" w:eastAsia="宋体" w:cs="Times New Roman"/>
+                <w:b w:val="0"/>
+                <w:bCs w:val="0"/>
+                <w:i w:val="0"/>
+                <w:iCs w:val="0"/>
+                <w:color w:val="000000"/>
+                <w:kern w:val="0"/>
+                <w:sz w:val="20"/>
+                <w:szCs w:val="20"/>
+                <w:u w:val="none"/>
+                <w:lang w:val="en-US" w:eastAsia="zh-CN" w:bidi="ar"/>
+              </w:rPr>
+              <w:t>EGFR</w:t>
+            </w:r>
+          </w:p>
+        </w:tc>
+        <w:tc>
+          <w:tcPr>
+            <w:tcW w:w="792" w:type="pct"/>
+            <w:tcBorders>
+              <w:top w:val="single" w:color="000000" w:sz="4" w:space="0"/>
+              <w:left w:val="single" w:color="000000" w:sz="4" w:space="0"/>
+              <w:bottom w:val="single" w:color="000000" w:sz="4" w:space="0"/>
+              <w:right w:val="single" w:color="000000" w:sz="4" w:space="0"/>
+            </w:tcBorders>
+            <w:shd w:val="clear" w:color="auto" w:fill="FFFFFF"/>
+            <w:vAlign w:val="center"/>
+          </w:tcPr>
+          <w:p>
+            <w:pPr>
+              <w:keepNext w:val="0"/>
+              <w:keepLines w:val="0"/>
+              <w:widowControl/>
+              <w:suppressLineNumbers w:val="0"/>
+              <w:jc w:val="left"/>
+              <w:textAlignment w:val="center"/>
+              <w:rPr>
+                <w:rFonts w:hint="default" w:ascii="Times New Roman" w:hAnsi="Times New Roman" w:eastAsia="宋体" w:cs="Times New Roman"/>
+                <w:b w:val="0"/>
+                <w:bCs w:val="0"/>
+                <w:i w:val="0"/>
+                <w:iCs w:val="0"/>
+                <w:color w:val="000000"/>
+                <w:sz w:val="20"/>
+                <w:szCs w:val="20"/>
+                <w:u w:val="none"/>
+              </w:rPr>
+            </w:pPr>
+            <w:r>
+              <w:rPr>
+                <w:rFonts w:hint="default" w:ascii="Times New Roman" w:hAnsi="Times New Roman" w:eastAsia="宋体" w:cs="Times New Roman"/>
+                <w:b w:val="0"/>
+                <w:bCs w:val="0"/>
+                <w:i w:val="0"/>
+                <w:iCs w:val="0"/>
+                <w:color w:val="000000"/>
+                <w:kern w:val="0"/>
+                <w:sz w:val="20"/>
+                <w:szCs w:val="20"/>
+                <w:u w:val="none"/>
+                <w:lang w:val="en-US" w:eastAsia="zh-CN" w:bidi="ar"/>
+              </w:rPr>
+              <w:t xml:space="preserve">19 </w:t>
+            </w:r>
+          </w:p>
+        </w:tc>
+        <w:tc>
+          <w:tcPr>
+            <w:tcW w:w="1842" w:type="pct"/>
+            <w:tcBorders>
+              <w:top w:val="single" w:color="000000" w:sz="4" w:space="0"/>
+              <w:left w:val="single" w:color="000000" w:sz="4" w:space="0"/>
+              <w:bottom w:val="single" w:color="000000" w:sz="4" w:space="0"/>
+              <w:right w:val="single" w:color="000000" w:sz="4" w:space="0"/>
+            </w:tcBorders>
+            <w:shd w:val="clear" w:color="auto" w:fill="FFFFFF"/>
+            <w:vAlign w:val="center"/>
+          </w:tcPr>
+          <w:p>
+            <w:pPr>
+              <w:keepNext w:val="0"/>
+              <w:keepLines w:val="0"/>
+              <w:widowControl/>
+              <w:suppressLineNumbers w:val="0"/>
+              <w:jc w:val="left"/>
+              <w:textAlignment w:val="center"/>
+              <w:rPr>
+                <w:rFonts w:hint="default" w:ascii="Times New Roman" w:hAnsi="Times New Roman" w:eastAsia="宋体" w:cs="Times New Roman"/>
+                <w:b w:val="0"/>
+                <w:bCs w:val="0"/>
+                <w:i w:val="0"/>
+                <w:iCs w:val="0"/>
+                <w:color w:val="000000"/>
+                <w:sz w:val="20"/>
+                <w:szCs w:val="20"/>
+                <w:u w:val="none"/>
+              </w:rPr>
+            </w:pPr>
+            <w:r>
+              <w:rPr>
+                <w:rFonts w:hint="default" w:ascii="Times New Roman" w:hAnsi="Times New Roman" w:eastAsia="宋体" w:cs="Times New Roman"/>
+                <w:b w:val="0"/>
+                <w:bCs w:val="0"/>
+                <w:i w:val="0"/>
+                <w:iCs w:val="0"/>
+                <w:color w:val="000000"/>
+                <w:kern w:val="0"/>
+                <w:sz w:val="20"/>
+                <w:szCs w:val="20"/>
+                <w:u w:val="none"/>
+                <w:lang w:val="en-US" w:eastAsia="zh-CN" w:bidi="ar"/>
+              </w:rPr>
+              <w:t>c.2240_2257del18</w:t>
+            </w:r>
+          </w:p>
+        </w:tc>
+        <w:tc>
+          <w:tcPr>
+            <w:tcW w:w="1692" w:type="pct"/>
+            <w:tcBorders>
+              <w:top w:val="single" w:color="000000" w:sz="4" w:space="0"/>
+              <w:left w:val="single" w:color="000000" w:sz="4" w:space="0"/>
+              <w:bottom w:val="single" w:color="000000" w:sz="4" w:space="0"/>
+              <w:right w:val="single" w:color="000000" w:sz="4" w:space="0"/>
+            </w:tcBorders>
+            <w:shd w:val="clear" w:color="auto" w:fill="FFFFFF"/>
+            <w:vAlign w:val="center"/>
+          </w:tcPr>
+          <w:p>
+            <w:pPr>
+              <w:keepNext w:val="0"/>
+              <w:keepLines w:val="0"/>
+              <w:widowControl/>
+              <w:suppressLineNumbers w:val="0"/>
+              <w:jc w:val="left"/>
+              <w:textAlignment w:val="center"/>
+              <w:rPr>
+                <w:rFonts w:hint="default" w:ascii="Times New Roman" w:hAnsi="Times New Roman" w:eastAsia="宋体" w:cs="Times New Roman"/>
+                <w:b w:val="0"/>
+                <w:bCs w:val="0"/>
+                <w:i w:val="0"/>
+                <w:iCs w:val="0"/>
+                <w:color w:val="000000"/>
+                <w:sz w:val="20"/>
+                <w:szCs w:val="20"/>
+                <w:u w:val="none"/>
+              </w:rPr>
+            </w:pPr>
+            <w:r>
+              <w:rPr>
+                <w:rFonts w:hint="default" w:ascii="Times New Roman" w:hAnsi="Times New Roman" w:eastAsia="宋体" w:cs="Times New Roman"/>
+                <w:b w:val="0"/>
+                <w:bCs w:val="0"/>
+                <w:i w:val="0"/>
+                <w:iCs w:val="0"/>
+                <w:color w:val="000000"/>
+                <w:kern w:val="0"/>
+                <w:sz w:val="20"/>
+                <w:szCs w:val="20"/>
+                <w:u w:val="none"/>
+                <w:lang w:val="en-US" w:eastAsia="zh-CN" w:bidi="ar"/>
+              </w:rPr>
+              <w:t>p.L747 _P753&gt;S</w:t>
             </w:r>
           </w:p>
         </w:tc>
@@ -32290,7 +32477,7 @@
                 <w:u w:val="none"/>
                 <w:lang w:val="en-US" w:eastAsia="zh-CN" w:bidi="ar"/>
               </w:rPr>
-              <w:t>c.2240_2257del18</w:t>
+              <w:t>c.2239_2248TTAAGAGAAG&gt;C</w:t>
             </w:r>
           </w:p>
         </w:tc>
@@ -32340,7 +32527,7 @@
                 <w:u w:val="none"/>
                 <w:lang w:val="en-US" w:eastAsia="zh-CN" w:bidi="ar"/>
               </w:rPr>
-              <w:t>p.L747 _P753&gt;S</w:t>
+              <w:t>p.L747_A750&gt;P</w:t>
             </w:r>
           </w:p>
         </w:tc>
@@ -32512,227 +32699,6 @@
                 <w:u w:val="none"/>
                 <w:lang w:val="en-US" w:eastAsia="zh-CN" w:bidi="ar"/>
               </w:rPr>
-              <w:t>c.2239_2248TTAAGAGAAG&gt;C</w:t>
-            </w:r>
-          </w:p>
-        </w:tc>
-        <w:tc>
-          <w:tcPr>
-            <w:tcW w:w="1692" w:type="pct"/>
-            <w:tcBorders>
-              <w:top w:val="single" w:color="000000" w:sz="4" w:space="0"/>
-              <w:left w:val="single" w:color="000000" w:sz="4" w:space="0"/>
-              <w:bottom w:val="single" w:color="000000" w:sz="4" w:space="0"/>
-              <w:right w:val="single" w:color="000000" w:sz="4" w:space="0"/>
-            </w:tcBorders>
-            <w:shd w:val="clear" w:color="auto" w:fill="FFFFFF"/>
-            <w:vAlign w:val="center"/>
-          </w:tcPr>
-          <w:p>
-            <w:pPr>
-              <w:keepNext w:val="0"/>
-              <w:keepLines w:val="0"/>
-              <w:widowControl/>
-              <w:suppressLineNumbers w:val="0"/>
-              <w:jc w:val="left"/>
-              <w:textAlignment w:val="center"/>
-              <w:rPr>
-                <w:rFonts w:hint="default" w:ascii="Times New Roman" w:hAnsi="Times New Roman" w:eastAsia="宋体" w:cs="Times New Roman"/>
-                <w:b w:val="0"/>
-                <w:bCs w:val="0"/>
-                <w:i w:val="0"/>
-                <w:iCs w:val="0"/>
-                <w:color w:val="000000"/>
-                <w:sz w:val="20"/>
-                <w:szCs w:val="20"/>
-                <w:u w:val="none"/>
-              </w:rPr>
-            </w:pPr>
-            <w:r>
-              <w:rPr>
-                <w:rFonts w:hint="default" w:ascii="Times New Roman" w:hAnsi="Times New Roman" w:eastAsia="宋体" w:cs="Times New Roman"/>
-                <w:b w:val="0"/>
-                <w:bCs w:val="0"/>
-                <w:i w:val="0"/>
-                <w:iCs w:val="0"/>
-                <w:color w:val="000000"/>
-                <w:kern w:val="0"/>
-                <w:sz w:val="20"/>
-                <w:szCs w:val="20"/>
-                <w:u w:val="none"/>
-                <w:lang w:val="en-US" w:eastAsia="zh-CN" w:bidi="ar"/>
-              </w:rPr>
-              <w:t>p.L747_A750&gt;P</w:t>
-            </w:r>
-          </w:p>
-        </w:tc>
-      </w:tr>
-      <w:tr>
-        <w:tblPrEx>
-          <w:tblBorders>
-            <w:top w:val="none" w:color="auto" w:sz="0" w:space="0"/>
-            <w:left w:val="none" w:color="auto" w:sz="0" w:space="0"/>
-            <w:bottom w:val="none" w:color="auto" w:sz="0" w:space="0"/>
-            <w:right w:val="none" w:color="auto" w:sz="0" w:space="0"/>
-            <w:insideH w:val="none" w:color="auto" w:sz="0" w:space="0"/>
-            <w:insideV w:val="none" w:color="auto" w:sz="0" w:space="0"/>
-          </w:tblBorders>
-          <w:tblCellMar>
-            <w:top w:w="0" w:type="dxa"/>
-            <w:left w:w="108" w:type="dxa"/>
-            <w:bottom w:w="0" w:type="dxa"/>
-            <w:right w:w="108" w:type="dxa"/>
-          </w:tblCellMar>
-        </w:tblPrEx>
-        <w:trPr>
-          <w:trHeight w:val="340" w:hRule="atLeast"/>
-        </w:trPr>
-        <w:tc>
-          <w:tcPr>
-            <w:tcW w:w="672" w:type="pct"/>
-            <w:tcBorders>
-              <w:top w:val="single" w:color="000000" w:sz="4" w:space="0"/>
-              <w:left w:val="single" w:color="000000" w:sz="4" w:space="0"/>
-              <w:bottom w:val="single" w:color="000000" w:sz="4" w:space="0"/>
-              <w:right w:val="single" w:color="000000" w:sz="4" w:space="0"/>
-            </w:tcBorders>
-            <w:shd w:val="clear" w:color="auto" w:fill="FFFFFF"/>
-            <w:vAlign w:val="center"/>
-          </w:tcPr>
-          <w:p>
-            <w:pPr>
-              <w:keepNext w:val="0"/>
-              <w:keepLines w:val="0"/>
-              <w:widowControl/>
-              <w:suppressLineNumbers w:val="0"/>
-              <w:jc w:val="left"/>
-              <w:textAlignment w:val="center"/>
-              <w:rPr>
-                <w:rFonts w:hint="default" w:ascii="Times New Roman" w:hAnsi="Times New Roman" w:eastAsia="宋体" w:cs="Times New Roman"/>
-                <w:b w:val="0"/>
-                <w:bCs w:val="0"/>
-                <w:i w:val="0"/>
-                <w:iCs w:val="0"/>
-                <w:color w:val="000000"/>
-                <w:sz w:val="20"/>
-                <w:szCs w:val="20"/>
-                <w:u w:val="none"/>
-              </w:rPr>
-            </w:pPr>
-            <w:r>
-              <w:rPr>
-                <w:rFonts w:hint="default" w:ascii="Times New Roman" w:hAnsi="Times New Roman" w:eastAsia="宋体" w:cs="Times New Roman"/>
-                <w:b w:val="0"/>
-                <w:bCs w:val="0"/>
-                <w:i w:val="0"/>
-                <w:iCs w:val="0"/>
-                <w:color w:val="000000"/>
-                <w:kern w:val="0"/>
-                <w:sz w:val="20"/>
-                <w:szCs w:val="20"/>
-                <w:u w:val="none"/>
-                <w:lang w:val="en-US" w:eastAsia="zh-CN" w:bidi="ar"/>
-              </w:rPr>
-              <w:t>EGFR</w:t>
-            </w:r>
-          </w:p>
-        </w:tc>
-        <w:tc>
-          <w:tcPr>
-            <w:tcW w:w="792" w:type="pct"/>
-            <w:tcBorders>
-              <w:top w:val="single" w:color="000000" w:sz="4" w:space="0"/>
-              <w:left w:val="single" w:color="000000" w:sz="4" w:space="0"/>
-              <w:bottom w:val="single" w:color="000000" w:sz="4" w:space="0"/>
-              <w:right w:val="single" w:color="000000" w:sz="4" w:space="0"/>
-            </w:tcBorders>
-            <w:shd w:val="clear" w:color="auto" w:fill="FFFFFF"/>
-            <w:vAlign w:val="center"/>
-          </w:tcPr>
-          <w:p>
-            <w:pPr>
-              <w:keepNext w:val="0"/>
-              <w:keepLines w:val="0"/>
-              <w:widowControl/>
-              <w:suppressLineNumbers w:val="0"/>
-              <w:jc w:val="left"/>
-              <w:textAlignment w:val="center"/>
-              <w:rPr>
-                <w:rFonts w:hint="default" w:ascii="Times New Roman" w:hAnsi="Times New Roman" w:eastAsia="宋体" w:cs="Times New Roman"/>
-                <w:b w:val="0"/>
-                <w:bCs w:val="0"/>
-                <w:i w:val="0"/>
-                <w:iCs w:val="0"/>
-                <w:color w:val="000000"/>
-                <w:sz w:val="20"/>
-                <w:szCs w:val="20"/>
-                <w:u w:val="none"/>
-              </w:rPr>
-            </w:pPr>
-            <w:r>
-              <w:rPr>
-                <w:rFonts w:hint="default" w:ascii="Times New Roman" w:hAnsi="Times New Roman" w:eastAsia="宋体" w:cs="Times New Roman"/>
-                <w:b w:val="0"/>
-                <w:bCs w:val="0"/>
-                <w:i w:val="0"/>
-                <w:iCs w:val="0"/>
-                <w:color w:val="000000"/>
-                <w:kern w:val="0"/>
-                <w:sz w:val="20"/>
-                <w:szCs w:val="20"/>
-                <w:u w:val="none"/>
-                <w:lang w:val="en-US" w:eastAsia="zh-CN" w:bidi="ar"/>
-              </w:rPr>
-              <w:t xml:space="preserve">19 </w:t>
-            </w:r>
-          </w:p>
-        </w:tc>
-        <w:tc>
-          <w:tcPr>
-            <w:tcW w:w="1842" w:type="pct"/>
-            <w:tcBorders>
-              <w:top w:val="single" w:color="000000" w:sz="4" w:space="0"/>
-              <w:left w:val="single" w:color="000000" w:sz="4" w:space="0"/>
-              <w:bottom w:val="single" w:color="000000" w:sz="4" w:space="0"/>
-              <w:right w:val="single" w:color="000000" w:sz="4" w:space="0"/>
-            </w:tcBorders>
-            <w:shd w:val="clear" w:color="auto" w:fill="FFFFFF"/>
-            <w:vAlign w:val="center"/>
-          </w:tcPr>
-          <w:p>
-            <w:pPr>
-              <w:keepNext w:val="0"/>
-              <w:keepLines w:val="0"/>
-              <w:widowControl/>
-              <w:suppressLineNumbers w:val="0"/>
-              <w:jc w:val="left"/>
-              <w:textAlignment w:val="center"/>
-              <w:rPr>
-                <w:rFonts w:hint="default" w:ascii="Times New Roman" w:hAnsi="Times New Roman" w:eastAsia="宋体" w:cs="Times New Roman"/>
-                <w:b w:val="0"/>
-                <w:bCs w:val="0"/>
-                <w:i w:val="0"/>
-                <w:iCs w:val="0"/>
-                <w:color w:val="000000"/>
-                <w:sz w:val="20"/>
-                <w:szCs w:val="20"/>
-                <w:u w:val="none"/>
-              </w:rPr>
-            </w:pPr>
-            <w:r>
-              <w:rPr>
-                <w:rFonts w:hint="default" w:ascii="Times New Roman" w:hAnsi="Times New Roman" w:eastAsia="宋体" w:cs="Times New Roman"/>
-                <w:b w:val="0"/>
-                <w:bCs w:val="0"/>
-                <w:i w:val="0"/>
-                <w:iCs w:val="0"/>
-                <w:color w:val="000000"/>
-                <w:kern w:val="0"/>
-                <w:sz w:val="20"/>
-                <w:szCs w:val="20"/>
-                <w:u w:val="none"/>
-                <w:lang w:val="en-US" w:eastAsia="zh-CN" w:bidi="ar"/>
-              </w:rPr>
               <w:t>c.2237_2255&gt;T</w:t>
             </w:r>
           </w:p>
@@ -33462,6 +33428,7 @@
             <w:insideH w:val="none" w:color="auto" w:sz="0" w:space="0"/>
             <w:insideV w:val="none" w:color="auto" w:sz="0" w:space="0"/>
           </w:tblBorders>
+          <w:shd w:val="clear" w:color="auto" w:fill="auto"/>
           <w:tblCellMar>
             <w:top w:w="0" w:type="dxa"/>
             <w:left w:w="108" w:type="dxa"/>
@@ -33669,6 +33636,227 @@
                 <w:lang w:val="en-US" w:eastAsia="zh-CN" w:bidi="ar"/>
               </w:rPr>
               <w:t>p.S7681</w:t>
+            </w:r>
+          </w:p>
+        </w:tc>
+      </w:tr>
+      <w:tr>
+        <w:tblPrEx>
+          <w:tblBorders>
+            <w:top w:val="none" w:color="auto" w:sz="0" w:space="0"/>
+            <w:left w:val="none" w:color="auto" w:sz="0" w:space="0"/>
+            <w:bottom w:val="none" w:color="auto" w:sz="0" w:space="0"/>
+            <w:right w:val="none" w:color="auto" w:sz="0" w:space="0"/>
+            <w:insideH w:val="none" w:color="auto" w:sz="0" w:space="0"/>
+            <w:insideV w:val="none" w:color="auto" w:sz="0" w:space="0"/>
+          </w:tblBorders>
+          <w:tblCellMar>
+            <w:top w:w="0" w:type="dxa"/>
+            <w:left w:w="108" w:type="dxa"/>
+            <w:bottom w:w="0" w:type="dxa"/>
+            <w:right w:w="108" w:type="dxa"/>
+          </w:tblCellMar>
+        </w:tblPrEx>
+        <w:trPr>
+          <w:trHeight w:val="340" w:hRule="atLeast"/>
+        </w:trPr>
+        <w:tc>
+          <w:tcPr>
+            <w:tcW w:w="672" w:type="pct"/>
+            <w:tcBorders>
+              <w:top w:val="single" w:color="000000" w:sz="4" w:space="0"/>
+              <w:left w:val="single" w:color="000000" w:sz="4" w:space="0"/>
+              <w:bottom w:val="single" w:color="000000" w:sz="4" w:space="0"/>
+              <w:right w:val="single" w:color="000000" w:sz="4" w:space="0"/>
+            </w:tcBorders>
+            <w:shd w:val="clear" w:color="auto" w:fill="FFFFFF"/>
+            <w:vAlign w:val="center"/>
+          </w:tcPr>
+          <w:p>
+            <w:pPr>
+              <w:keepNext w:val="0"/>
+              <w:keepLines w:val="0"/>
+              <w:widowControl/>
+              <w:suppressLineNumbers w:val="0"/>
+              <w:jc w:val="left"/>
+              <w:textAlignment w:val="center"/>
+              <w:rPr>
+                <w:rFonts w:hint="default" w:ascii="Times New Roman" w:hAnsi="Times New Roman" w:eastAsia="宋体" w:cs="Times New Roman"/>
+                <w:b w:val="0"/>
+                <w:bCs w:val="0"/>
+                <w:i w:val="0"/>
+                <w:iCs w:val="0"/>
+                <w:color w:val="000000"/>
+                <w:sz w:val="20"/>
+                <w:szCs w:val="20"/>
+                <w:u w:val="none"/>
+              </w:rPr>
+            </w:pPr>
+            <w:r>
+              <w:rPr>
+                <w:rFonts w:hint="default" w:ascii="Times New Roman" w:hAnsi="Times New Roman" w:eastAsia="宋体" w:cs="Times New Roman"/>
+                <w:b w:val="0"/>
+                <w:bCs w:val="0"/>
+                <w:i w:val="0"/>
+                <w:iCs w:val="0"/>
+                <w:color w:val="000000"/>
+                <w:kern w:val="0"/>
+                <w:sz w:val="20"/>
+                <w:szCs w:val="20"/>
+                <w:u w:val="none"/>
+                <w:lang w:val="en-US" w:eastAsia="zh-CN" w:bidi="ar"/>
+              </w:rPr>
+              <w:t>EGFR</w:t>
+            </w:r>
+          </w:p>
+        </w:tc>
+        <w:tc>
+          <w:tcPr>
+            <w:tcW w:w="792" w:type="pct"/>
+            <w:tcBorders>
+              <w:top w:val="single" w:color="000000" w:sz="4" w:space="0"/>
+              <w:left w:val="single" w:color="000000" w:sz="4" w:space="0"/>
+              <w:bottom w:val="single" w:color="000000" w:sz="4" w:space="0"/>
+              <w:right w:val="single" w:color="000000" w:sz="4" w:space="0"/>
+            </w:tcBorders>
+            <w:shd w:val="clear" w:color="auto" w:fill="FFFFFF"/>
+            <w:vAlign w:val="center"/>
+          </w:tcPr>
+          <w:p>
+            <w:pPr>
+              <w:keepNext w:val="0"/>
+              <w:keepLines w:val="0"/>
+              <w:widowControl/>
+              <w:suppressLineNumbers w:val="0"/>
+              <w:jc w:val="left"/>
+              <w:textAlignment w:val="center"/>
+              <w:rPr>
+                <w:rFonts w:hint="default" w:ascii="Times New Roman" w:hAnsi="Times New Roman" w:eastAsia="宋体" w:cs="Times New Roman"/>
+                <w:b w:val="0"/>
+                <w:bCs w:val="0"/>
+                <w:i w:val="0"/>
+                <w:iCs w:val="0"/>
+                <w:color w:val="000000"/>
+                <w:sz w:val="20"/>
+                <w:szCs w:val="20"/>
+                <w:u w:val="none"/>
+              </w:rPr>
+            </w:pPr>
+            <w:r>
+              <w:rPr>
+                <w:rFonts w:hint="default" w:ascii="Times New Roman" w:hAnsi="Times New Roman" w:eastAsia="宋体" w:cs="Times New Roman"/>
+                <w:b w:val="0"/>
+                <w:bCs w:val="0"/>
+                <w:i w:val="0"/>
+                <w:iCs w:val="0"/>
+                <w:color w:val="000000"/>
+                <w:kern w:val="0"/>
+                <w:sz w:val="20"/>
+                <w:szCs w:val="20"/>
+                <w:u w:val="none"/>
+                <w:lang w:val="en-US" w:eastAsia="zh-CN" w:bidi="ar"/>
+              </w:rPr>
+              <w:t xml:space="preserve">20 </w:t>
+            </w:r>
+          </w:p>
+        </w:tc>
+        <w:tc>
+          <w:tcPr>
+            <w:tcW w:w="1842" w:type="pct"/>
+            <w:tcBorders>
+              <w:top w:val="single" w:color="000000" w:sz="4" w:space="0"/>
+              <w:left w:val="single" w:color="000000" w:sz="4" w:space="0"/>
+              <w:bottom w:val="single" w:color="000000" w:sz="4" w:space="0"/>
+              <w:right w:val="single" w:color="000000" w:sz="4" w:space="0"/>
+            </w:tcBorders>
+            <w:shd w:val="clear" w:color="auto" w:fill="FFFFFF"/>
+            <w:vAlign w:val="center"/>
+          </w:tcPr>
+          <w:p>
+            <w:pPr>
+              <w:keepNext w:val="0"/>
+              <w:keepLines w:val="0"/>
+              <w:widowControl/>
+              <w:suppressLineNumbers w:val="0"/>
+              <w:jc w:val="left"/>
+              <w:textAlignment w:val="center"/>
+              <w:rPr>
+                <w:rFonts w:hint="default" w:ascii="Times New Roman" w:hAnsi="Times New Roman" w:eastAsia="宋体" w:cs="Times New Roman"/>
+                <w:b w:val="0"/>
+                <w:bCs w:val="0"/>
+                <w:i w:val="0"/>
+                <w:iCs w:val="0"/>
+                <w:color w:val="000000"/>
+                <w:sz w:val="20"/>
+                <w:szCs w:val="20"/>
+                <w:u w:val="none"/>
+              </w:rPr>
+            </w:pPr>
+            <w:r>
+              <w:rPr>
+                <w:rFonts w:hint="default" w:ascii="Times New Roman" w:hAnsi="Times New Roman" w:eastAsia="宋体" w:cs="Times New Roman"/>
+                <w:b w:val="0"/>
+                <w:bCs w:val="0"/>
+                <w:i w:val="0"/>
+                <w:iCs w:val="0"/>
+                <w:color w:val="000000"/>
+                <w:kern w:val="0"/>
+                <w:sz w:val="20"/>
+                <w:szCs w:val="20"/>
+                <w:u w:val="none"/>
+                <w:lang w:val="en-US" w:eastAsia="zh-CN" w:bidi="ar"/>
+              </w:rPr>
+              <w:t>c.2307_2308insGCCAGCGTG</w:t>
+            </w:r>
+          </w:p>
+        </w:tc>
+        <w:tc>
+          <w:tcPr>
+            <w:tcW w:w="1692" w:type="pct"/>
+            <w:tcBorders>
+              <w:top w:val="single" w:color="000000" w:sz="4" w:space="0"/>
+              <w:left w:val="single" w:color="000000" w:sz="4" w:space="0"/>
+              <w:bottom w:val="single" w:color="000000" w:sz="4" w:space="0"/>
+              <w:right w:val="single" w:color="000000" w:sz="4" w:space="0"/>
+            </w:tcBorders>
+            <w:shd w:val="clear" w:color="auto" w:fill="FFFFFF"/>
+            <w:vAlign w:val="center"/>
+          </w:tcPr>
+          <w:p>
+            <w:pPr>
+              <w:keepNext w:val="0"/>
+              <w:keepLines w:val="0"/>
+              <w:widowControl/>
+              <w:suppressLineNumbers w:val="0"/>
+              <w:jc w:val="left"/>
+              <w:textAlignment w:val="center"/>
+              <w:rPr>
+                <w:rFonts w:hint="default" w:ascii="Times New Roman" w:hAnsi="Times New Roman" w:eastAsia="宋体" w:cs="Times New Roman"/>
+                <w:b w:val="0"/>
+                <w:bCs w:val="0"/>
+                <w:i w:val="0"/>
+                <w:iCs w:val="0"/>
+                <w:color w:val="000000"/>
+                <w:sz w:val="20"/>
+                <w:szCs w:val="20"/>
+                <w:u w:val="none"/>
+              </w:rPr>
+            </w:pPr>
+            <w:r>
+              <w:rPr>
+                <w:rFonts w:hint="default" w:ascii="Times New Roman" w:hAnsi="Times New Roman" w:eastAsia="宋体" w:cs="Times New Roman"/>
+                <w:b w:val="0"/>
+                <w:bCs w:val="0"/>
+                <w:i w:val="0"/>
+                <w:iCs w:val="0"/>
+                <w:color w:val="000000"/>
+                <w:kern w:val="0"/>
+                <w:sz w:val="20"/>
+                <w:szCs w:val="20"/>
+                <w:u w:val="none"/>
+                <w:lang w:val="en-US" w:eastAsia="zh-CN" w:bidi="ar"/>
+              </w:rPr>
+              <w:t>p.V769_D770insASV</w:t>
             </w:r>
           </w:p>
         </w:tc>
@@ -33840,7 +34028,7 @@
                 <w:u w:val="none"/>
                 <w:lang w:val="en-US" w:eastAsia="zh-CN" w:bidi="ar"/>
               </w:rPr>
-              <w:t>c.2307_2308insGCCAGCGTG</w:t>
+              <w:t>c.2310_231linsGGT</w:t>
             </w:r>
           </w:p>
         </w:tc>
@@ -33890,7 +34078,228 @@
                 <w:u w:val="none"/>
                 <w:lang w:val="en-US" w:eastAsia="zh-CN" w:bidi="ar"/>
               </w:rPr>
-              <w:t>p.V769_D770insASV</w:t>
+              <w:t>p.D770_N771insG*</w:t>
+            </w:r>
+          </w:p>
+        </w:tc>
+      </w:tr>
+      <w:tr>
+        <w:tblPrEx>
+          <w:tblBorders>
+            <w:top w:val="none" w:color="auto" w:sz="0" w:space="0"/>
+            <w:left w:val="none" w:color="auto" w:sz="0" w:space="0"/>
+            <w:bottom w:val="none" w:color="auto" w:sz="0" w:space="0"/>
+            <w:right w:val="none" w:color="auto" w:sz="0" w:space="0"/>
+            <w:insideH w:val="none" w:color="auto" w:sz="0" w:space="0"/>
+            <w:insideV w:val="none" w:color="auto" w:sz="0" w:space="0"/>
+          </w:tblBorders>
+          <w:tblCellMar>
+            <w:top w:w="0" w:type="dxa"/>
+            <w:left w:w="108" w:type="dxa"/>
+            <w:bottom w:w="0" w:type="dxa"/>
+            <w:right w:w="108" w:type="dxa"/>
+          </w:tblCellMar>
+        </w:tblPrEx>
+        <w:trPr>
+          <w:trHeight w:val="340" w:hRule="atLeast"/>
+        </w:trPr>
+        <w:tc>
+          <w:tcPr>
+            <w:tcW w:w="672" w:type="pct"/>
+            <w:tcBorders>
+              <w:top w:val="single" w:color="000000" w:sz="4" w:space="0"/>
+              <w:left w:val="single" w:color="000000" w:sz="4" w:space="0"/>
+              <w:bottom w:val="single" w:color="000000" w:sz="4" w:space="0"/>
+              <w:right w:val="single" w:color="000000" w:sz="4" w:space="0"/>
+            </w:tcBorders>
+            <w:shd w:val="clear" w:color="auto" w:fill="FFFFFF"/>
+            <w:vAlign w:val="center"/>
+          </w:tcPr>
+          <w:p>
+            <w:pPr>
+              <w:keepNext w:val="0"/>
+              <w:keepLines w:val="0"/>
+              <w:widowControl/>
+              <w:suppressLineNumbers w:val="0"/>
+              <w:jc w:val="left"/>
+              <w:textAlignment w:val="center"/>
+              <w:rPr>
+                <w:rFonts w:hint="default" w:ascii="Times New Roman" w:hAnsi="Times New Roman" w:eastAsia="宋体" w:cs="Times New Roman"/>
+                <w:b w:val="0"/>
+                <w:bCs w:val="0"/>
+                <w:i w:val="0"/>
+                <w:iCs w:val="0"/>
+                <w:color w:val="000000"/>
+                <w:sz w:val="20"/>
+                <w:szCs w:val="20"/>
+                <w:u w:val="none"/>
+              </w:rPr>
+            </w:pPr>
+            <w:r>
+              <w:rPr>
+                <w:rFonts w:hint="default" w:ascii="Times New Roman" w:hAnsi="Times New Roman" w:eastAsia="宋体" w:cs="Times New Roman"/>
+                <w:b w:val="0"/>
+                <w:bCs w:val="0"/>
+                <w:i w:val="0"/>
+                <w:iCs w:val="0"/>
+                <w:color w:val="000000"/>
+                <w:kern w:val="0"/>
+                <w:sz w:val="20"/>
+                <w:szCs w:val="20"/>
+                <w:u w:val="none"/>
+                <w:lang w:val="en-US" w:eastAsia="zh-CN" w:bidi="ar"/>
+              </w:rPr>
+              <w:t>EGFR</w:t>
+            </w:r>
+          </w:p>
+        </w:tc>
+        <w:tc>
+          <w:tcPr>
+            <w:tcW w:w="792" w:type="pct"/>
+            <w:tcBorders>
+              <w:top w:val="single" w:color="000000" w:sz="4" w:space="0"/>
+              <w:left w:val="single" w:color="000000" w:sz="4" w:space="0"/>
+              <w:bottom w:val="single" w:color="000000" w:sz="4" w:space="0"/>
+              <w:right w:val="single" w:color="000000" w:sz="4" w:space="0"/>
+            </w:tcBorders>
+            <w:shd w:val="clear" w:color="auto" w:fill="FFFFFF"/>
+            <w:vAlign w:val="center"/>
+          </w:tcPr>
+          <w:p>
+            <w:pPr>
+              <w:keepNext w:val="0"/>
+              <w:keepLines w:val="0"/>
+              <w:widowControl/>
+              <w:suppressLineNumbers w:val="0"/>
+              <w:jc w:val="left"/>
+              <w:textAlignment w:val="center"/>
+              <w:rPr>
+                <w:rFonts w:hint="default" w:ascii="Times New Roman" w:hAnsi="Times New Roman" w:eastAsia="宋体" w:cs="Times New Roman"/>
+                <w:b w:val="0"/>
+                <w:bCs w:val="0"/>
+                <w:i w:val="0"/>
+                <w:iCs w:val="0"/>
+                <w:color w:val="000000"/>
+                <w:sz w:val="20"/>
+                <w:szCs w:val="20"/>
+                <w:u w:val="none"/>
+              </w:rPr>
+            </w:pPr>
+            <w:r>
+              <w:rPr>
+                <w:rFonts w:hint="default" w:ascii="Times New Roman" w:hAnsi="Times New Roman" w:eastAsia="宋体" w:cs="Times New Roman"/>
+                <w:b w:val="0"/>
+                <w:bCs w:val="0"/>
+                <w:i w:val="0"/>
+                <w:iCs w:val="0"/>
+                <w:color w:val="000000"/>
+                <w:kern w:val="0"/>
+                <w:sz w:val="20"/>
+                <w:szCs w:val="20"/>
+                <w:u w:val="none"/>
+                <w:lang w:val="en-US" w:eastAsia="zh-CN" w:bidi="ar"/>
+              </w:rPr>
+              <w:t xml:space="preserve">20 </w:t>
+            </w:r>
+          </w:p>
+        </w:tc>
+        <w:tc>
+          <w:tcPr>
+            <w:tcW w:w="1842" w:type="pct"/>
+            <w:tcBorders>
+              <w:top w:val="single" w:color="000000" w:sz="4" w:space="0"/>
+              <w:left w:val="single" w:color="000000" w:sz="4" w:space="0"/>
+              <w:bottom w:val="single" w:color="000000" w:sz="4" w:space="0"/>
+              <w:right w:val="single" w:color="000000" w:sz="4" w:space="0"/>
+            </w:tcBorders>
+            <w:shd w:val="clear" w:color="auto" w:fill="FFFFFF"/>
+            <w:vAlign w:val="center"/>
+          </w:tcPr>
+          <w:p>
+            <w:pPr>
+              <w:keepNext w:val="0"/>
+              <w:keepLines w:val="0"/>
+              <w:widowControl/>
+              <w:suppressLineNumbers w:val="0"/>
+              <w:jc w:val="left"/>
+              <w:textAlignment w:val="center"/>
+              <w:rPr>
+                <w:rFonts w:hint="default" w:ascii="Times New Roman" w:hAnsi="Times New Roman" w:eastAsia="宋体" w:cs="Times New Roman"/>
+                <w:b w:val="0"/>
+                <w:bCs w:val="0"/>
+                <w:i w:val="0"/>
+                <w:iCs w:val="0"/>
+                <w:color w:val="000000"/>
+                <w:sz w:val="20"/>
+                <w:szCs w:val="20"/>
+                <w:u w:val="none"/>
+              </w:rPr>
+            </w:pPr>
+            <w:r>
+              <w:rPr>
+                <w:rFonts w:hint="default" w:ascii="Times New Roman" w:hAnsi="Times New Roman" w:eastAsia="宋体" w:cs="Times New Roman"/>
+                <w:b w:val="0"/>
+                <w:bCs w:val="0"/>
+                <w:i w:val="0"/>
+                <w:iCs w:val="0"/>
+                <w:color w:val="000000"/>
+                <w:kern w:val="0"/>
+                <w:sz w:val="20"/>
+                <w:szCs w:val="20"/>
+                <w:u w:val="none"/>
+                <w:lang w:val="en-US" w:eastAsia="zh-CN" w:bidi="ar"/>
+              </w:rPr>
+              <w:t>c.2319_2320insCAC</w:t>
+            </w:r>
+          </w:p>
+        </w:tc>
+        <w:tc>
+          <w:tcPr>
+            <w:tcW w:w="1692" w:type="pct"/>
+            <w:tcBorders>
+              <w:top w:val="single" w:color="000000" w:sz="4" w:space="0"/>
+              <w:left w:val="single" w:color="000000" w:sz="4" w:space="0"/>
+              <w:bottom w:val="single" w:color="000000" w:sz="4" w:space="0"/>
+              <w:right w:val="single" w:color="000000" w:sz="4" w:space="0"/>
+            </w:tcBorders>
+            <w:shd w:val="clear" w:color="auto" w:fill="FFFFFF"/>
+            <w:vAlign w:val="center"/>
+          </w:tcPr>
+          <w:p>
+            <w:pPr>
+              <w:keepNext w:val="0"/>
+              <w:keepLines w:val="0"/>
+              <w:widowControl/>
+              <w:suppressLineNumbers w:val="0"/>
+              <w:jc w:val="left"/>
+              <w:textAlignment w:val="center"/>
+              <w:rPr>
+                <w:rFonts w:hint="default" w:ascii="Times New Roman" w:hAnsi="Times New Roman" w:eastAsia="宋体" w:cs="Times New Roman"/>
+                <w:b w:val="0"/>
+                <w:bCs w:val="0"/>
+                <w:i w:val="0"/>
+                <w:iCs w:val="0"/>
+                <w:color w:val="000000"/>
+                <w:sz w:val="20"/>
+                <w:szCs w:val="20"/>
+                <w:u w:val="none"/>
+              </w:rPr>
+            </w:pPr>
+            <w:r>
+              <w:rPr>
+                <w:rFonts w:hint="default" w:ascii="Times New Roman" w:hAnsi="Times New Roman" w:eastAsia="宋体" w:cs="Times New Roman"/>
+                <w:b w:val="0"/>
+                <w:bCs w:val="0"/>
+                <w:i w:val="0"/>
+                <w:iCs w:val="0"/>
+                <w:color w:val="000000"/>
+                <w:kern w:val="0"/>
+                <w:sz w:val="20"/>
+                <w:szCs w:val="20"/>
+                <w:u w:val="none"/>
+                <w:lang w:val="en-US" w:eastAsia="zh-CN" w:bidi="ar"/>
+              </w:rPr>
+              <w:t>p.H773_V774insH</w:t>
             </w:r>
           </w:p>
         </w:tc>
@@ -34062,7 +34471,7 @@
                 <w:u w:val="none"/>
                 <w:lang w:val="en-US" w:eastAsia="zh-CN" w:bidi="ar"/>
               </w:rPr>
-              <w:t>c.2310_231linsGGT</w:t>
+              <w:t>c.2300_2308dup</w:t>
             </w:r>
           </w:p>
         </w:tc>
@@ -34112,7 +34521,7 @@
                 <w:u w:val="none"/>
                 <w:lang w:val="en-US" w:eastAsia="zh-CN" w:bidi="ar"/>
               </w:rPr>
-              <w:t>p.D770_N771insG*</w:t>
+              <w:t>A767_V769dup</w:t>
             </w:r>
           </w:p>
         </w:tc>
@@ -34283,7 +34692,7 @@
                 <w:u w:val="none"/>
                 <w:lang w:val="en-US" w:eastAsia="zh-CN" w:bidi="ar"/>
               </w:rPr>
-              <w:t>c.2319_2320insCAC</w:t>
+              <w:t>c.2296_2297insTGGCCAGCG</w:t>
             </w:r>
           </w:p>
         </w:tc>
@@ -34333,7 +34742,228 @@
                 <w:u w:val="none"/>
                 <w:lang w:val="en-US" w:eastAsia="zh-CN" w:bidi="ar"/>
               </w:rPr>
-              <w:t>p.H773_V774insH</w:t>
+              <w:t>M766_A767insASV</w:t>
+            </w:r>
+          </w:p>
+        </w:tc>
+      </w:tr>
+      <w:tr>
+        <w:tblPrEx>
+          <w:tblBorders>
+            <w:top w:val="none" w:color="auto" w:sz="0" w:space="0"/>
+            <w:left w:val="none" w:color="auto" w:sz="0" w:space="0"/>
+            <w:bottom w:val="none" w:color="auto" w:sz="0" w:space="0"/>
+            <w:right w:val="none" w:color="auto" w:sz="0" w:space="0"/>
+            <w:insideH w:val="none" w:color="auto" w:sz="0" w:space="0"/>
+            <w:insideV w:val="none" w:color="auto" w:sz="0" w:space="0"/>
+          </w:tblBorders>
+          <w:tblCellMar>
+            <w:top w:w="0" w:type="dxa"/>
+            <w:left w:w="108" w:type="dxa"/>
+            <w:bottom w:w="0" w:type="dxa"/>
+            <w:right w:w="108" w:type="dxa"/>
+          </w:tblCellMar>
+        </w:tblPrEx>
+        <w:trPr>
+          <w:trHeight w:val="340" w:hRule="atLeast"/>
+        </w:trPr>
+        <w:tc>
+          <w:tcPr>
+            <w:tcW w:w="672" w:type="pct"/>
+            <w:tcBorders>
+              <w:top w:val="single" w:color="000000" w:sz="4" w:space="0"/>
+              <w:left w:val="single" w:color="000000" w:sz="4" w:space="0"/>
+              <w:bottom w:val="single" w:color="000000" w:sz="4" w:space="0"/>
+              <w:right w:val="single" w:color="000000" w:sz="4" w:space="0"/>
+            </w:tcBorders>
+            <w:shd w:val="clear" w:color="auto" w:fill="FFFFFF"/>
+            <w:vAlign w:val="center"/>
+          </w:tcPr>
+          <w:p>
+            <w:pPr>
+              <w:keepNext w:val="0"/>
+              <w:keepLines w:val="0"/>
+              <w:widowControl/>
+              <w:suppressLineNumbers w:val="0"/>
+              <w:jc w:val="left"/>
+              <w:textAlignment w:val="center"/>
+              <w:rPr>
+                <w:rFonts w:hint="default" w:ascii="Times New Roman" w:hAnsi="Times New Roman" w:eastAsia="宋体" w:cs="Times New Roman"/>
+                <w:b w:val="0"/>
+                <w:bCs w:val="0"/>
+                <w:i w:val="0"/>
+                <w:iCs w:val="0"/>
+                <w:color w:val="000000"/>
+                <w:sz w:val="20"/>
+                <w:szCs w:val="20"/>
+                <w:u w:val="none"/>
+              </w:rPr>
+            </w:pPr>
+            <w:r>
+              <w:rPr>
+                <w:rFonts w:hint="default" w:ascii="Times New Roman" w:hAnsi="Times New Roman" w:eastAsia="宋体" w:cs="Times New Roman"/>
+                <w:b w:val="0"/>
+                <w:bCs w:val="0"/>
+                <w:i w:val="0"/>
+                <w:iCs w:val="0"/>
+                <w:color w:val="000000"/>
+                <w:kern w:val="0"/>
+                <w:sz w:val="20"/>
+                <w:szCs w:val="20"/>
+                <w:u w:val="none"/>
+                <w:lang w:val="en-US" w:eastAsia="zh-CN" w:bidi="ar"/>
+              </w:rPr>
+              <w:t>EGFR</w:t>
+            </w:r>
+          </w:p>
+        </w:tc>
+        <w:tc>
+          <w:tcPr>
+            <w:tcW w:w="792" w:type="pct"/>
+            <w:tcBorders>
+              <w:top w:val="single" w:color="000000" w:sz="4" w:space="0"/>
+              <w:left w:val="single" w:color="000000" w:sz="4" w:space="0"/>
+              <w:bottom w:val="single" w:color="000000" w:sz="4" w:space="0"/>
+              <w:right w:val="single" w:color="000000" w:sz="4" w:space="0"/>
+            </w:tcBorders>
+            <w:shd w:val="clear" w:color="auto" w:fill="FFFFFF"/>
+            <w:vAlign w:val="center"/>
+          </w:tcPr>
+          <w:p>
+            <w:pPr>
+              <w:keepNext w:val="0"/>
+              <w:keepLines w:val="0"/>
+              <w:widowControl/>
+              <w:suppressLineNumbers w:val="0"/>
+              <w:jc w:val="left"/>
+              <w:textAlignment w:val="center"/>
+              <w:rPr>
+                <w:rFonts w:hint="default" w:ascii="Times New Roman" w:hAnsi="Times New Roman" w:eastAsia="宋体" w:cs="Times New Roman"/>
+                <w:b w:val="0"/>
+                <w:bCs w:val="0"/>
+                <w:i w:val="0"/>
+                <w:iCs w:val="0"/>
+                <w:color w:val="000000"/>
+                <w:sz w:val="20"/>
+                <w:szCs w:val="20"/>
+                <w:u w:val="none"/>
+              </w:rPr>
+            </w:pPr>
+            <w:r>
+              <w:rPr>
+                <w:rFonts w:hint="default" w:ascii="Times New Roman" w:hAnsi="Times New Roman" w:eastAsia="宋体" w:cs="Times New Roman"/>
+                <w:b w:val="0"/>
+                <w:bCs w:val="0"/>
+                <w:i w:val="0"/>
+                <w:iCs w:val="0"/>
+                <w:color w:val="000000"/>
+                <w:kern w:val="0"/>
+                <w:sz w:val="20"/>
+                <w:szCs w:val="20"/>
+                <w:u w:val="none"/>
+                <w:lang w:val="en-US" w:eastAsia="zh-CN" w:bidi="ar"/>
+              </w:rPr>
+              <w:t xml:space="preserve">21 </w:t>
+            </w:r>
+          </w:p>
+        </w:tc>
+        <w:tc>
+          <w:tcPr>
+            <w:tcW w:w="1842" w:type="pct"/>
+            <w:tcBorders>
+              <w:top w:val="single" w:color="000000" w:sz="4" w:space="0"/>
+              <w:left w:val="single" w:color="000000" w:sz="4" w:space="0"/>
+              <w:bottom w:val="single" w:color="000000" w:sz="4" w:space="0"/>
+              <w:right w:val="single" w:color="000000" w:sz="4" w:space="0"/>
+            </w:tcBorders>
+            <w:shd w:val="clear" w:color="auto" w:fill="FFFFFF"/>
+            <w:vAlign w:val="center"/>
+          </w:tcPr>
+          <w:p>
+            <w:pPr>
+              <w:keepNext w:val="0"/>
+              <w:keepLines w:val="0"/>
+              <w:widowControl/>
+              <w:suppressLineNumbers w:val="0"/>
+              <w:jc w:val="left"/>
+              <w:textAlignment w:val="center"/>
+              <w:rPr>
+                <w:rFonts w:hint="default" w:ascii="Times New Roman" w:hAnsi="Times New Roman" w:eastAsia="宋体" w:cs="Times New Roman"/>
+                <w:b w:val="0"/>
+                <w:bCs w:val="0"/>
+                <w:i w:val="0"/>
+                <w:iCs w:val="0"/>
+                <w:color w:val="000000"/>
+                <w:sz w:val="20"/>
+                <w:szCs w:val="20"/>
+                <w:u w:val="none"/>
+              </w:rPr>
+            </w:pPr>
+            <w:r>
+              <w:rPr>
+                <w:rFonts w:hint="default" w:ascii="Times New Roman" w:hAnsi="Times New Roman" w:eastAsia="宋体" w:cs="Times New Roman"/>
+                <w:b w:val="0"/>
+                <w:bCs w:val="0"/>
+                <w:i w:val="0"/>
+                <w:iCs w:val="0"/>
+                <w:color w:val="000000"/>
+                <w:kern w:val="0"/>
+                <w:sz w:val="20"/>
+                <w:szCs w:val="20"/>
+                <w:u w:val="none"/>
+                <w:lang w:val="en-US" w:eastAsia="zh-CN" w:bidi="ar"/>
+              </w:rPr>
+              <w:t>c.2573T&gt;G</w:t>
+            </w:r>
+          </w:p>
+        </w:tc>
+        <w:tc>
+          <w:tcPr>
+            <w:tcW w:w="1692" w:type="pct"/>
+            <w:tcBorders>
+              <w:top w:val="single" w:color="000000" w:sz="4" w:space="0"/>
+              <w:left w:val="single" w:color="000000" w:sz="4" w:space="0"/>
+              <w:bottom w:val="single" w:color="000000" w:sz="4" w:space="0"/>
+              <w:right w:val="single" w:color="000000" w:sz="4" w:space="0"/>
+            </w:tcBorders>
+            <w:shd w:val="clear" w:color="auto" w:fill="FFFFFF"/>
+            <w:vAlign w:val="center"/>
+          </w:tcPr>
+          <w:p>
+            <w:pPr>
+              <w:keepNext w:val="0"/>
+              <w:keepLines w:val="0"/>
+              <w:widowControl/>
+              <w:suppressLineNumbers w:val="0"/>
+              <w:jc w:val="left"/>
+              <w:textAlignment w:val="center"/>
+              <w:rPr>
+                <w:rFonts w:hint="default" w:ascii="Times New Roman" w:hAnsi="Times New Roman" w:eastAsia="宋体" w:cs="Times New Roman"/>
+                <w:b w:val="0"/>
+                <w:bCs w:val="0"/>
+                <w:i w:val="0"/>
+                <w:iCs w:val="0"/>
+                <w:color w:val="000000"/>
+                <w:sz w:val="20"/>
+                <w:szCs w:val="20"/>
+                <w:u w:val="none"/>
+              </w:rPr>
+            </w:pPr>
+            <w:r>
+              <w:rPr>
+                <w:rFonts w:hint="default" w:ascii="Times New Roman" w:hAnsi="Times New Roman" w:eastAsia="宋体" w:cs="Times New Roman"/>
+                <w:b w:val="0"/>
+                <w:bCs w:val="0"/>
+                <w:i w:val="0"/>
+                <w:iCs w:val="0"/>
+                <w:color w:val="000000"/>
+                <w:kern w:val="0"/>
+                <w:sz w:val="20"/>
+                <w:szCs w:val="20"/>
+                <w:u w:val="none"/>
+                <w:lang w:val="en-US" w:eastAsia="zh-CN" w:bidi="ar"/>
+              </w:rPr>
+              <w:t>p.L858R</w:t>
             </w:r>
           </w:p>
         </w:tc>
@@ -34455,7 +35085,7 @@
                 <w:u w:val="none"/>
                 <w:lang w:val="en-US" w:eastAsia="zh-CN" w:bidi="ar"/>
               </w:rPr>
-              <w:t xml:space="preserve">20 </w:t>
+              <w:t xml:space="preserve">21 </w:t>
             </w:r>
           </w:p>
         </w:tc>
@@ -34505,7 +35135,7 @@
                 <w:u w:val="none"/>
                 <w:lang w:val="en-US" w:eastAsia="zh-CN" w:bidi="ar"/>
               </w:rPr>
-              <w:t>c.2300_2308dup</w:t>
+              <w:t>c.2582T&gt;A</w:t>
             </w:r>
           </w:p>
         </w:tc>
@@ -34555,7 +35185,7 @@
                 <w:u w:val="none"/>
                 <w:lang w:val="en-US" w:eastAsia="zh-CN" w:bidi="ar"/>
               </w:rPr>
-              <w:t>A767_V769dup</w:t>
+              <w:t>p.L861Q</w:t>
             </w:r>
           </w:p>
         </w:tc>
@@ -34627,7 +35257,7 @@
                 <w:u w:val="none"/>
                 <w:lang w:val="en-US" w:eastAsia="zh-CN" w:bidi="ar"/>
               </w:rPr>
-              <w:t>EGFR</w:t>
+              <w:t>KRAS</w:t>
             </w:r>
           </w:p>
         </w:tc>
@@ -34677,7 +35307,7 @@
                 <w:u w:val="none"/>
                 <w:lang w:val="en-US" w:eastAsia="zh-CN" w:bidi="ar"/>
               </w:rPr>
-              <w:t xml:space="preserve">20 </w:t>
+              <w:t xml:space="preserve">2 </w:t>
             </w:r>
           </w:p>
         </w:tc>
@@ -34727,7 +35357,7 @@
                 <w:u w:val="none"/>
                 <w:lang w:val="en-US" w:eastAsia="zh-CN" w:bidi="ar"/>
               </w:rPr>
-              <w:t>c.2296_2297insTGGCCAGCG</w:t>
+              <w:t>c.35G&gt;A</w:t>
             </w:r>
           </w:p>
         </w:tc>
@@ -34777,7 +35407,7 @@
                 <w:u w:val="none"/>
                 <w:lang w:val="en-US" w:eastAsia="zh-CN" w:bidi="ar"/>
               </w:rPr>
-              <w:t>M766_A767insASV</w:t>
+              <w:t>p.G12D</w:t>
             </w:r>
           </w:p>
         </w:tc>
@@ -34849,7 +35479,7 @@
                 <w:u w:val="none"/>
                 <w:lang w:val="en-US" w:eastAsia="zh-CN" w:bidi="ar"/>
               </w:rPr>
-              <w:t>EGFR</w:t>
+              <w:t>KRAS</w:t>
             </w:r>
           </w:p>
         </w:tc>
@@ -34899,7 +35529,7 @@
                 <w:u w:val="none"/>
                 <w:lang w:val="en-US" w:eastAsia="zh-CN" w:bidi="ar"/>
               </w:rPr>
-              <w:t xml:space="preserve">21 </w:t>
+              <w:t xml:space="preserve">2 </w:t>
             </w:r>
           </w:p>
         </w:tc>
@@ -34949,7 +35579,7 @@
                 <w:u w:val="none"/>
                 <w:lang w:val="en-US" w:eastAsia="zh-CN" w:bidi="ar"/>
               </w:rPr>
-              <w:t>c.2573T&gt;G</w:t>
+              <w:t>c.35G&gt;T</w:t>
             </w:r>
           </w:p>
         </w:tc>
@@ -34999,7 +35629,7 @@
                 <w:u w:val="none"/>
                 <w:lang w:val="en-US" w:eastAsia="zh-CN" w:bidi="ar"/>
               </w:rPr>
-              <w:t>p.L858R</w:t>
+              <w:t>p.G12V</w:t>
             </w:r>
           </w:p>
         </w:tc>
@@ -35071,7 +35701,7 @@
                 <w:u w:val="none"/>
                 <w:lang w:val="en-US" w:eastAsia="zh-CN" w:bidi="ar"/>
               </w:rPr>
-              <w:t>EGFR</w:t>
+              <w:t>KRAS</w:t>
             </w:r>
           </w:p>
         </w:tc>
@@ -35121,7 +35751,7 @@
                 <w:u w:val="none"/>
                 <w:lang w:val="en-US" w:eastAsia="zh-CN" w:bidi="ar"/>
               </w:rPr>
-              <w:t xml:space="preserve">21 </w:t>
+              <w:t xml:space="preserve">2 </w:t>
             </w:r>
           </w:p>
         </w:tc>
@@ -35171,7 +35801,7 @@
                 <w:u w:val="none"/>
                 <w:lang w:val="en-US" w:eastAsia="zh-CN" w:bidi="ar"/>
               </w:rPr>
-              <w:t>c.2582T&gt;A</w:t>
+              <w:t>c.34G&gt;T</w:t>
             </w:r>
           </w:p>
         </w:tc>
@@ -35221,7 +35851,228 @@
                 <w:u w:val="none"/>
                 <w:lang w:val="en-US" w:eastAsia="zh-CN" w:bidi="ar"/>
               </w:rPr>
-              <w:t>p.L861Q</w:t>
+              <w:t>p.G12C</w:t>
+            </w:r>
+          </w:p>
+        </w:tc>
+      </w:tr>
+      <w:tr>
+        <w:tblPrEx>
+          <w:tblBorders>
+            <w:top w:val="none" w:color="auto" w:sz="0" w:space="0"/>
+            <w:left w:val="none" w:color="auto" w:sz="0" w:space="0"/>
+            <w:bottom w:val="none" w:color="auto" w:sz="0" w:space="0"/>
+            <w:right w:val="none" w:color="auto" w:sz="0" w:space="0"/>
+            <w:insideH w:val="none" w:color="auto" w:sz="0" w:space="0"/>
+            <w:insideV w:val="none" w:color="auto" w:sz="0" w:space="0"/>
+          </w:tblBorders>
+          <w:tblCellMar>
+            <w:top w:w="0" w:type="dxa"/>
+            <w:left w:w="108" w:type="dxa"/>
+            <w:bottom w:w="0" w:type="dxa"/>
+            <w:right w:w="108" w:type="dxa"/>
+          </w:tblCellMar>
+        </w:tblPrEx>
+        <w:trPr>
+          <w:trHeight w:val="340" w:hRule="atLeast"/>
+        </w:trPr>
+        <w:tc>
+          <w:tcPr>
+            <w:tcW w:w="672" w:type="pct"/>
+            <w:tcBorders>
+              <w:top w:val="single" w:color="000000" w:sz="4" w:space="0"/>
+              <w:left w:val="single" w:color="000000" w:sz="4" w:space="0"/>
+              <w:bottom w:val="single" w:color="000000" w:sz="4" w:space="0"/>
+              <w:right w:val="single" w:color="000000" w:sz="4" w:space="0"/>
+            </w:tcBorders>
+            <w:shd w:val="clear" w:color="auto" w:fill="FFFFFF"/>
+            <w:vAlign w:val="center"/>
+          </w:tcPr>
+          <w:p>
+            <w:pPr>
+              <w:keepNext w:val="0"/>
+              <w:keepLines w:val="0"/>
+              <w:widowControl/>
+              <w:suppressLineNumbers w:val="0"/>
+              <w:jc w:val="left"/>
+              <w:textAlignment w:val="center"/>
+              <w:rPr>
+                <w:rFonts w:hint="default" w:ascii="Times New Roman" w:hAnsi="Times New Roman" w:eastAsia="宋体" w:cs="Times New Roman"/>
+                <w:b w:val="0"/>
+                <w:bCs w:val="0"/>
+                <w:i w:val="0"/>
+                <w:iCs w:val="0"/>
+                <w:color w:val="000000"/>
+                <w:sz w:val="20"/>
+                <w:szCs w:val="20"/>
+                <w:u w:val="none"/>
+              </w:rPr>
+            </w:pPr>
+            <w:r>
+              <w:rPr>
+                <w:rFonts w:hint="default" w:ascii="Times New Roman" w:hAnsi="Times New Roman" w:eastAsia="宋体" w:cs="Times New Roman"/>
+                <w:b w:val="0"/>
+                <w:bCs w:val="0"/>
+                <w:i w:val="0"/>
+                <w:iCs w:val="0"/>
+                <w:color w:val="000000"/>
+                <w:kern w:val="0"/>
+                <w:sz w:val="20"/>
+                <w:szCs w:val="20"/>
+                <w:u w:val="none"/>
+                <w:lang w:val="en-US" w:eastAsia="zh-CN" w:bidi="ar"/>
+              </w:rPr>
+              <w:t>KRAS</w:t>
+            </w:r>
+          </w:p>
+        </w:tc>
+        <w:tc>
+          <w:tcPr>
+            <w:tcW w:w="792" w:type="pct"/>
+            <w:tcBorders>
+              <w:top w:val="single" w:color="000000" w:sz="4" w:space="0"/>
+              <w:left w:val="single" w:color="000000" w:sz="4" w:space="0"/>
+              <w:bottom w:val="single" w:color="000000" w:sz="4" w:space="0"/>
+              <w:right w:val="single" w:color="000000" w:sz="4" w:space="0"/>
+            </w:tcBorders>
+            <w:shd w:val="clear" w:color="auto" w:fill="FFFFFF"/>
+            <w:vAlign w:val="center"/>
+          </w:tcPr>
+          <w:p>
+            <w:pPr>
+              <w:keepNext w:val="0"/>
+              <w:keepLines w:val="0"/>
+              <w:widowControl/>
+              <w:suppressLineNumbers w:val="0"/>
+              <w:jc w:val="left"/>
+              <w:textAlignment w:val="center"/>
+              <w:rPr>
+                <w:rFonts w:hint="default" w:ascii="Times New Roman" w:hAnsi="Times New Roman" w:eastAsia="宋体" w:cs="Times New Roman"/>
+                <w:b w:val="0"/>
+                <w:bCs w:val="0"/>
+                <w:i w:val="0"/>
+                <w:iCs w:val="0"/>
+                <w:color w:val="000000"/>
+                <w:sz w:val="20"/>
+                <w:szCs w:val="20"/>
+                <w:u w:val="none"/>
+              </w:rPr>
+            </w:pPr>
+            <w:r>
+              <w:rPr>
+                <w:rFonts w:hint="default" w:ascii="Times New Roman" w:hAnsi="Times New Roman" w:eastAsia="宋体" w:cs="Times New Roman"/>
+                <w:b w:val="0"/>
+                <w:bCs w:val="0"/>
+                <w:i w:val="0"/>
+                <w:iCs w:val="0"/>
+                <w:color w:val="000000"/>
+                <w:kern w:val="0"/>
+                <w:sz w:val="20"/>
+                <w:szCs w:val="20"/>
+                <w:u w:val="none"/>
+                <w:lang w:val="en-US" w:eastAsia="zh-CN" w:bidi="ar"/>
+              </w:rPr>
+              <w:t xml:space="preserve">2 </w:t>
+            </w:r>
+          </w:p>
+        </w:tc>
+        <w:tc>
+          <w:tcPr>
+            <w:tcW w:w="1842" w:type="pct"/>
+            <w:tcBorders>
+              <w:top w:val="single" w:color="000000" w:sz="4" w:space="0"/>
+              <w:left w:val="single" w:color="000000" w:sz="4" w:space="0"/>
+              <w:bottom w:val="single" w:color="000000" w:sz="4" w:space="0"/>
+              <w:right w:val="single" w:color="000000" w:sz="4" w:space="0"/>
+            </w:tcBorders>
+            <w:shd w:val="clear" w:color="auto" w:fill="FFFFFF"/>
+            <w:vAlign w:val="center"/>
+          </w:tcPr>
+          <w:p>
+            <w:pPr>
+              <w:keepNext w:val="0"/>
+              <w:keepLines w:val="0"/>
+              <w:widowControl/>
+              <w:suppressLineNumbers w:val="0"/>
+              <w:jc w:val="left"/>
+              <w:textAlignment w:val="center"/>
+              <w:rPr>
+                <w:rFonts w:hint="default" w:ascii="Times New Roman" w:hAnsi="Times New Roman" w:eastAsia="宋体" w:cs="Times New Roman"/>
+                <w:b w:val="0"/>
+                <w:bCs w:val="0"/>
+                <w:i w:val="0"/>
+                <w:iCs w:val="0"/>
+                <w:color w:val="000000"/>
+                <w:sz w:val="20"/>
+                <w:szCs w:val="20"/>
+                <w:u w:val="none"/>
+              </w:rPr>
+            </w:pPr>
+            <w:r>
+              <w:rPr>
+                <w:rFonts w:hint="default" w:ascii="Times New Roman" w:hAnsi="Times New Roman" w:eastAsia="宋体" w:cs="Times New Roman"/>
+                <w:b w:val="0"/>
+                <w:bCs w:val="0"/>
+                <w:i w:val="0"/>
+                <w:iCs w:val="0"/>
+                <w:color w:val="000000"/>
+                <w:kern w:val="0"/>
+                <w:sz w:val="20"/>
+                <w:szCs w:val="20"/>
+                <w:u w:val="none"/>
+                <w:lang w:val="en-US" w:eastAsia="zh-CN" w:bidi="ar"/>
+              </w:rPr>
+              <w:t>c.34G&gt;A</w:t>
+            </w:r>
+          </w:p>
+        </w:tc>
+        <w:tc>
+          <w:tcPr>
+            <w:tcW w:w="1692" w:type="pct"/>
+            <w:tcBorders>
+              <w:top w:val="single" w:color="000000" w:sz="4" w:space="0"/>
+              <w:left w:val="single" w:color="000000" w:sz="4" w:space="0"/>
+              <w:bottom w:val="single" w:color="000000" w:sz="4" w:space="0"/>
+              <w:right w:val="single" w:color="000000" w:sz="4" w:space="0"/>
+            </w:tcBorders>
+            <w:shd w:val="clear" w:color="auto" w:fill="FFFFFF"/>
+            <w:vAlign w:val="center"/>
+          </w:tcPr>
+          <w:p>
+            <w:pPr>
+              <w:keepNext w:val="0"/>
+              <w:keepLines w:val="0"/>
+              <w:widowControl/>
+              <w:suppressLineNumbers w:val="0"/>
+              <w:jc w:val="left"/>
+              <w:textAlignment w:val="center"/>
+              <w:rPr>
+                <w:rFonts w:hint="default" w:ascii="Times New Roman" w:hAnsi="Times New Roman" w:eastAsia="宋体" w:cs="Times New Roman"/>
+                <w:b w:val="0"/>
+                <w:bCs w:val="0"/>
+                <w:i w:val="0"/>
+                <w:iCs w:val="0"/>
+                <w:color w:val="000000"/>
+                <w:sz w:val="20"/>
+                <w:szCs w:val="20"/>
+                <w:u w:val="none"/>
+              </w:rPr>
+            </w:pPr>
+            <w:r>
+              <w:rPr>
+                <w:rFonts w:hint="default" w:ascii="Times New Roman" w:hAnsi="Times New Roman" w:eastAsia="宋体" w:cs="Times New Roman"/>
+                <w:b w:val="0"/>
+                <w:bCs w:val="0"/>
+                <w:i w:val="0"/>
+                <w:iCs w:val="0"/>
+                <w:color w:val="000000"/>
+                <w:kern w:val="0"/>
+                <w:sz w:val="20"/>
+                <w:szCs w:val="20"/>
+                <w:u w:val="none"/>
+                <w:lang w:val="en-US" w:eastAsia="zh-CN" w:bidi="ar"/>
+              </w:rPr>
+              <w:t>p.G12S</w:t>
             </w:r>
           </w:p>
         </w:tc>
@@ -35393,7 +36244,7 @@
                 <w:u w:val="none"/>
                 <w:lang w:val="en-US" w:eastAsia="zh-CN" w:bidi="ar"/>
               </w:rPr>
-              <w:t>c.35G&gt;A</w:t>
+              <w:t>c.38G&gt;A</w:t>
             </w:r>
           </w:p>
         </w:tc>
@@ -35443,228 +36294,7 @@
                 <w:u w:val="none"/>
                 <w:lang w:val="en-US" w:eastAsia="zh-CN" w:bidi="ar"/>
               </w:rPr>
-              <w:t>p.G12D</w:t>
-            </w:r>
-          </w:p>
-        </w:tc>
-      </w:tr>
-      <w:tr>
-        <w:tblPrEx>
-          <w:tblBorders>
-            <w:top w:val="none" w:color="auto" w:sz="0" w:space="0"/>
-            <w:left w:val="none" w:color="auto" w:sz="0" w:space="0"/>
-            <w:bottom w:val="none" w:color="auto" w:sz="0" w:space="0"/>
-            <w:right w:val="none" w:color="auto" w:sz="0" w:space="0"/>
-            <w:insideH w:val="none" w:color="auto" w:sz="0" w:space="0"/>
-            <w:insideV w:val="none" w:color="auto" w:sz="0" w:space="0"/>
-          </w:tblBorders>
-          <w:tblCellMar>
-            <w:top w:w="0" w:type="dxa"/>
-            <w:left w:w="108" w:type="dxa"/>
-            <w:bottom w:w="0" w:type="dxa"/>
-            <w:right w:w="108" w:type="dxa"/>
-          </w:tblCellMar>
-        </w:tblPrEx>
-        <w:trPr>
-          <w:trHeight w:val="340" w:hRule="atLeast"/>
-        </w:trPr>
-        <w:tc>
-          <w:tcPr>
-            <w:tcW w:w="672" w:type="pct"/>
-            <w:tcBorders>
-              <w:top w:val="single" w:color="000000" w:sz="4" w:space="0"/>
-              <w:left w:val="single" w:color="000000" w:sz="4" w:space="0"/>
-              <w:bottom w:val="single" w:color="000000" w:sz="4" w:space="0"/>
-              <w:right w:val="single" w:color="000000" w:sz="4" w:space="0"/>
-            </w:tcBorders>
-            <w:shd w:val="clear" w:color="auto" w:fill="FFFFFF"/>
-            <w:vAlign w:val="center"/>
-          </w:tcPr>
-          <w:p>
-            <w:pPr>
-              <w:keepNext w:val="0"/>
-              <w:keepLines w:val="0"/>
-              <w:widowControl/>
-              <w:suppressLineNumbers w:val="0"/>
-              <w:jc w:val="left"/>
-              <w:textAlignment w:val="center"/>
-              <w:rPr>
-                <w:rFonts w:hint="default" w:ascii="Times New Roman" w:hAnsi="Times New Roman" w:eastAsia="宋体" w:cs="Times New Roman"/>
-                <w:b w:val="0"/>
-                <w:bCs w:val="0"/>
-                <w:i w:val="0"/>
-                <w:iCs w:val="0"/>
-                <w:color w:val="000000"/>
-                <w:sz w:val="20"/>
-                <w:szCs w:val="20"/>
-                <w:u w:val="none"/>
-              </w:rPr>
-            </w:pPr>
-            <w:r>
-              <w:rPr>
-                <w:rFonts w:hint="default" w:ascii="Times New Roman" w:hAnsi="Times New Roman" w:eastAsia="宋体" w:cs="Times New Roman"/>
-                <w:b w:val="0"/>
-                <w:bCs w:val="0"/>
-                <w:i w:val="0"/>
-                <w:iCs w:val="0"/>
-                <w:color w:val="000000"/>
-                <w:kern w:val="0"/>
-                <w:sz w:val="20"/>
-                <w:szCs w:val="20"/>
-                <w:u w:val="none"/>
-                <w:lang w:val="en-US" w:eastAsia="zh-CN" w:bidi="ar"/>
-              </w:rPr>
-              <w:t>KRAS</w:t>
-            </w:r>
-          </w:p>
-        </w:tc>
-        <w:tc>
-          <w:tcPr>
-            <w:tcW w:w="792" w:type="pct"/>
-            <w:tcBorders>
-              <w:top w:val="single" w:color="000000" w:sz="4" w:space="0"/>
-              <w:left w:val="single" w:color="000000" w:sz="4" w:space="0"/>
-              <w:bottom w:val="single" w:color="000000" w:sz="4" w:space="0"/>
-              <w:right w:val="single" w:color="000000" w:sz="4" w:space="0"/>
-            </w:tcBorders>
-            <w:shd w:val="clear" w:color="auto" w:fill="FFFFFF"/>
-            <w:vAlign w:val="center"/>
-          </w:tcPr>
-          <w:p>
-            <w:pPr>
-              <w:keepNext w:val="0"/>
-              <w:keepLines w:val="0"/>
-              <w:widowControl/>
-              <w:suppressLineNumbers w:val="0"/>
-              <w:jc w:val="left"/>
-              <w:textAlignment w:val="center"/>
-              <w:rPr>
-                <w:rFonts w:hint="default" w:ascii="Times New Roman" w:hAnsi="Times New Roman" w:eastAsia="宋体" w:cs="Times New Roman"/>
-                <w:b w:val="0"/>
-                <w:bCs w:val="0"/>
-                <w:i w:val="0"/>
-                <w:iCs w:val="0"/>
-                <w:color w:val="000000"/>
-                <w:sz w:val="20"/>
-                <w:szCs w:val="20"/>
-                <w:u w:val="none"/>
-              </w:rPr>
-            </w:pPr>
-            <w:r>
-              <w:rPr>
-                <w:rFonts w:hint="default" w:ascii="Times New Roman" w:hAnsi="Times New Roman" w:eastAsia="宋体" w:cs="Times New Roman"/>
-                <w:b w:val="0"/>
-                <w:bCs w:val="0"/>
-                <w:i w:val="0"/>
-                <w:iCs w:val="0"/>
-                <w:color w:val="000000"/>
-                <w:kern w:val="0"/>
-                <w:sz w:val="20"/>
-                <w:szCs w:val="20"/>
-                <w:u w:val="none"/>
-                <w:lang w:val="en-US" w:eastAsia="zh-CN" w:bidi="ar"/>
-              </w:rPr>
-              <w:t xml:space="preserve">2 </w:t>
-            </w:r>
-          </w:p>
-        </w:tc>
-        <w:tc>
-          <w:tcPr>
-            <w:tcW w:w="1842" w:type="pct"/>
-            <w:tcBorders>
-              <w:top w:val="single" w:color="000000" w:sz="4" w:space="0"/>
-              <w:left w:val="single" w:color="000000" w:sz="4" w:space="0"/>
-              <w:bottom w:val="single" w:color="000000" w:sz="4" w:space="0"/>
-              <w:right w:val="single" w:color="000000" w:sz="4" w:space="0"/>
-            </w:tcBorders>
-            <w:shd w:val="clear" w:color="auto" w:fill="FFFFFF"/>
-            <w:vAlign w:val="center"/>
-          </w:tcPr>
-          <w:p>
-            <w:pPr>
-              <w:keepNext w:val="0"/>
-              <w:keepLines w:val="0"/>
-              <w:widowControl/>
-              <w:suppressLineNumbers w:val="0"/>
-              <w:jc w:val="left"/>
-              <w:textAlignment w:val="center"/>
-              <w:rPr>
-                <w:rFonts w:hint="default" w:ascii="Times New Roman" w:hAnsi="Times New Roman" w:eastAsia="宋体" w:cs="Times New Roman"/>
-                <w:b w:val="0"/>
-                <w:bCs w:val="0"/>
-                <w:i w:val="0"/>
-                <w:iCs w:val="0"/>
-                <w:color w:val="000000"/>
-                <w:sz w:val="20"/>
-                <w:szCs w:val="20"/>
-                <w:u w:val="none"/>
-              </w:rPr>
-            </w:pPr>
-            <w:r>
-              <w:rPr>
-                <w:rFonts w:hint="default" w:ascii="Times New Roman" w:hAnsi="Times New Roman" w:eastAsia="宋体" w:cs="Times New Roman"/>
-                <w:b w:val="0"/>
-                <w:bCs w:val="0"/>
-                <w:i w:val="0"/>
-                <w:iCs w:val="0"/>
-                <w:color w:val="000000"/>
-                <w:kern w:val="0"/>
-                <w:sz w:val="20"/>
-                <w:szCs w:val="20"/>
-                <w:u w:val="none"/>
-                <w:lang w:val="en-US" w:eastAsia="zh-CN" w:bidi="ar"/>
-              </w:rPr>
-              <w:t>c.35G&gt;T</w:t>
-            </w:r>
-          </w:p>
-        </w:tc>
-        <w:tc>
-          <w:tcPr>
-            <w:tcW w:w="1692" w:type="pct"/>
-            <w:tcBorders>
-              <w:top w:val="single" w:color="000000" w:sz="4" w:space="0"/>
-              <w:left w:val="single" w:color="000000" w:sz="4" w:space="0"/>
-              <w:bottom w:val="single" w:color="000000" w:sz="4" w:space="0"/>
-              <w:right w:val="single" w:color="000000" w:sz="4" w:space="0"/>
-            </w:tcBorders>
-            <w:shd w:val="clear" w:color="auto" w:fill="FFFFFF"/>
-            <w:vAlign w:val="center"/>
-          </w:tcPr>
-          <w:p>
-            <w:pPr>
-              <w:keepNext w:val="0"/>
-              <w:keepLines w:val="0"/>
-              <w:widowControl/>
-              <w:suppressLineNumbers w:val="0"/>
-              <w:jc w:val="left"/>
-              <w:textAlignment w:val="center"/>
-              <w:rPr>
-                <w:rFonts w:hint="default" w:ascii="Times New Roman" w:hAnsi="Times New Roman" w:eastAsia="宋体" w:cs="Times New Roman"/>
-                <w:b w:val="0"/>
-                <w:bCs w:val="0"/>
-                <w:i w:val="0"/>
-                <w:iCs w:val="0"/>
-                <w:color w:val="000000"/>
-                <w:sz w:val="20"/>
-                <w:szCs w:val="20"/>
-                <w:u w:val="none"/>
-              </w:rPr>
-            </w:pPr>
-            <w:r>
-              <w:rPr>
-                <w:rFonts w:hint="default" w:ascii="Times New Roman" w:hAnsi="Times New Roman" w:eastAsia="宋体" w:cs="Times New Roman"/>
-                <w:b w:val="0"/>
-                <w:bCs w:val="0"/>
-                <w:i w:val="0"/>
-                <w:iCs w:val="0"/>
-                <w:color w:val="000000"/>
-                <w:kern w:val="0"/>
-                <w:sz w:val="20"/>
-                <w:szCs w:val="20"/>
-                <w:u w:val="none"/>
-                <w:lang w:val="en-US" w:eastAsia="zh-CN" w:bidi="ar"/>
-              </w:rPr>
-              <w:t>p.G12V</w:t>
+              <w:t>p.G13D</w:t>
             </w:r>
           </w:p>
         </w:tc>
@@ -35836,7 +36466,7 @@
                 <w:u w:val="none"/>
                 <w:lang w:val="en-US" w:eastAsia="zh-CN" w:bidi="ar"/>
               </w:rPr>
-              <w:t>c.34G&gt;T</w:t>
+              <w:t>c.34G&gt;C</w:t>
             </w:r>
           </w:p>
         </w:tc>
@@ -35886,7 +36516,7 @@
                 <w:u w:val="none"/>
                 <w:lang w:val="en-US" w:eastAsia="zh-CN" w:bidi="ar"/>
               </w:rPr>
-              <w:t>p.G12C</w:t>
+              <w:t>p.G12R</w:t>
             </w:r>
           </w:p>
         </w:tc>
@@ -36058,7 +36688,7 @@
                 <w:u w:val="none"/>
                 <w:lang w:val="en-US" w:eastAsia="zh-CN" w:bidi="ar"/>
               </w:rPr>
-              <w:t>c.34G&gt;A</w:t>
+              <w:t>c.35G&gt;C</w:t>
             </w:r>
           </w:p>
         </w:tc>
@@ -36108,7 +36738,228 @@
                 <w:u w:val="none"/>
                 <w:lang w:val="en-US" w:eastAsia="zh-CN" w:bidi="ar"/>
               </w:rPr>
-              <w:t>p.G12S</w:t>
+              <w:t>p.G12A</w:t>
+            </w:r>
+          </w:p>
+        </w:tc>
+      </w:tr>
+      <w:tr>
+        <w:tblPrEx>
+          <w:tblBorders>
+            <w:top w:val="none" w:color="auto" w:sz="0" w:space="0"/>
+            <w:left w:val="none" w:color="auto" w:sz="0" w:space="0"/>
+            <w:bottom w:val="none" w:color="auto" w:sz="0" w:space="0"/>
+            <w:right w:val="none" w:color="auto" w:sz="0" w:space="0"/>
+            <w:insideH w:val="none" w:color="auto" w:sz="0" w:space="0"/>
+            <w:insideV w:val="none" w:color="auto" w:sz="0" w:space="0"/>
+          </w:tblBorders>
+          <w:tblCellMar>
+            <w:top w:w="0" w:type="dxa"/>
+            <w:left w:w="108" w:type="dxa"/>
+            <w:bottom w:w="0" w:type="dxa"/>
+            <w:right w:w="108" w:type="dxa"/>
+          </w:tblCellMar>
+        </w:tblPrEx>
+        <w:trPr>
+          <w:trHeight w:val="340" w:hRule="atLeast"/>
+        </w:trPr>
+        <w:tc>
+          <w:tcPr>
+            <w:tcW w:w="672" w:type="pct"/>
+            <w:tcBorders>
+              <w:top w:val="single" w:color="000000" w:sz="4" w:space="0"/>
+              <w:left w:val="single" w:color="000000" w:sz="4" w:space="0"/>
+              <w:bottom w:val="single" w:color="000000" w:sz="4" w:space="0"/>
+              <w:right w:val="single" w:color="000000" w:sz="4" w:space="0"/>
+            </w:tcBorders>
+            <w:shd w:val="clear" w:color="auto" w:fill="FFFFFF"/>
+            <w:vAlign w:val="center"/>
+          </w:tcPr>
+          <w:p>
+            <w:pPr>
+              <w:keepNext w:val="0"/>
+              <w:keepLines w:val="0"/>
+              <w:widowControl/>
+              <w:suppressLineNumbers w:val="0"/>
+              <w:jc w:val="left"/>
+              <w:textAlignment w:val="center"/>
+              <w:rPr>
+                <w:rFonts w:hint="default" w:ascii="Times New Roman" w:hAnsi="Times New Roman" w:eastAsia="宋体" w:cs="Times New Roman"/>
+                <w:b w:val="0"/>
+                <w:bCs w:val="0"/>
+                <w:i w:val="0"/>
+                <w:iCs w:val="0"/>
+                <w:color w:val="000000"/>
+                <w:sz w:val="20"/>
+                <w:szCs w:val="20"/>
+                <w:u w:val="none"/>
+              </w:rPr>
+            </w:pPr>
+            <w:r>
+              <w:rPr>
+                <w:rFonts w:hint="default" w:ascii="Times New Roman" w:hAnsi="Times New Roman" w:eastAsia="宋体" w:cs="Times New Roman"/>
+                <w:b w:val="0"/>
+                <w:bCs w:val="0"/>
+                <w:i w:val="0"/>
+                <w:iCs w:val="0"/>
+                <w:color w:val="000000"/>
+                <w:kern w:val="0"/>
+                <w:sz w:val="20"/>
+                <w:szCs w:val="20"/>
+                <w:u w:val="none"/>
+                <w:lang w:val="en-US" w:eastAsia="zh-CN" w:bidi="ar"/>
+              </w:rPr>
+              <w:t>BRAF</w:t>
+            </w:r>
+          </w:p>
+        </w:tc>
+        <w:tc>
+          <w:tcPr>
+            <w:tcW w:w="792" w:type="pct"/>
+            <w:tcBorders>
+              <w:top w:val="single" w:color="000000" w:sz="4" w:space="0"/>
+              <w:left w:val="single" w:color="000000" w:sz="4" w:space="0"/>
+              <w:bottom w:val="single" w:color="000000" w:sz="4" w:space="0"/>
+              <w:right w:val="single" w:color="000000" w:sz="4" w:space="0"/>
+            </w:tcBorders>
+            <w:shd w:val="clear" w:color="auto" w:fill="FFFFFF"/>
+            <w:vAlign w:val="center"/>
+          </w:tcPr>
+          <w:p>
+            <w:pPr>
+              <w:keepNext w:val="0"/>
+              <w:keepLines w:val="0"/>
+              <w:widowControl/>
+              <w:suppressLineNumbers w:val="0"/>
+              <w:jc w:val="left"/>
+              <w:textAlignment w:val="center"/>
+              <w:rPr>
+                <w:rFonts w:hint="default" w:ascii="Times New Roman" w:hAnsi="Times New Roman" w:eastAsia="宋体" w:cs="Times New Roman"/>
+                <w:b w:val="0"/>
+                <w:bCs w:val="0"/>
+                <w:i w:val="0"/>
+                <w:iCs w:val="0"/>
+                <w:color w:val="000000"/>
+                <w:sz w:val="20"/>
+                <w:szCs w:val="20"/>
+                <w:u w:val="none"/>
+              </w:rPr>
+            </w:pPr>
+            <w:r>
+              <w:rPr>
+                <w:rFonts w:hint="default" w:ascii="Times New Roman" w:hAnsi="Times New Roman" w:eastAsia="宋体" w:cs="Times New Roman"/>
+                <w:b w:val="0"/>
+                <w:bCs w:val="0"/>
+                <w:i w:val="0"/>
+                <w:iCs w:val="0"/>
+                <w:color w:val="000000"/>
+                <w:kern w:val="0"/>
+                <w:sz w:val="20"/>
+                <w:szCs w:val="20"/>
+                <w:u w:val="none"/>
+                <w:lang w:val="en-US" w:eastAsia="zh-CN" w:bidi="ar"/>
+              </w:rPr>
+              <w:t xml:space="preserve">15 </w:t>
+            </w:r>
+          </w:p>
+        </w:tc>
+        <w:tc>
+          <w:tcPr>
+            <w:tcW w:w="1842" w:type="pct"/>
+            <w:tcBorders>
+              <w:top w:val="single" w:color="000000" w:sz="4" w:space="0"/>
+              <w:left w:val="single" w:color="000000" w:sz="4" w:space="0"/>
+              <w:bottom w:val="single" w:color="000000" w:sz="4" w:space="0"/>
+              <w:right w:val="single" w:color="000000" w:sz="4" w:space="0"/>
+            </w:tcBorders>
+            <w:shd w:val="clear" w:color="auto" w:fill="FFFFFF"/>
+            <w:vAlign w:val="center"/>
+          </w:tcPr>
+          <w:p>
+            <w:pPr>
+              <w:keepNext w:val="0"/>
+              <w:keepLines w:val="0"/>
+              <w:widowControl/>
+              <w:suppressLineNumbers w:val="0"/>
+              <w:jc w:val="left"/>
+              <w:textAlignment w:val="center"/>
+              <w:rPr>
+                <w:rFonts w:hint="default" w:ascii="Times New Roman" w:hAnsi="Times New Roman" w:eastAsia="宋体" w:cs="Times New Roman"/>
+                <w:b w:val="0"/>
+                <w:bCs w:val="0"/>
+                <w:i w:val="0"/>
+                <w:iCs w:val="0"/>
+                <w:color w:val="000000"/>
+                <w:sz w:val="20"/>
+                <w:szCs w:val="20"/>
+                <w:u w:val="none"/>
+              </w:rPr>
+            </w:pPr>
+            <w:r>
+              <w:rPr>
+                <w:rFonts w:hint="default" w:ascii="Times New Roman" w:hAnsi="Times New Roman" w:eastAsia="宋体" w:cs="Times New Roman"/>
+                <w:b w:val="0"/>
+                <w:bCs w:val="0"/>
+                <w:i w:val="0"/>
+                <w:iCs w:val="0"/>
+                <w:color w:val="000000"/>
+                <w:kern w:val="0"/>
+                <w:sz w:val="20"/>
+                <w:szCs w:val="20"/>
+                <w:u w:val="none"/>
+                <w:lang w:val="en-US" w:eastAsia="zh-CN" w:bidi="ar"/>
+              </w:rPr>
+              <w:t>c.1799T&gt;A</w:t>
+            </w:r>
+          </w:p>
+        </w:tc>
+        <w:tc>
+          <w:tcPr>
+            <w:tcW w:w="1692" w:type="pct"/>
+            <w:tcBorders>
+              <w:top w:val="single" w:color="000000" w:sz="4" w:space="0"/>
+              <w:left w:val="single" w:color="000000" w:sz="4" w:space="0"/>
+              <w:bottom w:val="single" w:color="000000" w:sz="4" w:space="0"/>
+              <w:right w:val="single" w:color="000000" w:sz="4" w:space="0"/>
+            </w:tcBorders>
+            <w:shd w:val="clear" w:color="auto" w:fill="FFFFFF"/>
+            <w:vAlign w:val="center"/>
+          </w:tcPr>
+          <w:p>
+            <w:pPr>
+              <w:keepNext w:val="0"/>
+              <w:keepLines w:val="0"/>
+              <w:widowControl/>
+              <w:suppressLineNumbers w:val="0"/>
+              <w:jc w:val="left"/>
+              <w:textAlignment w:val="center"/>
+              <w:rPr>
+                <w:rFonts w:hint="default" w:ascii="Times New Roman" w:hAnsi="Times New Roman" w:eastAsia="宋体" w:cs="Times New Roman"/>
+                <w:b w:val="0"/>
+                <w:bCs w:val="0"/>
+                <w:i w:val="0"/>
+                <w:iCs w:val="0"/>
+                <w:color w:val="000000"/>
+                <w:sz w:val="20"/>
+                <w:szCs w:val="20"/>
+                <w:u w:val="none"/>
+              </w:rPr>
+            </w:pPr>
+            <w:r>
+              <w:rPr>
+                <w:rFonts w:hint="default" w:ascii="Times New Roman" w:hAnsi="Times New Roman" w:eastAsia="宋体" w:cs="Times New Roman"/>
+                <w:b w:val="0"/>
+                <w:bCs w:val="0"/>
+                <w:i w:val="0"/>
+                <w:iCs w:val="0"/>
+                <w:color w:val="000000"/>
+                <w:kern w:val="0"/>
+                <w:sz w:val="20"/>
+                <w:szCs w:val="20"/>
+                <w:u w:val="none"/>
+                <w:lang w:val="en-US" w:eastAsia="zh-CN" w:bidi="ar"/>
+              </w:rPr>
+              <w:t>p.V600E</w:t>
             </w:r>
           </w:p>
         </w:tc>
@@ -36161,26 +37012,28 @@
                 <w:i w:val="0"/>
                 <w:iCs w:val="0"/>
                 <w:color w:val="000000"/>
-                <w:sz w:val="20"/>
-                <w:szCs w:val="20"/>
-                <w:u w:val="none"/>
-              </w:rPr>
-            </w:pPr>
-            <w:r>
-              <w:rPr>
-                <w:rFonts w:hint="default" w:ascii="Times New Roman" w:hAnsi="Times New Roman" w:eastAsia="宋体" w:cs="Times New Roman"/>
-                <w:b w:val="0"/>
-                <w:bCs w:val="0"/>
-                <w:i w:val="0"/>
-                <w:iCs w:val="0"/>
-                <w:color w:val="000000"/>
                 <w:kern w:val="0"/>
                 <w:sz w:val="20"/>
                 <w:szCs w:val="20"/>
                 <w:u w:val="none"/>
                 <w:lang w:val="en-US" w:eastAsia="zh-CN" w:bidi="ar"/>
               </w:rPr>
-              <w:t>KRAS</w:t>
+            </w:pPr>
+            <w:r>
+              <w:rPr>
+                <w:rFonts w:hint="eastAsia" w:ascii="Times New Roman" w:hAnsi="Times New Roman" w:eastAsia="宋体" w:cs="Times New Roman"/>
+                <w:b w:val="0"/>
+                <w:bCs w:val="0"/>
+                <w:i w:val="0"/>
+                <w:iCs w:val="0"/>
+                <w:color w:val="000000"/>
+                <w:kern w:val="0"/>
+                <w:sz w:val="20"/>
+                <w:szCs w:val="20"/>
+                <w:u w:val="none"/>
+                <w:lang w:val="en-US" w:eastAsia="zh-CN" w:bidi="ar"/>
+              </w:rPr>
+              <w:t>ERBB2</w:t>
             </w:r>
           </w:p>
         </w:tc>
@@ -36211,9 +37064,11 @@
                 <w:i w:val="0"/>
                 <w:iCs w:val="0"/>
                 <w:color w:val="000000"/>
+                <w:kern w:val="0"/>
                 <w:sz w:val="20"/>
                 <w:szCs w:val="20"/>
                 <w:u w:val="none"/>
+                <w:lang w:val="en-US" w:eastAsia="zh-CN" w:bidi="ar"/>
               </w:rPr>
             </w:pPr>
             <w:r>
@@ -36230,7 +37085,7 @@
                 <w:u w:val="none"/>
                 <w:lang w:val="en-US" w:eastAsia="zh-CN" w:bidi="ar"/>
               </w:rPr>
-              <w:t xml:space="preserve">2 </w:t>
+              <w:t>20</w:t>
             </w:r>
           </w:p>
         </w:tc>
@@ -36261,9 +37116,11 @@
                 <w:i w:val="0"/>
                 <w:iCs w:val="0"/>
                 <w:color w:val="000000"/>
+                <w:kern w:val="0"/>
                 <w:sz w:val="20"/>
                 <w:szCs w:val="20"/>
                 <w:u w:val="none"/>
+                <w:lang w:val="en-US" w:eastAsia="zh-CN" w:bidi="ar"/>
               </w:rPr>
             </w:pPr>
             <w:r>
@@ -36280,7 +37137,7 @@
                 <w:u w:val="none"/>
                 <w:lang w:val="en-US" w:eastAsia="zh-CN" w:bidi="ar"/>
               </w:rPr>
-              <w:t>c.38G&gt;A</w:t>
+              <w:t>c.2313_2324dup</w:t>
             </w:r>
           </w:p>
         </w:tc>
@@ -36311,9 +37168,11 @@
                 <w:i w:val="0"/>
                 <w:iCs w:val="0"/>
                 <w:color w:val="000000"/>
+                <w:kern w:val="0"/>
                 <w:sz w:val="20"/>
                 <w:szCs w:val="20"/>
                 <w:u w:val="none"/>
+                <w:lang w:val="en-US" w:eastAsia="zh-CN" w:bidi="ar"/>
               </w:rPr>
             </w:pPr>
             <w:r>
@@ -36330,7 +37189,7 @@
                 <w:u w:val="none"/>
                 <w:lang w:val="en-US" w:eastAsia="zh-CN" w:bidi="ar"/>
               </w:rPr>
-              <w:t>p.G13D</w:t>
+              <w:t>A775_G776insYVMA</w:t>
             </w:r>
           </w:p>
         </w:tc>
@@ -36383,26 +37242,28 @@
                 <w:i w:val="0"/>
                 <w:iCs w:val="0"/>
                 <w:color w:val="000000"/>
-                <w:sz w:val="20"/>
-                <w:szCs w:val="20"/>
-                <w:u w:val="none"/>
-              </w:rPr>
-            </w:pPr>
-            <w:r>
-              <w:rPr>
-                <w:rFonts w:hint="default" w:ascii="Times New Roman" w:hAnsi="Times New Roman" w:eastAsia="宋体" w:cs="Times New Roman"/>
-                <w:b w:val="0"/>
-                <w:bCs w:val="0"/>
-                <w:i w:val="0"/>
-                <w:iCs w:val="0"/>
-                <w:color w:val="000000"/>
                 <w:kern w:val="0"/>
                 <w:sz w:val="20"/>
                 <w:szCs w:val="20"/>
                 <w:u w:val="none"/>
                 <w:lang w:val="en-US" w:eastAsia="zh-CN" w:bidi="ar"/>
               </w:rPr>
-              <w:t>KRAS</w:t>
+            </w:pPr>
+            <w:r>
+              <w:rPr>
+                <w:rFonts w:hint="eastAsia" w:ascii="Times New Roman" w:hAnsi="Times New Roman" w:eastAsia="宋体" w:cs="Times New Roman"/>
+                <w:b w:val="0"/>
+                <w:bCs w:val="0"/>
+                <w:i w:val="0"/>
+                <w:iCs w:val="0"/>
+                <w:color w:val="000000"/>
+                <w:kern w:val="0"/>
+                <w:sz w:val="20"/>
+                <w:szCs w:val="20"/>
+                <w:u w:val="none"/>
+                <w:lang w:val="en-US" w:eastAsia="zh-CN" w:bidi="ar"/>
+              </w:rPr>
+              <w:t>ERBB2</w:t>
             </w:r>
           </w:p>
         </w:tc>
@@ -36433,26 +37294,28 @@
                 <w:i w:val="0"/>
                 <w:iCs w:val="0"/>
                 <w:color w:val="000000"/>
-                <w:sz w:val="20"/>
-                <w:szCs w:val="20"/>
-                <w:u w:val="none"/>
-              </w:rPr>
-            </w:pPr>
-            <w:r>
-              <w:rPr>
-                <w:rFonts w:hint="default" w:ascii="Times New Roman" w:hAnsi="Times New Roman" w:eastAsia="宋体" w:cs="Times New Roman"/>
-                <w:b w:val="0"/>
-                <w:bCs w:val="0"/>
-                <w:i w:val="0"/>
-                <w:iCs w:val="0"/>
-                <w:color w:val="000000"/>
                 <w:kern w:val="0"/>
                 <w:sz w:val="20"/>
                 <w:szCs w:val="20"/>
                 <w:u w:val="none"/>
                 <w:lang w:val="en-US" w:eastAsia="zh-CN" w:bidi="ar"/>
               </w:rPr>
-              <w:t xml:space="preserve">2 </w:t>
+            </w:pPr>
+            <w:r>
+              <w:rPr>
+                <w:rFonts w:hint="eastAsia" w:ascii="Times New Roman" w:hAnsi="Times New Roman" w:eastAsia="宋体" w:cs="Times New Roman"/>
+                <w:b w:val="0"/>
+                <w:bCs w:val="0"/>
+                <w:i w:val="0"/>
+                <w:iCs w:val="0"/>
+                <w:color w:val="000000"/>
+                <w:kern w:val="0"/>
+                <w:sz w:val="20"/>
+                <w:szCs w:val="20"/>
+                <w:u w:val="none"/>
+                <w:lang w:val="en-US" w:eastAsia="zh-CN" w:bidi="ar"/>
+              </w:rPr>
+              <w:t>21</w:t>
             </w:r>
           </w:p>
         </w:tc>
@@ -36483,9 +37346,11 @@
                 <w:i w:val="0"/>
                 <w:iCs w:val="0"/>
                 <w:color w:val="000000"/>
+                <w:kern w:val="0"/>
                 <w:sz w:val="20"/>
                 <w:szCs w:val="20"/>
                 <w:u w:val="none"/>
+                <w:lang w:val="en-US" w:eastAsia="zh-CN" w:bidi="ar"/>
               </w:rPr>
             </w:pPr>
             <w:r>
@@ -36502,7 +37367,7 @@
                 <w:u w:val="none"/>
                 <w:lang w:val="en-US" w:eastAsia="zh-CN" w:bidi="ar"/>
               </w:rPr>
-              <w:t>c.34G&gt;C</w:t>
+              <w:t>c.2524G&gt;A</w:t>
             </w:r>
           </w:p>
         </w:tc>
@@ -36533,9 +37398,11 @@
                 <w:i w:val="0"/>
                 <w:iCs w:val="0"/>
                 <w:color w:val="000000"/>
+                <w:kern w:val="0"/>
                 <w:sz w:val="20"/>
                 <w:szCs w:val="20"/>
                 <w:u w:val="none"/>
+                <w:lang w:val="en-US" w:eastAsia="zh-CN" w:bidi="ar"/>
               </w:rPr>
             </w:pPr>
             <w:r>
@@ -36552,443 +37419,7 @@
                 <w:u w:val="none"/>
                 <w:lang w:val="en-US" w:eastAsia="zh-CN" w:bidi="ar"/>
               </w:rPr>
-              <w:t>p.G12R</w:t>
-            </w:r>
-          </w:p>
-        </w:tc>
-      </w:tr>
-      <w:tr>
-        <w:tblPrEx>
-          <w:tblBorders>
-            <w:top w:val="none" w:color="auto" w:sz="0" w:space="0"/>
-            <w:left w:val="none" w:color="auto" w:sz="0" w:space="0"/>
-            <w:bottom w:val="none" w:color="auto" w:sz="0" w:space="0"/>
-            <w:right w:val="none" w:color="auto" w:sz="0" w:space="0"/>
-            <w:insideH w:val="none" w:color="auto" w:sz="0" w:space="0"/>
-            <w:insideV w:val="none" w:color="auto" w:sz="0" w:space="0"/>
-          </w:tblBorders>
-          <w:tblCellMar>
-            <w:top w:w="0" w:type="dxa"/>
-            <w:left w:w="108" w:type="dxa"/>
-            <w:bottom w:w="0" w:type="dxa"/>
-            <w:right w:w="108" w:type="dxa"/>
-          </w:tblCellMar>
-        </w:tblPrEx>
-        <w:trPr>
-          <w:trHeight w:val="340" w:hRule="atLeast"/>
-        </w:trPr>
-        <w:tc>
-          <w:tcPr>
-            <w:tcW w:w="672" w:type="pct"/>
-            <w:tcBorders>
-              <w:top w:val="single" w:color="000000" w:sz="4" w:space="0"/>
-              <w:left w:val="single" w:color="000000" w:sz="4" w:space="0"/>
-              <w:bottom w:val="single" w:color="000000" w:sz="4" w:space="0"/>
-              <w:right w:val="single" w:color="000000" w:sz="4" w:space="0"/>
-            </w:tcBorders>
-            <w:shd w:val="clear" w:color="auto" w:fill="FFFFFF"/>
-            <w:vAlign w:val="center"/>
-          </w:tcPr>
-          <w:p>
-            <w:pPr>
-              <w:keepNext w:val="0"/>
-              <w:keepLines w:val="0"/>
-              <w:widowControl/>
-              <w:suppressLineNumbers w:val="0"/>
-              <w:jc w:val="left"/>
-              <w:textAlignment w:val="center"/>
-              <w:rPr>
-                <w:rFonts w:hint="default" w:ascii="Times New Roman" w:hAnsi="Times New Roman" w:eastAsia="宋体" w:cs="Times New Roman"/>
-                <w:b w:val="0"/>
-                <w:bCs w:val="0"/>
-                <w:i w:val="0"/>
-                <w:iCs w:val="0"/>
-                <w:color w:val="000000"/>
-                <w:sz w:val="20"/>
-                <w:szCs w:val="20"/>
-                <w:u w:val="none"/>
-              </w:rPr>
-            </w:pPr>
-            <w:r>
-              <w:rPr>
-                <w:rFonts w:hint="default" w:ascii="Times New Roman" w:hAnsi="Times New Roman" w:eastAsia="宋体" w:cs="Times New Roman"/>
-                <w:b w:val="0"/>
-                <w:bCs w:val="0"/>
-                <w:i w:val="0"/>
-                <w:iCs w:val="0"/>
-                <w:color w:val="000000"/>
-                <w:kern w:val="0"/>
-                <w:sz w:val="20"/>
-                <w:szCs w:val="20"/>
-                <w:u w:val="none"/>
-                <w:lang w:val="en-US" w:eastAsia="zh-CN" w:bidi="ar"/>
-              </w:rPr>
-              <w:t>KRAS</w:t>
-            </w:r>
-          </w:p>
-        </w:tc>
-        <w:tc>
-          <w:tcPr>
-            <w:tcW w:w="792" w:type="pct"/>
-            <w:tcBorders>
-              <w:top w:val="single" w:color="000000" w:sz="4" w:space="0"/>
-              <w:left w:val="single" w:color="000000" w:sz="4" w:space="0"/>
-              <w:bottom w:val="single" w:color="000000" w:sz="4" w:space="0"/>
-              <w:right w:val="single" w:color="000000" w:sz="4" w:space="0"/>
-            </w:tcBorders>
-            <w:shd w:val="clear" w:color="auto" w:fill="FFFFFF"/>
-            <w:vAlign w:val="center"/>
-          </w:tcPr>
-          <w:p>
-            <w:pPr>
-              <w:keepNext w:val="0"/>
-              <w:keepLines w:val="0"/>
-              <w:widowControl/>
-              <w:suppressLineNumbers w:val="0"/>
-              <w:jc w:val="left"/>
-              <w:textAlignment w:val="center"/>
-              <w:rPr>
-                <w:rFonts w:hint="default" w:ascii="Times New Roman" w:hAnsi="Times New Roman" w:eastAsia="宋体" w:cs="Times New Roman"/>
-                <w:b w:val="0"/>
-                <w:bCs w:val="0"/>
-                <w:i w:val="0"/>
-                <w:iCs w:val="0"/>
-                <w:color w:val="000000"/>
-                <w:sz w:val="20"/>
-                <w:szCs w:val="20"/>
-                <w:u w:val="none"/>
-              </w:rPr>
-            </w:pPr>
-            <w:r>
-              <w:rPr>
-                <w:rFonts w:hint="default" w:ascii="Times New Roman" w:hAnsi="Times New Roman" w:eastAsia="宋体" w:cs="Times New Roman"/>
-                <w:b w:val="0"/>
-                <w:bCs w:val="0"/>
-                <w:i w:val="0"/>
-                <w:iCs w:val="0"/>
-                <w:color w:val="000000"/>
-                <w:kern w:val="0"/>
-                <w:sz w:val="20"/>
-                <w:szCs w:val="20"/>
-                <w:u w:val="none"/>
-                <w:lang w:val="en-US" w:eastAsia="zh-CN" w:bidi="ar"/>
-              </w:rPr>
-              <w:t xml:space="preserve">2 </w:t>
-            </w:r>
-          </w:p>
-        </w:tc>
-        <w:tc>
-          <w:tcPr>
-            <w:tcW w:w="1842" w:type="pct"/>
-            <w:tcBorders>
-              <w:top w:val="single" w:color="000000" w:sz="4" w:space="0"/>
-              <w:left w:val="single" w:color="000000" w:sz="4" w:space="0"/>
-              <w:bottom w:val="single" w:color="000000" w:sz="4" w:space="0"/>
-              <w:right w:val="single" w:color="000000" w:sz="4" w:space="0"/>
-            </w:tcBorders>
-            <w:shd w:val="clear" w:color="auto" w:fill="FFFFFF"/>
-            <w:vAlign w:val="center"/>
-          </w:tcPr>
-          <w:p>
-            <w:pPr>
-              <w:keepNext w:val="0"/>
-              <w:keepLines w:val="0"/>
-              <w:widowControl/>
-              <w:suppressLineNumbers w:val="0"/>
-              <w:jc w:val="left"/>
-              <w:textAlignment w:val="center"/>
-              <w:rPr>
-                <w:rFonts w:hint="default" w:ascii="Times New Roman" w:hAnsi="Times New Roman" w:eastAsia="宋体" w:cs="Times New Roman"/>
-                <w:b w:val="0"/>
-                <w:bCs w:val="0"/>
-                <w:i w:val="0"/>
-                <w:iCs w:val="0"/>
-                <w:color w:val="000000"/>
-                <w:sz w:val="20"/>
-                <w:szCs w:val="20"/>
-                <w:u w:val="none"/>
-              </w:rPr>
-            </w:pPr>
-            <w:r>
-              <w:rPr>
-                <w:rFonts w:hint="default" w:ascii="Times New Roman" w:hAnsi="Times New Roman" w:eastAsia="宋体" w:cs="Times New Roman"/>
-                <w:b w:val="0"/>
-                <w:bCs w:val="0"/>
-                <w:i w:val="0"/>
-                <w:iCs w:val="0"/>
-                <w:color w:val="000000"/>
-                <w:kern w:val="0"/>
-                <w:sz w:val="20"/>
-                <w:szCs w:val="20"/>
-                <w:u w:val="none"/>
-                <w:lang w:val="en-US" w:eastAsia="zh-CN" w:bidi="ar"/>
-              </w:rPr>
-              <w:t>c.35G&gt;C</w:t>
-            </w:r>
-          </w:p>
-        </w:tc>
-        <w:tc>
-          <w:tcPr>
-            <w:tcW w:w="1692" w:type="pct"/>
-            <w:tcBorders>
-              <w:top w:val="single" w:color="000000" w:sz="4" w:space="0"/>
-              <w:left w:val="single" w:color="000000" w:sz="4" w:space="0"/>
-              <w:bottom w:val="single" w:color="000000" w:sz="4" w:space="0"/>
-              <w:right w:val="single" w:color="000000" w:sz="4" w:space="0"/>
-            </w:tcBorders>
-            <w:shd w:val="clear" w:color="auto" w:fill="FFFFFF"/>
-            <w:vAlign w:val="center"/>
-          </w:tcPr>
-          <w:p>
-            <w:pPr>
-              <w:keepNext w:val="0"/>
-              <w:keepLines w:val="0"/>
-              <w:widowControl/>
-              <w:suppressLineNumbers w:val="0"/>
-              <w:jc w:val="left"/>
-              <w:textAlignment w:val="center"/>
-              <w:rPr>
-                <w:rFonts w:hint="default" w:ascii="Times New Roman" w:hAnsi="Times New Roman" w:eastAsia="宋体" w:cs="Times New Roman"/>
-                <w:b w:val="0"/>
-                <w:bCs w:val="0"/>
-                <w:i w:val="0"/>
-                <w:iCs w:val="0"/>
-                <w:color w:val="000000"/>
-                <w:sz w:val="20"/>
-                <w:szCs w:val="20"/>
-                <w:u w:val="none"/>
-              </w:rPr>
-            </w:pPr>
-            <w:r>
-              <w:rPr>
-                <w:rFonts w:hint="default" w:ascii="Times New Roman" w:hAnsi="Times New Roman" w:eastAsia="宋体" w:cs="Times New Roman"/>
-                <w:b w:val="0"/>
-                <w:bCs w:val="0"/>
-                <w:i w:val="0"/>
-                <w:iCs w:val="0"/>
-                <w:color w:val="000000"/>
-                <w:kern w:val="0"/>
-                <w:sz w:val="20"/>
-                <w:szCs w:val="20"/>
-                <w:u w:val="none"/>
-                <w:lang w:val="en-US" w:eastAsia="zh-CN" w:bidi="ar"/>
-              </w:rPr>
-              <w:t>p.G12A</w:t>
-            </w:r>
-          </w:p>
-        </w:tc>
-      </w:tr>
-      <w:tr>
-        <w:tblPrEx>
-          <w:tblBorders>
-            <w:top w:val="none" w:color="auto" w:sz="0" w:space="0"/>
-            <w:left w:val="none" w:color="auto" w:sz="0" w:space="0"/>
-            <w:bottom w:val="none" w:color="auto" w:sz="0" w:space="0"/>
-            <w:right w:val="none" w:color="auto" w:sz="0" w:space="0"/>
-            <w:insideH w:val="none" w:color="auto" w:sz="0" w:space="0"/>
-            <w:insideV w:val="none" w:color="auto" w:sz="0" w:space="0"/>
-          </w:tblBorders>
-        </w:tblPrEx>
-        <w:trPr>
-          <w:trHeight w:val="340" w:hRule="atLeast"/>
-        </w:trPr>
-        <w:tc>
-          <w:tcPr>
-            <w:tcW w:w="672" w:type="pct"/>
-            <w:tcBorders>
-              <w:top w:val="single" w:color="000000" w:sz="4" w:space="0"/>
-              <w:left w:val="single" w:color="000000" w:sz="4" w:space="0"/>
-              <w:bottom w:val="single" w:color="000000" w:sz="4" w:space="0"/>
-              <w:right w:val="single" w:color="000000" w:sz="4" w:space="0"/>
-            </w:tcBorders>
-            <w:shd w:val="clear" w:color="auto" w:fill="FFFFFF"/>
-            <w:vAlign w:val="center"/>
-          </w:tcPr>
-          <w:p>
-            <w:pPr>
-              <w:keepNext w:val="0"/>
-              <w:keepLines w:val="0"/>
-              <w:widowControl/>
-              <w:suppressLineNumbers w:val="0"/>
-              <w:jc w:val="left"/>
-              <w:textAlignment w:val="center"/>
-              <w:rPr>
-                <w:rFonts w:hint="default" w:ascii="Times New Roman" w:hAnsi="Times New Roman" w:eastAsia="宋体" w:cs="Times New Roman"/>
-                <w:b w:val="0"/>
-                <w:bCs w:val="0"/>
-                <w:i w:val="0"/>
-                <w:iCs w:val="0"/>
-                <w:color w:val="000000"/>
-                <w:sz w:val="20"/>
-                <w:szCs w:val="20"/>
-                <w:u w:val="none"/>
-              </w:rPr>
-            </w:pPr>
-            <w:r>
-              <w:rPr>
-                <w:rFonts w:hint="default" w:ascii="Times New Roman" w:hAnsi="Times New Roman" w:eastAsia="宋体" w:cs="Times New Roman"/>
-                <w:b w:val="0"/>
-                <w:bCs w:val="0"/>
-                <w:i w:val="0"/>
-                <w:iCs w:val="0"/>
-                <w:color w:val="000000"/>
-                <w:kern w:val="0"/>
-                <w:sz w:val="20"/>
-                <w:szCs w:val="20"/>
-                <w:u w:val="none"/>
-                <w:lang w:val="en-US" w:eastAsia="zh-CN" w:bidi="ar"/>
-              </w:rPr>
-              <w:t>BRAF</w:t>
-            </w:r>
-          </w:p>
-        </w:tc>
-        <w:tc>
-          <w:tcPr>
-            <w:tcW w:w="792" w:type="pct"/>
-            <w:tcBorders>
-              <w:top w:val="single" w:color="000000" w:sz="4" w:space="0"/>
-              <w:left w:val="single" w:color="000000" w:sz="4" w:space="0"/>
-              <w:bottom w:val="single" w:color="000000" w:sz="4" w:space="0"/>
-              <w:right w:val="single" w:color="000000" w:sz="4" w:space="0"/>
-            </w:tcBorders>
-            <w:shd w:val="clear" w:color="auto" w:fill="FFFFFF"/>
-            <w:vAlign w:val="center"/>
-          </w:tcPr>
-          <w:p>
-            <w:pPr>
-              <w:keepNext w:val="0"/>
-              <w:keepLines w:val="0"/>
-              <w:widowControl/>
-              <w:suppressLineNumbers w:val="0"/>
-              <w:jc w:val="left"/>
-              <w:textAlignment w:val="center"/>
-              <w:rPr>
-                <w:rFonts w:hint="default" w:ascii="Times New Roman" w:hAnsi="Times New Roman" w:eastAsia="宋体" w:cs="Times New Roman"/>
-                <w:b w:val="0"/>
-                <w:bCs w:val="0"/>
-                <w:i w:val="0"/>
-                <w:iCs w:val="0"/>
-                <w:color w:val="000000"/>
-                <w:sz w:val="20"/>
-                <w:szCs w:val="20"/>
-                <w:u w:val="none"/>
-              </w:rPr>
-            </w:pPr>
-            <w:r>
-              <w:rPr>
-                <w:rFonts w:hint="default" w:ascii="Times New Roman" w:hAnsi="Times New Roman" w:eastAsia="宋体" w:cs="Times New Roman"/>
-                <w:b w:val="0"/>
-                <w:bCs w:val="0"/>
-                <w:i w:val="0"/>
-                <w:iCs w:val="0"/>
-                <w:color w:val="000000"/>
-                <w:kern w:val="0"/>
-                <w:sz w:val="20"/>
-                <w:szCs w:val="20"/>
-                <w:u w:val="none"/>
-                <w:lang w:val="en-US" w:eastAsia="zh-CN" w:bidi="ar"/>
-              </w:rPr>
-              <w:t xml:space="preserve">15 </w:t>
-            </w:r>
-          </w:p>
-        </w:tc>
-        <w:tc>
-          <w:tcPr>
-            <w:tcW w:w="1842" w:type="pct"/>
-            <w:tcBorders>
-              <w:top w:val="single" w:color="000000" w:sz="4" w:space="0"/>
-              <w:left w:val="single" w:color="000000" w:sz="4" w:space="0"/>
-              <w:bottom w:val="single" w:color="000000" w:sz="4" w:space="0"/>
-              <w:right w:val="single" w:color="000000" w:sz="4" w:space="0"/>
-            </w:tcBorders>
-            <w:shd w:val="clear" w:color="auto" w:fill="FFFFFF"/>
-            <w:vAlign w:val="center"/>
-          </w:tcPr>
-          <w:p>
-            <w:pPr>
-              <w:keepNext w:val="0"/>
-              <w:keepLines w:val="0"/>
-              <w:widowControl/>
-              <w:suppressLineNumbers w:val="0"/>
-              <w:jc w:val="left"/>
-              <w:textAlignment w:val="center"/>
-              <w:rPr>
-                <w:rFonts w:hint="default" w:ascii="Times New Roman" w:hAnsi="Times New Roman" w:eastAsia="宋体" w:cs="Times New Roman"/>
-                <w:b w:val="0"/>
-                <w:bCs w:val="0"/>
-                <w:i w:val="0"/>
-                <w:iCs w:val="0"/>
-                <w:color w:val="000000"/>
-                <w:sz w:val="20"/>
-                <w:szCs w:val="20"/>
-                <w:u w:val="none"/>
-              </w:rPr>
-            </w:pPr>
-            <w:r>
-              <w:rPr>
-                <w:rFonts w:hint="default" w:ascii="Times New Roman" w:hAnsi="Times New Roman" w:eastAsia="宋体" w:cs="Times New Roman"/>
-                <w:b w:val="0"/>
-                <w:bCs w:val="0"/>
-                <w:i w:val="0"/>
-                <w:iCs w:val="0"/>
-                <w:color w:val="000000"/>
-                <w:kern w:val="0"/>
-                <w:sz w:val="20"/>
-                <w:szCs w:val="20"/>
-                <w:u w:val="none"/>
-                <w:lang w:val="en-US" w:eastAsia="zh-CN" w:bidi="ar"/>
-              </w:rPr>
-              <w:t>c.1799T&gt;A</w:t>
-            </w:r>
-          </w:p>
-        </w:tc>
-        <w:tc>
-          <w:tcPr>
-            <w:tcW w:w="1692" w:type="pct"/>
-            <w:tcBorders>
-              <w:top w:val="single" w:color="000000" w:sz="4" w:space="0"/>
-              <w:left w:val="single" w:color="000000" w:sz="4" w:space="0"/>
-              <w:bottom w:val="single" w:color="000000" w:sz="4" w:space="0"/>
-              <w:right w:val="single" w:color="000000" w:sz="4" w:space="0"/>
-            </w:tcBorders>
-            <w:shd w:val="clear" w:color="auto" w:fill="FFFFFF"/>
-            <w:vAlign w:val="center"/>
-          </w:tcPr>
-          <w:p>
-            <w:pPr>
-              <w:keepNext w:val="0"/>
-              <w:keepLines w:val="0"/>
-              <w:widowControl/>
-              <w:suppressLineNumbers w:val="0"/>
-              <w:jc w:val="left"/>
-              <w:textAlignment w:val="center"/>
-              <w:rPr>
-                <w:rFonts w:hint="default" w:ascii="Times New Roman" w:hAnsi="Times New Roman" w:eastAsia="宋体" w:cs="Times New Roman"/>
-                <w:b w:val="0"/>
-                <w:bCs w:val="0"/>
-                <w:i w:val="0"/>
-                <w:iCs w:val="0"/>
-                <w:color w:val="000000"/>
-                <w:sz w:val="20"/>
-                <w:szCs w:val="20"/>
-                <w:u w:val="none"/>
-              </w:rPr>
-            </w:pPr>
-            <w:r>
-              <w:rPr>
-                <w:rFonts w:hint="default" w:ascii="Times New Roman" w:hAnsi="Times New Roman" w:eastAsia="宋体" w:cs="Times New Roman"/>
-                <w:b w:val="0"/>
-                <w:bCs w:val="0"/>
-                <w:i w:val="0"/>
-                <w:iCs w:val="0"/>
-                <w:color w:val="000000"/>
-                <w:kern w:val="0"/>
-                <w:sz w:val="20"/>
-                <w:szCs w:val="20"/>
-                <w:u w:val="none"/>
-                <w:lang w:val="en-US" w:eastAsia="zh-CN" w:bidi="ar"/>
-              </w:rPr>
-              <w:t>p.V600E</w:t>
+              <w:t>p.V842I</w:t>
             </w:r>
           </w:p>
         </w:tc>
@@ -37114,7 +37545,7 @@
                 <w:u w:val="none"/>
                 <w:lang w:val="en-US" w:eastAsia="zh-CN" w:bidi="ar"/>
               </w:rPr>
-              <w:t>20</w:t>
+              <w:t>Amplification</w:t>
             </w:r>
           </w:p>
         </w:tc>
@@ -37152,22 +37583,6 @@
                 <w:lang w:val="en-US" w:eastAsia="zh-CN" w:bidi="ar"/>
               </w:rPr>
             </w:pPr>
-            <w:r>
-              <w:rPr>
-                <w:rFonts w:hint="default" w:ascii="Times New Roman" w:hAnsi="Times New Roman" w:eastAsia="宋体" w:cs="Times New Roman"/>
-                <w:b w:val="0"/>
-                <w:bCs w:val="0"/>
-                <w:i w:val="0"/>
-                <w:iCs w:val="0"/>
-                <w:color w:val="000000"/>
-                <w:kern w:val="0"/>
-                <w:sz w:val="20"/>
-                <w:szCs w:val="20"/>
-                <w:u w:val="none"/>
-                <w:lang w:val="en-US" w:eastAsia="zh-CN" w:bidi="ar"/>
-              </w:rPr>
-              <w:t>c.2313_2324dup</w:t>
-            </w:r>
           </w:p>
         </w:tc>
         <w:tc>
@@ -37204,251 +37619,6 @@
                 <w:lang w:val="en-US" w:eastAsia="zh-CN" w:bidi="ar"/>
               </w:rPr>
             </w:pPr>
-            <w:r>
-              <w:rPr>
-                <w:rFonts w:hint="default" w:ascii="Times New Roman" w:hAnsi="Times New Roman" w:eastAsia="宋体" w:cs="Times New Roman"/>
-                <w:b w:val="0"/>
-                <w:bCs w:val="0"/>
-                <w:i w:val="0"/>
-                <w:iCs w:val="0"/>
-                <w:color w:val="000000"/>
-                <w:kern w:val="0"/>
-                <w:sz w:val="20"/>
-                <w:szCs w:val="20"/>
-                <w:u w:val="none"/>
-                <w:lang w:val="en-US" w:eastAsia="zh-CN" w:bidi="ar"/>
-              </w:rPr>
-              <w:t>A775_G776insYVMA</w:t>
-            </w:r>
-          </w:p>
-        </w:tc>
-      </w:tr>
-      <w:tr>
-        <w:tblPrEx>
-          <w:tblBorders>
-            <w:top w:val="none" w:color="auto" w:sz="0" w:space="0"/>
-            <w:left w:val="none" w:color="auto" w:sz="0" w:space="0"/>
-            <w:bottom w:val="none" w:color="auto" w:sz="0" w:space="0"/>
-            <w:right w:val="none" w:color="auto" w:sz="0" w:space="0"/>
-            <w:insideH w:val="none" w:color="auto" w:sz="0" w:space="0"/>
-            <w:insideV w:val="none" w:color="auto" w:sz="0" w:space="0"/>
-          </w:tblBorders>
-          <w:tblCellMar>
-            <w:top w:w="0" w:type="dxa"/>
-            <w:left w:w="108" w:type="dxa"/>
-            <w:bottom w:w="0" w:type="dxa"/>
-            <w:right w:w="108" w:type="dxa"/>
-          </w:tblCellMar>
-        </w:tblPrEx>
-        <w:trPr>
-          <w:trHeight w:val="340" w:hRule="atLeast"/>
-        </w:trPr>
-        <w:tc>
-          <w:tcPr>
-            <w:tcW w:w="672" w:type="pct"/>
-            <w:tcBorders>
-              <w:top w:val="single" w:color="000000" w:sz="4" w:space="0"/>
-              <w:left w:val="single" w:color="000000" w:sz="4" w:space="0"/>
-              <w:bottom w:val="single" w:color="000000" w:sz="4" w:space="0"/>
-              <w:right w:val="single" w:color="000000" w:sz="4" w:space="0"/>
-            </w:tcBorders>
-            <w:shd w:val="clear" w:color="auto" w:fill="FFFFFF"/>
-            <w:vAlign w:val="center"/>
-          </w:tcPr>
-          <w:p>
-            <w:pPr>
-              <w:keepNext w:val="0"/>
-              <w:keepLines w:val="0"/>
-              <w:widowControl/>
-              <w:suppressLineNumbers w:val="0"/>
-              <w:jc w:val="left"/>
-              <w:textAlignment w:val="center"/>
-              <w:rPr>
-                <w:rFonts w:hint="default" w:ascii="Times New Roman" w:hAnsi="Times New Roman" w:eastAsia="宋体" w:cs="Times New Roman"/>
-                <w:b w:val="0"/>
-                <w:bCs w:val="0"/>
-                <w:i w:val="0"/>
-                <w:iCs w:val="0"/>
-                <w:color w:val="000000"/>
-                <w:kern w:val="0"/>
-                <w:sz w:val="20"/>
-                <w:szCs w:val="20"/>
-                <w:u w:val="none"/>
-                <w:lang w:val="en-US" w:eastAsia="zh-CN" w:bidi="ar"/>
-              </w:rPr>
-            </w:pPr>
-            <w:r>
-              <w:rPr>
-                <w:rFonts w:hint="eastAsia" w:ascii="Times New Roman" w:hAnsi="Times New Roman" w:eastAsia="宋体" w:cs="Times New Roman"/>
-                <w:b w:val="0"/>
-                <w:bCs w:val="0"/>
-                <w:i w:val="0"/>
-                <w:iCs w:val="0"/>
-                <w:color w:val="000000"/>
-                <w:kern w:val="0"/>
-                <w:sz w:val="20"/>
-                <w:szCs w:val="20"/>
-                <w:u w:val="none"/>
-                <w:lang w:val="en-US" w:eastAsia="zh-CN" w:bidi="ar"/>
-              </w:rPr>
-              <w:t>ERBB2</w:t>
-            </w:r>
-          </w:p>
-        </w:tc>
-        <w:tc>
-          <w:tcPr>
-            <w:tcW w:w="792" w:type="pct"/>
-            <w:tcBorders>
-              <w:top w:val="single" w:color="000000" w:sz="4" w:space="0"/>
-              <w:left w:val="single" w:color="000000" w:sz="4" w:space="0"/>
-              <w:bottom w:val="single" w:color="000000" w:sz="4" w:space="0"/>
-              <w:right w:val="single" w:color="000000" w:sz="4" w:space="0"/>
-            </w:tcBorders>
-            <w:shd w:val="clear" w:color="auto" w:fill="FFFFFF"/>
-            <w:vAlign w:val="center"/>
-          </w:tcPr>
-          <w:p>
-            <w:pPr>
-              <w:keepNext w:val="0"/>
-              <w:keepLines w:val="0"/>
-              <w:widowControl/>
-              <w:suppressLineNumbers w:val="0"/>
-              <w:jc w:val="left"/>
-              <w:textAlignment w:val="center"/>
-              <w:rPr>
-                <w:rFonts w:hint="default" w:ascii="Times New Roman" w:hAnsi="Times New Roman" w:eastAsia="宋体" w:cs="Times New Roman"/>
-                <w:b w:val="0"/>
-                <w:bCs w:val="0"/>
-                <w:i w:val="0"/>
-                <w:iCs w:val="0"/>
-                <w:color w:val="000000"/>
-                <w:kern w:val="0"/>
-                <w:sz w:val="20"/>
-                <w:szCs w:val="20"/>
-                <w:u w:val="none"/>
-                <w:lang w:val="en-US" w:eastAsia="zh-CN" w:bidi="ar"/>
-              </w:rPr>
-            </w:pPr>
-            <w:r>
-              <w:rPr>
-                <w:rFonts w:hint="eastAsia" w:ascii="Times New Roman" w:hAnsi="Times New Roman" w:eastAsia="宋体" w:cs="Times New Roman"/>
-                <w:b w:val="0"/>
-                <w:bCs w:val="0"/>
-                <w:i w:val="0"/>
-                <w:iCs w:val="0"/>
-                <w:color w:val="000000"/>
-                <w:kern w:val="0"/>
-                <w:sz w:val="20"/>
-                <w:szCs w:val="20"/>
-                <w:u w:val="none"/>
-                <w:lang w:val="en-US" w:eastAsia="zh-CN" w:bidi="ar"/>
-              </w:rPr>
-              <w:t>21</w:t>
-            </w:r>
-          </w:p>
-        </w:tc>
-        <w:tc>
-          <w:tcPr>
-            <w:tcW w:w="1842" w:type="pct"/>
-            <w:tcBorders>
-              <w:top w:val="single" w:color="000000" w:sz="4" w:space="0"/>
-              <w:left w:val="single" w:color="000000" w:sz="4" w:space="0"/>
-              <w:bottom w:val="single" w:color="000000" w:sz="4" w:space="0"/>
-              <w:right w:val="single" w:color="000000" w:sz="4" w:space="0"/>
-            </w:tcBorders>
-            <w:shd w:val="clear" w:color="auto" w:fill="FFFFFF"/>
-            <w:vAlign w:val="center"/>
-          </w:tcPr>
-          <w:p>
-            <w:pPr>
-              <w:keepNext w:val="0"/>
-              <w:keepLines w:val="0"/>
-              <w:widowControl/>
-              <w:suppressLineNumbers w:val="0"/>
-              <w:jc w:val="left"/>
-              <w:textAlignment w:val="center"/>
-              <w:rPr>
-                <w:rFonts w:hint="default" w:ascii="Times New Roman" w:hAnsi="Times New Roman" w:eastAsia="宋体" w:cs="Times New Roman"/>
-                <w:b w:val="0"/>
-                <w:bCs w:val="0"/>
-                <w:i w:val="0"/>
-                <w:iCs w:val="0"/>
-                <w:color w:val="000000"/>
-                <w:kern w:val="0"/>
-                <w:sz w:val="20"/>
-                <w:szCs w:val="20"/>
-                <w:u w:val="none"/>
-                <w:lang w:val="en-US" w:eastAsia="zh-CN" w:bidi="ar"/>
-              </w:rPr>
-            </w:pPr>
-            <w:r>
-              <w:rPr>
-                <w:rFonts w:hint="default" w:ascii="Times New Roman" w:hAnsi="Times New Roman" w:eastAsia="宋体" w:cs="Times New Roman"/>
-                <w:b w:val="0"/>
-                <w:bCs w:val="0"/>
-                <w:i w:val="0"/>
-                <w:iCs w:val="0"/>
-                <w:color w:val="000000"/>
-                <w:kern w:val="0"/>
-                <w:sz w:val="20"/>
-                <w:szCs w:val="20"/>
-                <w:u w:val="none"/>
-                <w:lang w:val="en-US" w:eastAsia="zh-CN" w:bidi="ar"/>
-              </w:rPr>
-              <w:t>c.2524G&gt;A</w:t>
-            </w:r>
-          </w:p>
-        </w:tc>
-        <w:tc>
-          <w:tcPr>
-            <w:tcW w:w="1692" w:type="pct"/>
-            <w:tcBorders>
-              <w:top w:val="single" w:color="000000" w:sz="4" w:space="0"/>
-              <w:left w:val="single" w:color="000000" w:sz="4" w:space="0"/>
-              <w:bottom w:val="single" w:color="000000" w:sz="4" w:space="0"/>
-              <w:right w:val="single" w:color="000000" w:sz="4" w:space="0"/>
-            </w:tcBorders>
-            <w:shd w:val="clear" w:color="auto" w:fill="FFFFFF"/>
-            <w:vAlign w:val="center"/>
-          </w:tcPr>
-          <w:p>
-            <w:pPr>
-              <w:keepNext w:val="0"/>
-              <w:keepLines w:val="0"/>
-              <w:widowControl/>
-              <w:suppressLineNumbers w:val="0"/>
-              <w:jc w:val="left"/>
-              <w:textAlignment w:val="center"/>
-              <w:rPr>
-                <w:rFonts w:hint="default" w:ascii="Times New Roman" w:hAnsi="Times New Roman" w:eastAsia="宋体" w:cs="Times New Roman"/>
-                <w:b w:val="0"/>
-                <w:bCs w:val="0"/>
-                <w:i w:val="0"/>
-                <w:iCs w:val="0"/>
-                <w:color w:val="000000"/>
-                <w:kern w:val="0"/>
-                <w:sz w:val="20"/>
-                <w:szCs w:val="20"/>
-                <w:u w:val="none"/>
-                <w:lang w:val="en-US" w:eastAsia="zh-CN" w:bidi="ar"/>
-              </w:rPr>
-            </w:pPr>
-            <w:r>
-              <w:rPr>
-                <w:rFonts w:hint="default" w:ascii="Times New Roman" w:hAnsi="Times New Roman" w:eastAsia="宋体" w:cs="Times New Roman"/>
-                <w:b w:val="0"/>
-                <w:bCs w:val="0"/>
-                <w:i w:val="0"/>
-                <w:iCs w:val="0"/>
-                <w:color w:val="000000"/>
-                <w:kern w:val="0"/>
-                <w:sz w:val="20"/>
-                <w:szCs w:val="20"/>
-                <w:u w:val="none"/>
-                <w:lang w:val="en-US" w:eastAsia="zh-CN" w:bidi="ar"/>
-              </w:rPr>
-              <w:t>p.V842I</w:t>
-            </w:r>
           </w:p>
         </w:tc>
       </w:tr>
@@ -37494,7 +37664,7 @@
               <w:jc w:val="left"/>
               <w:textAlignment w:val="center"/>
               <w:rPr>
-                <w:rFonts w:hint="default" w:ascii="Times New Roman" w:hAnsi="Times New Roman" w:eastAsia="宋体" w:cs="Times New Roman"/>
+                <w:rFonts w:hint="eastAsia" w:ascii="Times New Roman" w:hAnsi="Times New Roman" w:eastAsia="宋体" w:cs="Times New Roman"/>
                 <w:b w:val="0"/>
                 <w:bCs w:val="0"/>
                 <w:i w:val="0"/>
@@ -37521,7 +37691,7 @@
                 <w:u w:val="none"/>
                 <w:lang w:val="en-US" w:eastAsia="zh-CN" w:bidi="ar"/>
               </w:rPr>
-              <w:t>ERBB2</w:t>
+              <w:t>NRAS</w:t>
             </w:r>
           </w:p>
         </w:tc>
@@ -37546,7 +37716,7 @@
               <w:jc w:val="left"/>
               <w:textAlignment w:val="center"/>
               <w:rPr>
-                <w:rFonts w:hint="default" w:ascii="Times New Roman" w:hAnsi="Times New Roman" w:eastAsia="宋体" w:cs="Times New Roman"/>
+                <w:rFonts w:hint="eastAsia" w:ascii="Times New Roman" w:hAnsi="Times New Roman" w:eastAsia="宋体" w:cs="Times New Roman"/>
                 <w:b w:val="0"/>
                 <w:bCs w:val="0"/>
                 <w:i w:val="0"/>
@@ -37561,7 +37731,7 @@
             </w:pPr>
             <w:r>
               <w:rPr>
-                <w:rFonts w:hint="default" w:ascii="Times New Roman" w:hAnsi="Times New Roman" w:eastAsia="宋体" w:cs="Times New Roman"/>
+                <w:rFonts w:hint="eastAsia" w:ascii="Times New Roman" w:hAnsi="Times New Roman" w:eastAsia="宋体" w:cs="Times New Roman"/>
                 <w:b w:val="0"/>
                 <w:bCs w:val="0"/>
                 <w:i w:val="0"/>
@@ -37573,7 +37743,7 @@
                 <w:u w:val="none"/>
                 <w:lang w:val="en-US" w:eastAsia="zh-CN" w:bidi="ar"/>
               </w:rPr>
-              <w:t>Amplification</w:t>
+              <w:t>2</w:t>
             </w:r>
           </w:p>
         </w:tc>
@@ -37611,6 +37781,22 @@
                 <w:lang w:val="en-US" w:eastAsia="zh-CN" w:bidi="ar"/>
               </w:rPr>
             </w:pPr>
+            <w:r>
+              <w:rPr>
+                <w:rFonts w:hint="default" w:ascii="Times New Roman" w:hAnsi="Times New Roman" w:eastAsia="宋体" w:cs="Times New Roman"/>
+                <w:b w:val="0"/>
+                <w:bCs w:val="0"/>
+                <w:i w:val="0"/>
+                <w:iCs w:val="0"/>
+                <w:color w:val="000000"/>
+                <w:kern w:val="0"/>
+                <w:sz w:val="20"/>
+                <w:szCs w:val="20"/>
+                <w:u w:val="none"/>
+                <w:lang w:val="en-US" w:eastAsia="zh-CN" w:bidi="ar"/>
+              </w:rPr>
+              <w:t>c.35G&gt;A</w:t>
+            </w:r>
           </w:p>
         </w:tc>
         <w:tc>
@@ -37647,6 +37833,283 @@
                 <w:lang w:val="en-US" w:eastAsia="zh-CN" w:bidi="ar"/>
               </w:rPr>
             </w:pPr>
+            <w:r>
+              <w:rPr>
+                <w:rFonts w:hint="default" w:ascii="Times New Roman" w:hAnsi="Times New Roman" w:eastAsia="宋体" w:cs="Times New Roman"/>
+                <w:b w:val="0"/>
+                <w:bCs w:val="0"/>
+                <w:i w:val="0"/>
+                <w:iCs w:val="0"/>
+                <w:color w:val="000000"/>
+                <w:kern w:val="0"/>
+                <w:sz w:val="20"/>
+                <w:szCs w:val="20"/>
+                <w:u w:val="none"/>
+                <w:lang w:val="en-US" w:eastAsia="zh-CN" w:bidi="ar"/>
+              </w:rPr>
+              <w:t>p.G12D</w:t>
+            </w:r>
+          </w:p>
+        </w:tc>
+      </w:tr>
+      <w:tr>
+        <w:tblPrEx>
+          <w:tblBorders>
+            <w:top w:val="none" w:color="auto" w:sz="0" w:space="0"/>
+            <w:left w:val="none" w:color="auto" w:sz="0" w:space="0"/>
+            <w:bottom w:val="none" w:color="auto" w:sz="0" w:space="0"/>
+            <w:right w:val="none" w:color="auto" w:sz="0" w:space="0"/>
+            <w:insideH w:val="none" w:color="auto" w:sz="0" w:space="0"/>
+            <w:insideV w:val="none" w:color="auto" w:sz="0" w:space="0"/>
+          </w:tblBorders>
+          <w:tblCellMar>
+            <w:top w:w="0" w:type="dxa"/>
+            <w:left w:w="108" w:type="dxa"/>
+            <w:bottom w:w="0" w:type="dxa"/>
+            <w:right w:w="108" w:type="dxa"/>
+          </w:tblCellMar>
+        </w:tblPrEx>
+        <w:trPr>
+          <w:trHeight w:val="340" w:hRule="atLeast"/>
+        </w:trPr>
+        <w:tc>
+          <w:tcPr>
+            <w:tcW w:w="672" w:type="pct"/>
+            <w:tcBorders>
+              <w:top w:val="single" w:color="000000" w:sz="4" w:space="0"/>
+              <w:left w:val="single" w:color="000000" w:sz="4" w:space="0"/>
+              <w:bottom w:val="single" w:color="000000" w:sz="4" w:space="0"/>
+              <w:right w:val="single" w:color="000000" w:sz="4" w:space="0"/>
+            </w:tcBorders>
+            <w:shd w:val="clear" w:color="auto" w:fill="FFFFFF"/>
+            <w:vAlign w:val="center"/>
+          </w:tcPr>
+          <w:p>
+            <w:pPr>
+              <w:keepNext w:val="0"/>
+              <w:keepLines w:val="0"/>
+              <w:widowControl/>
+              <w:suppressLineNumbers w:val="0"/>
+              <w:jc w:val="left"/>
+              <w:textAlignment w:val="center"/>
+              <w:rPr>
+                <w:rFonts w:hint="eastAsia" w:ascii="Times New Roman" w:hAnsi="Times New Roman" w:eastAsia="宋体" w:cs="Times New Roman"/>
+                <w:b w:val="0"/>
+                <w:bCs w:val="0"/>
+                <w:i w:val="0"/>
+                <w:iCs w:val="0"/>
+                <w:color w:val="000000"/>
+                <w:kern w:val="0"/>
+                <w:sz w:val="20"/>
+                <w:szCs w:val="20"/>
+                <w:u w:val="none"/>
+                <w:lang w:val="en-US" w:eastAsia="zh-CN" w:bidi="ar"/>
+              </w:rPr>
+            </w:pPr>
+            <w:r>
+              <w:rPr>
+                <w:rFonts w:hint="eastAsia" w:ascii="Times New Roman" w:hAnsi="Times New Roman" w:eastAsia="宋体" w:cs="Times New Roman"/>
+                <w:b w:val="0"/>
+                <w:bCs w:val="0"/>
+                <w:i w:val="0"/>
+                <w:iCs w:val="0"/>
+                <w:color w:val="000000"/>
+                <w:kern w:val="0"/>
+                <w:sz w:val="20"/>
+                <w:szCs w:val="20"/>
+                <w:u w:val="none"/>
+                <w:lang w:val="en-US" w:eastAsia="zh-CN" w:bidi="ar"/>
+              </w:rPr>
+              <w:t>NRAS</w:t>
+            </w:r>
+          </w:p>
+        </w:tc>
+        <w:tc>
+          <w:tcPr>
+            <w:tcW w:w="792" w:type="pct"/>
+            <w:tcBorders>
+              <w:top w:val="single" w:color="000000" w:sz="4" w:space="0"/>
+              <w:left w:val="single" w:color="000000" w:sz="4" w:space="0"/>
+              <w:bottom w:val="single" w:color="000000" w:sz="4" w:space="0"/>
+              <w:right w:val="single" w:color="000000" w:sz="4" w:space="0"/>
+            </w:tcBorders>
+            <w:shd w:val="clear" w:color="auto" w:fill="FFFFFF"/>
+            <w:vAlign w:val="center"/>
+          </w:tcPr>
+          <w:p>
+            <w:pPr>
+              <w:keepNext w:val="0"/>
+              <w:keepLines w:val="0"/>
+              <w:widowControl/>
+              <w:suppressLineNumbers w:val="0"/>
+              <w:jc w:val="left"/>
+              <w:textAlignment w:val="center"/>
+              <w:rPr>
+                <w:rFonts w:hint="default" w:ascii="Times New Roman" w:hAnsi="Times New Roman" w:eastAsia="宋体" w:cs="Times New Roman"/>
+                <w:b w:val="0"/>
+                <w:bCs w:val="0"/>
+                <w:i w:val="0"/>
+                <w:iCs w:val="0"/>
+                <w:color w:val="000000"/>
+                <w:kern w:val="0"/>
+                <w:sz w:val="20"/>
+                <w:szCs w:val="20"/>
+                <w:u w:val="none"/>
+                <w:lang w:val="en-US" w:eastAsia="zh-CN" w:bidi="ar"/>
+              </w:rPr>
+            </w:pPr>
+            <w:r>
+              <w:rPr>
+                <w:rFonts w:hint="eastAsia" w:ascii="Times New Roman" w:hAnsi="Times New Roman" w:eastAsia="宋体" w:cs="Times New Roman"/>
+                <w:b w:val="0"/>
+                <w:bCs w:val="0"/>
+                <w:i w:val="0"/>
+                <w:iCs w:val="0"/>
+                <w:color w:val="000000"/>
+                <w:kern w:val="0"/>
+                <w:sz w:val="20"/>
+                <w:szCs w:val="20"/>
+                <w:u w:val="none"/>
+                <w:lang w:val="en-US" w:eastAsia="zh-CN" w:bidi="ar"/>
+              </w:rPr>
+              <w:t>2</w:t>
+            </w:r>
+          </w:p>
+        </w:tc>
+        <w:tc>
+          <w:tcPr>
+            <w:tcW w:w="1842" w:type="pct"/>
+            <w:tcBorders>
+              <w:top w:val="single" w:color="000000" w:sz="4" w:space="0"/>
+              <w:left w:val="single" w:color="000000" w:sz="4" w:space="0"/>
+              <w:bottom w:val="single" w:color="000000" w:sz="4" w:space="0"/>
+              <w:right w:val="single" w:color="000000" w:sz="4" w:space="0"/>
+            </w:tcBorders>
+            <w:shd w:val="clear" w:color="auto" w:fill="FFFFFF"/>
+            <w:vAlign w:val="center"/>
+          </w:tcPr>
+          <w:p>
+            <w:pPr>
+              <w:keepNext w:val="0"/>
+              <w:keepLines w:val="0"/>
+              <w:widowControl/>
+              <w:suppressLineNumbers w:val="0"/>
+              <w:jc w:val="left"/>
+              <w:textAlignment w:val="center"/>
+              <w:rPr>
+                <w:rFonts w:hint="default" w:ascii="Times New Roman" w:hAnsi="Times New Roman" w:eastAsia="宋体" w:cs="Times New Roman"/>
+                <w:b w:val="0"/>
+                <w:bCs w:val="0"/>
+                <w:i w:val="0"/>
+                <w:iCs w:val="0"/>
+                <w:color w:val="000000"/>
+                <w:kern w:val="0"/>
+                <w:sz w:val="20"/>
+                <w:szCs w:val="20"/>
+                <w:u w:val="none"/>
+                <w:lang w:val="en-US" w:eastAsia="zh-CN" w:bidi="ar"/>
+              </w:rPr>
+            </w:pPr>
+            <w:r>
+              <w:rPr>
+                <w:rFonts w:hint="default" w:ascii="Times New Roman" w:hAnsi="Times New Roman" w:eastAsia="宋体" w:cs="Times New Roman"/>
+                <w:b w:val="0"/>
+                <w:bCs w:val="0"/>
+                <w:i w:val="0"/>
+                <w:iCs w:val="0"/>
+                <w:color w:val="000000"/>
+                <w:kern w:val="0"/>
+                <w:sz w:val="20"/>
+                <w:szCs w:val="20"/>
+                <w:u w:val="none"/>
+                <w:lang w:val="en-US" w:eastAsia="zh-CN" w:bidi="ar"/>
+              </w:rPr>
+              <w:t>c.38G&gt;A</w:t>
+            </w:r>
+          </w:p>
+        </w:tc>
+        <w:tc>
+          <w:tcPr>
+            <w:tcW w:w="1692" w:type="pct"/>
+            <w:tcBorders>
+              <w:top w:val="single" w:color="000000" w:sz="4" w:space="0"/>
+              <w:left w:val="single" w:color="000000" w:sz="4" w:space="0"/>
+              <w:bottom w:val="single" w:color="000000" w:sz="4" w:space="0"/>
+              <w:right w:val="single" w:color="000000" w:sz="4" w:space="0"/>
+            </w:tcBorders>
+            <w:shd w:val="clear" w:color="auto" w:fill="FFFFFF"/>
+            <w:vAlign w:val="center"/>
+          </w:tcPr>
+          <w:p>
+            <w:pPr>
+              <w:keepNext w:val="0"/>
+              <w:keepLines w:val="0"/>
+              <w:widowControl/>
+              <w:suppressLineNumbers w:val="0"/>
+              <w:jc w:val="left"/>
+              <w:textAlignment w:val="center"/>
+              <w:rPr>
+                <w:rFonts w:hint="default" w:ascii="Times New Roman" w:hAnsi="Times New Roman" w:eastAsia="宋体" w:cs="Times New Roman"/>
+                <w:b w:val="0"/>
+                <w:bCs w:val="0"/>
+                <w:i w:val="0"/>
+                <w:iCs w:val="0"/>
+                <w:color w:val="000000"/>
+                <w:kern w:val="0"/>
+                <w:sz w:val="20"/>
+                <w:szCs w:val="20"/>
+                <w:u w:val="none"/>
+                <w:lang w:val="en-US" w:eastAsia="zh-CN" w:bidi="ar"/>
+              </w:rPr>
+            </w:pPr>
+            <w:r>
+              <w:rPr>
+                <w:rFonts w:hint="default" w:ascii="Times New Roman" w:hAnsi="Times New Roman" w:eastAsia="宋体" w:cs="Times New Roman"/>
+                <w:b w:val="0"/>
+                <w:bCs w:val="0"/>
+                <w:i w:val="0"/>
+                <w:iCs w:val="0"/>
+                <w:color w:val="000000"/>
+                <w:kern w:val="0"/>
+                <w:sz w:val="20"/>
+                <w:szCs w:val="20"/>
+                <w:u w:val="none"/>
+                <w:lang w:val="en-US" w:eastAsia="zh-CN" w:bidi="ar"/>
+              </w:rPr>
+              <w:t>p.G1</w:t>
+            </w:r>
+            <w:r>
+              <w:rPr>
+                <w:rFonts w:hint="eastAsia" w:ascii="Times New Roman" w:hAnsi="Times New Roman" w:eastAsia="宋体" w:cs="Times New Roman"/>
+                <w:b w:val="0"/>
+                <w:bCs w:val="0"/>
+                <w:i w:val="0"/>
+                <w:iCs w:val="0"/>
+                <w:color w:val="000000"/>
+                <w:kern w:val="0"/>
+                <w:sz w:val="20"/>
+                <w:szCs w:val="20"/>
+                <w:u w:val="none"/>
+                <w:lang w:val="en-US" w:eastAsia="zh-CN" w:bidi="ar"/>
+              </w:rPr>
+              <w:t>3</w:t>
+            </w:r>
+            <w:r>
+              <w:rPr>
+                <w:rFonts w:hint="default" w:ascii="Times New Roman" w:hAnsi="Times New Roman" w:eastAsia="宋体" w:cs="Times New Roman"/>
+                <w:b w:val="0"/>
+                <w:bCs w:val="0"/>
+                <w:i w:val="0"/>
+                <w:iCs w:val="0"/>
+                <w:color w:val="000000"/>
+                <w:kern w:val="0"/>
+                <w:sz w:val="20"/>
+                <w:szCs w:val="20"/>
+                <w:u w:val="none"/>
+                <w:lang w:val="en-US" w:eastAsia="zh-CN" w:bidi="ar"/>
+              </w:rPr>
+              <w:t>D</w:t>
+            </w:r>
           </w:p>
         </w:tc>
       </w:tr>
@@ -37744,7 +38207,7 @@
               <w:jc w:val="left"/>
               <w:textAlignment w:val="center"/>
               <w:rPr>
-                <w:rFonts w:hint="eastAsia" w:ascii="Times New Roman" w:hAnsi="Times New Roman" w:eastAsia="宋体" w:cs="Times New Roman"/>
+                <w:rFonts w:hint="default" w:ascii="Times New Roman" w:hAnsi="Times New Roman" w:eastAsia="宋体" w:cs="Times New Roman"/>
                 <w:b w:val="0"/>
                 <w:bCs w:val="0"/>
                 <w:i w:val="0"/>
@@ -37823,7 +38286,7 @@
                 <w:u w:val="none"/>
                 <w:lang w:val="en-US" w:eastAsia="zh-CN" w:bidi="ar"/>
               </w:rPr>
-              <w:t>c.35G&gt;A</w:t>
+              <w:t>c.38G&gt;T</w:t>
             </w:r>
           </w:p>
         </w:tc>
@@ -37875,7 +38338,7 @@
                 <w:u w:val="none"/>
                 <w:lang w:val="en-US" w:eastAsia="zh-CN" w:bidi="ar"/>
               </w:rPr>
-              <w:t>p.G12D</w:t>
+              <w:t>p.G13V</w:t>
             </w:r>
           </w:p>
         </w:tc>
@@ -37973,7 +38436,7 @@
               <w:jc w:val="left"/>
               <w:textAlignment w:val="center"/>
               <w:rPr>
-                <w:rFonts w:hint="default" w:ascii="Times New Roman" w:hAnsi="Times New Roman" w:eastAsia="宋体" w:cs="Times New Roman"/>
+                <w:rFonts w:hint="eastAsia" w:ascii="Times New Roman" w:hAnsi="Times New Roman" w:eastAsia="宋体" w:cs="Times New Roman"/>
                 <w:b w:val="0"/>
                 <w:bCs w:val="0"/>
                 <w:i w:val="0"/>
@@ -38000,7 +38463,7 @@
                 <w:u w:val="none"/>
                 <w:lang w:val="en-US" w:eastAsia="zh-CN" w:bidi="ar"/>
               </w:rPr>
-              <w:t>2</w:t>
+              <w:t>3</w:t>
             </w:r>
           </w:p>
         </w:tc>
@@ -38052,7 +38515,7 @@
                 <w:u w:val="none"/>
                 <w:lang w:val="en-US" w:eastAsia="zh-CN" w:bidi="ar"/>
               </w:rPr>
-              <w:t>c.38G&gt;A</w:t>
+              <w:t>c.182A&gt;G</w:t>
             </w:r>
           </w:p>
         </w:tc>
@@ -38104,39 +38567,7 @@
                 <w:u w:val="none"/>
                 <w:lang w:val="en-US" w:eastAsia="zh-CN" w:bidi="ar"/>
               </w:rPr>
-              <w:t>p.G1</w:t>
-            </w:r>
-            <w:r>
-              <w:rPr>
-                <w:rFonts w:hint="eastAsia" w:ascii="Times New Roman" w:hAnsi="Times New Roman" w:eastAsia="宋体" w:cs="Times New Roman"/>
-                <w:b w:val="0"/>
-                <w:bCs w:val="0"/>
-                <w:i w:val="0"/>
-                <w:iCs w:val="0"/>
-                <w:color w:val="000000"/>
-                <w:kern w:val="0"/>
-                <w:sz w:val="20"/>
-                <w:szCs w:val="20"/>
-                <w:u w:val="none"/>
-                <w:lang w:val="en-US" w:eastAsia="zh-CN" w:bidi="ar"/>
-              </w:rPr>
-              <w:t>3</w:t>
-            </w:r>
-            <w:r>
-              <w:rPr>
-                <w:rFonts w:hint="default" w:ascii="Times New Roman" w:hAnsi="Times New Roman" w:eastAsia="宋体" w:cs="Times New Roman"/>
-                <w:b w:val="0"/>
-                <w:bCs w:val="0"/>
-                <w:i w:val="0"/>
-                <w:iCs w:val="0"/>
-                <w:color w:val="000000"/>
-                <w:kern w:val="0"/>
-                <w:sz w:val="20"/>
-                <w:szCs w:val="20"/>
-                <w:u w:val="none"/>
-                <w:lang w:val="en-US" w:eastAsia="zh-CN" w:bidi="ar"/>
-              </w:rPr>
-              <w:t>D</w:t>
+              <w:t>p.Q61R</w:t>
             </w:r>
           </w:p>
         </w:tc>
@@ -38235,7 +38666,7 @@
               <w:jc w:val="left"/>
               <w:textAlignment w:val="center"/>
               <w:rPr>
-                <w:rFonts w:hint="default" w:ascii="Times New Roman" w:hAnsi="Times New Roman" w:eastAsia="宋体" w:cs="Times New Roman"/>
+                <w:rFonts w:hint="eastAsia" w:ascii="Times New Roman" w:hAnsi="Times New Roman" w:eastAsia="宋体" w:cs="Times New Roman"/>
                 <w:b w:val="0"/>
                 <w:bCs w:val="0"/>
                 <w:i w:val="0"/>
@@ -38262,7 +38693,7 @@
                 <w:u w:val="none"/>
                 <w:lang w:val="en-US" w:eastAsia="zh-CN" w:bidi="ar"/>
               </w:rPr>
-              <w:t>2</w:t>
+              <w:t>3</w:t>
             </w:r>
           </w:p>
         </w:tc>
@@ -38314,7 +38745,7 @@
                 <w:u w:val="none"/>
                 <w:lang w:val="en-US" w:eastAsia="zh-CN" w:bidi="ar"/>
               </w:rPr>
-              <w:t>c.38G&gt;T</w:t>
+              <w:t>c.181C&gt;A</w:t>
             </w:r>
           </w:p>
         </w:tc>
@@ -38366,7 +38797,7 @@
                 <w:u w:val="none"/>
                 <w:lang w:val="en-US" w:eastAsia="zh-CN" w:bidi="ar"/>
               </w:rPr>
-              <w:t>p.G13V</w:t>
+              <w:t>p.Q61K</w:t>
             </w:r>
           </w:p>
         </w:tc>
@@ -38492,7 +38923,7 @@
                 <w:u w:val="none"/>
                 <w:lang w:val="en-US" w:eastAsia="zh-CN" w:bidi="ar"/>
               </w:rPr>
-              <w:t>3</w:t>
+              <w:t>4</w:t>
             </w:r>
           </w:p>
         </w:tc>
@@ -38544,7 +38975,7 @@
                 <w:u w:val="none"/>
                 <w:lang w:val="en-US" w:eastAsia="zh-CN" w:bidi="ar"/>
               </w:rPr>
-              <w:t>c.182A&gt;G</w:t>
+              <w:t>c.436G&gt;A</w:t>
             </w:r>
           </w:p>
         </w:tc>
@@ -38596,7 +39027,7 @@
                 <w:u w:val="none"/>
                 <w:lang w:val="en-US" w:eastAsia="zh-CN" w:bidi="ar"/>
               </w:rPr>
-              <w:t>p.Q61R</w:t>
+              <w:t>p.A146T</w:t>
             </w:r>
           </w:p>
         </w:tc>
@@ -38643,6 +39074,21 @@
               <w:jc w:val="left"/>
               <w:textAlignment w:val="center"/>
               <w:rPr>
+                <w:rFonts w:hint="default" w:ascii="Times New Roman" w:hAnsi="Times New Roman" w:eastAsia="宋体" w:cs="Times New Roman"/>
+                <w:b w:val="0"/>
+                <w:bCs w:val="0"/>
+                <w:i w:val="0"/>
+                <w:iCs w:val="0"/>
+                <w:color w:val="000000"/>
+                <w:kern w:val="0"/>
+                <w:sz w:val="20"/>
+                <w:szCs w:val="20"/>
+                <w:u w:val="none"/>
+                <w:lang w:val="en-US" w:eastAsia="zh-CN" w:bidi="ar"/>
+              </w:rPr>
+            </w:pPr>
+            <w:r>
+              <w:rPr>
                 <w:rFonts w:hint="eastAsia" w:ascii="Times New Roman" w:hAnsi="Times New Roman" w:eastAsia="宋体" w:cs="Times New Roman"/>
                 <w:b w:val="0"/>
                 <w:bCs w:val="0"/>
@@ -38655,22 +39101,7 @@
                 <w:u w:val="none"/>
                 <w:lang w:val="en-US" w:eastAsia="zh-CN" w:bidi="ar"/>
               </w:rPr>
-            </w:pPr>
-            <w:r>
-              <w:rPr>
-                <w:rFonts w:hint="eastAsia" w:ascii="Times New Roman" w:hAnsi="Times New Roman" w:eastAsia="宋体" w:cs="Times New Roman"/>
-                <w:b w:val="0"/>
-                <w:bCs w:val="0"/>
-                <w:i w:val="0"/>
-                <w:iCs w:val="0"/>
-                <w:color w:val="000000"/>
-                <w:kern w:val="0"/>
-                <w:sz w:val="20"/>
-                <w:szCs w:val="20"/>
-                <w:u w:val="none"/>
-                <w:lang w:val="en-US" w:eastAsia="zh-CN" w:bidi="ar"/>
-              </w:rPr>
-              <w:t>NRAS</w:t>
+              <w:t>NTRK1</w:t>
             </w:r>
           </w:p>
         </w:tc>
@@ -38695,7 +39126,7 @@
               <w:jc w:val="left"/>
               <w:textAlignment w:val="center"/>
               <w:rPr>
-                <w:rFonts w:hint="eastAsia" w:ascii="Times New Roman" w:hAnsi="Times New Roman" w:eastAsia="宋体" w:cs="Times New Roman"/>
+                <w:rFonts w:hint="default" w:ascii="Times New Roman" w:hAnsi="Times New Roman" w:eastAsia="宋体" w:cs="Times New Roman"/>
                 <w:b w:val="0"/>
                 <w:bCs w:val="0"/>
                 <w:i w:val="0"/>
@@ -38710,7 +39141,7 @@
             </w:pPr>
             <w:r>
               <w:rPr>
-                <w:rFonts w:hint="eastAsia" w:ascii="Times New Roman" w:hAnsi="Times New Roman" w:eastAsia="宋体" w:cs="Times New Roman"/>
+                <w:rFonts w:hint="default" w:ascii="Times New Roman" w:hAnsi="Times New Roman" w:eastAsia="宋体" w:cs="Times New Roman"/>
                 <w:b w:val="0"/>
                 <w:bCs w:val="0"/>
                 <w:i w:val="0"/>
@@ -38722,7 +39153,7 @@
                 <w:u w:val="none"/>
                 <w:lang w:val="en-US" w:eastAsia="zh-CN" w:bidi="ar"/>
               </w:rPr>
-              <w:t>3</w:t>
+              <w:t>T21N10</w:t>
             </w:r>
           </w:p>
         </w:tc>
@@ -38774,7 +39205,7 @@
                 <w:u w:val="none"/>
                 <w:lang w:val="en-US" w:eastAsia="zh-CN" w:bidi="ar"/>
               </w:rPr>
-              <w:t>c.181C&gt;A</w:t>
+              <w:t>TPR-NTRK1</w:t>
             </w:r>
           </w:p>
         </w:tc>
@@ -38788,6 +39219,7 @@
               <w:right w:val="single" w:color="000000" w:sz="4" w:space="0"/>
             </w:tcBorders>
             <w:shd w:val="clear" w:color="auto" w:fill="FFFFFF"/>
+            <w:noWrap/>
             <w:vAlign w:val="center"/>
           </w:tcPr>
           <w:p>
@@ -38826,7 +39258,39 @@
                 <w:u w:val="none"/>
                 <w:lang w:val="en-US" w:eastAsia="zh-CN" w:bidi="ar"/>
               </w:rPr>
-              <w:t>p.Q61K</w:t>
+              <w:t>TPR-NTRK1</w:t>
+            </w:r>
+            <w:r>
+              <w:rPr>
+                <w:rFonts w:hint="eastAsia" w:ascii="Times New Roman" w:hAnsi="Times New Roman" w:eastAsia="宋体" w:cs="Times New Roman"/>
+                <w:b w:val="0"/>
+                <w:bCs w:val="0"/>
+                <w:i w:val="0"/>
+                <w:iCs w:val="0"/>
+                <w:color w:val="000000"/>
+                <w:kern w:val="0"/>
+                <w:sz w:val="20"/>
+                <w:szCs w:val="20"/>
+                <w:u w:val="none"/>
+                <w:lang w:val="en-US" w:eastAsia="zh-CN" w:bidi="ar"/>
+              </w:rPr>
+              <w:t>.</w:t>
+            </w:r>
+            <w:r>
+              <w:rPr>
+                <w:rFonts w:hint="default" w:ascii="Times New Roman" w:hAnsi="Times New Roman" w:eastAsia="宋体" w:cs="Times New Roman"/>
+                <w:b w:val="0"/>
+                <w:bCs w:val="0"/>
+                <w:i w:val="0"/>
+                <w:iCs w:val="0"/>
+                <w:color w:val="000000"/>
+                <w:kern w:val="0"/>
+                <w:sz w:val="20"/>
+                <w:szCs w:val="20"/>
+                <w:u w:val="none"/>
+                <w:lang w:val="en-US" w:eastAsia="zh-CN" w:bidi="ar"/>
+              </w:rPr>
+              <w:t>T21N10</w:t>
             </w:r>
           </w:p>
         </w:tc>
@@ -38841,499 +39305,6 @@
             <w:insideH w:val="none" w:color="auto" w:sz="0" w:space="0"/>
             <w:insideV w:val="none" w:color="auto" w:sz="0" w:space="0"/>
           </w:tblBorders>
-          <w:shd w:val="clear" w:color="auto" w:fill="auto"/>
-          <w:tblCellMar>
-            <w:top w:w="0" w:type="dxa"/>
-            <w:left w:w="108" w:type="dxa"/>
-            <w:bottom w:w="0" w:type="dxa"/>
-            <w:right w:w="108" w:type="dxa"/>
-          </w:tblCellMar>
-        </w:tblPrEx>
-        <w:trPr>
-          <w:trHeight w:val="340" w:hRule="atLeast"/>
-        </w:trPr>
-        <w:tc>
-          <w:tcPr>
-            <w:tcW w:w="672" w:type="pct"/>
-            <w:tcBorders>
-              <w:top w:val="single" w:color="000000" w:sz="4" w:space="0"/>
-              <w:left w:val="single" w:color="000000" w:sz="4" w:space="0"/>
-              <w:bottom w:val="single" w:color="000000" w:sz="4" w:space="0"/>
-              <w:right w:val="single" w:color="000000" w:sz="4" w:space="0"/>
-            </w:tcBorders>
-            <w:shd w:val="clear" w:color="auto" w:fill="FFFFFF"/>
-            <w:vAlign w:val="center"/>
-          </w:tcPr>
-          <w:p>
-            <w:pPr>
-              <w:keepNext w:val="0"/>
-              <w:keepLines w:val="0"/>
-              <w:widowControl/>
-              <w:suppressLineNumbers w:val="0"/>
-              <w:jc w:val="left"/>
-              <w:textAlignment w:val="center"/>
-              <w:rPr>
-                <w:rFonts w:hint="eastAsia" w:ascii="Times New Roman" w:hAnsi="Times New Roman" w:eastAsia="宋体" w:cs="Times New Roman"/>
-                <w:b w:val="0"/>
-                <w:bCs w:val="0"/>
-                <w:i w:val="0"/>
-                <w:iCs w:val="0"/>
-                <w:color w:val="000000"/>
-                <w:kern w:val="0"/>
-                <w:sz w:val="20"/>
-                <w:szCs w:val="20"/>
-                <w:u w:val="none"/>
-                <w:lang w:val="en-US" w:eastAsia="zh-CN" w:bidi="ar"/>
-              </w:rPr>
-            </w:pPr>
-            <w:r>
-              <w:rPr>
-                <w:rFonts w:hint="eastAsia" w:ascii="Times New Roman" w:hAnsi="Times New Roman" w:eastAsia="宋体" w:cs="Times New Roman"/>
-                <w:b w:val="0"/>
-                <w:bCs w:val="0"/>
-                <w:i w:val="0"/>
-                <w:iCs w:val="0"/>
-                <w:color w:val="000000"/>
-                <w:kern w:val="0"/>
-                <w:sz w:val="20"/>
-                <w:szCs w:val="20"/>
-                <w:u w:val="none"/>
-                <w:lang w:val="en-US" w:eastAsia="zh-CN" w:bidi="ar"/>
-              </w:rPr>
-              <w:t>NRAS</w:t>
-            </w:r>
-          </w:p>
-        </w:tc>
-        <w:tc>
-          <w:tcPr>
-            <w:tcW w:w="792" w:type="pct"/>
-            <w:tcBorders>
-              <w:top w:val="single" w:color="000000" w:sz="4" w:space="0"/>
-              <w:left w:val="single" w:color="000000" w:sz="4" w:space="0"/>
-              <w:bottom w:val="single" w:color="000000" w:sz="4" w:space="0"/>
-              <w:right w:val="single" w:color="000000" w:sz="4" w:space="0"/>
-            </w:tcBorders>
-            <w:shd w:val="clear" w:color="auto" w:fill="FFFFFF"/>
-            <w:vAlign w:val="center"/>
-          </w:tcPr>
-          <w:p>
-            <w:pPr>
-              <w:keepNext w:val="0"/>
-              <w:keepLines w:val="0"/>
-              <w:widowControl/>
-              <w:suppressLineNumbers w:val="0"/>
-              <w:jc w:val="left"/>
-              <w:textAlignment w:val="center"/>
-              <w:rPr>
-                <w:rFonts w:hint="eastAsia" w:ascii="Times New Roman" w:hAnsi="Times New Roman" w:eastAsia="宋体" w:cs="Times New Roman"/>
-                <w:b w:val="0"/>
-                <w:bCs w:val="0"/>
-                <w:i w:val="0"/>
-                <w:iCs w:val="0"/>
-                <w:color w:val="000000"/>
-                <w:kern w:val="0"/>
-                <w:sz w:val="20"/>
-                <w:szCs w:val="20"/>
-                <w:u w:val="none"/>
-                <w:lang w:val="en-US" w:eastAsia="zh-CN" w:bidi="ar"/>
-              </w:rPr>
-            </w:pPr>
-            <w:r>
-              <w:rPr>
-                <w:rFonts w:hint="eastAsia" w:ascii="Times New Roman" w:hAnsi="Times New Roman" w:eastAsia="宋体" w:cs="Times New Roman"/>
-                <w:b w:val="0"/>
-                <w:bCs w:val="0"/>
-                <w:i w:val="0"/>
-                <w:iCs w:val="0"/>
-                <w:color w:val="000000"/>
-                <w:kern w:val="0"/>
-                <w:sz w:val="20"/>
-                <w:szCs w:val="20"/>
-                <w:u w:val="none"/>
-                <w:lang w:val="en-US" w:eastAsia="zh-CN" w:bidi="ar"/>
-              </w:rPr>
-              <w:t>4</w:t>
-            </w:r>
-          </w:p>
-        </w:tc>
-        <w:tc>
-          <w:tcPr>
-            <w:tcW w:w="1842" w:type="pct"/>
-            <w:tcBorders>
-              <w:top w:val="single" w:color="000000" w:sz="4" w:space="0"/>
-              <w:left w:val="single" w:color="000000" w:sz="4" w:space="0"/>
-              <w:bottom w:val="single" w:color="000000" w:sz="4" w:space="0"/>
-              <w:right w:val="single" w:color="000000" w:sz="4" w:space="0"/>
-            </w:tcBorders>
-            <w:shd w:val="clear" w:color="auto" w:fill="FFFFFF"/>
-            <w:vAlign w:val="center"/>
-          </w:tcPr>
-          <w:p>
-            <w:pPr>
-              <w:keepNext w:val="0"/>
-              <w:keepLines w:val="0"/>
-              <w:widowControl/>
-              <w:suppressLineNumbers w:val="0"/>
-              <w:jc w:val="left"/>
-              <w:textAlignment w:val="center"/>
-              <w:rPr>
-                <w:rFonts w:hint="default" w:ascii="Times New Roman" w:hAnsi="Times New Roman" w:eastAsia="宋体" w:cs="Times New Roman"/>
-                <w:b w:val="0"/>
-                <w:bCs w:val="0"/>
-                <w:i w:val="0"/>
-                <w:iCs w:val="0"/>
-                <w:color w:val="000000"/>
-                <w:kern w:val="0"/>
-                <w:sz w:val="20"/>
-                <w:szCs w:val="20"/>
-                <w:u w:val="none"/>
-                <w:lang w:val="en-US" w:eastAsia="zh-CN" w:bidi="ar"/>
-              </w:rPr>
-            </w:pPr>
-            <w:r>
-              <w:rPr>
-                <w:rFonts w:hint="default" w:ascii="Times New Roman" w:hAnsi="Times New Roman" w:eastAsia="宋体" w:cs="Times New Roman"/>
-                <w:b w:val="0"/>
-                <w:bCs w:val="0"/>
-                <w:i w:val="0"/>
-                <w:iCs w:val="0"/>
-                <w:color w:val="000000"/>
-                <w:kern w:val="0"/>
-                <w:sz w:val="20"/>
-                <w:szCs w:val="20"/>
-                <w:u w:val="none"/>
-                <w:lang w:val="en-US" w:eastAsia="zh-CN" w:bidi="ar"/>
-              </w:rPr>
-              <w:t>c.436G&gt;A</w:t>
-            </w:r>
-          </w:p>
-        </w:tc>
-        <w:tc>
-          <w:tcPr>
-            <w:tcW w:w="1692" w:type="pct"/>
-            <w:tcBorders>
-              <w:top w:val="single" w:color="000000" w:sz="4" w:space="0"/>
-              <w:left w:val="single" w:color="000000" w:sz="4" w:space="0"/>
-              <w:bottom w:val="single" w:color="000000" w:sz="4" w:space="0"/>
-              <w:right w:val="single" w:color="000000" w:sz="4" w:space="0"/>
-            </w:tcBorders>
-            <w:shd w:val="clear" w:color="auto" w:fill="FFFFFF"/>
-            <w:vAlign w:val="center"/>
-          </w:tcPr>
-          <w:p>
-            <w:pPr>
-              <w:keepNext w:val="0"/>
-              <w:keepLines w:val="0"/>
-              <w:widowControl/>
-              <w:suppressLineNumbers w:val="0"/>
-              <w:jc w:val="left"/>
-              <w:textAlignment w:val="center"/>
-              <w:rPr>
-                <w:rFonts w:hint="default" w:ascii="Times New Roman" w:hAnsi="Times New Roman" w:eastAsia="宋体" w:cs="Times New Roman"/>
-                <w:b w:val="0"/>
-                <w:bCs w:val="0"/>
-                <w:i w:val="0"/>
-                <w:iCs w:val="0"/>
-                <w:color w:val="000000"/>
-                <w:kern w:val="0"/>
-                <w:sz w:val="20"/>
-                <w:szCs w:val="20"/>
-                <w:u w:val="none"/>
-                <w:lang w:val="en-US" w:eastAsia="zh-CN" w:bidi="ar"/>
-              </w:rPr>
-            </w:pPr>
-            <w:r>
-              <w:rPr>
-                <w:rFonts w:hint="default" w:ascii="Times New Roman" w:hAnsi="Times New Roman" w:eastAsia="宋体" w:cs="Times New Roman"/>
-                <w:b w:val="0"/>
-                <w:bCs w:val="0"/>
-                <w:i w:val="0"/>
-                <w:iCs w:val="0"/>
-                <w:color w:val="000000"/>
-                <w:kern w:val="0"/>
-                <w:sz w:val="20"/>
-                <w:szCs w:val="20"/>
-                <w:u w:val="none"/>
-                <w:lang w:val="en-US" w:eastAsia="zh-CN" w:bidi="ar"/>
-              </w:rPr>
-              <w:t>p.A146T</w:t>
-            </w:r>
-          </w:p>
-        </w:tc>
-      </w:tr>
-      <w:tr>
-        <w:tblPrEx>
-          <w:tblBorders>
-            <w:top w:val="none" w:color="auto" w:sz="0" w:space="0"/>
-            <w:left w:val="none" w:color="auto" w:sz="0" w:space="0"/>
-            <w:bottom w:val="none" w:color="auto" w:sz="0" w:space="0"/>
-            <w:right w:val="none" w:color="auto" w:sz="0" w:space="0"/>
-            <w:insideH w:val="none" w:color="auto" w:sz="0" w:space="0"/>
-            <w:insideV w:val="none" w:color="auto" w:sz="0" w:space="0"/>
-          </w:tblBorders>
-          <w:tblCellMar>
-            <w:top w:w="0" w:type="dxa"/>
-            <w:left w:w="108" w:type="dxa"/>
-            <w:bottom w:w="0" w:type="dxa"/>
-            <w:right w:w="108" w:type="dxa"/>
-          </w:tblCellMar>
-        </w:tblPrEx>
-        <w:trPr>
-          <w:trHeight w:val="340" w:hRule="atLeast"/>
-        </w:trPr>
-        <w:tc>
-          <w:tcPr>
-            <w:tcW w:w="672" w:type="pct"/>
-            <w:tcBorders>
-              <w:top w:val="single" w:color="000000" w:sz="4" w:space="0"/>
-              <w:left w:val="single" w:color="000000" w:sz="4" w:space="0"/>
-              <w:bottom w:val="single" w:color="000000" w:sz="4" w:space="0"/>
-              <w:right w:val="single" w:color="000000" w:sz="4" w:space="0"/>
-            </w:tcBorders>
-            <w:shd w:val="clear" w:color="auto" w:fill="FFFFFF"/>
-            <w:vAlign w:val="center"/>
-          </w:tcPr>
-          <w:p>
-            <w:pPr>
-              <w:keepNext w:val="0"/>
-              <w:keepLines w:val="0"/>
-              <w:widowControl/>
-              <w:suppressLineNumbers w:val="0"/>
-              <w:jc w:val="left"/>
-              <w:textAlignment w:val="center"/>
-              <w:rPr>
-                <w:rFonts w:hint="default" w:ascii="Times New Roman" w:hAnsi="Times New Roman" w:eastAsia="宋体" w:cs="Times New Roman"/>
-                <w:b w:val="0"/>
-                <w:bCs w:val="0"/>
-                <w:i w:val="0"/>
-                <w:iCs w:val="0"/>
-                <w:color w:val="000000"/>
-                <w:kern w:val="0"/>
-                <w:sz w:val="20"/>
-                <w:szCs w:val="20"/>
-                <w:u w:val="none"/>
-                <w:lang w:val="en-US" w:eastAsia="zh-CN" w:bidi="ar"/>
-              </w:rPr>
-            </w:pPr>
-            <w:r>
-              <w:rPr>
-                <w:rFonts w:hint="eastAsia" w:ascii="Times New Roman" w:hAnsi="Times New Roman" w:eastAsia="宋体" w:cs="Times New Roman"/>
-                <w:b w:val="0"/>
-                <w:bCs w:val="0"/>
-                <w:i w:val="0"/>
-                <w:iCs w:val="0"/>
-                <w:color w:val="000000"/>
-                <w:kern w:val="0"/>
-                <w:sz w:val="20"/>
-                <w:szCs w:val="20"/>
-                <w:u w:val="none"/>
-                <w:lang w:val="en-US" w:eastAsia="zh-CN" w:bidi="ar"/>
-              </w:rPr>
-              <w:t>NTRK1</w:t>
-            </w:r>
-          </w:p>
-        </w:tc>
-        <w:tc>
-          <w:tcPr>
-            <w:tcW w:w="792" w:type="pct"/>
-            <w:tcBorders>
-              <w:top w:val="single" w:color="000000" w:sz="4" w:space="0"/>
-              <w:left w:val="single" w:color="000000" w:sz="4" w:space="0"/>
-              <w:bottom w:val="single" w:color="000000" w:sz="4" w:space="0"/>
-              <w:right w:val="single" w:color="000000" w:sz="4" w:space="0"/>
-            </w:tcBorders>
-            <w:shd w:val="clear" w:color="auto" w:fill="FFFFFF"/>
-            <w:vAlign w:val="center"/>
-          </w:tcPr>
-          <w:p>
-            <w:pPr>
-              <w:keepNext w:val="0"/>
-              <w:keepLines w:val="0"/>
-              <w:widowControl/>
-              <w:suppressLineNumbers w:val="0"/>
-              <w:jc w:val="left"/>
-              <w:textAlignment w:val="center"/>
-              <w:rPr>
-                <w:rFonts w:hint="default" w:ascii="Times New Roman" w:hAnsi="Times New Roman" w:eastAsia="宋体" w:cs="Times New Roman"/>
-                <w:b w:val="0"/>
-                <w:bCs w:val="0"/>
-                <w:i w:val="0"/>
-                <w:iCs w:val="0"/>
-                <w:color w:val="000000"/>
-                <w:kern w:val="0"/>
-                <w:sz w:val="20"/>
-                <w:szCs w:val="20"/>
-                <w:u w:val="none"/>
-                <w:lang w:val="en-US" w:eastAsia="zh-CN" w:bidi="ar"/>
-              </w:rPr>
-            </w:pPr>
-            <w:r>
-              <w:rPr>
-                <w:rFonts w:hint="default" w:ascii="Times New Roman" w:hAnsi="Times New Roman" w:eastAsia="宋体" w:cs="Times New Roman"/>
-                <w:b w:val="0"/>
-                <w:bCs w:val="0"/>
-                <w:i w:val="0"/>
-                <w:iCs w:val="0"/>
-                <w:color w:val="000000"/>
-                <w:kern w:val="0"/>
-                <w:sz w:val="20"/>
-                <w:szCs w:val="20"/>
-                <w:u w:val="none"/>
-                <w:lang w:val="en-US" w:eastAsia="zh-CN" w:bidi="ar"/>
-              </w:rPr>
-              <w:t>T21N10</w:t>
-            </w:r>
-          </w:p>
-        </w:tc>
-        <w:tc>
-          <w:tcPr>
-            <w:tcW w:w="1842" w:type="pct"/>
-            <w:tcBorders>
-              <w:top w:val="single" w:color="000000" w:sz="4" w:space="0"/>
-              <w:left w:val="single" w:color="000000" w:sz="4" w:space="0"/>
-              <w:bottom w:val="single" w:color="000000" w:sz="4" w:space="0"/>
-              <w:right w:val="single" w:color="000000" w:sz="4" w:space="0"/>
-            </w:tcBorders>
-            <w:shd w:val="clear" w:color="auto" w:fill="FFFFFF"/>
-            <w:vAlign w:val="center"/>
-          </w:tcPr>
-          <w:p>
-            <w:pPr>
-              <w:keepNext w:val="0"/>
-              <w:keepLines w:val="0"/>
-              <w:widowControl/>
-              <w:suppressLineNumbers w:val="0"/>
-              <w:jc w:val="left"/>
-              <w:textAlignment w:val="center"/>
-              <w:rPr>
-                <w:rFonts w:hint="default" w:ascii="Times New Roman" w:hAnsi="Times New Roman" w:eastAsia="宋体" w:cs="Times New Roman"/>
-                <w:b w:val="0"/>
-                <w:bCs w:val="0"/>
-                <w:i w:val="0"/>
-                <w:iCs w:val="0"/>
-                <w:color w:val="000000"/>
-                <w:kern w:val="0"/>
-                <w:sz w:val="20"/>
-                <w:szCs w:val="20"/>
-                <w:u w:val="none"/>
-                <w:lang w:val="en-US" w:eastAsia="zh-CN" w:bidi="ar"/>
-              </w:rPr>
-            </w:pPr>
-            <w:r>
-              <w:rPr>
-                <w:rFonts w:hint="default" w:ascii="Times New Roman" w:hAnsi="Times New Roman" w:eastAsia="宋体" w:cs="Times New Roman"/>
-                <w:b w:val="0"/>
-                <w:bCs w:val="0"/>
-                <w:i w:val="0"/>
-                <w:iCs w:val="0"/>
-                <w:color w:val="000000"/>
-                <w:kern w:val="0"/>
-                <w:sz w:val="20"/>
-                <w:szCs w:val="20"/>
-                <w:u w:val="none"/>
-                <w:lang w:val="en-US" w:eastAsia="zh-CN" w:bidi="ar"/>
-              </w:rPr>
-              <w:t>TPR-NTRK1</w:t>
-            </w:r>
-          </w:p>
-        </w:tc>
-        <w:tc>
-          <w:tcPr>
-            <w:tcW w:w="1692" w:type="pct"/>
-            <w:tcBorders>
-              <w:top w:val="single" w:color="000000" w:sz="4" w:space="0"/>
-              <w:left w:val="single" w:color="000000" w:sz="4" w:space="0"/>
-              <w:bottom w:val="single" w:color="000000" w:sz="4" w:space="0"/>
-              <w:right w:val="single" w:color="000000" w:sz="4" w:space="0"/>
-            </w:tcBorders>
-            <w:shd w:val="clear" w:color="auto" w:fill="FFFFFF"/>
-            <w:noWrap/>
-            <w:vAlign w:val="center"/>
-          </w:tcPr>
-          <w:p>
-            <w:pPr>
-              <w:keepNext w:val="0"/>
-              <w:keepLines w:val="0"/>
-              <w:widowControl/>
-              <w:suppressLineNumbers w:val="0"/>
-              <w:jc w:val="left"/>
-              <w:textAlignment w:val="center"/>
-              <w:rPr>
-                <w:rFonts w:hint="default" w:ascii="Times New Roman" w:hAnsi="Times New Roman" w:eastAsia="宋体" w:cs="Times New Roman"/>
-                <w:b w:val="0"/>
-                <w:bCs w:val="0"/>
-                <w:i w:val="0"/>
-                <w:iCs w:val="0"/>
-                <w:color w:val="000000"/>
-                <w:kern w:val="0"/>
-                <w:sz w:val="20"/>
-                <w:szCs w:val="20"/>
-                <w:u w:val="none"/>
-                <w:lang w:val="en-US" w:eastAsia="zh-CN" w:bidi="ar"/>
-              </w:rPr>
-            </w:pPr>
-            <w:r>
-              <w:rPr>
-                <w:rFonts w:hint="default" w:ascii="Times New Roman" w:hAnsi="Times New Roman" w:eastAsia="宋体" w:cs="Times New Roman"/>
-                <w:b w:val="0"/>
-                <w:bCs w:val="0"/>
-                <w:i w:val="0"/>
-                <w:iCs w:val="0"/>
-                <w:color w:val="000000"/>
-                <w:kern w:val="0"/>
-                <w:sz w:val="20"/>
-                <w:szCs w:val="20"/>
-                <w:u w:val="none"/>
-                <w:lang w:val="en-US" w:eastAsia="zh-CN" w:bidi="ar"/>
-              </w:rPr>
-              <w:t>TPR-NTRK1</w:t>
-            </w:r>
-            <w:r>
-              <w:rPr>
-                <w:rFonts w:hint="eastAsia" w:ascii="Times New Roman" w:hAnsi="Times New Roman" w:eastAsia="宋体" w:cs="Times New Roman"/>
-                <w:b w:val="0"/>
-                <w:bCs w:val="0"/>
-                <w:i w:val="0"/>
-                <w:iCs w:val="0"/>
-                <w:color w:val="000000"/>
-                <w:kern w:val="0"/>
-                <w:sz w:val="20"/>
-                <w:szCs w:val="20"/>
-                <w:u w:val="none"/>
-                <w:lang w:val="en-US" w:eastAsia="zh-CN" w:bidi="ar"/>
-              </w:rPr>
-              <w:t>.</w:t>
-            </w:r>
-            <w:r>
-              <w:rPr>
-                <w:rFonts w:hint="default" w:ascii="Times New Roman" w:hAnsi="Times New Roman" w:eastAsia="宋体" w:cs="Times New Roman"/>
-                <w:b w:val="0"/>
-                <w:bCs w:val="0"/>
-                <w:i w:val="0"/>
-                <w:iCs w:val="0"/>
-                <w:color w:val="000000"/>
-                <w:kern w:val="0"/>
-                <w:sz w:val="20"/>
-                <w:szCs w:val="20"/>
-                <w:u w:val="none"/>
-                <w:lang w:val="en-US" w:eastAsia="zh-CN" w:bidi="ar"/>
-              </w:rPr>
-              <w:t>T21N10</w:t>
-            </w:r>
-          </w:p>
-        </w:tc>
-      </w:tr>
-      <w:tr>
-        <w:tblPrEx>
-          <w:tblBorders>
-            <w:top w:val="none" w:color="auto" w:sz="0" w:space="0"/>
-            <w:left w:val="none" w:color="auto" w:sz="0" w:space="0"/>
-            <w:bottom w:val="none" w:color="auto" w:sz="0" w:space="0"/>
-            <w:right w:val="none" w:color="auto" w:sz="0" w:space="0"/>
-            <w:insideH w:val="none" w:color="auto" w:sz="0" w:space="0"/>
-            <w:insideV w:val="none" w:color="auto" w:sz="0" w:space="0"/>
-          </w:tblBorders>
-          <w:shd w:val="clear" w:color="auto" w:fill="auto"/>
           <w:tblCellMar>
             <w:top w:w="0" w:type="dxa"/>
             <w:left w:w="108" w:type="dxa"/>
@@ -42064,12 +42035,12 @@
       <w:bookmarkStart w:id="102" w:name="_Toc4870"/>
       <w:bookmarkStart w:id="103" w:name="_Toc15114"/>
       <w:bookmarkStart w:id="104" w:name="_Toc3409"/>
-      <w:bookmarkStart w:id="105" w:name="_Toc26985_WPSOffice_Level1"/>
-      <w:bookmarkStart w:id="106" w:name="_Toc28454_WPSOffice_Level1"/>
-      <w:bookmarkStart w:id="107" w:name="_Toc20170_WPSOffice_Level1"/>
-      <w:bookmarkStart w:id="108" w:name="_Toc27693"/>
-      <w:bookmarkStart w:id="109" w:name="_Toc31185"/>
-      <w:bookmarkStart w:id="110" w:name="_Toc20924"/>
+      <w:bookmarkStart w:id="105" w:name="_Toc20170_WPSOffice_Level1"/>
+      <w:bookmarkStart w:id="106" w:name="_Toc26985_WPSOffice_Level1"/>
+      <w:bookmarkStart w:id="107" w:name="_Toc28454_WPSOffice_Level1"/>
+      <w:bookmarkStart w:id="108" w:name="_Toc31185"/>
+      <w:bookmarkStart w:id="109" w:name="_Toc20924"/>
+      <w:bookmarkStart w:id="110" w:name="_Toc27693"/>
       <w:r>
         <w:rPr>
           <w:rFonts w:hint="eastAsia"/>
@@ -42711,15 +42682,15 @@
         </w:rPr>
       </w:pPr>
       <w:bookmarkStart w:id="111" w:name="_Toc11901"/>
-      <w:bookmarkStart w:id="112" w:name="_Toc27809"/>
-      <w:bookmarkStart w:id="113" w:name="_Toc4503"/>
-      <w:bookmarkStart w:id="114" w:name="_Toc7332"/>
+      <w:bookmarkStart w:id="112" w:name="_Toc7332"/>
+      <w:bookmarkStart w:id="113" w:name="_Toc27809"/>
+      <w:bookmarkStart w:id="114" w:name="_Toc4503"/>
       <w:bookmarkStart w:id="115" w:name="_Toc22623"/>
       <w:bookmarkStart w:id="116" w:name="_Toc22162_WPSOffice_Level1"/>
-      <w:bookmarkStart w:id="117" w:name="_Toc13275"/>
-      <w:bookmarkStart w:id="118" w:name="_Toc19584_WPSOffice_Level1"/>
-      <w:bookmarkStart w:id="119" w:name="_Toc14611_WPSOffice_Level1"/>
-      <w:bookmarkStart w:id="120" w:name="_Toc17792_WPSOffice_Level2"/>
+      <w:bookmarkStart w:id="117" w:name="_Toc14611_WPSOffice_Level1"/>
+      <w:bookmarkStart w:id="118" w:name="_Toc17792_WPSOffice_Level2"/>
+      <w:bookmarkStart w:id="119" w:name="_Toc19584_WPSOffice_Level1"/>
+      <w:bookmarkStart w:id="120" w:name="_Toc13275"/>
       <w:r>
         <w:rPr>
           <w:rFonts w:hint="eastAsia"/>

--- a/WebContent/docx/肠癌11基因报告-重庆分子.docx
+++ b/WebContent/docx/肠癌11基因报告-重庆分子.docx
@@ -2564,13 +2564,13 @@
         </w:sectPr>
       </w:pPr>
       <w:bookmarkStart w:id="0" w:name="_Toc27500"/>
-      <w:bookmarkStart w:id="1" w:name="_Toc24178_WPSOffice_Level1"/>
-      <w:bookmarkStart w:id="2" w:name="_Toc24397"/>
-      <w:bookmarkStart w:id="3" w:name="_Toc21009_WPSOffice_Level1"/>
-      <w:bookmarkStart w:id="4" w:name="_Toc32054"/>
-      <w:bookmarkStart w:id="5" w:name="_Toc21669"/>
-      <w:bookmarkStart w:id="6" w:name="_Toc30143_WPSOffice_Level1"/>
-      <w:bookmarkStart w:id="7" w:name="_Toc13806"/>
+      <w:bookmarkStart w:id="1" w:name="_Toc13806"/>
+      <w:bookmarkStart w:id="2" w:name="_Toc21669"/>
+      <w:bookmarkStart w:id="3" w:name="_Toc30143_WPSOffice_Level1"/>
+      <w:bookmarkStart w:id="4" w:name="_Toc21009_WPSOffice_Level1"/>
+      <w:bookmarkStart w:id="5" w:name="_Toc24397"/>
+      <w:bookmarkStart w:id="6" w:name="_Toc32054"/>
+      <w:bookmarkStart w:id="7" w:name="_Toc24178_WPSOffice_Level1"/>
     </w:p>
     <w:p>
       <w:pPr>
@@ -2947,8 +2947,6 @@
               </w:rPr>
               <w:t>{% if type == "tissue" %}{%if "胸腹水" in specimentype %}胸腹水{% else %}石蜡样本{% endif %}{% elif type == "blood" %}{%if "胸腹水(上清)" in specimentype %}胸腹水(上清){% else %}血液{% endif %}{% endif %}</w:t>
             </w:r>
-            <w:bookmarkStart w:id="121" w:name="_GoBack"/>
-            <w:bookmarkEnd w:id="121"/>
           </w:p>
         </w:tc>
       </w:tr>
@@ -3298,14 +3296,14 @@
         <w:jc w:val="left"/>
         <w:textAlignment w:val="auto"/>
       </w:pPr>
-      <w:bookmarkStart w:id="9" w:name="_Toc11465"/>
-      <w:bookmarkStart w:id="10" w:name="_Toc7021_WPSOffice_Level1"/>
-      <w:bookmarkStart w:id="11" w:name="_Toc19594"/>
-      <w:bookmarkStart w:id="12" w:name="_Toc11015_WPSOffice_Level1"/>
+      <w:bookmarkStart w:id="9" w:name="_Toc7021_WPSOffice_Level1"/>
+      <w:bookmarkStart w:id="10" w:name="_Toc19594"/>
+      <w:bookmarkStart w:id="11" w:name="_Toc11015_WPSOffice_Level1"/>
+      <w:bookmarkStart w:id="12" w:name="_Toc18062_WPSOffice_Level1"/>
       <w:bookmarkStart w:id="13" w:name="_Toc10518"/>
       <w:bookmarkStart w:id="14" w:name="_Toc32729"/>
-      <w:bookmarkStart w:id="15" w:name="_Toc18062_WPSOffice_Level1"/>
-      <w:bookmarkStart w:id="16" w:name="_Toc17451"/>
+      <w:bookmarkStart w:id="15" w:name="_Toc17451"/>
+      <w:bookmarkStart w:id="16" w:name="_Toc11465"/>
       <w:bookmarkStart w:id="17" w:name="_Toc3823"/>
       <w:r>
         <w:t>检测项目</w:t>
@@ -3595,12 +3593,12 @@
         </w:rPr>
       </w:pPr>
       <w:bookmarkStart w:id="20" w:name="_Toc31515_WPSOffice_Level2"/>
-      <w:bookmarkStart w:id="21" w:name="_Toc6304_WPSOffice_Level2"/>
-      <w:bookmarkStart w:id="22" w:name="_Toc3488_WPSOffice_Level2"/>
-      <w:bookmarkStart w:id="23" w:name="_Toc17111_WPSOffice_Level2"/>
-      <w:bookmarkStart w:id="24" w:name="_Toc11193_WPSOffice_Level2"/>
-      <w:bookmarkStart w:id="25" w:name="_Toc19280_WPSOffice_Level2"/>
-      <w:bookmarkStart w:id="26" w:name="_Toc6931_WPSOffice_Level2"/>
+      <w:bookmarkStart w:id="21" w:name="_Toc17111_WPSOffice_Level2"/>
+      <w:bookmarkStart w:id="22" w:name="_Toc19280_WPSOffice_Level2"/>
+      <w:bookmarkStart w:id="23" w:name="_Toc3488_WPSOffice_Level2"/>
+      <w:bookmarkStart w:id="24" w:name="_Toc6304_WPSOffice_Level2"/>
+      <w:bookmarkStart w:id="25" w:name="_Toc6931_WPSOffice_Level2"/>
+      <w:bookmarkStart w:id="26" w:name="_Toc11193_WPSOffice_Level2"/>
       <w:r>
         <w:rPr>
           <w:rFonts w:hint="default" w:ascii="Times New Roman" w:hAnsi="Times New Roman" w:eastAsia="微软雅黑" w:cs="Times New Roman"/>
@@ -4095,9 +4093,9 @@
           <w:lang w:eastAsia="zh-CN"/>
         </w:rPr>
       </w:pPr>
-      <w:bookmarkStart w:id="32" w:name="_Toc149826003"/>
-      <w:bookmarkStart w:id="33" w:name="_Toc30197"/>
-      <w:bookmarkStart w:id="34" w:name="_Toc11674"/>
+      <w:bookmarkStart w:id="32" w:name="_Toc11674"/>
+      <w:bookmarkStart w:id="33" w:name="_Toc149826003"/>
+      <w:bookmarkStart w:id="34" w:name="_Toc30197"/>
       <w:bookmarkStart w:id="35" w:name="_Toc149832728"/>
       <w:r>
         <w:rPr>
@@ -4455,10 +4453,7 @@
           <w:tcPr>
             <w:tcW w:w="9870" w:type="dxa"/>
             <w:gridSpan w:val="2"/>
-            <w:tcBorders>
-              <w:tl2br w:val="nil"/>
-              <w:tr2bl w:val="nil"/>
-            </w:tcBorders>
+            <w:tcBorders/>
             <w:shd w:val="clear" w:color="auto" w:fill="auto"/>
             <w:vAlign w:val="center"/>
           </w:tcPr>
@@ -4512,10 +4507,7 @@
         <w:tc>
           <w:tcPr>
             <w:tcW w:w="4289" w:type="dxa"/>
-            <w:tcBorders>
-              <w:tl2br w:val="nil"/>
-              <w:tr2bl w:val="nil"/>
-            </w:tcBorders>
+            <w:tcBorders/>
             <w:shd w:val="clear" w:color="auto" w:fill="auto"/>
             <w:vAlign w:val="center"/>
           </w:tcPr>
@@ -4556,10 +4548,7 @@
         <w:tc>
           <w:tcPr>
             <w:tcW w:w="5581" w:type="dxa"/>
-            <w:tcBorders>
-              <w:tl2br w:val="nil"/>
-              <w:tr2bl w:val="nil"/>
-            </w:tcBorders>
+            <w:tcBorders/>
             <w:shd w:val="clear" w:color="auto" w:fill="auto"/>
             <w:vAlign w:val="center"/>
           </w:tcPr>
@@ -4756,10 +4745,7 @@
           <w:tcPr>
             <w:tcW w:w="9870" w:type="dxa"/>
             <w:gridSpan w:val="2"/>
-            <w:tcBorders>
-              <w:tl2br w:val="nil"/>
-              <w:tr2bl w:val="nil"/>
-            </w:tcBorders>
+            <w:tcBorders/>
             <w:shd w:val="clear" w:color="auto" w:fill="auto"/>
             <w:vAlign w:val="center"/>
           </w:tcPr>
@@ -5003,6 +4989,8 @@
         </w:rPr>
         <w:br w:type="page"/>
       </w:r>
+      <w:bookmarkStart w:id="121" w:name="_GoBack"/>
+      <w:bookmarkEnd w:id="121"/>
     </w:p>
     <w:p>
       <w:pPr>
@@ -5018,8 +5006,8 @@
         </w:rPr>
       </w:pPr>
       <w:bookmarkStart w:id="36" w:name="_Toc149832729"/>
-      <w:bookmarkStart w:id="37" w:name="_Toc6230"/>
-      <w:bookmarkStart w:id="38" w:name="_Toc31425"/>
+      <w:bookmarkStart w:id="37" w:name="_Toc31425"/>
+      <w:bookmarkStart w:id="38" w:name="_Toc6230"/>
       <w:r>
         <w:rPr>
           <w:rFonts w:hint="eastAsia"/>
@@ -5233,8 +5221,7 @@
       </w:tblPr>
       <w:tblGrid>
         <w:gridCol w:w="2004"/>
-        <w:gridCol w:w="1859"/>
-        <w:gridCol w:w="3953"/>
+        <w:gridCol w:w="5812"/>
         <w:gridCol w:w="2043"/>
       </w:tblGrid>
       <w:tr>
@@ -5259,7 +5246,7 @@
         </w:trPr>
         <w:tc>
           <w:tcPr>
-            <w:tcW w:w="2017" w:type="dxa"/>
+            <w:tcW w:w="2004" w:type="dxa"/>
             <w:tcBorders>
               <w:top w:val="nil"/>
               <w:bottom w:val="nil"/>
@@ -5298,7 +5285,7 @@
         </w:tc>
         <w:tc>
           <w:tcPr>
-            <w:tcW w:w="1871" w:type="dxa"/>
+            <w:tcW w:w="5812" w:type="dxa"/>
             <w:tcBorders>
               <w:top w:val="nil"/>
               <w:left w:val="single" w:color="FFFFFF" w:sz="18" w:space="0"/>
@@ -5332,53 +5319,13 @@
                 <w:szCs w:val="21"/>
                 <w:lang w:eastAsia="zh-CN" w:bidi="ar"/>
               </w:rPr>
-              <w:t>变异类型</w:t>
-            </w:r>
-          </w:p>
-        </w:tc>
-        <w:tc>
-          <w:tcPr>
-            <w:tcW w:w="3981" w:type="dxa"/>
-            <w:tcBorders>
-              <w:top w:val="nil"/>
-              <w:left w:val="single" w:color="FFFFFF" w:sz="18" w:space="0"/>
-              <w:bottom w:val="nil"/>
-              <w:right w:val="single" w:color="FFFFFF" w:sz="18" w:space="0"/>
-            </w:tcBorders>
-            <w:shd w:val="clear" w:color="auto" w:fill="61BB41"/>
-            <w:vAlign w:val="center"/>
-          </w:tcPr>
-          <w:p>
-            <w:pPr>
-              <w:widowControl/>
-              <w:jc w:val="center"/>
-              <w:textAlignment w:val="center"/>
-              <w:rPr>
-                <w:rFonts w:ascii="微软雅黑" w:hAnsi="微软雅黑" w:eastAsia="微软雅黑" w:cs="微软雅黑"/>
-                <w:b/>
-                <w:bCs/>
-                <w:color w:val="FFFFFF"/>
-                <w:sz w:val="21"/>
-                <w:szCs w:val="21"/>
-              </w:rPr>
-            </w:pPr>
-            <w:r>
-              <w:rPr>
-                <w:rFonts w:hint="eastAsia" w:ascii="微软雅黑" w:hAnsi="微软雅黑" w:eastAsia="微软雅黑" w:cs="微软雅黑"/>
-                <w:b/>
-                <w:bCs/>
-                <w:color w:val="FFFFFF"/>
-                <w:sz w:val="21"/>
-                <w:szCs w:val="21"/>
-                <w:lang w:eastAsia="zh-CN" w:bidi="ar"/>
-              </w:rPr>
               <w:t>检测结果</w:t>
             </w:r>
           </w:p>
         </w:tc>
         <w:tc>
           <w:tcPr>
-            <w:tcW w:w="2056" w:type="dxa"/>
+            <w:tcW w:w="2043" w:type="dxa"/>
             <w:tcBorders>
               <w:top w:val="nil"/>
               <w:left w:val="single" w:color="FFFFFF" w:sz="18" w:space="0"/>
@@ -5438,8 +5385,8 @@
         </w:trPr>
         <w:tc>
           <w:tcPr>
-            <w:tcW w:w="9925" w:type="dxa"/>
-            <w:gridSpan w:val="4"/>
+            <w:tcW w:w="9859" w:type="dxa"/>
+            <w:gridSpan w:val="3"/>
             <w:tcBorders>
               <w:top w:val="nil"/>
               <w:bottom w:val="single" w:color="A4A4A4" w:sz="4" w:space="0"/>
@@ -5492,7 +5439,7 @@
         </w:trPr>
         <w:tc>
           <w:tcPr>
-            <w:tcW w:w="2017" w:type="dxa"/>
+            <w:tcW w:w="2004" w:type="dxa"/>
             <w:tcBorders>
               <w:top w:val="single" w:color="A4A4A4" w:sz="4" w:space="0"/>
             </w:tcBorders>
@@ -5523,42 +5470,12 @@
         </w:tc>
         <w:tc>
           <w:tcPr>
-            <w:tcW w:w="1871" w:type="dxa"/>
+            <w:tcW w:w="5812" w:type="dxa"/>
             <w:tcBorders>
               <w:top w:val="single" w:color="A4A4A4" w:sz="4" w:space="0"/>
             </w:tcBorders>
             <w:shd w:val="clear" w:color="auto" w:fill="auto"/>
             <w:noWrap/>
-            <w:vAlign w:val="center"/>
-          </w:tcPr>
-          <w:p>
-            <w:pPr>
-              <w:jc w:val="center"/>
-              <w:rPr>
-                <w:rFonts w:ascii="微软雅黑" w:hAnsi="微软雅黑" w:eastAsia="微软雅黑" w:cs="微软雅黑"/>
-                <w:color w:val="000000"/>
-                <w:sz w:val="21"/>
-                <w:szCs w:val="21"/>
-              </w:rPr>
-            </w:pPr>
-            <w:r>
-              <w:rPr>
-                <w:rFonts w:hint="eastAsia" w:ascii="Times New Roman" w:hAnsi="Times New Roman" w:eastAsia="微软雅黑" w:cs="Times New Roman"/>
-                <w:sz w:val="21"/>
-                <w:szCs w:val="21"/>
-                <w:lang w:eastAsia="zh-CN"/>
-              </w:rPr>
-              <w:t>{{ it.info }}</w:t>
-            </w:r>
-          </w:p>
-        </w:tc>
-        <w:tc>
-          <w:tcPr>
-            <w:tcW w:w="3981" w:type="dxa"/>
-            <w:tcBorders>
-              <w:top w:val="single" w:color="A4A4A4" w:sz="4" w:space="0"/>
-            </w:tcBorders>
-            <w:shd w:val="clear" w:color="auto" w:fill="auto"/>
             <w:vAlign w:val="center"/>
           </w:tcPr>
           <w:p>
@@ -5637,7 +5554,7 @@
         </w:tc>
         <w:tc>
           <w:tcPr>
-            <w:tcW w:w="2056" w:type="dxa"/>
+            <w:tcW w:w="2043" w:type="dxa"/>
             <w:tcBorders>
               <w:top w:val="single" w:color="A4A4A4" w:sz="4" w:space="0"/>
             </w:tcBorders>
@@ -5739,8 +5656,8 @@
         </w:trPr>
         <w:tc>
           <w:tcPr>
-            <w:tcW w:w="9925" w:type="dxa"/>
-            <w:gridSpan w:val="4"/>
+            <w:tcW w:w="9859" w:type="dxa"/>
+            <w:gridSpan w:val="3"/>
             <w:shd w:val="clear" w:color="auto" w:fill="auto"/>
             <w:noWrap/>
             <w:vAlign w:val="center"/>
@@ -5810,8 +5727,7 @@
       </w:tblPr>
       <w:tblGrid>
         <w:gridCol w:w="2004"/>
-        <w:gridCol w:w="1859"/>
-        <w:gridCol w:w="2656"/>
+        <w:gridCol w:w="4515"/>
         <w:gridCol w:w="3340"/>
       </w:tblGrid>
       <w:tr>
@@ -5836,7 +5752,7 @@
         </w:trPr>
         <w:tc>
           <w:tcPr>
-            <w:tcW w:w="2017" w:type="dxa"/>
+            <w:tcW w:w="2004" w:type="dxa"/>
             <w:tcBorders>
               <w:top w:val="nil"/>
               <w:bottom w:val="nil"/>
@@ -5875,7 +5791,7 @@
         </w:tc>
         <w:tc>
           <w:tcPr>
-            <w:tcW w:w="1871" w:type="dxa"/>
+            <w:tcW w:w="4515" w:type="dxa"/>
             <w:tcBorders>
               <w:top w:val="nil"/>
               <w:left w:val="single" w:color="FFFFFF" w:sz="18" w:space="0"/>
@@ -5909,53 +5825,13 @@
                 <w:szCs w:val="21"/>
                 <w:lang w:eastAsia="zh-CN" w:bidi="ar"/>
               </w:rPr>
-              <w:t>变异类型</w:t>
-            </w:r>
-          </w:p>
-        </w:tc>
-        <w:tc>
-          <w:tcPr>
-            <w:tcW w:w="2674" w:type="dxa"/>
-            <w:tcBorders>
-              <w:top w:val="nil"/>
-              <w:left w:val="single" w:color="FFFFFF" w:sz="18" w:space="0"/>
-              <w:bottom w:val="nil"/>
-              <w:right w:val="single" w:color="FFFFFF" w:sz="18" w:space="0"/>
-            </w:tcBorders>
-            <w:shd w:val="clear" w:color="auto" w:fill="61BB41"/>
-            <w:vAlign w:val="center"/>
-          </w:tcPr>
-          <w:p>
-            <w:pPr>
-              <w:widowControl/>
-              <w:jc w:val="center"/>
-              <w:textAlignment w:val="center"/>
-              <w:rPr>
-                <w:rFonts w:ascii="微软雅黑" w:hAnsi="微软雅黑" w:eastAsia="微软雅黑" w:cs="微软雅黑"/>
-                <w:b/>
-                <w:bCs/>
-                <w:color w:val="FFFFFF"/>
-                <w:sz w:val="21"/>
-                <w:szCs w:val="21"/>
-              </w:rPr>
-            </w:pPr>
-            <w:r>
-              <w:rPr>
-                <w:rFonts w:hint="eastAsia" w:ascii="微软雅黑" w:hAnsi="微软雅黑" w:eastAsia="微软雅黑" w:cs="微软雅黑"/>
-                <w:b/>
-                <w:bCs/>
-                <w:color w:val="FFFFFF"/>
-                <w:sz w:val="21"/>
-                <w:szCs w:val="21"/>
-                <w:lang w:eastAsia="zh-CN" w:bidi="ar"/>
-              </w:rPr>
               <w:t>检测结果</w:t>
             </w:r>
           </w:p>
         </w:tc>
         <w:tc>
           <w:tcPr>
-            <w:tcW w:w="3363" w:type="dxa"/>
+            <w:tcW w:w="3340" w:type="dxa"/>
             <w:tcBorders>
               <w:top w:val="nil"/>
               <w:left w:val="single" w:color="FFFFFF" w:sz="18" w:space="0"/>
@@ -6016,8 +5892,8 @@
         </w:trPr>
         <w:tc>
           <w:tcPr>
-            <w:tcW w:w="9925" w:type="dxa"/>
-            <w:gridSpan w:val="4"/>
+            <w:tcW w:w="9859" w:type="dxa"/>
+            <w:gridSpan w:val="3"/>
             <w:tcBorders>
               <w:top w:val="nil"/>
               <w:bottom w:val="single" w:color="A4A4A4" w:sz="4" w:space="0"/>
@@ -6070,7 +5946,7 @@
         </w:trPr>
         <w:tc>
           <w:tcPr>
-            <w:tcW w:w="2017" w:type="dxa"/>
+            <w:tcW w:w="2004" w:type="dxa"/>
             <w:tcBorders>
               <w:top w:val="single" w:color="A4A4A4" w:sz="4" w:space="0"/>
             </w:tcBorders>
@@ -6101,42 +5977,12 @@
         </w:tc>
         <w:tc>
           <w:tcPr>
-            <w:tcW w:w="1871" w:type="dxa"/>
+            <w:tcW w:w="4515" w:type="dxa"/>
             <w:tcBorders>
               <w:top w:val="single" w:color="A4A4A4" w:sz="4" w:space="0"/>
             </w:tcBorders>
             <w:shd w:val="clear" w:color="auto" w:fill="auto"/>
             <w:noWrap/>
-            <w:vAlign w:val="center"/>
-          </w:tcPr>
-          <w:p>
-            <w:pPr>
-              <w:jc w:val="center"/>
-              <w:rPr>
-                <w:rFonts w:ascii="微软雅黑" w:hAnsi="微软雅黑" w:eastAsia="微软雅黑" w:cs="微软雅黑"/>
-                <w:color w:val="000000"/>
-                <w:sz w:val="21"/>
-                <w:szCs w:val="21"/>
-              </w:rPr>
-            </w:pPr>
-            <w:r>
-              <w:rPr>
-                <w:rFonts w:hint="eastAsia" w:ascii="Times New Roman" w:hAnsi="Times New Roman" w:eastAsia="微软雅黑" w:cs="Times New Roman"/>
-                <w:sz w:val="21"/>
-                <w:szCs w:val="21"/>
-                <w:lang w:eastAsia="zh-CN"/>
-              </w:rPr>
-              <w:t>{{ it.info }}</w:t>
-            </w:r>
-          </w:p>
-        </w:tc>
-        <w:tc>
-          <w:tcPr>
-            <w:tcW w:w="2674" w:type="dxa"/>
-            <w:tcBorders>
-              <w:top w:val="single" w:color="A4A4A4" w:sz="4" w:space="0"/>
-            </w:tcBorders>
-            <w:shd w:val="clear" w:color="auto" w:fill="auto"/>
             <w:vAlign w:val="center"/>
           </w:tcPr>
           <w:p>
@@ -6215,7 +6061,7 @@
         </w:tc>
         <w:tc>
           <w:tcPr>
-            <w:tcW w:w="3363" w:type="dxa"/>
+            <w:tcW w:w="3340" w:type="dxa"/>
             <w:tcBorders>
               <w:top w:val="single" w:color="A4A4A4" w:sz="4" w:space="0"/>
             </w:tcBorders>
@@ -6317,8 +6163,8 @@
         </w:trPr>
         <w:tc>
           <w:tcPr>
-            <w:tcW w:w="9925" w:type="dxa"/>
-            <w:gridSpan w:val="4"/>
+            <w:tcW w:w="9859" w:type="dxa"/>
+            <w:gridSpan w:val="3"/>
             <w:shd w:val="clear" w:color="auto" w:fill="auto"/>
             <w:noWrap/>
             <w:vAlign w:val="center"/>
@@ -6625,28 +6471,6 @@
           <w:lang w:eastAsia="zh-CN"/>
         </w:rPr>
         <w:t>变异详情，可查看基因变异检测结果及解析。</w:t>
-      </w:r>
-    </w:p>
-    <w:p>
-      <w:pPr>
-        <w:numPr>
-          <w:ilvl w:val="0"/>
-          <w:numId w:val="7"/>
-        </w:numPr>
-        <w:rPr>
-          <w:rFonts w:ascii="Times New Roman" w:hAnsi="Times New Roman" w:eastAsia="微软雅黑" w:cs="Times New Roman"/>
-          <w:sz w:val="18"/>
-          <w:szCs w:val="18"/>
-          <w:lang w:eastAsia="zh-CN"/>
-        </w:rPr>
-      </w:pPr>
-      <w:r>
-        <w:rPr>
-          <w:rFonts w:hint="eastAsia" w:ascii="Times New Roman" w:hAnsi="Times New Roman" w:eastAsia="微软雅黑" w:cs="Times New Roman"/>
-          <w:sz w:val="18"/>
-          <w:lang w:eastAsia="zh-CN"/>
-        </w:rPr>
-        <w:t>以上基因的检测范围涵盖但不限于上表中列出的变异类型。</w:t>
       </w:r>
     </w:p>
     <w:p>
@@ -7124,12 +6948,12 @@
         </w:rPr>
       </w:pPr>
       <w:bookmarkStart w:id="39" w:name="_Toc19184"/>
-      <w:bookmarkStart w:id="40" w:name="_Toc14062"/>
-      <w:bookmarkStart w:id="41" w:name="_Toc19898_WPSOffice_Level1"/>
-      <w:bookmarkStart w:id="42" w:name="_Toc20136_WPSOffice_Level1"/>
+      <w:bookmarkStart w:id="40" w:name="_Toc12381"/>
+      <w:bookmarkStart w:id="41" w:name="_Toc22132"/>
+      <w:bookmarkStart w:id="42" w:name="_Toc19898_WPSOffice_Level1"/>
       <w:bookmarkStart w:id="43" w:name="_Toc2781"/>
-      <w:bookmarkStart w:id="44" w:name="_Toc12381"/>
-      <w:bookmarkStart w:id="45" w:name="_Toc22132"/>
+      <w:bookmarkStart w:id="44" w:name="_Toc20136_WPSOffice_Level1"/>
+      <w:bookmarkStart w:id="45" w:name="_Toc14062"/>
       <w:bookmarkStart w:id="46" w:name="_Toc11417"/>
       <w:r>
         <w:rPr>
@@ -7160,13 +6984,13 @@
           <w:lang w:eastAsia="zh-CN"/>
         </w:rPr>
       </w:pPr>
-      <w:bookmarkStart w:id="47" w:name="_Toc23375"/>
+      <w:bookmarkStart w:id="47" w:name="_Toc9088"/>
       <w:bookmarkStart w:id="48" w:name="_Toc24979"/>
-      <w:bookmarkStart w:id="49" w:name="_Toc22976"/>
-      <w:bookmarkStart w:id="50" w:name="_Toc18062_WPSOffice_Level2"/>
-      <w:bookmarkStart w:id="51" w:name="_Toc4875"/>
-      <w:bookmarkStart w:id="52" w:name="_Toc9088"/>
-      <w:bookmarkStart w:id="53" w:name="_Toc30265"/>
+      <w:bookmarkStart w:id="49" w:name="_Toc18062_WPSOffice_Level2"/>
+      <w:bookmarkStart w:id="50" w:name="_Toc22976"/>
+      <w:bookmarkStart w:id="51" w:name="_Toc30265"/>
+      <w:bookmarkStart w:id="52" w:name="_Toc4875"/>
+      <w:bookmarkStart w:id="53" w:name="_Toc23375"/>
       <w:bookmarkStart w:id="54" w:name="_Toc11015_WPSOffice_Level2"/>
       <w:r>
         <w:rPr>
@@ -12028,8 +11852,8 @@
           <w:lang w:eastAsia="zh-CN"/>
         </w:rPr>
       </w:pPr>
-      <w:bookmarkStart w:id="55" w:name="_Toc30129"/>
-      <w:bookmarkStart w:id="56" w:name="_Toc22117"/>
+      <w:bookmarkStart w:id="55" w:name="_Toc22117"/>
+      <w:bookmarkStart w:id="56" w:name="_Toc30129"/>
       <w:bookmarkStart w:id="57" w:name="_Toc149826009"/>
       <w:bookmarkStart w:id="58" w:name="_Toc149832733"/>
       <w:r>
@@ -12562,14 +12386,14 @@
           <w:lang w:eastAsia="zh-CN"/>
         </w:rPr>
       </w:pPr>
-      <w:bookmarkStart w:id="59" w:name="_Toc5598"/>
-      <w:bookmarkStart w:id="60" w:name="_Toc28194"/>
+      <w:bookmarkStart w:id="59" w:name="_Toc28194"/>
+      <w:bookmarkStart w:id="60" w:name="_Toc5598"/>
       <w:bookmarkStart w:id="61" w:name="_Toc25727"/>
-      <w:bookmarkStart w:id="62" w:name="_Toc4331_WPSOffice_Level1"/>
-      <w:bookmarkStart w:id="63" w:name="_Toc23903"/>
+      <w:bookmarkStart w:id="62" w:name="_Toc32661"/>
+      <w:bookmarkStart w:id="63" w:name="_Toc4331_WPSOffice_Level1"/>
       <w:bookmarkStart w:id="64" w:name="_Toc32443_WPSOffice_Level1"/>
-      <w:bookmarkStart w:id="65" w:name="_Toc23846_WPSOffice_Level1"/>
-      <w:bookmarkStart w:id="66" w:name="_Toc32661"/>
+      <w:bookmarkStart w:id="65" w:name="_Toc23903"/>
+      <w:bookmarkStart w:id="66" w:name="_Toc23846_WPSOffice_Level1"/>
       <w:r>
         <w:rPr>
           <w:rFonts w:hint="eastAsia" w:ascii="Times New Roman" w:hAnsi="Times New Roman" w:eastAsia="微软雅黑" w:cs="Times New Roman"/>
@@ -12629,10 +12453,10 @@
           <w:lang w:eastAsia="zh-CN"/>
         </w:rPr>
       </w:pPr>
-      <w:bookmarkStart w:id="67" w:name="_Toc19645"/>
-      <w:bookmarkStart w:id="68" w:name="_Toc10223"/>
-      <w:bookmarkStart w:id="69" w:name="_Toc20034"/>
-      <w:bookmarkStart w:id="70" w:name="_Toc106719764"/>
+      <w:bookmarkStart w:id="67" w:name="_Toc10223"/>
+      <w:bookmarkStart w:id="68" w:name="_Toc20034"/>
+      <w:bookmarkStart w:id="69" w:name="_Toc106719764"/>
+      <w:bookmarkStart w:id="70" w:name="_Toc19645"/>
       <w:r>
         <w:rPr>
           <w:rFonts w:hint="eastAsia"/>
@@ -12707,6 +12531,12 @@
             <w:insideH w:val="dotted" w:color="033F86" w:sz="4" w:space="0"/>
             <w:insideV w:val="dotted" w:color="033F86" w:sz="4" w:space="0"/>
           </w:tblBorders>
+          <w:tblCellMar>
+            <w:top w:w="0" w:type="dxa"/>
+            <w:left w:w="108" w:type="dxa"/>
+            <w:bottom w:w="0" w:type="dxa"/>
+            <w:right w:w="108" w:type="dxa"/>
+          </w:tblCellMar>
         </w:tblPrEx>
         <w:trPr>
           <w:jc w:val="center"/>
@@ -13806,12 +13636,6 @@
             <w:insideH w:val="none" w:color="auto" w:sz="0" w:space="0"/>
             <w:insideV w:val="none" w:color="auto" w:sz="0" w:space="0"/>
           </w:tblBorders>
-          <w:tblCellMar>
-            <w:top w:w="0" w:type="dxa"/>
-            <w:left w:w="113" w:type="dxa"/>
-            <w:bottom w:w="0" w:type="dxa"/>
-            <w:right w:w="113" w:type="dxa"/>
-          </w:tblCellMar>
         </w:tblPrEx>
         <w:trPr>
           <w:trHeight w:val="1984" w:hRule="atLeast"/>
@@ -15045,6 +14869,12 @@
             <w:insideH w:val="single" w:color="62B541" w:sz="4" w:space="0"/>
             <w:insideV w:val="single" w:color="62B541" w:sz="4" w:space="0"/>
           </w:tblBorders>
+          <w:tblCellMar>
+            <w:top w:w="0" w:type="dxa"/>
+            <w:left w:w="0" w:type="dxa"/>
+            <w:bottom w:w="0" w:type="dxa"/>
+            <w:right w:w="0" w:type="dxa"/>
+          </w:tblCellMar>
         </w:tblPrEx>
         <w:trPr>
           <w:trHeight w:val="510" w:hRule="atLeast"/>
@@ -15806,14 +15636,14 @@
           <w:lang w:eastAsia="zh-CN"/>
         </w:rPr>
       </w:pPr>
-      <w:bookmarkStart w:id="72" w:name="_Toc12505"/>
+      <w:bookmarkStart w:id="72" w:name="_Toc1707_WPSOffice_Level1"/>
       <w:bookmarkStart w:id="73" w:name="_Toc2409"/>
-      <w:bookmarkStart w:id="74" w:name="_Toc21764_WPSOffice_Level1"/>
-      <w:bookmarkStart w:id="75" w:name="_Toc28240"/>
-      <w:bookmarkStart w:id="76" w:name="_Toc27302"/>
-      <w:bookmarkStart w:id="77" w:name="_Toc1707_WPSOffice_Level1"/>
-      <w:bookmarkStart w:id="78" w:name="_Toc13196_WPSOffice_Level1"/>
-      <w:bookmarkStart w:id="79" w:name="_Toc16594"/>
+      <w:bookmarkStart w:id="74" w:name="_Toc16594"/>
+      <w:bookmarkStart w:id="75" w:name="_Toc13196_WPSOffice_Level1"/>
+      <w:bookmarkStart w:id="76" w:name="_Toc12505"/>
+      <w:bookmarkStart w:id="77" w:name="_Toc28240"/>
+      <w:bookmarkStart w:id="78" w:name="_Toc27302"/>
+      <w:bookmarkStart w:id="79" w:name="_Toc21764_WPSOffice_Level1"/>
       <w:r>
         <w:rPr>
           <w:rFonts w:hint="eastAsia" w:ascii="Times New Roman" w:hAnsi="Times New Roman" w:eastAsia="微软雅黑" w:cs="Times New Roman"/>
@@ -15841,9 +15671,9 @@
       </w:pPr>
       <w:bookmarkStart w:id="80" w:name="_Toc7780"/>
       <w:bookmarkStart w:id="81" w:name="_Toc32302"/>
-      <w:bookmarkStart w:id="82" w:name="_Toc8516"/>
-      <w:bookmarkStart w:id="83" w:name="_Toc149826013"/>
-      <w:bookmarkStart w:id="84" w:name="_Toc149832737"/>
+      <w:bookmarkStart w:id="82" w:name="_Toc149832737"/>
+      <w:bookmarkStart w:id="83" w:name="_Toc8516"/>
+      <w:bookmarkStart w:id="84" w:name="_Toc149826013"/>
       <w:r>
         <w:rPr>
           <w:rFonts w:hint="eastAsia"/>
@@ -20197,12 +20027,6 @@
             <w:insideH w:val="dotted" w:color="45A3A7" w:sz="4" w:space="0"/>
             <w:insideV w:val="dotted" w:color="45A3A7" w:sz="4" w:space="0"/>
           </w:tblBorders>
-          <w:tblCellMar>
-            <w:top w:w="0" w:type="dxa"/>
-            <w:left w:w="108" w:type="dxa"/>
-            <w:bottom w:w="0" w:type="dxa"/>
-            <w:right w:w="108" w:type="dxa"/>
-          </w:tblCellMar>
         </w:tblPrEx>
         <w:trPr>
           <w:trHeight w:val="329" w:hRule="atLeast"/>
@@ -24822,10 +24646,10 @@
           <w:lang w:eastAsia="zh-CN"/>
         </w:rPr>
       </w:pPr>
-      <w:bookmarkStart w:id="85" w:name="_Toc149826016"/>
-      <w:bookmarkStart w:id="86" w:name="_Toc27658"/>
+      <w:bookmarkStart w:id="85" w:name="_Toc149832739"/>
+      <w:bookmarkStart w:id="86" w:name="_Toc149826016"/>
       <w:bookmarkStart w:id="87" w:name="_Toc10744"/>
-      <w:bookmarkStart w:id="88" w:name="_Toc149832739"/>
+      <w:bookmarkStart w:id="88" w:name="_Toc27658"/>
       <w:r>
         <w:rPr>
           <w:color w:val="auto"/>
@@ -26977,13 +26801,13 @@
           <w:lang w:eastAsia="zh-CN"/>
         </w:rPr>
       </w:pPr>
-      <w:bookmarkStart w:id="90" w:name="_Toc27075"/>
-      <w:bookmarkStart w:id="91" w:name="_Toc15840_WPSOffice_Level1"/>
-      <w:bookmarkStart w:id="92" w:name="_Toc14255_WPSOffice_Level1"/>
-      <w:bookmarkStart w:id="93" w:name="_Toc31490"/>
-      <w:bookmarkStart w:id="94" w:name="_Toc13759"/>
+      <w:bookmarkStart w:id="90" w:name="_Toc14255_WPSOffice_Level1"/>
+      <w:bookmarkStart w:id="91" w:name="_Toc31490"/>
+      <w:bookmarkStart w:id="92" w:name="_Toc27075"/>
+      <w:bookmarkStart w:id="93" w:name="_Toc4168"/>
+      <w:bookmarkStart w:id="94" w:name="_Toc15840_WPSOffice_Level1"/>
       <w:bookmarkStart w:id="95" w:name="_Toc24085_WPSOffice_Level1"/>
-      <w:bookmarkStart w:id="96" w:name="_Toc4168"/>
+      <w:bookmarkStart w:id="96" w:name="_Toc13759"/>
       <w:r>
         <w:rPr>
           <w:rFonts w:hint="eastAsia"/>
@@ -29549,8 +29373,8 @@
       </w:pPr>
       <w:bookmarkStart w:id="97" w:name="_Toc26449"/>
       <w:bookmarkStart w:id="98" w:name="_Toc10438"/>
-      <w:bookmarkStart w:id="99" w:name="_Toc11406"/>
-      <w:bookmarkStart w:id="100" w:name="_Toc30346"/>
+      <w:bookmarkStart w:id="99" w:name="_Toc30346"/>
+      <w:bookmarkStart w:id="100" w:name="_Toc11406"/>
       <w:r>
         <w:rPr>
           <w:rFonts w:hint="eastAsia"/>
@@ -29883,6 +29707,7 @@
             <w:insideH w:val="none" w:color="auto" w:sz="0" w:space="0"/>
             <w:insideV w:val="none" w:color="auto" w:sz="0" w:space="0"/>
           </w:tblBorders>
+          <w:shd w:val="clear" w:color="auto" w:fill="auto"/>
           <w:tblCellMar>
             <w:top w:w="0" w:type="dxa"/>
             <w:left w:w="108" w:type="dxa"/>
@@ -30090,227 +29915,6 @@
                 <w:lang w:val="en-US" w:eastAsia="zh-CN" w:bidi="ar"/>
               </w:rPr>
               <w:t>p.G719A</w:t>
-            </w:r>
-          </w:p>
-        </w:tc>
-      </w:tr>
-      <w:tr>
-        <w:tblPrEx>
-          <w:tblBorders>
-            <w:top w:val="none" w:color="auto" w:sz="0" w:space="0"/>
-            <w:left w:val="none" w:color="auto" w:sz="0" w:space="0"/>
-            <w:bottom w:val="none" w:color="auto" w:sz="0" w:space="0"/>
-            <w:right w:val="none" w:color="auto" w:sz="0" w:space="0"/>
-            <w:insideH w:val="none" w:color="auto" w:sz="0" w:space="0"/>
-            <w:insideV w:val="none" w:color="auto" w:sz="0" w:space="0"/>
-          </w:tblBorders>
-          <w:tblCellMar>
-            <w:top w:w="0" w:type="dxa"/>
-            <w:left w:w="108" w:type="dxa"/>
-            <w:bottom w:w="0" w:type="dxa"/>
-            <w:right w:w="108" w:type="dxa"/>
-          </w:tblCellMar>
-        </w:tblPrEx>
-        <w:trPr>
-          <w:trHeight w:val="340" w:hRule="atLeast"/>
-        </w:trPr>
-        <w:tc>
-          <w:tcPr>
-            <w:tcW w:w="672" w:type="pct"/>
-            <w:tcBorders>
-              <w:top w:val="single" w:color="000000" w:sz="4" w:space="0"/>
-              <w:left w:val="single" w:color="000000" w:sz="4" w:space="0"/>
-              <w:bottom w:val="single" w:color="000000" w:sz="4" w:space="0"/>
-              <w:right w:val="single" w:color="000000" w:sz="4" w:space="0"/>
-            </w:tcBorders>
-            <w:shd w:val="clear" w:color="auto" w:fill="FFFFFF"/>
-            <w:vAlign w:val="center"/>
-          </w:tcPr>
-          <w:p>
-            <w:pPr>
-              <w:keepNext w:val="0"/>
-              <w:keepLines w:val="0"/>
-              <w:widowControl/>
-              <w:suppressLineNumbers w:val="0"/>
-              <w:jc w:val="left"/>
-              <w:textAlignment w:val="center"/>
-              <w:rPr>
-                <w:rFonts w:hint="default" w:ascii="Times New Roman" w:hAnsi="Times New Roman" w:eastAsia="宋体" w:cs="Times New Roman"/>
-                <w:b w:val="0"/>
-                <w:bCs w:val="0"/>
-                <w:i w:val="0"/>
-                <w:iCs w:val="0"/>
-                <w:color w:val="000000"/>
-                <w:sz w:val="20"/>
-                <w:szCs w:val="20"/>
-                <w:u w:val="none"/>
-              </w:rPr>
-            </w:pPr>
-            <w:r>
-              <w:rPr>
-                <w:rFonts w:hint="default" w:ascii="Times New Roman" w:hAnsi="Times New Roman" w:eastAsia="宋体" w:cs="Times New Roman"/>
-                <w:b w:val="0"/>
-                <w:bCs w:val="0"/>
-                <w:i w:val="0"/>
-                <w:iCs w:val="0"/>
-                <w:color w:val="000000"/>
-                <w:kern w:val="0"/>
-                <w:sz w:val="20"/>
-                <w:szCs w:val="20"/>
-                <w:u w:val="none"/>
-                <w:lang w:val="en-US" w:eastAsia="zh-CN" w:bidi="ar"/>
-              </w:rPr>
-              <w:t>EGFR</w:t>
-            </w:r>
-          </w:p>
-        </w:tc>
-        <w:tc>
-          <w:tcPr>
-            <w:tcW w:w="792" w:type="pct"/>
-            <w:tcBorders>
-              <w:top w:val="single" w:color="000000" w:sz="4" w:space="0"/>
-              <w:left w:val="single" w:color="000000" w:sz="4" w:space="0"/>
-              <w:bottom w:val="single" w:color="000000" w:sz="4" w:space="0"/>
-              <w:right w:val="single" w:color="000000" w:sz="4" w:space="0"/>
-            </w:tcBorders>
-            <w:shd w:val="clear" w:color="auto" w:fill="FFFFFF"/>
-            <w:vAlign w:val="center"/>
-          </w:tcPr>
-          <w:p>
-            <w:pPr>
-              <w:keepNext w:val="0"/>
-              <w:keepLines w:val="0"/>
-              <w:widowControl/>
-              <w:suppressLineNumbers w:val="0"/>
-              <w:jc w:val="left"/>
-              <w:textAlignment w:val="center"/>
-              <w:rPr>
-                <w:rFonts w:hint="default" w:ascii="Times New Roman" w:hAnsi="Times New Roman" w:eastAsia="宋体" w:cs="Times New Roman"/>
-                <w:b w:val="0"/>
-                <w:bCs w:val="0"/>
-                <w:i w:val="0"/>
-                <w:iCs w:val="0"/>
-                <w:color w:val="000000"/>
-                <w:sz w:val="20"/>
-                <w:szCs w:val="20"/>
-                <w:u w:val="none"/>
-              </w:rPr>
-            </w:pPr>
-            <w:r>
-              <w:rPr>
-                <w:rFonts w:hint="default" w:ascii="Times New Roman" w:hAnsi="Times New Roman" w:eastAsia="宋体" w:cs="Times New Roman"/>
-                <w:b w:val="0"/>
-                <w:bCs w:val="0"/>
-                <w:i w:val="0"/>
-                <w:iCs w:val="0"/>
-                <w:color w:val="000000"/>
-                <w:kern w:val="0"/>
-                <w:sz w:val="20"/>
-                <w:szCs w:val="20"/>
-                <w:u w:val="none"/>
-                <w:lang w:val="en-US" w:eastAsia="zh-CN" w:bidi="ar"/>
-              </w:rPr>
-              <w:t xml:space="preserve">18 </w:t>
-            </w:r>
-          </w:p>
-        </w:tc>
-        <w:tc>
-          <w:tcPr>
-            <w:tcW w:w="1842" w:type="pct"/>
-            <w:tcBorders>
-              <w:top w:val="single" w:color="000000" w:sz="4" w:space="0"/>
-              <w:left w:val="single" w:color="000000" w:sz="4" w:space="0"/>
-              <w:bottom w:val="single" w:color="000000" w:sz="4" w:space="0"/>
-              <w:right w:val="single" w:color="000000" w:sz="4" w:space="0"/>
-            </w:tcBorders>
-            <w:shd w:val="clear" w:color="auto" w:fill="FFFFFF"/>
-            <w:vAlign w:val="center"/>
-          </w:tcPr>
-          <w:p>
-            <w:pPr>
-              <w:keepNext w:val="0"/>
-              <w:keepLines w:val="0"/>
-              <w:widowControl/>
-              <w:suppressLineNumbers w:val="0"/>
-              <w:jc w:val="left"/>
-              <w:textAlignment w:val="center"/>
-              <w:rPr>
-                <w:rFonts w:hint="default" w:ascii="Times New Roman" w:hAnsi="Times New Roman" w:eastAsia="宋体" w:cs="Times New Roman"/>
-                <w:b w:val="0"/>
-                <w:bCs w:val="0"/>
-                <w:i w:val="0"/>
-                <w:iCs w:val="0"/>
-                <w:color w:val="000000"/>
-                <w:sz w:val="20"/>
-                <w:szCs w:val="20"/>
-                <w:u w:val="none"/>
-              </w:rPr>
-            </w:pPr>
-            <w:r>
-              <w:rPr>
-                <w:rFonts w:hint="default" w:ascii="Times New Roman" w:hAnsi="Times New Roman" w:eastAsia="宋体" w:cs="Times New Roman"/>
-                <w:b w:val="0"/>
-                <w:bCs w:val="0"/>
-                <w:i w:val="0"/>
-                <w:iCs w:val="0"/>
-                <w:color w:val="000000"/>
-                <w:kern w:val="0"/>
-                <w:sz w:val="20"/>
-                <w:szCs w:val="20"/>
-                <w:u w:val="none"/>
-                <w:lang w:val="en-US" w:eastAsia="zh-CN" w:bidi="ar"/>
-              </w:rPr>
-              <w:t>c.2155G&gt;T</w:t>
-            </w:r>
-          </w:p>
-        </w:tc>
-        <w:tc>
-          <w:tcPr>
-            <w:tcW w:w="1692" w:type="pct"/>
-            <w:tcBorders>
-              <w:top w:val="single" w:color="000000" w:sz="4" w:space="0"/>
-              <w:left w:val="single" w:color="000000" w:sz="4" w:space="0"/>
-              <w:bottom w:val="single" w:color="000000" w:sz="4" w:space="0"/>
-              <w:right w:val="single" w:color="000000" w:sz="4" w:space="0"/>
-            </w:tcBorders>
-            <w:shd w:val="clear" w:color="auto" w:fill="FFFFFF"/>
-            <w:vAlign w:val="center"/>
-          </w:tcPr>
-          <w:p>
-            <w:pPr>
-              <w:keepNext w:val="0"/>
-              <w:keepLines w:val="0"/>
-              <w:widowControl/>
-              <w:suppressLineNumbers w:val="0"/>
-              <w:jc w:val="left"/>
-              <w:textAlignment w:val="center"/>
-              <w:rPr>
-                <w:rFonts w:hint="default" w:ascii="Times New Roman" w:hAnsi="Times New Roman" w:eastAsia="宋体" w:cs="Times New Roman"/>
-                <w:b w:val="0"/>
-                <w:bCs w:val="0"/>
-                <w:i w:val="0"/>
-                <w:iCs w:val="0"/>
-                <w:color w:val="000000"/>
-                <w:sz w:val="20"/>
-                <w:szCs w:val="20"/>
-                <w:u w:val="none"/>
-              </w:rPr>
-            </w:pPr>
-            <w:r>
-              <w:rPr>
-                <w:rFonts w:hint="default" w:ascii="Times New Roman" w:hAnsi="Times New Roman" w:eastAsia="宋体" w:cs="Times New Roman"/>
-                <w:b w:val="0"/>
-                <w:bCs w:val="0"/>
-                <w:i w:val="0"/>
-                <w:iCs w:val="0"/>
-                <w:color w:val="000000"/>
-                <w:kern w:val="0"/>
-                <w:sz w:val="20"/>
-                <w:szCs w:val="20"/>
-                <w:u w:val="none"/>
-                <w:lang w:val="en-US" w:eastAsia="zh-CN" w:bidi="ar"/>
-              </w:rPr>
-              <w:t>p.G719C</w:t>
             </w:r>
           </w:p>
         </w:tc>
@@ -30482,7 +30086,7 @@
                 <w:u w:val="none"/>
                 <w:lang w:val="en-US" w:eastAsia="zh-CN" w:bidi="ar"/>
               </w:rPr>
-              <w:t>c.2155G&gt;A</w:t>
+              <w:t>c.2155G&gt;T</w:t>
             </w:r>
           </w:p>
         </w:tc>
@@ -30532,7 +30136,7 @@
                 <w:u w:val="none"/>
                 <w:lang w:val="en-US" w:eastAsia="zh-CN" w:bidi="ar"/>
               </w:rPr>
-              <w:t>p.G719S</w:t>
+              <w:t>p.G719C</w:t>
             </w:r>
           </w:p>
         </w:tc>
@@ -30704,7 +30308,7 @@
                 <w:u w:val="none"/>
                 <w:lang w:val="en-US" w:eastAsia="zh-CN" w:bidi="ar"/>
               </w:rPr>
-              <w:t>c.2170G&gt;A</w:t>
+              <w:t>c.2155G&gt;A</w:t>
             </w:r>
           </w:p>
         </w:tc>
@@ -30754,7 +30358,7 @@
                 <w:u w:val="none"/>
                 <w:lang w:val="en-US" w:eastAsia="zh-CN" w:bidi="ar"/>
               </w:rPr>
-              <w:t>p.G724S</w:t>
+              <w:t>p.G719S</w:t>
             </w:r>
           </w:p>
         </w:tc>
@@ -30876,6 +30480,227 @@
                 <w:u w:val="none"/>
                 <w:lang w:val="en-US" w:eastAsia="zh-CN" w:bidi="ar"/>
               </w:rPr>
+              <w:t xml:space="preserve">18 </w:t>
+            </w:r>
+          </w:p>
+        </w:tc>
+        <w:tc>
+          <w:tcPr>
+            <w:tcW w:w="1842" w:type="pct"/>
+            <w:tcBorders>
+              <w:top w:val="single" w:color="000000" w:sz="4" w:space="0"/>
+              <w:left w:val="single" w:color="000000" w:sz="4" w:space="0"/>
+              <w:bottom w:val="single" w:color="000000" w:sz="4" w:space="0"/>
+              <w:right w:val="single" w:color="000000" w:sz="4" w:space="0"/>
+            </w:tcBorders>
+            <w:shd w:val="clear" w:color="auto" w:fill="FFFFFF"/>
+            <w:vAlign w:val="center"/>
+          </w:tcPr>
+          <w:p>
+            <w:pPr>
+              <w:keepNext w:val="0"/>
+              <w:keepLines w:val="0"/>
+              <w:widowControl/>
+              <w:suppressLineNumbers w:val="0"/>
+              <w:jc w:val="left"/>
+              <w:textAlignment w:val="center"/>
+              <w:rPr>
+                <w:rFonts w:hint="default" w:ascii="Times New Roman" w:hAnsi="Times New Roman" w:eastAsia="宋体" w:cs="Times New Roman"/>
+                <w:b w:val="0"/>
+                <w:bCs w:val="0"/>
+                <w:i w:val="0"/>
+                <w:iCs w:val="0"/>
+                <w:color w:val="000000"/>
+                <w:sz w:val="20"/>
+                <w:szCs w:val="20"/>
+                <w:u w:val="none"/>
+              </w:rPr>
+            </w:pPr>
+            <w:r>
+              <w:rPr>
+                <w:rFonts w:hint="default" w:ascii="Times New Roman" w:hAnsi="Times New Roman" w:eastAsia="宋体" w:cs="Times New Roman"/>
+                <w:b w:val="0"/>
+                <w:bCs w:val="0"/>
+                <w:i w:val="0"/>
+                <w:iCs w:val="0"/>
+                <w:color w:val="000000"/>
+                <w:kern w:val="0"/>
+                <w:sz w:val="20"/>
+                <w:szCs w:val="20"/>
+                <w:u w:val="none"/>
+                <w:lang w:val="en-US" w:eastAsia="zh-CN" w:bidi="ar"/>
+              </w:rPr>
+              <w:t>c.2170G&gt;A</w:t>
+            </w:r>
+          </w:p>
+        </w:tc>
+        <w:tc>
+          <w:tcPr>
+            <w:tcW w:w="1692" w:type="pct"/>
+            <w:tcBorders>
+              <w:top w:val="single" w:color="000000" w:sz="4" w:space="0"/>
+              <w:left w:val="single" w:color="000000" w:sz="4" w:space="0"/>
+              <w:bottom w:val="single" w:color="000000" w:sz="4" w:space="0"/>
+              <w:right w:val="single" w:color="000000" w:sz="4" w:space="0"/>
+            </w:tcBorders>
+            <w:shd w:val="clear" w:color="auto" w:fill="FFFFFF"/>
+            <w:vAlign w:val="center"/>
+          </w:tcPr>
+          <w:p>
+            <w:pPr>
+              <w:keepNext w:val="0"/>
+              <w:keepLines w:val="0"/>
+              <w:widowControl/>
+              <w:suppressLineNumbers w:val="0"/>
+              <w:jc w:val="left"/>
+              <w:textAlignment w:val="center"/>
+              <w:rPr>
+                <w:rFonts w:hint="default" w:ascii="Times New Roman" w:hAnsi="Times New Roman" w:eastAsia="宋体" w:cs="Times New Roman"/>
+                <w:b w:val="0"/>
+                <w:bCs w:val="0"/>
+                <w:i w:val="0"/>
+                <w:iCs w:val="0"/>
+                <w:color w:val="000000"/>
+                <w:sz w:val="20"/>
+                <w:szCs w:val="20"/>
+                <w:u w:val="none"/>
+              </w:rPr>
+            </w:pPr>
+            <w:r>
+              <w:rPr>
+                <w:rFonts w:hint="default" w:ascii="Times New Roman" w:hAnsi="Times New Roman" w:eastAsia="宋体" w:cs="Times New Roman"/>
+                <w:b w:val="0"/>
+                <w:bCs w:val="0"/>
+                <w:i w:val="0"/>
+                <w:iCs w:val="0"/>
+                <w:color w:val="000000"/>
+                <w:kern w:val="0"/>
+                <w:sz w:val="20"/>
+                <w:szCs w:val="20"/>
+                <w:u w:val="none"/>
+                <w:lang w:val="en-US" w:eastAsia="zh-CN" w:bidi="ar"/>
+              </w:rPr>
+              <w:t>p.G724S</w:t>
+            </w:r>
+          </w:p>
+        </w:tc>
+      </w:tr>
+      <w:tr>
+        <w:tblPrEx>
+          <w:tblBorders>
+            <w:top w:val="none" w:color="auto" w:sz="0" w:space="0"/>
+            <w:left w:val="none" w:color="auto" w:sz="0" w:space="0"/>
+            <w:bottom w:val="none" w:color="auto" w:sz="0" w:space="0"/>
+            <w:right w:val="none" w:color="auto" w:sz="0" w:space="0"/>
+            <w:insideH w:val="none" w:color="auto" w:sz="0" w:space="0"/>
+            <w:insideV w:val="none" w:color="auto" w:sz="0" w:space="0"/>
+          </w:tblBorders>
+          <w:tblCellMar>
+            <w:top w:w="0" w:type="dxa"/>
+            <w:left w:w="108" w:type="dxa"/>
+            <w:bottom w:w="0" w:type="dxa"/>
+            <w:right w:w="108" w:type="dxa"/>
+          </w:tblCellMar>
+        </w:tblPrEx>
+        <w:trPr>
+          <w:trHeight w:val="340" w:hRule="atLeast"/>
+        </w:trPr>
+        <w:tc>
+          <w:tcPr>
+            <w:tcW w:w="672" w:type="pct"/>
+            <w:tcBorders>
+              <w:top w:val="single" w:color="000000" w:sz="4" w:space="0"/>
+              <w:left w:val="single" w:color="000000" w:sz="4" w:space="0"/>
+              <w:bottom w:val="single" w:color="000000" w:sz="4" w:space="0"/>
+              <w:right w:val="single" w:color="000000" w:sz="4" w:space="0"/>
+            </w:tcBorders>
+            <w:shd w:val="clear" w:color="auto" w:fill="FFFFFF"/>
+            <w:vAlign w:val="center"/>
+          </w:tcPr>
+          <w:p>
+            <w:pPr>
+              <w:keepNext w:val="0"/>
+              <w:keepLines w:val="0"/>
+              <w:widowControl/>
+              <w:suppressLineNumbers w:val="0"/>
+              <w:jc w:val="left"/>
+              <w:textAlignment w:val="center"/>
+              <w:rPr>
+                <w:rFonts w:hint="default" w:ascii="Times New Roman" w:hAnsi="Times New Roman" w:eastAsia="宋体" w:cs="Times New Roman"/>
+                <w:b w:val="0"/>
+                <w:bCs w:val="0"/>
+                <w:i w:val="0"/>
+                <w:iCs w:val="0"/>
+                <w:color w:val="000000"/>
+                <w:sz w:val="20"/>
+                <w:szCs w:val="20"/>
+                <w:u w:val="none"/>
+              </w:rPr>
+            </w:pPr>
+            <w:r>
+              <w:rPr>
+                <w:rFonts w:hint="default" w:ascii="Times New Roman" w:hAnsi="Times New Roman" w:eastAsia="宋体" w:cs="Times New Roman"/>
+                <w:b w:val="0"/>
+                <w:bCs w:val="0"/>
+                <w:i w:val="0"/>
+                <w:iCs w:val="0"/>
+                <w:color w:val="000000"/>
+                <w:kern w:val="0"/>
+                <w:sz w:val="20"/>
+                <w:szCs w:val="20"/>
+                <w:u w:val="none"/>
+                <w:lang w:val="en-US" w:eastAsia="zh-CN" w:bidi="ar"/>
+              </w:rPr>
+              <w:t>EGFR</w:t>
+            </w:r>
+          </w:p>
+        </w:tc>
+        <w:tc>
+          <w:tcPr>
+            <w:tcW w:w="792" w:type="pct"/>
+            <w:tcBorders>
+              <w:top w:val="single" w:color="000000" w:sz="4" w:space="0"/>
+              <w:left w:val="single" w:color="000000" w:sz="4" w:space="0"/>
+              <w:bottom w:val="single" w:color="000000" w:sz="4" w:space="0"/>
+              <w:right w:val="single" w:color="000000" w:sz="4" w:space="0"/>
+            </w:tcBorders>
+            <w:shd w:val="clear" w:color="auto" w:fill="FFFFFF"/>
+            <w:vAlign w:val="center"/>
+          </w:tcPr>
+          <w:p>
+            <w:pPr>
+              <w:keepNext w:val="0"/>
+              <w:keepLines w:val="0"/>
+              <w:widowControl/>
+              <w:suppressLineNumbers w:val="0"/>
+              <w:jc w:val="left"/>
+              <w:textAlignment w:val="center"/>
+              <w:rPr>
+                <w:rFonts w:hint="default" w:ascii="Times New Roman" w:hAnsi="Times New Roman" w:eastAsia="宋体" w:cs="Times New Roman"/>
+                <w:b w:val="0"/>
+                <w:bCs w:val="0"/>
+                <w:i w:val="0"/>
+                <w:iCs w:val="0"/>
+                <w:color w:val="000000"/>
+                <w:sz w:val="20"/>
+                <w:szCs w:val="20"/>
+                <w:u w:val="none"/>
+              </w:rPr>
+            </w:pPr>
+            <w:r>
+              <w:rPr>
+                <w:rFonts w:hint="default" w:ascii="Times New Roman" w:hAnsi="Times New Roman" w:eastAsia="宋体" w:cs="Times New Roman"/>
+                <w:b w:val="0"/>
+                <w:bCs w:val="0"/>
+                <w:i w:val="0"/>
+                <w:iCs w:val="0"/>
+                <w:color w:val="000000"/>
+                <w:kern w:val="0"/>
+                <w:sz w:val="20"/>
+                <w:szCs w:val="20"/>
+                <w:u w:val="none"/>
+                <w:lang w:val="en-US" w:eastAsia="zh-CN" w:bidi="ar"/>
+              </w:rPr>
               <w:t xml:space="preserve">19 </w:t>
             </w:r>
           </w:p>
@@ -31435,6 +31260,7 @@
             <w:insideH w:val="none" w:color="auto" w:sz="0" w:space="0"/>
             <w:insideV w:val="none" w:color="auto" w:sz="0" w:space="0"/>
           </w:tblBorders>
+          <w:shd w:val="clear" w:color="auto" w:fill="auto"/>
           <w:tblCellMar>
             <w:top w:w="0" w:type="dxa"/>
             <w:left w:w="108" w:type="dxa"/>
@@ -31642,6 +31468,669 @@
                 <w:lang w:val="en-US" w:eastAsia="zh-CN" w:bidi="ar"/>
               </w:rPr>
               <w:t>p.L747 S752delLREATS</w:t>
+            </w:r>
+          </w:p>
+        </w:tc>
+      </w:tr>
+      <w:tr>
+        <w:tblPrEx>
+          <w:tblBorders>
+            <w:top w:val="none" w:color="auto" w:sz="0" w:space="0"/>
+            <w:left w:val="none" w:color="auto" w:sz="0" w:space="0"/>
+            <w:bottom w:val="none" w:color="auto" w:sz="0" w:space="0"/>
+            <w:right w:val="none" w:color="auto" w:sz="0" w:space="0"/>
+            <w:insideH w:val="none" w:color="auto" w:sz="0" w:space="0"/>
+            <w:insideV w:val="none" w:color="auto" w:sz="0" w:space="0"/>
+          </w:tblBorders>
+          <w:tblCellMar>
+            <w:top w:w="0" w:type="dxa"/>
+            <w:left w:w="108" w:type="dxa"/>
+            <w:bottom w:w="0" w:type="dxa"/>
+            <w:right w:w="108" w:type="dxa"/>
+          </w:tblCellMar>
+        </w:tblPrEx>
+        <w:trPr>
+          <w:trHeight w:val="340" w:hRule="atLeast"/>
+        </w:trPr>
+        <w:tc>
+          <w:tcPr>
+            <w:tcW w:w="672" w:type="pct"/>
+            <w:tcBorders>
+              <w:top w:val="single" w:color="000000" w:sz="4" w:space="0"/>
+              <w:left w:val="single" w:color="000000" w:sz="4" w:space="0"/>
+              <w:bottom w:val="single" w:color="000000" w:sz="4" w:space="0"/>
+              <w:right w:val="single" w:color="000000" w:sz="4" w:space="0"/>
+            </w:tcBorders>
+            <w:shd w:val="clear" w:color="auto" w:fill="FFFFFF"/>
+            <w:vAlign w:val="center"/>
+          </w:tcPr>
+          <w:p>
+            <w:pPr>
+              <w:keepNext w:val="0"/>
+              <w:keepLines w:val="0"/>
+              <w:widowControl/>
+              <w:suppressLineNumbers w:val="0"/>
+              <w:jc w:val="left"/>
+              <w:textAlignment w:val="center"/>
+              <w:rPr>
+                <w:rFonts w:hint="default" w:ascii="Times New Roman" w:hAnsi="Times New Roman" w:eastAsia="宋体" w:cs="Times New Roman"/>
+                <w:b w:val="0"/>
+                <w:bCs w:val="0"/>
+                <w:i w:val="0"/>
+                <w:iCs w:val="0"/>
+                <w:color w:val="000000"/>
+                <w:sz w:val="20"/>
+                <w:szCs w:val="20"/>
+                <w:u w:val="none"/>
+              </w:rPr>
+            </w:pPr>
+            <w:r>
+              <w:rPr>
+                <w:rFonts w:hint="default" w:ascii="Times New Roman" w:hAnsi="Times New Roman" w:eastAsia="宋体" w:cs="Times New Roman"/>
+                <w:b w:val="0"/>
+                <w:bCs w:val="0"/>
+                <w:i w:val="0"/>
+                <w:iCs w:val="0"/>
+                <w:color w:val="000000"/>
+                <w:kern w:val="0"/>
+                <w:sz w:val="20"/>
+                <w:szCs w:val="20"/>
+                <w:u w:val="none"/>
+                <w:lang w:val="en-US" w:eastAsia="zh-CN" w:bidi="ar"/>
+              </w:rPr>
+              <w:t>EGFR</w:t>
+            </w:r>
+          </w:p>
+        </w:tc>
+        <w:tc>
+          <w:tcPr>
+            <w:tcW w:w="792" w:type="pct"/>
+            <w:tcBorders>
+              <w:top w:val="single" w:color="000000" w:sz="4" w:space="0"/>
+              <w:left w:val="single" w:color="000000" w:sz="4" w:space="0"/>
+              <w:bottom w:val="single" w:color="000000" w:sz="4" w:space="0"/>
+              <w:right w:val="single" w:color="000000" w:sz="4" w:space="0"/>
+            </w:tcBorders>
+            <w:shd w:val="clear" w:color="auto" w:fill="FFFFFF"/>
+            <w:vAlign w:val="center"/>
+          </w:tcPr>
+          <w:p>
+            <w:pPr>
+              <w:keepNext w:val="0"/>
+              <w:keepLines w:val="0"/>
+              <w:widowControl/>
+              <w:suppressLineNumbers w:val="0"/>
+              <w:jc w:val="left"/>
+              <w:textAlignment w:val="center"/>
+              <w:rPr>
+                <w:rFonts w:hint="default" w:ascii="Times New Roman" w:hAnsi="Times New Roman" w:eastAsia="宋体" w:cs="Times New Roman"/>
+                <w:b w:val="0"/>
+                <w:bCs w:val="0"/>
+                <w:i w:val="0"/>
+                <w:iCs w:val="0"/>
+                <w:color w:val="000000"/>
+                <w:sz w:val="20"/>
+                <w:szCs w:val="20"/>
+                <w:u w:val="none"/>
+              </w:rPr>
+            </w:pPr>
+            <w:r>
+              <w:rPr>
+                <w:rFonts w:hint="default" w:ascii="Times New Roman" w:hAnsi="Times New Roman" w:eastAsia="宋体" w:cs="Times New Roman"/>
+                <w:b w:val="0"/>
+                <w:bCs w:val="0"/>
+                <w:i w:val="0"/>
+                <w:iCs w:val="0"/>
+                <w:color w:val="000000"/>
+                <w:kern w:val="0"/>
+                <w:sz w:val="20"/>
+                <w:szCs w:val="20"/>
+                <w:u w:val="none"/>
+                <w:lang w:val="en-US" w:eastAsia="zh-CN" w:bidi="ar"/>
+              </w:rPr>
+              <w:t xml:space="preserve">19 </w:t>
+            </w:r>
+          </w:p>
+        </w:tc>
+        <w:tc>
+          <w:tcPr>
+            <w:tcW w:w="1842" w:type="pct"/>
+            <w:tcBorders>
+              <w:top w:val="single" w:color="000000" w:sz="4" w:space="0"/>
+              <w:left w:val="single" w:color="000000" w:sz="4" w:space="0"/>
+              <w:bottom w:val="single" w:color="000000" w:sz="4" w:space="0"/>
+              <w:right w:val="single" w:color="000000" w:sz="4" w:space="0"/>
+            </w:tcBorders>
+            <w:shd w:val="clear" w:color="auto" w:fill="FFFFFF"/>
+            <w:vAlign w:val="center"/>
+          </w:tcPr>
+          <w:p>
+            <w:pPr>
+              <w:keepNext w:val="0"/>
+              <w:keepLines w:val="0"/>
+              <w:widowControl/>
+              <w:suppressLineNumbers w:val="0"/>
+              <w:jc w:val="left"/>
+              <w:textAlignment w:val="center"/>
+              <w:rPr>
+                <w:rFonts w:hint="default" w:ascii="Times New Roman" w:hAnsi="Times New Roman" w:eastAsia="宋体" w:cs="Times New Roman"/>
+                <w:b w:val="0"/>
+                <w:bCs w:val="0"/>
+                <w:i w:val="0"/>
+                <w:iCs w:val="0"/>
+                <w:color w:val="000000"/>
+                <w:sz w:val="20"/>
+                <w:szCs w:val="20"/>
+                <w:u w:val="none"/>
+              </w:rPr>
+            </w:pPr>
+            <w:r>
+              <w:rPr>
+                <w:rFonts w:hint="default" w:ascii="Times New Roman" w:hAnsi="Times New Roman" w:eastAsia="宋体" w:cs="Times New Roman"/>
+                <w:b w:val="0"/>
+                <w:bCs w:val="0"/>
+                <w:i w:val="0"/>
+                <w:iCs w:val="0"/>
+                <w:color w:val="000000"/>
+                <w:kern w:val="0"/>
+                <w:sz w:val="20"/>
+                <w:szCs w:val="20"/>
+                <w:u w:val="none"/>
+                <w:lang w:val="en-US" w:eastAsia="zh-CN" w:bidi="ar"/>
+              </w:rPr>
+              <w:t>c.2239_2247delTTAAGAGAA</w:t>
+            </w:r>
+          </w:p>
+        </w:tc>
+        <w:tc>
+          <w:tcPr>
+            <w:tcW w:w="1692" w:type="pct"/>
+            <w:tcBorders>
+              <w:top w:val="single" w:color="000000" w:sz="4" w:space="0"/>
+              <w:left w:val="single" w:color="000000" w:sz="4" w:space="0"/>
+              <w:bottom w:val="single" w:color="000000" w:sz="4" w:space="0"/>
+              <w:right w:val="single" w:color="000000" w:sz="4" w:space="0"/>
+            </w:tcBorders>
+            <w:shd w:val="clear" w:color="auto" w:fill="FFFFFF"/>
+            <w:vAlign w:val="center"/>
+          </w:tcPr>
+          <w:p>
+            <w:pPr>
+              <w:keepNext w:val="0"/>
+              <w:keepLines w:val="0"/>
+              <w:widowControl/>
+              <w:suppressLineNumbers w:val="0"/>
+              <w:jc w:val="left"/>
+              <w:textAlignment w:val="center"/>
+              <w:rPr>
+                <w:rFonts w:hint="default" w:ascii="Times New Roman" w:hAnsi="Times New Roman" w:eastAsia="宋体" w:cs="Times New Roman"/>
+                <w:b w:val="0"/>
+                <w:bCs w:val="0"/>
+                <w:i w:val="0"/>
+                <w:iCs w:val="0"/>
+                <w:color w:val="000000"/>
+                <w:sz w:val="20"/>
+                <w:szCs w:val="20"/>
+                <w:u w:val="none"/>
+              </w:rPr>
+            </w:pPr>
+            <w:r>
+              <w:rPr>
+                <w:rFonts w:hint="default" w:ascii="Times New Roman" w:hAnsi="Times New Roman" w:eastAsia="宋体" w:cs="Times New Roman"/>
+                <w:b w:val="0"/>
+                <w:bCs w:val="0"/>
+                <w:i w:val="0"/>
+                <w:iCs w:val="0"/>
+                <w:color w:val="000000"/>
+                <w:kern w:val="0"/>
+                <w:sz w:val="20"/>
+                <w:szCs w:val="20"/>
+                <w:u w:val="none"/>
+                <w:lang w:val="en-US" w:eastAsia="zh-CN" w:bidi="ar"/>
+              </w:rPr>
+              <w:t>p.L747_E749delLRE</w:t>
+            </w:r>
+          </w:p>
+        </w:tc>
+      </w:tr>
+      <w:tr>
+        <w:tblPrEx>
+          <w:tblBorders>
+            <w:top w:val="none" w:color="auto" w:sz="0" w:space="0"/>
+            <w:left w:val="none" w:color="auto" w:sz="0" w:space="0"/>
+            <w:bottom w:val="none" w:color="auto" w:sz="0" w:space="0"/>
+            <w:right w:val="none" w:color="auto" w:sz="0" w:space="0"/>
+            <w:insideH w:val="none" w:color="auto" w:sz="0" w:space="0"/>
+            <w:insideV w:val="none" w:color="auto" w:sz="0" w:space="0"/>
+          </w:tblBorders>
+          <w:tblCellMar>
+            <w:top w:w="0" w:type="dxa"/>
+            <w:left w:w="108" w:type="dxa"/>
+            <w:bottom w:w="0" w:type="dxa"/>
+            <w:right w:w="108" w:type="dxa"/>
+          </w:tblCellMar>
+        </w:tblPrEx>
+        <w:trPr>
+          <w:trHeight w:val="340" w:hRule="atLeast"/>
+        </w:trPr>
+        <w:tc>
+          <w:tcPr>
+            <w:tcW w:w="672" w:type="pct"/>
+            <w:tcBorders>
+              <w:top w:val="single" w:color="000000" w:sz="4" w:space="0"/>
+              <w:left w:val="single" w:color="000000" w:sz="4" w:space="0"/>
+              <w:bottom w:val="single" w:color="000000" w:sz="4" w:space="0"/>
+              <w:right w:val="single" w:color="000000" w:sz="4" w:space="0"/>
+            </w:tcBorders>
+            <w:shd w:val="clear" w:color="auto" w:fill="FFFFFF"/>
+            <w:vAlign w:val="center"/>
+          </w:tcPr>
+          <w:p>
+            <w:pPr>
+              <w:keepNext w:val="0"/>
+              <w:keepLines w:val="0"/>
+              <w:widowControl/>
+              <w:suppressLineNumbers w:val="0"/>
+              <w:jc w:val="left"/>
+              <w:textAlignment w:val="center"/>
+              <w:rPr>
+                <w:rFonts w:hint="default" w:ascii="Times New Roman" w:hAnsi="Times New Roman" w:eastAsia="宋体" w:cs="Times New Roman"/>
+                <w:b w:val="0"/>
+                <w:bCs w:val="0"/>
+                <w:i w:val="0"/>
+                <w:iCs w:val="0"/>
+                <w:color w:val="000000"/>
+                <w:sz w:val="20"/>
+                <w:szCs w:val="20"/>
+                <w:u w:val="none"/>
+              </w:rPr>
+            </w:pPr>
+            <w:r>
+              <w:rPr>
+                <w:rFonts w:hint="default" w:ascii="Times New Roman" w:hAnsi="Times New Roman" w:eastAsia="宋体" w:cs="Times New Roman"/>
+                <w:b w:val="0"/>
+                <w:bCs w:val="0"/>
+                <w:i w:val="0"/>
+                <w:iCs w:val="0"/>
+                <w:color w:val="000000"/>
+                <w:kern w:val="0"/>
+                <w:sz w:val="20"/>
+                <w:szCs w:val="20"/>
+                <w:u w:val="none"/>
+                <w:lang w:val="en-US" w:eastAsia="zh-CN" w:bidi="ar"/>
+              </w:rPr>
+              <w:t>EGFR</w:t>
+            </w:r>
+          </w:p>
+        </w:tc>
+        <w:tc>
+          <w:tcPr>
+            <w:tcW w:w="792" w:type="pct"/>
+            <w:tcBorders>
+              <w:top w:val="single" w:color="000000" w:sz="4" w:space="0"/>
+              <w:left w:val="single" w:color="000000" w:sz="4" w:space="0"/>
+              <w:bottom w:val="single" w:color="000000" w:sz="4" w:space="0"/>
+              <w:right w:val="single" w:color="000000" w:sz="4" w:space="0"/>
+            </w:tcBorders>
+            <w:shd w:val="clear" w:color="auto" w:fill="FFFFFF"/>
+            <w:vAlign w:val="center"/>
+          </w:tcPr>
+          <w:p>
+            <w:pPr>
+              <w:keepNext w:val="0"/>
+              <w:keepLines w:val="0"/>
+              <w:widowControl/>
+              <w:suppressLineNumbers w:val="0"/>
+              <w:jc w:val="left"/>
+              <w:textAlignment w:val="center"/>
+              <w:rPr>
+                <w:rFonts w:hint="default" w:ascii="Times New Roman" w:hAnsi="Times New Roman" w:eastAsia="宋体" w:cs="Times New Roman"/>
+                <w:b w:val="0"/>
+                <w:bCs w:val="0"/>
+                <w:i w:val="0"/>
+                <w:iCs w:val="0"/>
+                <w:color w:val="000000"/>
+                <w:sz w:val="20"/>
+                <w:szCs w:val="20"/>
+                <w:u w:val="none"/>
+              </w:rPr>
+            </w:pPr>
+            <w:r>
+              <w:rPr>
+                <w:rFonts w:hint="default" w:ascii="Times New Roman" w:hAnsi="Times New Roman" w:eastAsia="宋体" w:cs="Times New Roman"/>
+                <w:b w:val="0"/>
+                <w:bCs w:val="0"/>
+                <w:i w:val="0"/>
+                <w:iCs w:val="0"/>
+                <w:color w:val="000000"/>
+                <w:kern w:val="0"/>
+                <w:sz w:val="20"/>
+                <w:szCs w:val="20"/>
+                <w:u w:val="none"/>
+                <w:lang w:val="en-US" w:eastAsia="zh-CN" w:bidi="ar"/>
+              </w:rPr>
+              <w:t xml:space="preserve">19 </w:t>
+            </w:r>
+          </w:p>
+        </w:tc>
+        <w:tc>
+          <w:tcPr>
+            <w:tcW w:w="1842" w:type="pct"/>
+            <w:tcBorders>
+              <w:top w:val="single" w:color="000000" w:sz="4" w:space="0"/>
+              <w:left w:val="single" w:color="000000" w:sz="4" w:space="0"/>
+              <w:bottom w:val="single" w:color="000000" w:sz="4" w:space="0"/>
+              <w:right w:val="single" w:color="000000" w:sz="4" w:space="0"/>
+            </w:tcBorders>
+            <w:shd w:val="clear" w:color="auto" w:fill="FFFFFF"/>
+            <w:vAlign w:val="center"/>
+          </w:tcPr>
+          <w:p>
+            <w:pPr>
+              <w:keepNext w:val="0"/>
+              <w:keepLines w:val="0"/>
+              <w:widowControl/>
+              <w:suppressLineNumbers w:val="0"/>
+              <w:jc w:val="left"/>
+              <w:textAlignment w:val="center"/>
+              <w:rPr>
+                <w:rFonts w:hint="default" w:ascii="Times New Roman" w:hAnsi="Times New Roman" w:eastAsia="宋体" w:cs="Times New Roman"/>
+                <w:b w:val="0"/>
+                <w:bCs w:val="0"/>
+                <w:i w:val="0"/>
+                <w:iCs w:val="0"/>
+                <w:color w:val="000000"/>
+                <w:sz w:val="20"/>
+                <w:szCs w:val="20"/>
+                <w:u w:val="none"/>
+              </w:rPr>
+            </w:pPr>
+            <w:r>
+              <w:rPr>
+                <w:rFonts w:hint="default" w:ascii="Times New Roman" w:hAnsi="Times New Roman" w:eastAsia="宋体" w:cs="Times New Roman"/>
+                <w:b w:val="0"/>
+                <w:bCs w:val="0"/>
+                <w:i w:val="0"/>
+                <w:iCs w:val="0"/>
+                <w:color w:val="000000"/>
+                <w:kern w:val="0"/>
+                <w:sz w:val="20"/>
+                <w:szCs w:val="20"/>
+                <w:u w:val="none"/>
+                <w:lang w:val="en-US" w:eastAsia="zh-CN" w:bidi="ar"/>
+              </w:rPr>
+              <w:t>c.2237_2251del15</w:t>
+            </w:r>
+          </w:p>
+        </w:tc>
+        <w:tc>
+          <w:tcPr>
+            <w:tcW w:w="1692" w:type="pct"/>
+            <w:tcBorders>
+              <w:top w:val="single" w:color="000000" w:sz="4" w:space="0"/>
+              <w:left w:val="single" w:color="000000" w:sz="4" w:space="0"/>
+              <w:bottom w:val="single" w:color="000000" w:sz="4" w:space="0"/>
+              <w:right w:val="single" w:color="000000" w:sz="4" w:space="0"/>
+            </w:tcBorders>
+            <w:shd w:val="clear" w:color="auto" w:fill="FFFFFF"/>
+            <w:vAlign w:val="center"/>
+          </w:tcPr>
+          <w:p>
+            <w:pPr>
+              <w:keepNext w:val="0"/>
+              <w:keepLines w:val="0"/>
+              <w:widowControl/>
+              <w:suppressLineNumbers w:val="0"/>
+              <w:jc w:val="left"/>
+              <w:textAlignment w:val="center"/>
+              <w:rPr>
+                <w:rFonts w:hint="default" w:ascii="Times New Roman" w:hAnsi="Times New Roman" w:eastAsia="宋体" w:cs="Times New Roman"/>
+                <w:b w:val="0"/>
+                <w:bCs w:val="0"/>
+                <w:i w:val="0"/>
+                <w:iCs w:val="0"/>
+                <w:color w:val="000000"/>
+                <w:sz w:val="20"/>
+                <w:szCs w:val="20"/>
+                <w:u w:val="none"/>
+              </w:rPr>
+            </w:pPr>
+            <w:r>
+              <w:rPr>
+                <w:rFonts w:hint="default" w:ascii="Times New Roman" w:hAnsi="Times New Roman" w:eastAsia="宋体" w:cs="Times New Roman"/>
+                <w:b w:val="0"/>
+                <w:bCs w:val="0"/>
+                <w:i w:val="0"/>
+                <w:iCs w:val="0"/>
+                <w:color w:val="000000"/>
+                <w:kern w:val="0"/>
+                <w:sz w:val="20"/>
+                <w:szCs w:val="20"/>
+                <w:u w:val="none"/>
+                <w:lang w:val="en-US" w:eastAsia="zh-CN" w:bidi="ar"/>
+              </w:rPr>
+              <w:t>p.E746_T751&gt;A</w:t>
+            </w:r>
+          </w:p>
+        </w:tc>
+      </w:tr>
+      <w:tr>
+        <w:tblPrEx>
+          <w:tblBorders>
+            <w:top w:val="none" w:color="auto" w:sz="0" w:space="0"/>
+            <w:left w:val="none" w:color="auto" w:sz="0" w:space="0"/>
+            <w:bottom w:val="none" w:color="auto" w:sz="0" w:space="0"/>
+            <w:right w:val="none" w:color="auto" w:sz="0" w:space="0"/>
+            <w:insideH w:val="none" w:color="auto" w:sz="0" w:space="0"/>
+            <w:insideV w:val="none" w:color="auto" w:sz="0" w:space="0"/>
+          </w:tblBorders>
+          <w:tblCellMar>
+            <w:top w:w="0" w:type="dxa"/>
+            <w:left w:w="108" w:type="dxa"/>
+            <w:bottom w:w="0" w:type="dxa"/>
+            <w:right w:w="108" w:type="dxa"/>
+          </w:tblCellMar>
+        </w:tblPrEx>
+        <w:trPr>
+          <w:trHeight w:val="340" w:hRule="atLeast"/>
+        </w:trPr>
+        <w:tc>
+          <w:tcPr>
+            <w:tcW w:w="672" w:type="pct"/>
+            <w:tcBorders>
+              <w:top w:val="single" w:color="000000" w:sz="4" w:space="0"/>
+              <w:left w:val="single" w:color="000000" w:sz="4" w:space="0"/>
+              <w:bottom w:val="single" w:color="000000" w:sz="4" w:space="0"/>
+              <w:right w:val="single" w:color="000000" w:sz="4" w:space="0"/>
+            </w:tcBorders>
+            <w:shd w:val="clear" w:color="auto" w:fill="FFFFFF"/>
+            <w:vAlign w:val="center"/>
+          </w:tcPr>
+          <w:p>
+            <w:pPr>
+              <w:keepNext w:val="0"/>
+              <w:keepLines w:val="0"/>
+              <w:widowControl/>
+              <w:suppressLineNumbers w:val="0"/>
+              <w:jc w:val="left"/>
+              <w:textAlignment w:val="center"/>
+              <w:rPr>
+                <w:rFonts w:hint="default" w:ascii="Times New Roman" w:hAnsi="Times New Roman" w:eastAsia="宋体" w:cs="Times New Roman"/>
+                <w:b w:val="0"/>
+                <w:bCs w:val="0"/>
+                <w:i w:val="0"/>
+                <w:iCs w:val="0"/>
+                <w:color w:val="000000"/>
+                <w:sz w:val="20"/>
+                <w:szCs w:val="20"/>
+                <w:u w:val="none"/>
+              </w:rPr>
+            </w:pPr>
+            <w:r>
+              <w:rPr>
+                <w:rFonts w:hint="default" w:ascii="Times New Roman" w:hAnsi="Times New Roman" w:eastAsia="宋体" w:cs="Times New Roman"/>
+                <w:b w:val="0"/>
+                <w:bCs w:val="0"/>
+                <w:i w:val="0"/>
+                <w:iCs w:val="0"/>
+                <w:color w:val="000000"/>
+                <w:kern w:val="0"/>
+                <w:sz w:val="20"/>
+                <w:szCs w:val="20"/>
+                <w:u w:val="none"/>
+                <w:lang w:val="en-US" w:eastAsia="zh-CN" w:bidi="ar"/>
+              </w:rPr>
+              <w:t>EGFR</w:t>
+            </w:r>
+          </w:p>
+        </w:tc>
+        <w:tc>
+          <w:tcPr>
+            <w:tcW w:w="792" w:type="pct"/>
+            <w:tcBorders>
+              <w:top w:val="single" w:color="000000" w:sz="4" w:space="0"/>
+              <w:left w:val="single" w:color="000000" w:sz="4" w:space="0"/>
+              <w:bottom w:val="single" w:color="000000" w:sz="4" w:space="0"/>
+              <w:right w:val="single" w:color="000000" w:sz="4" w:space="0"/>
+            </w:tcBorders>
+            <w:shd w:val="clear" w:color="auto" w:fill="FFFFFF"/>
+            <w:vAlign w:val="center"/>
+          </w:tcPr>
+          <w:p>
+            <w:pPr>
+              <w:keepNext w:val="0"/>
+              <w:keepLines w:val="0"/>
+              <w:widowControl/>
+              <w:suppressLineNumbers w:val="0"/>
+              <w:jc w:val="left"/>
+              <w:textAlignment w:val="center"/>
+              <w:rPr>
+                <w:rFonts w:hint="default" w:ascii="Times New Roman" w:hAnsi="Times New Roman" w:eastAsia="宋体" w:cs="Times New Roman"/>
+                <w:b w:val="0"/>
+                <w:bCs w:val="0"/>
+                <w:i w:val="0"/>
+                <w:iCs w:val="0"/>
+                <w:color w:val="000000"/>
+                <w:sz w:val="20"/>
+                <w:szCs w:val="20"/>
+                <w:u w:val="none"/>
+              </w:rPr>
+            </w:pPr>
+            <w:r>
+              <w:rPr>
+                <w:rFonts w:hint="default" w:ascii="Times New Roman" w:hAnsi="Times New Roman" w:eastAsia="宋体" w:cs="Times New Roman"/>
+                <w:b w:val="0"/>
+                <w:bCs w:val="0"/>
+                <w:i w:val="0"/>
+                <w:iCs w:val="0"/>
+                <w:color w:val="000000"/>
+                <w:kern w:val="0"/>
+                <w:sz w:val="20"/>
+                <w:szCs w:val="20"/>
+                <w:u w:val="none"/>
+                <w:lang w:val="en-US" w:eastAsia="zh-CN" w:bidi="ar"/>
+              </w:rPr>
+              <w:t xml:space="preserve">19 </w:t>
+            </w:r>
+          </w:p>
+        </w:tc>
+        <w:tc>
+          <w:tcPr>
+            <w:tcW w:w="1842" w:type="pct"/>
+            <w:tcBorders>
+              <w:top w:val="single" w:color="000000" w:sz="4" w:space="0"/>
+              <w:left w:val="single" w:color="000000" w:sz="4" w:space="0"/>
+              <w:bottom w:val="single" w:color="000000" w:sz="4" w:space="0"/>
+              <w:right w:val="single" w:color="000000" w:sz="4" w:space="0"/>
+            </w:tcBorders>
+            <w:shd w:val="clear" w:color="auto" w:fill="FFFFFF"/>
+            <w:vAlign w:val="center"/>
+          </w:tcPr>
+          <w:p>
+            <w:pPr>
+              <w:keepNext w:val="0"/>
+              <w:keepLines w:val="0"/>
+              <w:widowControl/>
+              <w:suppressLineNumbers w:val="0"/>
+              <w:jc w:val="left"/>
+              <w:textAlignment w:val="center"/>
+              <w:rPr>
+                <w:rFonts w:hint="default" w:ascii="Times New Roman" w:hAnsi="Times New Roman" w:eastAsia="宋体" w:cs="Times New Roman"/>
+                <w:b w:val="0"/>
+                <w:bCs w:val="0"/>
+                <w:i w:val="0"/>
+                <w:iCs w:val="0"/>
+                <w:color w:val="000000"/>
+                <w:sz w:val="20"/>
+                <w:szCs w:val="20"/>
+                <w:u w:val="none"/>
+              </w:rPr>
+            </w:pPr>
+            <w:r>
+              <w:rPr>
+                <w:rFonts w:hint="default" w:ascii="Times New Roman" w:hAnsi="Times New Roman" w:eastAsia="宋体" w:cs="Times New Roman"/>
+                <w:b w:val="0"/>
+                <w:bCs w:val="0"/>
+                <w:i w:val="0"/>
+                <w:iCs w:val="0"/>
+                <w:color w:val="000000"/>
+                <w:kern w:val="0"/>
+                <w:sz w:val="20"/>
+                <w:szCs w:val="20"/>
+                <w:u w:val="none"/>
+                <w:lang w:val="en-US" w:eastAsia="zh-CN" w:bidi="ar"/>
+              </w:rPr>
+              <w:t>c.2240_2257del18</w:t>
+            </w:r>
+          </w:p>
+        </w:tc>
+        <w:tc>
+          <w:tcPr>
+            <w:tcW w:w="1692" w:type="pct"/>
+            <w:tcBorders>
+              <w:top w:val="single" w:color="000000" w:sz="4" w:space="0"/>
+              <w:left w:val="single" w:color="000000" w:sz="4" w:space="0"/>
+              <w:bottom w:val="single" w:color="000000" w:sz="4" w:space="0"/>
+              <w:right w:val="single" w:color="000000" w:sz="4" w:space="0"/>
+            </w:tcBorders>
+            <w:shd w:val="clear" w:color="auto" w:fill="FFFFFF"/>
+            <w:vAlign w:val="center"/>
+          </w:tcPr>
+          <w:p>
+            <w:pPr>
+              <w:keepNext w:val="0"/>
+              <w:keepLines w:val="0"/>
+              <w:widowControl/>
+              <w:suppressLineNumbers w:val="0"/>
+              <w:jc w:val="left"/>
+              <w:textAlignment w:val="center"/>
+              <w:rPr>
+                <w:rFonts w:hint="default" w:ascii="Times New Roman" w:hAnsi="Times New Roman" w:eastAsia="宋体" w:cs="Times New Roman"/>
+                <w:b w:val="0"/>
+                <w:bCs w:val="0"/>
+                <w:i w:val="0"/>
+                <w:iCs w:val="0"/>
+                <w:color w:val="000000"/>
+                <w:sz w:val="20"/>
+                <w:szCs w:val="20"/>
+                <w:u w:val="none"/>
+              </w:rPr>
+            </w:pPr>
+            <w:r>
+              <w:rPr>
+                <w:rFonts w:hint="default" w:ascii="Times New Roman" w:hAnsi="Times New Roman" w:eastAsia="宋体" w:cs="Times New Roman"/>
+                <w:b w:val="0"/>
+                <w:bCs w:val="0"/>
+                <w:i w:val="0"/>
+                <w:iCs w:val="0"/>
+                <w:color w:val="000000"/>
+                <w:kern w:val="0"/>
+                <w:sz w:val="20"/>
+                <w:szCs w:val="20"/>
+                <w:u w:val="none"/>
+                <w:lang w:val="en-US" w:eastAsia="zh-CN" w:bidi="ar"/>
+              </w:rPr>
+              <w:t>p.L747 _P753&gt;S</w:t>
             </w:r>
           </w:p>
         </w:tc>
@@ -31813,7 +32302,7 @@
                 <w:u w:val="none"/>
                 <w:lang w:val="en-US" w:eastAsia="zh-CN" w:bidi="ar"/>
               </w:rPr>
-              <w:t>c.2239_2247delTTAAGAGAA</w:t>
+              <w:t>c.2239_2248TTAAGAGAAG&gt;C</w:t>
             </w:r>
           </w:p>
         </w:tc>
@@ -31863,7 +32352,7 @@
                 <w:u w:val="none"/>
                 <w:lang w:val="en-US" w:eastAsia="zh-CN" w:bidi="ar"/>
               </w:rPr>
-              <w:t>p.L747_E749delLRE</w:t>
+              <w:t>p.L747_A750&gt;P</w:t>
             </w:r>
           </w:p>
         </w:tc>
@@ -32034,7 +32523,7 @@
                 <w:u w:val="none"/>
                 <w:lang w:val="en-US" w:eastAsia="zh-CN" w:bidi="ar"/>
               </w:rPr>
-              <w:t>c.2237_2251del15</w:t>
+              <w:t>c.2237_2255&gt;T</w:t>
             </w:r>
           </w:p>
         </w:tc>
@@ -32084,228 +32573,7 @@
                 <w:u w:val="none"/>
                 <w:lang w:val="en-US" w:eastAsia="zh-CN" w:bidi="ar"/>
               </w:rPr>
-              <w:t>p.E746_T751&gt;A</w:t>
-            </w:r>
-          </w:p>
-        </w:tc>
-      </w:tr>
-      <w:tr>
-        <w:tblPrEx>
-          <w:tblBorders>
-            <w:top w:val="none" w:color="auto" w:sz="0" w:space="0"/>
-            <w:left w:val="none" w:color="auto" w:sz="0" w:space="0"/>
-            <w:bottom w:val="none" w:color="auto" w:sz="0" w:space="0"/>
-            <w:right w:val="none" w:color="auto" w:sz="0" w:space="0"/>
-            <w:insideH w:val="none" w:color="auto" w:sz="0" w:space="0"/>
-            <w:insideV w:val="none" w:color="auto" w:sz="0" w:space="0"/>
-          </w:tblBorders>
-          <w:tblCellMar>
-            <w:top w:w="0" w:type="dxa"/>
-            <w:left w:w="108" w:type="dxa"/>
-            <w:bottom w:w="0" w:type="dxa"/>
-            <w:right w:w="108" w:type="dxa"/>
-          </w:tblCellMar>
-        </w:tblPrEx>
-        <w:trPr>
-          <w:trHeight w:val="340" w:hRule="atLeast"/>
-        </w:trPr>
-        <w:tc>
-          <w:tcPr>
-            <w:tcW w:w="672" w:type="pct"/>
-            <w:tcBorders>
-              <w:top w:val="single" w:color="000000" w:sz="4" w:space="0"/>
-              <w:left w:val="single" w:color="000000" w:sz="4" w:space="0"/>
-              <w:bottom w:val="single" w:color="000000" w:sz="4" w:space="0"/>
-              <w:right w:val="single" w:color="000000" w:sz="4" w:space="0"/>
-            </w:tcBorders>
-            <w:shd w:val="clear" w:color="auto" w:fill="FFFFFF"/>
-            <w:vAlign w:val="center"/>
-          </w:tcPr>
-          <w:p>
-            <w:pPr>
-              <w:keepNext w:val="0"/>
-              <w:keepLines w:val="0"/>
-              <w:widowControl/>
-              <w:suppressLineNumbers w:val="0"/>
-              <w:jc w:val="left"/>
-              <w:textAlignment w:val="center"/>
-              <w:rPr>
-                <w:rFonts w:hint="default" w:ascii="Times New Roman" w:hAnsi="Times New Roman" w:eastAsia="宋体" w:cs="Times New Roman"/>
-                <w:b w:val="0"/>
-                <w:bCs w:val="0"/>
-                <w:i w:val="0"/>
-                <w:iCs w:val="0"/>
-                <w:color w:val="000000"/>
-                <w:sz w:val="20"/>
-                <w:szCs w:val="20"/>
-                <w:u w:val="none"/>
-              </w:rPr>
-            </w:pPr>
-            <w:r>
-              <w:rPr>
-                <w:rFonts w:hint="default" w:ascii="Times New Roman" w:hAnsi="Times New Roman" w:eastAsia="宋体" w:cs="Times New Roman"/>
-                <w:b w:val="0"/>
-                <w:bCs w:val="0"/>
-                <w:i w:val="0"/>
-                <w:iCs w:val="0"/>
-                <w:color w:val="000000"/>
-                <w:kern w:val="0"/>
-                <w:sz w:val="20"/>
-                <w:szCs w:val="20"/>
-                <w:u w:val="none"/>
-                <w:lang w:val="en-US" w:eastAsia="zh-CN" w:bidi="ar"/>
-              </w:rPr>
-              <w:t>EGFR</w:t>
-            </w:r>
-          </w:p>
-        </w:tc>
-        <w:tc>
-          <w:tcPr>
-            <w:tcW w:w="792" w:type="pct"/>
-            <w:tcBorders>
-              <w:top w:val="single" w:color="000000" w:sz="4" w:space="0"/>
-              <w:left w:val="single" w:color="000000" w:sz="4" w:space="0"/>
-              <w:bottom w:val="single" w:color="000000" w:sz="4" w:space="0"/>
-              <w:right w:val="single" w:color="000000" w:sz="4" w:space="0"/>
-            </w:tcBorders>
-            <w:shd w:val="clear" w:color="auto" w:fill="FFFFFF"/>
-            <w:vAlign w:val="center"/>
-          </w:tcPr>
-          <w:p>
-            <w:pPr>
-              <w:keepNext w:val="0"/>
-              <w:keepLines w:val="0"/>
-              <w:widowControl/>
-              <w:suppressLineNumbers w:val="0"/>
-              <w:jc w:val="left"/>
-              <w:textAlignment w:val="center"/>
-              <w:rPr>
-                <w:rFonts w:hint="default" w:ascii="Times New Roman" w:hAnsi="Times New Roman" w:eastAsia="宋体" w:cs="Times New Roman"/>
-                <w:b w:val="0"/>
-                <w:bCs w:val="0"/>
-                <w:i w:val="0"/>
-                <w:iCs w:val="0"/>
-                <w:color w:val="000000"/>
-                <w:sz w:val="20"/>
-                <w:szCs w:val="20"/>
-                <w:u w:val="none"/>
-              </w:rPr>
-            </w:pPr>
-            <w:r>
-              <w:rPr>
-                <w:rFonts w:hint="default" w:ascii="Times New Roman" w:hAnsi="Times New Roman" w:eastAsia="宋体" w:cs="Times New Roman"/>
-                <w:b w:val="0"/>
-                <w:bCs w:val="0"/>
-                <w:i w:val="0"/>
-                <w:iCs w:val="0"/>
-                <w:color w:val="000000"/>
-                <w:kern w:val="0"/>
-                <w:sz w:val="20"/>
-                <w:szCs w:val="20"/>
-                <w:u w:val="none"/>
-                <w:lang w:val="en-US" w:eastAsia="zh-CN" w:bidi="ar"/>
-              </w:rPr>
-              <w:t xml:space="preserve">19 </w:t>
-            </w:r>
-          </w:p>
-        </w:tc>
-        <w:tc>
-          <w:tcPr>
-            <w:tcW w:w="1842" w:type="pct"/>
-            <w:tcBorders>
-              <w:top w:val="single" w:color="000000" w:sz="4" w:space="0"/>
-              <w:left w:val="single" w:color="000000" w:sz="4" w:space="0"/>
-              <w:bottom w:val="single" w:color="000000" w:sz="4" w:space="0"/>
-              <w:right w:val="single" w:color="000000" w:sz="4" w:space="0"/>
-            </w:tcBorders>
-            <w:shd w:val="clear" w:color="auto" w:fill="FFFFFF"/>
-            <w:vAlign w:val="center"/>
-          </w:tcPr>
-          <w:p>
-            <w:pPr>
-              <w:keepNext w:val="0"/>
-              <w:keepLines w:val="0"/>
-              <w:widowControl/>
-              <w:suppressLineNumbers w:val="0"/>
-              <w:jc w:val="left"/>
-              <w:textAlignment w:val="center"/>
-              <w:rPr>
-                <w:rFonts w:hint="default" w:ascii="Times New Roman" w:hAnsi="Times New Roman" w:eastAsia="宋体" w:cs="Times New Roman"/>
-                <w:b w:val="0"/>
-                <w:bCs w:val="0"/>
-                <w:i w:val="0"/>
-                <w:iCs w:val="0"/>
-                <w:color w:val="000000"/>
-                <w:sz w:val="20"/>
-                <w:szCs w:val="20"/>
-                <w:u w:val="none"/>
-              </w:rPr>
-            </w:pPr>
-            <w:r>
-              <w:rPr>
-                <w:rFonts w:hint="default" w:ascii="Times New Roman" w:hAnsi="Times New Roman" w:eastAsia="宋体" w:cs="Times New Roman"/>
-                <w:b w:val="0"/>
-                <w:bCs w:val="0"/>
-                <w:i w:val="0"/>
-                <w:iCs w:val="0"/>
-                <w:color w:val="000000"/>
-                <w:kern w:val="0"/>
-                <w:sz w:val="20"/>
-                <w:szCs w:val="20"/>
-                <w:u w:val="none"/>
-                <w:lang w:val="en-US" w:eastAsia="zh-CN" w:bidi="ar"/>
-              </w:rPr>
-              <w:t>c.2240_2257del18</w:t>
-            </w:r>
-          </w:p>
-        </w:tc>
-        <w:tc>
-          <w:tcPr>
-            <w:tcW w:w="1692" w:type="pct"/>
-            <w:tcBorders>
-              <w:top w:val="single" w:color="000000" w:sz="4" w:space="0"/>
-              <w:left w:val="single" w:color="000000" w:sz="4" w:space="0"/>
-              <w:bottom w:val="single" w:color="000000" w:sz="4" w:space="0"/>
-              <w:right w:val="single" w:color="000000" w:sz="4" w:space="0"/>
-            </w:tcBorders>
-            <w:shd w:val="clear" w:color="auto" w:fill="FFFFFF"/>
-            <w:vAlign w:val="center"/>
-          </w:tcPr>
-          <w:p>
-            <w:pPr>
-              <w:keepNext w:val="0"/>
-              <w:keepLines w:val="0"/>
-              <w:widowControl/>
-              <w:suppressLineNumbers w:val="0"/>
-              <w:jc w:val="left"/>
-              <w:textAlignment w:val="center"/>
-              <w:rPr>
-                <w:rFonts w:hint="default" w:ascii="Times New Roman" w:hAnsi="Times New Roman" w:eastAsia="宋体" w:cs="Times New Roman"/>
-                <w:b w:val="0"/>
-                <w:bCs w:val="0"/>
-                <w:i w:val="0"/>
-                <w:iCs w:val="0"/>
-                <w:color w:val="000000"/>
-                <w:sz w:val="20"/>
-                <w:szCs w:val="20"/>
-                <w:u w:val="none"/>
-              </w:rPr>
-            </w:pPr>
-            <w:r>
-              <w:rPr>
-                <w:rFonts w:hint="default" w:ascii="Times New Roman" w:hAnsi="Times New Roman" w:eastAsia="宋体" w:cs="Times New Roman"/>
-                <w:b w:val="0"/>
-                <w:bCs w:val="0"/>
-                <w:i w:val="0"/>
-                <w:iCs w:val="0"/>
-                <w:color w:val="000000"/>
-                <w:kern w:val="0"/>
-                <w:sz w:val="20"/>
-                <w:szCs w:val="20"/>
-                <w:u w:val="none"/>
-                <w:lang w:val="en-US" w:eastAsia="zh-CN" w:bidi="ar"/>
-              </w:rPr>
-              <w:t>p.L747 _P753&gt;S</w:t>
+              <w:t>p.E746_S752&gt;V</w:t>
             </w:r>
           </w:p>
         </w:tc>
@@ -32477,7 +32745,7 @@
                 <w:u w:val="none"/>
                 <w:lang w:val="en-US" w:eastAsia="zh-CN" w:bidi="ar"/>
               </w:rPr>
-              <w:t>c.2239_2248TTAAGAGAAG&gt;C</w:t>
+              <w:t>c.2239_2251&gt;C</w:t>
             </w:r>
           </w:p>
         </w:tc>
@@ -32527,7 +32795,449 @@
                 <w:u w:val="none"/>
                 <w:lang w:val="en-US" w:eastAsia="zh-CN" w:bidi="ar"/>
               </w:rPr>
-              <w:t>p.L747_A750&gt;P</w:t>
+              <w:t>p.L747_T75I&gt;P</w:t>
+            </w:r>
+          </w:p>
+        </w:tc>
+      </w:tr>
+      <w:tr>
+        <w:tblPrEx>
+          <w:tblBorders>
+            <w:top w:val="none" w:color="auto" w:sz="0" w:space="0"/>
+            <w:left w:val="none" w:color="auto" w:sz="0" w:space="0"/>
+            <w:bottom w:val="none" w:color="auto" w:sz="0" w:space="0"/>
+            <w:right w:val="none" w:color="auto" w:sz="0" w:space="0"/>
+            <w:insideH w:val="none" w:color="auto" w:sz="0" w:space="0"/>
+            <w:insideV w:val="none" w:color="auto" w:sz="0" w:space="0"/>
+          </w:tblBorders>
+          <w:tblCellMar>
+            <w:top w:w="0" w:type="dxa"/>
+            <w:left w:w="108" w:type="dxa"/>
+            <w:bottom w:w="0" w:type="dxa"/>
+            <w:right w:w="108" w:type="dxa"/>
+          </w:tblCellMar>
+        </w:tblPrEx>
+        <w:trPr>
+          <w:trHeight w:val="340" w:hRule="atLeast"/>
+        </w:trPr>
+        <w:tc>
+          <w:tcPr>
+            <w:tcW w:w="672" w:type="pct"/>
+            <w:tcBorders>
+              <w:top w:val="single" w:color="000000" w:sz="4" w:space="0"/>
+              <w:left w:val="single" w:color="000000" w:sz="4" w:space="0"/>
+              <w:bottom w:val="single" w:color="000000" w:sz="4" w:space="0"/>
+              <w:right w:val="single" w:color="000000" w:sz="4" w:space="0"/>
+            </w:tcBorders>
+            <w:shd w:val="clear" w:color="auto" w:fill="FFFFFF"/>
+            <w:vAlign w:val="center"/>
+          </w:tcPr>
+          <w:p>
+            <w:pPr>
+              <w:keepNext w:val="0"/>
+              <w:keepLines w:val="0"/>
+              <w:widowControl/>
+              <w:suppressLineNumbers w:val="0"/>
+              <w:jc w:val="left"/>
+              <w:textAlignment w:val="center"/>
+              <w:rPr>
+                <w:rFonts w:hint="default" w:ascii="Times New Roman" w:hAnsi="Times New Roman" w:eastAsia="宋体" w:cs="Times New Roman"/>
+                <w:b w:val="0"/>
+                <w:bCs w:val="0"/>
+                <w:i w:val="0"/>
+                <w:iCs w:val="0"/>
+                <w:color w:val="000000"/>
+                <w:sz w:val="20"/>
+                <w:szCs w:val="20"/>
+                <w:u w:val="none"/>
+              </w:rPr>
+            </w:pPr>
+            <w:r>
+              <w:rPr>
+                <w:rFonts w:hint="default" w:ascii="Times New Roman" w:hAnsi="Times New Roman" w:eastAsia="宋体" w:cs="Times New Roman"/>
+                <w:b w:val="0"/>
+                <w:bCs w:val="0"/>
+                <w:i w:val="0"/>
+                <w:iCs w:val="0"/>
+                <w:color w:val="000000"/>
+                <w:kern w:val="0"/>
+                <w:sz w:val="20"/>
+                <w:szCs w:val="20"/>
+                <w:u w:val="none"/>
+                <w:lang w:val="en-US" w:eastAsia="zh-CN" w:bidi="ar"/>
+              </w:rPr>
+              <w:t>EGFR</w:t>
+            </w:r>
+          </w:p>
+        </w:tc>
+        <w:tc>
+          <w:tcPr>
+            <w:tcW w:w="792" w:type="pct"/>
+            <w:tcBorders>
+              <w:top w:val="single" w:color="000000" w:sz="4" w:space="0"/>
+              <w:left w:val="single" w:color="000000" w:sz="4" w:space="0"/>
+              <w:bottom w:val="single" w:color="000000" w:sz="4" w:space="0"/>
+              <w:right w:val="single" w:color="000000" w:sz="4" w:space="0"/>
+            </w:tcBorders>
+            <w:shd w:val="clear" w:color="auto" w:fill="FFFFFF"/>
+            <w:vAlign w:val="center"/>
+          </w:tcPr>
+          <w:p>
+            <w:pPr>
+              <w:keepNext w:val="0"/>
+              <w:keepLines w:val="0"/>
+              <w:widowControl/>
+              <w:suppressLineNumbers w:val="0"/>
+              <w:jc w:val="left"/>
+              <w:textAlignment w:val="center"/>
+              <w:rPr>
+                <w:rFonts w:hint="default" w:ascii="Times New Roman" w:hAnsi="Times New Roman" w:eastAsia="宋体" w:cs="Times New Roman"/>
+                <w:b w:val="0"/>
+                <w:bCs w:val="0"/>
+                <w:i w:val="0"/>
+                <w:iCs w:val="0"/>
+                <w:color w:val="000000"/>
+                <w:sz w:val="20"/>
+                <w:szCs w:val="20"/>
+                <w:u w:val="none"/>
+              </w:rPr>
+            </w:pPr>
+            <w:r>
+              <w:rPr>
+                <w:rFonts w:hint="default" w:ascii="Times New Roman" w:hAnsi="Times New Roman" w:eastAsia="宋体" w:cs="Times New Roman"/>
+                <w:b w:val="0"/>
+                <w:bCs w:val="0"/>
+                <w:i w:val="0"/>
+                <w:iCs w:val="0"/>
+                <w:color w:val="000000"/>
+                <w:kern w:val="0"/>
+                <w:sz w:val="20"/>
+                <w:szCs w:val="20"/>
+                <w:u w:val="none"/>
+                <w:lang w:val="en-US" w:eastAsia="zh-CN" w:bidi="ar"/>
+              </w:rPr>
+              <w:t xml:space="preserve">19 </w:t>
+            </w:r>
+          </w:p>
+        </w:tc>
+        <w:tc>
+          <w:tcPr>
+            <w:tcW w:w="1842" w:type="pct"/>
+            <w:tcBorders>
+              <w:top w:val="single" w:color="000000" w:sz="4" w:space="0"/>
+              <w:left w:val="single" w:color="000000" w:sz="4" w:space="0"/>
+              <w:bottom w:val="single" w:color="000000" w:sz="4" w:space="0"/>
+              <w:right w:val="single" w:color="000000" w:sz="4" w:space="0"/>
+            </w:tcBorders>
+            <w:shd w:val="clear" w:color="auto" w:fill="FFFFFF"/>
+            <w:vAlign w:val="center"/>
+          </w:tcPr>
+          <w:p>
+            <w:pPr>
+              <w:keepNext w:val="0"/>
+              <w:keepLines w:val="0"/>
+              <w:widowControl/>
+              <w:suppressLineNumbers w:val="0"/>
+              <w:jc w:val="left"/>
+              <w:textAlignment w:val="center"/>
+              <w:rPr>
+                <w:rFonts w:hint="default" w:ascii="Times New Roman" w:hAnsi="Times New Roman" w:eastAsia="宋体" w:cs="Times New Roman"/>
+                <w:b w:val="0"/>
+                <w:bCs w:val="0"/>
+                <w:i w:val="0"/>
+                <w:iCs w:val="0"/>
+                <w:color w:val="000000"/>
+                <w:sz w:val="20"/>
+                <w:szCs w:val="20"/>
+                <w:u w:val="none"/>
+              </w:rPr>
+            </w:pPr>
+            <w:r>
+              <w:rPr>
+                <w:rFonts w:hint="default" w:ascii="Times New Roman" w:hAnsi="Times New Roman" w:eastAsia="宋体" w:cs="Times New Roman"/>
+                <w:b w:val="0"/>
+                <w:bCs w:val="0"/>
+                <w:i w:val="0"/>
+                <w:iCs w:val="0"/>
+                <w:color w:val="000000"/>
+                <w:kern w:val="0"/>
+                <w:sz w:val="20"/>
+                <w:szCs w:val="20"/>
+                <w:u w:val="none"/>
+                <w:lang w:val="en-US" w:eastAsia="zh-CN" w:bidi="ar"/>
+              </w:rPr>
+              <w:t>c.2253_2276del</w:t>
+            </w:r>
+          </w:p>
+        </w:tc>
+        <w:tc>
+          <w:tcPr>
+            <w:tcW w:w="1692" w:type="pct"/>
+            <w:tcBorders>
+              <w:top w:val="single" w:color="000000" w:sz="4" w:space="0"/>
+              <w:left w:val="single" w:color="000000" w:sz="4" w:space="0"/>
+              <w:bottom w:val="single" w:color="000000" w:sz="4" w:space="0"/>
+              <w:right w:val="single" w:color="000000" w:sz="4" w:space="0"/>
+            </w:tcBorders>
+            <w:shd w:val="clear" w:color="auto" w:fill="FFFFFF"/>
+            <w:vAlign w:val="center"/>
+          </w:tcPr>
+          <w:p>
+            <w:pPr>
+              <w:keepNext w:val="0"/>
+              <w:keepLines w:val="0"/>
+              <w:widowControl/>
+              <w:suppressLineNumbers w:val="0"/>
+              <w:jc w:val="left"/>
+              <w:textAlignment w:val="center"/>
+              <w:rPr>
+                <w:rFonts w:hint="default" w:ascii="Times New Roman" w:hAnsi="Times New Roman" w:eastAsia="宋体" w:cs="Times New Roman"/>
+                <w:b w:val="0"/>
+                <w:bCs w:val="0"/>
+                <w:i w:val="0"/>
+                <w:iCs w:val="0"/>
+                <w:color w:val="000000"/>
+                <w:sz w:val="20"/>
+                <w:szCs w:val="20"/>
+                <w:u w:val="none"/>
+              </w:rPr>
+            </w:pPr>
+            <w:r>
+              <w:rPr>
+                <w:rFonts w:hint="default" w:ascii="Times New Roman" w:hAnsi="Times New Roman" w:eastAsia="宋体" w:cs="Times New Roman"/>
+                <w:b w:val="0"/>
+                <w:bCs w:val="0"/>
+                <w:i w:val="0"/>
+                <w:iCs w:val="0"/>
+                <w:color w:val="000000"/>
+                <w:kern w:val="0"/>
+                <w:sz w:val="20"/>
+                <w:szCs w:val="20"/>
+                <w:u w:val="none"/>
+                <w:lang w:val="en-US" w:eastAsia="zh-CN" w:bidi="ar"/>
+              </w:rPr>
+              <w:t>p.S752_I759delSPKANKEI</w:t>
+            </w:r>
+          </w:p>
+        </w:tc>
+      </w:tr>
+      <w:tr>
+        <w:tblPrEx>
+          <w:tblBorders>
+            <w:top w:val="none" w:color="auto" w:sz="0" w:space="0"/>
+            <w:left w:val="none" w:color="auto" w:sz="0" w:space="0"/>
+            <w:bottom w:val="none" w:color="auto" w:sz="0" w:space="0"/>
+            <w:right w:val="none" w:color="auto" w:sz="0" w:space="0"/>
+            <w:insideH w:val="none" w:color="auto" w:sz="0" w:space="0"/>
+            <w:insideV w:val="none" w:color="auto" w:sz="0" w:space="0"/>
+          </w:tblBorders>
+          <w:tblCellMar>
+            <w:top w:w="0" w:type="dxa"/>
+            <w:left w:w="108" w:type="dxa"/>
+            <w:bottom w:w="0" w:type="dxa"/>
+            <w:right w:w="108" w:type="dxa"/>
+          </w:tblCellMar>
+        </w:tblPrEx>
+        <w:trPr>
+          <w:trHeight w:val="340" w:hRule="atLeast"/>
+        </w:trPr>
+        <w:tc>
+          <w:tcPr>
+            <w:tcW w:w="672" w:type="pct"/>
+            <w:tcBorders>
+              <w:top w:val="single" w:color="000000" w:sz="4" w:space="0"/>
+              <w:left w:val="single" w:color="000000" w:sz="4" w:space="0"/>
+              <w:bottom w:val="single" w:color="000000" w:sz="4" w:space="0"/>
+              <w:right w:val="single" w:color="000000" w:sz="4" w:space="0"/>
+            </w:tcBorders>
+            <w:shd w:val="clear" w:color="auto" w:fill="FFFFFF"/>
+            <w:vAlign w:val="center"/>
+          </w:tcPr>
+          <w:p>
+            <w:pPr>
+              <w:keepNext w:val="0"/>
+              <w:keepLines w:val="0"/>
+              <w:widowControl/>
+              <w:suppressLineNumbers w:val="0"/>
+              <w:jc w:val="left"/>
+              <w:textAlignment w:val="center"/>
+              <w:rPr>
+                <w:rFonts w:hint="default" w:ascii="Times New Roman" w:hAnsi="Times New Roman" w:eastAsia="宋体" w:cs="Times New Roman"/>
+                <w:b w:val="0"/>
+                <w:bCs w:val="0"/>
+                <w:i w:val="0"/>
+                <w:iCs w:val="0"/>
+                <w:color w:val="000000"/>
+                <w:sz w:val="20"/>
+                <w:szCs w:val="20"/>
+                <w:u w:val="none"/>
+              </w:rPr>
+            </w:pPr>
+            <w:r>
+              <w:rPr>
+                <w:rFonts w:hint="default" w:ascii="Times New Roman" w:hAnsi="Times New Roman" w:eastAsia="宋体" w:cs="Times New Roman"/>
+                <w:b w:val="0"/>
+                <w:bCs w:val="0"/>
+                <w:i w:val="0"/>
+                <w:iCs w:val="0"/>
+                <w:color w:val="000000"/>
+                <w:kern w:val="0"/>
+                <w:sz w:val="20"/>
+                <w:szCs w:val="20"/>
+                <w:u w:val="none"/>
+                <w:lang w:val="en-US" w:eastAsia="zh-CN" w:bidi="ar"/>
+              </w:rPr>
+              <w:t>EGFR</w:t>
+            </w:r>
+          </w:p>
+        </w:tc>
+        <w:tc>
+          <w:tcPr>
+            <w:tcW w:w="792" w:type="pct"/>
+            <w:tcBorders>
+              <w:top w:val="single" w:color="000000" w:sz="4" w:space="0"/>
+              <w:left w:val="single" w:color="000000" w:sz="4" w:space="0"/>
+              <w:bottom w:val="single" w:color="000000" w:sz="4" w:space="0"/>
+              <w:right w:val="single" w:color="000000" w:sz="4" w:space="0"/>
+            </w:tcBorders>
+            <w:shd w:val="clear" w:color="auto" w:fill="FFFFFF"/>
+            <w:vAlign w:val="center"/>
+          </w:tcPr>
+          <w:p>
+            <w:pPr>
+              <w:keepNext w:val="0"/>
+              <w:keepLines w:val="0"/>
+              <w:widowControl/>
+              <w:suppressLineNumbers w:val="0"/>
+              <w:jc w:val="left"/>
+              <w:textAlignment w:val="center"/>
+              <w:rPr>
+                <w:rFonts w:hint="default" w:ascii="Times New Roman" w:hAnsi="Times New Roman" w:eastAsia="宋体" w:cs="Times New Roman"/>
+                <w:b w:val="0"/>
+                <w:bCs w:val="0"/>
+                <w:i w:val="0"/>
+                <w:iCs w:val="0"/>
+                <w:color w:val="000000"/>
+                <w:sz w:val="20"/>
+                <w:szCs w:val="20"/>
+                <w:u w:val="none"/>
+              </w:rPr>
+            </w:pPr>
+            <w:r>
+              <w:rPr>
+                <w:rFonts w:hint="default" w:ascii="Times New Roman" w:hAnsi="Times New Roman" w:eastAsia="宋体" w:cs="Times New Roman"/>
+                <w:b w:val="0"/>
+                <w:bCs w:val="0"/>
+                <w:i w:val="0"/>
+                <w:iCs w:val="0"/>
+                <w:color w:val="000000"/>
+                <w:kern w:val="0"/>
+                <w:sz w:val="20"/>
+                <w:szCs w:val="20"/>
+                <w:u w:val="none"/>
+                <w:lang w:val="en-US" w:eastAsia="zh-CN" w:bidi="ar"/>
+              </w:rPr>
+              <w:t xml:space="preserve">20 </w:t>
+            </w:r>
+          </w:p>
+        </w:tc>
+        <w:tc>
+          <w:tcPr>
+            <w:tcW w:w="1842" w:type="pct"/>
+            <w:tcBorders>
+              <w:top w:val="single" w:color="000000" w:sz="4" w:space="0"/>
+              <w:left w:val="single" w:color="000000" w:sz="4" w:space="0"/>
+              <w:bottom w:val="single" w:color="000000" w:sz="4" w:space="0"/>
+              <w:right w:val="single" w:color="000000" w:sz="4" w:space="0"/>
+            </w:tcBorders>
+            <w:shd w:val="clear" w:color="auto" w:fill="FFFFFF"/>
+            <w:vAlign w:val="center"/>
+          </w:tcPr>
+          <w:p>
+            <w:pPr>
+              <w:keepNext w:val="0"/>
+              <w:keepLines w:val="0"/>
+              <w:widowControl/>
+              <w:suppressLineNumbers w:val="0"/>
+              <w:jc w:val="left"/>
+              <w:textAlignment w:val="center"/>
+              <w:rPr>
+                <w:rFonts w:hint="default" w:ascii="Times New Roman" w:hAnsi="Times New Roman" w:eastAsia="宋体" w:cs="Times New Roman"/>
+                <w:b w:val="0"/>
+                <w:bCs w:val="0"/>
+                <w:i w:val="0"/>
+                <w:iCs w:val="0"/>
+                <w:color w:val="000000"/>
+                <w:sz w:val="20"/>
+                <w:szCs w:val="20"/>
+                <w:u w:val="none"/>
+              </w:rPr>
+            </w:pPr>
+            <w:r>
+              <w:rPr>
+                <w:rFonts w:hint="default" w:ascii="Times New Roman" w:hAnsi="Times New Roman" w:eastAsia="宋体" w:cs="Times New Roman"/>
+                <w:b w:val="0"/>
+                <w:bCs w:val="0"/>
+                <w:i w:val="0"/>
+                <w:iCs w:val="0"/>
+                <w:color w:val="000000"/>
+                <w:kern w:val="0"/>
+                <w:sz w:val="20"/>
+                <w:szCs w:val="20"/>
+                <w:u w:val="none"/>
+                <w:lang w:val="en-US" w:eastAsia="zh-CN" w:bidi="ar"/>
+              </w:rPr>
+              <w:t>c.2369C&gt;T</w:t>
+            </w:r>
+          </w:p>
+        </w:tc>
+        <w:tc>
+          <w:tcPr>
+            <w:tcW w:w="1692" w:type="pct"/>
+            <w:tcBorders>
+              <w:top w:val="single" w:color="000000" w:sz="4" w:space="0"/>
+              <w:left w:val="single" w:color="000000" w:sz="4" w:space="0"/>
+              <w:bottom w:val="single" w:color="000000" w:sz="4" w:space="0"/>
+              <w:right w:val="single" w:color="000000" w:sz="4" w:space="0"/>
+            </w:tcBorders>
+            <w:shd w:val="clear" w:color="auto" w:fill="FFFFFF"/>
+            <w:vAlign w:val="center"/>
+          </w:tcPr>
+          <w:p>
+            <w:pPr>
+              <w:keepNext w:val="0"/>
+              <w:keepLines w:val="0"/>
+              <w:widowControl/>
+              <w:suppressLineNumbers w:val="0"/>
+              <w:jc w:val="left"/>
+              <w:textAlignment w:val="center"/>
+              <w:rPr>
+                <w:rFonts w:hint="default" w:ascii="Times New Roman" w:hAnsi="Times New Roman" w:eastAsia="宋体" w:cs="Times New Roman"/>
+                <w:b w:val="0"/>
+                <w:bCs w:val="0"/>
+                <w:i w:val="0"/>
+                <w:iCs w:val="0"/>
+                <w:color w:val="000000"/>
+                <w:sz w:val="20"/>
+                <w:szCs w:val="20"/>
+                <w:u w:val="none"/>
+              </w:rPr>
+            </w:pPr>
+            <w:r>
+              <w:rPr>
+                <w:rFonts w:hint="default" w:ascii="Times New Roman" w:hAnsi="Times New Roman" w:eastAsia="宋体" w:cs="Times New Roman"/>
+                <w:b w:val="0"/>
+                <w:bCs w:val="0"/>
+                <w:i w:val="0"/>
+                <w:iCs w:val="0"/>
+                <w:color w:val="000000"/>
+                <w:kern w:val="0"/>
+                <w:sz w:val="20"/>
+                <w:szCs w:val="20"/>
+                <w:u w:val="none"/>
+                <w:lang w:val="en-US" w:eastAsia="zh-CN" w:bidi="ar"/>
+              </w:rPr>
+              <w:t>p.T790M</w:t>
             </w:r>
           </w:p>
         </w:tc>
@@ -32649,7 +33359,7 @@
                 <w:u w:val="none"/>
                 <w:lang w:val="en-US" w:eastAsia="zh-CN" w:bidi="ar"/>
               </w:rPr>
-              <w:t xml:space="preserve">19 </w:t>
+              <w:t xml:space="preserve">20 </w:t>
             </w:r>
           </w:p>
         </w:tc>
@@ -32699,7 +33409,7 @@
                 <w:u w:val="none"/>
                 <w:lang w:val="en-US" w:eastAsia="zh-CN" w:bidi="ar"/>
               </w:rPr>
-              <w:t>c.2237_2255&gt;T</w:t>
+              <w:t>c.2303G&gt;T</w:t>
             </w:r>
           </w:p>
         </w:tc>
@@ -32749,7 +33459,7 @@
                 <w:u w:val="none"/>
                 <w:lang w:val="en-US" w:eastAsia="zh-CN" w:bidi="ar"/>
               </w:rPr>
-              <w:t>p.E746_S752&gt;V</w:t>
+              <w:t>p.S7681</w:t>
             </w:r>
           </w:p>
         </w:tc>
@@ -32871,7 +33581,7 @@
                 <w:u w:val="none"/>
                 <w:lang w:val="en-US" w:eastAsia="zh-CN" w:bidi="ar"/>
               </w:rPr>
-              <w:t xml:space="preserve">19 </w:t>
+              <w:t xml:space="preserve">20 </w:t>
             </w:r>
           </w:p>
         </w:tc>
@@ -32921,7 +33631,7 @@
                 <w:u w:val="none"/>
                 <w:lang w:val="en-US" w:eastAsia="zh-CN" w:bidi="ar"/>
               </w:rPr>
-              <w:t>c.2239_2251&gt;C</w:t>
+              <w:t>c.2307_2308insGCCAGCGTG</w:t>
             </w:r>
           </w:p>
         </w:tc>
@@ -32971,449 +33681,7 @@
                 <w:u w:val="none"/>
                 <w:lang w:val="en-US" w:eastAsia="zh-CN" w:bidi="ar"/>
               </w:rPr>
-              <w:t>p.L747_T75I&gt;P</w:t>
-            </w:r>
-          </w:p>
-        </w:tc>
-      </w:tr>
-      <w:tr>
-        <w:tblPrEx>
-          <w:tblBorders>
-            <w:top w:val="none" w:color="auto" w:sz="0" w:space="0"/>
-            <w:left w:val="none" w:color="auto" w:sz="0" w:space="0"/>
-            <w:bottom w:val="none" w:color="auto" w:sz="0" w:space="0"/>
-            <w:right w:val="none" w:color="auto" w:sz="0" w:space="0"/>
-            <w:insideH w:val="none" w:color="auto" w:sz="0" w:space="0"/>
-            <w:insideV w:val="none" w:color="auto" w:sz="0" w:space="0"/>
-          </w:tblBorders>
-          <w:tblCellMar>
-            <w:top w:w="0" w:type="dxa"/>
-            <w:left w:w="108" w:type="dxa"/>
-            <w:bottom w:w="0" w:type="dxa"/>
-            <w:right w:w="108" w:type="dxa"/>
-          </w:tblCellMar>
-        </w:tblPrEx>
-        <w:trPr>
-          <w:trHeight w:val="340" w:hRule="atLeast"/>
-        </w:trPr>
-        <w:tc>
-          <w:tcPr>
-            <w:tcW w:w="672" w:type="pct"/>
-            <w:tcBorders>
-              <w:top w:val="single" w:color="000000" w:sz="4" w:space="0"/>
-              <w:left w:val="single" w:color="000000" w:sz="4" w:space="0"/>
-              <w:bottom w:val="single" w:color="000000" w:sz="4" w:space="0"/>
-              <w:right w:val="single" w:color="000000" w:sz="4" w:space="0"/>
-            </w:tcBorders>
-            <w:shd w:val="clear" w:color="auto" w:fill="FFFFFF"/>
-            <w:vAlign w:val="center"/>
-          </w:tcPr>
-          <w:p>
-            <w:pPr>
-              <w:keepNext w:val="0"/>
-              <w:keepLines w:val="0"/>
-              <w:widowControl/>
-              <w:suppressLineNumbers w:val="0"/>
-              <w:jc w:val="left"/>
-              <w:textAlignment w:val="center"/>
-              <w:rPr>
-                <w:rFonts w:hint="default" w:ascii="Times New Roman" w:hAnsi="Times New Roman" w:eastAsia="宋体" w:cs="Times New Roman"/>
-                <w:b w:val="0"/>
-                <w:bCs w:val="0"/>
-                <w:i w:val="0"/>
-                <w:iCs w:val="0"/>
-                <w:color w:val="000000"/>
-                <w:sz w:val="20"/>
-                <w:szCs w:val="20"/>
-                <w:u w:val="none"/>
-              </w:rPr>
-            </w:pPr>
-            <w:r>
-              <w:rPr>
-                <w:rFonts w:hint="default" w:ascii="Times New Roman" w:hAnsi="Times New Roman" w:eastAsia="宋体" w:cs="Times New Roman"/>
-                <w:b w:val="0"/>
-                <w:bCs w:val="0"/>
-                <w:i w:val="0"/>
-                <w:iCs w:val="0"/>
-                <w:color w:val="000000"/>
-                <w:kern w:val="0"/>
-                <w:sz w:val="20"/>
-                <w:szCs w:val="20"/>
-                <w:u w:val="none"/>
-                <w:lang w:val="en-US" w:eastAsia="zh-CN" w:bidi="ar"/>
-              </w:rPr>
-              <w:t>EGFR</w:t>
-            </w:r>
-          </w:p>
-        </w:tc>
-        <w:tc>
-          <w:tcPr>
-            <w:tcW w:w="792" w:type="pct"/>
-            <w:tcBorders>
-              <w:top w:val="single" w:color="000000" w:sz="4" w:space="0"/>
-              <w:left w:val="single" w:color="000000" w:sz="4" w:space="0"/>
-              <w:bottom w:val="single" w:color="000000" w:sz="4" w:space="0"/>
-              <w:right w:val="single" w:color="000000" w:sz="4" w:space="0"/>
-            </w:tcBorders>
-            <w:shd w:val="clear" w:color="auto" w:fill="FFFFFF"/>
-            <w:vAlign w:val="center"/>
-          </w:tcPr>
-          <w:p>
-            <w:pPr>
-              <w:keepNext w:val="0"/>
-              <w:keepLines w:val="0"/>
-              <w:widowControl/>
-              <w:suppressLineNumbers w:val="0"/>
-              <w:jc w:val="left"/>
-              <w:textAlignment w:val="center"/>
-              <w:rPr>
-                <w:rFonts w:hint="default" w:ascii="Times New Roman" w:hAnsi="Times New Roman" w:eastAsia="宋体" w:cs="Times New Roman"/>
-                <w:b w:val="0"/>
-                <w:bCs w:val="0"/>
-                <w:i w:val="0"/>
-                <w:iCs w:val="0"/>
-                <w:color w:val="000000"/>
-                <w:sz w:val="20"/>
-                <w:szCs w:val="20"/>
-                <w:u w:val="none"/>
-              </w:rPr>
-            </w:pPr>
-            <w:r>
-              <w:rPr>
-                <w:rFonts w:hint="default" w:ascii="Times New Roman" w:hAnsi="Times New Roman" w:eastAsia="宋体" w:cs="Times New Roman"/>
-                <w:b w:val="0"/>
-                <w:bCs w:val="0"/>
-                <w:i w:val="0"/>
-                <w:iCs w:val="0"/>
-                <w:color w:val="000000"/>
-                <w:kern w:val="0"/>
-                <w:sz w:val="20"/>
-                <w:szCs w:val="20"/>
-                <w:u w:val="none"/>
-                <w:lang w:val="en-US" w:eastAsia="zh-CN" w:bidi="ar"/>
-              </w:rPr>
-              <w:t xml:space="preserve">19 </w:t>
-            </w:r>
-          </w:p>
-        </w:tc>
-        <w:tc>
-          <w:tcPr>
-            <w:tcW w:w="1842" w:type="pct"/>
-            <w:tcBorders>
-              <w:top w:val="single" w:color="000000" w:sz="4" w:space="0"/>
-              <w:left w:val="single" w:color="000000" w:sz="4" w:space="0"/>
-              <w:bottom w:val="single" w:color="000000" w:sz="4" w:space="0"/>
-              <w:right w:val="single" w:color="000000" w:sz="4" w:space="0"/>
-            </w:tcBorders>
-            <w:shd w:val="clear" w:color="auto" w:fill="FFFFFF"/>
-            <w:vAlign w:val="center"/>
-          </w:tcPr>
-          <w:p>
-            <w:pPr>
-              <w:keepNext w:val="0"/>
-              <w:keepLines w:val="0"/>
-              <w:widowControl/>
-              <w:suppressLineNumbers w:val="0"/>
-              <w:jc w:val="left"/>
-              <w:textAlignment w:val="center"/>
-              <w:rPr>
-                <w:rFonts w:hint="default" w:ascii="Times New Roman" w:hAnsi="Times New Roman" w:eastAsia="宋体" w:cs="Times New Roman"/>
-                <w:b w:val="0"/>
-                <w:bCs w:val="0"/>
-                <w:i w:val="0"/>
-                <w:iCs w:val="0"/>
-                <w:color w:val="000000"/>
-                <w:sz w:val="20"/>
-                <w:szCs w:val="20"/>
-                <w:u w:val="none"/>
-              </w:rPr>
-            </w:pPr>
-            <w:r>
-              <w:rPr>
-                <w:rFonts w:hint="default" w:ascii="Times New Roman" w:hAnsi="Times New Roman" w:eastAsia="宋体" w:cs="Times New Roman"/>
-                <w:b w:val="0"/>
-                <w:bCs w:val="0"/>
-                <w:i w:val="0"/>
-                <w:iCs w:val="0"/>
-                <w:color w:val="000000"/>
-                <w:kern w:val="0"/>
-                <w:sz w:val="20"/>
-                <w:szCs w:val="20"/>
-                <w:u w:val="none"/>
-                <w:lang w:val="en-US" w:eastAsia="zh-CN" w:bidi="ar"/>
-              </w:rPr>
-              <w:t>c.2253_2276del</w:t>
-            </w:r>
-          </w:p>
-        </w:tc>
-        <w:tc>
-          <w:tcPr>
-            <w:tcW w:w="1692" w:type="pct"/>
-            <w:tcBorders>
-              <w:top w:val="single" w:color="000000" w:sz="4" w:space="0"/>
-              <w:left w:val="single" w:color="000000" w:sz="4" w:space="0"/>
-              <w:bottom w:val="single" w:color="000000" w:sz="4" w:space="0"/>
-              <w:right w:val="single" w:color="000000" w:sz="4" w:space="0"/>
-            </w:tcBorders>
-            <w:shd w:val="clear" w:color="auto" w:fill="FFFFFF"/>
-            <w:vAlign w:val="center"/>
-          </w:tcPr>
-          <w:p>
-            <w:pPr>
-              <w:keepNext w:val="0"/>
-              <w:keepLines w:val="0"/>
-              <w:widowControl/>
-              <w:suppressLineNumbers w:val="0"/>
-              <w:jc w:val="left"/>
-              <w:textAlignment w:val="center"/>
-              <w:rPr>
-                <w:rFonts w:hint="default" w:ascii="Times New Roman" w:hAnsi="Times New Roman" w:eastAsia="宋体" w:cs="Times New Roman"/>
-                <w:b w:val="0"/>
-                <w:bCs w:val="0"/>
-                <w:i w:val="0"/>
-                <w:iCs w:val="0"/>
-                <w:color w:val="000000"/>
-                <w:sz w:val="20"/>
-                <w:szCs w:val="20"/>
-                <w:u w:val="none"/>
-              </w:rPr>
-            </w:pPr>
-            <w:r>
-              <w:rPr>
-                <w:rFonts w:hint="default" w:ascii="Times New Roman" w:hAnsi="Times New Roman" w:eastAsia="宋体" w:cs="Times New Roman"/>
-                <w:b w:val="0"/>
-                <w:bCs w:val="0"/>
-                <w:i w:val="0"/>
-                <w:iCs w:val="0"/>
-                <w:color w:val="000000"/>
-                <w:kern w:val="0"/>
-                <w:sz w:val="20"/>
-                <w:szCs w:val="20"/>
-                <w:u w:val="none"/>
-                <w:lang w:val="en-US" w:eastAsia="zh-CN" w:bidi="ar"/>
-              </w:rPr>
-              <w:t>p.S752_I759delSPKANKEI</w:t>
-            </w:r>
-          </w:p>
-        </w:tc>
-      </w:tr>
-      <w:tr>
-        <w:tblPrEx>
-          <w:tblBorders>
-            <w:top w:val="none" w:color="auto" w:sz="0" w:space="0"/>
-            <w:left w:val="none" w:color="auto" w:sz="0" w:space="0"/>
-            <w:bottom w:val="none" w:color="auto" w:sz="0" w:space="0"/>
-            <w:right w:val="none" w:color="auto" w:sz="0" w:space="0"/>
-            <w:insideH w:val="none" w:color="auto" w:sz="0" w:space="0"/>
-            <w:insideV w:val="none" w:color="auto" w:sz="0" w:space="0"/>
-          </w:tblBorders>
-          <w:tblCellMar>
-            <w:top w:w="0" w:type="dxa"/>
-            <w:left w:w="108" w:type="dxa"/>
-            <w:bottom w:w="0" w:type="dxa"/>
-            <w:right w:w="108" w:type="dxa"/>
-          </w:tblCellMar>
-        </w:tblPrEx>
-        <w:trPr>
-          <w:trHeight w:val="340" w:hRule="atLeast"/>
-        </w:trPr>
-        <w:tc>
-          <w:tcPr>
-            <w:tcW w:w="672" w:type="pct"/>
-            <w:tcBorders>
-              <w:top w:val="single" w:color="000000" w:sz="4" w:space="0"/>
-              <w:left w:val="single" w:color="000000" w:sz="4" w:space="0"/>
-              <w:bottom w:val="single" w:color="000000" w:sz="4" w:space="0"/>
-              <w:right w:val="single" w:color="000000" w:sz="4" w:space="0"/>
-            </w:tcBorders>
-            <w:shd w:val="clear" w:color="auto" w:fill="FFFFFF"/>
-            <w:vAlign w:val="center"/>
-          </w:tcPr>
-          <w:p>
-            <w:pPr>
-              <w:keepNext w:val="0"/>
-              <w:keepLines w:val="0"/>
-              <w:widowControl/>
-              <w:suppressLineNumbers w:val="0"/>
-              <w:jc w:val="left"/>
-              <w:textAlignment w:val="center"/>
-              <w:rPr>
-                <w:rFonts w:hint="default" w:ascii="Times New Roman" w:hAnsi="Times New Roman" w:eastAsia="宋体" w:cs="Times New Roman"/>
-                <w:b w:val="0"/>
-                <w:bCs w:val="0"/>
-                <w:i w:val="0"/>
-                <w:iCs w:val="0"/>
-                <w:color w:val="000000"/>
-                <w:sz w:val="20"/>
-                <w:szCs w:val="20"/>
-                <w:u w:val="none"/>
-              </w:rPr>
-            </w:pPr>
-            <w:r>
-              <w:rPr>
-                <w:rFonts w:hint="default" w:ascii="Times New Roman" w:hAnsi="Times New Roman" w:eastAsia="宋体" w:cs="Times New Roman"/>
-                <w:b w:val="0"/>
-                <w:bCs w:val="0"/>
-                <w:i w:val="0"/>
-                <w:iCs w:val="0"/>
-                <w:color w:val="000000"/>
-                <w:kern w:val="0"/>
-                <w:sz w:val="20"/>
-                <w:szCs w:val="20"/>
-                <w:u w:val="none"/>
-                <w:lang w:val="en-US" w:eastAsia="zh-CN" w:bidi="ar"/>
-              </w:rPr>
-              <w:t>EGFR</w:t>
-            </w:r>
-          </w:p>
-        </w:tc>
-        <w:tc>
-          <w:tcPr>
-            <w:tcW w:w="792" w:type="pct"/>
-            <w:tcBorders>
-              <w:top w:val="single" w:color="000000" w:sz="4" w:space="0"/>
-              <w:left w:val="single" w:color="000000" w:sz="4" w:space="0"/>
-              <w:bottom w:val="single" w:color="000000" w:sz="4" w:space="0"/>
-              <w:right w:val="single" w:color="000000" w:sz="4" w:space="0"/>
-            </w:tcBorders>
-            <w:shd w:val="clear" w:color="auto" w:fill="FFFFFF"/>
-            <w:vAlign w:val="center"/>
-          </w:tcPr>
-          <w:p>
-            <w:pPr>
-              <w:keepNext w:val="0"/>
-              <w:keepLines w:val="0"/>
-              <w:widowControl/>
-              <w:suppressLineNumbers w:val="0"/>
-              <w:jc w:val="left"/>
-              <w:textAlignment w:val="center"/>
-              <w:rPr>
-                <w:rFonts w:hint="default" w:ascii="Times New Roman" w:hAnsi="Times New Roman" w:eastAsia="宋体" w:cs="Times New Roman"/>
-                <w:b w:val="0"/>
-                <w:bCs w:val="0"/>
-                <w:i w:val="0"/>
-                <w:iCs w:val="0"/>
-                <w:color w:val="000000"/>
-                <w:sz w:val="20"/>
-                <w:szCs w:val="20"/>
-                <w:u w:val="none"/>
-              </w:rPr>
-            </w:pPr>
-            <w:r>
-              <w:rPr>
-                <w:rFonts w:hint="default" w:ascii="Times New Roman" w:hAnsi="Times New Roman" w:eastAsia="宋体" w:cs="Times New Roman"/>
-                <w:b w:val="0"/>
-                <w:bCs w:val="0"/>
-                <w:i w:val="0"/>
-                <w:iCs w:val="0"/>
-                <w:color w:val="000000"/>
-                <w:kern w:val="0"/>
-                <w:sz w:val="20"/>
-                <w:szCs w:val="20"/>
-                <w:u w:val="none"/>
-                <w:lang w:val="en-US" w:eastAsia="zh-CN" w:bidi="ar"/>
-              </w:rPr>
-              <w:t xml:space="preserve">20 </w:t>
-            </w:r>
-          </w:p>
-        </w:tc>
-        <w:tc>
-          <w:tcPr>
-            <w:tcW w:w="1842" w:type="pct"/>
-            <w:tcBorders>
-              <w:top w:val="single" w:color="000000" w:sz="4" w:space="0"/>
-              <w:left w:val="single" w:color="000000" w:sz="4" w:space="0"/>
-              <w:bottom w:val="single" w:color="000000" w:sz="4" w:space="0"/>
-              <w:right w:val="single" w:color="000000" w:sz="4" w:space="0"/>
-            </w:tcBorders>
-            <w:shd w:val="clear" w:color="auto" w:fill="FFFFFF"/>
-            <w:vAlign w:val="center"/>
-          </w:tcPr>
-          <w:p>
-            <w:pPr>
-              <w:keepNext w:val="0"/>
-              <w:keepLines w:val="0"/>
-              <w:widowControl/>
-              <w:suppressLineNumbers w:val="0"/>
-              <w:jc w:val="left"/>
-              <w:textAlignment w:val="center"/>
-              <w:rPr>
-                <w:rFonts w:hint="default" w:ascii="Times New Roman" w:hAnsi="Times New Roman" w:eastAsia="宋体" w:cs="Times New Roman"/>
-                <w:b w:val="0"/>
-                <w:bCs w:val="0"/>
-                <w:i w:val="0"/>
-                <w:iCs w:val="0"/>
-                <w:color w:val="000000"/>
-                <w:sz w:val="20"/>
-                <w:szCs w:val="20"/>
-                <w:u w:val="none"/>
-              </w:rPr>
-            </w:pPr>
-            <w:r>
-              <w:rPr>
-                <w:rFonts w:hint="default" w:ascii="Times New Roman" w:hAnsi="Times New Roman" w:eastAsia="宋体" w:cs="Times New Roman"/>
-                <w:b w:val="0"/>
-                <w:bCs w:val="0"/>
-                <w:i w:val="0"/>
-                <w:iCs w:val="0"/>
-                <w:color w:val="000000"/>
-                <w:kern w:val="0"/>
-                <w:sz w:val="20"/>
-                <w:szCs w:val="20"/>
-                <w:u w:val="none"/>
-                <w:lang w:val="en-US" w:eastAsia="zh-CN" w:bidi="ar"/>
-              </w:rPr>
-              <w:t>c.2369C&gt;T</w:t>
-            </w:r>
-          </w:p>
-        </w:tc>
-        <w:tc>
-          <w:tcPr>
-            <w:tcW w:w="1692" w:type="pct"/>
-            <w:tcBorders>
-              <w:top w:val="single" w:color="000000" w:sz="4" w:space="0"/>
-              <w:left w:val="single" w:color="000000" w:sz="4" w:space="0"/>
-              <w:bottom w:val="single" w:color="000000" w:sz="4" w:space="0"/>
-              <w:right w:val="single" w:color="000000" w:sz="4" w:space="0"/>
-            </w:tcBorders>
-            <w:shd w:val="clear" w:color="auto" w:fill="FFFFFF"/>
-            <w:vAlign w:val="center"/>
-          </w:tcPr>
-          <w:p>
-            <w:pPr>
-              <w:keepNext w:val="0"/>
-              <w:keepLines w:val="0"/>
-              <w:widowControl/>
-              <w:suppressLineNumbers w:val="0"/>
-              <w:jc w:val="left"/>
-              <w:textAlignment w:val="center"/>
-              <w:rPr>
-                <w:rFonts w:hint="default" w:ascii="Times New Roman" w:hAnsi="Times New Roman" w:eastAsia="宋体" w:cs="Times New Roman"/>
-                <w:b w:val="0"/>
-                <w:bCs w:val="0"/>
-                <w:i w:val="0"/>
-                <w:iCs w:val="0"/>
-                <w:color w:val="000000"/>
-                <w:sz w:val="20"/>
-                <w:szCs w:val="20"/>
-                <w:u w:val="none"/>
-              </w:rPr>
-            </w:pPr>
-            <w:r>
-              <w:rPr>
-                <w:rFonts w:hint="default" w:ascii="Times New Roman" w:hAnsi="Times New Roman" w:eastAsia="宋体" w:cs="Times New Roman"/>
-                <w:b w:val="0"/>
-                <w:bCs w:val="0"/>
-                <w:i w:val="0"/>
-                <w:iCs w:val="0"/>
-                <w:color w:val="000000"/>
-                <w:kern w:val="0"/>
-                <w:sz w:val="20"/>
-                <w:szCs w:val="20"/>
-                <w:u w:val="none"/>
-                <w:lang w:val="en-US" w:eastAsia="zh-CN" w:bidi="ar"/>
-              </w:rPr>
-              <w:t>p.T790M</w:t>
+              <w:t>p.V769_D770insASV</w:t>
             </w:r>
           </w:p>
         </w:tc>
@@ -33585,7 +33853,7 @@
                 <w:u w:val="none"/>
                 <w:lang w:val="en-US" w:eastAsia="zh-CN" w:bidi="ar"/>
               </w:rPr>
-              <w:t>c.2303G&gt;T</w:t>
+              <w:t>c.2310_231linsGGT</w:t>
             </w:r>
           </w:p>
         </w:tc>
@@ -33635,228 +33903,7 @@
                 <w:u w:val="none"/>
                 <w:lang w:val="en-US" w:eastAsia="zh-CN" w:bidi="ar"/>
               </w:rPr>
-              <w:t>p.S7681</w:t>
-            </w:r>
-          </w:p>
-        </w:tc>
-      </w:tr>
-      <w:tr>
-        <w:tblPrEx>
-          <w:tblBorders>
-            <w:top w:val="none" w:color="auto" w:sz="0" w:space="0"/>
-            <w:left w:val="none" w:color="auto" w:sz="0" w:space="0"/>
-            <w:bottom w:val="none" w:color="auto" w:sz="0" w:space="0"/>
-            <w:right w:val="none" w:color="auto" w:sz="0" w:space="0"/>
-            <w:insideH w:val="none" w:color="auto" w:sz="0" w:space="0"/>
-            <w:insideV w:val="none" w:color="auto" w:sz="0" w:space="0"/>
-          </w:tblBorders>
-          <w:tblCellMar>
-            <w:top w:w="0" w:type="dxa"/>
-            <w:left w:w="108" w:type="dxa"/>
-            <w:bottom w:w="0" w:type="dxa"/>
-            <w:right w:w="108" w:type="dxa"/>
-          </w:tblCellMar>
-        </w:tblPrEx>
-        <w:trPr>
-          <w:trHeight w:val="340" w:hRule="atLeast"/>
-        </w:trPr>
-        <w:tc>
-          <w:tcPr>
-            <w:tcW w:w="672" w:type="pct"/>
-            <w:tcBorders>
-              <w:top w:val="single" w:color="000000" w:sz="4" w:space="0"/>
-              <w:left w:val="single" w:color="000000" w:sz="4" w:space="0"/>
-              <w:bottom w:val="single" w:color="000000" w:sz="4" w:space="0"/>
-              <w:right w:val="single" w:color="000000" w:sz="4" w:space="0"/>
-            </w:tcBorders>
-            <w:shd w:val="clear" w:color="auto" w:fill="FFFFFF"/>
-            <w:vAlign w:val="center"/>
-          </w:tcPr>
-          <w:p>
-            <w:pPr>
-              <w:keepNext w:val="0"/>
-              <w:keepLines w:val="0"/>
-              <w:widowControl/>
-              <w:suppressLineNumbers w:val="0"/>
-              <w:jc w:val="left"/>
-              <w:textAlignment w:val="center"/>
-              <w:rPr>
-                <w:rFonts w:hint="default" w:ascii="Times New Roman" w:hAnsi="Times New Roman" w:eastAsia="宋体" w:cs="Times New Roman"/>
-                <w:b w:val="0"/>
-                <w:bCs w:val="0"/>
-                <w:i w:val="0"/>
-                <w:iCs w:val="0"/>
-                <w:color w:val="000000"/>
-                <w:sz w:val="20"/>
-                <w:szCs w:val="20"/>
-                <w:u w:val="none"/>
-              </w:rPr>
-            </w:pPr>
-            <w:r>
-              <w:rPr>
-                <w:rFonts w:hint="default" w:ascii="Times New Roman" w:hAnsi="Times New Roman" w:eastAsia="宋体" w:cs="Times New Roman"/>
-                <w:b w:val="0"/>
-                <w:bCs w:val="0"/>
-                <w:i w:val="0"/>
-                <w:iCs w:val="0"/>
-                <w:color w:val="000000"/>
-                <w:kern w:val="0"/>
-                <w:sz w:val="20"/>
-                <w:szCs w:val="20"/>
-                <w:u w:val="none"/>
-                <w:lang w:val="en-US" w:eastAsia="zh-CN" w:bidi="ar"/>
-              </w:rPr>
-              <w:t>EGFR</w:t>
-            </w:r>
-          </w:p>
-        </w:tc>
-        <w:tc>
-          <w:tcPr>
-            <w:tcW w:w="792" w:type="pct"/>
-            <w:tcBorders>
-              <w:top w:val="single" w:color="000000" w:sz="4" w:space="0"/>
-              <w:left w:val="single" w:color="000000" w:sz="4" w:space="0"/>
-              <w:bottom w:val="single" w:color="000000" w:sz="4" w:space="0"/>
-              <w:right w:val="single" w:color="000000" w:sz="4" w:space="0"/>
-            </w:tcBorders>
-            <w:shd w:val="clear" w:color="auto" w:fill="FFFFFF"/>
-            <w:vAlign w:val="center"/>
-          </w:tcPr>
-          <w:p>
-            <w:pPr>
-              <w:keepNext w:val="0"/>
-              <w:keepLines w:val="0"/>
-              <w:widowControl/>
-              <w:suppressLineNumbers w:val="0"/>
-              <w:jc w:val="left"/>
-              <w:textAlignment w:val="center"/>
-              <w:rPr>
-                <w:rFonts w:hint="default" w:ascii="Times New Roman" w:hAnsi="Times New Roman" w:eastAsia="宋体" w:cs="Times New Roman"/>
-                <w:b w:val="0"/>
-                <w:bCs w:val="0"/>
-                <w:i w:val="0"/>
-                <w:iCs w:val="0"/>
-                <w:color w:val="000000"/>
-                <w:sz w:val="20"/>
-                <w:szCs w:val="20"/>
-                <w:u w:val="none"/>
-              </w:rPr>
-            </w:pPr>
-            <w:r>
-              <w:rPr>
-                <w:rFonts w:hint="default" w:ascii="Times New Roman" w:hAnsi="Times New Roman" w:eastAsia="宋体" w:cs="Times New Roman"/>
-                <w:b w:val="0"/>
-                <w:bCs w:val="0"/>
-                <w:i w:val="0"/>
-                <w:iCs w:val="0"/>
-                <w:color w:val="000000"/>
-                <w:kern w:val="0"/>
-                <w:sz w:val="20"/>
-                <w:szCs w:val="20"/>
-                <w:u w:val="none"/>
-                <w:lang w:val="en-US" w:eastAsia="zh-CN" w:bidi="ar"/>
-              </w:rPr>
-              <w:t xml:space="preserve">20 </w:t>
-            </w:r>
-          </w:p>
-        </w:tc>
-        <w:tc>
-          <w:tcPr>
-            <w:tcW w:w="1842" w:type="pct"/>
-            <w:tcBorders>
-              <w:top w:val="single" w:color="000000" w:sz="4" w:space="0"/>
-              <w:left w:val="single" w:color="000000" w:sz="4" w:space="0"/>
-              <w:bottom w:val="single" w:color="000000" w:sz="4" w:space="0"/>
-              <w:right w:val="single" w:color="000000" w:sz="4" w:space="0"/>
-            </w:tcBorders>
-            <w:shd w:val="clear" w:color="auto" w:fill="FFFFFF"/>
-            <w:vAlign w:val="center"/>
-          </w:tcPr>
-          <w:p>
-            <w:pPr>
-              <w:keepNext w:val="0"/>
-              <w:keepLines w:val="0"/>
-              <w:widowControl/>
-              <w:suppressLineNumbers w:val="0"/>
-              <w:jc w:val="left"/>
-              <w:textAlignment w:val="center"/>
-              <w:rPr>
-                <w:rFonts w:hint="default" w:ascii="Times New Roman" w:hAnsi="Times New Roman" w:eastAsia="宋体" w:cs="Times New Roman"/>
-                <w:b w:val="0"/>
-                <w:bCs w:val="0"/>
-                <w:i w:val="0"/>
-                <w:iCs w:val="0"/>
-                <w:color w:val="000000"/>
-                <w:sz w:val="20"/>
-                <w:szCs w:val="20"/>
-                <w:u w:val="none"/>
-              </w:rPr>
-            </w:pPr>
-            <w:r>
-              <w:rPr>
-                <w:rFonts w:hint="default" w:ascii="Times New Roman" w:hAnsi="Times New Roman" w:eastAsia="宋体" w:cs="Times New Roman"/>
-                <w:b w:val="0"/>
-                <w:bCs w:val="0"/>
-                <w:i w:val="0"/>
-                <w:iCs w:val="0"/>
-                <w:color w:val="000000"/>
-                <w:kern w:val="0"/>
-                <w:sz w:val="20"/>
-                <w:szCs w:val="20"/>
-                <w:u w:val="none"/>
-                <w:lang w:val="en-US" w:eastAsia="zh-CN" w:bidi="ar"/>
-              </w:rPr>
-              <w:t>c.2307_2308insGCCAGCGTG</w:t>
-            </w:r>
-          </w:p>
-        </w:tc>
-        <w:tc>
-          <w:tcPr>
-            <w:tcW w:w="1692" w:type="pct"/>
-            <w:tcBorders>
-              <w:top w:val="single" w:color="000000" w:sz="4" w:space="0"/>
-              <w:left w:val="single" w:color="000000" w:sz="4" w:space="0"/>
-              <w:bottom w:val="single" w:color="000000" w:sz="4" w:space="0"/>
-              <w:right w:val="single" w:color="000000" w:sz="4" w:space="0"/>
-            </w:tcBorders>
-            <w:shd w:val="clear" w:color="auto" w:fill="FFFFFF"/>
-            <w:vAlign w:val="center"/>
-          </w:tcPr>
-          <w:p>
-            <w:pPr>
-              <w:keepNext w:val="0"/>
-              <w:keepLines w:val="0"/>
-              <w:widowControl/>
-              <w:suppressLineNumbers w:val="0"/>
-              <w:jc w:val="left"/>
-              <w:textAlignment w:val="center"/>
-              <w:rPr>
-                <w:rFonts w:hint="default" w:ascii="Times New Roman" w:hAnsi="Times New Roman" w:eastAsia="宋体" w:cs="Times New Roman"/>
-                <w:b w:val="0"/>
-                <w:bCs w:val="0"/>
-                <w:i w:val="0"/>
-                <w:iCs w:val="0"/>
-                <w:color w:val="000000"/>
-                <w:sz w:val="20"/>
-                <w:szCs w:val="20"/>
-                <w:u w:val="none"/>
-              </w:rPr>
-            </w:pPr>
-            <w:r>
-              <w:rPr>
-                <w:rFonts w:hint="default" w:ascii="Times New Roman" w:hAnsi="Times New Roman" w:eastAsia="宋体" w:cs="Times New Roman"/>
-                <w:b w:val="0"/>
-                <w:bCs w:val="0"/>
-                <w:i w:val="0"/>
-                <w:iCs w:val="0"/>
-                <w:color w:val="000000"/>
-                <w:kern w:val="0"/>
-                <w:sz w:val="20"/>
-                <w:szCs w:val="20"/>
-                <w:u w:val="none"/>
-                <w:lang w:val="en-US" w:eastAsia="zh-CN" w:bidi="ar"/>
-              </w:rPr>
-              <w:t>p.V769_D770insASV</w:t>
+              <w:t>p.D770_N771insG*</w:t>
             </w:r>
           </w:p>
         </w:tc>
@@ -34028,227 +34075,6 @@
                 <w:u w:val="none"/>
                 <w:lang w:val="en-US" w:eastAsia="zh-CN" w:bidi="ar"/>
               </w:rPr>
-              <w:t>c.2310_231linsGGT</w:t>
-            </w:r>
-          </w:p>
-        </w:tc>
-        <w:tc>
-          <w:tcPr>
-            <w:tcW w:w="1692" w:type="pct"/>
-            <w:tcBorders>
-              <w:top w:val="single" w:color="000000" w:sz="4" w:space="0"/>
-              <w:left w:val="single" w:color="000000" w:sz="4" w:space="0"/>
-              <w:bottom w:val="single" w:color="000000" w:sz="4" w:space="0"/>
-              <w:right w:val="single" w:color="000000" w:sz="4" w:space="0"/>
-            </w:tcBorders>
-            <w:shd w:val="clear" w:color="auto" w:fill="FFFFFF"/>
-            <w:vAlign w:val="center"/>
-          </w:tcPr>
-          <w:p>
-            <w:pPr>
-              <w:keepNext w:val="0"/>
-              <w:keepLines w:val="0"/>
-              <w:widowControl/>
-              <w:suppressLineNumbers w:val="0"/>
-              <w:jc w:val="left"/>
-              <w:textAlignment w:val="center"/>
-              <w:rPr>
-                <w:rFonts w:hint="default" w:ascii="Times New Roman" w:hAnsi="Times New Roman" w:eastAsia="宋体" w:cs="Times New Roman"/>
-                <w:b w:val="0"/>
-                <w:bCs w:val="0"/>
-                <w:i w:val="0"/>
-                <w:iCs w:val="0"/>
-                <w:color w:val="000000"/>
-                <w:sz w:val="20"/>
-                <w:szCs w:val="20"/>
-                <w:u w:val="none"/>
-              </w:rPr>
-            </w:pPr>
-            <w:r>
-              <w:rPr>
-                <w:rFonts w:hint="default" w:ascii="Times New Roman" w:hAnsi="Times New Roman" w:eastAsia="宋体" w:cs="Times New Roman"/>
-                <w:b w:val="0"/>
-                <w:bCs w:val="0"/>
-                <w:i w:val="0"/>
-                <w:iCs w:val="0"/>
-                <w:color w:val="000000"/>
-                <w:kern w:val="0"/>
-                <w:sz w:val="20"/>
-                <w:szCs w:val="20"/>
-                <w:u w:val="none"/>
-                <w:lang w:val="en-US" w:eastAsia="zh-CN" w:bidi="ar"/>
-              </w:rPr>
-              <w:t>p.D770_N771insG*</w:t>
-            </w:r>
-          </w:p>
-        </w:tc>
-      </w:tr>
-      <w:tr>
-        <w:tblPrEx>
-          <w:tblBorders>
-            <w:top w:val="none" w:color="auto" w:sz="0" w:space="0"/>
-            <w:left w:val="none" w:color="auto" w:sz="0" w:space="0"/>
-            <w:bottom w:val="none" w:color="auto" w:sz="0" w:space="0"/>
-            <w:right w:val="none" w:color="auto" w:sz="0" w:space="0"/>
-            <w:insideH w:val="none" w:color="auto" w:sz="0" w:space="0"/>
-            <w:insideV w:val="none" w:color="auto" w:sz="0" w:space="0"/>
-          </w:tblBorders>
-          <w:tblCellMar>
-            <w:top w:w="0" w:type="dxa"/>
-            <w:left w:w="108" w:type="dxa"/>
-            <w:bottom w:w="0" w:type="dxa"/>
-            <w:right w:w="108" w:type="dxa"/>
-          </w:tblCellMar>
-        </w:tblPrEx>
-        <w:trPr>
-          <w:trHeight w:val="340" w:hRule="atLeast"/>
-        </w:trPr>
-        <w:tc>
-          <w:tcPr>
-            <w:tcW w:w="672" w:type="pct"/>
-            <w:tcBorders>
-              <w:top w:val="single" w:color="000000" w:sz="4" w:space="0"/>
-              <w:left w:val="single" w:color="000000" w:sz="4" w:space="0"/>
-              <w:bottom w:val="single" w:color="000000" w:sz="4" w:space="0"/>
-              <w:right w:val="single" w:color="000000" w:sz="4" w:space="0"/>
-            </w:tcBorders>
-            <w:shd w:val="clear" w:color="auto" w:fill="FFFFFF"/>
-            <w:vAlign w:val="center"/>
-          </w:tcPr>
-          <w:p>
-            <w:pPr>
-              <w:keepNext w:val="0"/>
-              <w:keepLines w:val="0"/>
-              <w:widowControl/>
-              <w:suppressLineNumbers w:val="0"/>
-              <w:jc w:val="left"/>
-              <w:textAlignment w:val="center"/>
-              <w:rPr>
-                <w:rFonts w:hint="default" w:ascii="Times New Roman" w:hAnsi="Times New Roman" w:eastAsia="宋体" w:cs="Times New Roman"/>
-                <w:b w:val="0"/>
-                <w:bCs w:val="0"/>
-                <w:i w:val="0"/>
-                <w:iCs w:val="0"/>
-                <w:color w:val="000000"/>
-                <w:sz w:val="20"/>
-                <w:szCs w:val="20"/>
-                <w:u w:val="none"/>
-              </w:rPr>
-            </w:pPr>
-            <w:r>
-              <w:rPr>
-                <w:rFonts w:hint="default" w:ascii="Times New Roman" w:hAnsi="Times New Roman" w:eastAsia="宋体" w:cs="Times New Roman"/>
-                <w:b w:val="0"/>
-                <w:bCs w:val="0"/>
-                <w:i w:val="0"/>
-                <w:iCs w:val="0"/>
-                <w:color w:val="000000"/>
-                <w:kern w:val="0"/>
-                <w:sz w:val="20"/>
-                <w:szCs w:val="20"/>
-                <w:u w:val="none"/>
-                <w:lang w:val="en-US" w:eastAsia="zh-CN" w:bidi="ar"/>
-              </w:rPr>
-              <w:t>EGFR</w:t>
-            </w:r>
-          </w:p>
-        </w:tc>
-        <w:tc>
-          <w:tcPr>
-            <w:tcW w:w="792" w:type="pct"/>
-            <w:tcBorders>
-              <w:top w:val="single" w:color="000000" w:sz="4" w:space="0"/>
-              <w:left w:val="single" w:color="000000" w:sz="4" w:space="0"/>
-              <w:bottom w:val="single" w:color="000000" w:sz="4" w:space="0"/>
-              <w:right w:val="single" w:color="000000" w:sz="4" w:space="0"/>
-            </w:tcBorders>
-            <w:shd w:val="clear" w:color="auto" w:fill="FFFFFF"/>
-            <w:vAlign w:val="center"/>
-          </w:tcPr>
-          <w:p>
-            <w:pPr>
-              <w:keepNext w:val="0"/>
-              <w:keepLines w:val="0"/>
-              <w:widowControl/>
-              <w:suppressLineNumbers w:val="0"/>
-              <w:jc w:val="left"/>
-              <w:textAlignment w:val="center"/>
-              <w:rPr>
-                <w:rFonts w:hint="default" w:ascii="Times New Roman" w:hAnsi="Times New Roman" w:eastAsia="宋体" w:cs="Times New Roman"/>
-                <w:b w:val="0"/>
-                <w:bCs w:val="0"/>
-                <w:i w:val="0"/>
-                <w:iCs w:val="0"/>
-                <w:color w:val="000000"/>
-                <w:sz w:val="20"/>
-                <w:szCs w:val="20"/>
-                <w:u w:val="none"/>
-              </w:rPr>
-            </w:pPr>
-            <w:r>
-              <w:rPr>
-                <w:rFonts w:hint="default" w:ascii="Times New Roman" w:hAnsi="Times New Roman" w:eastAsia="宋体" w:cs="Times New Roman"/>
-                <w:b w:val="0"/>
-                <w:bCs w:val="0"/>
-                <w:i w:val="0"/>
-                <w:iCs w:val="0"/>
-                <w:color w:val="000000"/>
-                <w:kern w:val="0"/>
-                <w:sz w:val="20"/>
-                <w:szCs w:val="20"/>
-                <w:u w:val="none"/>
-                <w:lang w:val="en-US" w:eastAsia="zh-CN" w:bidi="ar"/>
-              </w:rPr>
-              <w:t xml:space="preserve">20 </w:t>
-            </w:r>
-          </w:p>
-        </w:tc>
-        <w:tc>
-          <w:tcPr>
-            <w:tcW w:w="1842" w:type="pct"/>
-            <w:tcBorders>
-              <w:top w:val="single" w:color="000000" w:sz="4" w:space="0"/>
-              <w:left w:val="single" w:color="000000" w:sz="4" w:space="0"/>
-              <w:bottom w:val="single" w:color="000000" w:sz="4" w:space="0"/>
-              <w:right w:val="single" w:color="000000" w:sz="4" w:space="0"/>
-            </w:tcBorders>
-            <w:shd w:val="clear" w:color="auto" w:fill="FFFFFF"/>
-            <w:vAlign w:val="center"/>
-          </w:tcPr>
-          <w:p>
-            <w:pPr>
-              <w:keepNext w:val="0"/>
-              <w:keepLines w:val="0"/>
-              <w:widowControl/>
-              <w:suppressLineNumbers w:val="0"/>
-              <w:jc w:val="left"/>
-              <w:textAlignment w:val="center"/>
-              <w:rPr>
-                <w:rFonts w:hint="default" w:ascii="Times New Roman" w:hAnsi="Times New Roman" w:eastAsia="宋体" w:cs="Times New Roman"/>
-                <w:b w:val="0"/>
-                <w:bCs w:val="0"/>
-                <w:i w:val="0"/>
-                <w:iCs w:val="0"/>
-                <w:color w:val="000000"/>
-                <w:sz w:val="20"/>
-                <w:szCs w:val="20"/>
-                <w:u w:val="none"/>
-              </w:rPr>
-            </w:pPr>
-            <w:r>
-              <w:rPr>
-                <w:rFonts w:hint="default" w:ascii="Times New Roman" w:hAnsi="Times New Roman" w:eastAsia="宋体" w:cs="Times New Roman"/>
-                <w:b w:val="0"/>
-                <w:bCs w:val="0"/>
-                <w:i w:val="0"/>
-                <w:iCs w:val="0"/>
-                <w:color w:val="000000"/>
-                <w:kern w:val="0"/>
-                <w:sz w:val="20"/>
-                <w:szCs w:val="20"/>
-                <w:u w:val="none"/>
-                <w:lang w:val="en-US" w:eastAsia="zh-CN" w:bidi="ar"/>
-              </w:rPr>
               <w:t>c.2319_2320insCAC</w:t>
             </w:r>
           </w:p>
@@ -34978,7 +34804,6 @@
             <w:insideH w:val="none" w:color="auto" w:sz="0" w:space="0"/>
             <w:insideV w:val="none" w:color="auto" w:sz="0" w:space="0"/>
           </w:tblBorders>
-          <w:shd w:val="clear" w:color="auto" w:fill="auto"/>
           <w:tblCellMar>
             <w:top w:w="0" w:type="dxa"/>
             <w:left w:w="108" w:type="dxa"/>
@@ -35186,6 +35011,448 @@
                 <w:lang w:val="en-US" w:eastAsia="zh-CN" w:bidi="ar"/>
               </w:rPr>
               <w:t>p.L861Q</w:t>
+            </w:r>
+          </w:p>
+        </w:tc>
+      </w:tr>
+      <w:tr>
+        <w:tblPrEx>
+          <w:tblBorders>
+            <w:top w:val="none" w:color="auto" w:sz="0" w:space="0"/>
+            <w:left w:val="none" w:color="auto" w:sz="0" w:space="0"/>
+            <w:bottom w:val="none" w:color="auto" w:sz="0" w:space="0"/>
+            <w:right w:val="none" w:color="auto" w:sz="0" w:space="0"/>
+            <w:insideH w:val="none" w:color="auto" w:sz="0" w:space="0"/>
+            <w:insideV w:val="none" w:color="auto" w:sz="0" w:space="0"/>
+          </w:tblBorders>
+          <w:tblCellMar>
+            <w:top w:w="0" w:type="dxa"/>
+            <w:left w:w="108" w:type="dxa"/>
+            <w:bottom w:w="0" w:type="dxa"/>
+            <w:right w:w="108" w:type="dxa"/>
+          </w:tblCellMar>
+        </w:tblPrEx>
+        <w:trPr>
+          <w:trHeight w:val="340" w:hRule="atLeast"/>
+        </w:trPr>
+        <w:tc>
+          <w:tcPr>
+            <w:tcW w:w="672" w:type="pct"/>
+            <w:tcBorders>
+              <w:top w:val="single" w:color="000000" w:sz="4" w:space="0"/>
+              <w:left w:val="single" w:color="000000" w:sz="4" w:space="0"/>
+              <w:bottom w:val="single" w:color="000000" w:sz="4" w:space="0"/>
+              <w:right w:val="single" w:color="000000" w:sz="4" w:space="0"/>
+            </w:tcBorders>
+            <w:shd w:val="clear" w:color="auto" w:fill="FFFFFF"/>
+            <w:vAlign w:val="center"/>
+          </w:tcPr>
+          <w:p>
+            <w:pPr>
+              <w:keepNext w:val="0"/>
+              <w:keepLines w:val="0"/>
+              <w:widowControl/>
+              <w:suppressLineNumbers w:val="0"/>
+              <w:jc w:val="left"/>
+              <w:textAlignment w:val="center"/>
+              <w:rPr>
+                <w:rFonts w:hint="default" w:ascii="Times New Roman" w:hAnsi="Times New Roman" w:eastAsia="宋体" w:cs="Times New Roman"/>
+                <w:b w:val="0"/>
+                <w:bCs w:val="0"/>
+                <w:i w:val="0"/>
+                <w:iCs w:val="0"/>
+                <w:color w:val="000000"/>
+                <w:sz w:val="20"/>
+                <w:szCs w:val="20"/>
+                <w:u w:val="none"/>
+              </w:rPr>
+            </w:pPr>
+            <w:r>
+              <w:rPr>
+                <w:rFonts w:hint="default" w:ascii="Times New Roman" w:hAnsi="Times New Roman" w:eastAsia="宋体" w:cs="Times New Roman"/>
+                <w:b w:val="0"/>
+                <w:bCs w:val="0"/>
+                <w:i w:val="0"/>
+                <w:iCs w:val="0"/>
+                <w:color w:val="000000"/>
+                <w:kern w:val="0"/>
+                <w:sz w:val="20"/>
+                <w:szCs w:val="20"/>
+                <w:u w:val="none"/>
+                <w:lang w:val="en-US" w:eastAsia="zh-CN" w:bidi="ar"/>
+              </w:rPr>
+              <w:t>KRAS</w:t>
+            </w:r>
+          </w:p>
+        </w:tc>
+        <w:tc>
+          <w:tcPr>
+            <w:tcW w:w="792" w:type="pct"/>
+            <w:tcBorders>
+              <w:top w:val="single" w:color="000000" w:sz="4" w:space="0"/>
+              <w:left w:val="single" w:color="000000" w:sz="4" w:space="0"/>
+              <w:bottom w:val="single" w:color="000000" w:sz="4" w:space="0"/>
+              <w:right w:val="single" w:color="000000" w:sz="4" w:space="0"/>
+            </w:tcBorders>
+            <w:shd w:val="clear" w:color="auto" w:fill="FFFFFF"/>
+            <w:vAlign w:val="center"/>
+          </w:tcPr>
+          <w:p>
+            <w:pPr>
+              <w:keepNext w:val="0"/>
+              <w:keepLines w:val="0"/>
+              <w:widowControl/>
+              <w:suppressLineNumbers w:val="0"/>
+              <w:jc w:val="left"/>
+              <w:textAlignment w:val="center"/>
+              <w:rPr>
+                <w:rFonts w:hint="default" w:ascii="Times New Roman" w:hAnsi="Times New Roman" w:eastAsia="宋体" w:cs="Times New Roman"/>
+                <w:b w:val="0"/>
+                <w:bCs w:val="0"/>
+                <w:i w:val="0"/>
+                <w:iCs w:val="0"/>
+                <w:color w:val="000000"/>
+                <w:sz w:val="20"/>
+                <w:szCs w:val="20"/>
+                <w:u w:val="none"/>
+              </w:rPr>
+            </w:pPr>
+            <w:r>
+              <w:rPr>
+                <w:rFonts w:hint="default" w:ascii="Times New Roman" w:hAnsi="Times New Roman" w:eastAsia="宋体" w:cs="Times New Roman"/>
+                <w:b w:val="0"/>
+                <w:bCs w:val="0"/>
+                <w:i w:val="0"/>
+                <w:iCs w:val="0"/>
+                <w:color w:val="000000"/>
+                <w:kern w:val="0"/>
+                <w:sz w:val="20"/>
+                <w:szCs w:val="20"/>
+                <w:u w:val="none"/>
+                <w:lang w:val="en-US" w:eastAsia="zh-CN" w:bidi="ar"/>
+              </w:rPr>
+              <w:t xml:space="preserve">2 </w:t>
+            </w:r>
+          </w:p>
+        </w:tc>
+        <w:tc>
+          <w:tcPr>
+            <w:tcW w:w="1842" w:type="pct"/>
+            <w:tcBorders>
+              <w:top w:val="single" w:color="000000" w:sz="4" w:space="0"/>
+              <w:left w:val="single" w:color="000000" w:sz="4" w:space="0"/>
+              <w:bottom w:val="single" w:color="000000" w:sz="4" w:space="0"/>
+              <w:right w:val="single" w:color="000000" w:sz="4" w:space="0"/>
+            </w:tcBorders>
+            <w:shd w:val="clear" w:color="auto" w:fill="FFFFFF"/>
+            <w:vAlign w:val="center"/>
+          </w:tcPr>
+          <w:p>
+            <w:pPr>
+              <w:keepNext w:val="0"/>
+              <w:keepLines w:val="0"/>
+              <w:widowControl/>
+              <w:suppressLineNumbers w:val="0"/>
+              <w:jc w:val="left"/>
+              <w:textAlignment w:val="center"/>
+              <w:rPr>
+                <w:rFonts w:hint="default" w:ascii="Times New Roman" w:hAnsi="Times New Roman" w:eastAsia="宋体" w:cs="Times New Roman"/>
+                <w:b w:val="0"/>
+                <w:bCs w:val="0"/>
+                <w:i w:val="0"/>
+                <w:iCs w:val="0"/>
+                <w:color w:val="000000"/>
+                <w:sz w:val="20"/>
+                <w:szCs w:val="20"/>
+                <w:u w:val="none"/>
+              </w:rPr>
+            </w:pPr>
+            <w:r>
+              <w:rPr>
+                <w:rFonts w:hint="default" w:ascii="Times New Roman" w:hAnsi="Times New Roman" w:eastAsia="宋体" w:cs="Times New Roman"/>
+                <w:b w:val="0"/>
+                <w:bCs w:val="0"/>
+                <w:i w:val="0"/>
+                <w:iCs w:val="0"/>
+                <w:color w:val="000000"/>
+                <w:kern w:val="0"/>
+                <w:sz w:val="20"/>
+                <w:szCs w:val="20"/>
+                <w:u w:val="none"/>
+                <w:lang w:val="en-US" w:eastAsia="zh-CN" w:bidi="ar"/>
+              </w:rPr>
+              <w:t>c.35G&gt;A</w:t>
+            </w:r>
+          </w:p>
+        </w:tc>
+        <w:tc>
+          <w:tcPr>
+            <w:tcW w:w="1692" w:type="pct"/>
+            <w:tcBorders>
+              <w:top w:val="single" w:color="000000" w:sz="4" w:space="0"/>
+              <w:left w:val="single" w:color="000000" w:sz="4" w:space="0"/>
+              <w:bottom w:val="single" w:color="000000" w:sz="4" w:space="0"/>
+              <w:right w:val="single" w:color="000000" w:sz="4" w:space="0"/>
+            </w:tcBorders>
+            <w:shd w:val="clear" w:color="auto" w:fill="FFFFFF"/>
+            <w:vAlign w:val="center"/>
+          </w:tcPr>
+          <w:p>
+            <w:pPr>
+              <w:keepNext w:val="0"/>
+              <w:keepLines w:val="0"/>
+              <w:widowControl/>
+              <w:suppressLineNumbers w:val="0"/>
+              <w:jc w:val="left"/>
+              <w:textAlignment w:val="center"/>
+              <w:rPr>
+                <w:rFonts w:hint="default" w:ascii="Times New Roman" w:hAnsi="Times New Roman" w:eastAsia="宋体" w:cs="Times New Roman"/>
+                <w:b w:val="0"/>
+                <w:bCs w:val="0"/>
+                <w:i w:val="0"/>
+                <w:iCs w:val="0"/>
+                <w:color w:val="000000"/>
+                <w:sz w:val="20"/>
+                <w:szCs w:val="20"/>
+                <w:u w:val="none"/>
+              </w:rPr>
+            </w:pPr>
+            <w:r>
+              <w:rPr>
+                <w:rFonts w:hint="default" w:ascii="Times New Roman" w:hAnsi="Times New Roman" w:eastAsia="宋体" w:cs="Times New Roman"/>
+                <w:b w:val="0"/>
+                <w:bCs w:val="0"/>
+                <w:i w:val="0"/>
+                <w:iCs w:val="0"/>
+                <w:color w:val="000000"/>
+                <w:kern w:val="0"/>
+                <w:sz w:val="20"/>
+                <w:szCs w:val="20"/>
+                <w:u w:val="none"/>
+                <w:lang w:val="en-US" w:eastAsia="zh-CN" w:bidi="ar"/>
+              </w:rPr>
+              <w:t>p.G12D</w:t>
+            </w:r>
+          </w:p>
+        </w:tc>
+      </w:tr>
+      <w:tr>
+        <w:tblPrEx>
+          <w:tblBorders>
+            <w:top w:val="none" w:color="auto" w:sz="0" w:space="0"/>
+            <w:left w:val="none" w:color="auto" w:sz="0" w:space="0"/>
+            <w:bottom w:val="none" w:color="auto" w:sz="0" w:space="0"/>
+            <w:right w:val="none" w:color="auto" w:sz="0" w:space="0"/>
+            <w:insideH w:val="none" w:color="auto" w:sz="0" w:space="0"/>
+            <w:insideV w:val="none" w:color="auto" w:sz="0" w:space="0"/>
+          </w:tblBorders>
+          <w:tblCellMar>
+            <w:top w:w="0" w:type="dxa"/>
+            <w:left w:w="108" w:type="dxa"/>
+            <w:bottom w:w="0" w:type="dxa"/>
+            <w:right w:w="108" w:type="dxa"/>
+          </w:tblCellMar>
+        </w:tblPrEx>
+        <w:trPr>
+          <w:trHeight w:val="340" w:hRule="atLeast"/>
+        </w:trPr>
+        <w:tc>
+          <w:tcPr>
+            <w:tcW w:w="672" w:type="pct"/>
+            <w:tcBorders>
+              <w:top w:val="single" w:color="000000" w:sz="4" w:space="0"/>
+              <w:left w:val="single" w:color="000000" w:sz="4" w:space="0"/>
+              <w:bottom w:val="single" w:color="000000" w:sz="4" w:space="0"/>
+              <w:right w:val="single" w:color="000000" w:sz="4" w:space="0"/>
+            </w:tcBorders>
+            <w:shd w:val="clear" w:color="auto" w:fill="FFFFFF"/>
+            <w:vAlign w:val="center"/>
+          </w:tcPr>
+          <w:p>
+            <w:pPr>
+              <w:keepNext w:val="0"/>
+              <w:keepLines w:val="0"/>
+              <w:widowControl/>
+              <w:suppressLineNumbers w:val="0"/>
+              <w:jc w:val="left"/>
+              <w:textAlignment w:val="center"/>
+              <w:rPr>
+                <w:rFonts w:hint="default" w:ascii="Times New Roman" w:hAnsi="Times New Roman" w:eastAsia="宋体" w:cs="Times New Roman"/>
+                <w:b w:val="0"/>
+                <w:bCs w:val="0"/>
+                <w:i w:val="0"/>
+                <w:iCs w:val="0"/>
+                <w:color w:val="000000"/>
+                <w:sz w:val="20"/>
+                <w:szCs w:val="20"/>
+                <w:u w:val="none"/>
+              </w:rPr>
+            </w:pPr>
+            <w:r>
+              <w:rPr>
+                <w:rFonts w:hint="default" w:ascii="Times New Roman" w:hAnsi="Times New Roman" w:eastAsia="宋体" w:cs="Times New Roman"/>
+                <w:b w:val="0"/>
+                <w:bCs w:val="0"/>
+                <w:i w:val="0"/>
+                <w:iCs w:val="0"/>
+                <w:color w:val="000000"/>
+                <w:kern w:val="0"/>
+                <w:sz w:val="20"/>
+                <w:szCs w:val="20"/>
+                <w:u w:val="none"/>
+                <w:lang w:val="en-US" w:eastAsia="zh-CN" w:bidi="ar"/>
+              </w:rPr>
+              <w:t>KRAS</w:t>
+            </w:r>
+          </w:p>
+        </w:tc>
+        <w:tc>
+          <w:tcPr>
+            <w:tcW w:w="792" w:type="pct"/>
+            <w:tcBorders>
+              <w:top w:val="single" w:color="000000" w:sz="4" w:space="0"/>
+              <w:left w:val="single" w:color="000000" w:sz="4" w:space="0"/>
+              <w:bottom w:val="single" w:color="000000" w:sz="4" w:space="0"/>
+              <w:right w:val="single" w:color="000000" w:sz="4" w:space="0"/>
+            </w:tcBorders>
+            <w:shd w:val="clear" w:color="auto" w:fill="FFFFFF"/>
+            <w:vAlign w:val="center"/>
+          </w:tcPr>
+          <w:p>
+            <w:pPr>
+              <w:keepNext w:val="0"/>
+              <w:keepLines w:val="0"/>
+              <w:widowControl/>
+              <w:suppressLineNumbers w:val="0"/>
+              <w:jc w:val="left"/>
+              <w:textAlignment w:val="center"/>
+              <w:rPr>
+                <w:rFonts w:hint="default" w:ascii="Times New Roman" w:hAnsi="Times New Roman" w:eastAsia="宋体" w:cs="Times New Roman"/>
+                <w:b w:val="0"/>
+                <w:bCs w:val="0"/>
+                <w:i w:val="0"/>
+                <w:iCs w:val="0"/>
+                <w:color w:val="000000"/>
+                <w:sz w:val="20"/>
+                <w:szCs w:val="20"/>
+                <w:u w:val="none"/>
+              </w:rPr>
+            </w:pPr>
+            <w:r>
+              <w:rPr>
+                <w:rFonts w:hint="default" w:ascii="Times New Roman" w:hAnsi="Times New Roman" w:eastAsia="宋体" w:cs="Times New Roman"/>
+                <w:b w:val="0"/>
+                <w:bCs w:val="0"/>
+                <w:i w:val="0"/>
+                <w:iCs w:val="0"/>
+                <w:color w:val="000000"/>
+                <w:kern w:val="0"/>
+                <w:sz w:val="20"/>
+                <w:szCs w:val="20"/>
+                <w:u w:val="none"/>
+                <w:lang w:val="en-US" w:eastAsia="zh-CN" w:bidi="ar"/>
+              </w:rPr>
+              <w:t xml:space="preserve">2 </w:t>
+            </w:r>
+          </w:p>
+        </w:tc>
+        <w:tc>
+          <w:tcPr>
+            <w:tcW w:w="1842" w:type="pct"/>
+            <w:tcBorders>
+              <w:top w:val="single" w:color="000000" w:sz="4" w:space="0"/>
+              <w:left w:val="single" w:color="000000" w:sz="4" w:space="0"/>
+              <w:bottom w:val="single" w:color="000000" w:sz="4" w:space="0"/>
+              <w:right w:val="single" w:color="000000" w:sz="4" w:space="0"/>
+            </w:tcBorders>
+            <w:shd w:val="clear" w:color="auto" w:fill="FFFFFF"/>
+            <w:vAlign w:val="center"/>
+          </w:tcPr>
+          <w:p>
+            <w:pPr>
+              <w:keepNext w:val="0"/>
+              <w:keepLines w:val="0"/>
+              <w:widowControl/>
+              <w:suppressLineNumbers w:val="0"/>
+              <w:jc w:val="left"/>
+              <w:textAlignment w:val="center"/>
+              <w:rPr>
+                <w:rFonts w:hint="default" w:ascii="Times New Roman" w:hAnsi="Times New Roman" w:eastAsia="宋体" w:cs="Times New Roman"/>
+                <w:b w:val="0"/>
+                <w:bCs w:val="0"/>
+                <w:i w:val="0"/>
+                <w:iCs w:val="0"/>
+                <w:color w:val="000000"/>
+                <w:sz w:val="20"/>
+                <w:szCs w:val="20"/>
+                <w:u w:val="none"/>
+              </w:rPr>
+            </w:pPr>
+            <w:r>
+              <w:rPr>
+                <w:rFonts w:hint="default" w:ascii="Times New Roman" w:hAnsi="Times New Roman" w:eastAsia="宋体" w:cs="Times New Roman"/>
+                <w:b w:val="0"/>
+                <w:bCs w:val="0"/>
+                <w:i w:val="0"/>
+                <w:iCs w:val="0"/>
+                <w:color w:val="000000"/>
+                <w:kern w:val="0"/>
+                <w:sz w:val="20"/>
+                <w:szCs w:val="20"/>
+                <w:u w:val="none"/>
+                <w:lang w:val="en-US" w:eastAsia="zh-CN" w:bidi="ar"/>
+              </w:rPr>
+              <w:t>c.35G&gt;T</w:t>
+            </w:r>
+          </w:p>
+        </w:tc>
+        <w:tc>
+          <w:tcPr>
+            <w:tcW w:w="1692" w:type="pct"/>
+            <w:tcBorders>
+              <w:top w:val="single" w:color="000000" w:sz="4" w:space="0"/>
+              <w:left w:val="single" w:color="000000" w:sz="4" w:space="0"/>
+              <w:bottom w:val="single" w:color="000000" w:sz="4" w:space="0"/>
+              <w:right w:val="single" w:color="000000" w:sz="4" w:space="0"/>
+            </w:tcBorders>
+            <w:shd w:val="clear" w:color="auto" w:fill="FFFFFF"/>
+            <w:vAlign w:val="center"/>
+          </w:tcPr>
+          <w:p>
+            <w:pPr>
+              <w:keepNext w:val="0"/>
+              <w:keepLines w:val="0"/>
+              <w:widowControl/>
+              <w:suppressLineNumbers w:val="0"/>
+              <w:jc w:val="left"/>
+              <w:textAlignment w:val="center"/>
+              <w:rPr>
+                <w:rFonts w:hint="default" w:ascii="Times New Roman" w:hAnsi="Times New Roman" w:eastAsia="宋体" w:cs="Times New Roman"/>
+                <w:b w:val="0"/>
+                <w:bCs w:val="0"/>
+                <w:i w:val="0"/>
+                <w:iCs w:val="0"/>
+                <w:color w:val="000000"/>
+                <w:sz w:val="20"/>
+                <w:szCs w:val="20"/>
+                <w:u w:val="none"/>
+              </w:rPr>
+            </w:pPr>
+            <w:r>
+              <w:rPr>
+                <w:rFonts w:hint="default" w:ascii="Times New Roman" w:hAnsi="Times New Roman" w:eastAsia="宋体" w:cs="Times New Roman"/>
+                <w:b w:val="0"/>
+                <w:bCs w:val="0"/>
+                <w:i w:val="0"/>
+                <w:iCs w:val="0"/>
+                <w:color w:val="000000"/>
+                <w:kern w:val="0"/>
+                <w:sz w:val="20"/>
+                <w:szCs w:val="20"/>
+                <w:u w:val="none"/>
+                <w:lang w:val="en-US" w:eastAsia="zh-CN" w:bidi="ar"/>
+              </w:rPr>
+              <w:t>p.G12V</w:t>
             </w:r>
           </w:p>
         </w:tc>
@@ -35357,7 +35624,7 @@
                 <w:u w:val="none"/>
                 <w:lang w:val="en-US" w:eastAsia="zh-CN" w:bidi="ar"/>
               </w:rPr>
-              <w:t>c.35G&gt;A</w:t>
+              <w:t>c.34G&gt;T</w:t>
             </w:r>
           </w:p>
         </w:tc>
@@ -35407,7 +35674,7 @@
                 <w:u w:val="none"/>
                 <w:lang w:val="en-US" w:eastAsia="zh-CN" w:bidi="ar"/>
               </w:rPr>
-              <w:t>p.G12D</w:t>
+              <w:t>p.G12C</w:t>
             </w:r>
           </w:p>
         </w:tc>
@@ -35579,7 +35846,7 @@
                 <w:u w:val="none"/>
                 <w:lang w:val="en-US" w:eastAsia="zh-CN" w:bidi="ar"/>
               </w:rPr>
-              <w:t>c.35G&gt;T</w:t>
+              <w:t>c.34G&gt;A</w:t>
             </w:r>
           </w:p>
         </w:tc>
@@ -35629,7 +35896,228 @@
                 <w:u w:val="none"/>
                 <w:lang w:val="en-US" w:eastAsia="zh-CN" w:bidi="ar"/>
               </w:rPr>
-              <w:t>p.G12V</w:t>
+              <w:t>p.G12S</w:t>
+            </w:r>
+          </w:p>
+        </w:tc>
+      </w:tr>
+      <w:tr>
+        <w:tblPrEx>
+          <w:tblBorders>
+            <w:top w:val="none" w:color="auto" w:sz="0" w:space="0"/>
+            <w:left w:val="none" w:color="auto" w:sz="0" w:space="0"/>
+            <w:bottom w:val="none" w:color="auto" w:sz="0" w:space="0"/>
+            <w:right w:val="none" w:color="auto" w:sz="0" w:space="0"/>
+            <w:insideH w:val="none" w:color="auto" w:sz="0" w:space="0"/>
+            <w:insideV w:val="none" w:color="auto" w:sz="0" w:space="0"/>
+          </w:tblBorders>
+          <w:tblCellMar>
+            <w:top w:w="0" w:type="dxa"/>
+            <w:left w:w="108" w:type="dxa"/>
+            <w:bottom w:w="0" w:type="dxa"/>
+            <w:right w:w="108" w:type="dxa"/>
+          </w:tblCellMar>
+        </w:tblPrEx>
+        <w:trPr>
+          <w:trHeight w:val="340" w:hRule="atLeast"/>
+        </w:trPr>
+        <w:tc>
+          <w:tcPr>
+            <w:tcW w:w="672" w:type="pct"/>
+            <w:tcBorders>
+              <w:top w:val="single" w:color="000000" w:sz="4" w:space="0"/>
+              <w:left w:val="single" w:color="000000" w:sz="4" w:space="0"/>
+              <w:bottom w:val="single" w:color="000000" w:sz="4" w:space="0"/>
+              <w:right w:val="single" w:color="000000" w:sz="4" w:space="0"/>
+            </w:tcBorders>
+            <w:shd w:val="clear" w:color="auto" w:fill="FFFFFF"/>
+            <w:vAlign w:val="center"/>
+          </w:tcPr>
+          <w:p>
+            <w:pPr>
+              <w:keepNext w:val="0"/>
+              <w:keepLines w:val="0"/>
+              <w:widowControl/>
+              <w:suppressLineNumbers w:val="0"/>
+              <w:jc w:val="left"/>
+              <w:textAlignment w:val="center"/>
+              <w:rPr>
+                <w:rFonts w:hint="default" w:ascii="Times New Roman" w:hAnsi="Times New Roman" w:eastAsia="宋体" w:cs="Times New Roman"/>
+                <w:b w:val="0"/>
+                <w:bCs w:val="0"/>
+                <w:i w:val="0"/>
+                <w:iCs w:val="0"/>
+                <w:color w:val="000000"/>
+                <w:sz w:val="20"/>
+                <w:szCs w:val="20"/>
+                <w:u w:val="none"/>
+              </w:rPr>
+            </w:pPr>
+            <w:r>
+              <w:rPr>
+                <w:rFonts w:hint="default" w:ascii="Times New Roman" w:hAnsi="Times New Roman" w:eastAsia="宋体" w:cs="Times New Roman"/>
+                <w:b w:val="0"/>
+                <w:bCs w:val="0"/>
+                <w:i w:val="0"/>
+                <w:iCs w:val="0"/>
+                <w:color w:val="000000"/>
+                <w:kern w:val="0"/>
+                <w:sz w:val="20"/>
+                <w:szCs w:val="20"/>
+                <w:u w:val="none"/>
+                <w:lang w:val="en-US" w:eastAsia="zh-CN" w:bidi="ar"/>
+              </w:rPr>
+              <w:t>KRAS</w:t>
+            </w:r>
+          </w:p>
+        </w:tc>
+        <w:tc>
+          <w:tcPr>
+            <w:tcW w:w="792" w:type="pct"/>
+            <w:tcBorders>
+              <w:top w:val="single" w:color="000000" w:sz="4" w:space="0"/>
+              <w:left w:val="single" w:color="000000" w:sz="4" w:space="0"/>
+              <w:bottom w:val="single" w:color="000000" w:sz="4" w:space="0"/>
+              <w:right w:val="single" w:color="000000" w:sz="4" w:space="0"/>
+            </w:tcBorders>
+            <w:shd w:val="clear" w:color="auto" w:fill="FFFFFF"/>
+            <w:vAlign w:val="center"/>
+          </w:tcPr>
+          <w:p>
+            <w:pPr>
+              <w:keepNext w:val="0"/>
+              <w:keepLines w:val="0"/>
+              <w:widowControl/>
+              <w:suppressLineNumbers w:val="0"/>
+              <w:jc w:val="left"/>
+              <w:textAlignment w:val="center"/>
+              <w:rPr>
+                <w:rFonts w:hint="default" w:ascii="Times New Roman" w:hAnsi="Times New Roman" w:eastAsia="宋体" w:cs="Times New Roman"/>
+                <w:b w:val="0"/>
+                <w:bCs w:val="0"/>
+                <w:i w:val="0"/>
+                <w:iCs w:val="0"/>
+                <w:color w:val="000000"/>
+                <w:sz w:val="20"/>
+                <w:szCs w:val="20"/>
+                <w:u w:val="none"/>
+              </w:rPr>
+            </w:pPr>
+            <w:r>
+              <w:rPr>
+                <w:rFonts w:hint="default" w:ascii="Times New Roman" w:hAnsi="Times New Roman" w:eastAsia="宋体" w:cs="Times New Roman"/>
+                <w:b w:val="0"/>
+                <w:bCs w:val="0"/>
+                <w:i w:val="0"/>
+                <w:iCs w:val="0"/>
+                <w:color w:val="000000"/>
+                <w:kern w:val="0"/>
+                <w:sz w:val="20"/>
+                <w:szCs w:val="20"/>
+                <w:u w:val="none"/>
+                <w:lang w:val="en-US" w:eastAsia="zh-CN" w:bidi="ar"/>
+              </w:rPr>
+              <w:t xml:space="preserve">2 </w:t>
+            </w:r>
+          </w:p>
+        </w:tc>
+        <w:tc>
+          <w:tcPr>
+            <w:tcW w:w="1842" w:type="pct"/>
+            <w:tcBorders>
+              <w:top w:val="single" w:color="000000" w:sz="4" w:space="0"/>
+              <w:left w:val="single" w:color="000000" w:sz="4" w:space="0"/>
+              <w:bottom w:val="single" w:color="000000" w:sz="4" w:space="0"/>
+              <w:right w:val="single" w:color="000000" w:sz="4" w:space="0"/>
+            </w:tcBorders>
+            <w:shd w:val="clear" w:color="auto" w:fill="FFFFFF"/>
+            <w:vAlign w:val="center"/>
+          </w:tcPr>
+          <w:p>
+            <w:pPr>
+              <w:keepNext w:val="0"/>
+              <w:keepLines w:val="0"/>
+              <w:widowControl/>
+              <w:suppressLineNumbers w:val="0"/>
+              <w:jc w:val="left"/>
+              <w:textAlignment w:val="center"/>
+              <w:rPr>
+                <w:rFonts w:hint="default" w:ascii="Times New Roman" w:hAnsi="Times New Roman" w:eastAsia="宋体" w:cs="Times New Roman"/>
+                <w:b w:val="0"/>
+                <w:bCs w:val="0"/>
+                <w:i w:val="0"/>
+                <w:iCs w:val="0"/>
+                <w:color w:val="000000"/>
+                <w:sz w:val="20"/>
+                <w:szCs w:val="20"/>
+                <w:u w:val="none"/>
+              </w:rPr>
+            </w:pPr>
+            <w:r>
+              <w:rPr>
+                <w:rFonts w:hint="default" w:ascii="Times New Roman" w:hAnsi="Times New Roman" w:eastAsia="宋体" w:cs="Times New Roman"/>
+                <w:b w:val="0"/>
+                <w:bCs w:val="0"/>
+                <w:i w:val="0"/>
+                <w:iCs w:val="0"/>
+                <w:color w:val="000000"/>
+                <w:kern w:val="0"/>
+                <w:sz w:val="20"/>
+                <w:szCs w:val="20"/>
+                <w:u w:val="none"/>
+                <w:lang w:val="en-US" w:eastAsia="zh-CN" w:bidi="ar"/>
+              </w:rPr>
+              <w:t>c.38G&gt;A</w:t>
+            </w:r>
+          </w:p>
+        </w:tc>
+        <w:tc>
+          <w:tcPr>
+            <w:tcW w:w="1692" w:type="pct"/>
+            <w:tcBorders>
+              <w:top w:val="single" w:color="000000" w:sz="4" w:space="0"/>
+              <w:left w:val="single" w:color="000000" w:sz="4" w:space="0"/>
+              <w:bottom w:val="single" w:color="000000" w:sz="4" w:space="0"/>
+              <w:right w:val="single" w:color="000000" w:sz="4" w:space="0"/>
+            </w:tcBorders>
+            <w:shd w:val="clear" w:color="auto" w:fill="FFFFFF"/>
+            <w:vAlign w:val="center"/>
+          </w:tcPr>
+          <w:p>
+            <w:pPr>
+              <w:keepNext w:val="0"/>
+              <w:keepLines w:val="0"/>
+              <w:widowControl/>
+              <w:suppressLineNumbers w:val="0"/>
+              <w:jc w:val="left"/>
+              <w:textAlignment w:val="center"/>
+              <w:rPr>
+                <w:rFonts w:hint="default" w:ascii="Times New Roman" w:hAnsi="Times New Roman" w:eastAsia="宋体" w:cs="Times New Roman"/>
+                <w:b w:val="0"/>
+                <w:bCs w:val="0"/>
+                <w:i w:val="0"/>
+                <w:iCs w:val="0"/>
+                <w:color w:val="000000"/>
+                <w:sz w:val="20"/>
+                <w:szCs w:val="20"/>
+                <w:u w:val="none"/>
+              </w:rPr>
+            </w:pPr>
+            <w:r>
+              <w:rPr>
+                <w:rFonts w:hint="default" w:ascii="Times New Roman" w:hAnsi="Times New Roman" w:eastAsia="宋体" w:cs="Times New Roman"/>
+                <w:b w:val="0"/>
+                <w:bCs w:val="0"/>
+                <w:i w:val="0"/>
+                <w:iCs w:val="0"/>
+                <w:color w:val="000000"/>
+                <w:kern w:val="0"/>
+                <w:sz w:val="20"/>
+                <w:szCs w:val="20"/>
+                <w:u w:val="none"/>
+                <w:lang w:val="en-US" w:eastAsia="zh-CN" w:bidi="ar"/>
+              </w:rPr>
+              <w:t>p.G13D</w:t>
             </w:r>
           </w:p>
         </w:tc>
@@ -35801,7 +36289,7 @@
                 <w:u w:val="none"/>
                 <w:lang w:val="en-US" w:eastAsia="zh-CN" w:bidi="ar"/>
               </w:rPr>
-              <w:t>c.34G&gt;T</w:t>
+              <w:t>c.34G&gt;C</w:t>
             </w:r>
           </w:p>
         </w:tc>
@@ -35851,7 +36339,7 @@
                 <w:u w:val="none"/>
                 <w:lang w:val="en-US" w:eastAsia="zh-CN" w:bidi="ar"/>
               </w:rPr>
-              <w:t>p.G12C</w:t>
+              <w:t>p.G12R</w:t>
             </w:r>
           </w:p>
         </w:tc>
@@ -36022,7 +36510,7 @@
                 <w:u w:val="none"/>
                 <w:lang w:val="en-US" w:eastAsia="zh-CN" w:bidi="ar"/>
               </w:rPr>
-              <w:t>c.34G&gt;A</w:t>
+              <w:t>c.35G&gt;C</w:t>
             </w:r>
           </w:p>
         </w:tc>
@@ -36072,7 +36560,7 @@
                 <w:u w:val="none"/>
                 <w:lang w:val="en-US" w:eastAsia="zh-CN" w:bidi="ar"/>
               </w:rPr>
-              <w:t>p.G12S</w:t>
+              <w:t>p.G12A</w:t>
             </w:r>
           </w:p>
         </w:tc>
@@ -36144,7 +36632,7 @@
                 <w:u w:val="none"/>
                 <w:lang w:val="en-US" w:eastAsia="zh-CN" w:bidi="ar"/>
               </w:rPr>
-              <w:t>KRAS</w:t>
+              <w:t>BRAF</w:t>
             </w:r>
           </w:p>
         </w:tc>
@@ -36194,7 +36682,7 @@
                 <w:u w:val="none"/>
                 <w:lang w:val="en-US" w:eastAsia="zh-CN" w:bidi="ar"/>
               </w:rPr>
-              <w:t xml:space="preserve">2 </w:t>
+              <w:t xml:space="preserve">15 </w:t>
             </w:r>
           </w:p>
         </w:tc>
@@ -36244,7 +36732,7 @@
                 <w:u w:val="none"/>
                 <w:lang w:val="en-US" w:eastAsia="zh-CN" w:bidi="ar"/>
               </w:rPr>
-              <w:t>c.38G&gt;A</w:t>
+              <w:t>c.1799T&gt;A</w:t>
             </w:r>
           </w:p>
         </w:tc>
@@ -36294,7 +36782,7 @@
                 <w:u w:val="none"/>
                 <w:lang w:val="en-US" w:eastAsia="zh-CN" w:bidi="ar"/>
               </w:rPr>
-              <w:t>p.G13D</w:t>
+              <w:t>p.V600E</w:t>
             </w:r>
           </w:p>
         </w:tc>
@@ -36347,26 +36835,28 @@
                 <w:i w:val="0"/>
                 <w:iCs w:val="0"/>
                 <w:color w:val="000000"/>
-                <w:sz w:val="20"/>
-                <w:szCs w:val="20"/>
-                <w:u w:val="none"/>
-              </w:rPr>
-            </w:pPr>
-            <w:r>
-              <w:rPr>
-                <w:rFonts w:hint="default" w:ascii="Times New Roman" w:hAnsi="Times New Roman" w:eastAsia="宋体" w:cs="Times New Roman"/>
-                <w:b w:val="0"/>
-                <w:bCs w:val="0"/>
-                <w:i w:val="0"/>
-                <w:iCs w:val="0"/>
-                <w:color w:val="000000"/>
                 <w:kern w:val="0"/>
                 <w:sz w:val="20"/>
                 <w:szCs w:val="20"/>
                 <w:u w:val="none"/>
                 <w:lang w:val="en-US" w:eastAsia="zh-CN" w:bidi="ar"/>
               </w:rPr>
-              <w:t>KRAS</w:t>
+            </w:pPr>
+            <w:r>
+              <w:rPr>
+                <w:rFonts w:hint="eastAsia" w:ascii="Times New Roman" w:hAnsi="Times New Roman" w:eastAsia="宋体" w:cs="Times New Roman"/>
+                <w:b w:val="0"/>
+                <w:bCs w:val="0"/>
+                <w:i w:val="0"/>
+                <w:iCs w:val="0"/>
+                <w:color w:val="000000"/>
+                <w:kern w:val="0"/>
+                <w:sz w:val="20"/>
+                <w:szCs w:val="20"/>
+                <w:u w:val="none"/>
+                <w:lang w:val="en-US" w:eastAsia="zh-CN" w:bidi="ar"/>
+              </w:rPr>
+              <w:t>ERBB2</w:t>
             </w:r>
           </w:p>
         </w:tc>
@@ -36397,9 +36887,11 @@
                 <w:i w:val="0"/>
                 <w:iCs w:val="0"/>
                 <w:color w:val="000000"/>
+                <w:kern w:val="0"/>
                 <w:sz w:val="20"/>
                 <w:szCs w:val="20"/>
                 <w:u w:val="none"/>
+                <w:lang w:val="en-US" w:eastAsia="zh-CN" w:bidi="ar"/>
               </w:rPr>
             </w:pPr>
             <w:r>
@@ -36416,7 +36908,7 @@
                 <w:u w:val="none"/>
                 <w:lang w:val="en-US" w:eastAsia="zh-CN" w:bidi="ar"/>
               </w:rPr>
-              <w:t xml:space="preserve">2 </w:t>
+              <w:t>20</w:t>
             </w:r>
           </w:p>
         </w:tc>
@@ -36447,9 +36939,11 @@
                 <w:i w:val="0"/>
                 <w:iCs w:val="0"/>
                 <w:color w:val="000000"/>
+                <w:kern w:val="0"/>
                 <w:sz w:val="20"/>
                 <w:szCs w:val="20"/>
                 <w:u w:val="none"/>
+                <w:lang w:val="en-US" w:eastAsia="zh-CN" w:bidi="ar"/>
               </w:rPr>
             </w:pPr>
             <w:r>
@@ -36466,7 +36960,7 @@
                 <w:u w:val="none"/>
                 <w:lang w:val="en-US" w:eastAsia="zh-CN" w:bidi="ar"/>
               </w:rPr>
-              <w:t>c.34G&gt;C</w:t>
+              <w:t>c.2313_2324dup</w:t>
             </w:r>
           </w:p>
         </w:tc>
@@ -36497,9 +36991,11 @@
                 <w:i w:val="0"/>
                 <w:iCs w:val="0"/>
                 <w:color w:val="000000"/>
+                <w:kern w:val="0"/>
                 <w:sz w:val="20"/>
                 <w:szCs w:val="20"/>
                 <w:u w:val="none"/>
+                <w:lang w:val="en-US" w:eastAsia="zh-CN" w:bidi="ar"/>
               </w:rPr>
             </w:pPr>
             <w:r>
@@ -36516,8 +37012,428 @@
                 <w:u w:val="none"/>
                 <w:lang w:val="en-US" w:eastAsia="zh-CN" w:bidi="ar"/>
               </w:rPr>
-              <w:t>p.G12R</w:t>
-            </w:r>
+              <w:t>A775_G776insYVMA</w:t>
+            </w:r>
+          </w:p>
+        </w:tc>
+      </w:tr>
+      <w:tr>
+        <w:tblPrEx>
+          <w:tblBorders>
+            <w:top w:val="none" w:color="auto" w:sz="0" w:space="0"/>
+            <w:left w:val="none" w:color="auto" w:sz="0" w:space="0"/>
+            <w:bottom w:val="none" w:color="auto" w:sz="0" w:space="0"/>
+            <w:right w:val="none" w:color="auto" w:sz="0" w:space="0"/>
+            <w:insideH w:val="none" w:color="auto" w:sz="0" w:space="0"/>
+            <w:insideV w:val="none" w:color="auto" w:sz="0" w:space="0"/>
+          </w:tblBorders>
+          <w:tblCellMar>
+            <w:top w:w="0" w:type="dxa"/>
+            <w:left w:w="108" w:type="dxa"/>
+            <w:bottom w:w="0" w:type="dxa"/>
+            <w:right w:w="108" w:type="dxa"/>
+          </w:tblCellMar>
+        </w:tblPrEx>
+        <w:trPr>
+          <w:trHeight w:val="340" w:hRule="atLeast"/>
+        </w:trPr>
+        <w:tc>
+          <w:tcPr>
+            <w:tcW w:w="672" w:type="pct"/>
+            <w:tcBorders>
+              <w:top w:val="single" w:color="000000" w:sz="4" w:space="0"/>
+              <w:left w:val="single" w:color="000000" w:sz="4" w:space="0"/>
+              <w:bottom w:val="single" w:color="000000" w:sz="4" w:space="0"/>
+              <w:right w:val="single" w:color="000000" w:sz="4" w:space="0"/>
+            </w:tcBorders>
+            <w:shd w:val="clear" w:color="auto" w:fill="FFFFFF"/>
+            <w:vAlign w:val="center"/>
+          </w:tcPr>
+          <w:p>
+            <w:pPr>
+              <w:keepNext w:val="0"/>
+              <w:keepLines w:val="0"/>
+              <w:widowControl/>
+              <w:suppressLineNumbers w:val="0"/>
+              <w:jc w:val="left"/>
+              <w:textAlignment w:val="center"/>
+              <w:rPr>
+                <w:rFonts w:hint="default" w:ascii="Times New Roman" w:hAnsi="Times New Roman" w:eastAsia="宋体" w:cs="Times New Roman"/>
+                <w:b w:val="0"/>
+                <w:bCs w:val="0"/>
+                <w:i w:val="0"/>
+                <w:iCs w:val="0"/>
+                <w:color w:val="000000"/>
+                <w:kern w:val="0"/>
+                <w:sz w:val="20"/>
+                <w:szCs w:val="20"/>
+                <w:u w:val="none"/>
+                <w:lang w:val="en-US" w:eastAsia="zh-CN" w:bidi="ar"/>
+              </w:rPr>
+            </w:pPr>
+            <w:r>
+              <w:rPr>
+                <w:rFonts w:hint="eastAsia" w:ascii="Times New Roman" w:hAnsi="Times New Roman" w:eastAsia="宋体" w:cs="Times New Roman"/>
+                <w:b w:val="0"/>
+                <w:bCs w:val="0"/>
+                <w:i w:val="0"/>
+                <w:iCs w:val="0"/>
+                <w:color w:val="000000"/>
+                <w:kern w:val="0"/>
+                <w:sz w:val="20"/>
+                <w:szCs w:val="20"/>
+                <w:u w:val="none"/>
+                <w:lang w:val="en-US" w:eastAsia="zh-CN" w:bidi="ar"/>
+              </w:rPr>
+              <w:t>ERBB2</w:t>
+            </w:r>
+          </w:p>
+        </w:tc>
+        <w:tc>
+          <w:tcPr>
+            <w:tcW w:w="792" w:type="pct"/>
+            <w:tcBorders>
+              <w:top w:val="single" w:color="000000" w:sz="4" w:space="0"/>
+              <w:left w:val="single" w:color="000000" w:sz="4" w:space="0"/>
+              <w:bottom w:val="single" w:color="000000" w:sz="4" w:space="0"/>
+              <w:right w:val="single" w:color="000000" w:sz="4" w:space="0"/>
+            </w:tcBorders>
+            <w:shd w:val="clear" w:color="auto" w:fill="FFFFFF"/>
+            <w:vAlign w:val="center"/>
+          </w:tcPr>
+          <w:p>
+            <w:pPr>
+              <w:keepNext w:val="0"/>
+              <w:keepLines w:val="0"/>
+              <w:widowControl/>
+              <w:suppressLineNumbers w:val="0"/>
+              <w:jc w:val="left"/>
+              <w:textAlignment w:val="center"/>
+              <w:rPr>
+                <w:rFonts w:hint="default" w:ascii="Times New Roman" w:hAnsi="Times New Roman" w:eastAsia="宋体" w:cs="Times New Roman"/>
+                <w:b w:val="0"/>
+                <w:bCs w:val="0"/>
+                <w:i w:val="0"/>
+                <w:iCs w:val="0"/>
+                <w:color w:val="000000"/>
+                <w:kern w:val="0"/>
+                <w:sz w:val="20"/>
+                <w:szCs w:val="20"/>
+                <w:u w:val="none"/>
+                <w:lang w:val="en-US" w:eastAsia="zh-CN" w:bidi="ar"/>
+              </w:rPr>
+            </w:pPr>
+            <w:r>
+              <w:rPr>
+                <w:rFonts w:hint="eastAsia" w:ascii="Times New Roman" w:hAnsi="Times New Roman" w:eastAsia="宋体" w:cs="Times New Roman"/>
+                <w:b w:val="0"/>
+                <w:bCs w:val="0"/>
+                <w:i w:val="0"/>
+                <w:iCs w:val="0"/>
+                <w:color w:val="000000"/>
+                <w:kern w:val="0"/>
+                <w:sz w:val="20"/>
+                <w:szCs w:val="20"/>
+                <w:u w:val="none"/>
+                <w:lang w:val="en-US" w:eastAsia="zh-CN" w:bidi="ar"/>
+              </w:rPr>
+              <w:t>21</w:t>
+            </w:r>
+          </w:p>
+        </w:tc>
+        <w:tc>
+          <w:tcPr>
+            <w:tcW w:w="1842" w:type="pct"/>
+            <w:tcBorders>
+              <w:top w:val="single" w:color="000000" w:sz="4" w:space="0"/>
+              <w:left w:val="single" w:color="000000" w:sz="4" w:space="0"/>
+              <w:bottom w:val="single" w:color="000000" w:sz="4" w:space="0"/>
+              <w:right w:val="single" w:color="000000" w:sz="4" w:space="0"/>
+            </w:tcBorders>
+            <w:shd w:val="clear" w:color="auto" w:fill="FFFFFF"/>
+            <w:vAlign w:val="center"/>
+          </w:tcPr>
+          <w:p>
+            <w:pPr>
+              <w:keepNext w:val="0"/>
+              <w:keepLines w:val="0"/>
+              <w:widowControl/>
+              <w:suppressLineNumbers w:val="0"/>
+              <w:jc w:val="left"/>
+              <w:textAlignment w:val="center"/>
+              <w:rPr>
+                <w:rFonts w:hint="default" w:ascii="Times New Roman" w:hAnsi="Times New Roman" w:eastAsia="宋体" w:cs="Times New Roman"/>
+                <w:b w:val="0"/>
+                <w:bCs w:val="0"/>
+                <w:i w:val="0"/>
+                <w:iCs w:val="0"/>
+                <w:color w:val="000000"/>
+                <w:kern w:val="0"/>
+                <w:sz w:val="20"/>
+                <w:szCs w:val="20"/>
+                <w:u w:val="none"/>
+                <w:lang w:val="en-US" w:eastAsia="zh-CN" w:bidi="ar"/>
+              </w:rPr>
+            </w:pPr>
+            <w:r>
+              <w:rPr>
+                <w:rFonts w:hint="default" w:ascii="Times New Roman" w:hAnsi="Times New Roman" w:eastAsia="宋体" w:cs="Times New Roman"/>
+                <w:b w:val="0"/>
+                <w:bCs w:val="0"/>
+                <w:i w:val="0"/>
+                <w:iCs w:val="0"/>
+                <w:color w:val="000000"/>
+                <w:kern w:val="0"/>
+                <w:sz w:val="20"/>
+                <w:szCs w:val="20"/>
+                <w:u w:val="none"/>
+                <w:lang w:val="en-US" w:eastAsia="zh-CN" w:bidi="ar"/>
+              </w:rPr>
+              <w:t>c.2524G&gt;A</w:t>
+            </w:r>
+          </w:p>
+        </w:tc>
+        <w:tc>
+          <w:tcPr>
+            <w:tcW w:w="1692" w:type="pct"/>
+            <w:tcBorders>
+              <w:top w:val="single" w:color="000000" w:sz="4" w:space="0"/>
+              <w:left w:val="single" w:color="000000" w:sz="4" w:space="0"/>
+              <w:bottom w:val="single" w:color="000000" w:sz="4" w:space="0"/>
+              <w:right w:val="single" w:color="000000" w:sz="4" w:space="0"/>
+            </w:tcBorders>
+            <w:shd w:val="clear" w:color="auto" w:fill="FFFFFF"/>
+            <w:vAlign w:val="center"/>
+          </w:tcPr>
+          <w:p>
+            <w:pPr>
+              <w:keepNext w:val="0"/>
+              <w:keepLines w:val="0"/>
+              <w:widowControl/>
+              <w:suppressLineNumbers w:val="0"/>
+              <w:jc w:val="left"/>
+              <w:textAlignment w:val="center"/>
+              <w:rPr>
+                <w:rFonts w:hint="default" w:ascii="Times New Roman" w:hAnsi="Times New Roman" w:eastAsia="宋体" w:cs="Times New Roman"/>
+                <w:b w:val="0"/>
+                <w:bCs w:val="0"/>
+                <w:i w:val="0"/>
+                <w:iCs w:val="0"/>
+                <w:color w:val="000000"/>
+                <w:kern w:val="0"/>
+                <w:sz w:val="20"/>
+                <w:szCs w:val="20"/>
+                <w:u w:val="none"/>
+                <w:lang w:val="en-US" w:eastAsia="zh-CN" w:bidi="ar"/>
+              </w:rPr>
+            </w:pPr>
+            <w:r>
+              <w:rPr>
+                <w:rFonts w:hint="default" w:ascii="Times New Roman" w:hAnsi="Times New Roman" w:eastAsia="宋体" w:cs="Times New Roman"/>
+                <w:b w:val="0"/>
+                <w:bCs w:val="0"/>
+                <w:i w:val="0"/>
+                <w:iCs w:val="0"/>
+                <w:color w:val="000000"/>
+                <w:kern w:val="0"/>
+                <w:sz w:val="20"/>
+                <w:szCs w:val="20"/>
+                <w:u w:val="none"/>
+                <w:lang w:val="en-US" w:eastAsia="zh-CN" w:bidi="ar"/>
+              </w:rPr>
+              <w:t>p.V842I</w:t>
+            </w:r>
+          </w:p>
+        </w:tc>
+      </w:tr>
+      <w:tr>
+        <w:tblPrEx>
+          <w:tblBorders>
+            <w:top w:val="none" w:color="auto" w:sz="0" w:space="0"/>
+            <w:left w:val="none" w:color="auto" w:sz="0" w:space="0"/>
+            <w:bottom w:val="none" w:color="auto" w:sz="0" w:space="0"/>
+            <w:right w:val="none" w:color="auto" w:sz="0" w:space="0"/>
+            <w:insideH w:val="none" w:color="auto" w:sz="0" w:space="0"/>
+            <w:insideV w:val="none" w:color="auto" w:sz="0" w:space="0"/>
+          </w:tblBorders>
+        </w:tblPrEx>
+        <w:trPr>
+          <w:trHeight w:val="340" w:hRule="atLeast"/>
+        </w:trPr>
+        <w:tc>
+          <w:tcPr>
+            <w:tcW w:w="672" w:type="pct"/>
+            <w:tcBorders>
+              <w:top w:val="single" w:color="000000" w:sz="4" w:space="0"/>
+              <w:left w:val="single" w:color="000000" w:sz="4" w:space="0"/>
+              <w:bottom w:val="single" w:color="000000" w:sz="4" w:space="0"/>
+              <w:right w:val="single" w:color="000000" w:sz="4" w:space="0"/>
+            </w:tcBorders>
+            <w:shd w:val="clear" w:color="auto" w:fill="FFFFFF"/>
+            <w:vAlign w:val="center"/>
+          </w:tcPr>
+          <w:p>
+            <w:pPr>
+              <w:keepNext w:val="0"/>
+              <w:keepLines w:val="0"/>
+              <w:widowControl/>
+              <w:suppressLineNumbers w:val="0"/>
+              <w:jc w:val="left"/>
+              <w:textAlignment w:val="center"/>
+              <w:rPr>
+                <w:rFonts w:hint="default" w:ascii="Times New Roman" w:hAnsi="Times New Roman" w:eastAsia="宋体" w:cs="Times New Roman"/>
+                <w:b w:val="0"/>
+                <w:bCs w:val="0"/>
+                <w:i w:val="0"/>
+                <w:iCs w:val="0"/>
+                <w:color w:val="000000"/>
+                <w:kern w:val="0"/>
+                <w:sz w:val="20"/>
+                <w:szCs w:val="20"/>
+                <w:u w:val="none"/>
+                <w:lang w:val="en-US" w:eastAsia="zh-CN" w:bidi="ar"/>
+              </w:rPr>
+            </w:pPr>
+            <w:r>
+              <w:rPr>
+                <w:rFonts w:hint="eastAsia" w:ascii="Times New Roman" w:hAnsi="Times New Roman" w:eastAsia="宋体" w:cs="Times New Roman"/>
+                <w:b w:val="0"/>
+                <w:bCs w:val="0"/>
+                <w:i w:val="0"/>
+                <w:iCs w:val="0"/>
+                <w:color w:val="000000"/>
+                <w:kern w:val="0"/>
+                <w:sz w:val="20"/>
+                <w:szCs w:val="20"/>
+                <w:u w:val="none"/>
+                <w:lang w:val="en-US" w:eastAsia="zh-CN" w:bidi="ar"/>
+              </w:rPr>
+              <w:t>ERBB2</w:t>
+            </w:r>
+          </w:p>
+        </w:tc>
+        <w:tc>
+          <w:tcPr>
+            <w:tcW w:w="792" w:type="pct"/>
+            <w:tcBorders>
+              <w:top w:val="single" w:color="000000" w:sz="4" w:space="0"/>
+              <w:left w:val="single" w:color="000000" w:sz="4" w:space="0"/>
+              <w:bottom w:val="single" w:color="000000" w:sz="4" w:space="0"/>
+              <w:right w:val="single" w:color="000000" w:sz="4" w:space="0"/>
+            </w:tcBorders>
+            <w:shd w:val="clear" w:color="auto" w:fill="FFFFFF"/>
+            <w:vAlign w:val="center"/>
+          </w:tcPr>
+          <w:p>
+            <w:pPr>
+              <w:keepNext w:val="0"/>
+              <w:keepLines w:val="0"/>
+              <w:widowControl/>
+              <w:suppressLineNumbers w:val="0"/>
+              <w:jc w:val="left"/>
+              <w:textAlignment w:val="center"/>
+              <w:rPr>
+                <w:rFonts w:hint="default" w:ascii="Times New Roman" w:hAnsi="Times New Roman" w:eastAsia="宋体" w:cs="Times New Roman"/>
+                <w:b w:val="0"/>
+                <w:bCs w:val="0"/>
+                <w:i w:val="0"/>
+                <w:iCs w:val="0"/>
+                <w:color w:val="000000"/>
+                <w:kern w:val="0"/>
+                <w:sz w:val="20"/>
+                <w:szCs w:val="20"/>
+                <w:u w:val="none"/>
+                <w:lang w:val="en-US" w:eastAsia="zh-CN" w:bidi="ar"/>
+              </w:rPr>
+            </w:pPr>
+            <w:r>
+              <w:rPr>
+                <w:rFonts w:hint="default" w:ascii="Times New Roman" w:hAnsi="Times New Roman" w:eastAsia="宋体" w:cs="Times New Roman"/>
+                <w:b w:val="0"/>
+                <w:bCs w:val="0"/>
+                <w:i w:val="0"/>
+                <w:iCs w:val="0"/>
+                <w:color w:val="000000"/>
+                <w:kern w:val="0"/>
+                <w:sz w:val="20"/>
+                <w:szCs w:val="20"/>
+                <w:u w:val="none"/>
+                <w:lang w:val="en-US" w:eastAsia="zh-CN" w:bidi="ar"/>
+              </w:rPr>
+              <w:t>Amplification</w:t>
+            </w:r>
+          </w:p>
+        </w:tc>
+        <w:tc>
+          <w:tcPr>
+            <w:tcW w:w="1842" w:type="pct"/>
+            <w:tcBorders>
+              <w:top w:val="single" w:color="000000" w:sz="4" w:space="0"/>
+              <w:left w:val="single" w:color="000000" w:sz="4" w:space="0"/>
+              <w:bottom w:val="single" w:color="000000" w:sz="4" w:space="0"/>
+              <w:right w:val="single" w:color="000000" w:sz="4" w:space="0"/>
+            </w:tcBorders>
+            <w:shd w:val="clear" w:color="auto" w:fill="FFFFFF"/>
+            <w:vAlign w:val="center"/>
+          </w:tcPr>
+          <w:p>
+            <w:pPr>
+              <w:keepNext w:val="0"/>
+              <w:keepLines w:val="0"/>
+              <w:widowControl/>
+              <w:suppressLineNumbers w:val="0"/>
+              <w:jc w:val="left"/>
+              <w:textAlignment w:val="center"/>
+              <w:rPr>
+                <w:rFonts w:hint="default" w:ascii="Times New Roman" w:hAnsi="Times New Roman" w:eastAsia="宋体" w:cs="Times New Roman"/>
+                <w:b w:val="0"/>
+                <w:bCs w:val="0"/>
+                <w:i w:val="0"/>
+                <w:iCs w:val="0"/>
+                <w:color w:val="000000"/>
+                <w:kern w:val="0"/>
+                <w:sz w:val="20"/>
+                <w:szCs w:val="20"/>
+                <w:u w:val="none"/>
+                <w:lang w:val="en-US" w:eastAsia="zh-CN" w:bidi="ar"/>
+              </w:rPr>
+            </w:pPr>
+          </w:p>
+        </w:tc>
+        <w:tc>
+          <w:tcPr>
+            <w:tcW w:w="1692" w:type="pct"/>
+            <w:tcBorders>
+              <w:top w:val="single" w:color="000000" w:sz="4" w:space="0"/>
+              <w:left w:val="single" w:color="000000" w:sz="4" w:space="0"/>
+              <w:bottom w:val="single" w:color="000000" w:sz="4" w:space="0"/>
+              <w:right w:val="single" w:color="000000" w:sz="4" w:space="0"/>
+            </w:tcBorders>
+            <w:shd w:val="clear" w:color="auto" w:fill="FFFFFF"/>
+            <w:vAlign w:val="center"/>
+          </w:tcPr>
+          <w:p>
+            <w:pPr>
+              <w:keepNext w:val="0"/>
+              <w:keepLines w:val="0"/>
+              <w:widowControl/>
+              <w:suppressLineNumbers w:val="0"/>
+              <w:jc w:val="left"/>
+              <w:textAlignment w:val="center"/>
+              <w:rPr>
+                <w:rFonts w:hint="default" w:ascii="Times New Roman" w:hAnsi="Times New Roman" w:eastAsia="宋体" w:cs="Times New Roman"/>
+                <w:b w:val="0"/>
+                <w:bCs w:val="0"/>
+                <w:i w:val="0"/>
+                <w:iCs w:val="0"/>
+                <w:color w:val="000000"/>
+                <w:kern w:val="0"/>
+                <w:sz w:val="20"/>
+                <w:szCs w:val="20"/>
+                <w:u w:val="none"/>
+                <w:lang w:val="en-US" w:eastAsia="zh-CN" w:bidi="ar"/>
+              </w:rPr>
+            </w:pPr>
           </w:p>
         </w:tc>
       </w:tr>
@@ -36563,20 +37479,7 @@
               <w:jc w:val="left"/>
               <w:textAlignment w:val="center"/>
               <w:rPr>
-                <w:rFonts w:hint="default" w:ascii="Times New Roman" w:hAnsi="Times New Roman" w:eastAsia="宋体" w:cs="Times New Roman"/>
-                <w:b w:val="0"/>
-                <w:bCs w:val="0"/>
-                <w:i w:val="0"/>
-                <w:iCs w:val="0"/>
-                <w:color w:val="000000"/>
-                <w:sz w:val="20"/>
-                <w:szCs w:val="20"/>
-                <w:u w:val="none"/>
-              </w:rPr>
-            </w:pPr>
-            <w:r>
-              <w:rPr>
-                <w:rFonts w:hint="default" w:ascii="Times New Roman" w:hAnsi="Times New Roman" w:eastAsia="宋体" w:cs="Times New Roman"/>
+                <w:rFonts w:hint="eastAsia" w:ascii="Times New Roman" w:hAnsi="Times New Roman" w:eastAsia="宋体" w:cs="Times New Roman"/>
                 <w:b w:val="0"/>
                 <w:bCs w:val="0"/>
                 <w:i w:val="0"/>
@@ -36588,7 +37491,22 @@
                 <w:u w:val="none"/>
                 <w:lang w:val="en-US" w:eastAsia="zh-CN" w:bidi="ar"/>
               </w:rPr>
-              <w:t>KRAS</w:t>
+            </w:pPr>
+            <w:r>
+              <w:rPr>
+                <w:rFonts w:hint="eastAsia" w:ascii="Times New Roman" w:hAnsi="Times New Roman" w:eastAsia="宋体" w:cs="Times New Roman"/>
+                <w:b w:val="0"/>
+                <w:bCs w:val="0"/>
+                <w:i w:val="0"/>
+                <w:iCs w:val="0"/>
+                <w:color w:val="000000"/>
+                <w:kern w:val="0"/>
+                <w:sz w:val="20"/>
+                <w:szCs w:val="20"/>
+                <w:u w:val="none"/>
+                <w:lang w:val="en-US" w:eastAsia="zh-CN" w:bidi="ar"/>
+              </w:rPr>
+              <w:t>NRAS</w:t>
             </w:r>
           </w:p>
         </w:tc>
@@ -36613,20 +37531,7 @@
               <w:jc w:val="left"/>
               <w:textAlignment w:val="center"/>
               <w:rPr>
-                <w:rFonts w:hint="default" w:ascii="Times New Roman" w:hAnsi="Times New Roman" w:eastAsia="宋体" w:cs="Times New Roman"/>
-                <w:b w:val="0"/>
-                <w:bCs w:val="0"/>
-                <w:i w:val="0"/>
-                <w:iCs w:val="0"/>
-                <w:color w:val="000000"/>
-                <w:sz w:val="20"/>
-                <w:szCs w:val="20"/>
-                <w:u w:val="none"/>
-              </w:rPr>
-            </w:pPr>
-            <w:r>
-              <w:rPr>
-                <w:rFonts w:hint="default" w:ascii="Times New Roman" w:hAnsi="Times New Roman" w:eastAsia="宋体" w:cs="Times New Roman"/>
+                <w:rFonts w:hint="eastAsia" w:ascii="Times New Roman" w:hAnsi="Times New Roman" w:eastAsia="宋体" w:cs="Times New Roman"/>
                 <w:b w:val="0"/>
                 <w:bCs w:val="0"/>
                 <w:i w:val="0"/>
@@ -36638,7 +37543,22 @@
                 <w:u w:val="none"/>
                 <w:lang w:val="en-US" w:eastAsia="zh-CN" w:bidi="ar"/>
               </w:rPr>
-              <w:t xml:space="preserve">2 </w:t>
+            </w:pPr>
+            <w:r>
+              <w:rPr>
+                <w:rFonts w:hint="eastAsia" w:ascii="Times New Roman" w:hAnsi="Times New Roman" w:eastAsia="宋体" w:cs="Times New Roman"/>
+                <w:b w:val="0"/>
+                <w:bCs w:val="0"/>
+                <w:i w:val="0"/>
+                <w:iCs w:val="0"/>
+                <w:color w:val="000000"/>
+                <w:kern w:val="0"/>
+                <w:sz w:val="20"/>
+                <w:szCs w:val="20"/>
+                <w:u w:val="none"/>
+                <w:lang w:val="en-US" w:eastAsia="zh-CN" w:bidi="ar"/>
+              </w:rPr>
+              <w:t>2</w:t>
             </w:r>
           </w:p>
         </w:tc>
@@ -36669,9 +37589,11 @@
                 <w:i w:val="0"/>
                 <w:iCs w:val="0"/>
                 <w:color w:val="000000"/>
+                <w:kern w:val="0"/>
                 <w:sz w:val="20"/>
                 <w:szCs w:val="20"/>
                 <w:u w:val="none"/>
+                <w:lang w:val="en-US" w:eastAsia="zh-CN" w:bidi="ar"/>
               </w:rPr>
             </w:pPr>
             <w:r>
@@ -36688,7 +37610,7 @@
                 <w:u w:val="none"/>
                 <w:lang w:val="en-US" w:eastAsia="zh-CN" w:bidi="ar"/>
               </w:rPr>
-              <w:t>c.35G&gt;C</w:t>
+              <w:t>c.35G&gt;A</w:t>
             </w:r>
           </w:p>
         </w:tc>
@@ -36719,9 +37641,11 @@
                 <w:i w:val="0"/>
                 <w:iCs w:val="0"/>
                 <w:color w:val="000000"/>
+                <w:kern w:val="0"/>
                 <w:sz w:val="20"/>
                 <w:szCs w:val="20"/>
                 <w:u w:val="none"/>
+                <w:lang w:val="en-US" w:eastAsia="zh-CN" w:bidi="ar"/>
               </w:rPr>
             </w:pPr>
             <w:r>
@@ -36738,7 +37662,7 @@
                 <w:u w:val="none"/>
                 <w:lang w:val="en-US" w:eastAsia="zh-CN" w:bidi="ar"/>
               </w:rPr>
-              <w:t>p.G12A</w:t>
+              <w:t>p.G12D</w:t>
             </w:r>
           </w:p>
         </w:tc>
@@ -36784,20 +37708,7 @@
               <w:jc w:val="left"/>
               <w:textAlignment w:val="center"/>
               <w:rPr>
-                <w:rFonts w:hint="default" w:ascii="Times New Roman" w:hAnsi="Times New Roman" w:eastAsia="宋体" w:cs="Times New Roman"/>
-                <w:b w:val="0"/>
-                <w:bCs w:val="0"/>
-                <w:i w:val="0"/>
-                <w:iCs w:val="0"/>
-                <w:color w:val="000000"/>
-                <w:sz w:val="20"/>
-                <w:szCs w:val="20"/>
-                <w:u w:val="none"/>
-              </w:rPr>
-            </w:pPr>
-            <w:r>
-              <w:rPr>
-                <w:rFonts w:hint="default" w:ascii="Times New Roman" w:hAnsi="Times New Roman" w:eastAsia="宋体" w:cs="Times New Roman"/>
+                <w:rFonts w:hint="eastAsia" w:ascii="Times New Roman" w:hAnsi="Times New Roman" w:eastAsia="宋体" w:cs="Times New Roman"/>
                 <w:b w:val="0"/>
                 <w:bCs w:val="0"/>
                 <w:i w:val="0"/>
@@ -36809,7 +37720,22 @@
                 <w:u w:val="none"/>
                 <w:lang w:val="en-US" w:eastAsia="zh-CN" w:bidi="ar"/>
               </w:rPr>
-              <w:t>BRAF</w:t>
+            </w:pPr>
+            <w:r>
+              <w:rPr>
+                <w:rFonts w:hint="eastAsia" w:ascii="Times New Roman" w:hAnsi="Times New Roman" w:eastAsia="宋体" w:cs="Times New Roman"/>
+                <w:b w:val="0"/>
+                <w:bCs w:val="0"/>
+                <w:i w:val="0"/>
+                <w:iCs w:val="0"/>
+                <w:color w:val="000000"/>
+                <w:kern w:val="0"/>
+                <w:sz w:val="20"/>
+                <w:szCs w:val="20"/>
+                <w:u w:val="none"/>
+                <w:lang w:val="en-US" w:eastAsia="zh-CN" w:bidi="ar"/>
+              </w:rPr>
+              <w:t>NRAS</w:t>
             </w:r>
           </w:p>
         </w:tc>
@@ -36840,26 +37766,28 @@
                 <w:i w:val="0"/>
                 <w:iCs w:val="0"/>
                 <w:color w:val="000000"/>
-                <w:sz w:val="20"/>
-                <w:szCs w:val="20"/>
-                <w:u w:val="none"/>
-              </w:rPr>
-            </w:pPr>
-            <w:r>
-              <w:rPr>
-                <w:rFonts w:hint="default" w:ascii="Times New Roman" w:hAnsi="Times New Roman" w:eastAsia="宋体" w:cs="Times New Roman"/>
-                <w:b w:val="0"/>
-                <w:bCs w:val="0"/>
-                <w:i w:val="0"/>
-                <w:iCs w:val="0"/>
-                <w:color w:val="000000"/>
                 <w:kern w:val="0"/>
                 <w:sz w:val="20"/>
                 <w:szCs w:val="20"/>
                 <w:u w:val="none"/>
                 <w:lang w:val="en-US" w:eastAsia="zh-CN" w:bidi="ar"/>
               </w:rPr>
-              <w:t xml:space="preserve">15 </w:t>
+            </w:pPr>
+            <w:r>
+              <w:rPr>
+                <w:rFonts w:hint="eastAsia" w:ascii="Times New Roman" w:hAnsi="Times New Roman" w:eastAsia="宋体" w:cs="Times New Roman"/>
+                <w:b w:val="0"/>
+                <w:bCs w:val="0"/>
+                <w:i w:val="0"/>
+                <w:iCs w:val="0"/>
+                <w:color w:val="000000"/>
+                <w:kern w:val="0"/>
+                <w:sz w:val="20"/>
+                <w:szCs w:val="20"/>
+                <w:u w:val="none"/>
+                <w:lang w:val="en-US" w:eastAsia="zh-CN" w:bidi="ar"/>
+              </w:rPr>
+              <w:t>2</w:t>
             </w:r>
           </w:p>
         </w:tc>
@@ -36890,9 +37818,11 @@
                 <w:i w:val="0"/>
                 <w:iCs w:val="0"/>
                 <w:color w:val="000000"/>
+                <w:kern w:val="0"/>
                 <w:sz w:val="20"/>
                 <w:szCs w:val="20"/>
                 <w:u w:val="none"/>
+                <w:lang w:val="en-US" w:eastAsia="zh-CN" w:bidi="ar"/>
               </w:rPr>
             </w:pPr>
             <w:r>
@@ -36909,7 +37839,7 @@
                 <w:u w:val="none"/>
                 <w:lang w:val="en-US" w:eastAsia="zh-CN" w:bidi="ar"/>
               </w:rPr>
-              <w:t>c.1799T&gt;A</w:t>
+              <w:t>c.38G&gt;A</w:t>
             </w:r>
           </w:p>
         </w:tc>
@@ -36940,9 +37870,11 @@
                 <w:i w:val="0"/>
                 <w:iCs w:val="0"/>
                 <w:color w:val="000000"/>
+                <w:kern w:val="0"/>
                 <w:sz w:val="20"/>
                 <w:szCs w:val="20"/>
                 <w:u w:val="none"/>
+                <w:lang w:val="en-US" w:eastAsia="zh-CN" w:bidi="ar"/>
               </w:rPr>
             </w:pPr>
             <w:r>
@@ -36959,7 +37891,39 @@
                 <w:u w:val="none"/>
                 <w:lang w:val="en-US" w:eastAsia="zh-CN" w:bidi="ar"/>
               </w:rPr>
-              <w:t>p.V600E</w:t>
+              <w:t>p.G1</w:t>
+            </w:r>
+            <w:r>
+              <w:rPr>
+                <w:rFonts w:hint="eastAsia" w:ascii="Times New Roman" w:hAnsi="Times New Roman" w:eastAsia="宋体" w:cs="Times New Roman"/>
+                <w:b w:val="0"/>
+                <w:bCs w:val="0"/>
+                <w:i w:val="0"/>
+                <w:iCs w:val="0"/>
+                <w:color w:val="000000"/>
+                <w:kern w:val="0"/>
+                <w:sz w:val="20"/>
+                <w:szCs w:val="20"/>
+                <w:u w:val="none"/>
+                <w:lang w:val="en-US" w:eastAsia="zh-CN" w:bidi="ar"/>
+              </w:rPr>
+              <w:t>3</w:t>
+            </w:r>
+            <w:r>
+              <w:rPr>
+                <w:rFonts w:hint="default" w:ascii="Times New Roman" w:hAnsi="Times New Roman" w:eastAsia="宋体" w:cs="Times New Roman"/>
+                <w:b w:val="0"/>
+                <w:bCs w:val="0"/>
+                <w:i w:val="0"/>
+                <w:iCs w:val="0"/>
+                <w:color w:val="000000"/>
+                <w:kern w:val="0"/>
+                <w:sz w:val="20"/>
+                <w:szCs w:val="20"/>
+                <w:u w:val="none"/>
+                <w:lang w:val="en-US" w:eastAsia="zh-CN" w:bidi="ar"/>
+              </w:rPr>
+              <w:t>D</w:t>
             </w:r>
           </w:p>
         </w:tc>
@@ -37006,7 +37970,7 @@
               <w:jc w:val="left"/>
               <w:textAlignment w:val="center"/>
               <w:rPr>
-                <w:rFonts w:hint="default" w:ascii="Times New Roman" w:hAnsi="Times New Roman" w:eastAsia="宋体" w:cs="Times New Roman"/>
+                <w:rFonts w:hint="eastAsia" w:ascii="Times New Roman" w:hAnsi="Times New Roman" w:eastAsia="宋体" w:cs="Times New Roman"/>
                 <w:b w:val="0"/>
                 <w:bCs w:val="0"/>
                 <w:i w:val="0"/>
@@ -37033,7 +37997,7 @@
                 <w:u w:val="none"/>
                 <w:lang w:val="en-US" w:eastAsia="zh-CN" w:bidi="ar"/>
               </w:rPr>
-              <w:t>ERBB2</w:t>
+              <w:t>NRAS</w:t>
             </w:r>
           </w:p>
         </w:tc>
@@ -37073,7 +38037,7 @@
             </w:pPr>
             <w:r>
               <w:rPr>
-                <w:rFonts w:hint="default" w:ascii="Times New Roman" w:hAnsi="Times New Roman" w:eastAsia="宋体" w:cs="Times New Roman"/>
+                <w:rFonts w:hint="eastAsia" w:ascii="Times New Roman" w:hAnsi="Times New Roman" w:eastAsia="宋体" w:cs="Times New Roman"/>
                 <w:b w:val="0"/>
                 <w:bCs w:val="0"/>
                 <w:i w:val="0"/>
@@ -37085,7 +38049,7 @@
                 <w:u w:val="none"/>
                 <w:lang w:val="en-US" w:eastAsia="zh-CN" w:bidi="ar"/>
               </w:rPr>
-              <w:t>20</w:t>
+              <w:t>2</w:t>
             </w:r>
           </w:p>
         </w:tc>
@@ -37137,7 +38101,7 @@
                 <w:u w:val="none"/>
                 <w:lang w:val="en-US" w:eastAsia="zh-CN" w:bidi="ar"/>
               </w:rPr>
-              <w:t>c.2313_2324dup</w:t>
+              <w:t>c.38G&gt;T</w:t>
             </w:r>
           </w:p>
         </w:tc>
@@ -37189,7 +38153,465 @@
                 <w:u w:val="none"/>
                 <w:lang w:val="en-US" w:eastAsia="zh-CN" w:bidi="ar"/>
               </w:rPr>
-              <w:t>A775_G776insYVMA</w:t>
+              <w:t>p.G13V</w:t>
+            </w:r>
+          </w:p>
+        </w:tc>
+      </w:tr>
+      <w:tr>
+        <w:tblPrEx>
+          <w:tblBorders>
+            <w:top w:val="none" w:color="auto" w:sz="0" w:space="0"/>
+            <w:left w:val="none" w:color="auto" w:sz="0" w:space="0"/>
+            <w:bottom w:val="none" w:color="auto" w:sz="0" w:space="0"/>
+            <w:right w:val="none" w:color="auto" w:sz="0" w:space="0"/>
+            <w:insideH w:val="none" w:color="auto" w:sz="0" w:space="0"/>
+            <w:insideV w:val="none" w:color="auto" w:sz="0" w:space="0"/>
+          </w:tblBorders>
+          <w:tblCellMar>
+            <w:top w:w="0" w:type="dxa"/>
+            <w:left w:w="108" w:type="dxa"/>
+            <w:bottom w:w="0" w:type="dxa"/>
+            <w:right w:w="108" w:type="dxa"/>
+          </w:tblCellMar>
+        </w:tblPrEx>
+        <w:trPr>
+          <w:trHeight w:val="340" w:hRule="atLeast"/>
+        </w:trPr>
+        <w:tc>
+          <w:tcPr>
+            <w:tcW w:w="672" w:type="pct"/>
+            <w:tcBorders>
+              <w:top w:val="single" w:color="000000" w:sz="4" w:space="0"/>
+              <w:left w:val="single" w:color="000000" w:sz="4" w:space="0"/>
+              <w:bottom w:val="single" w:color="000000" w:sz="4" w:space="0"/>
+              <w:right w:val="single" w:color="000000" w:sz="4" w:space="0"/>
+            </w:tcBorders>
+            <w:shd w:val="clear" w:color="auto" w:fill="FFFFFF"/>
+            <w:vAlign w:val="center"/>
+          </w:tcPr>
+          <w:p>
+            <w:pPr>
+              <w:keepNext w:val="0"/>
+              <w:keepLines w:val="0"/>
+              <w:widowControl/>
+              <w:suppressLineNumbers w:val="0"/>
+              <w:jc w:val="left"/>
+              <w:textAlignment w:val="center"/>
+              <w:rPr>
+                <w:rFonts w:hint="eastAsia" w:ascii="Times New Roman" w:hAnsi="Times New Roman" w:eastAsia="宋体" w:cs="Times New Roman"/>
+                <w:b w:val="0"/>
+                <w:bCs w:val="0"/>
+                <w:i w:val="0"/>
+                <w:iCs w:val="0"/>
+                <w:color w:val="000000"/>
+                <w:kern w:val="0"/>
+                <w:sz w:val="20"/>
+                <w:szCs w:val="20"/>
+                <w:u w:val="none"/>
+                <w:lang w:val="en-US" w:eastAsia="zh-CN" w:bidi="ar"/>
+              </w:rPr>
+            </w:pPr>
+            <w:r>
+              <w:rPr>
+                <w:rFonts w:hint="eastAsia" w:ascii="Times New Roman" w:hAnsi="Times New Roman" w:eastAsia="宋体" w:cs="Times New Roman"/>
+                <w:b w:val="0"/>
+                <w:bCs w:val="0"/>
+                <w:i w:val="0"/>
+                <w:iCs w:val="0"/>
+                <w:color w:val="000000"/>
+                <w:kern w:val="0"/>
+                <w:sz w:val="20"/>
+                <w:szCs w:val="20"/>
+                <w:u w:val="none"/>
+                <w:lang w:val="en-US" w:eastAsia="zh-CN" w:bidi="ar"/>
+              </w:rPr>
+              <w:t>NRAS</w:t>
+            </w:r>
+          </w:p>
+        </w:tc>
+        <w:tc>
+          <w:tcPr>
+            <w:tcW w:w="792" w:type="pct"/>
+            <w:tcBorders>
+              <w:top w:val="single" w:color="000000" w:sz="4" w:space="0"/>
+              <w:left w:val="single" w:color="000000" w:sz="4" w:space="0"/>
+              <w:bottom w:val="single" w:color="000000" w:sz="4" w:space="0"/>
+              <w:right w:val="single" w:color="000000" w:sz="4" w:space="0"/>
+            </w:tcBorders>
+            <w:shd w:val="clear" w:color="auto" w:fill="FFFFFF"/>
+            <w:vAlign w:val="center"/>
+          </w:tcPr>
+          <w:p>
+            <w:pPr>
+              <w:keepNext w:val="0"/>
+              <w:keepLines w:val="0"/>
+              <w:widowControl/>
+              <w:suppressLineNumbers w:val="0"/>
+              <w:jc w:val="left"/>
+              <w:textAlignment w:val="center"/>
+              <w:rPr>
+                <w:rFonts w:hint="eastAsia" w:ascii="Times New Roman" w:hAnsi="Times New Roman" w:eastAsia="宋体" w:cs="Times New Roman"/>
+                <w:b w:val="0"/>
+                <w:bCs w:val="0"/>
+                <w:i w:val="0"/>
+                <w:iCs w:val="0"/>
+                <w:color w:val="000000"/>
+                <w:kern w:val="0"/>
+                <w:sz w:val="20"/>
+                <w:szCs w:val="20"/>
+                <w:u w:val="none"/>
+                <w:lang w:val="en-US" w:eastAsia="zh-CN" w:bidi="ar"/>
+              </w:rPr>
+            </w:pPr>
+            <w:r>
+              <w:rPr>
+                <w:rFonts w:hint="eastAsia" w:ascii="Times New Roman" w:hAnsi="Times New Roman" w:eastAsia="宋体" w:cs="Times New Roman"/>
+                <w:b w:val="0"/>
+                <w:bCs w:val="0"/>
+                <w:i w:val="0"/>
+                <w:iCs w:val="0"/>
+                <w:color w:val="000000"/>
+                <w:kern w:val="0"/>
+                <w:sz w:val="20"/>
+                <w:szCs w:val="20"/>
+                <w:u w:val="none"/>
+                <w:lang w:val="en-US" w:eastAsia="zh-CN" w:bidi="ar"/>
+              </w:rPr>
+              <w:t>3</w:t>
+            </w:r>
+          </w:p>
+        </w:tc>
+        <w:tc>
+          <w:tcPr>
+            <w:tcW w:w="1842" w:type="pct"/>
+            <w:tcBorders>
+              <w:top w:val="single" w:color="000000" w:sz="4" w:space="0"/>
+              <w:left w:val="single" w:color="000000" w:sz="4" w:space="0"/>
+              <w:bottom w:val="single" w:color="000000" w:sz="4" w:space="0"/>
+              <w:right w:val="single" w:color="000000" w:sz="4" w:space="0"/>
+            </w:tcBorders>
+            <w:shd w:val="clear" w:color="auto" w:fill="FFFFFF"/>
+            <w:vAlign w:val="center"/>
+          </w:tcPr>
+          <w:p>
+            <w:pPr>
+              <w:keepNext w:val="0"/>
+              <w:keepLines w:val="0"/>
+              <w:widowControl/>
+              <w:suppressLineNumbers w:val="0"/>
+              <w:jc w:val="left"/>
+              <w:textAlignment w:val="center"/>
+              <w:rPr>
+                <w:rFonts w:hint="default" w:ascii="Times New Roman" w:hAnsi="Times New Roman" w:eastAsia="宋体" w:cs="Times New Roman"/>
+                <w:b w:val="0"/>
+                <w:bCs w:val="0"/>
+                <w:i w:val="0"/>
+                <w:iCs w:val="0"/>
+                <w:color w:val="000000"/>
+                <w:kern w:val="0"/>
+                <w:sz w:val="20"/>
+                <w:szCs w:val="20"/>
+                <w:u w:val="none"/>
+                <w:lang w:val="en-US" w:eastAsia="zh-CN" w:bidi="ar"/>
+              </w:rPr>
+            </w:pPr>
+            <w:r>
+              <w:rPr>
+                <w:rFonts w:hint="default" w:ascii="Times New Roman" w:hAnsi="Times New Roman" w:eastAsia="宋体" w:cs="Times New Roman"/>
+                <w:b w:val="0"/>
+                <w:bCs w:val="0"/>
+                <w:i w:val="0"/>
+                <w:iCs w:val="0"/>
+                <w:color w:val="000000"/>
+                <w:kern w:val="0"/>
+                <w:sz w:val="20"/>
+                <w:szCs w:val="20"/>
+                <w:u w:val="none"/>
+                <w:lang w:val="en-US" w:eastAsia="zh-CN" w:bidi="ar"/>
+              </w:rPr>
+              <w:t>c.182A&gt;G</w:t>
+            </w:r>
+          </w:p>
+        </w:tc>
+        <w:tc>
+          <w:tcPr>
+            <w:tcW w:w="1692" w:type="pct"/>
+            <w:tcBorders>
+              <w:top w:val="single" w:color="000000" w:sz="4" w:space="0"/>
+              <w:left w:val="single" w:color="000000" w:sz="4" w:space="0"/>
+              <w:bottom w:val="single" w:color="000000" w:sz="4" w:space="0"/>
+              <w:right w:val="single" w:color="000000" w:sz="4" w:space="0"/>
+            </w:tcBorders>
+            <w:shd w:val="clear" w:color="auto" w:fill="FFFFFF"/>
+            <w:vAlign w:val="center"/>
+          </w:tcPr>
+          <w:p>
+            <w:pPr>
+              <w:keepNext w:val="0"/>
+              <w:keepLines w:val="0"/>
+              <w:widowControl/>
+              <w:suppressLineNumbers w:val="0"/>
+              <w:jc w:val="left"/>
+              <w:textAlignment w:val="center"/>
+              <w:rPr>
+                <w:rFonts w:hint="default" w:ascii="Times New Roman" w:hAnsi="Times New Roman" w:eastAsia="宋体" w:cs="Times New Roman"/>
+                <w:b w:val="0"/>
+                <w:bCs w:val="0"/>
+                <w:i w:val="0"/>
+                <w:iCs w:val="0"/>
+                <w:color w:val="000000"/>
+                <w:kern w:val="0"/>
+                <w:sz w:val="20"/>
+                <w:szCs w:val="20"/>
+                <w:u w:val="none"/>
+                <w:lang w:val="en-US" w:eastAsia="zh-CN" w:bidi="ar"/>
+              </w:rPr>
+            </w:pPr>
+            <w:r>
+              <w:rPr>
+                <w:rFonts w:hint="default" w:ascii="Times New Roman" w:hAnsi="Times New Roman" w:eastAsia="宋体" w:cs="Times New Roman"/>
+                <w:b w:val="0"/>
+                <w:bCs w:val="0"/>
+                <w:i w:val="0"/>
+                <w:iCs w:val="0"/>
+                <w:color w:val="000000"/>
+                <w:kern w:val="0"/>
+                <w:sz w:val="20"/>
+                <w:szCs w:val="20"/>
+                <w:u w:val="none"/>
+                <w:lang w:val="en-US" w:eastAsia="zh-CN" w:bidi="ar"/>
+              </w:rPr>
+              <w:t>p.Q61R</w:t>
+            </w:r>
+          </w:p>
+        </w:tc>
+      </w:tr>
+      <w:tr>
+        <w:tblPrEx>
+          <w:tblBorders>
+            <w:top w:val="none" w:color="auto" w:sz="0" w:space="0"/>
+            <w:left w:val="none" w:color="auto" w:sz="0" w:space="0"/>
+            <w:bottom w:val="none" w:color="auto" w:sz="0" w:space="0"/>
+            <w:right w:val="none" w:color="auto" w:sz="0" w:space="0"/>
+            <w:insideH w:val="none" w:color="auto" w:sz="0" w:space="0"/>
+            <w:insideV w:val="none" w:color="auto" w:sz="0" w:space="0"/>
+          </w:tblBorders>
+          <w:tblCellMar>
+            <w:top w:w="0" w:type="dxa"/>
+            <w:left w:w="108" w:type="dxa"/>
+            <w:bottom w:w="0" w:type="dxa"/>
+            <w:right w:w="108" w:type="dxa"/>
+          </w:tblCellMar>
+        </w:tblPrEx>
+        <w:trPr>
+          <w:trHeight w:val="340" w:hRule="atLeast"/>
+        </w:trPr>
+        <w:tc>
+          <w:tcPr>
+            <w:tcW w:w="672" w:type="pct"/>
+            <w:tcBorders>
+              <w:top w:val="single" w:color="000000" w:sz="4" w:space="0"/>
+              <w:left w:val="single" w:color="000000" w:sz="4" w:space="0"/>
+              <w:bottom w:val="single" w:color="000000" w:sz="4" w:space="0"/>
+              <w:right w:val="single" w:color="000000" w:sz="4" w:space="0"/>
+            </w:tcBorders>
+            <w:shd w:val="clear" w:color="auto" w:fill="FFFFFF"/>
+            <w:vAlign w:val="center"/>
+          </w:tcPr>
+          <w:p>
+            <w:pPr>
+              <w:keepNext w:val="0"/>
+              <w:keepLines w:val="0"/>
+              <w:widowControl/>
+              <w:suppressLineNumbers w:val="0"/>
+              <w:jc w:val="left"/>
+              <w:textAlignment w:val="center"/>
+              <w:rPr>
+                <w:rFonts w:hint="eastAsia" w:ascii="Times New Roman" w:hAnsi="Times New Roman" w:eastAsia="宋体" w:cs="Times New Roman"/>
+                <w:b w:val="0"/>
+                <w:bCs w:val="0"/>
+                <w:i w:val="0"/>
+                <w:iCs w:val="0"/>
+                <w:color w:val="000000"/>
+                <w:kern w:val="0"/>
+                <w:sz w:val="20"/>
+                <w:szCs w:val="20"/>
+                <w:u w:val="none"/>
+                <w:lang w:val="en-US" w:eastAsia="zh-CN" w:bidi="ar"/>
+              </w:rPr>
+            </w:pPr>
+            <w:r>
+              <w:rPr>
+                <w:rFonts w:hint="eastAsia" w:ascii="Times New Roman" w:hAnsi="Times New Roman" w:eastAsia="宋体" w:cs="Times New Roman"/>
+                <w:b w:val="0"/>
+                <w:bCs w:val="0"/>
+                <w:i w:val="0"/>
+                <w:iCs w:val="0"/>
+                <w:color w:val="000000"/>
+                <w:kern w:val="0"/>
+                <w:sz w:val="20"/>
+                <w:szCs w:val="20"/>
+                <w:u w:val="none"/>
+                <w:lang w:val="en-US" w:eastAsia="zh-CN" w:bidi="ar"/>
+              </w:rPr>
+              <w:t>NRAS</w:t>
+            </w:r>
+          </w:p>
+        </w:tc>
+        <w:tc>
+          <w:tcPr>
+            <w:tcW w:w="792" w:type="pct"/>
+            <w:tcBorders>
+              <w:top w:val="single" w:color="000000" w:sz="4" w:space="0"/>
+              <w:left w:val="single" w:color="000000" w:sz="4" w:space="0"/>
+              <w:bottom w:val="single" w:color="000000" w:sz="4" w:space="0"/>
+              <w:right w:val="single" w:color="000000" w:sz="4" w:space="0"/>
+            </w:tcBorders>
+            <w:shd w:val="clear" w:color="auto" w:fill="FFFFFF"/>
+            <w:vAlign w:val="center"/>
+          </w:tcPr>
+          <w:p>
+            <w:pPr>
+              <w:keepNext w:val="0"/>
+              <w:keepLines w:val="0"/>
+              <w:widowControl/>
+              <w:suppressLineNumbers w:val="0"/>
+              <w:jc w:val="left"/>
+              <w:textAlignment w:val="center"/>
+              <w:rPr>
+                <w:rFonts w:hint="eastAsia" w:ascii="Times New Roman" w:hAnsi="Times New Roman" w:eastAsia="宋体" w:cs="Times New Roman"/>
+                <w:b w:val="0"/>
+                <w:bCs w:val="0"/>
+                <w:i w:val="0"/>
+                <w:iCs w:val="0"/>
+                <w:color w:val="000000"/>
+                <w:kern w:val="0"/>
+                <w:sz w:val="20"/>
+                <w:szCs w:val="20"/>
+                <w:u w:val="none"/>
+                <w:lang w:val="en-US" w:eastAsia="zh-CN" w:bidi="ar"/>
+              </w:rPr>
+            </w:pPr>
+            <w:r>
+              <w:rPr>
+                <w:rFonts w:hint="eastAsia" w:ascii="Times New Roman" w:hAnsi="Times New Roman" w:eastAsia="宋体" w:cs="Times New Roman"/>
+                <w:b w:val="0"/>
+                <w:bCs w:val="0"/>
+                <w:i w:val="0"/>
+                <w:iCs w:val="0"/>
+                <w:color w:val="000000"/>
+                <w:kern w:val="0"/>
+                <w:sz w:val="20"/>
+                <w:szCs w:val="20"/>
+                <w:u w:val="none"/>
+                <w:lang w:val="en-US" w:eastAsia="zh-CN" w:bidi="ar"/>
+              </w:rPr>
+              <w:t>3</w:t>
+            </w:r>
+          </w:p>
+        </w:tc>
+        <w:tc>
+          <w:tcPr>
+            <w:tcW w:w="1842" w:type="pct"/>
+            <w:tcBorders>
+              <w:top w:val="single" w:color="000000" w:sz="4" w:space="0"/>
+              <w:left w:val="single" w:color="000000" w:sz="4" w:space="0"/>
+              <w:bottom w:val="single" w:color="000000" w:sz="4" w:space="0"/>
+              <w:right w:val="single" w:color="000000" w:sz="4" w:space="0"/>
+            </w:tcBorders>
+            <w:shd w:val="clear" w:color="auto" w:fill="FFFFFF"/>
+            <w:vAlign w:val="center"/>
+          </w:tcPr>
+          <w:p>
+            <w:pPr>
+              <w:keepNext w:val="0"/>
+              <w:keepLines w:val="0"/>
+              <w:widowControl/>
+              <w:suppressLineNumbers w:val="0"/>
+              <w:jc w:val="left"/>
+              <w:textAlignment w:val="center"/>
+              <w:rPr>
+                <w:rFonts w:hint="default" w:ascii="Times New Roman" w:hAnsi="Times New Roman" w:eastAsia="宋体" w:cs="Times New Roman"/>
+                <w:b w:val="0"/>
+                <w:bCs w:val="0"/>
+                <w:i w:val="0"/>
+                <w:iCs w:val="0"/>
+                <w:color w:val="000000"/>
+                <w:kern w:val="0"/>
+                <w:sz w:val="20"/>
+                <w:szCs w:val="20"/>
+                <w:u w:val="none"/>
+                <w:lang w:val="en-US" w:eastAsia="zh-CN" w:bidi="ar"/>
+              </w:rPr>
+            </w:pPr>
+            <w:r>
+              <w:rPr>
+                <w:rFonts w:hint="default" w:ascii="Times New Roman" w:hAnsi="Times New Roman" w:eastAsia="宋体" w:cs="Times New Roman"/>
+                <w:b w:val="0"/>
+                <w:bCs w:val="0"/>
+                <w:i w:val="0"/>
+                <w:iCs w:val="0"/>
+                <w:color w:val="000000"/>
+                <w:kern w:val="0"/>
+                <w:sz w:val="20"/>
+                <w:szCs w:val="20"/>
+                <w:u w:val="none"/>
+                <w:lang w:val="en-US" w:eastAsia="zh-CN" w:bidi="ar"/>
+              </w:rPr>
+              <w:t>c.181C&gt;A</w:t>
+            </w:r>
+          </w:p>
+        </w:tc>
+        <w:tc>
+          <w:tcPr>
+            <w:tcW w:w="1692" w:type="pct"/>
+            <w:tcBorders>
+              <w:top w:val="single" w:color="000000" w:sz="4" w:space="0"/>
+              <w:left w:val="single" w:color="000000" w:sz="4" w:space="0"/>
+              <w:bottom w:val="single" w:color="000000" w:sz="4" w:space="0"/>
+              <w:right w:val="single" w:color="000000" w:sz="4" w:space="0"/>
+            </w:tcBorders>
+            <w:shd w:val="clear" w:color="auto" w:fill="FFFFFF"/>
+            <w:vAlign w:val="center"/>
+          </w:tcPr>
+          <w:p>
+            <w:pPr>
+              <w:keepNext w:val="0"/>
+              <w:keepLines w:val="0"/>
+              <w:widowControl/>
+              <w:suppressLineNumbers w:val="0"/>
+              <w:jc w:val="left"/>
+              <w:textAlignment w:val="center"/>
+              <w:rPr>
+                <w:rFonts w:hint="default" w:ascii="Times New Roman" w:hAnsi="Times New Roman" w:eastAsia="宋体" w:cs="Times New Roman"/>
+                <w:b w:val="0"/>
+                <w:bCs w:val="0"/>
+                <w:i w:val="0"/>
+                <w:iCs w:val="0"/>
+                <w:color w:val="000000"/>
+                <w:kern w:val="0"/>
+                <w:sz w:val="20"/>
+                <w:szCs w:val="20"/>
+                <w:u w:val="none"/>
+                <w:lang w:val="en-US" w:eastAsia="zh-CN" w:bidi="ar"/>
+              </w:rPr>
+            </w:pPr>
+            <w:r>
+              <w:rPr>
+                <w:rFonts w:hint="default" w:ascii="Times New Roman" w:hAnsi="Times New Roman" w:eastAsia="宋体" w:cs="Times New Roman"/>
+                <w:b w:val="0"/>
+                <w:bCs w:val="0"/>
+                <w:i w:val="0"/>
+                <w:iCs w:val="0"/>
+                <w:color w:val="000000"/>
+                <w:kern w:val="0"/>
+                <w:sz w:val="20"/>
+                <w:szCs w:val="20"/>
+                <w:u w:val="none"/>
+                <w:lang w:val="en-US" w:eastAsia="zh-CN" w:bidi="ar"/>
+              </w:rPr>
+              <w:t>p.Q61K</w:t>
             </w:r>
           </w:p>
         </w:tc>
@@ -37236,7 +38658,7 @@
               <w:jc w:val="left"/>
               <w:textAlignment w:val="center"/>
               <w:rPr>
-                <w:rFonts w:hint="default" w:ascii="Times New Roman" w:hAnsi="Times New Roman" w:eastAsia="宋体" w:cs="Times New Roman"/>
+                <w:rFonts w:hint="eastAsia" w:ascii="Times New Roman" w:hAnsi="Times New Roman" w:eastAsia="宋体" w:cs="Times New Roman"/>
                 <w:b w:val="0"/>
                 <w:bCs w:val="0"/>
                 <w:i w:val="0"/>
@@ -37263,7 +38685,7 @@
                 <w:u w:val="none"/>
                 <w:lang w:val="en-US" w:eastAsia="zh-CN" w:bidi="ar"/>
               </w:rPr>
-              <w:t>ERBB2</w:t>
+              <w:t>NRAS</w:t>
             </w:r>
           </w:p>
         </w:tc>
@@ -37288,7 +38710,7 @@
               <w:jc w:val="left"/>
               <w:textAlignment w:val="center"/>
               <w:rPr>
-                <w:rFonts w:hint="default" w:ascii="Times New Roman" w:hAnsi="Times New Roman" w:eastAsia="宋体" w:cs="Times New Roman"/>
+                <w:rFonts w:hint="eastAsia" w:ascii="Times New Roman" w:hAnsi="Times New Roman" w:eastAsia="宋体" w:cs="Times New Roman"/>
                 <w:b w:val="0"/>
                 <w:bCs w:val="0"/>
                 <w:i w:val="0"/>
@@ -37315,7 +38737,7 @@
                 <w:u w:val="none"/>
                 <w:lang w:val="en-US" w:eastAsia="zh-CN" w:bidi="ar"/>
               </w:rPr>
-              <w:t>21</w:t>
+              <w:t>4</w:t>
             </w:r>
           </w:p>
         </w:tc>
@@ -37367,7 +38789,7 @@
                 <w:u w:val="none"/>
                 <w:lang w:val="en-US" w:eastAsia="zh-CN" w:bidi="ar"/>
               </w:rPr>
-              <w:t>c.2524G&gt;A</w:t>
+              <w:t>c.436G&gt;A</w:t>
             </w:r>
           </w:p>
         </w:tc>
@@ -37419,7 +38841,7 @@
                 <w:u w:val="none"/>
                 <w:lang w:val="en-US" w:eastAsia="zh-CN" w:bidi="ar"/>
               </w:rPr>
-              <w:t>p.V842I</w:t>
+              <w:t>p.A146T</w:t>
             </w:r>
           </w:p>
         </w:tc>
@@ -37493,7 +38915,7 @@
                 <w:u w:val="none"/>
                 <w:lang w:val="en-US" w:eastAsia="zh-CN" w:bidi="ar"/>
               </w:rPr>
-              <w:t>ERBB2</w:t>
+              <w:t>NTRK1</w:t>
             </w:r>
           </w:p>
         </w:tc>
@@ -37545,7 +38967,7 @@
                 <w:u w:val="none"/>
                 <w:lang w:val="en-US" w:eastAsia="zh-CN" w:bidi="ar"/>
               </w:rPr>
-              <w:t>Amplification</w:t>
+              <w:t>T21N10</w:t>
             </w:r>
           </w:p>
         </w:tc>
@@ -37583,6 +39005,22 @@
                 <w:lang w:val="en-US" w:eastAsia="zh-CN" w:bidi="ar"/>
               </w:rPr>
             </w:pPr>
+            <w:r>
+              <w:rPr>
+                <w:rFonts w:hint="default" w:ascii="Times New Roman" w:hAnsi="Times New Roman" w:eastAsia="宋体" w:cs="Times New Roman"/>
+                <w:b w:val="0"/>
+                <w:bCs w:val="0"/>
+                <w:i w:val="0"/>
+                <w:iCs w:val="0"/>
+                <w:color w:val="000000"/>
+                <w:kern w:val="0"/>
+                <w:sz w:val="20"/>
+                <w:szCs w:val="20"/>
+                <w:u w:val="none"/>
+                <w:lang w:val="en-US" w:eastAsia="zh-CN" w:bidi="ar"/>
+              </w:rPr>
+              <w:t>TPR-NTRK1</w:t>
+            </w:r>
           </w:p>
         </w:tc>
         <w:tc>
@@ -37595,6 +39033,7 @@
               <w:right w:val="single" w:color="000000" w:sz="4" w:space="0"/>
             </w:tcBorders>
             <w:shd w:val="clear" w:color="auto" w:fill="FFFFFF"/>
+            <w:noWrap/>
             <w:vAlign w:val="center"/>
           </w:tcPr>
           <w:p>
@@ -37619,6 +39058,54 @@
                 <w:lang w:val="en-US" w:eastAsia="zh-CN" w:bidi="ar"/>
               </w:rPr>
             </w:pPr>
+            <w:r>
+              <w:rPr>
+                <w:rFonts w:hint="default" w:ascii="Times New Roman" w:hAnsi="Times New Roman" w:eastAsia="宋体" w:cs="Times New Roman"/>
+                <w:b w:val="0"/>
+                <w:bCs w:val="0"/>
+                <w:i w:val="0"/>
+                <w:iCs w:val="0"/>
+                <w:color w:val="000000"/>
+                <w:kern w:val="0"/>
+                <w:sz w:val="20"/>
+                <w:szCs w:val="20"/>
+                <w:u w:val="none"/>
+                <w:lang w:val="en-US" w:eastAsia="zh-CN" w:bidi="ar"/>
+              </w:rPr>
+              <w:t>TPR-NTRK1</w:t>
+            </w:r>
+            <w:r>
+              <w:rPr>
+                <w:rFonts w:hint="eastAsia" w:ascii="Times New Roman" w:hAnsi="Times New Roman" w:eastAsia="宋体" w:cs="Times New Roman"/>
+                <w:b w:val="0"/>
+                <w:bCs w:val="0"/>
+                <w:i w:val="0"/>
+                <w:iCs w:val="0"/>
+                <w:color w:val="000000"/>
+                <w:kern w:val="0"/>
+                <w:sz w:val="20"/>
+                <w:szCs w:val="20"/>
+                <w:u w:val="none"/>
+                <w:lang w:val="en-US" w:eastAsia="zh-CN" w:bidi="ar"/>
+              </w:rPr>
+              <w:t>.</w:t>
+            </w:r>
+            <w:r>
+              <w:rPr>
+                <w:rFonts w:hint="default" w:ascii="Times New Roman" w:hAnsi="Times New Roman" w:eastAsia="宋体" w:cs="Times New Roman"/>
+                <w:b w:val="0"/>
+                <w:bCs w:val="0"/>
+                <w:i w:val="0"/>
+                <w:iCs w:val="0"/>
+                <w:color w:val="000000"/>
+                <w:kern w:val="0"/>
+                <w:sz w:val="20"/>
+                <w:szCs w:val="20"/>
+                <w:u w:val="none"/>
+                <w:lang w:val="en-US" w:eastAsia="zh-CN" w:bidi="ar"/>
+              </w:rPr>
+              <w:t>T21N10</w:t>
+            </w:r>
           </w:p>
         </w:tc>
       </w:tr>
@@ -37664,6 +39151,21 @@
               <w:jc w:val="left"/>
               <w:textAlignment w:val="center"/>
               <w:rPr>
+                <w:rFonts w:hint="default" w:ascii="Times New Roman" w:hAnsi="Times New Roman" w:eastAsia="宋体" w:cs="Times New Roman"/>
+                <w:b w:val="0"/>
+                <w:bCs w:val="0"/>
+                <w:i w:val="0"/>
+                <w:iCs w:val="0"/>
+                <w:color w:val="000000"/>
+                <w:kern w:val="0"/>
+                <w:sz w:val="20"/>
+                <w:szCs w:val="20"/>
+                <w:u w:val="none"/>
+                <w:lang w:val="en-US" w:eastAsia="zh-CN" w:bidi="ar"/>
+              </w:rPr>
+            </w:pPr>
+            <w:r>
+              <w:rPr>
                 <w:rFonts w:hint="eastAsia" w:ascii="Times New Roman" w:hAnsi="Times New Roman" w:eastAsia="宋体" w:cs="Times New Roman"/>
                 <w:b w:val="0"/>
                 <w:bCs w:val="0"/>
@@ -37676,22 +39178,7 @@
                 <w:u w:val="none"/>
                 <w:lang w:val="en-US" w:eastAsia="zh-CN" w:bidi="ar"/>
               </w:rPr>
-            </w:pPr>
-            <w:r>
-              <w:rPr>
-                <w:rFonts w:hint="eastAsia" w:ascii="Times New Roman" w:hAnsi="Times New Roman" w:eastAsia="宋体" w:cs="Times New Roman"/>
-                <w:b w:val="0"/>
-                <w:bCs w:val="0"/>
-                <w:i w:val="0"/>
-                <w:iCs w:val="0"/>
-                <w:color w:val="000000"/>
-                <w:kern w:val="0"/>
-                <w:sz w:val="20"/>
-                <w:szCs w:val="20"/>
-                <w:u w:val="none"/>
-                <w:lang w:val="en-US" w:eastAsia="zh-CN" w:bidi="ar"/>
-              </w:rPr>
-              <w:t>NRAS</w:t>
+              <w:t>NTRK2</w:t>
             </w:r>
           </w:p>
         </w:tc>
@@ -37716,7 +39203,7 @@
               <w:jc w:val="left"/>
               <w:textAlignment w:val="center"/>
               <w:rPr>
-                <w:rFonts w:hint="eastAsia" w:ascii="Times New Roman" w:hAnsi="Times New Roman" w:eastAsia="宋体" w:cs="Times New Roman"/>
+                <w:rFonts w:hint="default" w:ascii="Times New Roman" w:hAnsi="Times New Roman" w:eastAsia="宋体" w:cs="Times New Roman"/>
                 <w:b w:val="0"/>
                 <w:bCs w:val="0"/>
                 <w:i w:val="0"/>
@@ -37731,7 +39218,7 @@
             </w:pPr>
             <w:r>
               <w:rPr>
-                <w:rFonts w:hint="eastAsia" w:ascii="Times New Roman" w:hAnsi="Times New Roman" w:eastAsia="宋体" w:cs="Times New Roman"/>
+                <w:rFonts w:hint="default" w:ascii="Times New Roman" w:hAnsi="Times New Roman" w:eastAsia="宋体" w:cs="Times New Roman"/>
                 <w:b w:val="0"/>
                 <w:bCs w:val="0"/>
                 <w:i w:val="0"/>
@@ -37743,7 +39230,7 @@
                 <w:u w:val="none"/>
                 <w:lang w:val="en-US" w:eastAsia="zh-CN" w:bidi="ar"/>
               </w:rPr>
-              <w:t>2</w:t>
+              <w:t>B2N16</w:t>
             </w:r>
           </w:p>
         </w:tc>
@@ -37795,7 +39282,7 @@
                 <w:u w:val="none"/>
                 <w:lang w:val="en-US" w:eastAsia="zh-CN" w:bidi="ar"/>
               </w:rPr>
-              <w:t>c.35G&gt;A</w:t>
+              <w:t>B4GALT1-NTRK2</w:t>
             </w:r>
           </w:p>
         </w:tc>
@@ -37809,6 +39296,7 @@
               <w:right w:val="single" w:color="000000" w:sz="4" w:space="0"/>
             </w:tcBorders>
             <w:shd w:val="clear" w:color="auto" w:fill="FFFFFF"/>
+            <w:noWrap/>
             <w:vAlign w:val="center"/>
           </w:tcPr>
           <w:p>
@@ -37847,51 +39335,9 @@
                 <w:u w:val="none"/>
                 <w:lang w:val="en-US" w:eastAsia="zh-CN" w:bidi="ar"/>
               </w:rPr>
-              <w:t>p.G12D</w:t>
-            </w:r>
-          </w:p>
-        </w:tc>
-      </w:tr>
-      <w:tr>
-        <w:tblPrEx>
-          <w:tblBorders>
-            <w:top w:val="none" w:color="auto" w:sz="0" w:space="0"/>
-            <w:left w:val="none" w:color="auto" w:sz="0" w:space="0"/>
-            <w:bottom w:val="none" w:color="auto" w:sz="0" w:space="0"/>
-            <w:right w:val="none" w:color="auto" w:sz="0" w:space="0"/>
-            <w:insideH w:val="none" w:color="auto" w:sz="0" w:space="0"/>
-            <w:insideV w:val="none" w:color="auto" w:sz="0" w:space="0"/>
-          </w:tblBorders>
-          <w:tblCellMar>
-            <w:top w:w="0" w:type="dxa"/>
-            <w:left w:w="108" w:type="dxa"/>
-            <w:bottom w:w="0" w:type="dxa"/>
-            <w:right w:w="108" w:type="dxa"/>
-          </w:tblCellMar>
-        </w:tblPrEx>
-        <w:trPr>
-          <w:trHeight w:val="340" w:hRule="atLeast"/>
-        </w:trPr>
-        <w:tc>
-          <w:tcPr>
-            <w:tcW w:w="672" w:type="pct"/>
-            <w:tcBorders>
-              <w:top w:val="single" w:color="000000" w:sz="4" w:space="0"/>
-              <w:left w:val="single" w:color="000000" w:sz="4" w:space="0"/>
-              <w:bottom w:val="single" w:color="000000" w:sz="4" w:space="0"/>
-              <w:right w:val="single" w:color="000000" w:sz="4" w:space="0"/>
-            </w:tcBorders>
-            <w:shd w:val="clear" w:color="auto" w:fill="FFFFFF"/>
-            <w:vAlign w:val="center"/>
-          </w:tcPr>
-          <w:p>
-            <w:pPr>
-              <w:keepNext w:val="0"/>
-              <w:keepLines w:val="0"/>
-              <w:widowControl/>
-              <w:suppressLineNumbers w:val="0"/>
-              <w:jc w:val="left"/>
-              <w:textAlignment w:val="center"/>
+              <w:t>B4GALT1-NTRK2</w:t>
+            </w:r>
+            <w:r>
               <w:rPr>
                 <w:rFonts w:hint="eastAsia" w:ascii="Times New Roman" w:hAnsi="Times New Roman" w:eastAsia="宋体" w:cs="Times New Roman"/>
                 <w:b w:val="0"/>
@@ -37905,10 +39351,11 @@
                 <w:u w:val="none"/>
                 <w:lang w:val="en-US" w:eastAsia="zh-CN" w:bidi="ar"/>
               </w:rPr>
-            </w:pPr>
-            <w:r>
-              <w:rPr>
-                <w:rFonts w:hint="eastAsia" w:ascii="Times New Roman" w:hAnsi="Times New Roman" w:eastAsia="宋体" w:cs="Times New Roman"/>
+              <w:t>.</w:t>
+            </w:r>
+            <w:r>
+              <w:rPr>
+                <w:rFonts w:hint="default" w:ascii="Times New Roman" w:hAnsi="Times New Roman" w:eastAsia="宋体" w:cs="Times New Roman"/>
                 <w:b w:val="0"/>
                 <w:bCs w:val="0"/>
                 <w:i w:val="0"/>
@@ -37920,195 +39367,7 @@
                 <w:u w:val="none"/>
                 <w:lang w:val="en-US" w:eastAsia="zh-CN" w:bidi="ar"/>
               </w:rPr>
-              <w:t>NRAS</w:t>
-            </w:r>
-          </w:p>
-        </w:tc>
-        <w:tc>
-          <w:tcPr>
-            <w:tcW w:w="792" w:type="pct"/>
-            <w:tcBorders>
-              <w:top w:val="single" w:color="000000" w:sz="4" w:space="0"/>
-              <w:left w:val="single" w:color="000000" w:sz="4" w:space="0"/>
-              <w:bottom w:val="single" w:color="000000" w:sz="4" w:space="0"/>
-              <w:right w:val="single" w:color="000000" w:sz="4" w:space="0"/>
-            </w:tcBorders>
-            <w:shd w:val="clear" w:color="auto" w:fill="FFFFFF"/>
-            <w:vAlign w:val="center"/>
-          </w:tcPr>
-          <w:p>
-            <w:pPr>
-              <w:keepNext w:val="0"/>
-              <w:keepLines w:val="0"/>
-              <w:widowControl/>
-              <w:suppressLineNumbers w:val="0"/>
-              <w:jc w:val="left"/>
-              <w:textAlignment w:val="center"/>
-              <w:rPr>
-                <w:rFonts w:hint="default" w:ascii="Times New Roman" w:hAnsi="Times New Roman" w:eastAsia="宋体" w:cs="Times New Roman"/>
-                <w:b w:val="0"/>
-                <w:bCs w:val="0"/>
-                <w:i w:val="0"/>
-                <w:iCs w:val="0"/>
-                <w:color w:val="000000"/>
-                <w:kern w:val="0"/>
-                <w:sz w:val="20"/>
-                <w:szCs w:val="20"/>
-                <w:u w:val="none"/>
-                <w:lang w:val="en-US" w:eastAsia="zh-CN" w:bidi="ar"/>
-              </w:rPr>
-            </w:pPr>
-            <w:r>
-              <w:rPr>
-                <w:rFonts w:hint="eastAsia" w:ascii="Times New Roman" w:hAnsi="Times New Roman" w:eastAsia="宋体" w:cs="Times New Roman"/>
-                <w:b w:val="0"/>
-                <w:bCs w:val="0"/>
-                <w:i w:val="0"/>
-                <w:iCs w:val="0"/>
-                <w:color w:val="000000"/>
-                <w:kern w:val="0"/>
-                <w:sz w:val="20"/>
-                <w:szCs w:val="20"/>
-                <w:u w:val="none"/>
-                <w:lang w:val="en-US" w:eastAsia="zh-CN" w:bidi="ar"/>
-              </w:rPr>
-              <w:t>2</w:t>
-            </w:r>
-          </w:p>
-        </w:tc>
-        <w:tc>
-          <w:tcPr>
-            <w:tcW w:w="1842" w:type="pct"/>
-            <w:tcBorders>
-              <w:top w:val="single" w:color="000000" w:sz="4" w:space="0"/>
-              <w:left w:val="single" w:color="000000" w:sz="4" w:space="0"/>
-              <w:bottom w:val="single" w:color="000000" w:sz="4" w:space="0"/>
-              <w:right w:val="single" w:color="000000" w:sz="4" w:space="0"/>
-            </w:tcBorders>
-            <w:shd w:val="clear" w:color="auto" w:fill="FFFFFF"/>
-            <w:vAlign w:val="center"/>
-          </w:tcPr>
-          <w:p>
-            <w:pPr>
-              <w:keepNext w:val="0"/>
-              <w:keepLines w:val="0"/>
-              <w:widowControl/>
-              <w:suppressLineNumbers w:val="0"/>
-              <w:jc w:val="left"/>
-              <w:textAlignment w:val="center"/>
-              <w:rPr>
-                <w:rFonts w:hint="default" w:ascii="Times New Roman" w:hAnsi="Times New Roman" w:eastAsia="宋体" w:cs="Times New Roman"/>
-                <w:b w:val="0"/>
-                <w:bCs w:val="0"/>
-                <w:i w:val="0"/>
-                <w:iCs w:val="0"/>
-                <w:color w:val="000000"/>
-                <w:kern w:val="0"/>
-                <w:sz w:val="20"/>
-                <w:szCs w:val="20"/>
-                <w:u w:val="none"/>
-                <w:lang w:val="en-US" w:eastAsia="zh-CN" w:bidi="ar"/>
-              </w:rPr>
-            </w:pPr>
-            <w:r>
-              <w:rPr>
-                <w:rFonts w:hint="default" w:ascii="Times New Roman" w:hAnsi="Times New Roman" w:eastAsia="宋体" w:cs="Times New Roman"/>
-                <w:b w:val="0"/>
-                <w:bCs w:val="0"/>
-                <w:i w:val="0"/>
-                <w:iCs w:val="0"/>
-                <w:color w:val="000000"/>
-                <w:kern w:val="0"/>
-                <w:sz w:val="20"/>
-                <w:szCs w:val="20"/>
-                <w:u w:val="none"/>
-                <w:lang w:val="en-US" w:eastAsia="zh-CN" w:bidi="ar"/>
-              </w:rPr>
-              <w:t>c.38G&gt;A</w:t>
-            </w:r>
-          </w:p>
-        </w:tc>
-        <w:tc>
-          <w:tcPr>
-            <w:tcW w:w="1692" w:type="pct"/>
-            <w:tcBorders>
-              <w:top w:val="single" w:color="000000" w:sz="4" w:space="0"/>
-              <w:left w:val="single" w:color="000000" w:sz="4" w:space="0"/>
-              <w:bottom w:val="single" w:color="000000" w:sz="4" w:space="0"/>
-              <w:right w:val="single" w:color="000000" w:sz="4" w:space="0"/>
-            </w:tcBorders>
-            <w:shd w:val="clear" w:color="auto" w:fill="FFFFFF"/>
-            <w:vAlign w:val="center"/>
-          </w:tcPr>
-          <w:p>
-            <w:pPr>
-              <w:keepNext w:val="0"/>
-              <w:keepLines w:val="0"/>
-              <w:widowControl/>
-              <w:suppressLineNumbers w:val="0"/>
-              <w:jc w:val="left"/>
-              <w:textAlignment w:val="center"/>
-              <w:rPr>
-                <w:rFonts w:hint="default" w:ascii="Times New Roman" w:hAnsi="Times New Roman" w:eastAsia="宋体" w:cs="Times New Roman"/>
-                <w:b w:val="0"/>
-                <w:bCs w:val="0"/>
-                <w:i w:val="0"/>
-                <w:iCs w:val="0"/>
-                <w:color w:val="000000"/>
-                <w:kern w:val="0"/>
-                <w:sz w:val="20"/>
-                <w:szCs w:val="20"/>
-                <w:u w:val="none"/>
-                <w:lang w:val="en-US" w:eastAsia="zh-CN" w:bidi="ar"/>
-              </w:rPr>
-            </w:pPr>
-            <w:r>
-              <w:rPr>
-                <w:rFonts w:hint="default" w:ascii="Times New Roman" w:hAnsi="Times New Roman" w:eastAsia="宋体" w:cs="Times New Roman"/>
-                <w:b w:val="0"/>
-                <w:bCs w:val="0"/>
-                <w:i w:val="0"/>
-                <w:iCs w:val="0"/>
-                <w:color w:val="000000"/>
-                <w:kern w:val="0"/>
-                <w:sz w:val="20"/>
-                <w:szCs w:val="20"/>
-                <w:u w:val="none"/>
-                <w:lang w:val="en-US" w:eastAsia="zh-CN" w:bidi="ar"/>
-              </w:rPr>
-              <w:t>p.G1</w:t>
-            </w:r>
-            <w:r>
-              <w:rPr>
-                <w:rFonts w:hint="eastAsia" w:ascii="Times New Roman" w:hAnsi="Times New Roman" w:eastAsia="宋体" w:cs="Times New Roman"/>
-                <w:b w:val="0"/>
-                <w:bCs w:val="0"/>
-                <w:i w:val="0"/>
-                <w:iCs w:val="0"/>
-                <w:color w:val="000000"/>
-                <w:kern w:val="0"/>
-                <w:sz w:val="20"/>
-                <w:szCs w:val="20"/>
-                <w:u w:val="none"/>
-                <w:lang w:val="en-US" w:eastAsia="zh-CN" w:bidi="ar"/>
-              </w:rPr>
-              <w:t>3</w:t>
-            </w:r>
-            <w:r>
-              <w:rPr>
-                <w:rFonts w:hint="default" w:ascii="Times New Roman" w:hAnsi="Times New Roman" w:eastAsia="宋体" w:cs="Times New Roman"/>
-                <w:b w:val="0"/>
-                <w:bCs w:val="0"/>
-                <w:i w:val="0"/>
-                <w:iCs w:val="0"/>
-                <w:color w:val="000000"/>
-                <w:kern w:val="0"/>
-                <w:sz w:val="20"/>
-                <w:szCs w:val="20"/>
-                <w:u w:val="none"/>
-                <w:lang w:val="en-US" w:eastAsia="zh-CN" w:bidi="ar"/>
-              </w:rPr>
-              <w:t>D</w:t>
+              <w:t>B2N16</w:t>
             </w:r>
           </w:p>
         </w:tc>
@@ -38155,6 +39414,21 @@
               <w:jc w:val="left"/>
               <w:textAlignment w:val="center"/>
               <w:rPr>
+                <w:rFonts w:hint="default" w:ascii="Times New Roman" w:hAnsi="Times New Roman" w:eastAsia="宋体" w:cs="Times New Roman"/>
+                <w:b w:val="0"/>
+                <w:bCs w:val="0"/>
+                <w:i w:val="0"/>
+                <w:iCs w:val="0"/>
+                <w:color w:val="000000"/>
+                <w:kern w:val="0"/>
+                <w:sz w:val="20"/>
+                <w:szCs w:val="20"/>
+                <w:u w:val="none"/>
+                <w:lang w:val="en-US" w:eastAsia="zh-CN" w:bidi="ar"/>
+              </w:rPr>
+            </w:pPr>
+            <w:r>
+              <w:rPr>
                 <w:rFonts w:hint="eastAsia" w:ascii="Times New Roman" w:hAnsi="Times New Roman" w:eastAsia="宋体" w:cs="Times New Roman"/>
                 <w:b w:val="0"/>
                 <w:bCs w:val="0"/>
@@ -38167,22 +39441,7 @@
                 <w:u w:val="none"/>
                 <w:lang w:val="en-US" w:eastAsia="zh-CN" w:bidi="ar"/>
               </w:rPr>
-            </w:pPr>
-            <w:r>
-              <w:rPr>
-                <w:rFonts w:hint="eastAsia" w:ascii="Times New Roman" w:hAnsi="Times New Roman" w:eastAsia="宋体" w:cs="Times New Roman"/>
-                <w:b w:val="0"/>
-                <w:bCs w:val="0"/>
-                <w:i w:val="0"/>
-                <w:iCs w:val="0"/>
-                <w:color w:val="000000"/>
-                <w:kern w:val="0"/>
-                <w:sz w:val="20"/>
-                <w:szCs w:val="20"/>
-                <w:u w:val="none"/>
-                <w:lang w:val="en-US" w:eastAsia="zh-CN" w:bidi="ar"/>
-              </w:rPr>
-              <w:t>NRAS</w:t>
+              <w:t>NTRK3</w:t>
             </w:r>
           </w:p>
         </w:tc>
@@ -38222,7 +39481,7 @@
             </w:pPr>
             <w:r>
               <w:rPr>
-                <w:rFonts w:hint="eastAsia" w:ascii="Times New Roman" w:hAnsi="Times New Roman" w:eastAsia="宋体" w:cs="Times New Roman"/>
+                <w:rFonts w:hint="default" w:ascii="Times New Roman" w:hAnsi="Times New Roman" w:eastAsia="宋体" w:cs="Times New Roman"/>
                 <w:b w:val="0"/>
                 <w:bCs w:val="0"/>
                 <w:i w:val="0"/>
@@ -38234,7 +39493,7 @@
                 <w:u w:val="none"/>
                 <w:lang w:val="en-US" w:eastAsia="zh-CN" w:bidi="ar"/>
               </w:rPr>
-              <w:t>2</w:t>
+              <w:t>B4N14</w:t>
             </w:r>
           </w:p>
         </w:tc>
@@ -38286,7 +39545,7 @@
                 <w:u w:val="none"/>
                 <w:lang w:val="en-US" w:eastAsia="zh-CN" w:bidi="ar"/>
               </w:rPr>
-              <w:t>c.38G&gt;T</w:t>
+              <w:t>B4GALT6-NTRK3</w:t>
             </w:r>
           </w:p>
         </w:tc>
@@ -38300,6 +39559,7 @@
               <w:right w:val="single" w:color="000000" w:sz="4" w:space="0"/>
             </w:tcBorders>
             <w:shd w:val="clear" w:color="auto" w:fill="FFFFFF"/>
+            <w:noWrap/>
             <w:vAlign w:val="center"/>
           </w:tcPr>
           <w:p>
@@ -38338,51 +39598,9 @@
                 <w:u w:val="none"/>
                 <w:lang w:val="en-US" w:eastAsia="zh-CN" w:bidi="ar"/>
               </w:rPr>
-              <w:t>p.G13V</w:t>
-            </w:r>
-          </w:p>
-        </w:tc>
-      </w:tr>
-      <w:tr>
-        <w:tblPrEx>
-          <w:tblBorders>
-            <w:top w:val="none" w:color="auto" w:sz="0" w:space="0"/>
-            <w:left w:val="none" w:color="auto" w:sz="0" w:space="0"/>
-            <w:bottom w:val="none" w:color="auto" w:sz="0" w:space="0"/>
-            <w:right w:val="none" w:color="auto" w:sz="0" w:space="0"/>
-            <w:insideH w:val="none" w:color="auto" w:sz="0" w:space="0"/>
-            <w:insideV w:val="none" w:color="auto" w:sz="0" w:space="0"/>
-          </w:tblBorders>
-          <w:tblCellMar>
-            <w:top w:w="0" w:type="dxa"/>
-            <w:left w:w="108" w:type="dxa"/>
-            <w:bottom w:w="0" w:type="dxa"/>
-            <w:right w:w="108" w:type="dxa"/>
-          </w:tblCellMar>
-        </w:tblPrEx>
-        <w:trPr>
-          <w:trHeight w:val="340" w:hRule="atLeast"/>
-        </w:trPr>
-        <w:tc>
-          <w:tcPr>
-            <w:tcW w:w="672" w:type="pct"/>
-            <w:tcBorders>
-              <w:top w:val="single" w:color="000000" w:sz="4" w:space="0"/>
-              <w:left w:val="single" w:color="000000" w:sz="4" w:space="0"/>
-              <w:bottom w:val="single" w:color="000000" w:sz="4" w:space="0"/>
-              <w:right w:val="single" w:color="000000" w:sz="4" w:space="0"/>
-            </w:tcBorders>
-            <w:shd w:val="clear" w:color="auto" w:fill="FFFFFF"/>
-            <w:vAlign w:val="center"/>
-          </w:tcPr>
-          <w:p>
-            <w:pPr>
-              <w:keepNext w:val="0"/>
-              <w:keepLines w:val="0"/>
-              <w:widowControl/>
-              <w:suppressLineNumbers w:val="0"/>
-              <w:jc w:val="left"/>
-              <w:textAlignment w:val="center"/>
+              <w:t>B4GALT6-NTRK3</w:t>
+            </w:r>
+            <w:r>
               <w:rPr>
                 <w:rFonts w:hint="eastAsia" w:ascii="Times New Roman" w:hAnsi="Times New Roman" w:eastAsia="宋体" w:cs="Times New Roman"/>
                 <w:b w:val="0"/>
@@ -38396,10 +39614,11 @@
                 <w:u w:val="none"/>
                 <w:lang w:val="en-US" w:eastAsia="zh-CN" w:bidi="ar"/>
               </w:rPr>
-            </w:pPr>
-            <w:r>
-              <w:rPr>
-                <w:rFonts w:hint="eastAsia" w:ascii="Times New Roman" w:hAnsi="Times New Roman" w:eastAsia="宋体" w:cs="Times New Roman"/>
+              <w:t>.</w:t>
+            </w:r>
+            <w:r>
+              <w:rPr>
+                <w:rFonts w:hint="default" w:ascii="Times New Roman" w:hAnsi="Times New Roman" w:eastAsia="宋体" w:cs="Times New Roman"/>
                 <w:b w:val="0"/>
                 <w:bCs w:val="0"/>
                 <w:i w:val="0"/>
@@ -38411,163 +39630,7 @@
                 <w:u w:val="none"/>
                 <w:lang w:val="en-US" w:eastAsia="zh-CN" w:bidi="ar"/>
               </w:rPr>
-              <w:t>NRAS</w:t>
-            </w:r>
-          </w:p>
-        </w:tc>
-        <w:tc>
-          <w:tcPr>
-            <w:tcW w:w="792" w:type="pct"/>
-            <w:tcBorders>
-              <w:top w:val="single" w:color="000000" w:sz="4" w:space="0"/>
-              <w:left w:val="single" w:color="000000" w:sz="4" w:space="0"/>
-              <w:bottom w:val="single" w:color="000000" w:sz="4" w:space="0"/>
-              <w:right w:val="single" w:color="000000" w:sz="4" w:space="0"/>
-            </w:tcBorders>
-            <w:shd w:val="clear" w:color="auto" w:fill="FFFFFF"/>
-            <w:vAlign w:val="center"/>
-          </w:tcPr>
-          <w:p>
-            <w:pPr>
-              <w:keepNext w:val="0"/>
-              <w:keepLines w:val="0"/>
-              <w:widowControl/>
-              <w:suppressLineNumbers w:val="0"/>
-              <w:jc w:val="left"/>
-              <w:textAlignment w:val="center"/>
-              <w:rPr>
-                <w:rFonts w:hint="eastAsia" w:ascii="Times New Roman" w:hAnsi="Times New Roman" w:eastAsia="宋体" w:cs="Times New Roman"/>
-                <w:b w:val="0"/>
-                <w:bCs w:val="0"/>
-                <w:i w:val="0"/>
-                <w:iCs w:val="0"/>
-                <w:color w:val="000000"/>
-                <w:kern w:val="0"/>
-                <w:sz w:val="20"/>
-                <w:szCs w:val="20"/>
-                <w:u w:val="none"/>
-                <w:lang w:val="en-US" w:eastAsia="zh-CN" w:bidi="ar"/>
-              </w:rPr>
-            </w:pPr>
-            <w:r>
-              <w:rPr>
-                <w:rFonts w:hint="eastAsia" w:ascii="Times New Roman" w:hAnsi="Times New Roman" w:eastAsia="宋体" w:cs="Times New Roman"/>
-                <w:b w:val="0"/>
-                <w:bCs w:val="0"/>
-                <w:i w:val="0"/>
-                <w:iCs w:val="0"/>
-                <w:color w:val="000000"/>
-                <w:kern w:val="0"/>
-                <w:sz w:val="20"/>
-                <w:szCs w:val="20"/>
-                <w:u w:val="none"/>
-                <w:lang w:val="en-US" w:eastAsia="zh-CN" w:bidi="ar"/>
-              </w:rPr>
-              <w:t>3</w:t>
-            </w:r>
-          </w:p>
-        </w:tc>
-        <w:tc>
-          <w:tcPr>
-            <w:tcW w:w="1842" w:type="pct"/>
-            <w:tcBorders>
-              <w:top w:val="single" w:color="000000" w:sz="4" w:space="0"/>
-              <w:left w:val="single" w:color="000000" w:sz="4" w:space="0"/>
-              <w:bottom w:val="single" w:color="000000" w:sz="4" w:space="0"/>
-              <w:right w:val="single" w:color="000000" w:sz="4" w:space="0"/>
-            </w:tcBorders>
-            <w:shd w:val="clear" w:color="auto" w:fill="FFFFFF"/>
-            <w:vAlign w:val="center"/>
-          </w:tcPr>
-          <w:p>
-            <w:pPr>
-              <w:keepNext w:val="0"/>
-              <w:keepLines w:val="0"/>
-              <w:widowControl/>
-              <w:suppressLineNumbers w:val="0"/>
-              <w:jc w:val="left"/>
-              <w:textAlignment w:val="center"/>
-              <w:rPr>
-                <w:rFonts w:hint="default" w:ascii="Times New Roman" w:hAnsi="Times New Roman" w:eastAsia="宋体" w:cs="Times New Roman"/>
-                <w:b w:val="0"/>
-                <w:bCs w:val="0"/>
-                <w:i w:val="0"/>
-                <w:iCs w:val="0"/>
-                <w:color w:val="000000"/>
-                <w:kern w:val="0"/>
-                <w:sz w:val="20"/>
-                <w:szCs w:val="20"/>
-                <w:u w:val="none"/>
-                <w:lang w:val="en-US" w:eastAsia="zh-CN" w:bidi="ar"/>
-              </w:rPr>
-            </w:pPr>
-            <w:r>
-              <w:rPr>
-                <w:rFonts w:hint="default" w:ascii="Times New Roman" w:hAnsi="Times New Roman" w:eastAsia="宋体" w:cs="Times New Roman"/>
-                <w:b w:val="0"/>
-                <w:bCs w:val="0"/>
-                <w:i w:val="0"/>
-                <w:iCs w:val="0"/>
-                <w:color w:val="000000"/>
-                <w:kern w:val="0"/>
-                <w:sz w:val="20"/>
-                <w:szCs w:val="20"/>
-                <w:u w:val="none"/>
-                <w:lang w:val="en-US" w:eastAsia="zh-CN" w:bidi="ar"/>
-              </w:rPr>
-              <w:t>c.182A&gt;G</w:t>
-            </w:r>
-          </w:p>
-        </w:tc>
-        <w:tc>
-          <w:tcPr>
-            <w:tcW w:w="1692" w:type="pct"/>
-            <w:tcBorders>
-              <w:top w:val="single" w:color="000000" w:sz="4" w:space="0"/>
-              <w:left w:val="single" w:color="000000" w:sz="4" w:space="0"/>
-              <w:bottom w:val="single" w:color="000000" w:sz="4" w:space="0"/>
-              <w:right w:val="single" w:color="000000" w:sz="4" w:space="0"/>
-            </w:tcBorders>
-            <w:shd w:val="clear" w:color="auto" w:fill="FFFFFF"/>
-            <w:vAlign w:val="center"/>
-          </w:tcPr>
-          <w:p>
-            <w:pPr>
-              <w:keepNext w:val="0"/>
-              <w:keepLines w:val="0"/>
-              <w:widowControl/>
-              <w:suppressLineNumbers w:val="0"/>
-              <w:jc w:val="left"/>
-              <w:textAlignment w:val="center"/>
-              <w:rPr>
-                <w:rFonts w:hint="default" w:ascii="Times New Roman" w:hAnsi="Times New Roman" w:eastAsia="宋体" w:cs="Times New Roman"/>
-                <w:b w:val="0"/>
-                <w:bCs w:val="0"/>
-                <w:i w:val="0"/>
-                <w:iCs w:val="0"/>
-                <w:color w:val="000000"/>
-                <w:kern w:val="0"/>
-                <w:sz w:val="20"/>
-                <w:szCs w:val="20"/>
-                <w:u w:val="none"/>
-                <w:lang w:val="en-US" w:eastAsia="zh-CN" w:bidi="ar"/>
-              </w:rPr>
-            </w:pPr>
-            <w:r>
-              <w:rPr>
-                <w:rFonts w:hint="default" w:ascii="Times New Roman" w:hAnsi="Times New Roman" w:eastAsia="宋体" w:cs="Times New Roman"/>
-                <w:b w:val="0"/>
-                <w:bCs w:val="0"/>
-                <w:i w:val="0"/>
-                <w:iCs w:val="0"/>
-                <w:color w:val="000000"/>
-                <w:kern w:val="0"/>
-                <w:sz w:val="20"/>
-                <w:szCs w:val="20"/>
-                <w:u w:val="none"/>
-                <w:lang w:val="en-US" w:eastAsia="zh-CN" w:bidi="ar"/>
-              </w:rPr>
-              <w:t>p.Q61R</w:t>
+              <w:t>B4N14</w:t>
             </w:r>
           </w:p>
         </w:tc>
@@ -38620,28 +39683,28 @@
                 <w:i w:val="0"/>
                 <w:iCs w:val="0"/>
                 <w:color w:val="000000"/>
+                <w:kern w:val="2"/>
+                <w:sz w:val="20"/>
+                <w:szCs w:val="20"/>
+                <w:u w:val="none"/>
+                <w:lang w:val="en-US" w:eastAsia="zh-CN" w:bidi="ar-SA"/>
+              </w:rPr>
+            </w:pPr>
+            <w:r>
+              <w:rPr>
+                <w:rFonts w:hint="default" w:ascii="Times New Roman" w:hAnsi="Times New Roman" w:eastAsia="宋体" w:cs="Times New Roman"/>
+                <w:b w:val="0"/>
+                <w:bCs w:val="0"/>
+                <w:i w:val="0"/>
+                <w:iCs w:val="0"/>
+                <w:color w:val="000000"/>
                 <w:kern w:val="0"/>
                 <w:sz w:val="20"/>
                 <w:szCs w:val="20"/>
                 <w:u w:val="none"/>
                 <w:lang w:val="en-US" w:eastAsia="zh-CN" w:bidi="ar"/>
               </w:rPr>
-            </w:pPr>
-            <w:r>
-              <w:rPr>
-                <w:rFonts w:hint="eastAsia" w:ascii="Times New Roman" w:hAnsi="Times New Roman" w:eastAsia="宋体" w:cs="Times New Roman"/>
-                <w:b w:val="0"/>
-                <w:bCs w:val="0"/>
-                <w:i w:val="0"/>
-                <w:iCs w:val="0"/>
-                <w:color w:val="000000"/>
-                <w:kern w:val="0"/>
-                <w:sz w:val="20"/>
-                <w:szCs w:val="20"/>
-                <w:u w:val="none"/>
-                <w:lang w:val="en-US" w:eastAsia="zh-CN" w:bidi="ar"/>
-              </w:rPr>
-              <w:t>NRAS</w:t>
+              <w:t>PIK3CA</w:t>
             </w:r>
           </w:p>
         </w:tc>
@@ -38666,7 +39729,22 @@
               <w:jc w:val="left"/>
               <w:textAlignment w:val="center"/>
               <w:rPr>
-                <w:rFonts w:hint="eastAsia" w:ascii="Times New Roman" w:hAnsi="Times New Roman" w:eastAsia="宋体" w:cs="Times New Roman"/>
+                <w:rFonts w:hint="default" w:ascii="Times New Roman" w:hAnsi="Times New Roman" w:eastAsia="宋体" w:cs="Times New Roman"/>
+                <w:b w:val="0"/>
+                <w:bCs w:val="0"/>
+                <w:i w:val="0"/>
+                <w:iCs w:val="0"/>
+                <w:color w:val="000000"/>
+                <w:kern w:val="2"/>
+                <w:sz w:val="20"/>
+                <w:szCs w:val="20"/>
+                <w:u w:val="none"/>
+                <w:lang w:val="en-US" w:eastAsia="zh-CN" w:bidi="ar-SA"/>
+              </w:rPr>
+            </w:pPr>
+            <w:r>
+              <w:rPr>
+                <w:rFonts w:hint="default" w:ascii="Times New Roman" w:hAnsi="Times New Roman" w:eastAsia="宋体" w:cs="Times New Roman"/>
                 <w:b w:val="0"/>
                 <w:bCs w:val="0"/>
                 <w:i w:val="0"/>
@@ -38678,22 +39756,7 @@
                 <w:u w:val="none"/>
                 <w:lang w:val="en-US" w:eastAsia="zh-CN" w:bidi="ar"/>
               </w:rPr>
-            </w:pPr>
-            <w:r>
-              <w:rPr>
-                <w:rFonts w:hint="eastAsia" w:ascii="Times New Roman" w:hAnsi="Times New Roman" w:eastAsia="宋体" w:cs="Times New Roman"/>
-                <w:b w:val="0"/>
-                <w:bCs w:val="0"/>
-                <w:i w:val="0"/>
-                <w:iCs w:val="0"/>
-                <w:color w:val="000000"/>
-                <w:kern w:val="0"/>
-                <w:sz w:val="20"/>
-                <w:szCs w:val="20"/>
-                <w:u w:val="none"/>
-                <w:lang w:val="en-US" w:eastAsia="zh-CN" w:bidi="ar"/>
-              </w:rPr>
-              <w:t>3</w:t>
+              <w:t xml:space="preserve">9 </w:t>
             </w:r>
           </w:p>
         </w:tc>
@@ -38724,28 +39787,28 @@
                 <w:i w:val="0"/>
                 <w:iCs w:val="0"/>
                 <w:color w:val="000000"/>
+                <w:kern w:val="2"/>
+                <w:sz w:val="20"/>
+                <w:szCs w:val="20"/>
+                <w:u w:val="none"/>
+                <w:lang w:val="en-US" w:eastAsia="zh-CN" w:bidi="ar-SA"/>
+              </w:rPr>
+            </w:pPr>
+            <w:r>
+              <w:rPr>
+                <w:rFonts w:hint="default" w:ascii="Times New Roman" w:hAnsi="Times New Roman" w:eastAsia="宋体" w:cs="Times New Roman"/>
+                <w:b w:val="0"/>
+                <w:bCs w:val="0"/>
+                <w:i w:val="0"/>
+                <w:iCs w:val="0"/>
+                <w:color w:val="000000"/>
                 <w:kern w:val="0"/>
                 <w:sz w:val="20"/>
                 <w:szCs w:val="20"/>
                 <w:u w:val="none"/>
                 <w:lang w:val="en-US" w:eastAsia="zh-CN" w:bidi="ar"/>
               </w:rPr>
-            </w:pPr>
-            <w:r>
-              <w:rPr>
-                <w:rFonts w:hint="default" w:ascii="Times New Roman" w:hAnsi="Times New Roman" w:eastAsia="宋体" w:cs="Times New Roman"/>
-                <w:b w:val="0"/>
-                <w:bCs w:val="0"/>
-                <w:i w:val="0"/>
-                <w:iCs w:val="0"/>
-                <w:color w:val="000000"/>
-                <w:kern w:val="0"/>
-                <w:sz w:val="20"/>
-                <w:szCs w:val="20"/>
-                <w:u w:val="none"/>
-                <w:lang w:val="en-US" w:eastAsia="zh-CN" w:bidi="ar"/>
-              </w:rPr>
-              <w:t>c.181C&gt;A</w:t>
+              <w:t>c.1624G&gt;A</w:t>
             </w:r>
           </w:p>
         </w:tc>
@@ -38759,6 +39822,7 @@
               <w:right w:val="single" w:color="000000" w:sz="4" w:space="0"/>
             </w:tcBorders>
             <w:shd w:val="clear" w:color="auto" w:fill="FFFFFF"/>
+            <w:noWrap/>
             <w:vAlign w:val="center"/>
           </w:tcPr>
           <w:p>
@@ -38776,12 +39840,85 @@
                 <w:i w:val="0"/>
                 <w:iCs w:val="0"/>
                 <w:color w:val="000000"/>
+                <w:kern w:val="2"/>
+                <w:sz w:val="20"/>
+                <w:szCs w:val="20"/>
+                <w:u w:val="none"/>
+                <w:lang w:val="en-US" w:eastAsia="zh-CN" w:bidi="ar-SA"/>
+              </w:rPr>
+            </w:pPr>
+            <w:r>
+              <w:rPr>
+                <w:rFonts w:hint="default" w:ascii="Times New Roman" w:hAnsi="Times New Roman" w:eastAsia="宋体" w:cs="Times New Roman"/>
+                <w:b w:val="0"/>
+                <w:bCs w:val="0"/>
+                <w:i w:val="0"/>
+                <w:iCs w:val="0"/>
+                <w:color w:val="000000"/>
                 <w:kern w:val="0"/>
                 <w:sz w:val="20"/>
                 <w:szCs w:val="20"/>
                 <w:u w:val="none"/>
                 <w:lang w:val="en-US" w:eastAsia="zh-CN" w:bidi="ar"/>
               </w:rPr>
+              <w:t>p.E542K</w:t>
+            </w:r>
+          </w:p>
+        </w:tc>
+      </w:tr>
+      <w:tr>
+        <w:tblPrEx>
+          <w:tblBorders>
+            <w:top w:val="none" w:color="auto" w:sz="0" w:space="0"/>
+            <w:left w:val="none" w:color="auto" w:sz="0" w:space="0"/>
+            <w:bottom w:val="none" w:color="auto" w:sz="0" w:space="0"/>
+            <w:right w:val="none" w:color="auto" w:sz="0" w:space="0"/>
+            <w:insideH w:val="none" w:color="auto" w:sz="0" w:space="0"/>
+            <w:insideV w:val="none" w:color="auto" w:sz="0" w:space="0"/>
+          </w:tblBorders>
+          <w:tblCellMar>
+            <w:top w:w="0" w:type="dxa"/>
+            <w:left w:w="108" w:type="dxa"/>
+            <w:bottom w:w="0" w:type="dxa"/>
+            <w:right w:w="108" w:type="dxa"/>
+          </w:tblCellMar>
+        </w:tblPrEx>
+        <w:trPr>
+          <w:trHeight w:val="340" w:hRule="atLeast"/>
+        </w:trPr>
+        <w:tc>
+          <w:tcPr>
+            <w:tcW w:w="672" w:type="pct"/>
+            <w:tcBorders>
+              <w:top w:val="single" w:color="000000" w:sz="4" w:space="0"/>
+              <w:left w:val="single" w:color="000000" w:sz="4" w:space="0"/>
+              <w:bottom w:val="single" w:color="000000" w:sz="4" w:space="0"/>
+              <w:right w:val="single" w:color="000000" w:sz="4" w:space="0"/>
+            </w:tcBorders>
+            <w:shd w:val="clear" w:color="auto" w:fill="FFFFFF"/>
+            <w:vAlign w:val="center"/>
+          </w:tcPr>
+          <w:p>
+            <w:pPr>
+              <w:keepNext w:val="0"/>
+              <w:keepLines w:val="0"/>
+              <w:widowControl/>
+              <w:suppressLineNumbers w:val="0"/>
+              <w:jc w:val="left"/>
+              <w:textAlignment w:val="center"/>
+              <w:rPr>
+                <w:rFonts w:hint="eastAsia" w:ascii="Times New Roman" w:hAnsi="Times New Roman" w:eastAsia="宋体" w:cs="Times New Roman"/>
+                <w:b w:val="0"/>
+                <w:bCs w:val="0"/>
+                <w:i w:val="0"/>
+                <w:iCs w:val="0"/>
+                <w:color w:val="000000"/>
+                <w:kern w:val="2"/>
+                <w:sz w:val="20"/>
+                <w:szCs w:val="20"/>
+                <w:u w:val="none"/>
+                <w:lang w:val="en-US" w:eastAsia="zh-CN" w:bidi="ar-SA"/>
+              </w:rPr>
             </w:pPr>
             <w:r>
               <w:rPr>
@@ -38797,7 +39934,164 @@
                 <w:u w:val="none"/>
                 <w:lang w:val="en-US" w:eastAsia="zh-CN" w:bidi="ar"/>
               </w:rPr>
-              <w:t>p.Q61K</w:t>
+              <w:t>PIK3CA</w:t>
+            </w:r>
+          </w:p>
+        </w:tc>
+        <w:tc>
+          <w:tcPr>
+            <w:tcW w:w="792" w:type="pct"/>
+            <w:tcBorders>
+              <w:top w:val="single" w:color="000000" w:sz="4" w:space="0"/>
+              <w:left w:val="single" w:color="000000" w:sz="4" w:space="0"/>
+              <w:bottom w:val="single" w:color="000000" w:sz="4" w:space="0"/>
+              <w:right w:val="single" w:color="000000" w:sz="4" w:space="0"/>
+            </w:tcBorders>
+            <w:shd w:val="clear" w:color="auto" w:fill="FFFFFF"/>
+            <w:vAlign w:val="center"/>
+          </w:tcPr>
+          <w:p>
+            <w:pPr>
+              <w:keepNext w:val="0"/>
+              <w:keepLines w:val="0"/>
+              <w:widowControl/>
+              <w:suppressLineNumbers w:val="0"/>
+              <w:jc w:val="left"/>
+              <w:textAlignment w:val="center"/>
+              <w:rPr>
+                <w:rFonts w:hint="default" w:ascii="Times New Roman" w:hAnsi="Times New Roman" w:eastAsia="宋体" w:cs="Times New Roman"/>
+                <w:b w:val="0"/>
+                <w:bCs w:val="0"/>
+                <w:i w:val="0"/>
+                <w:iCs w:val="0"/>
+                <w:color w:val="000000"/>
+                <w:kern w:val="2"/>
+                <w:sz w:val="20"/>
+                <w:szCs w:val="20"/>
+                <w:u w:val="none"/>
+                <w:lang w:val="en-US" w:eastAsia="zh-CN" w:bidi="ar-SA"/>
+              </w:rPr>
+            </w:pPr>
+            <w:r>
+              <w:rPr>
+                <w:rFonts w:hint="default" w:ascii="Times New Roman" w:hAnsi="Times New Roman" w:eastAsia="宋体" w:cs="Times New Roman"/>
+                <w:b w:val="0"/>
+                <w:bCs w:val="0"/>
+                <w:i w:val="0"/>
+                <w:iCs w:val="0"/>
+                <w:color w:val="000000"/>
+                <w:kern w:val="0"/>
+                <w:sz w:val="20"/>
+                <w:szCs w:val="20"/>
+                <w:u w:val="none"/>
+                <w:lang w:val="en-US" w:eastAsia="zh-CN" w:bidi="ar"/>
+              </w:rPr>
+              <w:t xml:space="preserve">9 </w:t>
+            </w:r>
+          </w:p>
+        </w:tc>
+        <w:tc>
+          <w:tcPr>
+            <w:tcW w:w="1842" w:type="pct"/>
+            <w:tcBorders>
+              <w:top w:val="single" w:color="000000" w:sz="4" w:space="0"/>
+              <w:left w:val="single" w:color="000000" w:sz="4" w:space="0"/>
+              <w:bottom w:val="single" w:color="000000" w:sz="4" w:space="0"/>
+              <w:right w:val="single" w:color="000000" w:sz="4" w:space="0"/>
+            </w:tcBorders>
+            <w:shd w:val="clear" w:color="auto" w:fill="FFFFFF"/>
+            <w:vAlign w:val="center"/>
+          </w:tcPr>
+          <w:p>
+            <w:pPr>
+              <w:keepNext w:val="0"/>
+              <w:keepLines w:val="0"/>
+              <w:widowControl/>
+              <w:suppressLineNumbers w:val="0"/>
+              <w:jc w:val="left"/>
+              <w:textAlignment w:val="center"/>
+              <w:rPr>
+                <w:rFonts w:hint="default" w:ascii="Times New Roman" w:hAnsi="Times New Roman" w:eastAsia="宋体" w:cs="Times New Roman"/>
+                <w:b w:val="0"/>
+                <w:bCs w:val="0"/>
+                <w:i w:val="0"/>
+                <w:iCs w:val="0"/>
+                <w:color w:val="000000"/>
+                <w:kern w:val="2"/>
+                <w:sz w:val="20"/>
+                <w:szCs w:val="20"/>
+                <w:u w:val="none"/>
+                <w:lang w:val="en-US" w:eastAsia="zh-CN" w:bidi="ar-SA"/>
+              </w:rPr>
+            </w:pPr>
+            <w:r>
+              <w:rPr>
+                <w:rFonts w:hint="default" w:ascii="Times New Roman" w:hAnsi="Times New Roman" w:eastAsia="宋体" w:cs="Times New Roman"/>
+                <w:b w:val="0"/>
+                <w:bCs w:val="0"/>
+                <w:i w:val="0"/>
+                <w:iCs w:val="0"/>
+                <w:color w:val="000000"/>
+                <w:kern w:val="0"/>
+                <w:sz w:val="20"/>
+                <w:szCs w:val="20"/>
+                <w:u w:val="none"/>
+                <w:lang w:val="en-US" w:eastAsia="zh-CN" w:bidi="ar"/>
+              </w:rPr>
+              <w:t>c.1633G&gt;A</w:t>
+            </w:r>
+          </w:p>
+        </w:tc>
+        <w:tc>
+          <w:tcPr>
+            <w:tcW w:w="1692" w:type="pct"/>
+            <w:tcBorders>
+              <w:top w:val="single" w:color="000000" w:sz="4" w:space="0"/>
+              <w:left w:val="single" w:color="000000" w:sz="4" w:space="0"/>
+              <w:bottom w:val="single" w:color="000000" w:sz="4" w:space="0"/>
+              <w:right w:val="single" w:color="000000" w:sz="4" w:space="0"/>
+            </w:tcBorders>
+            <w:shd w:val="clear" w:color="auto" w:fill="FFFFFF"/>
+            <w:noWrap/>
+            <w:vAlign w:val="center"/>
+          </w:tcPr>
+          <w:p>
+            <w:pPr>
+              <w:keepNext w:val="0"/>
+              <w:keepLines w:val="0"/>
+              <w:widowControl/>
+              <w:suppressLineNumbers w:val="0"/>
+              <w:jc w:val="left"/>
+              <w:textAlignment w:val="center"/>
+              <w:rPr>
+                <w:rFonts w:hint="default" w:ascii="Times New Roman" w:hAnsi="Times New Roman" w:eastAsia="宋体" w:cs="Times New Roman"/>
+                <w:b w:val="0"/>
+                <w:bCs w:val="0"/>
+                <w:i w:val="0"/>
+                <w:iCs w:val="0"/>
+                <w:color w:val="000000"/>
+                <w:kern w:val="2"/>
+                <w:sz w:val="20"/>
+                <w:szCs w:val="20"/>
+                <w:u w:val="none"/>
+                <w:lang w:val="en-US" w:eastAsia="zh-CN" w:bidi="ar-SA"/>
+              </w:rPr>
+            </w:pPr>
+            <w:r>
+              <w:rPr>
+                <w:rFonts w:hint="default" w:ascii="Times New Roman" w:hAnsi="Times New Roman" w:eastAsia="宋体" w:cs="Times New Roman"/>
+                <w:b w:val="0"/>
+                <w:bCs w:val="0"/>
+                <w:i w:val="0"/>
+                <w:iCs w:val="0"/>
+                <w:color w:val="000000"/>
+                <w:kern w:val="0"/>
+                <w:sz w:val="20"/>
+                <w:szCs w:val="20"/>
+                <w:u w:val="none"/>
+                <w:lang w:val="en-US" w:eastAsia="zh-CN" w:bidi="ar"/>
+              </w:rPr>
+              <w:t>p.E545K</w:t>
             </w:r>
           </w:p>
         </w:tc>
@@ -38850,28 +40144,28 @@
                 <w:i w:val="0"/>
                 <w:iCs w:val="0"/>
                 <w:color w:val="000000"/>
+                <w:kern w:val="2"/>
+                <w:sz w:val="20"/>
+                <w:szCs w:val="20"/>
+                <w:u w:val="none"/>
+                <w:lang w:val="en-US" w:eastAsia="zh-CN" w:bidi="ar-SA"/>
+              </w:rPr>
+            </w:pPr>
+            <w:r>
+              <w:rPr>
+                <w:rFonts w:hint="default" w:ascii="Times New Roman" w:hAnsi="Times New Roman" w:eastAsia="宋体" w:cs="Times New Roman"/>
+                <w:b w:val="0"/>
+                <w:bCs w:val="0"/>
+                <w:i w:val="0"/>
+                <w:iCs w:val="0"/>
+                <w:color w:val="000000"/>
                 <w:kern w:val="0"/>
                 <w:sz w:val="20"/>
                 <w:szCs w:val="20"/>
                 <w:u w:val="none"/>
                 <w:lang w:val="en-US" w:eastAsia="zh-CN" w:bidi="ar"/>
               </w:rPr>
-            </w:pPr>
-            <w:r>
-              <w:rPr>
-                <w:rFonts w:hint="eastAsia" w:ascii="Times New Roman" w:hAnsi="Times New Roman" w:eastAsia="宋体" w:cs="Times New Roman"/>
-                <w:b w:val="0"/>
-                <w:bCs w:val="0"/>
-                <w:i w:val="0"/>
-                <w:iCs w:val="0"/>
-                <w:color w:val="000000"/>
-                <w:kern w:val="0"/>
-                <w:sz w:val="20"/>
-                <w:szCs w:val="20"/>
-                <w:u w:val="none"/>
-                <w:lang w:val="en-US" w:eastAsia="zh-CN" w:bidi="ar"/>
-              </w:rPr>
-              <w:t>NRAS</w:t>
+              <w:t>PIK3CA</w:t>
             </w:r>
           </w:p>
         </w:tc>
@@ -38896,7 +40190,22 @@
               <w:jc w:val="left"/>
               <w:textAlignment w:val="center"/>
               <w:rPr>
-                <w:rFonts w:hint="eastAsia" w:ascii="Times New Roman" w:hAnsi="Times New Roman" w:eastAsia="宋体" w:cs="Times New Roman"/>
+                <w:rFonts w:hint="default" w:ascii="Times New Roman" w:hAnsi="Times New Roman" w:eastAsia="宋体" w:cs="Times New Roman"/>
+                <w:b w:val="0"/>
+                <w:bCs w:val="0"/>
+                <w:i w:val="0"/>
+                <w:iCs w:val="0"/>
+                <w:color w:val="000000"/>
+                <w:kern w:val="2"/>
+                <w:sz w:val="20"/>
+                <w:szCs w:val="20"/>
+                <w:u w:val="none"/>
+                <w:lang w:val="en-US" w:eastAsia="zh-CN" w:bidi="ar-SA"/>
+              </w:rPr>
+            </w:pPr>
+            <w:r>
+              <w:rPr>
+                <w:rFonts w:hint="default" w:ascii="Times New Roman" w:hAnsi="Times New Roman" w:eastAsia="宋体" w:cs="Times New Roman"/>
                 <w:b w:val="0"/>
                 <w:bCs w:val="0"/>
                 <w:i w:val="0"/>
@@ -38908,22 +40217,7 @@
                 <w:u w:val="none"/>
                 <w:lang w:val="en-US" w:eastAsia="zh-CN" w:bidi="ar"/>
               </w:rPr>
-            </w:pPr>
-            <w:r>
-              <w:rPr>
-                <w:rFonts w:hint="eastAsia" w:ascii="Times New Roman" w:hAnsi="Times New Roman" w:eastAsia="宋体" w:cs="Times New Roman"/>
-                <w:b w:val="0"/>
-                <w:bCs w:val="0"/>
-                <w:i w:val="0"/>
-                <w:iCs w:val="0"/>
-                <w:color w:val="000000"/>
-                <w:kern w:val="0"/>
-                <w:sz w:val="20"/>
-                <w:szCs w:val="20"/>
-                <w:u w:val="none"/>
-                <w:lang w:val="en-US" w:eastAsia="zh-CN" w:bidi="ar"/>
-              </w:rPr>
-              <w:t>4</w:t>
+              <w:t xml:space="preserve">20 </w:t>
             </w:r>
           </w:p>
         </w:tc>
@@ -38954,28 +40248,28 @@
                 <w:i w:val="0"/>
                 <w:iCs w:val="0"/>
                 <w:color w:val="000000"/>
+                <w:kern w:val="2"/>
+                <w:sz w:val="20"/>
+                <w:szCs w:val="20"/>
+                <w:u w:val="none"/>
+                <w:lang w:val="en-US" w:eastAsia="zh-CN" w:bidi="ar-SA"/>
+              </w:rPr>
+            </w:pPr>
+            <w:r>
+              <w:rPr>
+                <w:rFonts w:hint="default" w:ascii="Times New Roman" w:hAnsi="Times New Roman" w:eastAsia="宋体" w:cs="Times New Roman"/>
+                <w:b w:val="0"/>
+                <w:bCs w:val="0"/>
+                <w:i w:val="0"/>
+                <w:iCs w:val="0"/>
+                <w:color w:val="000000"/>
                 <w:kern w:val="0"/>
                 <w:sz w:val="20"/>
                 <w:szCs w:val="20"/>
                 <w:u w:val="none"/>
                 <w:lang w:val="en-US" w:eastAsia="zh-CN" w:bidi="ar"/>
               </w:rPr>
-            </w:pPr>
-            <w:r>
-              <w:rPr>
-                <w:rFonts w:hint="default" w:ascii="Times New Roman" w:hAnsi="Times New Roman" w:eastAsia="宋体" w:cs="Times New Roman"/>
-                <w:b w:val="0"/>
-                <w:bCs w:val="0"/>
-                <w:i w:val="0"/>
-                <w:iCs w:val="0"/>
-                <w:color w:val="000000"/>
-                <w:kern w:val="0"/>
-                <w:sz w:val="20"/>
-                <w:szCs w:val="20"/>
-                <w:u w:val="none"/>
-                <w:lang w:val="en-US" w:eastAsia="zh-CN" w:bidi="ar"/>
-              </w:rPr>
-              <w:t>c.436G&gt;A</w:t>
+              <w:t>c.3140A&gt;T</w:t>
             </w:r>
           </w:p>
         </w:tc>
@@ -38989,6 +40283,7 @@
               <w:right w:val="single" w:color="000000" w:sz="4" w:space="0"/>
             </w:tcBorders>
             <w:shd w:val="clear" w:color="auto" w:fill="FFFFFF"/>
+            <w:noWrap/>
             <w:vAlign w:val="center"/>
           </w:tcPr>
           <w:p>
@@ -39006,28 +40301,28 @@
                 <w:i w:val="0"/>
                 <w:iCs w:val="0"/>
                 <w:color w:val="000000"/>
+                <w:kern w:val="2"/>
+                <w:sz w:val="20"/>
+                <w:szCs w:val="20"/>
+                <w:u w:val="none"/>
+                <w:lang w:val="en-US" w:eastAsia="zh-CN" w:bidi="ar-SA"/>
+              </w:rPr>
+            </w:pPr>
+            <w:r>
+              <w:rPr>
+                <w:rFonts w:hint="default" w:ascii="Times New Roman" w:hAnsi="Times New Roman" w:eastAsia="宋体" w:cs="Times New Roman"/>
+                <w:b w:val="0"/>
+                <w:bCs w:val="0"/>
+                <w:i w:val="0"/>
+                <w:iCs w:val="0"/>
+                <w:color w:val="000000"/>
                 <w:kern w:val="0"/>
                 <w:sz w:val="20"/>
                 <w:szCs w:val="20"/>
                 <w:u w:val="none"/>
                 <w:lang w:val="en-US" w:eastAsia="zh-CN" w:bidi="ar"/>
               </w:rPr>
-            </w:pPr>
-            <w:r>
-              <w:rPr>
-                <w:rFonts w:hint="default" w:ascii="Times New Roman" w:hAnsi="Times New Roman" w:eastAsia="宋体" w:cs="Times New Roman"/>
-                <w:b w:val="0"/>
-                <w:bCs w:val="0"/>
-                <w:i w:val="0"/>
-                <w:iCs w:val="0"/>
-                <w:color w:val="000000"/>
-                <w:kern w:val="0"/>
-                <w:sz w:val="20"/>
-                <w:szCs w:val="20"/>
-                <w:u w:val="none"/>
-                <w:lang w:val="en-US" w:eastAsia="zh-CN" w:bidi="ar"/>
-              </w:rPr>
-              <w:t>p.A146T</w:t>
+              <w:t>p.H1047L</w:t>
             </w:r>
           </w:p>
         </w:tc>
@@ -39074,6 +40369,21 @@
               <w:jc w:val="left"/>
               <w:textAlignment w:val="center"/>
               <w:rPr>
+                <w:rFonts w:hint="eastAsia" w:ascii="Times New Roman" w:hAnsi="Times New Roman" w:eastAsia="宋体" w:cs="Times New Roman"/>
+                <w:b w:val="0"/>
+                <w:bCs w:val="0"/>
+                <w:i w:val="0"/>
+                <w:iCs w:val="0"/>
+                <w:color w:val="000000"/>
+                <w:kern w:val="2"/>
+                <w:sz w:val="20"/>
+                <w:szCs w:val="20"/>
+                <w:u w:val="none"/>
+                <w:lang w:val="en-US" w:eastAsia="zh-CN" w:bidi="ar-SA"/>
+              </w:rPr>
+            </w:pPr>
+            <w:r>
+              <w:rPr>
                 <w:rFonts w:hint="default" w:ascii="Times New Roman" w:hAnsi="Times New Roman" w:eastAsia="宋体" w:cs="Times New Roman"/>
                 <w:b w:val="0"/>
                 <w:bCs w:val="0"/>
@@ -39086,22 +40396,7 @@
                 <w:u w:val="none"/>
                 <w:lang w:val="en-US" w:eastAsia="zh-CN" w:bidi="ar"/>
               </w:rPr>
-            </w:pPr>
-            <w:r>
-              <w:rPr>
-                <w:rFonts w:hint="eastAsia" w:ascii="Times New Roman" w:hAnsi="Times New Roman" w:eastAsia="宋体" w:cs="Times New Roman"/>
-                <w:b w:val="0"/>
-                <w:bCs w:val="0"/>
-                <w:i w:val="0"/>
-                <w:iCs w:val="0"/>
-                <w:color w:val="000000"/>
-                <w:kern w:val="0"/>
-                <w:sz w:val="20"/>
-                <w:szCs w:val="20"/>
-                <w:u w:val="none"/>
-                <w:lang w:val="en-US" w:eastAsia="zh-CN" w:bidi="ar"/>
-              </w:rPr>
-              <w:t>NTRK1</w:t>
+              <w:t>PIK3CA</w:t>
             </w:r>
           </w:p>
         </w:tc>
@@ -39132,28 +40427,28 @@
                 <w:i w:val="0"/>
                 <w:iCs w:val="0"/>
                 <w:color w:val="000000"/>
+                <w:kern w:val="2"/>
+                <w:sz w:val="20"/>
+                <w:szCs w:val="20"/>
+                <w:u w:val="none"/>
+                <w:lang w:val="en-US" w:eastAsia="zh-CN" w:bidi="ar-SA"/>
+              </w:rPr>
+            </w:pPr>
+            <w:r>
+              <w:rPr>
+                <w:rFonts w:hint="default" w:ascii="Times New Roman" w:hAnsi="Times New Roman" w:eastAsia="宋体" w:cs="Times New Roman"/>
+                <w:b w:val="0"/>
+                <w:bCs w:val="0"/>
+                <w:i w:val="0"/>
+                <w:iCs w:val="0"/>
+                <w:color w:val="000000"/>
                 <w:kern w:val="0"/>
                 <w:sz w:val="20"/>
                 <w:szCs w:val="20"/>
                 <w:u w:val="none"/>
                 <w:lang w:val="en-US" w:eastAsia="zh-CN" w:bidi="ar"/>
               </w:rPr>
-            </w:pPr>
-            <w:r>
-              <w:rPr>
-                <w:rFonts w:hint="default" w:ascii="Times New Roman" w:hAnsi="Times New Roman" w:eastAsia="宋体" w:cs="Times New Roman"/>
-                <w:b w:val="0"/>
-                <w:bCs w:val="0"/>
-                <w:i w:val="0"/>
-                <w:iCs w:val="0"/>
-                <w:color w:val="000000"/>
-                <w:kern w:val="0"/>
-                <w:sz w:val="20"/>
-                <w:szCs w:val="20"/>
-                <w:u w:val="none"/>
-                <w:lang w:val="en-US" w:eastAsia="zh-CN" w:bidi="ar"/>
-              </w:rPr>
-              <w:t>T21N10</w:t>
+              <w:t xml:space="preserve">20 </w:t>
             </w:r>
           </w:p>
         </w:tc>
@@ -39184,28 +40479,28 @@
                 <w:i w:val="0"/>
                 <w:iCs w:val="0"/>
                 <w:color w:val="000000"/>
+                <w:kern w:val="2"/>
+                <w:sz w:val="20"/>
+                <w:szCs w:val="20"/>
+                <w:u w:val="none"/>
+                <w:lang w:val="en-US" w:eastAsia="zh-CN" w:bidi="ar-SA"/>
+              </w:rPr>
+            </w:pPr>
+            <w:r>
+              <w:rPr>
+                <w:rFonts w:hint="default" w:ascii="Times New Roman" w:hAnsi="Times New Roman" w:eastAsia="宋体" w:cs="Times New Roman"/>
+                <w:b w:val="0"/>
+                <w:bCs w:val="0"/>
+                <w:i w:val="0"/>
+                <w:iCs w:val="0"/>
+                <w:color w:val="000000"/>
                 <w:kern w:val="0"/>
                 <w:sz w:val="20"/>
                 <w:szCs w:val="20"/>
                 <w:u w:val="none"/>
                 <w:lang w:val="en-US" w:eastAsia="zh-CN" w:bidi="ar"/>
               </w:rPr>
-            </w:pPr>
-            <w:r>
-              <w:rPr>
-                <w:rFonts w:hint="default" w:ascii="Times New Roman" w:hAnsi="Times New Roman" w:eastAsia="宋体" w:cs="Times New Roman"/>
-                <w:b w:val="0"/>
-                <w:bCs w:val="0"/>
-                <w:i w:val="0"/>
-                <w:iCs w:val="0"/>
-                <w:color w:val="000000"/>
-                <w:kern w:val="0"/>
-                <w:sz w:val="20"/>
-                <w:szCs w:val="20"/>
-                <w:u w:val="none"/>
-                <w:lang w:val="en-US" w:eastAsia="zh-CN" w:bidi="ar"/>
-              </w:rPr>
-              <w:t>TPR-NTRK1</w:t>
+              <w:t>c.3140A&gt;G</w:t>
             </w:r>
           </w:p>
         </w:tc>
@@ -39237,322 +40532,28 @@
                 <w:i w:val="0"/>
                 <w:iCs w:val="0"/>
                 <w:color w:val="000000"/>
+                <w:kern w:val="2"/>
+                <w:sz w:val="20"/>
+                <w:szCs w:val="20"/>
+                <w:u w:val="none"/>
+                <w:lang w:val="en-US" w:eastAsia="zh-CN" w:bidi="ar-SA"/>
+              </w:rPr>
+            </w:pPr>
+            <w:r>
+              <w:rPr>
+                <w:rFonts w:hint="default" w:ascii="Times New Roman" w:hAnsi="Times New Roman" w:eastAsia="宋体" w:cs="Times New Roman"/>
+                <w:b w:val="0"/>
+                <w:bCs w:val="0"/>
+                <w:i w:val="0"/>
+                <w:iCs w:val="0"/>
+                <w:color w:val="000000"/>
                 <w:kern w:val="0"/>
                 <w:sz w:val="20"/>
                 <w:szCs w:val="20"/>
                 <w:u w:val="none"/>
                 <w:lang w:val="en-US" w:eastAsia="zh-CN" w:bidi="ar"/>
               </w:rPr>
-            </w:pPr>
-            <w:r>
-              <w:rPr>
-                <w:rFonts w:hint="default" w:ascii="Times New Roman" w:hAnsi="Times New Roman" w:eastAsia="宋体" w:cs="Times New Roman"/>
-                <w:b w:val="0"/>
-                <w:bCs w:val="0"/>
-                <w:i w:val="0"/>
-                <w:iCs w:val="0"/>
-                <w:color w:val="000000"/>
-                <w:kern w:val="0"/>
-                <w:sz w:val="20"/>
-                <w:szCs w:val="20"/>
-                <w:u w:val="none"/>
-                <w:lang w:val="en-US" w:eastAsia="zh-CN" w:bidi="ar"/>
-              </w:rPr>
-              <w:t>TPR-NTRK1</w:t>
-            </w:r>
-            <w:r>
-              <w:rPr>
-                <w:rFonts w:hint="eastAsia" w:ascii="Times New Roman" w:hAnsi="Times New Roman" w:eastAsia="宋体" w:cs="Times New Roman"/>
-                <w:b w:val="0"/>
-                <w:bCs w:val="0"/>
-                <w:i w:val="0"/>
-                <w:iCs w:val="0"/>
-                <w:color w:val="000000"/>
-                <w:kern w:val="0"/>
-                <w:sz w:val="20"/>
-                <w:szCs w:val="20"/>
-                <w:u w:val="none"/>
-                <w:lang w:val="en-US" w:eastAsia="zh-CN" w:bidi="ar"/>
-              </w:rPr>
-              <w:t>.</w:t>
-            </w:r>
-            <w:r>
-              <w:rPr>
-                <w:rFonts w:hint="default" w:ascii="Times New Roman" w:hAnsi="Times New Roman" w:eastAsia="宋体" w:cs="Times New Roman"/>
-                <w:b w:val="0"/>
-                <w:bCs w:val="0"/>
-                <w:i w:val="0"/>
-                <w:iCs w:val="0"/>
-                <w:color w:val="000000"/>
-                <w:kern w:val="0"/>
-                <w:sz w:val="20"/>
-                <w:szCs w:val="20"/>
-                <w:u w:val="none"/>
-                <w:lang w:val="en-US" w:eastAsia="zh-CN" w:bidi="ar"/>
-              </w:rPr>
-              <w:t>T21N10</w:t>
-            </w:r>
-          </w:p>
-        </w:tc>
-      </w:tr>
-      <w:tr>
-        <w:tblPrEx>
-          <w:tblBorders>
-            <w:top w:val="none" w:color="auto" w:sz="0" w:space="0"/>
-            <w:left w:val="none" w:color="auto" w:sz="0" w:space="0"/>
-            <w:bottom w:val="none" w:color="auto" w:sz="0" w:space="0"/>
-            <w:right w:val="none" w:color="auto" w:sz="0" w:space="0"/>
-            <w:insideH w:val="none" w:color="auto" w:sz="0" w:space="0"/>
-            <w:insideV w:val="none" w:color="auto" w:sz="0" w:space="0"/>
-          </w:tblBorders>
-          <w:tblCellMar>
-            <w:top w:w="0" w:type="dxa"/>
-            <w:left w:w="108" w:type="dxa"/>
-            <w:bottom w:w="0" w:type="dxa"/>
-            <w:right w:w="108" w:type="dxa"/>
-          </w:tblCellMar>
-        </w:tblPrEx>
-        <w:trPr>
-          <w:trHeight w:val="340" w:hRule="atLeast"/>
-        </w:trPr>
-        <w:tc>
-          <w:tcPr>
-            <w:tcW w:w="672" w:type="pct"/>
-            <w:tcBorders>
-              <w:top w:val="single" w:color="000000" w:sz="4" w:space="0"/>
-              <w:left w:val="single" w:color="000000" w:sz="4" w:space="0"/>
-              <w:bottom w:val="single" w:color="000000" w:sz="4" w:space="0"/>
-              <w:right w:val="single" w:color="000000" w:sz="4" w:space="0"/>
-            </w:tcBorders>
-            <w:shd w:val="clear" w:color="auto" w:fill="FFFFFF"/>
-            <w:vAlign w:val="center"/>
-          </w:tcPr>
-          <w:p>
-            <w:pPr>
-              <w:keepNext w:val="0"/>
-              <w:keepLines w:val="0"/>
-              <w:widowControl/>
-              <w:suppressLineNumbers w:val="0"/>
-              <w:jc w:val="left"/>
-              <w:textAlignment w:val="center"/>
-              <w:rPr>
-                <w:rFonts w:hint="default" w:ascii="Times New Roman" w:hAnsi="Times New Roman" w:eastAsia="宋体" w:cs="Times New Roman"/>
-                <w:b w:val="0"/>
-                <w:bCs w:val="0"/>
-                <w:i w:val="0"/>
-                <w:iCs w:val="0"/>
-                <w:color w:val="000000"/>
-                <w:kern w:val="0"/>
-                <w:sz w:val="20"/>
-                <w:szCs w:val="20"/>
-                <w:u w:val="none"/>
-                <w:lang w:val="en-US" w:eastAsia="zh-CN" w:bidi="ar"/>
-              </w:rPr>
-            </w:pPr>
-            <w:r>
-              <w:rPr>
-                <w:rFonts w:hint="eastAsia" w:ascii="Times New Roman" w:hAnsi="Times New Roman" w:eastAsia="宋体" w:cs="Times New Roman"/>
-                <w:b w:val="0"/>
-                <w:bCs w:val="0"/>
-                <w:i w:val="0"/>
-                <w:iCs w:val="0"/>
-                <w:color w:val="000000"/>
-                <w:kern w:val="0"/>
-                <w:sz w:val="20"/>
-                <w:szCs w:val="20"/>
-                <w:u w:val="none"/>
-                <w:lang w:val="en-US" w:eastAsia="zh-CN" w:bidi="ar"/>
-              </w:rPr>
-              <w:t>NTRK2</w:t>
-            </w:r>
-          </w:p>
-        </w:tc>
-        <w:tc>
-          <w:tcPr>
-            <w:tcW w:w="792" w:type="pct"/>
-            <w:tcBorders>
-              <w:top w:val="single" w:color="000000" w:sz="4" w:space="0"/>
-              <w:left w:val="single" w:color="000000" w:sz="4" w:space="0"/>
-              <w:bottom w:val="single" w:color="000000" w:sz="4" w:space="0"/>
-              <w:right w:val="single" w:color="000000" w:sz="4" w:space="0"/>
-            </w:tcBorders>
-            <w:shd w:val="clear" w:color="auto" w:fill="FFFFFF"/>
-            <w:vAlign w:val="center"/>
-          </w:tcPr>
-          <w:p>
-            <w:pPr>
-              <w:keepNext w:val="0"/>
-              <w:keepLines w:val="0"/>
-              <w:widowControl/>
-              <w:suppressLineNumbers w:val="0"/>
-              <w:jc w:val="left"/>
-              <w:textAlignment w:val="center"/>
-              <w:rPr>
-                <w:rFonts w:hint="default" w:ascii="Times New Roman" w:hAnsi="Times New Roman" w:eastAsia="宋体" w:cs="Times New Roman"/>
-                <w:b w:val="0"/>
-                <w:bCs w:val="0"/>
-                <w:i w:val="0"/>
-                <w:iCs w:val="0"/>
-                <w:color w:val="000000"/>
-                <w:kern w:val="0"/>
-                <w:sz w:val="20"/>
-                <w:szCs w:val="20"/>
-                <w:u w:val="none"/>
-                <w:lang w:val="en-US" w:eastAsia="zh-CN" w:bidi="ar"/>
-              </w:rPr>
-            </w:pPr>
-            <w:r>
-              <w:rPr>
-                <w:rFonts w:hint="default" w:ascii="Times New Roman" w:hAnsi="Times New Roman" w:eastAsia="宋体" w:cs="Times New Roman"/>
-                <w:b w:val="0"/>
-                <w:bCs w:val="0"/>
-                <w:i w:val="0"/>
-                <w:iCs w:val="0"/>
-                <w:color w:val="000000"/>
-                <w:kern w:val="0"/>
-                <w:sz w:val="20"/>
-                <w:szCs w:val="20"/>
-                <w:u w:val="none"/>
-                <w:lang w:val="en-US" w:eastAsia="zh-CN" w:bidi="ar"/>
-              </w:rPr>
-              <w:t>B2N16</w:t>
-            </w:r>
-          </w:p>
-        </w:tc>
-        <w:tc>
-          <w:tcPr>
-            <w:tcW w:w="1842" w:type="pct"/>
-            <w:tcBorders>
-              <w:top w:val="single" w:color="000000" w:sz="4" w:space="0"/>
-              <w:left w:val="single" w:color="000000" w:sz="4" w:space="0"/>
-              <w:bottom w:val="single" w:color="000000" w:sz="4" w:space="0"/>
-              <w:right w:val="single" w:color="000000" w:sz="4" w:space="0"/>
-            </w:tcBorders>
-            <w:shd w:val="clear" w:color="auto" w:fill="FFFFFF"/>
-            <w:vAlign w:val="center"/>
-          </w:tcPr>
-          <w:p>
-            <w:pPr>
-              <w:keepNext w:val="0"/>
-              <w:keepLines w:val="0"/>
-              <w:widowControl/>
-              <w:suppressLineNumbers w:val="0"/>
-              <w:jc w:val="left"/>
-              <w:textAlignment w:val="center"/>
-              <w:rPr>
-                <w:rFonts w:hint="default" w:ascii="Times New Roman" w:hAnsi="Times New Roman" w:eastAsia="宋体" w:cs="Times New Roman"/>
-                <w:b w:val="0"/>
-                <w:bCs w:val="0"/>
-                <w:i w:val="0"/>
-                <w:iCs w:val="0"/>
-                <w:color w:val="000000"/>
-                <w:kern w:val="0"/>
-                <w:sz w:val="20"/>
-                <w:szCs w:val="20"/>
-                <w:u w:val="none"/>
-                <w:lang w:val="en-US" w:eastAsia="zh-CN" w:bidi="ar"/>
-              </w:rPr>
-            </w:pPr>
-            <w:r>
-              <w:rPr>
-                <w:rFonts w:hint="default" w:ascii="Times New Roman" w:hAnsi="Times New Roman" w:eastAsia="宋体" w:cs="Times New Roman"/>
-                <w:b w:val="0"/>
-                <w:bCs w:val="0"/>
-                <w:i w:val="0"/>
-                <w:iCs w:val="0"/>
-                <w:color w:val="000000"/>
-                <w:kern w:val="0"/>
-                <w:sz w:val="20"/>
-                <w:szCs w:val="20"/>
-                <w:u w:val="none"/>
-                <w:lang w:val="en-US" w:eastAsia="zh-CN" w:bidi="ar"/>
-              </w:rPr>
-              <w:t>B4GALT1-NTRK2</w:t>
-            </w:r>
-          </w:p>
-        </w:tc>
-        <w:tc>
-          <w:tcPr>
-            <w:tcW w:w="1692" w:type="pct"/>
-            <w:tcBorders>
-              <w:top w:val="single" w:color="000000" w:sz="4" w:space="0"/>
-              <w:left w:val="single" w:color="000000" w:sz="4" w:space="0"/>
-              <w:bottom w:val="single" w:color="000000" w:sz="4" w:space="0"/>
-              <w:right w:val="single" w:color="000000" w:sz="4" w:space="0"/>
-            </w:tcBorders>
-            <w:shd w:val="clear" w:color="auto" w:fill="FFFFFF"/>
-            <w:noWrap/>
-            <w:vAlign w:val="center"/>
-          </w:tcPr>
-          <w:p>
-            <w:pPr>
-              <w:keepNext w:val="0"/>
-              <w:keepLines w:val="0"/>
-              <w:widowControl/>
-              <w:suppressLineNumbers w:val="0"/>
-              <w:jc w:val="left"/>
-              <w:textAlignment w:val="center"/>
-              <w:rPr>
-                <w:rFonts w:hint="default" w:ascii="Times New Roman" w:hAnsi="Times New Roman" w:eastAsia="宋体" w:cs="Times New Roman"/>
-                <w:b w:val="0"/>
-                <w:bCs w:val="0"/>
-                <w:i w:val="0"/>
-                <w:iCs w:val="0"/>
-                <w:color w:val="000000"/>
-                <w:kern w:val="0"/>
-                <w:sz w:val="20"/>
-                <w:szCs w:val="20"/>
-                <w:u w:val="none"/>
-                <w:lang w:val="en-US" w:eastAsia="zh-CN" w:bidi="ar"/>
-              </w:rPr>
-            </w:pPr>
-            <w:r>
-              <w:rPr>
-                <w:rFonts w:hint="default" w:ascii="Times New Roman" w:hAnsi="Times New Roman" w:eastAsia="宋体" w:cs="Times New Roman"/>
-                <w:b w:val="0"/>
-                <w:bCs w:val="0"/>
-                <w:i w:val="0"/>
-                <w:iCs w:val="0"/>
-                <w:color w:val="000000"/>
-                <w:kern w:val="0"/>
-                <w:sz w:val="20"/>
-                <w:szCs w:val="20"/>
-                <w:u w:val="none"/>
-                <w:lang w:val="en-US" w:eastAsia="zh-CN" w:bidi="ar"/>
-              </w:rPr>
-              <w:t>B4GALT1-NTRK2</w:t>
-            </w:r>
-            <w:r>
-              <w:rPr>
-                <w:rFonts w:hint="eastAsia" w:ascii="Times New Roman" w:hAnsi="Times New Roman" w:eastAsia="宋体" w:cs="Times New Roman"/>
-                <w:b w:val="0"/>
-                <w:bCs w:val="0"/>
-                <w:i w:val="0"/>
-                <w:iCs w:val="0"/>
-                <w:color w:val="000000"/>
-                <w:kern w:val="0"/>
-                <w:sz w:val="20"/>
-                <w:szCs w:val="20"/>
-                <w:u w:val="none"/>
-                <w:lang w:val="en-US" w:eastAsia="zh-CN" w:bidi="ar"/>
-              </w:rPr>
-              <w:t>.</w:t>
-            </w:r>
-            <w:r>
-              <w:rPr>
-                <w:rFonts w:hint="default" w:ascii="Times New Roman" w:hAnsi="Times New Roman" w:eastAsia="宋体" w:cs="Times New Roman"/>
-                <w:b w:val="0"/>
-                <w:bCs w:val="0"/>
-                <w:i w:val="0"/>
-                <w:iCs w:val="0"/>
-                <w:color w:val="000000"/>
-                <w:kern w:val="0"/>
-                <w:sz w:val="20"/>
-                <w:szCs w:val="20"/>
-                <w:u w:val="none"/>
-                <w:lang w:val="en-US" w:eastAsia="zh-CN" w:bidi="ar"/>
-              </w:rPr>
-              <w:t>B2N16</w:t>
+              <w:t>p.H1047R</w:t>
             </w:r>
           </w:p>
         </w:tc>
@@ -39626,7 +40627,7 @@
                 <w:u w:val="none"/>
                 <w:lang w:val="en-US" w:eastAsia="zh-CN" w:bidi="ar"/>
               </w:rPr>
-              <w:t>NTRK3</w:t>
+              <w:t>PTEN</w:t>
             </w:r>
           </w:p>
         </w:tc>
@@ -39666,7 +40667,7 @@
             </w:pPr>
             <w:r>
               <w:rPr>
-                <w:rFonts w:hint="default" w:ascii="Times New Roman" w:hAnsi="Times New Roman" w:eastAsia="宋体" w:cs="Times New Roman"/>
+                <w:rFonts w:hint="eastAsia" w:ascii="Times New Roman" w:hAnsi="Times New Roman" w:eastAsia="宋体" w:cs="Times New Roman"/>
                 <w:b w:val="0"/>
                 <w:bCs w:val="0"/>
                 <w:i w:val="0"/>
@@ -39678,7 +40679,7 @@
                 <w:u w:val="none"/>
                 <w:lang w:val="en-US" w:eastAsia="zh-CN" w:bidi="ar"/>
               </w:rPr>
-              <w:t>B4N14</w:t>
+              <w:t>1</w:t>
             </w:r>
           </w:p>
         </w:tc>
@@ -39730,7 +40731,7 @@
                 <w:u w:val="none"/>
                 <w:lang w:val="en-US" w:eastAsia="zh-CN" w:bidi="ar"/>
               </w:rPr>
-              <w:t>B4GALT6-NTRK3</w:t>
+              <w:t>c.70G&gt;T</w:t>
             </w:r>
           </w:p>
         </w:tc>
@@ -39783,501 +40784,7 @@
                 <w:u w:val="none"/>
                 <w:lang w:val="en-US" w:eastAsia="zh-CN" w:bidi="ar"/>
               </w:rPr>
-              <w:t>B4GALT6-NTRK3</w:t>
-            </w:r>
-            <w:r>
-              <w:rPr>
-                <w:rFonts w:hint="eastAsia" w:ascii="Times New Roman" w:hAnsi="Times New Roman" w:eastAsia="宋体" w:cs="Times New Roman"/>
-                <w:b w:val="0"/>
-                <w:bCs w:val="0"/>
-                <w:i w:val="0"/>
-                <w:iCs w:val="0"/>
-                <w:color w:val="000000"/>
-                <w:kern w:val="0"/>
-                <w:sz w:val="20"/>
-                <w:szCs w:val="20"/>
-                <w:u w:val="none"/>
-                <w:lang w:val="en-US" w:eastAsia="zh-CN" w:bidi="ar"/>
-              </w:rPr>
-              <w:t>.</w:t>
-            </w:r>
-            <w:r>
-              <w:rPr>
-                <w:rFonts w:hint="default" w:ascii="Times New Roman" w:hAnsi="Times New Roman" w:eastAsia="宋体" w:cs="Times New Roman"/>
-                <w:b w:val="0"/>
-                <w:bCs w:val="0"/>
-                <w:i w:val="0"/>
-                <w:iCs w:val="0"/>
-                <w:color w:val="000000"/>
-                <w:kern w:val="0"/>
-                <w:sz w:val="20"/>
-                <w:szCs w:val="20"/>
-                <w:u w:val="none"/>
-                <w:lang w:val="en-US" w:eastAsia="zh-CN" w:bidi="ar"/>
-              </w:rPr>
-              <w:t>B4N14</w:t>
-            </w:r>
-          </w:p>
-        </w:tc>
-      </w:tr>
-      <w:tr>
-        <w:tblPrEx>
-          <w:tblBorders>
-            <w:top w:val="none" w:color="auto" w:sz="0" w:space="0"/>
-            <w:left w:val="none" w:color="auto" w:sz="0" w:space="0"/>
-            <w:bottom w:val="none" w:color="auto" w:sz="0" w:space="0"/>
-            <w:right w:val="none" w:color="auto" w:sz="0" w:space="0"/>
-            <w:insideH w:val="none" w:color="auto" w:sz="0" w:space="0"/>
-            <w:insideV w:val="none" w:color="auto" w:sz="0" w:space="0"/>
-          </w:tblBorders>
-          <w:shd w:val="clear" w:color="auto" w:fill="auto"/>
-          <w:tblCellMar>
-            <w:top w:w="0" w:type="dxa"/>
-            <w:left w:w="108" w:type="dxa"/>
-            <w:bottom w:w="0" w:type="dxa"/>
-            <w:right w:w="108" w:type="dxa"/>
-          </w:tblCellMar>
-        </w:tblPrEx>
-        <w:trPr>
-          <w:trHeight w:val="340" w:hRule="atLeast"/>
-        </w:trPr>
-        <w:tc>
-          <w:tcPr>
-            <w:tcW w:w="672" w:type="pct"/>
-            <w:tcBorders>
-              <w:top w:val="single" w:color="000000" w:sz="4" w:space="0"/>
-              <w:left w:val="single" w:color="000000" w:sz="4" w:space="0"/>
-              <w:bottom w:val="single" w:color="000000" w:sz="4" w:space="0"/>
-              <w:right w:val="single" w:color="000000" w:sz="4" w:space="0"/>
-            </w:tcBorders>
-            <w:shd w:val="clear" w:color="auto" w:fill="FFFFFF"/>
-            <w:vAlign w:val="center"/>
-          </w:tcPr>
-          <w:p>
-            <w:pPr>
-              <w:keepNext w:val="0"/>
-              <w:keepLines w:val="0"/>
-              <w:widowControl/>
-              <w:suppressLineNumbers w:val="0"/>
-              <w:jc w:val="left"/>
-              <w:textAlignment w:val="center"/>
-              <w:rPr>
-                <w:rFonts w:hint="eastAsia" w:ascii="Times New Roman" w:hAnsi="Times New Roman" w:eastAsia="宋体" w:cs="Times New Roman"/>
-                <w:b w:val="0"/>
-                <w:bCs w:val="0"/>
-                <w:i w:val="0"/>
-                <w:iCs w:val="0"/>
-                <w:color w:val="000000"/>
-                <w:kern w:val="2"/>
-                <w:sz w:val="20"/>
-                <w:szCs w:val="20"/>
-                <w:u w:val="none"/>
-                <w:lang w:val="en-US" w:eastAsia="zh-CN" w:bidi="ar-SA"/>
-              </w:rPr>
-            </w:pPr>
-            <w:r>
-              <w:rPr>
-                <w:rFonts w:hint="default" w:ascii="Times New Roman" w:hAnsi="Times New Roman" w:eastAsia="宋体" w:cs="Times New Roman"/>
-                <w:b w:val="0"/>
-                <w:bCs w:val="0"/>
-                <w:i w:val="0"/>
-                <w:iCs w:val="0"/>
-                <w:color w:val="000000"/>
-                <w:kern w:val="0"/>
-                <w:sz w:val="20"/>
-                <w:szCs w:val="20"/>
-                <w:u w:val="none"/>
-                <w:lang w:val="en-US" w:eastAsia="zh-CN" w:bidi="ar"/>
-              </w:rPr>
-              <w:t>PIK3CA</w:t>
-            </w:r>
-          </w:p>
-        </w:tc>
-        <w:tc>
-          <w:tcPr>
-            <w:tcW w:w="792" w:type="pct"/>
-            <w:tcBorders>
-              <w:top w:val="single" w:color="000000" w:sz="4" w:space="0"/>
-              <w:left w:val="single" w:color="000000" w:sz="4" w:space="0"/>
-              <w:bottom w:val="single" w:color="000000" w:sz="4" w:space="0"/>
-              <w:right w:val="single" w:color="000000" w:sz="4" w:space="0"/>
-            </w:tcBorders>
-            <w:shd w:val="clear" w:color="auto" w:fill="FFFFFF"/>
-            <w:vAlign w:val="center"/>
-          </w:tcPr>
-          <w:p>
-            <w:pPr>
-              <w:keepNext w:val="0"/>
-              <w:keepLines w:val="0"/>
-              <w:widowControl/>
-              <w:suppressLineNumbers w:val="0"/>
-              <w:jc w:val="left"/>
-              <w:textAlignment w:val="center"/>
-              <w:rPr>
-                <w:rFonts w:hint="default" w:ascii="Times New Roman" w:hAnsi="Times New Roman" w:eastAsia="宋体" w:cs="Times New Roman"/>
-                <w:b w:val="0"/>
-                <w:bCs w:val="0"/>
-                <w:i w:val="0"/>
-                <w:iCs w:val="0"/>
-                <w:color w:val="000000"/>
-                <w:kern w:val="2"/>
-                <w:sz w:val="20"/>
-                <w:szCs w:val="20"/>
-                <w:u w:val="none"/>
-                <w:lang w:val="en-US" w:eastAsia="zh-CN" w:bidi="ar-SA"/>
-              </w:rPr>
-            </w:pPr>
-            <w:r>
-              <w:rPr>
-                <w:rFonts w:hint="default" w:ascii="Times New Roman" w:hAnsi="Times New Roman" w:eastAsia="宋体" w:cs="Times New Roman"/>
-                <w:b w:val="0"/>
-                <w:bCs w:val="0"/>
-                <w:i w:val="0"/>
-                <w:iCs w:val="0"/>
-                <w:color w:val="000000"/>
-                <w:kern w:val="0"/>
-                <w:sz w:val="20"/>
-                <w:szCs w:val="20"/>
-                <w:u w:val="none"/>
-                <w:lang w:val="en-US" w:eastAsia="zh-CN" w:bidi="ar"/>
-              </w:rPr>
-              <w:t xml:space="preserve">9 </w:t>
-            </w:r>
-          </w:p>
-        </w:tc>
-        <w:tc>
-          <w:tcPr>
-            <w:tcW w:w="1842" w:type="pct"/>
-            <w:tcBorders>
-              <w:top w:val="single" w:color="000000" w:sz="4" w:space="0"/>
-              <w:left w:val="single" w:color="000000" w:sz="4" w:space="0"/>
-              <w:bottom w:val="single" w:color="000000" w:sz="4" w:space="0"/>
-              <w:right w:val="single" w:color="000000" w:sz="4" w:space="0"/>
-            </w:tcBorders>
-            <w:shd w:val="clear" w:color="auto" w:fill="FFFFFF"/>
-            <w:vAlign w:val="center"/>
-          </w:tcPr>
-          <w:p>
-            <w:pPr>
-              <w:keepNext w:val="0"/>
-              <w:keepLines w:val="0"/>
-              <w:widowControl/>
-              <w:suppressLineNumbers w:val="0"/>
-              <w:jc w:val="left"/>
-              <w:textAlignment w:val="center"/>
-              <w:rPr>
-                <w:rFonts w:hint="default" w:ascii="Times New Roman" w:hAnsi="Times New Roman" w:eastAsia="宋体" w:cs="Times New Roman"/>
-                <w:b w:val="0"/>
-                <w:bCs w:val="0"/>
-                <w:i w:val="0"/>
-                <w:iCs w:val="0"/>
-                <w:color w:val="000000"/>
-                <w:kern w:val="2"/>
-                <w:sz w:val="20"/>
-                <w:szCs w:val="20"/>
-                <w:u w:val="none"/>
-                <w:lang w:val="en-US" w:eastAsia="zh-CN" w:bidi="ar-SA"/>
-              </w:rPr>
-            </w:pPr>
-            <w:r>
-              <w:rPr>
-                <w:rFonts w:hint="default" w:ascii="Times New Roman" w:hAnsi="Times New Roman" w:eastAsia="宋体" w:cs="Times New Roman"/>
-                <w:b w:val="0"/>
-                <w:bCs w:val="0"/>
-                <w:i w:val="0"/>
-                <w:iCs w:val="0"/>
-                <w:color w:val="000000"/>
-                <w:kern w:val="0"/>
-                <w:sz w:val="20"/>
-                <w:szCs w:val="20"/>
-                <w:u w:val="none"/>
-                <w:lang w:val="en-US" w:eastAsia="zh-CN" w:bidi="ar"/>
-              </w:rPr>
-              <w:t>c.1624G&gt;A</w:t>
-            </w:r>
-          </w:p>
-        </w:tc>
-        <w:tc>
-          <w:tcPr>
-            <w:tcW w:w="1692" w:type="pct"/>
-            <w:tcBorders>
-              <w:top w:val="single" w:color="000000" w:sz="4" w:space="0"/>
-              <w:left w:val="single" w:color="000000" w:sz="4" w:space="0"/>
-              <w:bottom w:val="single" w:color="000000" w:sz="4" w:space="0"/>
-              <w:right w:val="single" w:color="000000" w:sz="4" w:space="0"/>
-            </w:tcBorders>
-            <w:shd w:val="clear" w:color="auto" w:fill="FFFFFF"/>
-            <w:noWrap/>
-            <w:vAlign w:val="center"/>
-          </w:tcPr>
-          <w:p>
-            <w:pPr>
-              <w:keepNext w:val="0"/>
-              <w:keepLines w:val="0"/>
-              <w:widowControl/>
-              <w:suppressLineNumbers w:val="0"/>
-              <w:jc w:val="left"/>
-              <w:textAlignment w:val="center"/>
-              <w:rPr>
-                <w:rFonts w:hint="default" w:ascii="Times New Roman" w:hAnsi="Times New Roman" w:eastAsia="宋体" w:cs="Times New Roman"/>
-                <w:b w:val="0"/>
-                <w:bCs w:val="0"/>
-                <w:i w:val="0"/>
-                <w:iCs w:val="0"/>
-                <w:color w:val="000000"/>
-                <w:kern w:val="2"/>
-                <w:sz w:val="20"/>
-                <w:szCs w:val="20"/>
-                <w:u w:val="none"/>
-                <w:lang w:val="en-US" w:eastAsia="zh-CN" w:bidi="ar-SA"/>
-              </w:rPr>
-            </w:pPr>
-            <w:r>
-              <w:rPr>
-                <w:rFonts w:hint="default" w:ascii="Times New Roman" w:hAnsi="Times New Roman" w:eastAsia="宋体" w:cs="Times New Roman"/>
-                <w:b w:val="0"/>
-                <w:bCs w:val="0"/>
-                <w:i w:val="0"/>
-                <w:iCs w:val="0"/>
-                <w:color w:val="000000"/>
-                <w:kern w:val="0"/>
-                <w:sz w:val="20"/>
-                <w:szCs w:val="20"/>
-                <w:u w:val="none"/>
-                <w:lang w:val="en-US" w:eastAsia="zh-CN" w:bidi="ar"/>
-              </w:rPr>
-              <w:t>p.E542K</w:t>
-            </w:r>
-          </w:p>
-        </w:tc>
-      </w:tr>
-      <w:tr>
-        <w:tblPrEx>
-          <w:tblBorders>
-            <w:top w:val="none" w:color="auto" w:sz="0" w:space="0"/>
-            <w:left w:val="none" w:color="auto" w:sz="0" w:space="0"/>
-            <w:bottom w:val="none" w:color="auto" w:sz="0" w:space="0"/>
-            <w:right w:val="none" w:color="auto" w:sz="0" w:space="0"/>
-            <w:insideH w:val="none" w:color="auto" w:sz="0" w:space="0"/>
-            <w:insideV w:val="none" w:color="auto" w:sz="0" w:space="0"/>
-          </w:tblBorders>
-          <w:shd w:val="clear" w:color="auto" w:fill="auto"/>
-          <w:tblCellMar>
-            <w:top w:w="0" w:type="dxa"/>
-            <w:left w:w="108" w:type="dxa"/>
-            <w:bottom w:w="0" w:type="dxa"/>
-            <w:right w:w="108" w:type="dxa"/>
-          </w:tblCellMar>
-        </w:tblPrEx>
-        <w:trPr>
-          <w:trHeight w:val="340" w:hRule="atLeast"/>
-        </w:trPr>
-        <w:tc>
-          <w:tcPr>
-            <w:tcW w:w="672" w:type="pct"/>
-            <w:tcBorders>
-              <w:top w:val="single" w:color="000000" w:sz="4" w:space="0"/>
-              <w:left w:val="single" w:color="000000" w:sz="4" w:space="0"/>
-              <w:bottom w:val="single" w:color="000000" w:sz="4" w:space="0"/>
-              <w:right w:val="single" w:color="000000" w:sz="4" w:space="0"/>
-            </w:tcBorders>
-            <w:shd w:val="clear" w:color="auto" w:fill="FFFFFF"/>
-            <w:vAlign w:val="center"/>
-          </w:tcPr>
-          <w:p>
-            <w:pPr>
-              <w:keepNext w:val="0"/>
-              <w:keepLines w:val="0"/>
-              <w:widowControl/>
-              <w:suppressLineNumbers w:val="0"/>
-              <w:jc w:val="left"/>
-              <w:textAlignment w:val="center"/>
-              <w:rPr>
-                <w:rFonts w:hint="eastAsia" w:ascii="Times New Roman" w:hAnsi="Times New Roman" w:eastAsia="宋体" w:cs="Times New Roman"/>
-                <w:b w:val="0"/>
-                <w:bCs w:val="0"/>
-                <w:i w:val="0"/>
-                <w:iCs w:val="0"/>
-                <w:color w:val="000000"/>
-                <w:kern w:val="2"/>
-                <w:sz w:val="20"/>
-                <w:szCs w:val="20"/>
-                <w:u w:val="none"/>
-                <w:lang w:val="en-US" w:eastAsia="zh-CN" w:bidi="ar-SA"/>
-              </w:rPr>
-            </w:pPr>
-            <w:r>
-              <w:rPr>
-                <w:rFonts w:hint="default" w:ascii="Times New Roman" w:hAnsi="Times New Roman" w:eastAsia="宋体" w:cs="Times New Roman"/>
-                <w:b w:val="0"/>
-                <w:bCs w:val="0"/>
-                <w:i w:val="0"/>
-                <w:iCs w:val="0"/>
-                <w:color w:val="000000"/>
-                <w:kern w:val="0"/>
-                <w:sz w:val="20"/>
-                <w:szCs w:val="20"/>
-                <w:u w:val="none"/>
-                <w:lang w:val="en-US" w:eastAsia="zh-CN" w:bidi="ar"/>
-              </w:rPr>
-              <w:t>PIK3CA</w:t>
-            </w:r>
-          </w:p>
-        </w:tc>
-        <w:tc>
-          <w:tcPr>
-            <w:tcW w:w="792" w:type="pct"/>
-            <w:tcBorders>
-              <w:top w:val="single" w:color="000000" w:sz="4" w:space="0"/>
-              <w:left w:val="single" w:color="000000" w:sz="4" w:space="0"/>
-              <w:bottom w:val="single" w:color="000000" w:sz="4" w:space="0"/>
-              <w:right w:val="single" w:color="000000" w:sz="4" w:space="0"/>
-            </w:tcBorders>
-            <w:shd w:val="clear" w:color="auto" w:fill="FFFFFF"/>
-            <w:vAlign w:val="center"/>
-          </w:tcPr>
-          <w:p>
-            <w:pPr>
-              <w:keepNext w:val="0"/>
-              <w:keepLines w:val="0"/>
-              <w:widowControl/>
-              <w:suppressLineNumbers w:val="0"/>
-              <w:jc w:val="left"/>
-              <w:textAlignment w:val="center"/>
-              <w:rPr>
-                <w:rFonts w:hint="default" w:ascii="Times New Roman" w:hAnsi="Times New Roman" w:eastAsia="宋体" w:cs="Times New Roman"/>
-                <w:b w:val="0"/>
-                <w:bCs w:val="0"/>
-                <w:i w:val="0"/>
-                <w:iCs w:val="0"/>
-                <w:color w:val="000000"/>
-                <w:kern w:val="2"/>
-                <w:sz w:val="20"/>
-                <w:szCs w:val="20"/>
-                <w:u w:val="none"/>
-                <w:lang w:val="en-US" w:eastAsia="zh-CN" w:bidi="ar-SA"/>
-              </w:rPr>
-            </w:pPr>
-            <w:r>
-              <w:rPr>
-                <w:rFonts w:hint="default" w:ascii="Times New Roman" w:hAnsi="Times New Roman" w:eastAsia="宋体" w:cs="Times New Roman"/>
-                <w:b w:val="0"/>
-                <w:bCs w:val="0"/>
-                <w:i w:val="0"/>
-                <w:iCs w:val="0"/>
-                <w:color w:val="000000"/>
-                <w:kern w:val="0"/>
-                <w:sz w:val="20"/>
-                <w:szCs w:val="20"/>
-                <w:u w:val="none"/>
-                <w:lang w:val="en-US" w:eastAsia="zh-CN" w:bidi="ar"/>
-              </w:rPr>
-              <w:t xml:space="preserve">9 </w:t>
-            </w:r>
-          </w:p>
-        </w:tc>
-        <w:tc>
-          <w:tcPr>
-            <w:tcW w:w="1842" w:type="pct"/>
-            <w:tcBorders>
-              <w:top w:val="single" w:color="000000" w:sz="4" w:space="0"/>
-              <w:left w:val="single" w:color="000000" w:sz="4" w:space="0"/>
-              <w:bottom w:val="single" w:color="000000" w:sz="4" w:space="0"/>
-              <w:right w:val="single" w:color="000000" w:sz="4" w:space="0"/>
-            </w:tcBorders>
-            <w:shd w:val="clear" w:color="auto" w:fill="FFFFFF"/>
-            <w:vAlign w:val="center"/>
-          </w:tcPr>
-          <w:p>
-            <w:pPr>
-              <w:keepNext w:val="0"/>
-              <w:keepLines w:val="0"/>
-              <w:widowControl/>
-              <w:suppressLineNumbers w:val="0"/>
-              <w:jc w:val="left"/>
-              <w:textAlignment w:val="center"/>
-              <w:rPr>
-                <w:rFonts w:hint="default" w:ascii="Times New Roman" w:hAnsi="Times New Roman" w:eastAsia="宋体" w:cs="Times New Roman"/>
-                <w:b w:val="0"/>
-                <w:bCs w:val="0"/>
-                <w:i w:val="0"/>
-                <w:iCs w:val="0"/>
-                <w:color w:val="000000"/>
-                <w:kern w:val="2"/>
-                <w:sz w:val="20"/>
-                <w:szCs w:val="20"/>
-                <w:u w:val="none"/>
-                <w:lang w:val="en-US" w:eastAsia="zh-CN" w:bidi="ar-SA"/>
-              </w:rPr>
-            </w:pPr>
-            <w:r>
-              <w:rPr>
-                <w:rFonts w:hint="default" w:ascii="Times New Roman" w:hAnsi="Times New Roman" w:eastAsia="宋体" w:cs="Times New Roman"/>
-                <w:b w:val="0"/>
-                <w:bCs w:val="0"/>
-                <w:i w:val="0"/>
-                <w:iCs w:val="0"/>
-                <w:color w:val="000000"/>
-                <w:kern w:val="0"/>
-                <w:sz w:val="20"/>
-                <w:szCs w:val="20"/>
-                <w:u w:val="none"/>
-                <w:lang w:val="en-US" w:eastAsia="zh-CN" w:bidi="ar"/>
-              </w:rPr>
-              <w:t>c.1633G&gt;A</w:t>
-            </w:r>
-          </w:p>
-        </w:tc>
-        <w:tc>
-          <w:tcPr>
-            <w:tcW w:w="1692" w:type="pct"/>
-            <w:tcBorders>
-              <w:top w:val="single" w:color="000000" w:sz="4" w:space="0"/>
-              <w:left w:val="single" w:color="000000" w:sz="4" w:space="0"/>
-              <w:bottom w:val="single" w:color="000000" w:sz="4" w:space="0"/>
-              <w:right w:val="single" w:color="000000" w:sz="4" w:space="0"/>
-            </w:tcBorders>
-            <w:shd w:val="clear" w:color="auto" w:fill="FFFFFF"/>
-            <w:noWrap/>
-            <w:vAlign w:val="center"/>
-          </w:tcPr>
-          <w:p>
-            <w:pPr>
-              <w:keepNext w:val="0"/>
-              <w:keepLines w:val="0"/>
-              <w:widowControl/>
-              <w:suppressLineNumbers w:val="0"/>
-              <w:jc w:val="left"/>
-              <w:textAlignment w:val="center"/>
-              <w:rPr>
-                <w:rFonts w:hint="default" w:ascii="Times New Roman" w:hAnsi="Times New Roman" w:eastAsia="宋体" w:cs="Times New Roman"/>
-                <w:b w:val="0"/>
-                <w:bCs w:val="0"/>
-                <w:i w:val="0"/>
-                <w:iCs w:val="0"/>
-                <w:color w:val="000000"/>
-                <w:kern w:val="2"/>
-                <w:sz w:val="20"/>
-                <w:szCs w:val="20"/>
-                <w:u w:val="none"/>
-                <w:lang w:val="en-US" w:eastAsia="zh-CN" w:bidi="ar-SA"/>
-              </w:rPr>
-            </w:pPr>
-            <w:r>
-              <w:rPr>
-                <w:rFonts w:hint="default" w:ascii="Times New Roman" w:hAnsi="Times New Roman" w:eastAsia="宋体" w:cs="Times New Roman"/>
-                <w:b w:val="0"/>
-                <w:bCs w:val="0"/>
-                <w:i w:val="0"/>
-                <w:iCs w:val="0"/>
-                <w:color w:val="000000"/>
-                <w:kern w:val="0"/>
-                <w:sz w:val="20"/>
-                <w:szCs w:val="20"/>
-                <w:u w:val="none"/>
-                <w:lang w:val="en-US" w:eastAsia="zh-CN" w:bidi="ar"/>
-              </w:rPr>
-              <w:t>p.E545K</w:t>
+              <w:t>p.D24Y</w:t>
             </w:r>
           </w:p>
         </w:tc>
@@ -40323,34 +40830,34 @@
               <w:jc w:val="left"/>
               <w:textAlignment w:val="center"/>
               <w:rPr>
+                <w:rFonts w:hint="default" w:ascii="Times New Roman" w:hAnsi="Times New Roman" w:eastAsia="宋体" w:cs="Times New Roman"/>
+                <w:b w:val="0"/>
+                <w:bCs w:val="0"/>
+                <w:i w:val="0"/>
+                <w:iCs w:val="0"/>
+                <w:color w:val="000000"/>
+                <w:kern w:val="0"/>
+                <w:sz w:val="20"/>
+                <w:szCs w:val="20"/>
+                <w:u w:val="none"/>
+                <w:lang w:val="en-US" w:eastAsia="zh-CN" w:bidi="ar"/>
+              </w:rPr>
+            </w:pPr>
+            <w:r>
+              <w:rPr>
                 <w:rFonts w:hint="eastAsia" w:ascii="Times New Roman" w:hAnsi="Times New Roman" w:eastAsia="宋体" w:cs="Times New Roman"/>
                 <w:b w:val="0"/>
                 <w:bCs w:val="0"/>
                 <w:i w:val="0"/>
                 <w:iCs w:val="0"/>
                 <w:color w:val="000000"/>
-                <w:kern w:val="2"/>
-                <w:sz w:val="20"/>
-                <w:szCs w:val="20"/>
-                <w:u w:val="none"/>
-                <w:lang w:val="en-US" w:eastAsia="zh-CN" w:bidi="ar-SA"/>
-              </w:rPr>
-            </w:pPr>
-            <w:r>
-              <w:rPr>
-                <w:rFonts w:hint="default" w:ascii="Times New Roman" w:hAnsi="Times New Roman" w:eastAsia="宋体" w:cs="Times New Roman"/>
-                <w:b w:val="0"/>
-                <w:bCs w:val="0"/>
-                <w:i w:val="0"/>
-                <w:iCs w:val="0"/>
-                <w:color w:val="000000"/>
                 <w:kern w:val="0"/>
                 <w:sz w:val="20"/>
                 <w:szCs w:val="20"/>
                 <w:u w:val="none"/>
                 <w:lang w:val="en-US" w:eastAsia="zh-CN" w:bidi="ar"/>
               </w:rPr>
-              <w:t>PIK3CA</w:t>
+              <w:t>PTEN</w:t>
             </w:r>
           </w:p>
         </w:tc>
@@ -40381,28 +40888,28 @@
                 <w:i w:val="0"/>
                 <w:iCs w:val="0"/>
                 <w:color w:val="000000"/>
-                <w:kern w:val="2"/>
-                <w:sz w:val="20"/>
-                <w:szCs w:val="20"/>
-                <w:u w:val="none"/>
-                <w:lang w:val="en-US" w:eastAsia="zh-CN" w:bidi="ar-SA"/>
-              </w:rPr>
-            </w:pPr>
-            <w:r>
-              <w:rPr>
-                <w:rFonts w:hint="default" w:ascii="Times New Roman" w:hAnsi="Times New Roman" w:eastAsia="宋体" w:cs="Times New Roman"/>
-                <w:b w:val="0"/>
-                <w:bCs w:val="0"/>
-                <w:i w:val="0"/>
-                <w:iCs w:val="0"/>
-                <w:color w:val="000000"/>
                 <w:kern w:val="0"/>
                 <w:sz w:val="20"/>
                 <w:szCs w:val="20"/>
                 <w:u w:val="none"/>
                 <w:lang w:val="en-US" w:eastAsia="zh-CN" w:bidi="ar"/>
               </w:rPr>
-              <w:t xml:space="preserve">20 </w:t>
+            </w:pPr>
+            <w:r>
+              <w:rPr>
+                <w:rFonts w:hint="eastAsia" w:ascii="Times New Roman" w:hAnsi="Times New Roman" w:eastAsia="宋体" w:cs="Times New Roman"/>
+                <w:b w:val="0"/>
+                <w:bCs w:val="0"/>
+                <w:i w:val="0"/>
+                <w:iCs w:val="0"/>
+                <w:color w:val="000000"/>
+                <w:kern w:val="0"/>
+                <w:sz w:val="20"/>
+                <w:szCs w:val="20"/>
+                <w:u w:val="none"/>
+                <w:lang w:val="en-US" w:eastAsia="zh-CN" w:bidi="ar"/>
+              </w:rPr>
+              <w:t>5</w:t>
             </w:r>
           </w:p>
         </w:tc>
@@ -40433,11 +40940,11 @@
                 <w:i w:val="0"/>
                 <w:iCs w:val="0"/>
                 <w:color w:val="000000"/>
-                <w:kern w:val="2"/>
+                <w:kern w:val="0"/>
                 <w:sz w:val="20"/>
                 <w:szCs w:val="20"/>
                 <w:u w:val="none"/>
-                <w:lang w:val="en-US" w:eastAsia="zh-CN" w:bidi="ar-SA"/>
+                <w:lang w:val="en-US" w:eastAsia="zh-CN" w:bidi="ar"/>
               </w:rPr>
             </w:pPr>
             <w:r>
@@ -40454,7 +40961,7 @@
                 <w:u w:val="none"/>
                 <w:lang w:val="en-US" w:eastAsia="zh-CN" w:bidi="ar"/>
               </w:rPr>
-              <w:t>c.3140A&gt;T</w:t>
+              <w:t>c.389G&gt;A</w:t>
             </w:r>
           </w:p>
         </w:tc>
@@ -40486,11 +40993,11 @@
                 <w:i w:val="0"/>
                 <w:iCs w:val="0"/>
                 <w:color w:val="000000"/>
-                <w:kern w:val="2"/>
+                <w:kern w:val="0"/>
                 <w:sz w:val="20"/>
                 <w:szCs w:val="20"/>
                 <w:u w:val="none"/>
-                <w:lang w:val="en-US" w:eastAsia="zh-CN" w:bidi="ar-SA"/>
+                <w:lang w:val="en-US" w:eastAsia="zh-CN" w:bidi="ar"/>
               </w:rPr>
             </w:pPr>
             <w:r>
@@ -40507,7 +41014,7 @@
                 <w:u w:val="none"/>
                 <w:lang w:val="en-US" w:eastAsia="zh-CN" w:bidi="ar"/>
               </w:rPr>
-              <w:t>p.H1047L</w:t>
+              <w:t>p.R130Q</w:t>
             </w:r>
           </w:p>
         </w:tc>
@@ -40522,700 +41029,6 @@
             <w:insideH w:val="none" w:color="auto" w:sz="0" w:space="0"/>
             <w:insideV w:val="none" w:color="auto" w:sz="0" w:space="0"/>
           </w:tblBorders>
-          <w:shd w:val="clear" w:color="auto" w:fill="auto"/>
-          <w:tblCellMar>
-            <w:top w:w="0" w:type="dxa"/>
-            <w:left w:w="108" w:type="dxa"/>
-            <w:bottom w:w="0" w:type="dxa"/>
-            <w:right w:w="108" w:type="dxa"/>
-          </w:tblCellMar>
-        </w:tblPrEx>
-        <w:trPr>
-          <w:trHeight w:val="340" w:hRule="atLeast"/>
-        </w:trPr>
-        <w:tc>
-          <w:tcPr>
-            <w:tcW w:w="672" w:type="pct"/>
-            <w:tcBorders>
-              <w:top w:val="single" w:color="000000" w:sz="4" w:space="0"/>
-              <w:left w:val="single" w:color="000000" w:sz="4" w:space="0"/>
-              <w:bottom w:val="single" w:color="000000" w:sz="4" w:space="0"/>
-              <w:right w:val="single" w:color="000000" w:sz="4" w:space="0"/>
-            </w:tcBorders>
-            <w:shd w:val="clear" w:color="auto" w:fill="FFFFFF"/>
-            <w:vAlign w:val="center"/>
-          </w:tcPr>
-          <w:p>
-            <w:pPr>
-              <w:keepNext w:val="0"/>
-              <w:keepLines w:val="0"/>
-              <w:widowControl/>
-              <w:suppressLineNumbers w:val="0"/>
-              <w:jc w:val="left"/>
-              <w:textAlignment w:val="center"/>
-              <w:rPr>
-                <w:rFonts w:hint="eastAsia" w:ascii="Times New Roman" w:hAnsi="Times New Roman" w:eastAsia="宋体" w:cs="Times New Roman"/>
-                <w:b w:val="0"/>
-                <w:bCs w:val="0"/>
-                <w:i w:val="0"/>
-                <w:iCs w:val="0"/>
-                <w:color w:val="000000"/>
-                <w:kern w:val="2"/>
-                <w:sz w:val="20"/>
-                <w:szCs w:val="20"/>
-                <w:u w:val="none"/>
-                <w:lang w:val="en-US" w:eastAsia="zh-CN" w:bidi="ar-SA"/>
-              </w:rPr>
-            </w:pPr>
-            <w:r>
-              <w:rPr>
-                <w:rFonts w:hint="default" w:ascii="Times New Roman" w:hAnsi="Times New Roman" w:eastAsia="宋体" w:cs="Times New Roman"/>
-                <w:b w:val="0"/>
-                <w:bCs w:val="0"/>
-                <w:i w:val="0"/>
-                <w:iCs w:val="0"/>
-                <w:color w:val="000000"/>
-                <w:kern w:val="0"/>
-                <w:sz w:val="20"/>
-                <w:szCs w:val="20"/>
-                <w:u w:val="none"/>
-                <w:lang w:val="en-US" w:eastAsia="zh-CN" w:bidi="ar"/>
-              </w:rPr>
-              <w:t>PIK3CA</w:t>
-            </w:r>
-          </w:p>
-        </w:tc>
-        <w:tc>
-          <w:tcPr>
-            <w:tcW w:w="792" w:type="pct"/>
-            <w:tcBorders>
-              <w:top w:val="single" w:color="000000" w:sz="4" w:space="0"/>
-              <w:left w:val="single" w:color="000000" w:sz="4" w:space="0"/>
-              <w:bottom w:val="single" w:color="000000" w:sz="4" w:space="0"/>
-              <w:right w:val="single" w:color="000000" w:sz="4" w:space="0"/>
-            </w:tcBorders>
-            <w:shd w:val="clear" w:color="auto" w:fill="FFFFFF"/>
-            <w:vAlign w:val="center"/>
-          </w:tcPr>
-          <w:p>
-            <w:pPr>
-              <w:keepNext w:val="0"/>
-              <w:keepLines w:val="0"/>
-              <w:widowControl/>
-              <w:suppressLineNumbers w:val="0"/>
-              <w:jc w:val="left"/>
-              <w:textAlignment w:val="center"/>
-              <w:rPr>
-                <w:rFonts w:hint="default" w:ascii="Times New Roman" w:hAnsi="Times New Roman" w:eastAsia="宋体" w:cs="Times New Roman"/>
-                <w:b w:val="0"/>
-                <w:bCs w:val="0"/>
-                <w:i w:val="0"/>
-                <w:iCs w:val="0"/>
-                <w:color w:val="000000"/>
-                <w:kern w:val="2"/>
-                <w:sz w:val="20"/>
-                <w:szCs w:val="20"/>
-                <w:u w:val="none"/>
-                <w:lang w:val="en-US" w:eastAsia="zh-CN" w:bidi="ar-SA"/>
-              </w:rPr>
-            </w:pPr>
-            <w:r>
-              <w:rPr>
-                <w:rFonts w:hint="default" w:ascii="Times New Roman" w:hAnsi="Times New Roman" w:eastAsia="宋体" w:cs="Times New Roman"/>
-                <w:b w:val="0"/>
-                <w:bCs w:val="0"/>
-                <w:i w:val="0"/>
-                <w:iCs w:val="0"/>
-                <w:color w:val="000000"/>
-                <w:kern w:val="0"/>
-                <w:sz w:val="20"/>
-                <w:szCs w:val="20"/>
-                <w:u w:val="none"/>
-                <w:lang w:val="en-US" w:eastAsia="zh-CN" w:bidi="ar"/>
-              </w:rPr>
-              <w:t xml:space="preserve">20 </w:t>
-            </w:r>
-          </w:p>
-        </w:tc>
-        <w:tc>
-          <w:tcPr>
-            <w:tcW w:w="1842" w:type="pct"/>
-            <w:tcBorders>
-              <w:top w:val="single" w:color="000000" w:sz="4" w:space="0"/>
-              <w:left w:val="single" w:color="000000" w:sz="4" w:space="0"/>
-              <w:bottom w:val="single" w:color="000000" w:sz="4" w:space="0"/>
-              <w:right w:val="single" w:color="000000" w:sz="4" w:space="0"/>
-            </w:tcBorders>
-            <w:shd w:val="clear" w:color="auto" w:fill="FFFFFF"/>
-            <w:vAlign w:val="center"/>
-          </w:tcPr>
-          <w:p>
-            <w:pPr>
-              <w:keepNext w:val="0"/>
-              <w:keepLines w:val="0"/>
-              <w:widowControl/>
-              <w:suppressLineNumbers w:val="0"/>
-              <w:jc w:val="left"/>
-              <w:textAlignment w:val="center"/>
-              <w:rPr>
-                <w:rFonts w:hint="default" w:ascii="Times New Roman" w:hAnsi="Times New Roman" w:eastAsia="宋体" w:cs="Times New Roman"/>
-                <w:b w:val="0"/>
-                <w:bCs w:val="0"/>
-                <w:i w:val="0"/>
-                <w:iCs w:val="0"/>
-                <w:color w:val="000000"/>
-                <w:kern w:val="2"/>
-                <w:sz w:val="20"/>
-                <w:szCs w:val="20"/>
-                <w:u w:val="none"/>
-                <w:lang w:val="en-US" w:eastAsia="zh-CN" w:bidi="ar-SA"/>
-              </w:rPr>
-            </w:pPr>
-            <w:r>
-              <w:rPr>
-                <w:rFonts w:hint="default" w:ascii="Times New Roman" w:hAnsi="Times New Roman" w:eastAsia="宋体" w:cs="Times New Roman"/>
-                <w:b w:val="0"/>
-                <w:bCs w:val="0"/>
-                <w:i w:val="0"/>
-                <w:iCs w:val="0"/>
-                <w:color w:val="000000"/>
-                <w:kern w:val="0"/>
-                <w:sz w:val="20"/>
-                <w:szCs w:val="20"/>
-                <w:u w:val="none"/>
-                <w:lang w:val="en-US" w:eastAsia="zh-CN" w:bidi="ar"/>
-              </w:rPr>
-              <w:t>c.3140A&gt;G</w:t>
-            </w:r>
-          </w:p>
-        </w:tc>
-        <w:tc>
-          <w:tcPr>
-            <w:tcW w:w="1692" w:type="pct"/>
-            <w:tcBorders>
-              <w:top w:val="single" w:color="000000" w:sz="4" w:space="0"/>
-              <w:left w:val="single" w:color="000000" w:sz="4" w:space="0"/>
-              <w:bottom w:val="single" w:color="000000" w:sz="4" w:space="0"/>
-              <w:right w:val="single" w:color="000000" w:sz="4" w:space="0"/>
-            </w:tcBorders>
-            <w:shd w:val="clear" w:color="auto" w:fill="FFFFFF"/>
-            <w:noWrap/>
-            <w:vAlign w:val="center"/>
-          </w:tcPr>
-          <w:p>
-            <w:pPr>
-              <w:keepNext w:val="0"/>
-              <w:keepLines w:val="0"/>
-              <w:widowControl/>
-              <w:suppressLineNumbers w:val="0"/>
-              <w:jc w:val="left"/>
-              <w:textAlignment w:val="center"/>
-              <w:rPr>
-                <w:rFonts w:hint="default" w:ascii="Times New Roman" w:hAnsi="Times New Roman" w:eastAsia="宋体" w:cs="Times New Roman"/>
-                <w:b w:val="0"/>
-                <w:bCs w:val="0"/>
-                <w:i w:val="0"/>
-                <w:iCs w:val="0"/>
-                <w:color w:val="000000"/>
-                <w:kern w:val="2"/>
-                <w:sz w:val="20"/>
-                <w:szCs w:val="20"/>
-                <w:u w:val="none"/>
-                <w:lang w:val="en-US" w:eastAsia="zh-CN" w:bidi="ar-SA"/>
-              </w:rPr>
-            </w:pPr>
-            <w:r>
-              <w:rPr>
-                <w:rFonts w:hint="default" w:ascii="Times New Roman" w:hAnsi="Times New Roman" w:eastAsia="宋体" w:cs="Times New Roman"/>
-                <w:b w:val="0"/>
-                <w:bCs w:val="0"/>
-                <w:i w:val="0"/>
-                <w:iCs w:val="0"/>
-                <w:color w:val="000000"/>
-                <w:kern w:val="0"/>
-                <w:sz w:val="20"/>
-                <w:szCs w:val="20"/>
-                <w:u w:val="none"/>
-                <w:lang w:val="en-US" w:eastAsia="zh-CN" w:bidi="ar"/>
-              </w:rPr>
-              <w:t>p.H1047R</w:t>
-            </w:r>
-          </w:p>
-        </w:tc>
-      </w:tr>
-      <w:tr>
-        <w:tblPrEx>
-          <w:tblBorders>
-            <w:top w:val="none" w:color="auto" w:sz="0" w:space="0"/>
-            <w:left w:val="none" w:color="auto" w:sz="0" w:space="0"/>
-            <w:bottom w:val="none" w:color="auto" w:sz="0" w:space="0"/>
-            <w:right w:val="none" w:color="auto" w:sz="0" w:space="0"/>
-            <w:insideH w:val="none" w:color="auto" w:sz="0" w:space="0"/>
-            <w:insideV w:val="none" w:color="auto" w:sz="0" w:space="0"/>
-          </w:tblBorders>
-          <w:shd w:val="clear" w:color="auto" w:fill="auto"/>
-          <w:tblCellMar>
-            <w:top w:w="0" w:type="dxa"/>
-            <w:left w:w="108" w:type="dxa"/>
-            <w:bottom w:w="0" w:type="dxa"/>
-            <w:right w:w="108" w:type="dxa"/>
-          </w:tblCellMar>
-        </w:tblPrEx>
-        <w:trPr>
-          <w:trHeight w:val="340" w:hRule="atLeast"/>
-        </w:trPr>
-        <w:tc>
-          <w:tcPr>
-            <w:tcW w:w="672" w:type="pct"/>
-            <w:tcBorders>
-              <w:top w:val="single" w:color="000000" w:sz="4" w:space="0"/>
-              <w:left w:val="single" w:color="000000" w:sz="4" w:space="0"/>
-              <w:bottom w:val="single" w:color="000000" w:sz="4" w:space="0"/>
-              <w:right w:val="single" w:color="000000" w:sz="4" w:space="0"/>
-            </w:tcBorders>
-            <w:shd w:val="clear" w:color="auto" w:fill="FFFFFF"/>
-            <w:vAlign w:val="center"/>
-          </w:tcPr>
-          <w:p>
-            <w:pPr>
-              <w:keepNext w:val="0"/>
-              <w:keepLines w:val="0"/>
-              <w:widowControl/>
-              <w:suppressLineNumbers w:val="0"/>
-              <w:jc w:val="left"/>
-              <w:textAlignment w:val="center"/>
-              <w:rPr>
-                <w:rFonts w:hint="default" w:ascii="Times New Roman" w:hAnsi="Times New Roman" w:eastAsia="宋体" w:cs="Times New Roman"/>
-                <w:b w:val="0"/>
-                <w:bCs w:val="0"/>
-                <w:i w:val="0"/>
-                <w:iCs w:val="0"/>
-                <w:color w:val="000000"/>
-                <w:kern w:val="0"/>
-                <w:sz w:val="20"/>
-                <w:szCs w:val="20"/>
-                <w:u w:val="none"/>
-                <w:lang w:val="en-US" w:eastAsia="zh-CN" w:bidi="ar"/>
-              </w:rPr>
-            </w:pPr>
-            <w:r>
-              <w:rPr>
-                <w:rFonts w:hint="eastAsia" w:ascii="Times New Roman" w:hAnsi="Times New Roman" w:eastAsia="宋体" w:cs="Times New Roman"/>
-                <w:b w:val="0"/>
-                <w:bCs w:val="0"/>
-                <w:i w:val="0"/>
-                <w:iCs w:val="0"/>
-                <w:color w:val="000000"/>
-                <w:kern w:val="0"/>
-                <w:sz w:val="20"/>
-                <w:szCs w:val="20"/>
-                <w:u w:val="none"/>
-                <w:lang w:val="en-US" w:eastAsia="zh-CN" w:bidi="ar"/>
-              </w:rPr>
-              <w:t>PTEN</w:t>
-            </w:r>
-          </w:p>
-        </w:tc>
-        <w:tc>
-          <w:tcPr>
-            <w:tcW w:w="792" w:type="pct"/>
-            <w:tcBorders>
-              <w:top w:val="single" w:color="000000" w:sz="4" w:space="0"/>
-              <w:left w:val="single" w:color="000000" w:sz="4" w:space="0"/>
-              <w:bottom w:val="single" w:color="000000" w:sz="4" w:space="0"/>
-              <w:right w:val="single" w:color="000000" w:sz="4" w:space="0"/>
-            </w:tcBorders>
-            <w:shd w:val="clear" w:color="auto" w:fill="FFFFFF"/>
-            <w:vAlign w:val="center"/>
-          </w:tcPr>
-          <w:p>
-            <w:pPr>
-              <w:keepNext w:val="0"/>
-              <w:keepLines w:val="0"/>
-              <w:widowControl/>
-              <w:suppressLineNumbers w:val="0"/>
-              <w:jc w:val="left"/>
-              <w:textAlignment w:val="center"/>
-              <w:rPr>
-                <w:rFonts w:hint="default" w:ascii="Times New Roman" w:hAnsi="Times New Roman" w:eastAsia="宋体" w:cs="Times New Roman"/>
-                <w:b w:val="0"/>
-                <w:bCs w:val="0"/>
-                <w:i w:val="0"/>
-                <w:iCs w:val="0"/>
-                <w:color w:val="000000"/>
-                <w:kern w:val="0"/>
-                <w:sz w:val="20"/>
-                <w:szCs w:val="20"/>
-                <w:u w:val="none"/>
-                <w:lang w:val="en-US" w:eastAsia="zh-CN" w:bidi="ar"/>
-              </w:rPr>
-            </w:pPr>
-            <w:r>
-              <w:rPr>
-                <w:rFonts w:hint="eastAsia" w:ascii="Times New Roman" w:hAnsi="Times New Roman" w:eastAsia="宋体" w:cs="Times New Roman"/>
-                <w:b w:val="0"/>
-                <w:bCs w:val="0"/>
-                <w:i w:val="0"/>
-                <w:iCs w:val="0"/>
-                <w:color w:val="000000"/>
-                <w:kern w:val="0"/>
-                <w:sz w:val="20"/>
-                <w:szCs w:val="20"/>
-                <w:u w:val="none"/>
-                <w:lang w:val="en-US" w:eastAsia="zh-CN" w:bidi="ar"/>
-              </w:rPr>
-              <w:t>1</w:t>
-            </w:r>
-          </w:p>
-        </w:tc>
-        <w:tc>
-          <w:tcPr>
-            <w:tcW w:w="1842" w:type="pct"/>
-            <w:tcBorders>
-              <w:top w:val="single" w:color="000000" w:sz="4" w:space="0"/>
-              <w:left w:val="single" w:color="000000" w:sz="4" w:space="0"/>
-              <w:bottom w:val="single" w:color="000000" w:sz="4" w:space="0"/>
-              <w:right w:val="single" w:color="000000" w:sz="4" w:space="0"/>
-            </w:tcBorders>
-            <w:shd w:val="clear" w:color="auto" w:fill="FFFFFF"/>
-            <w:vAlign w:val="center"/>
-          </w:tcPr>
-          <w:p>
-            <w:pPr>
-              <w:keepNext w:val="0"/>
-              <w:keepLines w:val="0"/>
-              <w:widowControl/>
-              <w:suppressLineNumbers w:val="0"/>
-              <w:jc w:val="left"/>
-              <w:textAlignment w:val="center"/>
-              <w:rPr>
-                <w:rFonts w:hint="default" w:ascii="Times New Roman" w:hAnsi="Times New Roman" w:eastAsia="宋体" w:cs="Times New Roman"/>
-                <w:b w:val="0"/>
-                <w:bCs w:val="0"/>
-                <w:i w:val="0"/>
-                <w:iCs w:val="0"/>
-                <w:color w:val="000000"/>
-                <w:kern w:val="0"/>
-                <w:sz w:val="20"/>
-                <w:szCs w:val="20"/>
-                <w:u w:val="none"/>
-                <w:lang w:val="en-US" w:eastAsia="zh-CN" w:bidi="ar"/>
-              </w:rPr>
-            </w:pPr>
-            <w:r>
-              <w:rPr>
-                <w:rFonts w:hint="default" w:ascii="Times New Roman" w:hAnsi="Times New Roman" w:eastAsia="宋体" w:cs="Times New Roman"/>
-                <w:b w:val="0"/>
-                <w:bCs w:val="0"/>
-                <w:i w:val="0"/>
-                <w:iCs w:val="0"/>
-                <w:color w:val="000000"/>
-                <w:kern w:val="0"/>
-                <w:sz w:val="20"/>
-                <w:szCs w:val="20"/>
-                <w:u w:val="none"/>
-                <w:lang w:val="en-US" w:eastAsia="zh-CN" w:bidi="ar"/>
-              </w:rPr>
-              <w:t>c.70G&gt;T</w:t>
-            </w:r>
-          </w:p>
-        </w:tc>
-        <w:tc>
-          <w:tcPr>
-            <w:tcW w:w="1692" w:type="pct"/>
-            <w:tcBorders>
-              <w:top w:val="single" w:color="000000" w:sz="4" w:space="0"/>
-              <w:left w:val="single" w:color="000000" w:sz="4" w:space="0"/>
-              <w:bottom w:val="single" w:color="000000" w:sz="4" w:space="0"/>
-              <w:right w:val="single" w:color="000000" w:sz="4" w:space="0"/>
-            </w:tcBorders>
-            <w:shd w:val="clear" w:color="auto" w:fill="FFFFFF"/>
-            <w:noWrap/>
-            <w:vAlign w:val="center"/>
-          </w:tcPr>
-          <w:p>
-            <w:pPr>
-              <w:keepNext w:val="0"/>
-              <w:keepLines w:val="0"/>
-              <w:widowControl/>
-              <w:suppressLineNumbers w:val="0"/>
-              <w:jc w:val="left"/>
-              <w:textAlignment w:val="center"/>
-              <w:rPr>
-                <w:rFonts w:hint="default" w:ascii="Times New Roman" w:hAnsi="Times New Roman" w:eastAsia="宋体" w:cs="Times New Roman"/>
-                <w:b w:val="0"/>
-                <w:bCs w:val="0"/>
-                <w:i w:val="0"/>
-                <w:iCs w:val="0"/>
-                <w:color w:val="000000"/>
-                <w:kern w:val="0"/>
-                <w:sz w:val="20"/>
-                <w:szCs w:val="20"/>
-                <w:u w:val="none"/>
-                <w:lang w:val="en-US" w:eastAsia="zh-CN" w:bidi="ar"/>
-              </w:rPr>
-            </w:pPr>
-            <w:r>
-              <w:rPr>
-                <w:rFonts w:hint="default" w:ascii="Times New Roman" w:hAnsi="Times New Roman" w:eastAsia="宋体" w:cs="Times New Roman"/>
-                <w:b w:val="0"/>
-                <w:bCs w:val="0"/>
-                <w:i w:val="0"/>
-                <w:iCs w:val="0"/>
-                <w:color w:val="000000"/>
-                <w:kern w:val="0"/>
-                <w:sz w:val="20"/>
-                <w:szCs w:val="20"/>
-                <w:u w:val="none"/>
-                <w:lang w:val="en-US" w:eastAsia="zh-CN" w:bidi="ar"/>
-              </w:rPr>
-              <w:t>p.D24Y</w:t>
-            </w:r>
-          </w:p>
-        </w:tc>
-      </w:tr>
-      <w:tr>
-        <w:tblPrEx>
-          <w:tblBorders>
-            <w:top w:val="none" w:color="auto" w:sz="0" w:space="0"/>
-            <w:left w:val="none" w:color="auto" w:sz="0" w:space="0"/>
-            <w:bottom w:val="none" w:color="auto" w:sz="0" w:space="0"/>
-            <w:right w:val="none" w:color="auto" w:sz="0" w:space="0"/>
-            <w:insideH w:val="none" w:color="auto" w:sz="0" w:space="0"/>
-            <w:insideV w:val="none" w:color="auto" w:sz="0" w:space="0"/>
-          </w:tblBorders>
-          <w:shd w:val="clear" w:color="auto" w:fill="auto"/>
-          <w:tblCellMar>
-            <w:top w:w="0" w:type="dxa"/>
-            <w:left w:w="108" w:type="dxa"/>
-            <w:bottom w:w="0" w:type="dxa"/>
-            <w:right w:w="108" w:type="dxa"/>
-          </w:tblCellMar>
-        </w:tblPrEx>
-        <w:trPr>
-          <w:trHeight w:val="340" w:hRule="atLeast"/>
-        </w:trPr>
-        <w:tc>
-          <w:tcPr>
-            <w:tcW w:w="672" w:type="pct"/>
-            <w:tcBorders>
-              <w:top w:val="single" w:color="000000" w:sz="4" w:space="0"/>
-              <w:left w:val="single" w:color="000000" w:sz="4" w:space="0"/>
-              <w:bottom w:val="single" w:color="000000" w:sz="4" w:space="0"/>
-              <w:right w:val="single" w:color="000000" w:sz="4" w:space="0"/>
-            </w:tcBorders>
-            <w:shd w:val="clear" w:color="auto" w:fill="FFFFFF"/>
-            <w:vAlign w:val="center"/>
-          </w:tcPr>
-          <w:p>
-            <w:pPr>
-              <w:keepNext w:val="0"/>
-              <w:keepLines w:val="0"/>
-              <w:widowControl/>
-              <w:suppressLineNumbers w:val="0"/>
-              <w:jc w:val="left"/>
-              <w:textAlignment w:val="center"/>
-              <w:rPr>
-                <w:rFonts w:hint="default" w:ascii="Times New Roman" w:hAnsi="Times New Roman" w:eastAsia="宋体" w:cs="Times New Roman"/>
-                <w:b w:val="0"/>
-                <w:bCs w:val="0"/>
-                <w:i w:val="0"/>
-                <w:iCs w:val="0"/>
-                <w:color w:val="000000"/>
-                <w:kern w:val="0"/>
-                <w:sz w:val="20"/>
-                <w:szCs w:val="20"/>
-                <w:u w:val="none"/>
-                <w:lang w:val="en-US" w:eastAsia="zh-CN" w:bidi="ar"/>
-              </w:rPr>
-            </w:pPr>
-            <w:r>
-              <w:rPr>
-                <w:rFonts w:hint="eastAsia" w:ascii="Times New Roman" w:hAnsi="Times New Roman" w:eastAsia="宋体" w:cs="Times New Roman"/>
-                <w:b w:val="0"/>
-                <w:bCs w:val="0"/>
-                <w:i w:val="0"/>
-                <w:iCs w:val="0"/>
-                <w:color w:val="000000"/>
-                <w:kern w:val="0"/>
-                <w:sz w:val="20"/>
-                <w:szCs w:val="20"/>
-                <w:u w:val="none"/>
-                <w:lang w:val="en-US" w:eastAsia="zh-CN" w:bidi="ar"/>
-              </w:rPr>
-              <w:t>PTEN</w:t>
-            </w:r>
-          </w:p>
-        </w:tc>
-        <w:tc>
-          <w:tcPr>
-            <w:tcW w:w="792" w:type="pct"/>
-            <w:tcBorders>
-              <w:top w:val="single" w:color="000000" w:sz="4" w:space="0"/>
-              <w:left w:val="single" w:color="000000" w:sz="4" w:space="0"/>
-              <w:bottom w:val="single" w:color="000000" w:sz="4" w:space="0"/>
-              <w:right w:val="single" w:color="000000" w:sz="4" w:space="0"/>
-            </w:tcBorders>
-            <w:shd w:val="clear" w:color="auto" w:fill="FFFFFF"/>
-            <w:vAlign w:val="center"/>
-          </w:tcPr>
-          <w:p>
-            <w:pPr>
-              <w:keepNext w:val="0"/>
-              <w:keepLines w:val="0"/>
-              <w:widowControl/>
-              <w:suppressLineNumbers w:val="0"/>
-              <w:jc w:val="left"/>
-              <w:textAlignment w:val="center"/>
-              <w:rPr>
-                <w:rFonts w:hint="default" w:ascii="Times New Roman" w:hAnsi="Times New Roman" w:eastAsia="宋体" w:cs="Times New Roman"/>
-                <w:b w:val="0"/>
-                <w:bCs w:val="0"/>
-                <w:i w:val="0"/>
-                <w:iCs w:val="0"/>
-                <w:color w:val="000000"/>
-                <w:kern w:val="0"/>
-                <w:sz w:val="20"/>
-                <w:szCs w:val="20"/>
-                <w:u w:val="none"/>
-                <w:lang w:val="en-US" w:eastAsia="zh-CN" w:bidi="ar"/>
-              </w:rPr>
-            </w:pPr>
-            <w:r>
-              <w:rPr>
-                <w:rFonts w:hint="eastAsia" w:ascii="Times New Roman" w:hAnsi="Times New Roman" w:eastAsia="宋体" w:cs="Times New Roman"/>
-                <w:b w:val="0"/>
-                <w:bCs w:val="0"/>
-                <w:i w:val="0"/>
-                <w:iCs w:val="0"/>
-                <w:color w:val="000000"/>
-                <w:kern w:val="0"/>
-                <w:sz w:val="20"/>
-                <w:szCs w:val="20"/>
-                <w:u w:val="none"/>
-                <w:lang w:val="en-US" w:eastAsia="zh-CN" w:bidi="ar"/>
-              </w:rPr>
-              <w:t>5</w:t>
-            </w:r>
-          </w:p>
-        </w:tc>
-        <w:tc>
-          <w:tcPr>
-            <w:tcW w:w="1842" w:type="pct"/>
-            <w:tcBorders>
-              <w:top w:val="single" w:color="000000" w:sz="4" w:space="0"/>
-              <w:left w:val="single" w:color="000000" w:sz="4" w:space="0"/>
-              <w:bottom w:val="single" w:color="000000" w:sz="4" w:space="0"/>
-              <w:right w:val="single" w:color="000000" w:sz="4" w:space="0"/>
-            </w:tcBorders>
-            <w:shd w:val="clear" w:color="auto" w:fill="FFFFFF"/>
-            <w:vAlign w:val="center"/>
-          </w:tcPr>
-          <w:p>
-            <w:pPr>
-              <w:keepNext w:val="0"/>
-              <w:keepLines w:val="0"/>
-              <w:widowControl/>
-              <w:suppressLineNumbers w:val="0"/>
-              <w:jc w:val="left"/>
-              <w:textAlignment w:val="center"/>
-              <w:rPr>
-                <w:rFonts w:hint="default" w:ascii="Times New Roman" w:hAnsi="Times New Roman" w:eastAsia="宋体" w:cs="Times New Roman"/>
-                <w:b w:val="0"/>
-                <w:bCs w:val="0"/>
-                <w:i w:val="0"/>
-                <w:iCs w:val="0"/>
-                <w:color w:val="000000"/>
-                <w:kern w:val="0"/>
-                <w:sz w:val="20"/>
-                <w:szCs w:val="20"/>
-                <w:u w:val="none"/>
-                <w:lang w:val="en-US" w:eastAsia="zh-CN" w:bidi="ar"/>
-              </w:rPr>
-            </w:pPr>
-            <w:r>
-              <w:rPr>
-                <w:rFonts w:hint="default" w:ascii="Times New Roman" w:hAnsi="Times New Roman" w:eastAsia="宋体" w:cs="Times New Roman"/>
-                <w:b w:val="0"/>
-                <w:bCs w:val="0"/>
-                <w:i w:val="0"/>
-                <w:iCs w:val="0"/>
-                <w:color w:val="000000"/>
-                <w:kern w:val="0"/>
-                <w:sz w:val="20"/>
-                <w:szCs w:val="20"/>
-                <w:u w:val="none"/>
-                <w:lang w:val="en-US" w:eastAsia="zh-CN" w:bidi="ar"/>
-              </w:rPr>
-              <w:t>c.389G&gt;A</w:t>
-            </w:r>
-          </w:p>
-        </w:tc>
-        <w:tc>
-          <w:tcPr>
-            <w:tcW w:w="1692" w:type="pct"/>
-            <w:tcBorders>
-              <w:top w:val="single" w:color="000000" w:sz="4" w:space="0"/>
-              <w:left w:val="single" w:color="000000" w:sz="4" w:space="0"/>
-              <w:bottom w:val="single" w:color="000000" w:sz="4" w:space="0"/>
-              <w:right w:val="single" w:color="000000" w:sz="4" w:space="0"/>
-            </w:tcBorders>
-            <w:shd w:val="clear" w:color="auto" w:fill="FFFFFF"/>
-            <w:noWrap/>
-            <w:vAlign w:val="center"/>
-          </w:tcPr>
-          <w:p>
-            <w:pPr>
-              <w:keepNext w:val="0"/>
-              <w:keepLines w:val="0"/>
-              <w:widowControl/>
-              <w:suppressLineNumbers w:val="0"/>
-              <w:jc w:val="left"/>
-              <w:textAlignment w:val="center"/>
-              <w:rPr>
-                <w:rFonts w:hint="default" w:ascii="Times New Roman" w:hAnsi="Times New Roman" w:eastAsia="宋体" w:cs="Times New Roman"/>
-                <w:b w:val="0"/>
-                <w:bCs w:val="0"/>
-                <w:i w:val="0"/>
-                <w:iCs w:val="0"/>
-                <w:color w:val="000000"/>
-                <w:kern w:val="0"/>
-                <w:sz w:val="20"/>
-                <w:szCs w:val="20"/>
-                <w:u w:val="none"/>
-                <w:lang w:val="en-US" w:eastAsia="zh-CN" w:bidi="ar"/>
-              </w:rPr>
-            </w:pPr>
-            <w:r>
-              <w:rPr>
-                <w:rFonts w:hint="default" w:ascii="Times New Roman" w:hAnsi="Times New Roman" w:eastAsia="宋体" w:cs="Times New Roman"/>
-                <w:b w:val="0"/>
-                <w:bCs w:val="0"/>
-                <w:i w:val="0"/>
-                <w:iCs w:val="0"/>
-                <w:color w:val="000000"/>
-                <w:kern w:val="0"/>
-                <w:sz w:val="20"/>
-                <w:szCs w:val="20"/>
-                <w:u w:val="none"/>
-                <w:lang w:val="en-US" w:eastAsia="zh-CN" w:bidi="ar"/>
-              </w:rPr>
-              <w:t>p.R130Q</w:t>
-            </w:r>
-          </w:p>
-        </w:tc>
-      </w:tr>
-      <w:tr>
-        <w:tblPrEx>
-          <w:tblBorders>
-            <w:top w:val="none" w:color="auto" w:sz="0" w:space="0"/>
-            <w:left w:val="none" w:color="auto" w:sz="0" w:space="0"/>
-            <w:bottom w:val="none" w:color="auto" w:sz="0" w:space="0"/>
-            <w:right w:val="none" w:color="auto" w:sz="0" w:space="0"/>
-            <w:insideH w:val="none" w:color="auto" w:sz="0" w:space="0"/>
-            <w:insideV w:val="none" w:color="auto" w:sz="0" w:space="0"/>
-          </w:tblBorders>
-          <w:shd w:val="clear" w:color="auto" w:fill="auto"/>
           <w:tblCellMar>
             <w:top w:w="0" w:type="dxa"/>
             <w:left w:w="108" w:type="dxa"/>
@@ -42032,15 +41845,15 @@
           <w:lang w:eastAsia="zh-CN"/>
         </w:rPr>
       </w:pPr>
-      <w:bookmarkStart w:id="102" w:name="_Toc4870"/>
-      <w:bookmarkStart w:id="103" w:name="_Toc15114"/>
+      <w:bookmarkStart w:id="102" w:name="_Toc15114"/>
+      <w:bookmarkStart w:id="103" w:name="_Toc4870"/>
       <w:bookmarkStart w:id="104" w:name="_Toc3409"/>
-      <w:bookmarkStart w:id="105" w:name="_Toc20170_WPSOffice_Level1"/>
-      <w:bookmarkStart w:id="106" w:name="_Toc26985_WPSOffice_Level1"/>
-      <w:bookmarkStart w:id="107" w:name="_Toc28454_WPSOffice_Level1"/>
-      <w:bookmarkStart w:id="108" w:name="_Toc31185"/>
-      <w:bookmarkStart w:id="109" w:name="_Toc20924"/>
-      <w:bookmarkStart w:id="110" w:name="_Toc27693"/>
+      <w:bookmarkStart w:id="105" w:name="_Toc28454_WPSOffice_Level1"/>
+      <w:bookmarkStart w:id="106" w:name="_Toc20924"/>
+      <w:bookmarkStart w:id="107" w:name="_Toc20170_WPSOffice_Level1"/>
+      <w:bookmarkStart w:id="108" w:name="_Toc27693"/>
+      <w:bookmarkStart w:id="109" w:name="_Toc26985_WPSOffice_Level1"/>
+      <w:bookmarkStart w:id="110" w:name="_Toc31185"/>
       <w:r>
         <w:rPr>
           <w:rFonts w:hint="eastAsia"/>
@@ -42686,11 +42499,11 @@
       <w:bookmarkStart w:id="113" w:name="_Toc27809"/>
       <w:bookmarkStart w:id="114" w:name="_Toc4503"/>
       <w:bookmarkStart w:id="115" w:name="_Toc22623"/>
-      <w:bookmarkStart w:id="116" w:name="_Toc22162_WPSOffice_Level1"/>
-      <w:bookmarkStart w:id="117" w:name="_Toc14611_WPSOffice_Level1"/>
-      <w:bookmarkStart w:id="118" w:name="_Toc17792_WPSOffice_Level2"/>
-      <w:bookmarkStart w:id="119" w:name="_Toc19584_WPSOffice_Level1"/>
-      <w:bookmarkStart w:id="120" w:name="_Toc13275"/>
+      <w:bookmarkStart w:id="116" w:name="_Toc17792_WPSOffice_Level2"/>
+      <w:bookmarkStart w:id="117" w:name="_Toc13275"/>
+      <w:bookmarkStart w:id="118" w:name="_Toc14611_WPSOffice_Level1"/>
+      <w:bookmarkStart w:id="119" w:name="_Toc22162_WPSOffice_Level1"/>
+      <w:bookmarkStart w:id="120" w:name="_Toc19584_WPSOffice_Level1"/>
       <w:r>
         <w:rPr>
           <w:rFonts w:hint="eastAsia"/>
